--- a/Documentation/Software_Project_Master_Document (2).docx
+++ b/Documentation/Software_Project_Master_Document (2).docx
@@ -588,6 +588,7 @@
               <w:rPr>
                 <w:sz w:val="17"/>
               </w:rPr>
+              <w:lastRenderedPageBreak/>
               <w:t>Authentication</w:t>
             </w:r>
           </w:p>
@@ -602,28 +603,20 @@
               <w:rPr>
                 <w:sz w:val="17"/>
               </w:rPr>
-              <w:t xml:space="preserve">Login, validation, roles and </w:t>
-            </w:r>
+              <w:t>Login, validation, roles and sessions.</w:t>
+            </w:r>
+          </w:p>
+        </w:tc>
+        <w:tc>
+          <w:tcPr>
+            <w:tcW w:w="2880" w:type="dxa"/>
+            <w:vAlign w:val="center"/>
+          </w:tcPr>
+          <w:p>
             <w:r>
               <w:rPr>
                 <w:sz w:val="17"/>
               </w:rPr>
-              <w:lastRenderedPageBreak/>
-              <w:t>sessions.</w:t>
-            </w:r>
-          </w:p>
-        </w:tc>
-        <w:tc>
-          <w:tcPr>
-            <w:tcW w:w="2880" w:type="dxa"/>
-            <w:vAlign w:val="center"/>
-          </w:tcPr>
-          <w:p>
-            <w:r>
-              <w:rPr>
-                <w:sz w:val="17"/>
-              </w:rPr>
-              <w:lastRenderedPageBreak/>
               <w:t>Core</w:t>
             </w:r>
           </w:p>
@@ -1673,21 +1666,21 @@
           <w:sz w:val="17"/>
         </w:rPr>
         <w:br/>
-        <w:t>User 1 ───&lt; Notification</w:t>
       </w:r>
       <w:r>
         <w:rPr>
           <w:rFonts w:ascii="Consolas" w:hAnsi="Consolas"/>
           <w:sz w:val="17"/>
         </w:rPr>
-        <w:br/>
+        <w:lastRenderedPageBreak/>
+        <w:t>User 1 ───&lt; Notification</w:t>
       </w:r>
       <w:r>
         <w:rPr>
           <w:rFonts w:ascii="Consolas" w:hAnsi="Consolas"/>
           <w:sz w:val="17"/>
         </w:rPr>
-        <w:lastRenderedPageBreak/>
+        <w:br/>
         <w:t>User 1 ───&lt; NotificationPreference</w:t>
       </w:r>
       <w:r>
@@ -2052,21 +2045,21 @@
           <w:sz w:val="17"/>
         </w:rPr>
         <w:br/>
-        <w:t>┌──────────────────────────────────────┐</w:t>
       </w:r>
       <w:r>
         <w:rPr>
           <w:rFonts w:ascii="Consolas" w:hAnsi="Consolas"/>
           <w:sz w:val="17"/>
         </w:rPr>
-        <w:br/>
+        <w:lastRenderedPageBreak/>
+        <w:t>┌──────────────────────────────────────┐</w:t>
       </w:r>
       <w:r>
         <w:rPr>
           <w:rFonts w:ascii="Consolas" w:hAnsi="Consolas"/>
           <w:sz w:val="17"/>
         </w:rPr>
-        <w:lastRenderedPageBreak/>
+        <w:br/>
         <w:t>│ Who are you?                         │</w:t>
       </w:r>
       <w:r>
@@ -2584,21 +2577,21 @@
           <w:sz w:val="17"/>
         </w:rPr>
         <w:br/>
-        <w:t>Property</w:t>
       </w:r>
       <w:r>
         <w:rPr>
           <w:rFonts w:ascii="Consolas" w:hAnsi="Consolas"/>
           <w:sz w:val="17"/>
         </w:rPr>
-        <w:br/>
+        <w:lastRenderedPageBreak/>
+        <w:t>Property</w:t>
       </w:r>
       <w:r>
         <w:rPr>
           <w:rFonts w:ascii="Consolas" w:hAnsi="Consolas"/>
           <w:sz w:val="17"/>
         </w:rPr>
-        <w:lastRenderedPageBreak/>
+        <w:br/>
         <w:t>- propertyId : int</w:t>
       </w:r>
       <w:r>
@@ -3024,13 +3017,20 @@
           <w:sz w:val="17"/>
         </w:rPr>
         <w:br/>
-        <w:t>User 1..* Notification</w:t>
       </w:r>
       <w:r>
         <w:rPr>
           <w:rFonts w:ascii="Consolas" w:hAnsi="Consolas"/>
           <w:sz w:val="17"/>
         </w:rPr>
+        <w:lastRenderedPageBreak/>
+        <w:t>User 1..* Notification</w:t>
+      </w:r>
+      <w:r>
+        <w:rPr>
+          <w:rFonts w:ascii="Consolas" w:hAnsi="Consolas"/>
+          <w:sz w:val="17"/>
+        </w:rPr>
         <w:br/>
         <w:t>User 1..* NotificationPreference</w:t>
       </w:r>
@@ -3040,7 +3040,6 @@
         <w:pStyle w:val="Heading2"/>
       </w:pPr>
       <w:r>
-        <w:lastRenderedPageBreak/>
         <w:t>4.5 UML Sequence — Login</w:t>
       </w:r>
     </w:p>
@@ -3786,6 +3785,7 @@
         <w:pStyle w:val="Heading2"/>
       </w:pPr>
       <w:r>
+        <w:lastRenderedPageBreak/>
         <w:t>5.3 Current Project Structure</w:t>
       </w:r>
     </w:p>
@@ -3811,14 +3811,15 @@
           <w:sz w:val="17"/>
         </w:rPr>
         <w:br/>
+        <w:t>├── controllers/     # UI/event controllers</w:t>
       </w:r>
       <w:r>
         <w:rPr>
           <w:rFonts w:ascii="Consolas" w:hAnsi="Consolas"/>
           <w:sz w:val="17"/>
         </w:rPr>
-        <w:lastRenderedPageBreak/>
-        <w:t>├── controllers/     # UI/event controllers</w:t>
+        <w:br/>
+        <w:t>├── resources/       # Qt resources</w:t>
       </w:r>
       <w:r>
         <w:rPr>
@@ -3826,7 +3827,7 @@
           <w:sz w:val="17"/>
         </w:rPr>
         <w:br/>
-        <w:t>├── resources/       # Qt resources</w:t>
+        <w:t>├── styles/          # visual styles</w:t>
       </w:r>
       <w:r>
         <w:rPr>
@@ -3834,7 +3835,7 @@
           <w:sz w:val="17"/>
         </w:rPr>
         <w:br/>
-        <w:t>├── styles/          # visual styles</w:t>
+        <w:t>├── ui/              # Qt Designer files</w:t>
       </w:r>
       <w:r>
         <w:rPr>
@@ -3842,7 +3843,7 @@
           <w:sz w:val="17"/>
         </w:rPr>
         <w:br/>
-        <w:t>├── ui/              # Qt Designer files</w:t>
+        <w:t>│   └── calculator.ui</w:t>
       </w:r>
       <w:r>
         <w:rPr>
@@ -3850,7 +3851,7 @@
           <w:sz w:val="17"/>
         </w:rPr>
         <w:br/>
-        <w:t>│   └── calculator.ui</w:t>
+        <w:t>├── main.py          # current Python entry point</w:t>
       </w:r>
       <w:r>
         <w:rPr>
@@ -3858,7 +3859,7 @@
           <w:sz w:val="17"/>
         </w:rPr>
         <w:br/>
-        <w:t>├── main.py          # current Python entry point</w:t>
+        <w:t>├── README.txt</w:t>
       </w:r>
       <w:r>
         <w:rPr>
@@ -3866,7 +3867,7 @@
           <w:sz w:val="17"/>
         </w:rPr>
         <w:br/>
-        <w:t>├── README.txt</w:t>
+        <w:t>└── requirements.txt</w:t>
       </w:r>
       <w:r>
         <w:rPr>
@@ -3874,7 +3875,6 @@
           <w:sz w:val="17"/>
         </w:rPr>
         <w:br/>
-        <w:t>└── requirements.txt</w:t>
       </w:r>
       <w:r>
         <w:rPr>
@@ -3882,6 +3882,7 @@
           <w:sz w:val="17"/>
         </w:rPr>
         <w:br/>
+        <w:t>PROPOSED FUTURE STRUCTURE</w:t>
       </w:r>
       <w:r>
         <w:rPr>
@@ -3889,7 +3890,7 @@
           <w:sz w:val="17"/>
         </w:rPr>
         <w:br/>
-        <w:t>PROPOSED FUTURE STRUCTURE</w:t>
+        <w:t>├── models/</w:t>
       </w:r>
       <w:r>
         <w:rPr>
@@ -3897,7 +3898,7 @@
           <w:sz w:val="17"/>
         </w:rPr>
         <w:br/>
-        <w:t>├── models/</w:t>
+        <w:t>├── repositories/    # database access</w:t>
       </w:r>
       <w:r>
         <w:rPr>
@@ -3905,7 +3906,7 @@
           <w:sz w:val="17"/>
         </w:rPr>
         <w:br/>
-        <w:t>├── repositories/    # database access</w:t>
+        <w:t>├── services/        # business logic</w:t>
       </w:r>
       <w:r>
         <w:rPr>
@@ -3913,7 +3914,7 @@
           <w:sz w:val="17"/>
         </w:rPr>
         <w:br/>
-        <w:t>├── services/        # business logic</w:t>
+        <w:t>├── controllers/</w:t>
       </w:r>
       <w:r>
         <w:rPr>
@@ -3921,7 +3922,7 @@
           <w:sz w:val="17"/>
         </w:rPr>
         <w:br/>
-        <w:t>├── controllers/</w:t>
+        <w:t>├── tasks/           # scheduled/background jobs</w:t>
       </w:r>
       <w:r>
         <w:rPr>
@@ -3929,7 +3930,7 @@
           <w:sz w:val="17"/>
         </w:rPr>
         <w:br/>
-        <w:t>├── tasks/           # scheduled/background jobs</w:t>
+        <w:t>├── notifications/</w:t>
       </w:r>
       <w:r>
         <w:rPr>
@@ -3937,7 +3938,7 @@
           <w:sz w:val="17"/>
         </w:rPr>
         <w:br/>
-        <w:t>├── notifications/</w:t>
+        <w:t>├── database/</w:t>
       </w:r>
       <w:r>
         <w:rPr>
@@ -3945,7 +3946,7 @@
           <w:sz w:val="17"/>
         </w:rPr>
         <w:br/>
-        <w:t>├── database/</w:t>
+        <w:t>│   ├── schema/</w:t>
       </w:r>
       <w:r>
         <w:rPr>
@@ -3953,7 +3954,7 @@
           <w:sz w:val="17"/>
         </w:rPr>
         <w:br/>
-        <w:t>│   ├── schema/</w:t>
+        <w:t>│   └── migrations/</w:t>
       </w:r>
       <w:r>
         <w:rPr>
@@ -3961,7 +3962,7 @@
           <w:sz w:val="17"/>
         </w:rPr>
         <w:br/>
-        <w:t>│   └── migrations/</w:t>
+        <w:t>├── ui/</w:t>
       </w:r>
       <w:r>
         <w:rPr>
@@ -3969,7 +3970,7 @@
           <w:sz w:val="17"/>
         </w:rPr>
         <w:br/>
-        <w:t>├── ui/</w:t>
+        <w:t>├── assets/</w:t>
       </w:r>
       <w:r>
         <w:rPr>
@@ -3977,7 +3978,7 @@
           <w:sz w:val="17"/>
         </w:rPr>
         <w:br/>
-        <w:t>├── assets/</w:t>
+        <w:t>├── resources/</w:t>
       </w:r>
       <w:r>
         <w:rPr>
@@ -3985,7 +3986,7 @@
           <w:sz w:val="17"/>
         </w:rPr>
         <w:br/>
-        <w:t>├── resources/</w:t>
+        <w:t>├── styles/</w:t>
       </w:r>
       <w:r>
         <w:rPr>
@@ -3993,7 +3994,7 @@
           <w:sz w:val="17"/>
         </w:rPr>
         <w:br/>
-        <w:t>├── styles/</w:t>
+        <w:t>├── tests/</w:t>
       </w:r>
       <w:r>
         <w:rPr>
@@ -4001,14 +4002,6 @@
           <w:sz w:val="17"/>
         </w:rPr>
         <w:br/>
-        <w:t>├── tests/</w:t>
-      </w:r>
-      <w:r>
-        <w:rPr>
-          <w:rFonts w:ascii="Consolas" w:hAnsi="Consolas"/>
-          <w:sz w:val="17"/>
-        </w:rPr>
-        <w:br/>
         <w:t>└── main.py</w:t>
       </w:r>
     </w:p>
@@ -4177,6 +4170,7 @@
         <w:pStyle w:val="ListNumber"/>
       </w:pPr>
       <w:r>
+        <w:lastRenderedPageBreak/>
         <w:t>Implement leases and payments.</w:t>
       </w:r>
     </w:p>
@@ -4201,7 +4195,6 @@
         <w:pStyle w:val="ListNumber"/>
       </w:pPr>
       <w:r>
-        <w:lastRenderedPageBreak/>
         <w:t>Add scheduled reminder tasks.</w:t>
       </w:r>
     </w:p>
@@ -4691,6 +4684,7 @@
         <w:pStyle w:val="Heading1"/>
       </w:pPr>
       <w:r>
+        <w:lastRenderedPageBreak/>
         <w:t>8. Sequential Roadmap</w:t>
       </w:r>
     </w:p>
@@ -4752,7 +4746,6 @@
               <w:rPr>
                 <w:sz w:val="17"/>
               </w:rPr>
-              <w:lastRenderedPageBreak/>
               <w:t>1</w:t>
             </w:r>
           </w:p>
@@ -6702,6 +6695,7 @@
               <w:rPr>
                 <w:lang w:val="en-ZA"/>
               </w:rPr>
+              <w:lastRenderedPageBreak/>
               <w:t>Modules 3–10</w:t>
             </w:r>
           </w:p>
@@ -6754,14 +6748,7 @@
               <w:rPr>
                 <w:lang w:val="en-ZA"/>
               </w:rPr>
-              <w:t xml:space="preserve">Designed (Phase 3), not yet </w:t>
-            </w:r>
-            <w:r>
-              <w:rPr>
-                <w:lang w:val="en-ZA"/>
-              </w:rPr>
-              <w:lastRenderedPageBreak/>
-              <w:t>coded</w:t>
+              <w:t>Designed (Phase 3), not yet coded</w:t>
             </w:r>
           </w:p>
         </w:tc>
@@ -6787,7 +6774,6 @@
               <w:rPr>
                 <w:lang w:val="en-ZA"/>
               </w:rPr>
-              <w:lastRenderedPageBreak/>
               <w:t>20%</w:t>
             </w:r>
           </w:p>
@@ -10551,14 +10537,14 @@
               <w:rPr>
                 <w:lang w:val="en-ZA"/>
               </w:rPr>
-              <w:t>Payment Manag</w:t>
+              <w:t xml:space="preserve">Payment </w:t>
             </w:r>
             <w:r>
               <w:rPr>
                 <w:lang w:val="en-ZA"/>
               </w:rPr>
               <w:lastRenderedPageBreak/>
-              <w:t>ement</w:t>
+              <w:t>Management</w:t>
             </w:r>
           </w:p>
         </w:tc>
@@ -10592,14 +10578,14 @@
               <w:rPr>
                 <w:lang w:val="en-ZA"/>
               </w:rPr>
-              <w:t xml:space="preserve"> Designed </w:t>
+              <w:t xml:space="preserve"> Desig</w:t>
             </w:r>
             <w:r>
               <w:rPr>
                 <w:lang w:val="en-ZA"/>
               </w:rPr>
               <w:lastRenderedPageBreak/>
-              <w:t>only</w:t>
+              <w:t>ned only</w:t>
             </w:r>
           </w:p>
         </w:tc>
@@ -11194,6 +11180,7 @@
         <w:rPr>
           <w:lang w:val="en-ZA"/>
         </w:rPr>
+        <w:lastRenderedPageBreak/>
         <w:t xml:space="preserve">│   └── </w:t>
       </w:r>
       <w:proofErr w:type="spellStart"/>
@@ -11216,7 +11203,6 @@
           <w:rFonts w:ascii="MS Gothic" w:eastAsia="MS Gothic" w:hAnsi="MS Gothic" w:cs="MS Gothic" w:hint="eastAsia"/>
           <w:lang w:val="en-ZA"/>
         </w:rPr>
-        <w:lastRenderedPageBreak/>
         <w:t>├</w:t>
       </w:r>
       <w:r>
@@ -11905,6 +11891,7 @@
         <w:rPr>
           <w:lang w:val="en-ZA"/>
         </w:rPr>
+        <w:lastRenderedPageBreak/>
         <w:t xml:space="preserve">│   </w:t>
       </w:r>
       <w:r>
@@ -11938,7 +11925,6 @@
         <w:rPr>
           <w:lang w:val="en-ZA"/>
         </w:rPr>
-        <w:lastRenderedPageBreak/>
         <w:t xml:space="preserve">│   </w:t>
       </w:r>
       <w:r>
@@ -12662,6 +12648,7 @@
           <w:rFonts w:ascii="MS Gothic" w:eastAsia="MS Gothic" w:hAnsi="MS Gothic" w:cs="MS Gothic" w:hint="eastAsia"/>
           <w:lang w:val="en-ZA"/>
         </w:rPr>
+        <w:lastRenderedPageBreak/>
         <w:t>├</w:t>
       </w:r>
       <w:r>
@@ -12688,7 +12675,6 @@
         <w:rPr>
           <w:lang w:val="en-ZA"/>
         </w:rPr>
-        <w:lastRenderedPageBreak/>
         <w:t>└── SOFTWAREREQUIREDLIST</w:t>
       </w:r>
     </w:p>
@@ -13641,6 +13627,7 @@
               <w:rPr>
                 <w:lang w:val="en-ZA"/>
               </w:rPr>
+              <w:lastRenderedPageBreak/>
               <w:t>#</w:t>
             </w:r>
           </w:p>
@@ -13862,7 +13849,6 @@
               <w:rPr>
                 <w:lang w:val="en-ZA"/>
               </w:rPr>
-              <w:lastRenderedPageBreak/>
               <w:t>2</w:t>
             </w:r>
           </w:p>
@@ -15359,6 +15345,7 @@
               <w:rPr>
                 <w:lang w:val="en-ZA"/>
               </w:rPr>
+              <w:lastRenderedPageBreak/>
               <w:t>16</w:t>
             </w:r>
           </w:p>
@@ -15465,7 +15452,6 @@
               <w:rPr>
                 <w:lang w:val="en-ZA"/>
               </w:rPr>
-              <w:lastRenderedPageBreak/>
               <w:t>17</w:t>
             </w:r>
           </w:p>
@@ -16198,6 +16184,7 @@
               <w:rPr>
                 <w:lang w:val="en-ZA"/>
               </w:rPr>
+              <w:lastRenderedPageBreak/>
               <w:t>Property search, photos, prices, address</w:t>
             </w:r>
           </w:p>
@@ -16252,7 +16239,6 @@
               <w:rPr>
                 <w:lang w:val="en-ZA"/>
               </w:rPr>
-              <w:lastRenderedPageBreak/>
               <w:t>Viewing requests</w:t>
             </w:r>
           </w:p>
@@ -17037,6 +17023,7 @@
               <w:rPr>
                 <w:lang w:val="en-ZA"/>
               </w:rPr>
+              <w:lastRenderedPageBreak/>
               <w:t>POPIA / FICA automated compliance checks</w:t>
             </w:r>
           </w:p>
@@ -17091,7 +17078,6 @@
               <w:rPr>
                 <w:lang w:val="en-ZA"/>
               </w:rPr>
-              <w:lastRenderedPageBreak/>
               <w:t xml:space="preserve">ECT Act </w:t>
             </w:r>
             <w:proofErr w:type="gramStart"/>
@@ -17802,6 +17788,7 @@
               <w:rPr>
                 <w:lang w:val="en-ZA"/>
               </w:rPr>
+              <w:lastRenderedPageBreak/>
               <w:t>reviewer_id</w:t>
             </w:r>
             <w:proofErr w:type="spellEnd"/>
@@ -17849,7 +17836,15 @@
               <w:rPr>
                 <w:lang w:val="en-ZA"/>
               </w:rPr>
-              <w:t>Add to ERD §3.4.1, class diagram §3.3, relational schema §3.4.2</w:t>
+              <w:lastRenderedPageBreak/>
+              <w:t xml:space="preserve">Add to ERD §3.4.1, class diagram §3.3, </w:t>
+            </w:r>
+            <w:r>
+              <w:rPr>
+                <w:lang w:val="en-ZA"/>
+              </w:rPr>
+              <w:lastRenderedPageBreak/>
+              <w:t>relational schema §3.4.2</w:t>
             </w:r>
           </w:p>
         </w:tc>
@@ -17875,7 +17870,15 @@
               <w:rPr>
                 <w:lang w:val="en-ZA"/>
               </w:rPr>
-              <w:t>New module or extension to Module 4 (Property Management)</w:t>
+              <w:lastRenderedPageBreak/>
+              <w:t xml:space="preserve">New module or extension to </w:t>
+            </w:r>
+            <w:r>
+              <w:rPr>
+                <w:lang w:val="en-ZA"/>
+              </w:rPr>
+              <w:lastRenderedPageBreak/>
+              <w:t>Module 4 (Property Management)</w:t>
             </w:r>
           </w:p>
         </w:tc>
@@ -18985,6 +18988,7 @@
               <w:rPr>
                 <w:lang w:val="en-ZA"/>
               </w:rPr>
+              <w:lastRenderedPageBreak/>
               <w:t>Final Report</w:t>
             </w:r>
           </w:p>
@@ -19248,7 +19252,6 @@
               <w:rPr>
                 <w:lang w:val="en-ZA"/>
               </w:rPr>
-              <w:lastRenderedPageBreak/>
               <w:t>Local repository</w:t>
             </w:r>
           </w:p>
@@ -19966,6 +19969,7 @@
               <w:rPr>
                 <w:lang w:val="en-ZA"/>
               </w:rPr>
+              <w:lastRenderedPageBreak/>
               <w:t>§5.1</w:t>
             </w:r>
           </w:p>
@@ -20328,7 +20332,6 @@
               <w:rPr>
                 <w:lang w:val="en-ZA"/>
               </w:rPr>
-              <w:lastRenderedPageBreak/>
               <w:t>§9</w:t>
             </w:r>
           </w:p>
@@ -21139,6 +21142,7 @@
               <w:rPr>
                 <w:lang w:val="en-ZA"/>
               </w:rPr>
+              <w:lastRenderedPageBreak/>
               <w:t>Email integration (SMTP)</w:t>
             </w:r>
           </w:p>
@@ -21471,7 +21475,6 @@
               <w:rPr>
                 <w:lang w:val="en-ZA"/>
               </w:rPr>
-              <w:lastRenderedPageBreak/>
               <w:t>Final report compilation</w:t>
             </w:r>
           </w:p>
@@ -21625,7 +21628,7 @@
           <w:lang w:val="en-ZA"/>
         </w:rPr>
         <w:pict w14:anchorId="21E28632">
-          <v:rect id="_x0000_i1043" style="width:0;height:.75pt" o:hralign="center" o:hrstd="t" o:hr="t" fillcolor="#a0a0a0" stroked="f"/>
+          <v:rect id="_x0000_i1025" style="width:0;height:.75pt" o:hralign="center" o:hrstd="t" o:hr="t" fillcolor="#a0a0a0" stroked="f"/>
         </w:pict>
       </w:r>
     </w:p>
@@ -21655,7 +21658,7 @@
           <w:lang w:val="en-ZA"/>
         </w:rPr>
         <w:pict w14:anchorId="0A42FDEA">
-          <v:rect id="_x0000_i1044" style="width:0;height:.75pt" o:hralign="center" o:hrstd="t" o:hr="t" fillcolor="#a0a0a0" stroked="f"/>
+          <v:rect id="_x0000_i1026" style="width:0;height:.75pt" o:hralign="center" o:hrstd="t" o:hr="t" fillcolor="#a0a0a0" stroked="f"/>
         </w:pict>
       </w:r>
     </w:p>
@@ -21737,6 +21740,6171 @@
         </w:rPr>
         <w:t xml:space="preserve"> 32 in the lecture notes</w:t>
       </w:r>
+    </w:p>
+    <w:p>
+      <w:pPr>
+        <w:rPr>
+          <w:b/>
+          <w:bCs/>
+          <w:lang w:val="en-ZA"/>
+        </w:rPr>
+      </w:pPr>
+      <w:r>
+        <w:rPr>
+          <w:b/>
+          <w:bCs/>
+          <w:lang w:val="en-ZA"/>
+        </w:rPr>
+        <w:t>12. Progress Log — Update #2</w:t>
+      </w:r>
+    </w:p>
+    <w:p>
+      <w:pPr>
+        <w:rPr>
+          <w:b/>
+          <w:bCs/>
+          <w:lang w:val="en-ZA"/>
+        </w:rPr>
+      </w:pPr>
+      <w:r>
+        <w:rPr>
+          <w:b/>
+          <w:bCs/>
+          <w:lang w:val="en-ZA"/>
+        </w:rPr>
+        <w:lastRenderedPageBreak/>
+        <w:t>12.1 Progress Summary</w:t>
+      </w:r>
+    </w:p>
+    <w:tbl>
+      <w:tblPr>
+        <w:tblW w:w="0" w:type="auto"/>
+        <w:tblCellMar>
+          <w:top w:w="15" w:type="dxa"/>
+          <w:left w:w="15" w:type="dxa"/>
+          <w:bottom w:w="15" w:type="dxa"/>
+          <w:right w:w="15" w:type="dxa"/>
+        </w:tblCellMar>
+        <w:tblLook w:val="04A0" w:firstRow="1" w:lastRow="0" w:firstColumn="1" w:lastColumn="0" w:noHBand="0" w:noVBand="1"/>
+      </w:tblPr>
+      <w:tblGrid>
+        <w:gridCol w:w="3472"/>
+        <w:gridCol w:w="1868"/>
+        <w:gridCol w:w="1834"/>
+        <w:gridCol w:w="1466"/>
+      </w:tblGrid>
+      <w:tr>
+        <w:trPr>
+          <w:tblHeader/>
+        </w:trPr>
+        <w:tc>
+          <w:tcPr>
+            <w:tcW w:w="0" w:type="auto"/>
+            <w:tcBorders>
+              <w:top w:val="nil"/>
+            </w:tcBorders>
+            <w:tcMar>
+              <w:top w:w="150" w:type="dxa"/>
+              <w:left w:w="0" w:type="dxa"/>
+              <w:bottom w:w="150" w:type="dxa"/>
+              <w:right w:w="240" w:type="dxa"/>
+            </w:tcMar>
+            <w:vAlign w:val="center"/>
+            <w:hideMark/>
+          </w:tcPr>
+          <w:p>
+            <w:pPr>
+              <w:rPr>
+                <w:lang w:val="en-ZA"/>
+              </w:rPr>
+            </w:pPr>
+            <w:r>
+              <w:rPr>
+                <w:lang w:val="en-ZA"/>
+              </w:rPr>
+              <w:t>Area</w:t>
+            </w:r>
+          </w:p>
+        </w:tc>
+        <w:tc>
+          <w:tcPr>
+            <w:tcW w:w="0" w:type="auto"/>
+            <w:tcBorders>
+              <w:top w:val="nil"/>
+            </w:tcBorders>
+            <w:tcMar>
+              <w:top w:w="150" w:type="dxa"/>
+              <w:left w:w="240" w:type="dxa"/>
+              <w:bottom w:w="150" w:type="dxa"/>
+              <w:right w:w="240" w:type="dxa"/>
+            </w:tcMar>
+            <w:vAlign w:val="center"/>
+            <w:hideMark/>
+          </w:tcPr>
+          <w:p>
+            <w:pPr>
+              <w:rPr>
+                <w:lang w:val="en-ZA"/>
+              </w:rPr>
+            </w:pPr>
+            <w:r>
+              <w:rPr>
+                <w:lang w:val="en-ZA"/>
+              </w:rPr>
+              <w:t>Section 11 Status</w:t>
+            </w:r>
+          </w:p>
+        </w:tc>
+        <w:tc>
+          <w:tcPr>
+            <w:tcW w:w="0" w:type="auto"/>
+            <w:tcBorders>
+              <w:top w:val="nil"/>
+            </w:tcBorders>
+            <w:tcMar>
+              <w:top w:w="150" w:type="dxa"/>
+              <w:left w:w="240" w:type="dxa"/>
+              <w:bottom w:w="150" w:type="dxa"/>
+              <w:right w:w="240" w:type="dxa"/>
+            </w:tcMar>
+            <w:vAlign w:val="center"/>
+            <w:hideMark/>
+          </w:tcPr>
+          <w:p>
+            <w:pPr>
+              <w:rPr>
+                <w:lang w:val="en-ZA"/>
+              </w:rPr>
+            </w:pPr>
+            <w:r>
+              <w:rPr>
+                <w:lang w:val="en-ZA"/>
+              </w:rPr>
+              <w:t>Current Status</w:t>
+            </w:r>
+          </w:p>
+        </w:tc>
+        <w:tc>
+          <w:tcPr>
+            <w:tcW w:w="0" w:type="auto"/>
+            <w:tcBorders>
+              <w:top w:val="nil"/>
+            </w:tcBorders>
+            <w:tcMar>
+              <w:top w:w="150" w:type="dxa"/>
+              <w:left w:w="240" w:type="dxa"/>
+              <w:bottom w:w="150" w:type="dxa"/>
+              <w:right w:w="240" w:type="dxa"/>
+            </w:tcMar>
+            <w:vAlign w:val="center"/>
+            <w:hideMark/>
+          </w:tcPr>
+          <w:p>
+            <w:pPr>
+              <w:rPr>
+                <w:lang w:val="en-ZA"/>
+              </w:rPr>
+            </w:pPr>
+            <w:r>
+              <w:rPr>
+                <w:lang w:val="en-ZA"/>
+              </w:rPr>
+              <w:t>% Complete</w:t>
+            </w:r>
+          </w:p>
+        </w:tc>
+      </w:tr>
+      <w:tr>
+        <w:tc>
+          <w:tcPr>
+            <w:tcW w:w="0" w:type="auto"/>
+            <w:tcMar>
+              <w:top w:w="150" w:type="dxa"/>
+              <w:left w:w="0" w:type="dxa"/>
+              <w:bottom w:w="150" w:type="dxa"/>
+              <w:right w:w="240" w:type="dxa"/>
+            </w:tcMar>
+            <w:vAlign w:val="center"/>
+            <w:hideMark/>
+          </w:tcPr>
+          <w:p>
+            <w:pPr>
+              <w:rPr>
+                <w:lang w:val="en-ZA"/>
+              </w:rPr>
+            </w:pPr>
+            <w:r>
+              <w:rPr>
+                <w:lang w:val="en-ZA"/>
+              </w:rPr>
+              <w:t>Module 1 — Database Foundation</w:t>
+            </w:r>
+          </w:p>
+        </w:tc>
+        <w:tc>
+          <w:tcPr>
+            <w:tcW w:w="0" w:type="auto"/>
+            <w:tcMar>
+              <w:top w:w="150" w:type="dxa"/>
+              <w:left w:w="240" w:type="dxa"/>
+              <w:bottom w:w="150" w:type="dxa"/>
+              <w:right w:w="240" w:type="dxa"/>
+            </w:tcMar>
+            <w:vAlign w:val="center"/>
+            <w:hideMark/>
+          </w:tcPr>
+          <w:p>
+            <w:pPr>
+              <w:rPr>
+                <w:lang w:val="en-ZA"/>
+              </w:rPr>
+            </w:pPr>
+            <w:r>
+              <w:rPr>
+                <w:rFonts w:ascii="Segoe UI Emoji" w:hAnsi="Segoe UI Emoji" w:cs="Segoe UI Emoji"/>
+                <w:lang w:val="en-ZA"/>
+              </w:rPr>
+              <w:t>✅</w:t>
+            </w:r>
+            <w:r>
+              <w:rPr>
+                <w:lang w:val="en-ZA"/>
+              </w:rPr>
+              <w:t xml:space="preserve"> Implemented</w:t>
+            </w:r>
+          </w:p>
+        </w:tc>
+        <w:tc>
+          <w:tcPr>
+            <w:tcW w:w="0" w:type="auto"/>
+            <w:tcMar>
+              <w:top w:w="150" w:type="dxa"/>
+              <w:left w:w="240" w:type="dxa"/>
+              <w:bottom w:w="150" w:type="dxa"/>
+              <w:right w:w="240" w:type="dxa"/>
+            </w:tcMar>
+            <w:vAlign w:val="center"/>
+            <w:hideMark/>
+          </w:tcPr>
+          <w:p>
+            <w:pPr>
+              <w:rPr>
+                <w:lang w:val="en-ZA"/>
+              </w:rPr>
+            </w:pPr>
+            <w:r>
+              <w:rPr>
+                <w:rFonts w:ascii="Segoe UI Emoji" w:hAnsi="Segoe UI Emoji" w:cs="Segoe UI Emoji"/>
+                <w:lang w:val="en-ZA"/>
+              </w:rPr>
+              <w:t>✅</w:t>
+            </w:r>
+            <w:r>
+              <w:rPr>
+                <w:lang w:val="en-ZA"/>
+              </w:rPr>
+              <w:t xml:space="preserve"> Implemented</w:t>
+            </w:r>
+          </w:p>
+        </w:tc>
+        <w:tc>
+          <w:tcPr>
+            <w:tcW w:w="0" w:type="auto"/>
+            <w:tcMar>
+              <w:top w:w="150" w:type="dxa"/>
+              <w:left w:w="240" w:type="dxa"/>
+              <w:bottom w:w="150" w:type="dxa"/>
+              <w:right w:w="0" w:type="dxa"/>
+            </w:tcMar>
+            <w:vAlign w:val="center"/>
+            <w:hideMark/>
+          </w:tcPr>
+          <w:p>
+            <w:pPr>
+              <w:rPr>
+                <w:lang w:val="en-ZA"/>
+              </w:rPr>
+            </w:pPr>
+            <w:r>
+              <w:rPr>
+                <w:lang w:val="en-ZA"/>
+              </w:rPr>
+              <w:t>100%</w:t>
+            </w:r>
+          </w:p>
+        </w:tc>
+      </w:tr>
+      <w:tr>
+        <w:tc>
+          <w:tcPr>
+            <w:tcW w:w="0" w:type="auto"/>
+            <w:tcMar>
+              <w:top w:w="150" w:type="dxa"/>
+              <w:left w:w="0" w:type="dxa"/>
+              <w:bottom w:w="150" w:type="dxa"/>
+              <w:right w:w="240" w:type="dxa"/>
+            </w:tcMar>
+            <w:vAlign w:val="center"/>
+            <w:hideMark/>
+          </w:tcPr>
+          <w:p>
+            <w:pPr>
+              <w:rPr>
+                <w:lang w:val="en-ZA"/>
+              </w:rPr>
+            </w:pPr>
+            <w:r>
+              <w:rPr>
+                <w:lang w:val="en-ZA"/>
+              </w:rPr>
+              <w:t>Module 2 — Authentication</w:t>
+            </w:r>
+          </w:p>
+        </w:tc>
+        <w:tc>
+          <w:tcPr>
+            <w:tcW w:w="0" w:type="auto"/>
+            <w:tcMar>
+              <w:top w:w="150" w:type="dxa"/>
+              <w:left w:w="240" w:type="dxa"/>
+              <w:bottom w:w="150" w:type="dxa"/>
+              <w:right w:w="240" w:type="dxa"/>
+            </w:tcMar>
+            <w:vAlign w:val="center"/>
+            <w:hideMark/>
+          </w:tcPr>
+          <w:p>
+            <w:pPr>
+              <w:rPr>
+                <w:lang w:val="en-ZA"/>
+              </w:rPr>
+            </w:pPr>
+            <w:r>
+              <w:rPr>
+                <w:rFonts w:ascii="Segoe UI Emoji" w:hAnsi="Segoe UI Emoji" w:cs="Segoe UI Emoji"/>
+                <w:lang w:val="en-ZA"/>
+              </w:rPr>
+              <w:t>✅</w:t>
+            </w:r>
+            <w:r>
+              <w:rPr>
+                <w:lang w:val="en-ZA"/>
+              </w:rPr>
+              <w:t xml:space="preserve"> Implemented</w:t>
+            </w:r>
+          </w:p>
+        </w:tc>
+        <w:tc>
+          <w:tcPr>
+            <w:tcW w:w="0" w:type="auto"/>
+            <w:tcMar>
+              <w:top w:w="150" w:type="dxa"/>
+              <w:left w:w="240" w:type="dxa"/>
+              <w:bottom w:w="150" w:type="dxa"/>
+              <w:right w:w="240" w:type="dxa"/>
+            </w:tcMar>
+            <w:vAlign w:val="center"/>
+            <w:hideMark/>
+          </w:tcPr>
+          <w:p>
+            <w:pPr>
+              <w:rPr>
+                <w:lang w:val="en-ZA"/>
+              </w:rPr>
+            </w:pPr>
+            <w:r>
+              <w:rPr>
+                <w:rFonts w:ascii="Segoe UI Emoji" w:hAnsi="Segoe UI Emoji" w:cs="Segoe UI Emoji"/>
+                <w:lang w:val="en-ZA"/>
+              </w:rPr>
+              <w:t>✅</w:t>
+            </w:r>
+            <w:r>
+              <w:rPr>
+                <w:lang w:val="en-ZA"/>
+              </w:rPr>
+              <w:t xml:space="preserve"> Implemented</w:t>
+            </w:r>
+          </w:p>
+        </w:tc>
+        <w:tc>
+          <w:tcPr>
+            <w:tcW w:w="0" w:type="auto"/>
+            <w:tcMar>
+              <w:top w:w="150" w:type="dxa"/>
+              <w:left w:w="240" w:type="dxa"/>
+              <w:bottom w:w="150" w:type="dxa"/>
+              <w:right w:w="0" w:type="dxa"/>
+            </w:tcMar>
+            <w:vAlign w:val="center"/>
+            <w:hideMark/>
+          </w:tcPr>
+          <w:p>
+            <w:pPr>
+              <w:rPr>
+                <w:lang w:val="en-ZA"/>
+              </w:rPr>
+            </w:pPr>
+            <w:r>
+              <w:rPr>
+                <w:lang w:val="en-ZA"/>
+              </w:rPr>
+              <w:t>100%</w:t>
+            </w:r>
+          </w:p>
+        </w:tc>
+      </w:tr>
+      <w:tr>
+        <w:tc>
+          <w:tcPr>
+            <w:tcW w:w="0" w:type="auto"/>
+            <w:tcMar>
+              <w:top w:w="150" w:type="dxa"/>
+              <w:left w:w="0" w:type="dxa"/>
+              <w:bottom w:w="150" w:type="dxa"/>
+              <w:right w:w="240" w:type="dxa"/>
+            </w:tcMar>
+            <w:vAlign w:val="center"/>
+            <w:hideMark/>
+          </w:tcPr>
+          <w:p>
+            <w:pPr>
+              <w:rPr>
+                <w:lang w:val="en-ZA"/>
+              </w:rPr>
+            </w:pPr>
+            <w:r>
+              <w:rPr>
+                <w:lang w:val="en-ZA"/>
+              </w:rPr>
+              <w:t>Module 3 — User Management</w:t>
+            </w:r>
+          </w:p>
+        </w:tc>
+        <w:tc>
+          <w:tcPr>
+            <w:tcW w:w="0" w:type="auto"/>
+            <w:tcMar>
+              <w:top w:w="150" w:type="dxa"/>
+              <w:left w:w="240" w:type="dxa"/>
+              <w:bottom w:w="150" w:type="dxa"/>
+              <w:right w:w="240" w:type="dxa"/>
+            </w:tcMar>
+            <w:vAlign w:val="center"/>
+            <w:hideMark/>
+          </w:tcPr>
+          <w:p>
+            <w:pPr>
+              <w:rPr>
+                <w:lang w:val="en-ZA"/>
+              </w:rPr>
+            </w:pPr>
+            <w:r>
+              <w:rPr>
+                <w:rFonts w:ascii="Segoe UI Emoji" w:hAnsi="Segoe UI Emoji" w:cs="Segoe UI Emoji"/>
+                <w:lang w:val="en-ZA"/>
+              </w:rPr>
+              <w:t>🟡</w:t>
+            </w:r>
+            <w:r>
+              <w:rPr>
+                <w:lang w:val="en-ZA"/>
+              </w:rPr>
+              <w:t xml:space="preserve"> Designed only</w:t>
+            </w:r>
+          </w:p>
+        </w:tc>
+        <w:tc>
+          <w:tcPr>
+            <w:tcW w:w="0" w:type="auto"/>
+            <w:tcMar>
+              <w:top w:w="150" w:type="dxa"/>
+              <w:left w:w="240" w:type="dxa"/>
+              <w:bottom w:w="150" w:type="dxa"/>
+              <w:right w:w="240" w:type="dxa"/>
+            </w:tcMar>
+            <w:vAlign w:val="center"/>
+            <w:hideMark/>
+          </w:tcPr>
+          <w:p>
+            <w:pPr>
+              <w:rPr>
+                <w:lang w:val="en-ZA"/>
+              </w:rPr>
+            </w:pPr>
+            <w:r>
+              <w:rPr>
+                <w:rFonts w:ascii="Segoe UI Emoji" w:hAnsi="Segoe UI Emoji" w:cs="Segoe UI Emoji"/>
+                <w:lang w:val="en-ZA"/>
+              </w:rPr>
+              <w:t>✅</w:t>
+            </w:r>
+            <w:r>
+              <w:rPr>
+                <w:lang w:val="en-ZA"/>
+              </w:rPr>
+              <w:t xml:space="preserve"> Implemented</w:t>
+            </w:r>
+          </w:p>
+        </w:tc>
+        <w:tc>
+          <w:tcPr>
+            <w:tcW w:w="0" w:type="auto"/>
+            <w:tcMar>
+              <w:top w:w="150" w:type="dxa"/>
+              <w:left w:w="240" w:type="dxa"/>
+              <w:bottom w:w="150" w:type="dxa"/>
+              <w:right w:w="0" w:type="dxa"/>
+            </w:tcMar>
+            <w:vAlign w:val="center"/>
+            <w:hideMark/>
+          </w:tcPr>
+          <w:p>
+            <w:pPr>
+              <w:rPr>
+                <w:lang w:val="en-ZA"/>
+              </w:rPr>
+            </w:pPr>
+            <w:r>
+              <w:rPr>
+                <w:lang w:val="en-ZA"/>
+              </w:rPr>
+              <w:t>100%</w:t>
+            </w:r>
+          </w:p>
+        </w:tc>
+      </w:tr>
+      <w:tr>
+        <w:tc>
+          <w:tcPr>
+            <w:tcW w:w="0" w:type="auto"/>
+            <w:tcMar>
+              <w:top w:w="150" w:type="dxa"/>
+              <w:left w:w="0" w:type="dxa"/>
+              <w:bottom w:w="150" w:type="dxa"/>
+              <w:right w:w="240" w:type="dxa"/>
+            </w:tcMar>
+            <w:vAlign w:val="center"/>
+            <w:hideMark/>
+          </w:tcPr>
+          <w:p>
+            <w:pPr>
+              <w:rPr>
+                <w:lang w:val="en-ZA"/>
+              </w:rPr>
+            </w:pPr>
+            <w:r>
+              <w:rPr>
+                <w:lang w:val="en-ZA"/>
+              </w:rPr>
+              <w:t>Module 4 — Property Management</w:t>
+            </w:r>
+          </w:p>
+        </w:tc>
+        <w:tc>
+          <w:tcPr>
+            <w:tcW w:w="0" w:type="auto"/>
+            <w:tcMar>
+              <w:top w:w="150" w:type="dxa"/>
+              <w:left w:w="240" w:type="dxa"/>
+              <w:bottom w:w="150" w:type="dxa"/>
+              <w:right w:w="240" w:type="dxa"/>
+            </w:tcMar>
+            <w:vAlign w:val="center"/>
+            <w:hideMark/>
+          </w:tcPr>
+          <w:p>
+            <w:pPr>
+              <w:rPr>
+                <w:lang w:val="en-ZA"/>
+              </w:rPr>
+            </w:pPr>
+            <w:r>
+              <w:rPr>
+                <w:rFonts w:ascii="Segoe UI Emoji" w:hAnsi="Segoe UI Emoji" w:cs="Segoe UI Emoji"/>
+                <w:lang w:val="en-ZA"/>
+              </w:rPr>
+              <w:t>🟡</w:t>
+            </w:r>
+            <w:r>
+              <w:rPr>
+                <w:lang w:val="en-ZA"/>
+              </w:rPr>
+              <w:t xml:space="preserve"> Designed only</w:t>
+            </w:r>
+          </w:p>
+        </w:tc>
+        <w:tc>
+          <w:tcPr>
+            <w:tcW w:w="0" w:type="auto"/>
+            <w:tcMar>
+              <w:top w:w="150" w:type="dxa"/>
+              <w:left w:w="240" w:type="dxa"/>
+              <w:bottom w:w="150" w:type="dxa"/>
+              <w:right w:w="240" w:type="dxa"/>
+            </w:tcMar>
+            <w:vAlign w:val="center"/>
+            <w:hideMark/>
+          </w:tcPr>
+          <w:p>
+            <w:pPr>
+              <w:rPr>
+                <w:lang w:val="en-ZA"/>
+              </w:rPr>
+            </w:pPr>
+            <w:r>
+              <w:rPr>
+                <w:rFonts w:ascii="Segoe UI Emoji" w:hAnsi="Segoe UI Emoji" w:cs="Segoe UI Emoji"/>
+                <w:lang w:val="en-ZA"/>
+              </w:rPr>
+              <w:t>✅</w:t>
+            </w:r>
+            <w:r>
+              <w:rPr>
+                <w:lang w:val="en-ZA"/>
+              </w:rPr>
+              <w:t xml:space="preserve"> Implemented</w:t>
+            </w:r>
+          </w:p>
+        </w:tc>
+        <w:tc>
+          <w:tcPr>
+            <w:tcW w:w="0" w:type="auto"/>
+            <w:tcMar>
+              <w:top w:w="150" w:type="dxa"/>
+              <w:left w:w="240" w:type="dxa"/>
+              <w:bottom w:w="150" w:type="dxa"/>
+              <w:right w:w="0" w:type="dxa"/>
+            </w:tcMar>
+            <w:vAlign w:val="center"/>
+            <w:hideMark/>
+          </w:tcPr>
+          <w:p>
+            <w:pPr>
+              <w:rPr>
+                <w:lang w:val="en-ZA"/>
+              </w:rPr>
+            </w:pPr>
+            <w:r>
+              <w:rPr>
+                <w:lang w:val="en-ZA"/>
+              </w:rPr>
+              <w:t>100%</w:t>
+            </w:r>
+          </w:p>
+        </w:tc>
+      </w:tr>
+      <w:tr>
+        <w:tc>
+          <w:tcPr>
+            <w:tcW w:w="0" w:type="auto"/>
+            <w:tcMar>
+              <w:top w:w="150" w:type="dxa"/>
+              <w:left w:w="0" w:type="dxa"/>
+              <w:bottom w:w="150" w:type="dxa"/>
+              <w:right w:w="240" w:type="dxa"/>
+            </w:tcMar>
+            <w:vAlign w:val="center"/>
+            <w:hideMark/>
+          </w:tcPr>
+          <w:p>
+            <w:pPr>
+              <w:rPr>
+                <w:lang w:val="en-ZA"/>
+              </w:rPr>
+            </w:pPr>
+            <w:r>
+              <w:rPr>
+                <w:lang w:val="en-ZA"/>
+              </w:rPr>
+              <w:t>Module 5 — Ownership Management</w:t>
+            </w:r>
+          </w:p>
+        </w:tc>
+        <w:tc>
+          <w:tcPr>
+            <w:tcW w:w="0" w:type="auto"/>
+            <w:tcMar>
+              <w:top w:w="150" w:type="dxa"/>
+              <w:left w:w="240" w:type="dxa"/>
+              <w:bottom w:w="150" w:type="dxa"/>
+              <w:right w:w="240" w:type="dxa"/>
+            </w:tcMar>
+            <w:vAlign w:val="center"/>
+            <w:hideMark/>
+          </w:tcPr>
+          <w:p>
+            <w:pPr>
+              <w:rPr>
+                <w:lang w:val="en-ZA"/>
+              </w:rPr>
+            </w:pPr>
+            <w:r>
+              <w:rPr>
+                <w:rFonts w:ascii="Segoe UI Emoji" w:hAnsi="Segoe UI Emoji" w:cs="Segoe UI Emoji"/>
+                <w:lang w:val="en-ZA"/>
+              </w:rPr>
+              <w:t>🟡</w:t>
+            </w:r>
+            <w:r>
+              <w:rPr>
+                <w:lang w:val="en-ZA"/>
+              </w:rPr>
+              <w:t xml:space="preserve"> Designed only</w:t>
+            </w:r>
+          </w:p>
+        </w:tc>
+        <w:tc>
+          <w:tcPr>
+            <w:tcW w:w="0" w:type="auto"/>
+            <w:tcMar>
+              <w:top w:w="150" w:type="dxa"/>
+              <w:left w:w="240" w:type="dxa"/>
+              <w:bottom w:w="150" w:type="dxa"/>
+              <w:right w:w="240" w:type="dxa"/>
+            </w:tcMar>
+            <w:vAlign w:val="center"/>
+            <w:hideMark/>
+          </w:tcPr>
+          <w:p>
+            <w:pPr>
+              <w:rPr>
+                <w:lang w:val="en-ZA"/>
+              </w:rPr>
+            </w:pPr>
+            <w:r>
+              <w:rPr>
+                <w:rFonts w:ascii="Segoe UI Emoji" w:hAnsi="Segoe UI Emoji" w:cs="Segoe UI Emoji"/>
+                <w:lang w:val="en-ZA"/>
+              </w:rPr>
+              <w:t>✅</w:t>
+            </w:r>
+            <w:r>
+              <w:rPr>
+                <w:lang w:val="en-ZA"/>
+              </w:rPr>
+              <w:t xml:space="preserve"> Implemented</w:t>
+            </w:r>
+          </w:p>
+        </w:tc>
+        <w:tc>
+          <w:tcPr>
+            <w:tcW w:w="0" w:type="auto"/>
+            <w:tcMar>
+              <w:top w:w="150" w:type="dxa"/>
+              <w:left w:w="240" w:type="dxa"/>
+              <w:bottom w:w="150" w:type="dxa"/>
+              <w:right w:w="0" w:type="dxa"/>
+            </w:tcMar>
+            <w:vAlign w:val="center"/>
+            <w:hideMark/>
+          </w:tcPr>
+          <w:p>
+            <w:pPr>
+              <w:rPr>
+                <w:lang w:val="en-ZA"/>
+              </w:rPr>
+            </w:pPr>
+            <w:r>
+              <w:rPr>
+                <w:lang w:val="en-ZA"/>
+              </w:rPr>
+              <w:t>100%</w:t>
+            </w:r>
+          </w:p>
+        </w:tc>
+      </w:tr>
+      <w:tr>
+        <w:tc>
+          <w:tcPr>
+            <w:tcW w:w="0" w:type="auto"/>
+            <w:tcMar>
+              <w:top w:w="150" w:type="dxa"/>
+              <w:left w:w="0" w:type="dxa"/>
+              <w:bottom w:w="150" w:type="dxa"/>
+              <w:right w:w="240" w:type="dxa"/>
+            </w:tcMar>
+            <w:vAlign w:val="center"/>
+            <w:hideMark/>
+          </w:tcPr>
+          <w:p>
+            <w:pPr>
+              <w:rPr>
+                <w:lang w:val="en-ZA"/>
+              </w:rPr>
+            </w:pPr>
+            <w:r>
+              <w:rPr>
+                <w:lang w:val="en-ZA"/>
+              </w:rPr>
+              <w:t>Module 6 — Lease Management</w:t>
+            </w:r>
+          </w:p>
+        </w:tc>
+        <w:tc>
+          <w:tcPr>
+            <w:tcW w:w="0" w:type="auto"/>
+            <w:tcMar>
+              <w:top w:w="150" w:type="dxa"/>
+              <w:left w:w="240" w:type="dxa"/>
+              <w:bottom w:w="150" w:type="dxa"/>
+              <w:right w:w="240" w:type="dxa"/>
+            </w:tcMar>
+            <w:vAlign w:val="center"/>
+            <w:hideMark/>
+          </w:tcPr>
+          <w:p>
+            <w:pPr>
+              <w:rPr>
+                <w:lang w:val="en-ZA"/>
+              </w:rPr>
+            </w:pPr>
+            <w:r>
+              <w:rPr>
+                <w:rFonts w:ascii="Segoe UI Emoji" w:hAnsi="Segoe UI Emoji" w:cs="Segoe UI Emoji"/>
+                <w:lang w:val="en-ZA"/>
+              </w:rPr>
+              <w:t>🟡</w:t>
+            </w:r>
+            <w:r>
+              <w:rPr>
+                <w:lang w:val="en-ZA"/>
+              </w:rPr>
+              <w:t xml:space="preserve"> Designed only</w:t>
+            </w:r>
+          </w:p>
+        </w:tc>
+        <w:tc>
+          <w:tcPr>
+            <w:tcW w:w="0" w:type="auto"/>
+            <w:tcMar>
+              <w:top w:w="150" w:type="dxa"/>
+              <w:left w:w="240" w:type="dxa"/>
+              <w:bottom w:w="150" w:type="dxa"/>
+              <w:right w:w="240" w:type="dxa"/>
+            </w:tcMar>
+            <w:vAlign w:val="center"/>
+            <w:hideMark/>
+          </w:tcPr>
+          <w:p>
+            <w:pPr>
+              <w:rPr>
+                <w:lang w:val="en-ZA"/>
+              </w:rPr>
+            </w:pPr>
+            <w:r>
+              <w:rPr>
+                <w:rFonts w:ascii="Segoe UI Emoji" w:hAnsi="Segoe UI Emoji" w:cs="Segoe UI Emoji"/>
+                <w:lang w:val="en-ZA"/>
+              </w:rPr>
+              <w:t>✅</w:t>
+            </w:r>
+            <w:r>
+              <w:rPr>
+                <w:lang w:val="en-ZA"/>
+              </w:rPr>
+              <w:t xml:space="preserve"> Implemented</w:t>
+            </w:r>
+          </w:p>
+        </w:tc>
+        <w:tc>
+          <w:tcPr>
+            <w:tcW w:w="0" w:type="auto"/>
+            <w:tcMar>
+              <w:top w:w="150" w:type="dxa"/>
+              <w:left w:w="240" w:type="dxa"/>
+              <w:bottom w:w="150" w:type="dxa"/>
+              <w:right w:w="0" w:type="dxa"/>
+            </w:tcMar>
+            <w:vAlign w:val="center"/>
+            <w:hideMark/>
+          </w:tcPr>
+          <w:p>
+            <w:pPr>
+              <w:rPr>
+                <w:lang w:val="en-ZA"/>
+              </w:rPr>
+            </w:pPr>
+            <w:r>
+              <w:rPr>
+                <w:lang w:val="en-ZA"/>
+              </w:rPr>
+              <w:t>100%</w:t>
+            </w:r>
+          </w:p>
+        </w:tc>
+      </w:tr>
+      <w:tr>
+        <w:tc>
+          <w:tcPr>
+            <w:tcW w:w="0" w:type="auto"/>
+            <w:tcMar>
+              <w:top w:w="150" w:type="dxa"/>
+              <w:left w:w="0" w:type="dxa"/>
+              <w:bottom w:w="150" w:type="dxa"/>
+              <w:right w:w="240" w:type="dxa"/>
+            </w:tcMar>
+            <w:vAlign w:val="center"/>
+            <w:hideMark/>
+          </w:tcPr>
+          <w:p>
+            <w:pPr>
+              <w:rPr>
+                <w:lang w:val="en-ZA"/>
+              </w:rPr>
+            </w:pPr>
+            <w:r>
+              <w:rPr>
+                <w:lang w:val="en-ZA"/>
+              </w:rPr>
+              <w:t>Module 7 — Payment Management</w:t>
+            </w:r>
+          </w:p>
+        </w:tc>
+        <w:tc>
+          <w:tcPr>
+            <w:tcW w:w="0" w:type="auto"/>
+            <w:tcMar>
+              <w:top w:w="150" w:type="dxa"/>
+              <w:left w:w="240" w:type="dxa"/>
+              <w:bottom w:w="150" w:type="dxa"/>
+              <w:right w:w="240" w:type="dxa"/>
+            </w:tcMar>
+            <w:vAlign w:val="center"/>
+            <w:hideMark/>
+          </w:tcPr>
+          <w:p>
+            <w:pPr>
+              <w:rPr>
+                <w:lang w:val="en-ZA"/>
+              </w:rPr>
+            </w:pPr>
+            <w:r>
+              <w:rPr>
+                <w:rFonts w:ascii="Segoe UI Emoji" w:hAnsi="Segoe UI Emoji" w:cs="Segoe UI Emoji"/>
+                <w:lang w:val="en-ZA"/>
+              </w:rPr>
+              <w:t>🟡</w:t>
+            </w:r>
+            <w:r>
+              <w:rPr>
+                <w:lang w:val="en-ZA"/>
+              </w:rPr>
+              <w:t xml:space="preserve"> Designed only</w:t>
+            </w:r>
+          </w:p>
+        </w:tc>
+        <w:tc>
+          <w:tcPr>
+            <w:tcW w:w="0" w:type="auto"/>
+            <w:tcMar>
+              <w:top w:w="150" w:type="dxa"/>
+              <w:left w:w="240" w:type="dxa"/>
+              <w:bottom w:w="150" w:type="dxa"/>
+              <w:right w:w="240" w:type="dxa"/>
+            </w:tcMar>
+            <w:vAlign w:val="center"/>
+            <w:hideMark/>
+          </w:tcPr>
+          <w:p>
+            <w:pPr>
+              <w:rPr>
+                <w:lang w:val="en-ZA"/>
+              </w:rPr>
+            </w:pPr>
+            <w:r>
+              <w:rPr>
+                <w:rFonts w:ascii="Segoe UI Emoji" w:hAnsi="Segoe UI Emoji" w:cs="Segoe UI Emoji"/>
+                <w:lang w:val="en-ZA"/>
+              </w:rPr>
+              <w:t>✅</w:t>
+            </w:r>
+            <w:r>
+              <w:rPr>
+                <w:lang w:val="en-ZA"/>
+              </w:rPr>
+              <w:t xml:space="preserve"> Implemented</w:t>
+            </w:r>
+          </w:p>
+        </w:tc>
+        <w:tc>
+          <w:tcPr>
+            <w:tcW w:w="0" w:type="auto"/>
+            <w:tcMar>
+              <w:top w:w="150" w:type="dxa"/>
+              <w:left w:w="240" w:type="dxa"/>
+              <w:bottom w:w="150" w:type="dxa"/>
+              <w:right w:w="0" w:type="dxa"/>
+            </w:tcMar>
+            <w:vAlign w:val="center"/>
+            <w:hideMark/>
+          </w:tcPr>
+          <w:p>
+            <w:pPr>
+              <w:rPr>
+                <w:lang w:val="en-ZA"/>
+              </w:rPr>
+            </w:pPr>
+            <w:r>
+              <w:rPr>
+                <w:lang w:val="en-ZA"/>
+              </w:rPr>
+              <w:t>100%</w:t>
+            </w:r>
+          </w:p>
+        </w:tc>
+      </w:tr>
+      <w:tr>
+        <w:tc>
+          <w:tcPr>
+            <w:tcW w:w="0" w:type="auto"/>
+            <w:tcMar>
+              <w:top w:w="150" w:type="dxa"/>
+              <w:left w:w="0" w:type="dxa"/>
+              <w:bottom w:w="150" w:type="dxa"/>
+              <w:right w:w="240" w:type="dxa"/>
+            </w:tcMar>
+            <w:vAlign w:val="center"/>
+            <w:hideMark/>
+          </w:tcPr>
+          <w:p>
+            <w:pPr>
+              <w:rPr>
+                <w:lang w:val="en-ZA"/>
+              </w:rPr>
+            </w:pPr>
+            <w:r>
+              <w:rPr>
+                <w:lang w:val="en-ZA"/>
+              </w:rPr>
+              <w:t>Module 8 — Maintenance Management</w:t>
+            </w:r>
+          </w:p>
+        </w:tc>
+        <w:tc>
+          <w:tcPr>
+            <w:tcW w:w="0" w:type="auto"/>
+            <w:tcMar>
+              <w:top w:w="150" w:type="dxa"/>
+              <w:left w:w="240" w:type="dxa"/>
+              <w:bottom w:w="150" w:type="dxa"/>
+              <w:right w:w="240" w:type="dxa"/>
+            </w:tcMar>
+            <w:vAlign w:val="center"/>
+            <w:hideMark/>
+          </w:tcPr>
+          <w:p>
+            <w:pPr>
+              <w:rPr>
+                <w:lang w:val="en-ZA"/>
+              </w:rPr>
+            </w:pPr>
+            <w:r>
+              <w:rPr>
+                <w:rFonts w:ascii="Segoe UI Emoji" w:hAnsi="Segoe UI Emoji" w:cs="Segoe UI Emoji"/>
+                <w:lang w:val="en-ZA"/>
+              </w:rPr>
+              <w:t>🟡</w:t>
+            </w:r>
+            <w:r>
+              <w:rPr>
+                <w:lang w:val="en-ZA"/>
+              </w:rPr>
+              <w:t xml:space="preserve"> Designed only</w:t>
+            </w:r>
+          </w:p>
+        </w:tc>
+        <w:tc>
+          <w:tcPr>
+            <w:tcW w:w="0" w:type="auto"/>
+            <w:tcMar>
+              <w:top w:w="150" w:type="dxa"/>
+              <w:left w:w="240" w:type="dxa"/>
+              <w:bottom w:w="150" w:type="dxa"/>
+              <w:right w:w="240" w:type="dxa"/>
+            </w:tcMar>
+            <w:vAlign w:val="center"/>
+            <w:hideMark/>
+          </w:tcPr>
+          <w:p>
+            <w:pPr>
+              <w:rPr>
+                <w:lang w:val="en-ZA"/>
+              </w:rPr>
+            </w:pPr>
+            <w:r>
+              <w:rPr>
+                <w:rFonts w:ascii="Segoe UI Emoji" w:hAnsi="Segoe UI Emoji" w:cs="Segoe UI Emoji"/>
+                <w:lang w:val="en-ZA"/>
+              </w:rPr>
+              <w:t>✅</w:t>
+            </w:r>
+            <w:r>
+              <w:rPr>
+                <w:lang w:val="en-ZA"/>
+              </w:rPr>
+              <w:t xml:space="preserve"> Implemented</w:t>
+            </w:r>
+          </w:p>
+        </w:tc>
+        <w:tc>
+          <w:tcPr>
+            <w:tcW w:w="0" w:type="auto"/>
+            <w:tcMar>
+              <w:top w:w="150" w:type="dxa"/>
+              <w:left w:w="240" w:type="dxa"/>
+              <w:bottom w:w="150" w:type="dxa"/>
+              <w:right w:w="0" w:type="dxa"/>
+            </w:tcMar>
+            <w:vAlign w:val="center"/>
+            <w:hideMark/>
+          </w:tcPr>
+          <w:p>
+            <w:pPr>
+              <w:rPr>
+                <w:lang w:val="en-ZA"/>
+              </w:rPr>
+            </w:pPr>
+            <w:r>
+              <w:rPr>
+                <w:lang w:val="en-ZA"/>
+              </w:rPr>
+              <w:t>100%</w:t>
+            </w:r>
+          </w:p>
+        </w:tc>
+      </w:tr>
+      <w:tr>
+        <w:tc>
+          <w:tcPr>
+            <w:tcW w:w="0" w:type="auto"/>
+            <w:tcMar>
+              <w:top w:w="150" w:type="dxa"/>
+              <w:left w:w="0" w:type="dxa"/>
+              <w:bottom w:w="150" w:type="dxa"/>
+              <w:right w:w="240" w:type="dxa"/>
+            </w:tcMar>
+            <w:vAlign w:val="center"/>
+            <w:hideMark/>
+          </w:tcPr>
+          <w:p>
+            <w:pPr>
+              <w:rPr>
+                <w:lang w:val="en-ZA"/>
+              </w:rPr>
+            </w:pPr>
+            <w:r>
+              <w:rPr>
+                <w:lang w:val="en-ZA"/>
+              </w:rPr>
+              <w:t>Module 9 — Notification &amp; Preference System</w:t>
+            </w:r>
+          </w:p>
+        </w:tc>
+        <w:tc>
+          <w:tcPr>
+            <w:tcW w:w="0" w:type="auto"/>
+            <w:tcMar>
+              <w:top w:w="150" w:type="dxa"/>
+              <w:left w:w="240" w:type="dxa"/>
+              <w:bottom w:w="150" w:type="dxa"/>
+              <w:right w:w="240" w:type="dxa"/>
+            </w:tcMar>
+            <w:vAlign w:val="center"/>
+            <w:hideMark/>
+          </w:tcPr>
+          <w:p>
+            <w:pPr>
+              <w:rPr>
+                <w:lang w:val="en-ZA"/>
+              </w:rPr>
+            </w:pPr>
+            <w:r>
+              <w:rPr>
+                <w:rFonts w:ascii="Segoe UI Emoji" w:hAnsi="Segoe UI Emoji" w:cs="Segoe UI Emoji"/>
+                <w:lang w:val="en-ZA"/>
+              </w:rPr>
+              <w:t>🟡</w:t>
+            </w:r>
+            <w:r>
+              <w:rPr>
+                <w:lang w:val="en-ZA"/>
+              </w:rPr>
+              <w:t xml:space="preserve"> Designed only</w:t>
+            </w:r>
+          </w:p>
+        </w:tc>
+        <w:tc>
+          <w:tcPr>
+            <w:tcW w:w="0" w:type="auto"/>
+            <w:tcMar>
+              <w:top w:w="150" w:type="dxa"/>
+              <w:left w:w="240" w:type="dxa"/>
+              <w:bottom w:w="150" w:type="dxa"/>
+              <w:right w:w="240" w:type="dxa"/>
+            </w:tcMar>
+            <w:vAlign w:val="center"/>
+            <w:hideMark/>
+          </w:tcPr>
+          <w:p>
+            <w:pPr>
+              <w:rPr>
+                <w:lang w:val="en-ZA"/>
+              </w:rPr>
+            </w:pPr>
+            <w:r>
+              <w:rPr>
+                <w:rFonts w:ascii="Segoe UI Emoji" w:hAnsi="Segoe UI Emoji" w:cs="Segoe UI Emoji"/>
+                <w:lang w:val="en-ZA"/>
+              </w:rPr>
+              <w:t>✅</w:t>
+            </w:r>
+            <w:r>
+              <w:rPr>
+                <w:lang w:val="en-ZA"/>
+              </w:rPr>
+              <w:t xml:space="preserve"> Implemented</w:t>
+            </w:r>
+          </w:p>
+        </w:tc>
+        <w:tc>
+          <w:tcPr>
+            <w:tcW w:w="0" w:type="auto"/>
+            <w:tcMar>
+              <w:top w:w="150" w:type="dxa"/>
+              <w:left w:w="240" w:type="dxa"/>
+              <w:bottom w:w="150" w:type="dxa"/>
+              <w:right w:w="0" w:type="dxa"/>
+            </w:tcMar>
+            <w:vAlign w:val="center"/>
+            <w:hideMark/>
+          </w:tcPr>
+          <w:p>
+            <w:pPr>
+              <w:rPr>
+                <w:lang w:val="en-ZA"/>
+              </w:rPr>
+            </w:pPr>
+            <w:r>
+              <w:rPr>
+                <w:lang w:val="en-ZA"/>
+              </w:rPr>
+              <w:t>100%</w:t>
+            </w:r>
+          </w:p>
+        </w:tc>
+      </w:tr>
+      <w:tr>
+        <w:tc>
+          <w:tcPr>
+            <w:tcW w:w="0" w:type="auto"/>
+            <w:tcMar>
+              <w:top w:w="150" w:type="dxa"/>
+              <w:left w:w="0" w:type="dxa"/>
+              <w:bottom w:w="150" w:type="dxa"/>
+              <w:right w:w="240" w:type="dxa"/>
+            </w:tcMar>
+            <w:vAlign w:val="center"/>
+            <w:hideMark/>
+          </w:tcPr>
+          <w:p>
+            <w:pPr>
+              <w:rPr>
+                <w:lang w:val="en-ZA"/>
+              </w:rPr>
+            </w:pPr>
+            <w:r>
+              <w:rPr>
+                <w:lang w:val="en-ZA"/>
+              </w:rPr>
+              <w:t>Module 10 — Dashboard, Scheduler, Email, Reports</w:t>
+            </w:r>
+          </w:p>
+        </w:tc>
+        <w:tc>
+          <w:tcPr>
+            <w:tcW w:w="0" w:type="auto"/>
+            <w:tcMar>
+              <w:top w:w="150" w:type="dxa"/>
+              <w:left w:w="240" w:type="dxa"/>
+              <w:bottom w:w="150" w:type="dxa"/>
+              <w:right w:w="240" w:type="dxa"/>
+            </w:tcMar>
+            <w:vAlign w:val="center"/>
+            <w:hideMark/>
+          </w:tcPr>
+          <w:p>
+            <w:pPr>
+              <w:rPr>
+                <w:lang w:val="en-ZA"/>
+              </w:rPr>
+            </w:pPr>
+            <w:r>
+              <w:rPr>
+                <w:rFonts w:ascii="Segoe UI Emoji" w:hAnsi="Segoe UI Emoji" w:cs="Segoe UI Emoji"/>
+                <w:lang w:val="en-ZA"/>
+              </w:rPr>
+              <w:t>🟡</w:t>
+            </w:r>
+            <w:r>
+              <w:rPr>
+                <w:lang w:val="en-ZA"/>
+              </w:rPr>
+              <w:t xml:space="preserve"> Designed only</w:t>
+            </w:r>
+          </w:p>
+        </w:tc>
+        <w:tc>
+          <w:tcPr>
+            <w:tcW w:w="0" w:type="auto"/>
+            <w:tcMar>
+              <w:top w:w="150" w:type="dxa"/>
+              <w:left w:w="240" w:type="dxa"/>
+              <w:bottom w:w="150" w:type="dxa"/>
+              <w:right w:w="240" w:type="dxa"/>
+            </w:tcMar>
+            <w:vAlign w:val="center"/>
+            <w:hideMark/>
+          </w:tcPr>
+          <w:p>
+            <w:pPr>
+              <w:rPr>
+                <w:lang w:val="en-ZA"/>
+              </w:rPr>
+            </w:pPr>
+            <w:r>
+              <w:rPr>
+                <w:rFonts w:ascii="Segoe UI Emoji" w:hAnsi="Segoe UI Emoji" w:cs="Segoe UI Emoji"/>
+                <w:lang w:val="en-ZA"/>
+              </w:rPr>
+              <w:t>✅</w:t>
+            </w:r>
+            <w:r>
+              <w:rPr>
+                <w:lang w:val="en-ZA"/>
+              </w:rPr>
+              <w:t xml:space="preserve"> Implemented</w:t>
+            </w:r>
+          </w:p>
+        </w:tc>
+        <w:tc>
+          <w:tcPr>
+            <w:tcW w:w="0" w:type="auto"/>
+            <w:tcMar>
+              <w:top w:w="150" w:type="dxa"/>
+              <w:left w:w="240" w:type="dxa"/>
+              <w:bottom w:w="150" w:type="dxa"/>
+              <w:right w:w="0" w:type="dxa"/>
+            </w:tcMar>
+            <w:vAlign w:val="center"/>
+            <w:hideMark/>
+          </w:tcPr>
+          <w:p>
+            <w:pPr>
+              <w:rPr>
+                <w:lang w:val="en-ZA"/>
+              </w:rPr>
+            </w:pPr>
+            <w:r>
+              <w:rPr>
+                <w:lang w:val="en-ZA"/>
+              </w:rPr>
+              <w:t>100%</w:t>
+            </w:r>
+          </w:p>
+        </w:tc>
+      </w:tr>
+      <w:tr>
+        <w:tc>
+          <w:tcPr>
+            <w:tcW w:w="0" w:type="auto"/>
+            <w:tcMar>
+              <w:top w:w="150" w:type="dxa"/>
+              <w:left w:w="0" w:type="dxa"/>
+              <w:bottom w:w="150" w:type="dxa"/>
+              <w:right w:w="240" w:type="dxa"/>
+            </w:tcMar>
+            <w:vAlign w:val="center"/>
+            <w:hideMark/>
+          </w:tcPr>
+          <w:p>
+            <w:pPr>
+              <w:rPr>
+                <w:lang w:val="en-ZA"/>
+              </w:rPr>
+            </w:pPr>
+            <w:r>
+              <w:rPr>
+                <w:lang w:val="en-ZA"/>
+              </w:rPr>
+              <w:lastRenderedPageBreak/>
+              <w:t>Working prototype</w:t>
+            </w:r>
+          </w:p>
+        </w:tc>
+        <w:tc>
+          <w:tcPr>
+            <w:tcW w:w="0" w:type="auto"/>
+            <w:tcMar>
+              <w:top w:w="150" w:type="dxa"/>
+              <w:left w:w="240" w:type="dxa"/>
+              <w:bottom w:w="150" w:type="dxa"/>
+              <w:right w:w="240" w:type="dxa"/>
+            </w:tcMar>
+            <w:vAlign w:val="center"/>
+            <w:hideMark/>
+          </w:tcPr>
+          <w:p>
+            <w:pPr>
+              <w:rPr>
+                <w:lang w:val="en-ZA"/>
+              </w:rPr>
+            </w:pPr>
+            <w:r>
+              <w:rPr>
+                <w:lang w:val="en-ZA"/>
+              </w:rPr>
+              <w:t>~20%</w:t>
+            </w:r>
+          </w:p>
+        </w:tc>
+        <w:tc>
+          <w:tcPr>
+            <w:tcW w:w="0" w:type="auto"/>
+            <w:tcMar>
+              <w:top w:w="150" w:type="dxa"/>
+              <w:left w:w="240" w:type="dxa"/>
+              <w:bottom w:w="150" w:type="dxa"/>
+              <w:right w:w="240" w:type="dxa"/>
+            </w:tcMar>
+            <w:vAlign w:val="center"/>
+            <w:hideMark/>
+          </w:tcPr>
+          <w:p>
+            <w:pPr>
+              <w:rPr>
+                <w:lang w:val="en-ZA"/>
+              </w:rPr>
+            </w:pPr>
+            <w:r>
+              <w:rPr>
+                <w:b/>
+                <w:bCs/>
+                <w:lang w:val="en-ZA"/>
+              </w:rPr>
+              <w:t>Full end-to-end</w:t>
+            </w:r>
+          </w:p>
+        </w:tc>
+        <w:tc>
+          <w:tcPr>
+            <w:tcW w:w="0" w:type="auto"/>
+            <w:tcMar>
+              <w:top w:w="150" w:type="dxa"/>
+              <w:left w:w="240" w:type="dxa"/>
+              <w:bottom w:w="150" w:type="dxa"/>
+              <w:right w:w="0" w:type="dxa"/>
+            </w:tcMar>
+            <w:vAlign w:val="center"/>
+            <w:hideMark/>
+          </w:tcPr>
+          <w:p>
+            <w:pPr>
+              <w:rPr>
+                <w:lang w:val="en-ZA"/>
+              </w:rPr>
+            </w:pPr>
+            <w:r>
+              <w:rPr>
+                <w:lang w:val="en-ZA"/>
+              </w:rPr>
+              <w:t>100%</w:t>
+            </w:r>
+          </w:p>
+        </w:tc>
+      </w:tr>
+      <w:tr>
+        <w:tc>
+          <w:tcPr>
+            <w:tcW w:w="0" w:type="auto"/>
+            <w:tcMar>
+              <w:top w:w="150" w:type="dxa"/>
+              <w:left w:w="0" w:type="dxa"/>
+              <w:bottom w:w="150" w:type="dxa"/>
+              <w:right w:w="240" w:type="dxa"/>
+            </w:tcMar>
+            <w:vAlign w:val="center"/>
+            <w:hideMark/>
+          </w:tcPr>
+          <w:p>
+            <w:pPr>
+              <w:rPr>
+                <w:lang w:val="en-ZA"/>
+              </w:rPr>
+            </w:pPr>
+            <w:r>
+              <w:rPr>
+                <w:lang w:val="en-ZA"/>
+              </w:rPr>
+              <w:t>Polish pass</w:t>
+            </w:r>
+          </w:p>
+        </w:tc>
+        <w:tc>
+          <w:tcPr>
+            <w:tcW w:w="0" w:type="auto"/>
+            <w:tcMar>
+              <w:top w:w="150" w:type="dxa"/>
+              <w:left w:w="240" w:type="dxa"/>
+              <w:bottom w:w="150" w:type="dxa"/>
+              <w:right w:w="240" w:type="dxa"/>
+            </w:tcMar>
+            <w:vAlign w:val="center"/>
+            <w:hideMark/>
+          </w:tcPr>
+          <w:p>
+            <w:pPr>
+              <w:rPr>
+                <w:lang w:val="en-ZA"/>
+              </w:rPr>
+            </w:pPr>
+            <w:r>
+              <w:rPr>
+                <w:lang w:val="en-ZA"/>
+              </w:rPr>
+              <w:t>Not started</w:t>
+            </w:r>
+          </w:p>
+        </w:tc>
+        <w:tc>
+          <w:tcPr>
+            <w:tcW w:w="0" w:type="auto"/>
+            <w:tcMar>
+              <w:top w:w="150" w:type="dxa"/>
+              <w:left w:w="240" w:type="dxa"/>
+              <w:bottom w:w="150" w:type="dxa"/>
+              <w:right w:w="240" w:type="dxa"/>
+            </w:tcMar>
+            <w:vAlign w:val="center"/>
+            <w:hideMark/>
+          </w:tcPr>
+          <w:p>
+            <w:pPr>
+              <w:rPr>
+                <w:lang w:val="en-ZA"/>
+              </w:rPr>
+            </w:pPr>
+            <w:r>
+              <w:rPr>
+                <w:lang w:val="en-ZA"/>
+              </w:rPr>
+              <w:t>Not started</w:t>
+            </w:r>
+          </w:p>
+        </w:tc>
+        <w:tc>
+          <w:tcPr>
+            <w:tcW w:w="0" w:type="auto"/>
+            <w:tcMar>
+              <w:top w:w="150" w:type="dxa"/>
+              <w:left w:w="240" w:type="dxa"/>
+              <w:bottom w:w="150" w:type="dxa"/>
+              <w:right w:w="0" w:type="dxa"/>
+            </w:tcMar>
+            <w:vAlign w:val="center"/>
+            <w:hideMark/>
+          </w:tcPr>
+          <w:p>
+            <w:pPr>
+              <w:rPr>
+                <w:lang w:val="en-ZA"/>
+              </w:rPr>
+            </w:pPr>
+            <w:r>
+              <w:rPr>
+                <w:lang w:val="en-ZA"/>
+              </w:rPr>
+              <w:t>0%</w:t>
+            </w:r>
+          </w:p>
+        </w:tc>
+      </w:tr>
+      <w:tr>
+        <w:tc>
+          <w:tcPr>
+            <w:tcW w:w="0" w:type="auto"/>
+            <w:tcMar>
+              <w:top w:w="150" w:type="dxa"/>
+              <w:left w:w="0" w:type="dxa"/>
+              <w:bottom w:w="150" w:type="dxa"/>
+              <w:right w:w="240" w:type="dxa"/>
+            </w:tcMar>
+            <w:vAlign w:val="center"/>
+            <w:hideMark/>
+          </w:tcPr>
+          <w:p>
+            <w:pPr>
+              <w:rPr>
+                <w:lang w:val="en-ZA"/>
+              </w:rPr>
+            </w:pPr>
+            <w:r>
+              <w:rPr>
+                <w:lang w:val="en-ZA"/>
+              </w:rPr>
+              <w:t>Testing (Phase 6)</w:t>
+            </w:r>
+          </w:p>
+        </w:tc>
+        <w:tc>
+          <w:tcPr>
+            <w:tcW w:w="0" w:type="auto"/>
+            <w:tcMar>
+              <w:top w:w="150" w:type="dxa"/>
+              <w:left w:w="240" w:type="dxa"/>
+              <w:bottom w:w="150" w:type="dxa"/>
+              <w:right w:w="240" w:type="dxa"/>
+            </w:tcMar>
+            <w:vAlign w:val="center"/>
+            <w:hideMark/>
+          </w:tcPr>
+          <w:p>
+            <w:pPr>
+              <w:rPr>
+                <w:lang w:val="en-ZA"/>
+              </w:rPr>
+            </w:pPr>
+            <w:r>
+              <w:rPr>
+                <w:lang w:val="en-ZA"/>
+              </w:rPr>
+              <w:t>Not started</w:t>
+            </w:r>
+          </w:p>
+        </w:tc>
+        <w:tc>
+          <w:tcPr>
+            <w:tcW w:w="0" w:type="auto"/>
+            <w:tcMar>
+              <w:top w:w="150" w:type="dxa"/>
+              <w:left w:w="240" w:type="dxa"/>
+              <w:bottom w:w="150" w:type="dxa"/>
+              <w:right w:w="240" w:type="dxa"/>
+            </w:tcMar>
+            <w:vAlign w:val="center"/>
+            <w:hideMark/>
+          </w:tcPr>
+          <w:p>
+            <w:pPr>
+              <w:rPr>
+                <w:lang w:val="en-ZA"/>
+              </w:rPr>
+            </w:pPr>
+            <w:r>
+              <w:rPr>
+                <w:lang w:val="en-ZA"/>
+              </w:rPr>
+              <w:t>Not started</w:t>
+            </w:r>
+          </w:p>
+        </w:tc>
+        <w:tc>
+          <w:tcPr>
+            <w:tcW w:w="0" w:type="auto"/>
+            <w:tcMar>
+              <w:top w:w="150" w:type="dxa"/>
+              <w:left w:w="240" w:type="dxa"/>
+              <w:bottom w:w="150" w:type="dxa"/>
+              <w:right w:w="0" w:type="dxa"/>
+            </w:tcMar>
+            <w:vAlign w:val="center"/>
+            <w:hideMark/>
+          </w:tcPr>
+          <w:p>
+            <w:pPr>
+              <w:rPr>
+                <w:lang w:val="en-ZA"/>
+              </w:rPr>
+            </w:pPr>
+            <w:r>
+              <w:rPr>
+                <w:lang w:val="en-ZA"/>
+              </w:rPr>
+              <w:t>0%</w:t>
+            </w:r>
+          </w:p>
+        </w:tc>
+      </w:tr>
+      <w:tr>
+        <w:tc>
+          <w:tcPr>
+            <w:tcW w:w="0" w:type="auto"/>
+            <w:tcMar>
+              <w:top w:w="150" w:type="dxa"/>
+              <w:left w:w="0" w:type="dxa"/>
+              <w:bottom w:w="150" w:type="dxa"/>
+              <w:right w:w="240" w:type="dxa"/>
+            </w:tcMar>
+            <w:vAlign w:val="center"/>
+            <w:hideMark/>
+          </w:tcPr>
+          <w:p>
+            <w:pPr>
+              <w:rPr>
+                <w:lang w:val="en-ZA"/>
+              </w:rPr>
+            </w:pPr>
+            <w:r>
+              <w:rPr>
+                <w:lang w:val="en-ZA"/>
+              </w:rPr>
+              <w:t>Final report</w:t>
+            </w:r>
+          </w:p>
+        </w:tc>
+        <w:tc>
+          <w:tcPr>
+            <w:tcW w:w="0" w:type="auto"/>
+            <w:tcMar>
+              <w:top w:w="150" w:type="dxa"/>
+              <w:left w:w="240" w:type="dxa"/>
+              <w:bottom w:w="150" w:type="dxa"/>
+              <w:right w:w="240" w:type="dxa"/>
+            </w:tcMar>
+            <w:vAlign w:val="center"/>
+            <w:hideMark/>
+          </w:tcPr>
+          <w:p>
+            <w:pPr>
+              <w:rPr>
+                <w:lang w:val="en-ZA"/>
+              </w:rPr>
+            </w:pPr>
+            <w:r>
+              <w:rPr>
+                <w:lang w:val="en-ZA"/>
+              </w:rPr>
+              <w:t>Not started</w:t>
+            </w:r>
+          </w:p>
+        </w:tc>
+        <w:tc>
+          <w:tcPr>
+            <w:tcW w:w="0" w:type="auto"/>
+            <w:tcMar>
+              <w:top w:w="150" w:type="dxa"/>
+              <w:left w:w="240" w:type="dxa"/>
+              <w:bottom w:w="150" w:type="dxa"/>
+              <w:right w:w="240" w:type="dxa"/>
+            </w:tcMar>
+            <w:vAlign w:val="center"/>
+            <w:hideMark/>
+          </w:tcPr>
+          <w:p>
+            <w:pPr>
+              <w:rPr>
+                <w:lang w:val="en-ZA"/>
+              </w:rPr>
+            </w:pPr>
+            <w:r>
+              <w:rPr>
+                <w:lang w:val="en-ZA"/>
+              </w:rPr>
+              <w:t>Not started</w:t>
+            </w:r>
+          </w:p>
+        </w:tc>
+        <w:tc>
+          <w:tcPr>
+            <w:tcW w:w="0" w:type="auto"/>
+            <w:tcMar>
+              <w:top w:w="150" w:type="dxa"/>
+              <w:left w:w="240" w:type="dxa"/>
+              <w:bottom w:w="150" w:type="dxa"/>
+              <w:right w:w="0" w:type="dxa"/>
+            </w:tcMar>
+            <w:vAlign w:val="center"/>
+            <w:hideMark/>
+          </w:tcPr>
+          <w:p>
+            <w:pPr>
+              <w:rPr>
+                <w:lang w:val="en-ZA"/>
+              </w:rPr>
+            </w:pPr>
+            <w:r>
+              <w:rPr>
+                <w:lang w:val="en-ZA"/>
+              </w:rPr>
+              <w:t>0%</w:t>
+            </w:r>
+          </w:p>
+        </w:tc>
+      </w:tr>
+    </w:tbl>
+    <w:p>
+      <w:pPr>
+        <w:rPr>
+          <w:lang w:val="en-ZA"/>
+        </w:rPr>
+      </w:pPr>
+      <w:r>
+        <w:rPr>
+          <w:b/>
+          <w:bCs/>
+          <w:lang w:val="en-ZA"/>
+        </w:rPr>
+        <w:t>All ten modules are now functional.</w:t>
+      </w:r>
+      <w:r>
+        <w:rPr>
+          <w:lang w:val="en-ZA"/>
+        </w:rPr>
+        <w:t> The application supports the full user journey from login to reports across all four roles.</w:t>
+      </w:r>
+    </w:p>
+    <w:p>
+      <w:pPr>
+        <w:rPr>
+          <w:b/>
+          <w:bCs/>
+          <w:lang w:val="en-ZA"/>
+        </w:rPr>
+      </w:pPr>
+      <w:r>
+        <w:rPr>
+          <w:b/>
+          <w:bCs/>
+          <w:lang w:val="en-ZA"/>
+        </w:rPr>
+        <w:t>12.2 Module Implementation Register</w:t>
+      </w:r>
+    </w:p>
+    <w:tbl>
+      <w:tblPr>
+        <w:tblW w:w="10080" w:type="dxa"/>
+        <w:tblCellMar>
+          <w:top w:w="15" w:type="dxa"/>
+          <w:left w:w="15" w:type="dxa"/>
+          <w:bottom w:w="15" w:type="dxa"/>
+          <w:right w:w="15" w:type="dxa"/>
+        </w:tblCellMar>
+        <w:tblLook w:val="04A0" w:firstRow="1" w:lastRow="0" w:firstColumn="1" w:lastColumn="0" w:noHBand="0" w:noVBand="1"/>
+      </w:tblPr>
+      <w:tblGrid>
+        <w:gridCol w:w="1370"/>
+        <w:gridCol w:w="18210"/>
+        <w:gridCol w:w="2136"/>
+      </w:tblGrid>
+      <w:tr>
+        <w:trPr>
+          <w:tblHeader/>
+        </w:trPr>
+        <w:tc>
+          <w:tcPr>
+            <w:tcW w:w="0" w:type="auto"/>
+            <w:tcBorders>
+              <w:top w:val="nil"/>
+            </w:tcBorders>
+            <w:tcMar>
+              <w:top w:w="150" w:type="dxa"/>
+              <w:left w:w="0" w:type="dxa"/>
+              <w:bottom w:w="150" w:type="dxa"/>
+              <w:right w:w="240" w:type="dxa"/>
+            </w:tcMar>
+            <w:vAlign w:val="center"/>
+            <w:hideMark/>
+          </w:tcPr>
+          <w:p>
+            <w:pPr>
+              <w:rPr>
+                <w:lang w:val="en-ZA"/>
+              </w:rPr>
+            </w:pPr>
+            <w:r>
+              <w:rPr>
+                <w:lang w:val="en-ZA"/>
+              </w:rPr>
+              <w:t>Module</w:t>
+            </w:r>
+          </w:p>
+        </w:tc>
+        <w:tc>
+          <w:tcPr>
+            <w:tcW w:w="0" w:type="auto"/>
+            <w:tcBorders>
+              <w:top w:val="nil"/>
+            </w:tcBorders>
+            <w:tcMar>
+              <w:top w:w="150" w:type="dxa"/>
+              <w:left w:w="240" w:type="dxa"/>
+              <w:bottom w:w="150" w:type="dxa"/>
+              <w:right w:w="240" w:type="dxa"/>
+            </w:tcMar>
+            <w:vAlign w:val="center"/>
+            <w:hideMark/>
+          </w:tcPr>
+          <w:p>
+            <w:pPr>
+              <w:rPr>
+                <w:lang w:val="en-ZA"/>
+              </w:rPr>
+            </w:pPr>
+            <w:r>
+              <w:rPr>
+                <w:lang w:val="en-ZA"/>
+              </w:rPr>
+              <w:t>Files Created</w:t>
+            </w:r>
+          </w:p>
+        </w:tc>
+        <w:tc>
+          <w:tcPr>
+            <w:tcW w:w="0" w:type="auto"/>
+            <w:tcBorders>
+              <w:top w:val="nil"/>
+            </w:tcBorders>
+            <w:tcMar>
+              <w:top w:w="150" w:type="dxa"/>
+              <w:left w:w="240" w:type="dxa"/>
+              <w:bottom w:w="150" w:type="dxa"/>
+              <w:right w:w="240" w:type="dxa"/>
+            </w:tcMar>
+            <w:vAlign w:val="center"/>
+            <w:hideMark/>
+          </w:tcPr>
+          <w:p>
+            <w:pPr>
+              <w:rPr>
+                <w:lang w:val="en-ZA"/>
+              </w:rPr>
+            </w:pPr>
+            <w:r>
+              <w:rPr>
+                <w:lang w:val="en-ZA"/>
+              </w:rPr>
+              <w:t>Key Capabilities</w:t>
+            </w:r>
+          </w:p>
+        </w:tc>
+      </w:tr>
+      <w:tr>
+        <w:tc>
+          <w:tcPr>
+            <w:tcW w:w="0" w:type="auto"/>
+            <w:tcMar>
+              <w:top w:w="150" w:type="dxa"/>
+              <w:left w:w="0" w:type="dxa"/>
+              <w:bottom w:w="150" w:type="dxa"/>
+              <w:right w:w="240" w:type="dxa"/>
+            </w:tcMar>
+            <w:vAlign w:val="center"/>
+            <w:hideMark/>
+          </w:tcPr>
+          <w:p>
+            <w:pPr>
+              <w:rPr>
+                <w:lang w:val="en-ZA"/>
+              </w:rPr>
+            </w:pPr>
+            <w:r>
+              <w:rPr>
+                <w:lang w:val="en-ZA"/>
+              </w:rPr>
+              <w:t>1 — Database</w:t>
+            </w:r>
+          </w:p>
+        </w:tc>
+        <w:tc>
+          <w:tcPr>
+            <w:tcW w:w="0" w:type="auto"/>
+            <w:tcMar>
+              <w:top w:w="150" w:type="dxa"/>
+              <w:left w:w="240" w:type="dxa"/>
+              <w:bottom w:w="150" w:type="dxa"/>
+              <w:right w:w="240" w:type="dxa"/>
+            </w:tcMar>
+            <w:vAlign w:val="center"/>
+            <w:hideMark/>
+          </w:tcPr>
+          <w:p>
+            <w:pPr>
+              <w:rPr>
+                <w:lang w:val="en-ZA"/>
+              </w:rPr>
+            </w:pPr>
+            <w:r>
+              <w:rPr>
+                <w:lang w:val="en-ZA"/>
+              </w:rPr>
+              <w:t>Database/config.py, connection.py, init_db.py; Models/*</w:t>
+            </w:r>
+          </w:p>
+        </w:tc>
+        <w:tc>
+          <w:tcPr>
+            <w:tcW w:w="0" w:type="auto"/>
+            <w:tcMar>
+              <w:top w:w="150" w:type="dxa"/>
+              <w:left w:w="240" w:type="dxa"/>
+              <w:bottom w:w="150" w:type="dxa"/>
+              <w:right w:w="0" w:type="dxa"/>
+            </w:tcMar>
+            <w:vAlign w:val="center"/>
+            <w:hideMark/>
+          </w:tcPr>
+          <w:p>
+            <w:pPr>
+              <w:rPr>
+                <w:lang w:val="en-ZA"/>
+              </w:rPr>
+            </w:pPr>
+            <w:r>
+              <w:rPr>
+                <w:lang w:val="en-ZA"/>
+              </w:rPr>
+              <w:t xml:space="preserve">8 entity tables, </w:t>
+            </w:r>
+            <w:proofErr w:type="spellStart"/>
+            <w:r>
+              <w:rPr>
+                <w:lang w:val="en-ZA"/>
+              </w:rPr>
+              <w:t>SQLAlchemy</w:t>
+            </w:r>
+            <w:proofErr w:type="spellEnd"/>
+            <w:r>
+              <w:rPr>
+                <w:lang w:val="en-ZA"/>
+              </w:rPr>
+              <w:t xml:space="preserve"> ORM, idempotent seeding</w:t>
+            </w:r>
+          </w:p>
+        </w:tc>
+      </w:tr>
+      <w:tr>
+        <w:tc>
+          <w:tcPr>
+            <w:tcW w:w="0" w:type="auto"/>
+            <w:tcMar>
+              <w:top w:w="150" w:type="dxa"/>
+              <w:left w:w="0" w:type="dxa"/>
+              <w:bottom w:w="150" w:type="dxa"/>
+              <w:right w:w="240" w:type="dxa"/>
+            </w:tcMar>
+            <w:vAlign w:val="center"/>
+            <w:hideMark/>
+          </w:tcPr>
+          <w:p>
+            <w:pPr>
+              <w:rPr>
+                <w:lang w:val="en-ZA"/>
+              </w:rPr>
+            </w:pPr>
+            <w:r>
+              <w:rPr>
+                <w:lang w:val="en-ZA"/>
+              </w:rPr>
+              <w:t>2 — Auth</w:t>
+            </w:r>
+          </w:p>
+        </w:tc>
+        <w:tc>
+          <w:tcPr>
+            <w:tcW w:w="0" w:type="auto"/>
+            <w:tcMar>
+              <w:top w:w="150" w:type="dxa"/>
+              <w:left w:w="240" w:type="dxa"/>
+              <w:bottom w:w="150" w:type="dxa"/>
+              <w:right w:w="240" w:type="dxa"/>
+            </w:tcMar>
+            <w:vAlign w:val="center"/>
+            <w:hideMark/>
+          </w:tcPr>
+          <w:p>
+            <w:pPr>
+              <w:rPr>
+                <w:lang w:val="en-ZA"/>
+              </w:rPr>
+            </w:pPr>
+            <w:r>
+              <w:rPr>
+                <w:lang w:val="en-ZA"/>
+              </w:rPr>
+              <w:t>Services/security.py, auth_service.py; Repositories/user_repository.py; Controllers/auth_controller.py; ui/login_screen.py</w:t>
+            </w:r>
+          </w:p>
+        </w:tc>
+        <w:tc>
+          <w:tcPr>
+            <w:tcW w:w="0" w:type="auto"/>
+            <w:tcMar>
+              <w:top w:w="150" w:type="dxa"/>
+              <w:left w:w="240" w:type="dxa"/>
+              <w:bottom w:w="150" w:type="dxa"/>
+              <w:right w:w="0" w:type="dxa"/>
+            </w:tcMar>
+            <w:vAlign w:val="center"/>
+            <w:hideMark/>
+          </w:tcPr>
+          <w:p>
+            <w:pPr>
+              <w:rPr>
+                <w:lang w:val="en-ZA"/>
+              </w:rPr>
+            </w:pPr>
+            <w:proofErr w:type="spellStart"/>
+            <w:r>
+              <w:rPr>
+                <w:lang w:val="en-ZA"/>
+              </w:rPr>
+              <w:t>bcrypt</w:t>
+            </w:r>
+            <w:proofErr w:type="spellEnd"/>
+            <w:r>
+              <w:rPr>
+                <w:lang w:val="en-ZA"/>
+              </w:rPr>
+              <w:t xml:space="preserve"> hashing, role gate, inactive-account block, show/hide password, Enter-to-submit</w:t>
+            </w:r>
+          </w:p>
+        </w:tc>
+      </w:tr>
+      <w:tr>
+        <w:tc>
+          <w:tcPr>
+            <w:tcW w:w="0" w:type="auto"/>
+            <w:tcMar>
+              <w:top w:w="150" w:type="dxa"/>
+              <w:left w:w="0" w:type="dxa"/>
+              <w:bottom w:w="150" w:type="dxa"/>
+              <w:right w:w="240" w:type="dxa"/>
+            </w:tcMar>
+            <w:vAlign w:val="center"/>
+            <w:hideMark/>
+          </w:tcPr>
+          <w:p>
+            <w:pPr>
+              <w:rPr>
+                <w:lang w:val="en-ZA"/>
+              </w:rPr>
+            </w:pPr>
+            <w:r>
+              <w:rPr>
+                <w:lang w:val="en-ZA"/>
+              </w:rPr>
+              <w:t>3 — Users</w:t>
+            </w:r>
+          </w:p>
+        </w:tc>
+        <w:tc>
+          <w:tcPr>
+            <w:tcW w:w="0" w:type="auto"/>
+            <w:tcMar>
+              <w:top w:w="150" w:type="dxa"/>
+              <w:left w:w="240" w:type="dxa"/>
+              <w:bottom w:w="150" w:type="dxa"/>
+              <w:right w:w="240" w:type="dxa"/>
+            </w:tcMar>
+            <w:vAlign w:val="center"/>
+            <w:hideMark/>
+          </w:tcPr>
+          <w:p>
+            <w:pPr>
+              <w:rPr>
+                <w:lang w:val="en-ZA"/>
+              </w:rPr>
+            </w:pPr>
+            <w:r>
+              <w:rPr>
+                <w:lang w:val="en-ZA"/>
+              </w:rPr>
+              <w:t>Services/user_service.py; Controllers/user_controller.py; ui/user_form_dialog.py, users_screen.py</w:t>
+            </w:r>
+          </w:p>
+        </w:tc>
+        <w:tc>
+          <w:tcPr>
+            <w:tcW w:w="0" w:type="auto"/>
+            <w:tcMar>
+              <w:top w:w="150" w:type="dxa"/>
+              <w:left w:w="240" w:type="dxa"/>
+              <w:bottom w:w="150" w:type="dxa"/>
+              <w:right w:w="0" w:type="dxa"/>
+            </w:tcMar>
+            <w:vAlign w:val="center"/>
+            <w:hideMark/>
+          </w:tcPr>
+          <w:p>
+            <w:pPr>
+              <w:rPr>
+                <w:lang w:val="en-ZA"/>
+              </w:rPr>
+            </w:pPr>
+            <w:r>
+              <w:rPr>
+                <w:lang w:val="en-ZA"/>
+              </w:rPr>
+              <w:t>Admin-only CRUD, unique email/ID, deactivate/reactivate, hard-delete block when links exist</w:t>
+            </w:r>
+          </w:p>
+        </w:tc>
+      </w:tr>
+      <w:tr>
+        <w:tc>
+          <w:tcPr>
+            <w:tcW w:w="0" w:type="auto"/>
+            <w:tcMar>
+              <w:top w:w="150" w:type="dxa"/>
+              <w:left w:w="0" w:type="dxa"/>
+              <w:bottom w:w="150" w:type="dxa"/>
+              <w:right w:w="240" w:type="dxa"/>
+            </w:tcMar>
+            <w:vAlign w:val="center"/>
+            <w:hideMark/>
+          </w:tcPr>
+          <w:p>
+            <w:pPr>
+              <w:rPr>
+                <w:lang w:val="en-ZA"/>
+              </w:rPr>
+            </w:pPr>
+            <w:r>
+              <w:rPr>
+                <w:lang w:val="en-ZA"/>
+              </w:rPr>
+              <w:t>4 — Properties</w:t>
+            </w:r>
+          </w:p>
+        </w:tc>
+        <w:tc>
+          <w:tcPr>
+            <w:tcW w:w="0" w:type="auto"/>
+            <w:tcMar>
+              <w:top w:w="150" w:type="dxa"/>
+              <w:left w:w="240" w:type="dxa"/>
+              <w:bottom w:w="150" w:type="dxa"/>
+              <w:right w:w="240" w:type="dxa"/>
+            </w:tcMar>
+            <w:vAlign w:val="center"/>
+            <w:hideMark/>
+          </w:tcPr>
+          <w:p>
+            <w:pPr>
+              <w:rPr>
+                <w:lang w:val="en-ZA"/>
+              </w:rPr>
+            </w:pPr>
+            <w:r>
+              <w:rPr>
+                <w:lang w:val="en-ZA"/>
+              </w:rPr>
+              <w:t>Services/property_service.py; Controllers/property_controller.py; ui/property_form_dialog.py, properties_screen.py</w:t>
+            </w:r>
+          </w:p>
+        </w:tc>
+        <w:tc>
+          <w:tcPr>
+            <w:tcW w:w="0" w:type="auto"/>
+            <w:tcMar>
+              <w:top w:w="150" w:type="dxa"/>
+              <w:left w:w="240" w:type="dxa"/>
+              <w:bottom w:w="150" w:type="dxa"/>
+              <w:right w:w="0" w:type="dxa"/>
+            </w:tcMar>
+            <w:vAlign w:val="center"/>
+            <w:hideMark/>
+          </w:tcPr>
+          <w:p>
+            <w:pPr>
+              <w:rPr>
+                <w:lang w:val="en-ZA"/>
+              </w:rPr>
+            </w:pPr>
+            <w:r>
+              <w:rPr>
+                <w:lang w:val="en-ZA"/>
+              </w:rPr>
+              <w:t xml:space="preserve">CRUD, controlled vocabulary, archive </w:t>
+            </w:r>
+            <w:r>
+              <w:rPr>
+                <w:lang w:val="en-ZA"/>
+              </w:rPr>
+              <w:lastRenderedPageBreak/>
+              <w:t>as soft-delete, status recalculation</w:t>
+            </w:r>
+          </w:p>
+        </w:tc>
+      </w:tr>
+      <w:tr>
+        <w:tc>
+          <w:tcPr>
+            <w:tcW w:w="0" w:type="auto"/>
+            <w:tcMar>
+              <w:top w:w="150" w:type="dxa"/>
+              <w:left w:w="0" w:type="dxa"/>
+              <w:bottom w:w="150" w:type="dxa"/>
+              <w:right w:w="240" w:type="dxa"/>
+            </w:tcMar>
+            <w:vAlign w:val="center"/>
+            <w:hideMark/>
+          </w:tcPr>
+          <w:p>
+            <w:pPr>
+              <w:rPr>
+                <w:lang w:val="en-ZA"/>
+              </w:rPr>
+            </w:pPr>
+            <w:r>
+              <w:rPr>
+                <w:lang w:val="en-ZA"/>
+              </w:rPr>
+              <w:lastRenderedPageBreak/>
+              <w:t>5 — Ownership</w:t>
+            </w:r>
+          </w:p>
+        </w:tc>
+        <w:tc>
+          <w:tcPr>
+            <w:tcW w:w="0" w:type="auto"/>
+            <w:tcMar>
+              <w:top w:w="150" w:type="dxa"/>
+              <w:left w:w="240" w:type="dxa"/>
+              <w:bottom w:w="150" w:type="dxa"/>
+              <w:right w:w="240" w:type="dxa"/>
+            </w:tcMar>
+            <w:vAlign w:val="center"/>
+            <w:hideMark/>
+          </w:tcPr>
+          <w:p>
+            <w:pPr>
+              <w:rPr>
+                <w:lang w:val="en-ZA"/>
+              </w:rPr>
+            </w:pPr>
+            <w:r>
+              <w:rPr>
+                <w:lang w:val="en-ZA"/>
+              </w:rPr>
+              <w:t>Services/ownership_service.py; Repositories/ownership_repository.py; Controllers/ownership_controller.py; ui/ownership_form_dialog.py, ownerships_screen.py</w:t>
+            </w:r>
+          </w:p>
+        </w:tc>
+        <w:tc>
+          <w:tcPr>
+            <w:tcW w:w="0" w:type="auto"/>
+            <w:tcMar>
+              <w:top w:w="150" w:type="dxa"/>
+              <w:left w:w="240" w:type="dxa"/>
+              <w:bottom w:w="150" w:type="dxa"/>
+              <w:right w:w="0" w:type="dxa"/>
+            </w:tcMar>
+            <w:vAlign w:val="center"/>
+            <w:hideMark/>
+          </w:tcPr>
+          <w:p>
+            <w:pPr>
+              <w:rPr>
+                <w:lang w:val="en-ZA"/>
+              </w:rPr>
+            </w:pPr>
+            <w:r>
+              <w:rPr>
+                <w:lang w:val="en-ZA"/>
+              </w:rPr>
+              <w:t>Co-ownership shares, share-total ≤ 1.0, soft-close history, Owner-role-only assignment</w:t>
+            </w:r>
+          </w:p>
+        </w:tc>
+      </w:tr>
+      <w:tr>
+        <w:tc>
+          <w:tcPr>
+            <w:tcW w:w="0" w:type="auto"/>
+            <w:tcMar>
+              <w:top w:w="150" w:type="dxa"/>
+              <w:left w:w="0" w:type="dxa"/>
+              <w:bottom w:w="150" w:type="dxa"/>
+              <w:right w:w="240" w:type="dxa"/>
+            </w:tcMar>
+            <w:vAlign w:val="center"/>
+            <w:hideMark/>
+          </w:tcPr>
+          <w:p>
+            <w:pPr>
+              <w:rPr>
+                <w:lang w:val="en-ZA"/>
+              </w:rPr>
+            </w:pPr>
+            <w:r>
+              <w:rPr>
+                <w:lang w:val="en-ZA"/>
+              </w:rPr>
+              <w:t>6 — Leases</w:t>
+            </w:r>
+          </w:p>
+        </w:tc>
+        <w:tc>
+          <w:tcPr>
+            <w:tcW w:w="0" w:type="auto"/>
+            <w:tcMar>
+              <w:top w:w="150" w:type="dxa"/>
+              <w:left w:w="240" w:type="dxa"/>
+              <w:bottom w:w="150" w:type="dxa"/>
+              <w:right w:w="240" w:type="dxa"/>
+            </w:tcMar>
+            <w:vAlign w:val="center"/>
+            <w:hideMark/>
+          </w:tcPr>
+          <w:p>
+            <w:pPr>
+              <w:rPr>
+                <w:lang w:val="en-ZA"/>
+              </w:rPr>
+            </w:pPr>
+            <w:r>
+              <w:rPr>
+                <w:lang w:val="en-ZA"/>
+              </w:rPr>
+              <w:t>Services/lease_service.py; Repositories/lease_repository.py; Controllers/lease_controller.py; ui/lease_form_dialog.py, leases_screen.py</w:t>
+            </w:r>
+          </w:p>
+        </w:tc>
+        <w:tc>
+          <w:tcPr>
+            <w:tcW w:w="0" w:type="auto"/>
+            <w:tcMar>
+              <w:top w:w="150" w:type="dxa"/>
+              <w:left w:w="240" w:type="dxa"/>
+              <w:bottom w:w="150" w:type="dxa"/>
+              <w:right w:w="0" w:type="dxa"/>
+            </w:tcMar>
+            <w:vAlign w:val="center"/>
+            <w:hideMark/>
+          </w:tcPr>
+          <w:p>
+            <w:pPr>
+              <w:rPr>
+                <w:lang w:val="en-ZA"/>
+              </w:rPr>
+            </w:pPr>
+            <w:r>
+              <w:rPr>
+                <w:lang w:val="en-ZA"/>
+              </w:rPr>
+              <w:t>One-active-lease-per-property, auto-generate first payment, auto-recalculate property status</w:t>
+            </w:r>
+          </w:p>
+        </w:tc>
+      </w:tr>
+      <w:tr>
+        <w:tc>
+          <w:tcPr>
+            <w:tcW w:w="0" w:type="auto"/>
+            <w:tcMar>
+              <w:top w:w="150" w:type="dxa"/>
+              <w:left w:w="0" w:type="dxa"/>
+              <w:bottom w:w="150" w:type="dxa"/>
+              <w:right w:w="240" w:type="dxa"/>
+            </w:tcMar>
+            <w:vAlign w:val="center"/>
+            <w:hideMark/>
+          </w:tcPr>
+          <w:p>
+            <w:pPr>
+              <w:rPr>
+                <w:lang w:val="en-ZA"/>
+              </w:rPr>
+            </w:pPr>
+            <w:r>
+              <w:rPr>
+                <w:lang w:val="en-ZA"/>
+              </w:rPr>
+              <w:t>7 — Payments</w:t>
+            </w:r>
+          </w:p>
+        </w:tc>
+        <w:tc>
+          <w:tcPr>
+            <w:tcW w:w="0" w:type="auto"/>
+            <w:tcMar>
+              <w:top w:w="150" w:type="dxa"/>
+              <w:left w:w="240" w:type="dxa"/>
+              <w:bottom w:w="150" w:type="dxa"/>
+              <w:right w:w="240" w:type="dxa"/>
+            </w:tcMar>
+            <w:vAlign w:val="center"/>
+            <w:hideMark/>
+          </w:tcPr>
+          <w:p>
+            <w:pPr>
+              <w:rPr>
+                <w:lang w:val="en-ZA"/>
+              </w:rPr>
+            </w:pPr>
+            <w:r>
+              <w:rPr>
+                <w:lang w:val="en-ZA"/>
+              </w:rPr>
+              <w:t>Services/payment_service.py; Repositories/payment_repository.py; Controllers/payment_controller.py; ui/payment_form_dialog.py, payments_screen.py</w:t>
+            </w:r>
+          </w:p>
+        </w:tc>
+        <w:tc>
+          <w:tcPr>
+            <w:tcW w:w="0" w:type="auto"/>
+            <w:tcMar>
+              <w:top w:w="150" w:type="dxa"/>
+              <w:left w:w="240" w:type="dxa"/>
+              <w:bottom w:w="150" w:type="dxa"/>
+              <w:right w:w="0" w:type="dxa"/>
+            </w:tcMar>
+            <w:vAlign w:val="center"/>
+            <w:hideMark/>
+          </w:tcPr>
+          <w:p>
+            <w:pPr>
+              <w:rPr>
+                <w:lang w:val="en-ZA"/>
+              </w:rPr>
+            </w:pPr>
+            <w:r>
+              <w:rPr>
+                <w:lang w:val="en-ZA"/>
+              </w:rPr>
+              <w:t>Mark paid, overdue detection (invoked on-read), role-scoped lists, notification emission</w:t>
+            </w:r>
+          </w:p>
+        </w:tc>
+      </w:tr>
+      <w:tr>
+        <w:tc>
+          <w:tcPr>
+            <w:tcW w:w="0" w:type="auto"/>
+            <w:tcMar>
+              <w:top w:w="150" w:type="dxa"/>
+              <w:left w:w="0" w:type="dxa"/>
+              <w:bottom w:w="150" w:type="dxa"/>
+              <w:right w:w="240" w:type="dxa"/>
+            </w:tcMar>
+            <w:vAlign w:val="center"/>
+            <w:hideMark/>
+          </w:tcPr>
+          <w:p>
+            <w:pPr>
+              <w:rPr>
+                <w:lang w:val="en-ZA"/>
+              </w:rPr>
+            </w:pPr>
+            <w:r>
+              <w:rPr>
+                <w:lang w:val="en-ZA"/>
+              </w:rPr>
+              <w:t>8 — Maintenance</w:t>
+            </w:r>
+          </w:p>
+        </w:tc>
+        <w:tc>
+          <w:tcPr>
+            <w:tcW w:w="0" w:type="auto"/>
+            <w:tcMar>
+              <w:top w:w="150" w:type="dxa"/>
+              <w:left w:w="240" w:type="dxa"/>
+              <w:bottom w:w="150" w:type="dxa"/>
+              <w:right w:w="240" w:type="dxa"/>
+            </w:tcMar>
+            <w:vAlign w:val="center"/>
+            <w:hideMark/>
+          </w:tcPr>
+          <w:p>
+            <w:pPr>
+              <w:rPr>
+                <w:lang w:val="en-ZA"/>
+              </w:rPr>
+            </w:pPr>
+            <w:r>
+              <w:rPr>
+                <w:lang w:val="en-ZA"/>
+              </w:rPr>
+              <w:t>Services/maintenance_service.py; Repositories/maintenance_repository.py; Controllers/maintenance_controller.py; ui/maintenance_form_dialog.py, maintenance_detail_dialog.py, maintenance_screen.py</w:t>
+            </w:r>
+          </w:p>
+        </w:tc>
+        <w:tc>
+          <w:tcPr>
+            <w:tcW w:w="0" w:type="auto"/>
+            <w:tcMar>
+              <w:top w:w="150" w:type="dxa"/>
+              <w:left w:w="240" w:type="dxa"/>
+              <w:bottom w:w="150" w:type="dxa"/>
+              <w:right w:w="0" w:type="dxa"/>
+            </w:tcMar>
+            <w:vAlign w:val="center"/>
+            <w:hideMark/>
+          </w:tcPr>
+          <w:p>
+            <w:pPr>
+              <w:rPr>
+                <w:lang w:val="en-ZA"/>
+              </w:rPr>
+            </w:pPr>
+            <w:r>
+              <w:rPr>
+                <w:lang w:val="en-ZA"/>
+              </w:rPr>
+              <w:t>State machine (Open → In Progress → Resolved → Closed), priority levels, tenant lease check</w:t>
+            </w:r>
+          </w:p>
+        </w:tc>
+      </w:tr>
+      <w:tr>
+        <w:tc>
+          <w:tcPr>
+            <w:tcW w:w="0" w:type="auto"/>
+            <w:tcMar>
+              <w:top w:w="150" w:type="dxa"/>
+              <w:left w:w="0" w:type="dxa"/>
+              <w:bottom w:w="150" w:type="dxa"/>
+              <w:right w:w="240" w:type="dxa"/>
+            </w:tcMar>
+            <w:vAlign w:val="center"/>
+            <w:hideMark/>
+          </w:tcPr>
+          <w:p>
+            <w:pPr>
+              <w:rPr>
+                <w:lang w:val="en-ZA"/>
+              </w:rPr>
+            </w:pPr>
+            <w:r>
+              <w:rPr>
+                <w:lang w:val="en-ZA"/>
+              </w:rPr>
+              <w:t>9 — Notifications</w:t>
+            </w:r>
+          </w:p>
+        </w:tc>
+        <w:tc>
+          <w:tcPr>
+            <w:tcW w:w="0" w:type="auto"/>
+            <w:tcMar>
+              <w:top w:w="150" w:type="dxa"/>
+              <w:left w:w="240" w:type="dxa"/>
+              <w:bottom w:w="150" w:type="dxa"/>
+              <w:right w:w="240" w:type="dxa"/>
+            </w:tcMar>
+            <w:vAlign w:val="center"/>
+            <w:hideMark/>
+          </w:tcPr>
+          <w:p>
+            <w:pPr>
+              <w:rPr>
+                <w:lang w:val="en-ZA"/>
+              </w:rPr>
+            </w:pPr>
+            <w:r>
+              <w:rPr>
+                <w:lang w:val="en-ZA"/>
+              </w:rPr>
+              <w:t>Services/notification_service.py, preference_service.py; Repositories/notification_repository.py; Controllers/notification_controller.py; ui/notification_popup.py, notification_preferences_dialog.py</w:t>
+            </w:r>
+          </w:p>
+        </w:tc>
+        <w:tc>
+          <w:tcPr>
+            <w:tcW w:w="0" w:type="auto"/>
+            <w:tcMar>
+              <w:top w:w="150" w:type="dxa"/>
+              <w:left w:w="240" w:type="dxa"/>
+              <w:bottom w:w="150" w:type="dxa"/>
+              <w:right w:w="0" w:type="dxa"/>
+            </w:tcMar>
+            <w:vAlign w:val="center"/>
+            <w:hideMark/>
+          </w:tcPr>
+          <w:p>
+            <w:pPr>
+              <w:rPr>
+                <w:lang w:val="en-ZA"/>
+              </w:rPr>
+            </w:pPr>
+            <w:r>
+              <w:rPr>
+                <w:lang w:val="en-ZA"/>
+              </w:rPr>
+              <w:t>Bell with unread count, popup centre, mark-read, mark-all-read, per-event preferences</w:t>
+            </w:r>
+          </w:p>
+        </w:tc>
+      </w:tr>
+      <w:tr>
+        <w:tc>
+          <w:tcPr>
+            <w:tcW w:w="0" w:type="auto"/>
+            <w:tcMar>
+              <w:top w:w="150" w:type="dxa"/>
+              <w:left w:w="0" w:type="dxa"/>
+              <w:bottom w:w="150" w:type="dxa"/>
+              <w:right w:w="240" w:type="dxa"/>
+            </w:tcMar>
+            <w:vAlign w:val="center"/>
+            <w:hideMark/>
+          </w:tcPr>
+          <w:p>
+            <w:pPr>
+              <w:rPr>
+                <w:lang w:val="en-ZA"/>
+              </w:rPr>
+            </w:pPr>
+            <w:r>
+              <w:rPr>
+                <w:lang w:val="en-ZA"/>
+              </w:rPr>
+              <w:t xml:space="preserve">10 — Dashboard, Scheduler, </w:t>
+            </w:r>
+            <w:r>
+              <w:rPr>
+                <w:lang w:val="en-ZA"/>
+              </w:rPr>
+              <w:lastRenderedPageBreak/>
+              <w:t>Email, Reports</w:t>
+            </w:r>
+          </w:p>
+        </w:tc>
+        <w:tc>
+          <w:tcPr>
+            <w:tcW w:w="0" w:type="auto"/>
+            <w:tcMar>
+              <w:top w:w="150" w:type="dxa"/>
+              <w:left w:w="240" w:type="dxa"/>
+              <w:bottom w:w="150" w:type="dxa"/>
+              <w:right w:w="240" w:type="dxa"/>
+            </w:tcMar>
+            <w:vAlign w:val="center"/>
+            <w:hideMark/>
+          </w:tcPr>
+          <w:p>
+            <w:pPr>
+              <w:rPr>
+                <w:lang w:val="en-ZA"/>
+              </w:rPr>
+            </w:pPr>
+            <w:r>
+              <w:rPr>
+                <w:lang w:val="en-ZA"/>
+              </w:rPr>
+              <w:lastRenderedPageBreak/>
+              <w:t>Services/dashboard_service.py, email_service.py, report_service.py; Controllers/dashboard_controller.py, report_controller.py; tasks/scheduler.py, reminder_task.py; ui/reports_screen.py; updated main.py</w:t>
+            </w:r>
+          </w:p>
+        </w:tc>
+        <w:tc>
+          <w:tcPr>
+            <w:tcW w:w="0" w:type="auto"/>
+            <w:tcMar>
+              <w:top w:w="150" w:type="dxa"/>
+              <w:left w:w="240" w:type="dxa"/>
+              <w:bottom w:w="150" w:type="dxa"/>
+              <w:right w:w="0" w:type="dxa"/>
+            </w:tcMar>
+            <w:vAlign w:val="center"/>
+            <w:hideMark/>
+          </w:tcPr>
+          <w:p>
+            <w:pPr>
+              <w:rPr>
+                <w:lang w:val="en-ZA"/>
+              </w:rPr>
+            </w:pPr>
+            <w:r>
+              <w:rPr>
+                <w:lang w:val="en-ZA"/>
+              </w:rPr>
+              <w:t xml:space="preserve">Role-aware stats, daily scheduler, SMTP </w:t>
+            </w:r>
+            <w:r>
+              <w:rPr>
+                <w:lang w:val="en-ZA"/>
+              </w:rPr>
+              <w:lastRenderedPageBreak/>
+              <w:t>(dry-run capable), 5 PDF report types</w:t>
+            </w:r>
+          </w:p>
+        </w:tc>
+      </w:tr>
+    </w:tbl>
+    <w:p>
+      <w:pPr>
+        <w:rPr>
+          <w:b/>
+          <w:bCs/>
+          <w:lang w:val="en-ZA"/>
+        </w:rPr>
+      </w:pPr>
+      <w:r>
+        <w:rPr>
+          <w:b/>
+          <w:bCs/>
+          <w:lang w:val="en-ZA"/>
+        </w:rPr>
+        <w:lastRenderedPageBreak/>
+        <w:t>12.3 Architectural Refinements Since Section 11</w:t>
+      </w:r>
+    </w:p>
+    <w:tbl>
+      <w:tblPr>
+        <w:tblW w:w="10080" w:type="dxa"/>
+        <w:tblCellMar>
+          <w:top w:w="15" w:type="dxa"/>
+          <w:left w:w="15" w:type="dxa"/>
+          <w:bottom w:w="15" w:type="dxa"/>
+          <w:right w:w="15" w:type="dxa"/>
+        </w:tblCellMar>
+        <w:tblLook w:val="04A0" w:firstRow="1" w:lastRow="0" w:firstColumn="1" w:lastColumn="0" w:noHBand="0" w:noVBand="1"/>
+      </w:tblPr>
+      <w:tblGrid>
+        <w:gridCol w:w="1816"/>
+        <w:gridCol w:w="8264"/>
+      </w:tblGrid>
+      <w:tr>
+        <w:trPr>
+          <w:tblHeader/>
+        </w:trPr>
+        <w:tc>
+          <w:tcPr>
+            <w:tcW w:w="0" w:type="auto"/>
+            <w:tcBorders>
+              <w:top w:val="nil"/>
+            </w:tcBorders>
+            <w:tcMar>
+              <w:top w:w="150" w:type="dxa"/>
+              <w:left w:w="0" w:type="dxa"/>
+              <w:bottom w:w="150" w:type="dxa"/>
+              <w:right w:w="240" w:type="dxa"/>
+            </w:tcMar>
+            <w:vAlign w:val="center"/>
+            <w:hideMark/>
+          </w:tcPr>
+          <w:p>
+            <w:pPr>
+              <w:rPr>
+                <w:lang w:val="en-ZA"/>
+              </w:rPr>
+            </w:pPr>
+            <w:r>
+              <w:rPr>
+                <w:lang w:val="en-ZA"/>
+              </w:rPr>
+              <w:t>Aspect</w:t>
+            </w:r>
+          </w:p>
+        </w:tc>
+        <w:tc>
+          <w:tcPr>
+            <w:tcW w:w="0" w:type="auto"/>
+            <w:tcBorders>
+              <w:top w:val="nil"/>
+            </w:tcBorders>
+            <w:tcMar>
+              <w:top w:w="150" w:type="dxa"/>
+              <w:left w:w="240" w:type="dxa"/>
+              <w:bottom w:w="150" w:type="dxa"/>
+              <w:right w:w="240" w:type="dxa"/>
+            </w:tcMar>
+            <w:vAlign w:val="center"/>
+            <w:hideMark/>
+          </w:tcPr>
+          <w:p>
+            <w:pPr>
+              <w:rPr>
+                <w:lang w:val="en-ZA"/>
+              </w:rPr>
+            </w:pPr>
+            <w:r>
+              <w:rPr>
+                <w:lang w:val="en-ZA"/>
+              </w:rPr>
+              <w:t>Change</w:t>
+            </w:r>
+          </w:p>
+        </w:tc>
+      </w:tr>
+      <w:tr>
+        <w:tc>
+          <w:tcPr>
+            <w:tcW w:w="0" w:type="auto"/>
+            <w:tcMar>
+              <w:top w:w="150" w:type="dxa"/>
+              <w:left w:w="0" w:type="dxa"/>
+              <w:bottom w:w="150" w:type="dxa"/>
+              <w:right w:w="240" w:type="dxa"/>
+            </w:tcMar>
+            <w:vAlign w:val="center"/>
+            <w:hideMark/>
+          </w:tcPr>
+          <w:p>
+            <w:pPr>
+              <w:rPr>
+                <w:lang w:val="en-ZA"/>
+              </w:rPr>
+            </w:pPr>
+            <w:r>
+              <w:rPr>
+                <w:lang w:val="en-ZA"/>
+              </w:rPr>
+              <w:t>Return-tuple convention</w:t>
+            </w:r>
+          </w:p>
+        </w:tc>
+        <w:tc>
+          <w:tcPr>
+            <w:tcW w:w="0" w:type="auto"/>
+            <w:tcMar>
+              <w:top w:w="150" w:type="dxa"/>
+              <w:left w:w="240" w:type="dxa"/>
+              <w:bottom w:w="150" w:type="dxa"/>
+              <w:right w:w="0" w:type="dxa"/>
+            </w:tcMar>
+            <w:vAlign w:val="center"/>
+            <w:hideMark/>
+          </w:tcPr>
+          <w:p>
+            <w:pPr>
+              <w:rPr>
+                <w:lang w:val="en-ZA"/>
+              </w:rPr>
+            </w:pPr>
+            <w:r>
+              <w:rPr>
+                <w:lang w:val="en-ZA"/>
+              </w:rPr>
+              <w:t xml:space="preserve">Standardised across all services: (True, result) on success; (False, </w:t>
+            </w:r>
+            <w:proofErr w:type="spellStart"/>
+            <w:r>
+              <w:rPr>
+                <w:lang w:val="en-ZA"/>
+              </w:rPr>
+              <w:t>error_msg</w:t>
+            </w:r>
+            <w:proofErr w:type="spellEnd"/>
+            <w:r>
+              <w:rPr>
+                <w:lang w:val="en-ZA"/>
+              </w:rPr>
+              <w:t>) on rejection</w:t>
+            </w:r>
+          </w:p>
+        </w:tc>
+      </w:tr>
+      <w:tr>
+        <w:tc>
+          <w:tcPr>
+            <w:tcW w:w="0" w:type="auto"/>
+            <w:tcMar>
+              <w:top w:w="150" w:type="dxa"/>
+              <w:left w:w="0" w:type="dxa"/>
+              <w:bottom w:w="150" w:type="dxa"/>
+              <w:right w:w="240" w:type="dxa"/>
+            </w:tcMar>
+            <w:vAlign w:val="center"/>
+            <w:hideMark/>
+          </w:tcPr>
+          <w:p>
+            <w:pPr>
+              <w:rPr>
+                <w:lang w:val="en-ZA"/>
+              </w:rPr>
+            </w:pPr>
+            <w:r>
+              <w:rPr>
+                <w:lang w:val="en-ZA"/>
+              </w:rPr>
+              <w:t>Role-scoping pattern</w:t>
+            </w:r>
+          </w:p>
+        </w:tc>
+        <w:tc>
+          <w:tcPr>
+            <w:tcW w:w="0" w:type="auto"/>
+            <w:tcMar>
+              <w:top w:w="150" w:type="dxa"/>
+              <w:left w:w="240" w:type="dxa"/>
+              <w:bottom w:w="150" w:type="dxa"/>
+              <w:right w:w="0" w:type="dxa"/>
+            </w:tcMar>
+            <w:vAlign w:val="center"/>
+            <w:hideMark/>
+          </w:tcPr>
+          <w:p>
+            <w:pPr>
+              <w:rPr>
+                <w:lang w:val="en-ZA"/>
+              </w:rPr>
+            </w:pPr>
+            <w:r>
+              <w:rPr>
+                <w:lang w:val="en-ZA"/>
+              </w:rPr>
+              <w:t>Every list-returning service method accepts </w:t>
+            </w:r>
+            <w:proofErr w:type="spellStart"/>
+            <w:r>
+              <w:rPr>
+                <w:lang w:val="en-ZA"/>
+              </w:rPr>
+              <w:t>session_user</w:t>
+            </w:r>
+            <w:proofErr w:type="spellEnd"/>
+            <w:r>
+              <w:rPr>
+                <w:lang w:val="en-ZA"/>
+              </w:rPr>
+              <w:t> and filters rows by role at the service layer — prevents data leakage before it reaches the UI</w:t>
+            </w:r>
+          </w:p>
+        </w:tc>
+      </w:tr>
+      <w:tr>
+        <w:tc>
+          <w:tcPr>
+            <w:tcW w:w="0" w:type="auto"/>
+            <w:tcMar>
+              <w:top w:w="150" w:type="dxa"/>
+              <w:left w:w="0" w:type="dxa"/>
+              <w:bottom w:w="150" w:type="dxa"/>
+              <w:right w:w="240" w:type="dxa"/>
+            </w:tcMar>
+            <w:vAlign w:val="center"/>
+            <w:hideMark/>
+          </w:tcPr>
+          <w:p>
+            <w:pPr>
+              <w:rPr>
+                <w:lang w:val="en-ZA"/>
+              </w:rPr>
+            </w:pPr>
+            <w:r>
+              <w:rPr>
+                <w:lang w:val="en-ZA"/>
+              </w:rPr>
+              <w:t>Notification integration</w:t>
+            </w:r>
+          </w:p>
+        </w:tc>
+        <w:tc>
+          <w:tcPr>
+            <w:tcW w:w="0" w:type="auto"/>
+            <w:tcMar>
+              <w:top w:w="150" w:type="dxa"/>
+              <w:left w:w="240" w:type="dxa"/>
+              <w:bottom w:w="150" w:type="dxa"/>
+              <w:right w:w="0" w:type="dxa"/>
+            </w:tcMar>
+            <w:vAlign w:val="center"/>
+            <w:hideMark/>
+          </w:tcPr>
+          <w:p>
+            <w:pPr>
+              <w:rPr>
+                <w:lang w:val="en-ZA"/>
+              </w:rPr>
+            </w:pPr>
+            <w:r>
+              <w:rPr>
+                <w:lang w:val="en-ZA"/>
+              </w:rPr>
+              <w:t>Every module that produces a relevant event (overdue payment, maintenance submit/update, lease expiring) calls </w:t>
+            </w:r>
+            <w:proofErr w:type="spellStart"/>
+            <w:r>
+              <w:rPr>
+                <w:lang w:val="en-ZA"/>
+              </w:rPr>
+              <w:t>NotificationService.emit</w:t>
+            </w:r>
+            <w:proofErr w:type="spellEnd"/>
+            <w:r>
+              <w:rPr>
+                <w:lang w:val="en-ZA"/>
+              </w:rPr>
+              <w:t>()</w:t>
+            </w:r>
+          </w:p>
+        </w:tc>
+      </w:tr>
+      <w:tr>
+        <w:tc>
+          <w:tcPr>
+            <w:tcW w:w="0" w:type="auto"/>
+            <w:tcMar>
+              <w:top w:w="150" w:type="dxa"/>
+              <w:left w:w="0" w:type="dxa"/>
+              <w:bottom w:w="150" w:type="dxa"/>
+              <w:right w:w="240" w:type="dxa"/>
+            </w:tcMar>
+            <w:vAlign w:val="center"/>
+            <w:hideMark/>
+          </w:tcPr>
+          <w:p>
+            <w:pPr>
+              <w:rPr>
+                <w:lang w:val="en-ZA"/>
+              </w:rPr>
+            </w:pPr>
+            <w:r>
+              <w:rPr>
+                <w:lang w:val="en-ZA"/>
+              </w:rPr>
+              <w:t>Scheduler</w:t>
+            </w:r>
+          </w:p>
+        </w:tc>
+        <w:tc>
+          <w:tcPr>
+            <w:tcW w:w="0" w:type="auto"/>
+            <w:tcMar>
+              <w:top w:w="150" w:type="dxa"/>
+              <w:left w:w="240" w:type="dxa"/>
+              <w:bottom w:w="150" w:type="dxa"/>
+              <w:right w:w="0" w:type="dxa"/>
+            </w:tcMar>
+            <w:vAlign w:val="center"/>
+            <w:hideMark/>
+          </w:tcPr>
+          <w:p>
+            <w:pPr>
+              <w:rPr>
+                <w:lang w:val="en-ZA"/>
+              </w:rPr>
+            </w:pPr>
+            <w:r>
+              <w:rPr>
+                <w:lang w:val="en-ZA"/>
+              </w:rPr>
+              <w:t>New tasks/ package with Scheduler and </w:t>
+            </w:r>
+            <w:proofErr w:type="spellStart"/>
+            <w:r>
+              <w:rPr>
+                <w:lang w:val="en-ZA"/>
+              </w:rPr>
+              <w:t>ReminderTask</w:t>
+            </w:r>
+            <w:proofErr w:type="spellEnd"/>
+            <w:r>
+              <w:rPr>
+                <w:lang w:val="en-ZA"/>
+              </w:rPr>
+              <w:t>; starts on app launch, stops on quit</w:t>
+            </w:r>
+          </w:p>
+        </w:tc>
+      </w:tr>
+      <w:tr>
+        <w:tc>
+          <w:tcPr>
+            <w:tcW w:w="0" w:type="auto"/>
+            <w:tcMar>
+              <w:top w:w="150" w:type="dxa"/>
+              <w:left w:w="0" w:type="dxa"/>
+              <w:bottom w:w="150" w:type="dxa"/>
+              <w:right w:w="240" w:type="dxa"/>
+            </w:tcMar>
+            <w:vAlign w:val="center"/>
+            <w:hideMark/>
+          </w:tcPr>
+          <w:p>
+            <w:pPr>
+              <w:rPr>
+                <w:lang w:val="en-ZA"/>
+              </w:rPr>
+            </w:pPr>
+            <w:r>
+              <w:rPr>
+                <w:lang w:val="en-ZA"/>
+              </w:rPr>
+              <w:t>Email</w:t>
+            </w:r>
+          </w:p>
+        </w:tc>
+        <w:tc>
+          <w:tcPr>
+            <w:tcW w:w="0" w:type="auto"/>
+            <w:tcMar>
+              <w:top w:w="150" w:type="dxa"/>
+              <w:left w:w="240" w:type="dxa"/>
+              <w:bottom w:w="150" w:type="dxa"/>
+              <w:right w:w="0" w:type="dxa"/>
+            </w:tcMar>
+            <w:vAlign w:val="center"/>
+            <w:hideMark/>
+          </w:tcPr>
+          <w:p>
+            <w:pPr>
+              <w:rPr>
+                <w:lang w:val="en-ZA"/>
+              </w:rPr>
+            </w:pPr>
+            <w:proofErr w:type="spellStart"/>
+            <w:r>
+              <w:rPr>
+                <w:lang w:val="en-ZA"/>
+              </w:rPr>
+              <w:t>EmailService</w:t>
+            </w:r>
+            <w:proofErr w:type="spellEnd"/>
+            <w:r>
+              <w:rPr>
+                <w:lang w:val="en-ZA"/>
+              </w:rPr>
+              <w:t> supports dry-run mode when SMTP_* env vars are absent — safe for demo, no external dependency required</w:t>
+            </w:r>
+          </w:p>
+        </w:tc>
+      </w:tr>
+      <w:tr>
+        <w:tc>
+          <w:tcPr>
+            <w:tcW w:w="0" w:type="auto"/>
+            <w:tcMar>
+              <w:top w:w="150" w:type="dxa"/>
+              <w:left w:w="0" w:type="dxa"/>
+              <w:bottom w:w="150" w:type="dxa"/>
+              <w:right w:w="240" w:type="dxa"/>
+            </w:tcMar>
+            <w:vAlign w:val="center"/>
+            <w:hideMark/>
+          </w:tcPr>
+          <w:p>
+            <w:pPr>
+              <w:rPr>
+                <w:lang w:val="en-ZA"/>
+              </w:rPr>
+            </w:pPr>
+            <w:r>
+              <w:rPr>
+                <w:lang w:val="en-ZA"/>
+              </w:rPr>
+              <w:t>PDF generation</w:t>
+            </w:r>
+          </w:p>
+        </w:tc>
+        <w:tc>
+          <w:tcPr>
+            <w:tcW w:w="0" w:type="auto"/>
+            <w:tcMar>
+              <w:top w:w="150" w:type="dxa"/>
+              <w:left w:w="240" w:type="dxa"/>
+              <w:bottom w:w="150" w:type="dxa"/>
+              <w:right w:w="0" w:type="dxa"/>
+            </w:tcMar>
+            <w:vAlign w:val="center"/>
+            <w:hideMark/>
+          </w:tcPr>
+          <w:p>
+            <w:pPr>
+              <w:rPr>
+                <w:lang w:val="en-ZA"/>
+              </w:rPr>
+            </w:pPr>
+            <w:proofErr w:type="spellStart"/>
+            <w:r>
+              <w:rPr>
+                <w:lang w:val="en-ZA"/>
+              </w:rPr>
+              <w:t>ReportService</w:t>
+            </w:r>
+            <w:proofErr w:type="spellEnd"/>
+            <w:r>
+              <w:rPr>
+                <w:lang w:val="en-ZA"/>
+              </w:rPr>
+              <w:t> uses </w:t>
+            </w:r>
+            <w:proofErr w:type="spellStart"/>
+            <w:r>
+              <w:rPr>
+                <w:lang w:val="en-ZA"/>
+              </w:rPr>
+              <w:t>reportlab</w:t>
+            </w:r>
+            <w:proofErr w:type="spellEnd"/>
+            <w:r>
+              <w:rPr>
+                <w:lang w:val="en-ZA"/>
+              </w:rPr>
+              <w:t> to produce printable reports in Documentation/reports/</w:t>
+            </w:r>
+          </w:p>
+        </w:tc>
+      </w:tr>
+      <w:tr>
+        <w:tc>
+          <w:tcPr>
+            <w:tcW w:w="0" w:type="auto"/>
+            <w:tcMar>
+              <w:top w:w="150" w:type="dxa"/>
+              <w:left w:w="0" w:type="dxa"/>
+              <w:bottom w:w="150" w:type="dxa"/>
+              <w:right w:w="240" w:type="dxa"/>
+            </w:tcMar>
+            <w:vAlign w:val="center"/>
+            <w:hideMark/>
+          </w:tcPr>
+          <w:p>
+            <w:pPr>
+              <w:rPr>
+                <w:lang w:val="en-ZA"/>
+              </w:rPr>
+            </w:pPr>
+            <w:r>
+              <w:rPr>
+                <w:lang w:val="en-ZA"/>
+              </w:rPr>
+              <w:t>Screen index registry</w:t>
+            </w:r>
+          </w:p>
+        </w:tc>
+        <w:tc>
+          <w:tcPr>
+            <w:tcW w:w="0" w:type="auto"/>
+            <w:tcMar>
+              <w:top w:w="150" w:type="dxa"/>
+              <w:left w:w="240" w:type="dxa"/>
+              <w:bottom w:w="150" w:type="dxa"/>
+              <w:right w:w="0" w:type="dxa"/>
+            </w:tcMar>
+            <w:vAlign w:val="center"/>
+            <w:hideMark/>
+          </w:tcPr>
+          <w:p>
+            <w:pPr>
+              <w:rPr>
+                <w:lang w:val="en-ZA"/>
+              </w:rPr>
+            </w:pPr>
+            <w:proofErr w:type="spellStart"/>
+            <w:r>
+              <w:rPr>
+                <w:lang w:val="en-ZA"/>
+              </w:rPr>
+              <w:t>MainWindow</w:t>
+            </w:r>
+            <w:proofErr w:type="spellEnd"/>
+            <w:r>
+              <w:rPr>
+                <w:lang w:val="en-ZA"/>
+              </w:rPr>
+              <w:t> now hosts 11 stacked screens (0–10); navigation via dedicated show_*() methods</w:t>
+            </w:r>
+          </w:p>
+        </w:tc>
+      </w:tr>
+    </w:tbl>
+    <w:p>
+      <w:pPr>
+        <w:rPr>
+          <w:b/>
+          <w:bCs/>
+          <w:lang w:val="en-ZA"/>
+        </w:rPr>
+      </w:pPr>
+      <w:r>
+        <w:rPr>
+          <w:b/>
+          <w:bCs/>
+          <w:lang w:val="en-ZA"/>
+        </w:rPr>
+        <w:t>12.4 File Inventory (new since Section 11)</w:t>
+      </w:r>
+    </w:p>
+    <w:p>
+      <w:pPr>
+        <w:rPr>
+          <w:lang w:val="en-ZA"/>
+        </w:rPr>
+      </w:pPr>
+      <w:r>
+        <w:rPr>
+          <w:b/>
+          <w:bCs/>
+          <w:lang w:val="en-ZA"/>
+        </w:rPr>
+        <w:t>Repositories:</w:t>
+      </w:r>
+    </w:p>
+    <w:p>
+      <w:pPr>
+        <w:numPr>
+          <w:ilvl w:val="0"/>
+          <w:numId w:val="14"/>
+        </w:numPr>
+        <w:rPr>
+          <w:lang w:val="en-ZA"/>
+        </w:rPr>
+      </w:pPr>
+      <w:r>
+        <w:rPr>
+          <w:lang w:val="en-ZA"/>
+        </w:rPr>
+        <w:t>ownership_repository.py</w:t>
+      </w:r>
+    </w:p>
+    <w:p>
+      <w:pPr>
+        <w:numPr>
+          <w:ilvl w:val="0"/>
+          <w:numId w:val="14"/>
+        </w:numPr>
+        <w:rPr>
+          <w:lang w:val="en-ZA"/>
+        </w:rPr>
+      </w:pPr>
+      <w:r>
+        <w:rPr>
+          <w:lang w:val="en-ZA"/>
+        </w:rPr>
+        <w:t>lease_repository.py</w:t>
+      </w:r>
+    </w:p>
+    <w:p>
+      <w:pPr>
+        <w:numPr>
+          <w:ilvl w:val="0"/>
+          <w:numId w:val="14"/>
+        </w:numPr>
+        <w:rPr>
+          <w:lang w:val="en-ZA"/>
+        </w:rPr>
+      </w:pPr>
+      <w:r>
+        <w:rPr>
+          <w:lang w:val="en-ZA"/>
+        </w:rPr>
+        <w:t>payment_repository.py</w:t>
+      </w:r>
+    </w:p>
+    <w:p>
+      <w:pPr>
+        <w:numPr>
+          <w:ilvl w:val="0"/>
+          <w:numId w:val="14"/>
+        </w:numPr>
+        <w:rPr>
+          <w:lang w:val="en-ZA"/>
+        </w:rPr>
+      </w:pPr>
+      <w:r>
+        <w:rPr>
+          <w:lang w:val="en-ZA"/>
+        </w:rPr>
+        <w:t>maintenance_repository.py</w:t>
+      </w:r>
+    </w:p>
+    <w:p>
+      <w:pPr>
+        <w:numPr>
+          <w:ilvl w:val="0"/>
+          <w:numId w:val="14"/>
+        </w:numPr>
+        <w:rPr>
+          <w:lang w:val="en-ZA"/>
+        </w:rPr>
+      </w:pPr>
+      <w:r>
+        <w:rPr>
+          <w:lang w:val="en-ZA"/>
+        </w:rPr>
+        <w:lastRenderedPageBreak/>
+        <w:t>notification_repository.py</w:t>
+      </w:r>
+    </w:p>
+    <w:p>
+      <w:pPr>
+        <w:rPr>
+          <w:lang w:val="en-ZA"/>
+        </w:rPr>
+      </w:pPr>
+      <w:r>
+        <w:rPr>
+          <w:b/>
+          <w:bCs/>
+          <w:lang w:val="en-ZA"/>
+        </w:rPr>
+        <w:t>Services:</w:t>
+      </w:r>
+    </w:p>
+    <w:p>
+      <w:pPr>
+        <w:numPr>
+          <w:ilvl w:val="0"/>
+          <w:numId w:val="15"/>
+        </w:numPr>
+        <w:rPr>
+          <w:lang w:val="en-ZA"/>
+        </w:rPr>
+      </w:pPr>
+      <w:r>
+        <w:rPr>
+          <w:lang w:val="en-ZA"/>
+        </w:rPr>
+        <w:t>user_service.py</w:t>
+      </w:r>
+    </w:p>
+    <w:p>
+      <w:pPr>
+        <w:numPr>
+          <w:ilvl w:val="0"/>
+          <w:numId w:val="15"/>
+        </w:numPr>
+        <w:rPr>
+          <w:lang w:val="en-ZA"/>
+        </w:rPr>
+      </w:pPr>
+      <w:r>
+        <w:rPr>
+          <w:lang w:val="en-ZA"/>
+        </w:rPr>
+        <w:t>property_service.py</w:t>
+      </w:r>
+    </w:p>
+    <w:p>
+      <w:pPr>
+        <w:numPr>
+          <w:ilvl w:val="0"/>
+          <w:numId w:val="15"/>
+        </w:numPr>
+        <w:rPr>
+          <w:lang w:val="en-ZA"/>
+        </w:rPr>
+      </w:pPr>
+      <w:r>
+        <w:rPr>
+          <w:lang w:val="en-ZA"/>
+        </w:rPr>
+        <w:t>ownership_service.py</w:t>
+      </w:r>
+    </w:p>
+    <w:p>
+      <w:pPr>
+        <w:numPr>
+          <w:ilvl w:val="0"/>
+          <w:numId w:val="15"/>
+        </w:numPr>
+        <w:rPr>
+          <w:lang w:val="en-ZA"/>
+        </w:rPr>
+      </w:pPr>
+      <w:r>
+        <w:rPr>
+          <w:lang w:val="en-ZA"/>
+        </w:rPr>
+        <w:t>lease_service.py</w:t>
+      </w:r>
+    </w:p>
+    <w:p>
+      <w:pPr>
+        <w:numPr>
+          <w:ilvl w:val="0"/>
+          <w:numId w:val="15"/>
+        </w:numPr>
+        <w:rPr>
+          <w:lang w:val="en-ZA"/>
+        </w:rPr>
+      </w:pPr>
+      <w:r>
+        <w:rPr>
+          <w:lang w:val="en-ZA"/>
+        </w:rPr>
+        <w:t>payment_service.py</w:t>
+      </w:r>
+    </w:p>
+    <w:p>
+      <w:pPr>
+        <w:numPr>
+          <w:ilvl w:val="0"/>
+          <w:numId w:val="15"/>
+        </w:numPr>
+        <w:rPr>
+          <w:lang w:val="en-ZA"/>
+        </w:rPr>
+      </w:pPr>
+      <w:r>
+        <w:rPr>
+          <w:lang w:val="en-ZA"/>
+        </w:rPr>
+        <w:t>maintenance_service.py</w:t>
+      </w:r>
+    </w:p>
+    <w:p>
+      <w:pPr>
+        <w:numPr>
+          <w:ilvl w:val="0"/>
+          <w:numId w:val="15"/>
+        </w:numPr>
+        <w:rPr>
+          <w:lang w:val="en-ZA"/>
+        </w:rPr>
+      </w:pPr>
+      <w:r>
+        <w:rPr>
+          <w:lang w:val="en-ZA"/>
+        </w:rPr>
+        <w:t>notification_service.py</w:t>
+      </w:r>
+    </w:p>
+    <w:p>
+      <w:pPr>
+        <w:numPr>
+          <w:ilvl w:val="0"/>
+          <w:numId w:val="15"/>
+        </w:numPr>
+        <w:rPr>
+          <w:lang w:val="en-ZA"/>
+        </w:rPr>
+      </w:pPr>
+      <w:r>
+        <w:rPr>
+          <w:lang w:val="en-ZA"/>
+        </w:rPr>
+        <w:t>preference_service.py</w:t>
+      </w:r>
+    </w:p>
+    <w:p>
+      <w:pPr>
+        <w:numPr>
+          <w:ilvl w:val="0"/>
+          <w:numId w:val="15"/>
+        </w:numPr>
+        <w:rPr>
+          <w:lang w:val="en-ZA"/>
+        </w:rPr>
+      </w:pPr>
+      <w:r>
+        <w:rPr>
+          <w:lang w:val="en-ZA"/>
+        </w:rPr>
+        <w:t>dashboard_service.py</w:t>
+      </w:r>
+    </w:p>
+    <w:p>
+      <w:pPr>
+        <w:numPr>
+          <w:ilvl w:val="0"/>
+          <w:numId w:val="15"/>
+        </w:numPr>
+        <w:rPr>
+          <w:lang w:val="en-ZA"/>
+        </w:rPr>
+      </w:pPr>
+      <w:r>
+        <w:rPr>
+          <w:lang w:val="en-ZA"/>
+        </w:rPr>
+        <w:t>email_service.py</w:t>
+      </w:r>
+    </w:p>
+    <w:p>
+      <w:pPr>
+        <w:numPr>
+          <w:ilvl w:val="0"/>
+          <w:numId w:val="15"/>
+        </w:numPr>
+        <w:rPr>
+          <w:lang w:val="en-ZA"/>
+        </w:rPr>
+      </w:pPr>
+      <w:r>
+        <w:rPr>
+          <w:lang w:val="en-ZA"/>
+        </w:rPr>
+        <w:t>report_service.py</w:t>
+      </w:r>
+    </w:p>
+    <w:p>
+      <w:pPr>
+        <w:rPr>
+          <w:lang w:val="en-ZA"/>
+        </w:rPr>
+      </w:pPr>
+      <w:r>
+        <w:rPr>
+          <w:b/>
+          <w:bCs/>
+          <w:lang w:val="en-ZA"/>
+        </w:rPr>
+        <w:t>Controllers:</w:t>
+      </w:r>
+    </w:p>
+    <w:p>
+      <w:pPr>
+        <w:numPr>
+          <w:ilvl w:val="0"/>
+          <w:numId w:val="16"/>
+        </w:numPr>
+        <w:rPr>
+          <w:lang w:val="en-ZA"/>
+        </w:rPr>
+      </w:pPr>
+      <w:r>
+        <w:rPr>
+          <w:lang w:val="en-ZA"/>
+        </w:rPr>
+        <w:t>user_controller.py</w:t>
+      </w:r>
+    </w:p>
+    <w:p>
+      <w:pPr>
+        <w:numPr>
+          <w:ilvl w:val="0"/>
+          <w:numId w:val="16"/>
+        </w:numPr>
+        <w:rPr>
+          <w:lang w:val="en-ZA"/>
+        </w:rPr>
+      </w:pPr>
+      <w:r>
+        <w:rPr>
+          <w:lang w:val="en-ZA"/>
+        </w:rPr>
+        <w:t>property_controller.py</w:t>
+      </w:r>
+    </w:p>
+    <w:p>
+      <w:pPr>
+        <w:numPr>
+          <w:ilvl w:val="0"/>
+          <w:numId w:val="16"/>
+        </w:numPr>
+        <w:rPr>
+          <w:lang w:val="en-ZA"/>
+        </w:rPr>
+      </w:pPr>
+      <w:r>
+        <w:rPr>
+          <w:lang w:val="en-ZA"/>
+        </w:rPr>
+        <w:t>ownership_controller.py</w:t>
+      </w:r>
+    </w:p>
+    <w:p>
+      <w:pPr>
+        <w:numPr>
+          <w:ilvl w:val="0"/>
+          <w:numId w:val="16"/>
+        </w:numPr>
+        <w:rPr>
+          <w:lang w:val="en-ZA"/>
+        </w:rPr>
+      </w:pPr>
+      <w:r>
+        <w:rPr>
+          <w:lang w:val="en-ZA"/>
+        </w:rPr>
+        <w:t>lease_controller.py</w:t>
+      </w:r>
+    </w:p>
+    <w:p>
+      <w:pPr>
+        <w:numPr>
+          <w:ilvl w:val="0"/>
+          <w:numId w:val="16"/>
+        </w:numPr>
+        <w:rPr>
+          <w:lang w:val="en-ZA"/>
+        </w:rPr>
+      </w:pPr>
+      <w:r>
+        <w:rPr>
+          <w:lang w:val="en-ZA"/>
+        </w:rPr>
+        <w:t>payment_controller.py</w:t>
+      </w:r>
+    </w:p>
+    <w:p>
+      <w:pPr>
+        <w:numPr>
+          <w:ilvl w:val="0"/>
+          <w:numId w:val="16"/>
+        </w:numPr>
+        <w:rPr>
+          <w:lang w:val="en-ZA"/>
+        </w:rPr>
+      </w:pPr>
+      <w:r>
+        <w:rPr>
+          <w:lang w:val="en-ZA"/>
+        </w:rPr>
+        <w:t>maintenance_controller.py</w:t>
+      </w:r>
+    </w:p>
+    <w:p>
+      <w:pPr>
+        <w:numPr>
+          <w:ilvl w:val="0"/>
+          <w:numId w:val="16"/>
+        </w:numPr>
+        <w:rPr>
+          <w:lang w:val="en-ZA"/>
+        </w:rPr>
+      </w:pPr>
+      <w:r>
+        <w:rPr>
+          <w:lang w:val="en-ZA"/>
+        </w:rPr>
+        <w:t>notification_controller.py</w:t>
+      </w:r>
+    </w:p>
+    <w:p>
+      <w:pPr>
+        <w:numPr>
+          <w:ilvl w:val="0"/>
+          <w:numId w:val="16"/>
+        </w:numPr>
+        <w:rPr>
+          <w:lang w:val="en-ZA"/>
+        </w:rPr>
+      </w:pPr>
+      <w:r>
+        <w:rPr>
+          <w:lang w:val="en-ZA"/>
+        </w:rPr>
+        <w:t>dashboard_controller.py</w:t>
+      </w:r>
+    </w:p>
+    <w:p>
+      <w:pPr>
+        <w:numPr>
+          <w:ilvl w:val="0"/>
+          <w:numId w:val="16"/>
+        </w:numPr>
+        <w:rPr>
+          <w:lang w:val="en-ZA"/>
+        </w:rPr>
+      </w:pPr>
+      <w:r>
+        <w:rPr>
+          <w:lang w:val="en-ZA"/>
+        </w:rPr>
+        <w:t>report_controller.py</w:t>
+      </w:r>
+    </w:p>
+    <w:p>
+      <w:pPr>
+        <w:rPr>
+          <w:lang w:val="en-ZA"/>
+        </w:rPr>
+      </w:pPr>
+      <w:r>
+        <w:rPr>
+          <w:b/>
+          <w:bCs/>
+          <w:lang w:val="en-ZA"/>
+        </w:rPr>
+        <w:t>UI screens:</w:t>
+      </w:r>
+    </w:p>
+    <w:p>
+      <w:pPr>
+        <w:numPr>
+          <w:ilvl w:val="0"/>
+          <w:numId w:val="17"/>
+        </w:numPr>
+        <w:rPr>
+          <w:lang w:val="en-ZA"/>
+        </w:rPr>
+      </w:pPr>
+      <w:r>
+        <w:rPr>
+          <w:lang w:val="en-ZA"/>
+        </w:rPr>
+        <w:t>users_screen.py, user_form_dialog.py</w:t>
+      </w:r>
+    </w:p>
+    <w:p>
+      <w:pPr>
+        <w:numPr>
+          <w:ilvl w:val="0"/>
+          <w:numId w:val="17"/>
+        </w:numPr>
+        <w:rPr>
+          <w:lang w:val="en-ZA"/>
+        </w:rPr>
+      </w:pPr>
+      <w:r>
+        <w:rPr>
+          <w:lang w:val="en-ZA"/>
+        </w:rPr>
+        <w:t>properties_screen.py, property_form_dialog.py</w:t>
+      </w:r>
+    </w:p>
+    <w:p>
+      <w:pPr>
+        <w:numPr>
+          <w:ilvl w:val="0"/>
+          <w:numId w:val="17"/>
+        </w:numPr>
+        <w:rPr>
+          <w:lang w:val="en-ZA"/>
+        </w:rPr>
+      </w:pPr>
+      <w:r>
+        <w:rPr>
+          <w:lang w:val="en-ZA"/>
+        </w:rPr>
+        <w:lastRenderedPageBreak/>
+        <w:t>ownerships_screen.py, ownership_form_dialog.py</w:t>
+      </w:r>
+    </w:p>
+    <w:p>
+      <w:pPr>
+        <w:numPr>
+          <w:ilvl w:val="0"/>
+          <w:numId w:val="17"/>
+        </w:numPr>
+        <w:rPr>
+          <w:lang w:val="en-ZA"/>
+        </w:rPr>
+      </w:pPr>
+      <w:r>
+        <w:rPr>
+          <w:lang w:val="en-ZA"/>
+        </w:rPr>
+        <w:t>leases_screen.py, lease_form_dialog.py</w:t>
+      </w:r>
+    </w:p>
+    <w:p>
+      <w:pPr>
+        <w:numPr>
+          <w:ilvl w:val="0"/>
+          <w:numId w:val="17"/>
+        </w:numPr>
+        <w:rPr>
+          <w:lang w:val="en-ZA"/>
+        </w:rPr>
+      </w:pPr>
+      <w:r>
+        <w:rPr>
+          <w:lang w:val="en-ZA"/>
+        </w:rPr>
+        <w:t>payments_screen.py, payment_form_dialog.py</w:t>
+      </w:r>
+    </w:p>
+    <w:p>
+      <w:pPr>
+        <w:numPr>
+          <w:ilvl w:val="0"/>
+          <w:numId w:val="17"/>
+        </w:numPr>
+        <w:rPr>
+          <w:lang w:val="en-ZA"/>
+        </w:rPr>
+      </w:pPr>
+      <w:r>
+        <w:rPr>
+          <w:lang w:val="en-ZA"/>
+        </w:rPr>
+        <w:t>maintenance_screen.py, maintenance_form_dialog.py, maintenance_detail_dialog.py</w:t>
+      </w:r>
+    </w:p>
+    <w:p>
+      <w:pPr>
+        <w:numPr>
+          <w:ilvl w:val="0"/>
+          <w:numId w:val="17"/>
+        </w:numPr>
+        <w:rPr>
+          <w:lang w:val="en-ZA"/>
+        </w:rPr>
+      </w:pPr>
+      <w:r>
+        <w:rPr>
+          <w:lang w:val="en-ZA"/>
+        </w:rPr>
+        <w:t>notification_popup.py, notification_preferences_dialog.py</w:t>
+      </w:r>
+    </w:p>
+    <w:p>
+      <w:pPr>
+        <w:numPr>
+          <w:ilvl w:val="0"/>
+          <w:numId w:val="17"/>
+        </w:numPr>
+        <w:rPr>
+          <w:lang w:val="en-ZA"/>
+        </w:rPr>
+      </w:pPr>
+      <w:r>
+        <w:rPr>
+          <w:lang w:val="en-ZA"/>
+        </w:rPr>
+        <w:t>reports_screen.py</w:t>
+      </w:r>
+    </w:p>
+    <w:p>
+      <w:pPr>
+        <w:rPr>
+          <w:lang w:val="en-ZA"/>
+        </w:rPr>
+      </w:pPr>
+      <w:r>
+        <w:rPr>
+          <w:b/>
+          <w:bCs/>
+          <w:lang w:val="en-ZA"/>
+        </w:rPr>
+        <w:t>Tasks package:</w:t>
+      </w:r>
+    </w:p>
+    <w:p>
+      <w:pPr>
+        <w:numPr>
+          <w:ilvl w:val="0"/>
+          <w:numId w:val="18"/>
+        </w:numPr>
+        <w:rPr>
+          <w:lang w:val="en-ZA"/>
+        </w:rPr>
+      </w:pPr>
+      <w:r>
+        <w:rPr>
+          <w:lang w:val="en-ZA"/>
+        </w:rPr>
+        <w:t>tasks/__init__.py, scheduler.py, reminder_task.py</w:t>
+      </w:r>
+    </w:p>
+    <w:p>
+      <w:pPr>
+        <w:rPr>
+          <w:lang w:val="en-ZA"/>
+        </w:rPr>
+      </w:pPr>
+      <w:r>
+        <w:rPr>
+          <w:b/>
+          <w:bCs/>
+          <w:lang w:val="en-ZA"/>
+        </w:rPr>
+        <w:t>Database:</w:t>
+      </w:r>
+    </w:p>
+    <w:p>
+      <w:pPr>
+        <w:numPr>
+          <w:ilvl w:val="0"/>
+          <w:numId w:val="19"/>
+        </w:numPr>
+        <w:rPr>
+          <w:lang w:val="en-ZA"/>
+        </w:rPr>
+      </w:pPr>
+      <w:r>
+        <w:rPr>
+          <w:lang w:val="en-ZA"/>
+        </w:rPr>
+        <w:t>Database/seed_rich_data.py (test-data seeding script)</w:t>
+      </w:r>
+    </w:p>
+    <w:p>
+      <w:pPr>
+        <w:rPr>
+          <w:b/>
+          <w:bCs/>
+          <w:lang w:val="en-ZA"/>
+        </w:rPr>
+      </w:pPr>
+      <w:r>
+        <w:rPr>
+          <w:b/>
+          <w:bCs/>
+          <w:lang w:val="en-ZA"/>
+        </w:rPr>
+        <w:t>12.5 Polish Backlog — Full Specification</w:t>
+      </w:r>
+    </w:p>
+    <w:p>
+      <w:pPr>
+        <w:rPr>
+          <w:lang w:val="en-ZA"/>
+        </w:rPr>
+      </w:pPr>
+      <w:r>
+        <w:rPr>
+          <w:lang w:val="en-ZA"/>
+        </w:rPr>
+        <w:t>The following items are deferred to the final polish pass. Each is scoped, prioritised, and bounded so the pass can be completed in a single focused session.</w:t>
+      </w:r>
+    </w:p>
+    <w:p>
+      <w:pPr>
+        <w:rPr>
+          <w:b/>
+          <w:bCs/>
+          <w:lang w:val="en-ZA"/>
+        </w:rPr>
+      </w:pPr>
+      <w:r>
+        <w:rPr>
+          <w:b/>
+          <w:bCs/>
+          <w:lang w:val="en-ZA"/>
+        </w:rPr>
+        <w:t>P1 — Role-Aware UI Differentiation (High priority)</w:t>
+      </w:r>
+    </w:p>
+    <w:p>
+      <w:pPr>
+        <w:rPr>
+          <w:lang w:val="en-ZA"/>
+        </w:rPr>
+      </w:pPr>
+      <w:r>
+        <w:rPr>
+          <w:b/>
+          <w:bCs/>
+          <w:lang w:val="en-ZA"/>
+        </w:rPr>
+        <w:t>Problem:</w:t>
+      </w:r>
+      <w:r>
+        <w:rPr>
+          <w:lang w:val="en-ZA"/>
+        </w:rPr>
+        <w:t> Screens are shared across roles with permission gating. Tenants see admin-style tables; owners see all rows, not just their own.</w:t>
+      </w:r>
+    </w:p>
+    <w:p>
+      <w:pPr>
+        <w:rPr>
+          <w:lang w:val="en-ZA"/>
+        </w:rPr>
+      </w:pPr>
+      <w:r>
+        <w:rPr>
+          <w:b/>
+          <w:bCs/>
+          <w:lang w:val="en-ZA"/>
+        </w:rPr>
+        <w:t>Deliverable:</w:t>
+      </w:r>
+      <w:r>
+        <w:rPr>
+          <w:lang w:val="en-ZA"/>
+        </w:rPr>
+        <w:t> Per-role screen variants:</w:t>
+      </w:r>
+    </w:p>
+    <w:p>
+      <w:pPr>
+        <w:numPr>
+          <w:ilvl w:val="0"/>
+          <w:numId w:val="20"/>
+        </w:numPr>
+        <w:rPr>
+          <w:lang w:val="en-ZA"/>
+        </w:rPr>
+      </w:pPr>
+      <w:r>
+        <w:rPr>
+          <w:b/>
+          <w:bCs/>
+          <w:lang w:val="en-ZA"/>
+        </w:rPr>
+        <w:t>Admin/Manager:</w:t>
+      </w:r>
+      <w:r>
+        <w:rPr>
+          <w:lang w:val="en-ZA"/>
+        </w:rPr>
+        <w:t> full CRUD table views (current behaviour).</w:t>
+      </w:r>
+    </w:p>
+    <w:p>
+      <w:pPr>
+        <w:numPr>
+          <w:ilvl w:val="0"/>
+          <w:numId w:val="20"/>
+        </w:numPr>
+        <w:rPr>
+          <w:lang w:val="en-ZA"/>
+        </w:rPr>
+      </w:pPr>
+      <w:r>
+        <w:rPr>
+          <w:b/>
+          <w:bCs/>
+          <w:lang w:val="en-ZA"/>
+        </w:rPr>
+        <w:t>Owner:</w:t>
+      </w:r>
+      <w:r>
+        <w:rPr>
+          <w:lang w:val="en-ZA"/>
+        </w:rPr>
+        <w:t> card-based view of owned properties only; read-only lease/payment summary; maintenance table scoped to owned.</w:t>
+      </w:r>
+    </w:p>
+    <w:p>
+      <w:pPr>
+        <w:numPr>
+          <w:ilvl w:val="0"/>
+          <w:numId w:val="20"/>
+        </w:numPr>
+        <w:rPr>
+          <w:lang w:val="en-ZA"/>
+        </w:rPr>
+      </w:pPr>
+      <w:r>
+        <w:rPr>
+          <w:b/>
+          <w:bCs/>
+          <w:lang w:val="en-ZA"/>
+        </w:rPr>
+        <w:t>Tenant:</w:t>
+      </w:r>
+      <w:r>
+        <w:rPr>
+          <w:lang w:val="en-ZA"/>
+        </w:rPr>
+        <w:t> card-based view of their leased property with photos; their own payment history; "Submit Request" prominently placed.</w:t>
+      </w:r>
+    </w:p>
+    <w:p>
+      <w:pPr>
+        <w:rPr>
+          <w:lang w:val="en-ZA"/>
+        </w:rPr>
+      </w:pPr>
+      <w:r>
+        <w:rPr>
+          <w:b/>
+          <w:bCs/>
+          <w:lang w:val="en-ZA"/>
+        </w:rPr>
+        <w:t>Files affected:</w:t>
+      </w:r>
+      <w:r>
+        <w:rPr>
+          <w:lang w:val="en-ZA"/>
+        </w:rPr>
+        <w:t> properties_screen.py, leases_screen.py, payments_screen.py, ownerships_screen.py.</w:t>
+      </w:r>
+    </w:p>
+    <w:p>
+      <w:pPr>
+        <w:rPr>
+          <w:lang w:val="en-ZA"/>
+        </w:rPr>
+      </w:pPr>
+      <w:r>
+        <w:rPr>
+          <w:b/>
+          <w:bCs/>
+          <w:lang w:val="en-ZA"/>
+        </w:rPr>
+        <w:t>Estimated effort:</w:t>
+      </w:r>
+      <w:r>
+        <w:rPr>
+          <w:lang w:val="en-ZA"/>
+        </w:rPr>
+        <w:t> 4–6 hours.</w:t>
+      </w:r>
+    </w:p>
+    <w:p>
+      <w:pPr>
+        <w:rPr>
+          <w:b/>
+          <w:bCs/>
+          <w:lang w:val="en-ZA"/>
+        </w:rPr>
+      </w:pPr>
+      <w:r>
+        <w:rPr>
+          <w:b/>
+          <w:bCs/>
+          <w:lang w:val="en-ZA"/>
+        </w:rPr>
+        <w:t>P2 — Property Cards with Images (High priority)</w:t>
+      </w:r>
+    </w:p>
+    <w:p>
+      <w:pPr>
+        <w:rPr>
+          <w:lang w:val="en-ZA"/>
+        </w:rPr>
+      </w:pPr>
+      <w:r>
+        <w:rPr>
+          <w:b/>
+          <w:bCs/>
+          <w:lang w:val="en-ZA"/>
+        </w:rPr>
+        <w:t>Problem:</w:t>
+      </w:r>
+      <w:r>
+        <w:rPr>
+          <w:lang w:val="en-ZA"/>
+        </w:rPr>
+        <w:t> Properties are text-only. Tenants especially should see photos.</w:t>
+      </w:r>
+    </w:p>
+    <w:p>
+      <w:pPr>
+        <w:rPr>
+          <w:lang w:val="en-ZA"/>
+        </w:rPr>
+      </w:pPr>
+      <w:r>
+        <w:rPr>
+          <w:b/>
+          <w:bCs/>
+          <w:lang w:val="en-ZA"/>
+        </w:rPr>
+        <w:t>Schema addition required:</w:t>
+      </w:r>
+    </w:p>
+    <w:p>
+      <w:pPr>
+        <w:numPr>
+          <w:ilvl w:val="0"/>
+          <w:numId w:val="21"/>
+        </w:numPr>
+        <w:rPr>
+          <w:lang w:val="en-ZA"/>
+        </w:rPr>
+      </w:pPr>
+      <w:proofErr w:type="spellStart"/>
+      <w:r>
+        <w:rPr>
+          <w:lang w:val="en-ZA"/>
+        </w:rPr>
+        <w:t>Property.listing_price</w:t>
+      </w:r>
+      <w:proofErr w:type="spellEnd"/>
+      <w:r>
+        <w:rPr>
+          <w:lang w:val="en-ZA"/>
+        </w:rPr>
+        <w:t> (Float)</w:t>
+      </w:r>
+    </w:p>
+    <w:p>
+      <w:pPr>
+        <w:numPr>
+          <w:ilvl w:val="0"/>
+          <w:numId w:val="21"/>
+        </w:numPr>
+        <w:rPr>
+          <w:lang w:val="en-ZA"/>
+        </w:rPr>
+      </w:pPr>
+      <w:proofErr w:type="spellStart"/>
+      <w:r>
+        <w:rPr>
+          <w:lang w:val="en-ZA"/>
+        </w:rPr>
+        <w:lastRenderedPageBreak/>
+        <w:t>PropertyImage</w:t>
+      </w:r>
+      <w:proofErr w:type="spellEnd"/>
+      <w:r>
+        <w:rPr>
+          <w:lang w:val="en-ZA"/>
+        </w:rPr>
+        <w:t> entity (</w:t>
+      </w:r>
+      <w:proofErr w:type="spellStart"/>
+      <w:r>
+        <w:rPr>
+          <w:lang w:val="en-ZA"/>
+        </w:rPr>
+        <w:t>property_id</w:t>
+      </w:r>
+      <w:proofErr w:type="spellEnd"/>
+      <w:r>
+        <w:rPr>
+          <w:lang w:val="en-ZA"/>
+        </w:rPr>
+        <w:t xml:space="preserve"> FK, </w:t>
+      </w:r>
+      <w:proofErr w:type="spellStart"/>
+      <w:r>
+        <w:rPr>
+          <w:lang w:val="en-ZA"/>
+        </w:rPr>
+        <w:t>image_path</w:t>
+      </w:r>
+      <w:proofErr w:type="spellEnd"/>
+      <w:r>
+        <w:rPr>
+          <w:lang w:val="en-ZA"/>
+        </w:rPr>
+        <w:t xml:space="preserve">, </w:t>
+      </w:r>
+      <w:proofErr w:type="spellStart"/>
+      <w:r>
+        <w:rPr>
+          <w:lang w:val="en-ZA"/>
+        </w:rPr>
+        <w:t>uploaded_at</w:t>
+      </w:r>
+      <w:proofErr w:type="spellEnd"/>
+      <w:r>
+        <w:rPr>
+          <w:lang w:val="en-ZA"/>
+        </w:rPr>
+        <w:t>)</w:t>
+      </w:r>
+    </w:p>
+    <w:p>
+      <w:pPr>
+        <w:numPr>
+          <w:ilvl w:val="0"/>
+          <w:numId w:val="21"/>
+        </w:numPr>
+        <w:rPr>
+          <w:lang w:val="en-ZA"/>
+        </w:rPr>
+      </w:pPr>
+      <w:r>
+        <w:rPr>
+          <w:lang w:val="en-ZA"/>
+        </w:rPr>
+        <w:t>Review entity (</w:t>
+      </w:r>
+      <w:proofErr w:type="spellStart"/>
+      <w:r>
+        <w:rPr>
+          <w:lang w:val="en-ZA"/>
+        </w:rPr>
+        <w:t>property_id</w:t>
+      </w:r>
+      <w:proofErr w:type="spellEnd"/>
+      <w:r>
+        <w:rPr>
+          <w:lang w:val="en-ZA"/>
+        </w:rPr>
+        <w:t xml:space="preserve"> FK, </w:t>
+      </w:r>
+      <w:proofErr w:type="spellStart"/>
+      <w:r>
+        <w:rPr>
+          <w:lang w:val="en-ZA"/>
+        </w:rPr>
+        <w:t>reviewer_id</w:t>
+      </w:r>
+      <w:proofErr w:type="spellEnd"/>
+      <w:r>
+        <w:rPr>
+          <w:lang w:val="en-ZA"/>
+        </w:rPr>
+        <w:t xml:space="preserve"> FK, rating, comment, </w:t>
+      </w:r>
+      <w:proofErr w:type="spellStart"/>
+      <w:r>
+        <w:rPr>
+          <w:lang w:val="en-ZA"/>
+        </w:rPr>
+        <w:t>created_at</w:t>
+      </w:r>
+      <w:proofErr w:type="spellEnd"/>
+      <w:r>
+        <w:rPr>
+          <w:lang w:val="en-ZA"/>
+        </w:rPr>
+        <w:t>)</w:t>
+      </w:r>
+    </w:p>
+    <w:p>
+      <w:pPr>
+        <w:rPr>
+          <w:lang w:val="en-ZA"/>
+        </w:rPr>
+      </w:pPr>
+      <w:r>
+        <w:rPr>
+          <w:b/>
+          <w:bCs/>
+          <w:lang w:val="en-ZA"/>
+        </w:rPr>
+        <w:t>Deliverable:</w:t>
+      </w:r>
+      <w:r>
+        <w:rPr>
+          <w:lang w:val="en-ZA"/>
+        </w:rPr>
+        <w:t> Card layout with photo thumbnail, address, price, type, and "View Details" button. Detail view shows gallery + reviews.</w:t>
+      </w:r>
+    </w:p>
+    <w:p>
+      <w:pPr>
+        <w:rPr>
+          <w:lang w:val="en-ZA"/>
+        </w:rPr>
+      </w:pPr>
+      <w:r>
+        <w:rPr>
+          <w:b/>
+          <w:bCs/>
+          <w:lang w:val="en-ZA"/>
+        </w:rPr>
+        <w:t>Files affected:</w:t>
+      </w:r>
+      <w:r>
+        <w:rPr>
+          <w:lang w:val="en-ZA"/>
+        </w:rPr>
+        <w:t> new ui/property_card.py, ui/property_detail_dialog.py, property_form_dialog.py (add image upload + price field).</w:t>
+      </w:r>
+    </w:p>
+    <w:p>
+      <w:pPr>
+        <w:rPr>
+          <w:lang w:val="en-ZA"/>
+        </w:rPr>
+      </w:pPr>
+      <w:r>
+        <w:rPr>
+          <w:b/>
+          <w:bCs/>
+          <w:lang w:val="en-ZA"/>
+        </w:rPr>
+        <w:t>Estimated effort:</w:t>
+      </w:r>
+      <w:r>
+        <w:rPr>
+          <w:lang w:val="en-ZA"/>
+        </w:rPr>
+        <w:t> 3–4 hours.</w:t>
+      </w:r>
+    </w:p>
+    <w:p>
+      <w:pPr>
+        <w:rPr>
+          <w:b/>
+          <w:bCs/>
+          <w:lang w:val="en-ZA"/>
+        </w:rPr>
+      </w:pPr>
+      <w:r>
+        <w:rPr>
+          <w:b/>
+          <w:bCs/>
+          <w:lang w:val="en-ZA"/>
+        </w:rPr>
+        <w:t>P3 — Sidebar Navigation (Medium priority)</w:t>
+      </w:r>
+    </w:p>
+    <w:p>
+      <w:pPr>
+        <w:rPr>
+          <w:lang w:val="en-ZA"/>
+        </w:rPr>
+      </w:pPr>
+      <w:r>
+        <w:rPr>
+          <w:b/>
+          <w:bCs/>
+          <w:lang w:val="en-ZA"/>
+        </w:rPr>
+        <w:t>Problem:</w:t>
+      </w:r>
+      <w:r>
+        <w:rPr>
+          <w:lang w:val="en-ZA"/>
+        </w:rPr>
+        <w:t> Navigation currently requires going back to the dashboard between every screen.</w:t>
+      </w:r>
+    </w:p>
+    <w:p>
+      <w:pPr>
+        <w:rPr>
+          <w:lang w:val="en-ZA"/>
+        </w:rPr>
+      </w:pPr>
+      <w:r>
+        <w:rPr>
+          <w:b/>
+          <w:bCs/>
+          <w:lang w:val="en-ZA"/>
+        </w:rPr>
+        <w:t>Deliverable:</w:t>
+      </w:r>
+      <w:r>
+        <w:rPr>
+          <w:lang w:val="en-ZA"/>
+        </w:rPr>
+        <w:t> Persistent left sidebar in every authenticated screen with role-filtered menu items. Active item highlighted. Dashboard becomes the first item.</w:t>
+      </w:r>
+    </w:p>
+    <w:p>
+      <w:pPr>
+        <w:rPr>
+          <w:lang w:val="en-ZA"/>
+        </w:rPr>
+      </w:pPr>
+      <w:r>
+        <w:rPr>
+          <w:b/>
+          <w:bCs/>
+          <w:lang w:val="en-ZA"/>
+        </w:rPr>
+        <w:t>Files affected:</w:t>
+      </w:r>
+      <w:r>
+        <w:rPr>
+          <w:lang w:val="en-ZA"/>
+        </w:rPr>
+        <w:t> main_window.py (hosts sidebar outside the stacked widget), each *_screen.py (remove the "← Dashboard" button since sidebar handles it).</w:t>
+      </w:r>
+    </w:p>
+    <w:p>
+      <w:pPr>
+        <w:rPr>
+          <w:lang w:val="en-ZA"/>
+        </w:rPr>
+      </w:pPr>
+      <w:r>
+        <w:rPr>
+          <w:b/>
+          <w:bCs/>
+          <w:lang w:val="en-ZA"/>
+        </w:rPr>
+        <w:t>Estimated effort:</w:t>
+      </w:r>
+      <w:r>
+        <w:rPr>
+          <w:lang w:val="en-ZA"/>
+        </w:rPr>
+        <w:t> 2–3 hours.</w:t>
+      </w:r>
+    </w:p>
+    <w:p>
+      <w:pPr>
+        <w:rPr>
+          <w:b/>
+          <w:bCs/>
+          <w:lang w:val="en-ZA"/>
+        </w:rPr>
+      </w:pPr>
+      <w:r>
+        <w:rPr>
+          <w:b/>
+          <w:bCs/>
+          <w:lang w:val="en-ZA"/>
+        </w:rPr>
+        <w:t>P4 — Colour Scheme, Icons, Typography (Medium priority)</w:t>
+      </w:r>
+    </w:p>
+    <w:p>
+      <w:pPr>
+        <w:rPr>
+          <w:lang w:val="en-ZA"/>
+        </w:rPr>
+      </w:pPr>
+      <w:r>
+        <w:rPr>
+          <w:b/>
+          <w:bCs/>
+          <w:lang w:val="en-ZA"/>
+        </w:rPr>
+        <w:t>Problem:</w:t>
+      </w:r>
+      <w:r>
+        <w:rPr>
+          <w:lang w:val="en-ZA"/>
+        </w:rPr>
+        <w:t> Default Qt styling with inline QSS scattered across files.</w:t>
+      </w:r>
+    </w:p>
+    <w:p>
+      <w:pPr>
+        <w:rPr>
+          <w:lang w:val="en-ZA"/>
+        </w:rPr>
+      </w:pPr>
+      <w:r>
+        <w:rPr>
+          <w:b/>
+          <w:bCs/>
+          <w:lang w:val="en-ZA"/>
+        </w:rPr>
+        <w:t>Deliverable:</w:t>
+      </w:r>
+    </w:p>
+    <w:p>
+      <w:pPr>
+        <w:numPr>
+          <w:ilvl w:val="0"/>
+          <w:numId w:val="22"/>
+        </w:numPr>
+        <w:rPr>
+          <w:lang w:val="en-ZA"/>
+        </w:rPr>
+      </w:pPr>
+      <w:r>
+        <w:rPr>
+          <w:lang w:val="en-ZA"/>
+        </w:rPr>
+        <w:t>Centralise all QSS into ui/theme.py with CSS variables.</w:t>
+      </w:r>
+    </w:p>
+    <w:p>
+      <w:pPr>
+        <w:numPr>
+          <w:ilvl w:val="0"/>
+          <w:numId w:val="22"/>
+        </w:numPr>
+        <w:rPr>
+          <w:lang w:val="en-ZA"/>
+        </w:rPr>
+      </w:pPr>
+      <w:r>
+        <w:rPr>
+          <w:lang w:val="en-ZA"/>
+        </w:rPr>
+        <w:t xml:space="preserve">Choose a final palette: primary, secondary, success, warning, danger, neutral </w:t>
+      </w:r>
+      <w:proofErr w:type="spellStart"/>
+      <w:r>
+        <w:rPr>
+          <w:lang w:val="en-ZA"/>
+        </w:rPr>
+        <w:t>grays</w:t>
+      </w:r>
+      <w:proofErr w:type="spellEnd"/>
+      <w:r>
+        <w:rPr>
+          <w:lang w:val="en-ZA"/>
+        </w:rPr>
+        <w:t>.</w:t>
+      </w:r>
+    </w:p>
+    <w:p>
+      <w:pPr>
+        <w:numPr>
+          <w:ilvl w:val="0"/>
+          <w:numId w:val="22"/>
+        </w:numPr>
+        <w:rPr>
+          <w:lang w:val="en-ZA"/>
+        </w:rPr>
+      </w:pPr>
+      <w:r>
+        <w:rPr>
+          <w:lang w:val="en-ZA"/>
+        </w:rPr>
+        <w:t>Replace all emoji icons with SVG icons in Assets/icons/.</w:t>
+      </w:r>
+    </w:p>
+    <w:p>
+      <w:pPr>
+        <w:numPr>
+          <w:ilvl w:val="0"/>
+          <w:numId w:val="22"/>
+        </w:numPr>
+        <w:rPr>
+          <w:lang w:val="en-ZA"/>
+        </w:rPr>
+      </w:pPr>
+      <w:r>
+        <w:rPr>
+          <w:lang w:val="en-ZA"/>
+        </w:rPr>
+        <w:t>Apply a single font stack throughout (system default sans-serif).</w:t>
+      </w:r>
+    </w:p>
+    <w:p>
+      <w:pPr>
+        <w:rPr>
+          <w:lang w:val="en-ZA"/>
+        </w:rPr>
+      </w:pPr>
+      <w:r>
+        <w:rPr>
+          <w:b/>
+          <w:bCs/>
+          <w:lang w:val="en-ZA"/>
+        </w:rPr>
+        <w:t>Files affected:</w:t>
+      </w:r>
+      <w:r>
+        <w:rPr>
+          <w:lang w:val="en-ZA"/>
+        </w:rPr>
+        <w:t> ui/styles.py (rewrite as theme.py), every *_screen.py and *_dialog.py (remove inline QSS, reference theme constants).</w:t>
+      </w:r>
+    </w:p>
+    <w:p>
+      <w:pPr>
+        <w:rPr>
+          <w:lang w:val="en-ZA"/>
+        </w:rPr>
+      </w:pPr>
+      <w:r>
+        <w:rPr>
+          <w:b/>
+          <w:bCs/>
+          <w:lang w:val="en-ZA"/>
+        </w:rPr>
+        <w:t>Estimated effort:</w:t>
+      </w:r>
+      <w:r>
+        <w:rPr>
+          <w:lang w:val="en-ZA"/>
+        </w:rPr>
+        <w:t> 3–4 hours.</w:t>
+      </w:r>
+    </w:p>
+    <w:p>
+      <w:pPr>
+        <w:rPr>
+          <w:b/>
+          <w:bCs/>
+          <w:lang w:val="en-ZA"/>
+        </w:rPr>
+      </w:pPr>
+      <w:r>
+        <w:rPr>
+          <w:b/>
+          <w:bCs/>
+          <w:lang w:val="en-ZA"/>
+        </w:rPr>
+        <w:t>P5 — Page Transitions &amp; Loading States (Low priority)</w:t>
+      </w:r>
+    </w:p>
+    <w:p>
+      <w:pPr>
+        <w:rPr>
+          <w:lang w:val="en-ZA"/>
+        </w:rPr>
+      </w:pPr>
+      <w:r>
+        <w:rPr>
+          <w:b/>
+          <w:bCs/>
+          <w:lang w:val="en-ZA"/>
+        </w:rPr>
+        <w:t>Problem:</w:t>
+      </w:r>
+      <w:r>
+        <w:rPr>
+          <w:lang w:val="en-ZA"/>
+        </w:rPr>
+        <w:t> Screens switch instantly with no feedback.</w:t>
+      </w:r>
+    </w:p>
+    <w:p>
+      <w:pPr>
+        <w:rPr>
+          <w:lang w:val="en-ZA"/>
+        </w:rPr>
+      </w:pPr>
+      <w:r>
+        <w:rPr>
+          <w:b/>
+          <w:bCs/>
+          <w:lang w:val="en-ZA"/>
+        </w:rPr>
+        <w:t>Deliverable:</w:t>
+      </w:r>
+      <w:r>
+        <w:rPr>
+          <w:lang w:val="en-ZA"/>
+        </w:rPr>
+        <w:t> Optional fade transition between screens (</w:t>
+      </w:r>
+      <w:proofErr w:type="spellStart"/>
+      <w:r>
+        <w:rPr>
+          <w:lang w:val="en-ZA"/>
+        </w:rPr>
+        <w:t>QGraphicsOpacityEffect</w:t>
+      </w:r>
+      <w:proofErr w:type="spellEnd"/>
+      <w:r>
+        <w:rPr>
+          <w:lang w:val="en-ZA"/>
+        </w:rPr>
+        <w:t xml:space="preserve"> + </w:t>
+      </w:r>
+      <w:proofErr w:type="spellStart"/>
+      <w:r>
+        <w:rPr>
+          <w:lang w:val="en-ZA"/>
+        </w:rPr>
+        <w:t>QPropertyAnimation</w:t>
+      </w:r>
+      <w:proofErr w:type="spellEnd"/>
+      <w:r>
+        <w:rPr>
+          <w:lang w:val="en-ZA"/>
+        </w:rPr>
+        <w:t>). Loading spinner on screens that query the database.</w:t>
+      </w:r>
+    </w:p>
+    <w:p>
+      <w:pPr>
+        <w:rPr>
+          <w:lang w:val="en-ZA"/>
+        </w:rPr>
+      </w:pPr>
+      <w:r>
+        <w:rPr>
+          <w:b/>
+          <w:bCs/>
+          <w:lang w:val="en-ZA"/>
+        </w:rPr>
+        <w:t>Files affected:</w:t>
+      </w:r>
+      <w:r>
+        <w:rPr>
+          <w:lang w:val="en-ZA"/>
+        </w:rPr>
+        <w:t> main_window.py (transition wrapper).</w:t>
+      </w:r>
+    </w:p>
+    <w:p>
+      <w:pPr>
+        <w:rPr>
+          <w:lang w:val="en-ZA"/>
+        </w:rPr>
+      </w:pPr>
+      <w:r>
+        <w:rPr>
+          <w:b/>
+          <w:bCs/>
+          <w:lang w:val="en-ZA"/>
+        </w:rPr>
+        <w:lastRenderedPageBreak/>
+        <w:t>Estimated effort:</w:t>
+      </w:r>
+      <w:r>
+        <w:rPr>
+          <w:lang w:val="en-ZA"/>
+        </w:rPr>
+        <w:t> 2 hours.</w:t>
+      </w:r>
+    </w:p>
+    <w:p>
+      <w:pPr>
+        <w:rPr>
+          <w:b/>
+          <w:bCs/>
+          <w:lang w:val="en-ZA"/>
+        </w:rPr>
+      </w:pPr>
+      <w:r>
+        <w:rPr>
+          <w:b/>
+          <w:bCs/>
+          <w:lang w:val="en-ZA"/>
+        </w:rPr>
+        <w:t>P6 — Dark Mode Toggle (Low priority)</w:t>
+      </w:r>
+    </w:p>
+    <w:p>
+      <w:pPr>
+        <w:rPr>
+          <w:lang w:val="en-ZA"/>
+        </w:rPr>
+      </w:pPr>
+      <w:r>
+        <w:rPr>
+          <w:b/>
+          <w:bCs/>
+          <w:lang w:val="en-ZA"/>
+        </w:rPr>
+        <w:t>Deliverable:</w:t>
+      </w:r>
+      <w:r>
+        <w:rPr>
+          <w:lang w:val="en-ZA"/>
+        </w:rPr>
+        <w:t> Toggle in dashboard header. Persists via </w:t>
+      </w:r>
+      <w:proofErr w:type="spellStart"/>
+      <w:r>
+        <w:rPr>
+          <w:lang w:val="en-ZA"/>
+        </w:rPr>
+        <w:t>QSettings</w:t>
+      </w:r>
+      <w:proofErr w:type="spellEnd"/>
+      <w:r>
+        <w:rPr>
+          <w:lang w:val="en-ZA"/>
+        </w:rPr>
+        <w:t>. Both palettes in theme.py.</w:t>
+      </w:r>
+    </w:p>
+    <w:p>
+      <w:pPr>
+        <w:rPr>
+          <w:lang w:val="en-ZA"/>
+        </w:rPr>
+      </w:pPr>
+      <w:r>
+        <w:rPr>
+          <w:b/>
+          <w:bCs/>
+          <w:lang w:val="en-ZA"/>
+        </w:rPr>
+        <w:t>Estimated effort:</w:t>
+      </w:r>
+      <w:r>
+        <w:rPr>
+          <w:lang w:val="en-ZA"/>
+        </w:rPr>
+        <w:t> 1–2 hours.</w:t>
+      </w:r>
+    </w:p>
+    <w:p>
+      <w:pPr>
+        <w:rPr>
+          <w:b/>
+          <w:bCs/>
+          <w:lang w:val="en-ZA"/>
+        </w:rPr>
+      </w:pPr>
+      <w:r>
+        <w:rPr>
+          <w:b/>
+          <w:bCs/>
+          <w:lang w:val="en-ZA"/>
+        </w:rPr>
+        <w:t>P7 — Hide (not disable) write buttons for read-only roles (High priority)</w:t>
+      </w:r>
+    </w:p>
+    <w:p>
+      <w:pPr>
+        <w:rPr>
+          <w:lang w:val="en-ZA"/>
+        </w:rPr>
+      </w:pPr>
+      <w:r>
+        <w:rPr>
+          <w:b/>
+          <w:bCs/>
+          <w:lang w:val="en-ZA"/>
+        </w:rPr>
+        <w:t>Problem:</w:t>
+      </w:r>
+      <w:r>
+        <w:rPr>
+          <w:lang w:val="en-ZA"/>
+        </w:rPr>
+        <w:t> Tenants see "Add Property", "Edit", "Archive" buttons even though the service rejects them.</w:t>
+      </w:r>
+    </w:p>
+    <w:p>
+      <w:pPr>
+        <w:rPr>
+          <w:lang w:val="en-ZA"/>
+        </w:rPr>
+      </w:pPr>
+      <w:r>
+        <w:rPr>
+          <w:b/>
+          <w:bCs/>
+          <w:lang w:val="en-ZA"/>
+        </w:rPr>
+        <w:t>Deliverable:</w:t>
+      </w:r>
+      <w:r>
+        <w:rPr>
+          <w:lang w:val="en-ZA"/>
+        </w:rPr>
+        <w:t> Every screen applies </w:t>
+      </w:r>
+      <w:proofErr w:type="spellStart"/>
+      <w:r>
+        <w:rPr>
+          <w:lang w:val="en-ZA"/>
+        </w:rPr>
+        <w:t>setVisible</w:t>
+      </w:r>
+      <w:proofErr w:type="spellEnd"/>
+      <w:r>
+        <w:rPr>
+          <w:lang w:val="en-ZA"/>
+        </w:rPr>
+        <w:t>(</w:t>
+      </w:r>
+      <w:proofErr w:type="spellStart"/>
+      <w:r>
+        <w:rPr>
+          <w:lang w:val="en-ZA"/>
+        </w:rPr>
+        <w:t>self.is_writer</w:t>
+      </w:r>
+      <w:proofErr w:type="spellEnd"/>
+      <w:r>
+        <w:rPr>
+          <w:lang w:val="en-ZA"/>
+        </w:rPr>
+        <w:t>) to write buttons in _</w:t>
+      </w:r>
+      <w:proofErr w:type="spellStart"/>
+      <w:r>
+        <w:rPr>
+          <w:lang w:val="en-ZA"/>
+        </w:rPr>
+        <w:t>apply_role_</w:t>
+      </w:r>
+      <w:proofErr w:type="gramStart"/>
+      <w:r>
+        <w:rPr>
+          <w:lang w:val="en-ZA"/>
+        </w:rPr>
+        <w:t>ui</w:t>
+      </w:r>
+      <w:proofErr w:type="spellEnd"/>
+      <w:r>
+        <w:rPr>
+          <w:lang w:val="en-ZA"/>
+        </w:rPr>
+        <w:t>(</w:t>
+      </w:r>
+      <w:proofErr w:type="gramEnd"/>
+      <w:r>
+        <w:rPr>
+          <w:lang w:val="en-ZA"/>
+        </w:rPr>
+        <w:t>). Already done for payments_screen.py, maintenance_screen.py, ownerships_screen.py. Not yet for properties_screen.py, leases_screen.py, users_screen.py.</w:t>
+      </w:r>
+    </w:p>
+    <w:p>
+      <w:pPr>
+        <w:rPr>
+          <w:lang w:val="en-ZA"/>
+        </w:rPr>
+      </w:pPr>
+      <w:r>
+        <w:rPr>
+          <w:b/>
+          <w:bCs/>
+          <w:lang w:val="en-ZA"/>
+        </w:rPr>
+        <w:t>Estimated effort:</w:t>
+      </w:r>
+      <w:r>
+        <w:rPr>
+          <w:lang w:val="en-ZA"/>
+        </w:rPr>
+        <w:t> 1 hour.</w:t>
+      </w:r>
+    </w:p>
+    <w:p>
+      <w:pPr>
+        <w:rPr>
+          <w:b/>
+          <w:bCs/>
+          <w:lang w:val="en-ZA"/>
+        </w:rPr>
+      </w:pPr>
+      <w:r>
+        <w:rPr>
+          <w:b/>
+          <w:bCs/>
+          <w:lang w:val="en-ZA"/>
+        </w:rPr>
+        <w:t>P8 — Tenant Login Error Message Display (Closed)</w:t>
+      </w:r>
+    </w:p>
+    <w:p>
+      <w:pPr>
+        <w:rPr>
+          <w:lang w:val="en-ZA"/>
+        </w:rPr>
+      </w:pPr>
+      <w:r>
+        <w:rPr>
+          <w:b/>
+          <w:bCs/>
+          <w:lang w:val="en-ZA"/>
+        </w:rPr>
+        <w:t>Status:</w:t>
+      </w:r>
+      <w:r>
+        <w:rPr>
+          <w:lang w:val="en-ZA"/>
+        </w:rPr>
+        <w:t> Resolved in auth_service.py V2 (reordered null-check before inactive-check).</w:t>
+      </w:r>
+    </w:p>
+    <w:p>
+      <w:pPr>
+        <w:rPr>
+          <w:b/>
+          <w:bCs/>
+          <w:lang w:val="en-ZA"/>
+        </w:rPr>
+      </w:pPr>
+      <w:r>
+        <w:rPr>
+          <w:b/>
+          <w:bCs/>
+          <w:lang w:val="en-ZA"/>
+        </w:rPr>
+        <w:t>P9 — Owner Maintenance Status Permissions (Decision pending)</w:t>
+      </w:r>
+    </w:p>
+    <w:p>
+      <w:pPr>
+        <w:rPr>
+          <w:lang w:val="en-ZA"/>
+        </w:rPr>
+      </w:pPr>
+      <w:r>
+        <w:rPr>
+          <w:b/>
+          <w:bCs/>
+          <w:lang w:val="en-ZA"/>
+        </w:rPr>
+        <w:t>Question:</w:t>
+      </w:r>
+      <w:r>
+        <w:rPr>
+          <w:lang w:val="en-ZA"/>
+        </w:rPr>
+        <w:t> Should Owners be allowed to update status on maintenance requests for their own properties?</w:t>
+      </w:r>
+    </w:p>
+    <w:p>
+      <w:pPr>
+        <w:rPr>
+          <w:lang w:val="en-ZA"/>
+        </w:rPr>
+      </w:pPr>
+      <w:r>
+        <w:rPr>
+          <w:b/>
+          <w:bCs/>
+          <w:lang w:val="en-ZA"/>
+        </w:rPr>
+        <w:t>Current behaviour:</w:t>
+      </w:r>
+      <w:r>
+        <w:rPr>
+          <w:lang w:val="en-ZA"/>
+        </w:rPr>
+        <w:t> Only Manager and Administrator may change status (per Phase 3 §5.11.7).</w:t>
+      </w:r>
+    </w:p>
+    <w:p>
+      <w:pPr>
+        <w:rPr>
+          <w:lang w:val="en-ZA"/>
+        </w:rPr>
+      </w:pPr>
+      <w:r>
+        <w:rPr>
+          <w:b/>
+          <w:bCs/>
+          <w:lang w:val="en-ZA"/>
+        </w:rPr>
+        <w:t>Decision needed:</w:t>
+      </w:r>
+      <w:r>
+        <w:rPr>
+          <w:lang w:val="en-ZA"/>
+        </w:rPr>
+        <w:t> If approved, add ownership check in </w:t>
+      </w:r>
+      <w:proofErr w:type="spellStart"/>
+      <w:r>
+        <w:rPr>
+          <w:lang w:val="en-ZA"/>
+        </w:rPr>
+        <w:t>MaintenanceService.update_</w:t>
+      </w:r>
+      <w:proofErr w:type="gramStart"/>
+      <w:r>
+        <w:rPr>
+          <w:lang w:val="en-ZA"/>
+        </w:rPr>
+        <w:t>status</w:t>
+      </w:r>
+      <w:proofErr w:type="spellEnd"/>
+      <w:r>
+        <w:rPr>
+          <w:lang w:val="en-ZA"/>
+        </w:rPr>
+        <w:t>(</w:t>
+      </w:r>
+      <w:proofErr w:type="gramEnd"/>
+      <w:r>
+        <w:rPr>
+          <w:lang w:val="en-ZA"/>
+        </w:rPr>
+        <w:t>):</w:t>
+      </w:r>
+    </w:p>
+    <w:p>
+      <w:pPr>
+        <w:rPr>
+          <w:lang w:val="en-ZA"/>
+        </w:rPr>
+      </w:pPr>
+      <w:r>
+        <w:rPr>
+          <w:lang w:val="en-ZA"/>
+        </w:rPr>
+        <w:t>python</w:t>
+      </w:r>
+    </w:p>
+    <w:p>
+      <w:pPr>
+        <w:rPr>
+          <w:lang w:val="en-ZA"/>
+        </w:rPr>
+      </w:pPr>
+      <w:r>
+        <w:rPr>
+          <w:lang w:val="en-ZA"/>
+        </w:rPr>
+        <w:t>if role == "Owner":</w:t>
+      </w:r>
+    </w:p>
+    <w:p>
+      <w:pPr>
+        <w:rPr>
+          <w:lang w:val="en-ZA"/>
+        </w:rPr>
+      </w:pPr>
+      <w:r>
+        <w:rPr>
+          <w:lang w:val="en-ZA"/>
+        </w:rPr>
+        <w:t xml:space="preserve">    </w:t>
+      </w:r>
+      <w:proofErr w:type="spellStart"/>
+      <w:r>
+        <w:rPr>
+          <w:lang w:val="en-ZA"/>
+        </w:rPr>
+        <w:t>owned_pids</w:t>
+      </w:r>
+      <w:proofErr w:type="spellEnd"/>
+      <w:r>
+        <w:rPr>
+          <w:lang w:val="en-ZA"/>
+        </w:rPr>
+        <w:t xml:space="preserve"> = set(</w:t>
+      </w:r>
+      <w:proofErr w:type="spellStart"/>
+      <w:proofErr w:type="gramStart"/>
+      <w:r>
+        <w:rPr>
+          <w:lang w:val="en-ZA"/>
+        </w:rPr>
+        <w:t>self.ownerships</w:t>
+      </w:r>
+      <w:proofErr w:type="gramEnd"/>
+      <w:r>
+        <w:rPr>
+          <w:lang w:val="en-ZA"/>
+        </w:rPr>
+        <w:t>.property_ids_for_owner</w:t>
+      </w:r>
+      <w:proofErr w:type="spellEnd"/>
+      <w:r>
+        <w:rPr>
+          <w:lang w:val="en-ZA"/>
+        </w:rPr>
+        <w:t>(</w:t>
+      </w:r>
+      <w:proofErr w:type="spellStart"/>
+      <w:r>
+        <w:rPr>
+          <w:lang w:val="en-ZA"/>
+        </w:rPr>
+        <w:t>uid</w:t>
+      </w:r>
+      <w:proofErr w:type="spellEnd"/>
+      <w:r>
+        <w:rPr>
+          <w:lang w:val="en-ZA"/>
+        </w:rPr>
+        <w:t>))</w:t>
+      </w:r>
+    </w:p>
+    <w:p>
+      <w:pPr>
+        <w:rPr>
+          <w:lang w:val="en-ZA"/>
+        </w:rPr>
+      </w:pPr>
+      <w:r>
+        <w:rPr>
+          <w:lang w:val="en-ZA"/>
+        </w:rPr>
+        <w:t xml:space="preserve">    if </w:t>
+      </w:r>
+      <w:proofErr w:type="spellStart"/>
+      <w:proofErr w:type="gramStart"/>
+      <w:r>
+        <w:rPr>
+          <w:lang w:val="en-ZA"/>
+        </w:rPr>
+        <w:t>req.property</w:t>
+      </w:r>
+      <w:proofErr w:type="gramEnd"/>
+      <w:r>
+        <w:rPr>
+          <w:lang w:val="en-ZA"/>
+        </w:rPr>
+        <w:t>_id</w:t>
+      </w:r>
+      <w:proofErr w:type="spellEnd"/>
+      <w:r>
+        <w:rPr>
+          <w:lang w:val="en-ZA"/>
+        </w:rPr>
+        <w:t xml:space="preserve"> not in </w:t>
+      </w:r>
+      <w:proofErr w:type="spellStart"/>
+      <w:r>
+        <w:rPr>
+          <w:lang w:val="en-ZA"/>
+        </w:rPr>
+        <w:t>owned_pids</w:t>
+      </w:r>
+      <w:proofErr w:type="spellEnd"/>
+      <w:r>
+        <w:rPr>
+          <w:lang w:val="en-ZA"/>
+        </w:rPr>
+        <w:t>:</w:t>
+      </w:r>
+    </w:p>
+    <w:p>
+      <w:pPr>
+        <w:rPr>
+          <w:lang w:val="en-ZA"/>
+        </w:rPr>
+      </w:pPr>
+      <w:r>
+        <w:rPr>
+          <w:lang w:val="en-ZA"/>
+        </w:rPr>
+        <w:t xml:space="preserve">        return False, "You may only update requests on your own properties."</w:t>
+      </w:r>
+    </w:p>
+    <w:p>
+      <w:pPr>
+        <w:rPr>
+          <w:lang w:val="en-ZA"/>
+        </w:rPr>
+      </w:pPr>
+      <w:r>
+        <w:rPr>
+          <w:lang w:val="en-ZA"/>
+        </w:rPr>
+        <w:t xml:space="preserve">    </w:t>
+      </w:r>
+      <w:r>
+        <w:rPr>
+          <w:i/>
+          <w:iCs/>
+          <w:lang w:val="en-ZA"/>
+        </w:rPr>
+        <w:t xml:space="preserve"># </w:t>
+      </w:r>
+      <w:proofErr w:type="gramStart"/>
+      <w:r>
+        <w:rPr>
+          <w:i/>
+          <w:iCs/>
+          <w:lang w:val="en-ZA"/>
+        </w:rPr>
+        <w:t>allow</w:t>
+      </w:r>
+      <w:proofErr w:type="gramEnd"/>
+    </w:p>
+    <w:p>
+      <w:pPr>
+        <w:rPr>
+          <w:lang w:val="en-ZA"/>
+        </w:rPr>
+      </w:pPr>
+      <w:r>
+        <w:rPr>
+          <w:b/>
+          <w:bCs/>
+          <w:lang w:val="en-ZA"/>
+        </w:rPr>
+        <w:t>Estimated effort:</w:t>
+      </w:r>
+      <w:r>
+        <w:rPr>
+          <w:lang w:val="en-ZA"/>
+        </w:rPr>
+        <w:t> 30 minutes if approved.</w:t>
+      </w:r>
+    </w:p>
+    <w:p>
+      <w:pPr>
+        <w:rPr>
+          <w:b/>
+          <w:bCs/>
+          <w:lang w:val="en-ZA"/>
+        </w:rPr>
+      </w:pPr>
+      <w:r>
+        <w:rPr>
+          <w:b/>
+          <w:bCs/>
+          <w:lang w:val="en-ZA"/>
+        </w:rPr>
+        <w:t>P10 — Dashboard "Recent Activity" is static (Low priority)</w:t>
+      </w:r>
+    </w:p>
+    <w:p>
+      <w:pPr>
+        <w:rPr>
+          <w:lang w:val="en-ZA"/>
+        </w:rPr>
+      </w:pPr>
+      <w:r>
+        <w:rPr>
+          <w:b/>
+          <w:bCs/>
+          <w:lang w:val="en-ZA"/>
+        </w:rPr>
+        <w:t>Problem:</w:t>
+      </w:r>
+      <w:r>
+        <w:rPr>
+          <w:lang w:val="en-ZA"/>
+        </w:rPr>
+        <w:t> The activity panel shows real data, but the notification panel duplicates the "upcoming" list — both panels use the same data source in different forms.</w:t>
+      </w:r>
+    </w:p>
+    <w:p>
+      <w:pPr>
+        <w:rPr>
+          <w:lang w:val="en-ZA"/>
+        </w:rPr>
+      </w:pPr>
+      <w:r>
+        <w:rPr>
+          <w:b/>
+          <w:bCs/>
+          <w:lang w:val="en-ZA"/>
+        </w:rPr>
+        <w:lastRenderedPageBreak/>
+        <w:t>Deliverable:</w:t>
+      </w:r>
+      <w:r>
+        <w:rPr>
+          <w:lang w:val="en-ZA"/>
+        </w:rPr>
+        <w:t> Activity panel pulls from a lightweight audit log; notification panel keeps the upcoming list.</w:t>
+      </w:r>
+    </w:p>
+    <w:p>
+      <w:pPr>
+        <w:rPr>
+          <w:lang w:val="en-ZA"/>
+        </w:rPr>
+      </w:pPr>
+      <w:r>
+        <w:rPr>
+          <w:b/>
+          <w:bCs/>
+          <w:lang w:val="en-ZA"/>
+        </w:rPr>
+        <w:t>Estimated effort:</w:t>
+      </w:r>
+      <w:r>
+        <w:rPr>
+          <w:lang w:val="en-ZA"/>
+        </w:rPr>
+        <w:t> 2 hours (requires an </w:t>
+      </w:r>
+      <w:proofErr w:type="spellStart"/>
+      <w:r>
+        <w:rPr>
+          <w:lang w:val="en-ZA"/>
+        </w:rPr>
+        <w:t>AuditLog</w:t>
+      </w:r>
+      <w:proofErr w:type="spellEnd"/>
+      <w:r>
+        <w:rPr>
+          <w:lang w:val="en-ZA"/>
+        </w:rPr>
+        <w:t> table addition).</w:t>
+      </w:r>
+    </w:p>
+    <w:p>
+      <w:pPr>
+        <w:rPr>
+          <w:b/>
+          <w:bCs/>
+          <w:lang w:val="en-ZA"/>
+        </w:rPr>
+      </w:pPr>
+      <w:r>
+        <w:rPr>
+          <w:b/>
+          <w:bCs/>
+          <w:lang w:val="en-ZA"/>
+        </w:rPr>
+        <w:t>P11 — Email Dispatch is not configured</w:t>
+      </w:r>
+    </w:p>
+    <w:p>
+      <w:pPr>
+        <w:rPr>
+          <w:lang w:val="en-ZA"/>
+        </w:rPr>
+      </w:pPr>
+      <w:r>
+        <w:rPr>
+          <w:b/>
+          <w:bCs/>
+          <w:lang w:val="en-ZA"/>
+        </w:rPr>
+        <w:t>Current:</w:t>
+      </w:r>
+      <w:r>
+        <w:rPr>
+          <w:lang w:val="en-ZA"/>
+        </w:rPr>
+        <w:t> </w:t>
+      </w:r>
+      <w:proofErr w:type="spellStart"/>
+      <w:r>
+        <w:rPr>
+          <w:lang w:val="en-ZA"/>
+        </w:rPr>
+        <w:t>EmailService</w:t>
+      </w:r>
+      <w:proofErr w:type="spellEnd"/>
+      <w:r>
+        <w:rPr>
+          <w:lang w:val="en-ZA"/>
+        </w:rPr>
+        <w:t> runs in dry-run mode (prints to console) unless SMTP_* env vars are set.</w:t>
+      </w:r>
+    </w:p>
+    <w:p>
+      <w:pPr>
+        <w:rPr>
+          <w:lang w:val="en-ZA"/>
+        </w:rPr>
+      </w:pPr>
+      <w:r>
+        <w:rPr>
+          <w:b/>
+          <w:bCs/>
+          <w:lang w:val="en-ZA"/>
+        </w:rPr>
+        <w:t>Deliverable for final report:</w:t>
+      </w:r>
+      <w:r>
+        <w:rPr>
+          <w:lang w:val="en-ZA"/>
+        </w:rPr>
+        <w:t> Either configure a real SMTP account for demonstration, or document that dry-run mode satisfies the requirement for the academic deliverable.</w:t>
+      </w:r>
+    </w:p>
+    <w:p>
+      <w:pPr>
+        <w:rPr>
+          <w:lang w:val="en-ZA"/>
+        </w:rPr>
+      </w:pPr>
+      <w:r>
+        <w:rPr>
+          <w:b/>
+          <w:bCs/>
+          <w:lang w:val="en-ZA"/>
+        </w:rPr>
+        <w:t>Estimated effort:</w:t>
+      </w:r>
+      <w:r>
+        <w:rPr>
+          <w:lang w:val="en-ZA"/>
+        </w:rPr>
+        <w:t> 30 minutes if configuring; 0 if documenting.</w:t>
+      </w:r>
+    </w:p>
+    <w:p>
+      <w:pPr>
+        <w:rPr>
+          <w:b/>
+          <w:bCs/>
+          <w:lang w:val="en-ZA"/>
+        </w:rPr>
+      </w:pPr>
+      <w:r>
+        <w:rPr>
+          <w:b/>
+          <w:bCs/>
+          <w:lang w:val="en-ZA"/>
+        </w:rPr>
+        <w:t>P12 — Wireframe images still ASCII/placeholder</w:t>
+      </w:r>
+    </w:p>
+    <w:p>
+      <w:pPr>
+        <w:rPr>
+          <w:lang w:val="en-ZA"/>
+        </w:rPr>
+      </w:pPr>
+      <w:r>
+        <w:rPr>
+          <w:b/>
+          <w:bCs/>
+          <w:lang w:val="en-ZA"/>
+        </w:rPr>
+        <w:t>Deliverable:</w:t>
+      </w:r>
+      <w:r>
+        <w:rPr>
+          <w:lang w:val="en-ZA"/>
+        </w:rPr>
+        <w:t> Replace ASCII wireframes in Chapter 3 §3.9 with polished SVG wireframes matching the built screens.</w:t>
+      </w:r>
+    </w:p>
+    <w:p>
+      <w:pPr>
+        <w:rPr>
+          <w:lang w:val="en-ZA"/>
+        </w:rPr>
+      </w:pPr>
+      <w:r>
+        <w:rPr>
+          <w:b/>
+          <w:bCs/>
+          <w:lang w:val="en-ZA"/>
+        </w:rPr>
+        <w:t>Estimated effort:</w:t>
+      </w:r>
+      <w:r>
+        <w:rPr>
+          <w:lang w:val="en-ZA"/>
+        </w:rPr>
+        <w:t> 2 hours (or use screenshots of the running app — faster and more accurate).</w:t>
+      </w:r>
+    </w:p>
+    <w:p>
+      <w:pPr>
+        <w:rPr>
+          <w:b/>
+          <w:bCs/>
+          <w:lang w:val="en-ZA"/>
+        </w:rPr>
+      </w:pPr>
+      <w:r>
+        <w:rPr>
+          <w:b/>
+          <w:bCs/>
+          <w:lang w:val="en-ZA"/>
+        </w:rPr>
+        <w:t>P13 — Unit and Integration Tests</w:t>
+      </w:r>
+    </w:p>
+    <w:p>
+      <w:pPr>
+        <w:rPr>
+          <w:lang w:val="en-ZA"/>
+        </w:rPr>
+      </w:pPr>
+      <w:r>
+        <w:rPr>
+          <w:b/>
+          <w:bCs/>
+          <w:lang w:val="en-ZA"/>
+        </w:rPr>
+        <w:t>Status:</w:t>
+      </w:r>
+      <w:r>
+        <w:rPr>
+          <w:lang w:val="en-ZA"/>
+        </w:rPr>
+        <w:t> Not started. Required for Phase 6 (Week 11).</w:t>
+      </w:r>
+    </w:p>
+    <w:p>
+      <w:pPr>
+        <w:rPr>
+          <w:lang w:val="en-ZA"/>
+        </w:rPr>
+      </w:pPr>
+      <w:r>
+        <w:rPr>
+          <w:b/>
+          <w:bCs/>
+          <w:lang w:val="en-ZA"/>
+        </w:rPr>
+        <w:t>Deliverable:</w:t>
+      </w:r>
+      <w:r>
+        <w:rPr>
+          <w:lang w:val="en-ZA"/>
+        </w:rPr>
+        <w:t> </w:t>
+      </w:r>
+      <w:proofErr w:type="spellStart"/>
+      <w:r>
+        <w:rPr>
+          <w:lang w:val="en-ZA"/>
+        </w:rPr>
+        <w:t>pytest</w:t>
+      </w:r>
+      <w:proofErr w:type="spellEnd"/>
+      <w:r>
+        <w:rPr>
+          <w:lang w:val="en-ZA"/>
+        </w:rPr>
+        <w:t> suite covering:</w:t>
+      </w:r>
+    </w:p>
+    <w:p>
+      <w:pPr>
+        <w:numPr>
+          <w:ilvl w:val="0"/>
+          <w:numId w:val="23"/>
+        </w:numPr>
+        <w:rPr>
+          <w:lang w:val="en-ZA"/>
+        </w:rPr>
+      </w:pPr>
+      <w:r>
+        <w:rPr>
+          <w:lang w:val="en-ZA"/>
+        </w:rPr>
+        <w:t>Unit: </w:t>
+      </w:r>
+      <w:proofErr w:type="gramStart"/>
+      <w:r>
+        <w:rPr>
+          <w:lang w:val="en-ZA"/>
+        </w:rPr>
+        <w:t>security.hash</w:t>
+      </w:r>
+      <w:proofErr w:type="gramEnd"/>
+      <w:r>
+        <w:rPr>
+          <w:lang w:val="en-ZA"/>
+        </w:rPr>
+        <w:t>_password/verify_password, auth_</w:t>
+      </w:r>
+      <w:proofErr w:type="gramStart"/>
+      <w:r>
+        <w:rPr>
+          <w:lang w:val="en-ZA"/>
+        </w:rPr>
+        <w:t>service.authenticate</w:t>
+      </w:r>
+      <w:proofErr w:type="gramEnd"/>
+      <w:r>
+        <w:rPr>
+          <w:lang w:val="en-ZA"/>
+        </w:rPr>
+        <w:t> (all error branches), each service's business rules.</w:t>
+      </w:r>
+    </w:p>
+    <w:p>
+      <w:pPr>
+        <w:numPr>
+          <w:ilvl w:val="0"/>
+          <w:numId w:val="23"/>
+        </w:numPr>
+        <w:rPr>
+          <w:lang w:val="en-ZA"/>
+        </w:rPr>
+      </w:pPr>
+      <w:r>
+        <w:rPr>
+          <w:lang w:val="en-ZA"/>
+        </w:rPr>
+        <w:t xml:space="preserve">Integration: login → dashboard end-to-end; create lease → payment </w:t>
+      </w:r>
+      <w:proofErr w:type="gramStart"/>
+      <w:r>
+        <w:rPr>
+          <w:lang w:val="en-ZA"/>
+        </w:rPr>
+        <w:t>auto-generated</w:t>
+      </w:r>
+      <w:proofErr w:type="gramEnd"/>
+      <w:r>
+        <w:rPr>
+          <w:lang w:val="en-ZA"/>
+        </w:rPr>
+        <w:t xml:space="preserve"> → property status recalculated.</w:t>
+      </w:r>
+    </w:p>
+    <w:p>
+      <w:pPr>
+        <w:rPr>
+          <w:lang w:val="en-ZA"/>
+        </w:rPr>
+      </w:pPr>
+      <w:r>
+        <w:rPr>
+          <w:b/>
+          <w:bCs/>
+          <w:lang w:val="en-ZA"/>
+        </w:rPr>
+        <w:t>Estimated effort:</w:t>
+      </w:r>
+      <w:r>
+        <w:rPr>
+          <w:lang w:val="en-ZA"/>
+        </w:rPr>
+        <w:t> 4–6 hours.</w:t>
+      </w:r>
+    </w:p>
+    <w:p>
+      <w:pPr>
+        <w:rPr>
+          <w:b/>
+          <w:bCs/>
+          <w:lang w:val="en-ZA"/>
+        </w:rPr>
+      </w:pPr>
+      <w:r>
+        <w:rPr>
+          <w:b/>
+          <w:bCs/>
+          <w:lang w:val="en-ZA"/>
+        </w:rPr>
+        <w:t>P14 — Final Report Compilation</w:t>
+      </w:r>
+    </w:p>
+    <w:p>
+      <w:pPr>
+        <w:rPr>
+          <w:lang w:val="en-ZA"/>
+        </w:rPr>
+      </w:pPr>
+      <w:r>
+        <w:rPr>
+          <w:b/>
+          <w:bCs/>
+          <w:lang w:val="en-ZA"/>
+        </w:rPr>
+        <w:t>Status:</w:t>
+      </w:r>
+      <w:r>
+        <w:rPr>
+          <w:lang w:val="en-ZA"/>
+        </w:rPr>
+        <w:t> Not started. Due 20 October 2026.</w:t>
+      </w:r>
+    </w:p>
+    <w:p>
+      <w:pPr>
+        <w:rPr>
+          <w:lang w:val="en-ZA"/>
+        </w:rPr>
+      </w:pPr>
+      <w:r>
+        <w:rPr>
+          <w:b/>
+          <w:bCs/>
+          <w:lang w:val="en-ZA"/>
+        </w:rPr>
+        <w:t>Deliverable:</w:t>
+      </w:r>
+      <w:r>
+        <w:rPr>
+          <w:lang w:val="en-ZA"/>
+        </w:rPr>
+        <w:t> Full report (Chapters 1–7) with reflections, evaluation, testing evidence.</w:t>
+      </w:r>
+    </w:p>
+    <w:p>
+      <w:pPr>
+        <w:rPr>
+          <w:lang w:val="en-ZA"/>
+        </w:rPr>
+      </w:pPr>
+      <w:r>
+        <w:rPr>
+          <w:b/>
+          <w:bCs/>
+          <w:lang w:val="en-ZA"/>
+        </w:rPr>
+        <w:t>Estimated effort:</w:t>
+      </w:r>
+      <w:r>
+        <w:rPr>
+          <w:lang w:val="en-ZA"/>
+        </w:rPr>
+        <w:t> 8–10 hours.</w:t>
+      </w:r>
+    </w:p>
+    <w:p>
+      <w:pPr>
+        <w:rPr>
+          <w:b/>
+          <w:bCs/>
+          <w:lang w:val="en-ZA"/>
+        </w:rPr>
+      </w:pPr>
+      <w:r>
+        <w:rPr>
+          <w:b/>
+          <w:bCs/>
+          <w:lang w:val="en-ZA"/>
+        </w:rPr>
+        <w:t>12.6 Testing Preparation</w:t>
+      </w:r>
+    </w:p>
+    <w:p>
+      <w:pPr>
+        <w:rPr>
+          <w:lang w:val="en-ZA"/>
+        </w:rPr>
+      </w:pPr>
+      <w:r>
+        <w:rPr>
+          <w:lang w:val="en-ZA"/>
+        </w:rPr>
+        <w:t>Two artefacts have been prepared for Phase 6:</w:t>
+      </w:r>
+    </w:p>
+    <w:p>
+      <w:pPr>
+        <w:numPr>
+          <w:ilvl w:val="0"/>
+          <w:numId w:val="24"/>
+        </w:numPr>
+        <w:rPr>
+          <w:lang w:val="en-ZA"/>
+        </w:rPr>
+      </w:pPr>
+      <w:r>
+        <w:rPr>
+          <w:lang w:val="en-ZA"/>
+        </w:rPr>
+        <w:t>Database/seed_rich_data.py — populates the database with realistic test data across all entities (users, properties, ownerships, leases, payments in every state, maintenance requests in every state, notifications read/unread).</w:t>
+      </w:r>
+    </w:p>
+    <w:p>
+      <w:pPr>
+        <w:numPr>
+          <w:ilvl w:val="0"/>
+          <w:numId w:val="24"/>
+        </w:numPr>
+        <w:rPr>
+          <w:lang w:val="en-ZA"/>
+        </w:rPr>
+      </w:pPr>
+      <w:r>
+        <w:rPr>
+          <w:lang w:val="en-ZA"/>
+        </w:rPr>
+        <w:lastRenderedPageBreak/>
+        <w:t>Documentation/Testing_Guide.md — step-by-step manual test scenarios for each module, with expected outcomes and a bug report template for team members.</w:t>
+      </w:r>
+    </w:p>
+    <w:p>
+      <w:pPr>
+        <w:rPr>
+          <w:lang w:val="en-ZA"/>
+        </w:rPr>
+      </w:pPr>
+      <w:r>
+        <w:rPr>
+          <w:lang w:val="en-ZA"/>
+        </w:rPr>
+        <w:t>Both are described in Section 13.</w:t>
+      </w:r>
+    </w:p>
+    <w:p>
+      <w:pPr>
+        <w:rPr>
+          <w:b/>
+          <w:bCs/>
+          <w:lang w:val="en-ZA"/>
+        </w:rPr>
+      </w:pPr>
+      <w:r>
+        <w:rPr>
+          <w:b/>
+          <w:bCs/>
+          <w:lang w:val="en-ZA"/>
+        </w:rPr>
+        <w:t>12.7 Packaging</w:t>
+      </w:r>
+    </w:p>
+    <w:p>
+      <w:pPr>
+        <w:rPr>
+          <w:lang w:val="en-ZA"/>
+        </w:rPr>
+      </w:pPr>
+      <w:r>
+        <w:rPr>
+          <w:lang w:val="en-ZA"/>
+        </w:rPr>
+        <w:t>A distributable Windows executable can be produced with </w:t>
+      </w:r>
+      <w:proofErr w:type="spellStart"/>
+      <w:r>
+        <w:rPr>
+          <w:b/>
+          <w:bCs/>
+          <w:lang w:val="en-ZA"/>
+        </w:rPr>
+        <w:t>PyInstaller</w:t>
+      </w:r>
+      <w:proofErr w:type="spellEnd"/>
+      <w:r>
+        <w:rPr>
+          <w:lang w:val="en-ZA"/>
+        </w:rPr>
+        <w:t>. The packaging steps and caveats are documented in Section 13.</w:t>
+      </w:r>
+    </w:p>
+    <w:p>
+      <w:pPr>
+        <w:rPr>
+          <w:b/>
+          <w:bCs/>
+          <w:lang w:val="en-ZA"/>
+        </w:rPr>
+      </w:pPr>
+      <w:r>
+        <w:rPr>
+          <w:b/>
+          <w:bCs/>
+          <w:lang w:val="en-ZA"/>
+        </w:rPr>
+        <w:t>12.8 Summary</w:t>
+      </w:r>
+    </w:p>
+    <w:p>
+      <w:pPr>
+        <w:rPr>
+          <w:lang w:val="en-ZA"/>
+        </w:rPr>
+      </w:pPr>
+      <w:r>
+        <w:rPr>
+          <w:lang w:val="en-ZA"/>
+        </w:rPr>
+        <w:t>The application is now feature-complete for the academic brief. All ten modules are functional end-to-end. Remaining work is polish, testing, and report writing. The project remains on schedule for the 20 October 2026 final report submission.</w:t>
+      </w:r>
+    </w:p>
+    <w:p>
+      <w:pPr>
+        <w:rPr>
+          <w:lang w:val="en-ZA"/>
+        </w:rPr>
+      </w:pPr>
     </w:p>
     <w:p/>
     <w:sectPr>
@@ -22137,6 +28305,417 @@
     </w:lvl>
   </w:abstractNum>
   <w:abstractNum w:abstractNumId="10" w15:restartNumberingAfterBreak="0">
+    <w:nsid w:val="1AE44E95"/>
+    <w:multiLevelType w:val="multilevel"/>
+    <w:tmpl w:val="CA52205A"/>
+    <w:lvl w:ilvl="0">
+      <w:start w:val="1"/>
+      <w:numFmt w:val="bullet"/>
+      <w:lvlText w:val=""/>
+      <w:lvlJc w:val="left"/>
+      <w:pPr>
+        <w:tabs>
+          <w:tab w:val="num" w:pos="720"/>
+        </w:tabs>
+        <w:ind w:left="720" w:hanging="360"/>
+      </w:pPr>
+      <w:rPr>
+        <w:rFonts w:ascii="Symbol" w:hAnsi="Symbol" w:hint="default"/>
+        <w:sz w:val="20"/>
+      </w:rPr>
+    </w:lvl>
+    <w:lvl w:ilvl="1" w:tentative="1">
+      <w:start w:val="1"/>
+      <w:numFmt w:val="bullet"/>
+      <w:lvlText w:val="o"/>
+      <w:lvlJc w:val="left"/>
+      <w:pPr>
+        <w:tabs>
+          <w:tab w:val="num" w:pos="1440"/>
+        </w:tabs>
+        <w:ind w:left="1440" w:hanging="360"/>
+      </w:pPr>
+      <w:rPr>
+        <w:rFonts w:ascii="Courier New" w:hAnsi="Courier New" w:hint="default"/>
+        <w:sz w:val="20"/>
+      </w:rPr>
+    </w:lvl>
+    <w:lvl w:ilvl="2" w:tentative="1">
+      <w:start w:val="1"/>
+      <w:numFmt w:val="bullet"/>
+      <w:lvlText w:val=""/>
+      <w:lvlJc w:val="left"/>
+      <w:pPr>
+        <w:tabs>
+          <w:tab w:val="num" w:pos="2160"/>
+        </w:tabs>
+        <w:ind w:left="2160" w:hanging="360"/>
+      </w:pPr>
+      <w:rPr>
+        <w:rFonts w:ascii="Wingdings" w:hAnsi="Wingdings" w:hint="default"/>
+        <w:sz w:val="20"/>
+      </w:rPr>
+    </w:lvl>
+    <w:lvl w:ilvl="3" w:tentative="1">
+      <w:start w:val="1"/>
+      <w:numFmt w:val="bullet"/>
+      <w:lvlText w:val=""/>
+      <w:lvlJc w:val="left"/>
+      <w:pPr>
+        <w:tabs>
+          <w:tab w:val="num" w:pos="2880"/>
+        </w:tabs>
+        <w:ind w:left="2880" w:hanging="360"/>
+      </w:pPr>
+      <w:rPr>
+        <w:rFonts w:ascii="Wingdings" w:hAnsi="Wingdings" w:hint="default"/>
+        <w:sz w:val="20"/>
+      </w:rPr>
+    </w:lvl>
+    <w:lvl w:ilvl="4" w:tentative="1">
+      <w:start w:val="1"/>
+      <w:numFmt w:val="bullet"/>
+      <w:lvlText w:val=""/>
+      <w:lvlJc w:val="left"/>
+      <w:pPr>
+        <w:tabs>
+          <w:tab w:val="num" w:pos="3600"/>
+        </w:tabs>
+        <w:ind w:left="3600" w:hanging="360"/>
+      </w:pPr>
+      <w:rPr>
+        <w:rFonts w:ascii="Wingdings" w:hAnsi="Wingdings" w:hint="default"/>
+        <w:sz w:val="20"/>
+      </w:rPr>
+    </w:lvl>
+    <w:lvl w:ilvl="5" w:tentative="1">
+      <w:start w:val="1"/>
+      <w:numFmt w:val="bullet"/>
+      <w:lvlText w:val=""/>
+      <w:lvlJc w:val="left"/>
+      <w:pPr>
+        <w:tabs>
+          <w:tab w:val="num" w:pos="4320"/>
+        </w:tabs>
+        <w:ind w:left="4320" w:hanging="360"/>
+      </w:pPr>
+      <w:rPr>
+        <w:rFonts w:ascii="Wingdings" w:hAnsi="Wingdings" w:hint="default"/>
+        <w:sz w:val="20"/>
+      </w:rPr>
+    </w:lvl>
+    <w:lvl w:ilvl="6" w:tentative="1">
+      <w:start w:val="1"/>
+      <w:numFmt w:val="bullet"/>
+      <w:lvlText w:val=""/>
+      <w:lvlJc w:val="left"/>
+      <w:pPr>
+        <w:tabs>
+          <w:tab w:val="num" w:pos="5040"/>
+        </w:tabs>
+        <w:ind w:left="5040" w:hanging="360"/>
+      </w:pPr>
+      <w:rPr>
+        <w:rFonts w:ascii="Wingdings" w:hAnsi="Wingdings" w:hint="default"/>
+        <w:sz w:val="20"/>
+      </w:rPr>
+    </w:lvl>
+    <w:lvl w:ilvl="7" w:tentative="1">
+      <w:start w:val="1"/>
+      <w:numFmt w:val="bullet"/>
+      <w:lvlText w:val=""/>
+      <w:lvlJc w:val="left"/>
+      <w:pPr>
+        <w:tabs>
+          <w:tab w:val="num" w:pos="5760"/>
+        </w:tabs>
+        <w:ind w:left="5760" w:hanging="360"/>
+      </w:pPr>
+      <w:rPr>
+        <w:rFonts w:ascii="Wingdings" w:hAnsi="Wingdings" w:hint="default"/>
+        <w:sz w:val="20"/>
+      </w:rPr>
+    </w:lvl>
+    <w:lvl w:ilvl="8" w:tentative="1">
+      <w:start w:val="1"/>
+      <w:numFmt w:val="bullet"/>
+      <w:lvlText w:val=""/>
+      <w:lvlJc w:val="left"/>
+      <w:pPr>
+        <w:tabs>
+          <w:tab w:val="num" w:pos="6480"/>
+        </w:tabs>
+        <w:ind w:left="6480" w:hanging="360"/>
+      </w:pPr>
+      <w:rPr>
+        <w:rFonts w:ascii="Wingdings" w:hAnsi="Wingdings" w:hint="default"/>
+        <w:sz w:val="20"/>
+      </w:rPr>
+    </w:lvl>
+  </w:abstractNum>
+  <w:abstractNum w:abstractNumId="11" w15:restartNumberingAfterBreak="0">
+    <w:nsid w:val="33F8716B"/>
+    <w:multiLevelType w:val="multilevel"/>
+    <w:tmpl w:val="B00EA176"/>
+    <w:lvl w:ilvl="0">
+      <w:start w:val="1"/>
+      <w:numFmt w:val="bullet"/>
+      <w:lvlText w:val=""/>
+      <w:lvlJc w:val="left"/>
+      <w:pPr>
+        <w:tabs>
+          <w:tab w:val="num" w:pos="720"/>
+        </w:tabs>
+        <w:ind w:left="720" w:hanging="360"/>
+      </w:pPr>
+      <w:rPr>
+        <w:rFonts w:ascii="Symbol" w:hAnsi="Symbol" w:hint="default"/>
+        <w:sz w:val="20"/>
+      </w:rPr>
+    </w:lvl>
+    <w:lvl w:ilvl="1" w:tentative="1">
+      <w:start w:val="1"/>
+      <w:numFmt w:val="bullet"/>
+      <w:lvlText w:val="o"/>
+      <w:lvlJc w:val="left"/>
+      <w:pPr>
+        <w:tabs>
+          <w:tab w:val="num" w:pos="1440"/>
+        </w:tabs>
+        <w:ind w:left="1440" w:hanging="360"/>
+      </w:pPr>
+      <w:rPr>
+        <w:rFonts w:ascii="Courier New" w:hAnsi="Courier New" w:hint="default"/>
+        <w:sz w:val="20"/>
+      </w:rPr>
+    </w:lvl>
+    <w:lvl w:ilvl="2" w:tentative="1">
+      <w:start w:val="1"/>
+      <w:numFmt w:val="bullet"/>
+      <w:lvlText w:val=""/>
+      <w:lvlJc w:val="left"/>
+      <w:pPr>
+        <w:tabs>
+          <w:tab w:val="num" w:pos="2160"/>
+        </w:tabs>
+        <w:ind w:left="2160" w:hanging="360"/>
+      </w:pPr>
+      <w:rPr>
+        <w:rFonts w:ascii="Wingdings" w:hAnsi="Wingdings" w:hint="default"/>
+        <w:sz w:val="20"/>
+      </w:rPr>
+    </w:lvl>
+    <w:lvl w:ilvl="3" w:tentative="1">
+      <w:start w:val="1"/>
+      <w:numFmt w:val="bullet"/>
+      <w:lvlText w:val=""/>
+      <w:lvlJc w:val="left"/>
+      <w:pPr>
+        <w:tabs>
+          <w:tab w:val="num" w:pos="2880"/>
+        </w:tabs>
+        <w:ind w:left="2880" w:hanging="360"/>
+      </w:pPr>
+      <w:rPr>
+        <w:rFonts w:ascii="Wingdings" w:hAnsi="Wingdings" w:hint="default"/>
+        <w:sz w:val="20"/>
+      </w:rPr>
+    </w:lvl>
+    <w:lvl w:ilvl="4" w:tentative="1">
+      <w:start w:val="1"/>
+      <w:numFmt w:val="bullet"/>
+      <w:lvlText w:val=""/>
+      <w:lvlJc w:val="left"/>
+      <w:pPr>
+        <w:tabs>
+          <w:tab w:val="num" w:pos="3600"/>
+        </w:tabs>
+        <w:ind w:left="3600" w:hanging="360"/>
+      </w:pPr>
+      <w:rPr>
+        <w:rFonts w:ascii="Wingdings" w:hAnsi="Wingdings" w:hint="default"/>
+        <w:sz w:val="20"/>
+      </w:rPr>
+    </w:lvl>
+    <w:lvl w:ilvl="5" w:tentative="1">
+      <w:start w:val="1"/>
+      <w:numFmt w:val="bullet"/>
+      <w:lvlText w:val=""/>
+      <w:lvlJc w:val="left"/>
+      <w:pPr>
+        <w:tabs>
+          <w:tab w:val="num" w:pos="4320"/>
+        </w:tabs>
+        <w:ind w:left="4320" w:hanging="360"/>
+      </w:pPr>
+      <w:rPr>
+        <w:rFonts w:ascii="Wingdings" w:hAnsi="Wingdings" w:hint="default"/>
+        <w:sz w:val="20"/>
+      </w:rPr>
+    </w:lvl>
+    <w:lvl w:ilvl="6" w:tentative="1">
+      <w:start w:val="1"/>
+      <w:numFmt w:val="bullet"/>
+      <w:lvlText w:val=""/>
+      <w:lvlJc w:val="left"/>
+      <w:pPr>
+        <w:tabs>
+          <w:tab w:val="num" w:pos="5040"/>
+        </w:tabs>
+        <w:ind w:left="5040" w:hanging="360"/>
+      </w:pPr>
+      <w:rPr>
+        <w:rFonts w:ascii="Wingdings" w:hAnsi="Wingdings" w:hint="default"/>
+        <w:sz w:val="20"/>
+      </w:rPr>
+    </w:lvl>
+    <w:lvl w:ilvl="7" w:tentative="1">
+      <w:start w:val="1"/>
+      <w:numFmt w:val="bullet"/>
+      <w:lvlText w:val=""/>
+      <w:lvlJc w:val="left"/>
+      <w:pPr>
+        <w:tabs>
+          <w:tab w:val="num" w:pos="5760"/>
+        </w:tabs>
+        <w:ind w:left="5760" w:hanging="360"/>
+      </w:pPr>
+      <w:rPr>
+        <w:rFonts w:ascii="Wingdings" w:hAnsi="Wingdings" w:hint="default"/>
+        <w:sz w:val="20"/>
+      </w:rPr>
+    </w:lvl>
+    <w:lvl w:ilvl="8" w:tentative="1">
+      <w:start w:val="1"/>
+      <w:numFmt w:val="bullet"/>
+      <w:lvlText w:val=""/>
+      <w:lvlJc w:val="left"/>
+      <w:pPr>
+        <w:tabs>
+          <w:tab w:val="num" w:pos="6480"/>
+        </w:tabs>
+        <w:ind w:left="6480" w:hanging="360"/>
+      </w:pPr>
+      <w:rPr>
+        <w:rFonts w:ascii="Wingdings" w:hAnsi="Wingdings" w:hint="default"/>
+        <w:sz w:val="20"/>
+      </w:rPr>
+    </w:lvl>
+  </w:abstractNum>
+  <w:abstractNum w:abstractNumId="12" w15:restartNumberingAfterBreak="0">
+    <w:nsid w:val="357D3E00"/>
+    <w:multiLevelType w:val="multilevel"/>
+    <w:tmpl w:val="7528DF66"/>
+    <w:lvl w:ilvl="0">
+      <w:start w:val="1"/>
+      <w:numFmt w:val="decimal"/>
+      <w:lvlText w:val="%1."/>
+      <w:lvlJc w:val="left"/>
+      <w:pPr>
+        <w:tabs>
+          <w:tab w:val="num" w:pos="720"/>
+        </w:tabs>
+        <w:ind w:left="720" w:hanging="360"/>
+      </w:pPr>
+    </w:lvl>
+    <w:lvl w:ilvl="1" w:tentative="1">
+      <w:start w:val="1"/>
+      <w:numFmt w:val="decimal"/>
+      <w:lvlText w:val="%2."/>
+      <w:lvlJc w:val="left"/>
+      <w:pPr>
+        <w:tabs>
+          <w:tab w:val="num" w:pos="1440"/>
+        </w:tabs>
+        <w:ind w:left="1440" w:hanging="360"/>
+      </w:pPr>
+    </w:lvl>
+    <w:lvl w:ilvl="2" w:tentative="1">
+      <w:start w:val="1"/>
+      <w:numFmt w:val="decimal"/>
+      <w:lvlText w:val="%3."/>
+      <w:lvlJc w:val="left"/>
+      <w:pPr>
+        <w:tabs>
+          <w:tab w:val="num" w:pos="2160"/>
+        </w:tabs>
+        <w:ind w:left="2160" w:hanging="360"/>
+      </w:pPr>
+    </w:lvl>
+    <w:lvl w:ilvl="3" w:tentative="1">
+      <w:start w:val="1"/>
+      <w:numFmt w:val="decimal"/>
+      <w:lvlText w:val="%4."/>
+      <w:lvlJc w:val="left"/>
+      <w:pPr>
+        <w:tabs>
+          <w:tab w:val="num" w:pos="2880"/>
+        </w:tabs>
+        <w:ind w:left="2880" w:hanging="360"/>
+      </w:pPr>
+    </w:lvl>
+    <w:lvl w:ilvl="4" w:tentative="1">
+      <w:start w:val="1"/>
+      <w:numFmt w:val="decimal"/>
+      <w:lvlText w:val="%5."/>
+      <w:lvlJc w:val="left"/>
+      <w:pPr>
+        <w:tabs>
+          <w:tab w:val="num" w:pos="3600"/>
+        </w:tabs>
+        <w:ind w:left="3600" w:hanging="360"/>
+      </w:pPr>
+    </w:lvl>
+    <w:lvl w:ilvl="5" w:tentative="1">
+      <w:start w:val="1"/>
+      <w:numFmt w:val="decimal"/>
+      <w:lvlText w:val="%6."/>
+      <w:lvlJc w:val="left"/>
+      <w:pPr>
+        <w:tabs>
+          <w:tab w:val="num" w:pos="4320"/>
+        </w:tabs>
+        <w:ind w:left="4320" w:hanging="360"/>
+      </w:pPr>
+    </w:lvl>
+    <w:lvl w:ilvl="6" w:tentative="1">
+      <w:start w:val="1"/>
+      <w:numFmt w:val="decimal"/>
+      <w:lvlText w:val="%7."/>
+      <w:lvlJc w:val="left"/>
+      <w:pPr>
+        <w:tabs>
+          <w:tab w:val="num" w:pos="5040"/>
+        </w:tabs>
+        <w:ind w:left="5040" w:hanging="360"/>
+      </w:pPr>
+    </w:lvl>
+    <w:lvl w:ilvl="7" w:tentative="1">
+      <w:start w:val="1"/>
+      <w:numFmt w:val="decimal"/>
+      <w:lvlText w:val="%8."/>
+      <w:lvlJc w:val="left"/>
+      <w:pPr>
+        <w:tabs>
+          <w:tab w:val="num" w:pos="5760"/>
+        </w:tabs>
+        <w:ind w:left="5760" w:hanging="360"/>
+      </w:pPr>
+    </w:lvl>
+    <w:lvl w:ilvl="8" w:tentative="1">
+      <w:start w:val="1"/>
+      <w:numFmt w:val="decimal"/>
+      <w:lvlText w:val="%9."/>
+      <w:lvlJc w:val="left"/>
+      <w:pPr>
+        <w:tabs>
+          <w:tab w:val="num" w:pos="6480"/>
+        </w:tabs>
+        <w:ind w:left="6480" w:hanging="360"/>
+      </w:pPr>
+    </w:lvl>
+  </w:abstractNum>
+  <w:abstractNum w:abstractNumId="13" w15:restartNumberingAfterBreak="0">
     <w:nsid w:val="39E37127"/>
     <w:multiLevelType w:val="multilevel"/>
     <w:tmpl w:val="888844E8"/>
@@ -22285,7 +28864,454 @@
       </w:rPr>
     </w:lvl>
   </w:abstractNum>
-  <w:abstractNum w:abstractNumId="11" w15:restartNumberingAfterBreak="0">
+  <w:abstractNum w:abstractNumId="14" w15:restartNumberingAfterBreak="0">
+    <w:nsid w:val="3AC00F45"/>
+    <w:multiLevelType w:val="multilevel"/>
+    <w:tmpl w:val="FF6ED0BE"/>
+    <w:lvl w:ilvl="0">
+      <w:start w:val="1"/>
+      <w:numFmt w:val="bullet"/>
+      <w:lvlText w:val=""/>
+      <w:lvlJc w:val="left"/>
+      <w:pPr>
+        <w:tabs>
+          <w:tab w:val="num" w:pos="720"/>
+        </w:tabs>
+        <w:ind w:left="720" w:hanging="360"/>
+      </w:pPr>
+      <w:rPr>
+        <w:rFonts w:ascii="Symbol" w:hAnsi="Symbol" w:hint="default"/>
+        <w:sz w:val="20"/>
+      </w:rPr>
+    </w:lvl>
+    <w:lvl w:ilvl="1" w:tentative="1">
+      <w:start w:val="1"/>
+      <w:numFmt w:val="bullet"/>
+      <w:lvlText w:val="o"/>
+      <w:lvlJc w:val="left"/>
+      <w:pPr>
+        <w:tabs>
+          <w:tab w:val="num" w:pos="1440"/>
+        </w:tabs>
+        <w:ind w:left="1440" w:hanging="360"/>
+      </w:pPr>
+      <w:rPr>
+        <w:rFonts w:ascii="Courier New" w:hAnsi="Courier New" w:hint="default"/>
+        <w:sz w:val="20"/>
+      </w:rPr>
+    </w:lvl>
+    <w:lvl w:ilvl="2" w:tentative="1">
+      <w:start w:val="1"/>
+      <w:numFmt w:val="bullet"/>
+      <w:lvlText w:val=""/>
+      <w:lvlJc w:val="left"/>
+      <w:pPr>
+        <w:tabs>
+          <w:tab w:val="num" w:pos="2160"/>
+        </w:tabs>
+        <w:ind w:left="2160" w:hanging="360"/>
+      </w:pPr>
+      <w:rPr>
+        <w:rFonts w:ascii="Wingdings" w:hAnsi="Wingdings" w:hint="default"/>
+        <w:sz w:val="20"/>
+      </w:rPr>
+    </w:lvl>
+    <w:lvl w:ilvl="3" w:tentative="1">
+      <w:start w:val="1"/>
+      <w:numFmt w:val="bullet"/>
+      <w:lvlText w:val=""/>
+      <w:lvlJc w:val="left"/>
+      <w:pPr>
+        <w:tabs>
+          <w:tab w:val="num" w:pos="2880"/>
+        </w:tabs>
+        <w:ind w:left="2880" w:hanging="360"/>
+      </w:pPr>
+      <w:rPr>
+        <w:rFonts w:ascii="Wingdings" w:hAnsi="Wingdings" w:hint="default"/>
+        <w:sz w:val="20"/>
+      </w:rPr>
+    </w:lvl>
+    <w:lvl w:ilvl="4" w:tentative="1">
+      <w:start w:val="1"/>
+      <w:numFmt w:val="bullet"/>
+      <w:lvlText w:val=""/>
+      <w:lvlJc w:val="left"/>
+      <w:pPr>
+        <w:tabs>
+          <w:tab w:val="num" w:pos="3600"/>
+        </w:tabs>
+        <w:ind w:left="3600" w:hanging="360"/>
+      </w:pPr>
+      <w:rPr>
+        <w:rFonts w:ascii="Wingdings" w:hAnsi="Wingdings" w:hint="default"/>
+        <w:sz w:val="20"/>
+      </w:rPr>
+    </w:lvl>
+    <w:lvl w:ilvl="5" w:tentative="1">
+      <w:start w:val="1"/>
+      <w:numFmt w:val="bullet"/>
+      <w:lvlText w:val=""/>
+      <w:lvlJc w:val="left"/>
+      <w:pPr>
+        <w:tabs>
+          <w:tab w:val="num" w:pos="4320"/>
+        </w:tabs>
+        <w:ind w:left="4320" w:hanging="360"/>
+      </w:pPr>
+      <w:rPr>
+        <w:rFonts w:ascii="Wingdings" w:hAnsi="Wingdings" w:hint="default"/>
+        <w:sz w:val="20"/>
+      </w:rPr>
+    </w:lvl>
+    <w:lvl w:ilvl="6" w:tentative="1">
+      <w:start w:val="1"/>
+      <w:numFmt w:val="bullet"/>
+      <w:lvlText w:val=""/>
+      <w:lvlJc w:val="left"/>
+      <w:pPr>
+        <w:tabs>
+          <w:tab w:val="num" w:pos="5040"/>
+        </w:tabs>
+        <w:ind w:left="5040" w:hanging="360"/>
+      </w:pPr>
+      <w:rPr>
+        <w:rFonts w:ascii="Wingdings" w:hAnsi="Wingdings" w:hint="default"/>
+        <w:sz w:val="20"/>
+      </w:rPr>
+    </w:lvl>
+    <w:lvl w:ilvl="7" w:tentative="1">
+      <w:start w:val="1"/>
+      <w:numFmt w:val="bullet"/>
+      <w:lvlText w:val=""/>
+      <w:lvlJc w:val="left"/>
+      <w:pPr>
+        <w:tabs>
+          <w:tab w:val="num" w:pos="5760"/>
+        </w:tabs>
+        <w:ind w:left="5760" w:hanging="360"/>
+      </w:pPr>
+      <w:rPr>
+        <w:rFonts w:ascii="Wingdings" w:hAnsi="Wingdings" w:hint="default"/>
+        <w:sz w:val="20"/>
+      </w:rPr>
+    </w:lvl>
+    <w:lvl w:ilvl="8" w:tentative="1">
+      <w:start w:val="1"/>
+      <w:numFmt w:val="bullet"/>
+      <w:lvlText w:val=""/>
+      <w:lvlJc w:val="left"/>
+      <w:pPr>
+        <w:tabs>
+          <w:tab w:val="num" w:pos="6480"/>
+        </w:tabs>
+        <w:ind w:left="6480" w:hanging="360"/>
+      </w:pPr>
+      <w:rPr>
+        <w:rFonts w:ascii="Wingdings" w:hAnsi="Wingdings" w:hint="default"/>
+        <w:sz w:val="20"/>
+      </w:rPr>
+    </w:lvl>
+  </w:abstractNum>
+  <w:abstractNum w:abstractNumId="15" w15:restartNumberingAfterBreak="0">
+    <w:nsid w:val="40792751"/>
+    <w:multiLevelType w:val="multilevel"/>
+    <w:tmpl w:val="1528183E"/>
+    <w:lvl w:ilvl="0">
+      <w:start w:val="1"/>
+      <w:numFmt w:val="bullet"/>
+      <w:lvlText w:val=""/>
+      <w:lvlJc w:val="left"/>
+      <w:pPr>
+        <w:tabs>
+          <w:tab w:val="num" w:pos="720"/>
+        </w:tabs>
+        <w:ind w:left="720" w:hanging="360"/>
+      </w:pPr>
+      <w:rPr>
+        <w:rFonts w:ascii="Symbol" w:hAnsi="Symbol" w:hint="default"/>
+        <w:sz w:val="20"/>
+      </w:rPr>
+    </w:lvl>
+    <w:lvl w:ilvl="1" w:tentative="1">
+      <w:start w:val="1"/>
+      <w:numFmt w:val="bullet"/>
+      <w:lvlText w:val="o"/>
+      <w:lvlJc w:val="left"/>
+      <w:pPr>
+        <w:tabs>
+          <w:tab w:val="num" w:pos="1440"/>
+        </w:tabs>
+        <w:ind w:left="1440" w:hanging="360"/>
+      </w:pPr>
+      <w:rPr>
+        <w:rFonts w:ascii="Courier New" w:hAnsi="Courier New" w:hint="default"/>
+        <w:sz w:val="20"/>
+      </w:rPr>
+    </w:lvl>
+    <w:lvl w:ilvl="2" w:tentative="1">
+      <w:start w:val="1"/>
+      <w:numFmt w:val="bullet"/>
+      <w:lvlText w:val=""/>
+      <w:lvlJc w:val="left"/>
+      <w:pPr>
+        <w:tabs>
+          <w:tab w:val="num" w:pos="2160"/>
+        </w:tabs>
+        <w:ind w:left="2160" w:hanging="360"/>
+      </w:pPr>
+      <w:rPr>
+        <w:rFonts w:ascii="Wingdings" w:hAnsi="Wingdings" w:hint="default"/>
+        <w:sz w:val="20"/>
+      </w:rPr>
+    </w:lvl>
+    <w:lvl w:ilvl="3" w:tentative="1">
+      <w:start w:val="1"/>
+      <w:numFmt w:val="bullet"/>
+      <w:lvlText w:val=""/>
+      <w:lvlJc w:val="left"/>
+      <w:pPr>
+        <w:tabs>
+          <w:tab w:val="num" w:pos="2880"/>
+        </w:tabs>
+        <w:ind w:left="2880" w:hanging="360"/>
+      </w:pPr>
+      <w:rPr>
+        <w:rFonts w:ascii="Wingdings" w:hAnsi="Wingdings" w:hint="default"/>
+        <w:sz w:val="20"/>
+      </w:rPr>
+    </w:lvl>
+    <w:lvl w:ilvl="4" w:tentative="1">
+      <w:start w:val="1"/>
+      <w:numFmt w:val="bullet"/>
+      <w:lvlText w:val=""/>
+      <w:lvlJc w:val="left"/>
+      <w:pPr>
+        <w:tabs>
+          <w:tab w:val="num" w:pos="3600"/>
+        </w:tabs>
+        <w:ind w:left="3600" w:hanging="360"/>
+      </w:pPr>
+      <w:rPr>
+        <w:rFonts w:ascii="Wingdings" w:hAnsi="Wingdings" w:hint="default"/>
+        <w:sz w:val="20"/>
+      </w:rPr>
+    </w:lvl>
+    <w:lvl w:ilvl="5" w:tentative="1">
+      <w:start w:val="1"/>
+      <w:numFmt w:val="bullet"/>
+      <w:lvlText w:val=""/>
+      <w:lvlJc w:val="left"/>
+      <w:pPr>
+        <w:tabs>
+          <w:tab w:val="num" w:pos="4320"/>
+        </w:tabs>
+        <w:ind w:left="4320" w:hanging="360"/>
+      </w:pPr>
+      <w:rPr>
+        <w:rFonts w:ascii="Wingdings" w:hAnsi="Wingdings" w:hint="default"/>
+        <w:sz w:val="20"/>
+      </w:rPr>
+    </w:lvl>
+    <w:lvl w:ilvl="6" w:tentative="1">
+      <w:start w:val="1"/>
+      <w:numFmt w:val="bullet"/>
+      <w:lvlText w:val=""/>
+      <w:lvlJc w:val="left"/>
+      <w:pPr>
+        <w:tabs>
+          <w:tab w:val="num" w:pos="5040"/>
+        </w:tabs>
+        <w:ind w:left="5040" w:hanging="360"/>
+      </w:pPr>
+      <w:rPr>
+        <w:rFonts w:ascii="Wingdings" w:hAnsi="Wingdings" w:hint="default"/>
+        <w:sz w:val="20"/>
+      </w:rPr>
+    </w:lvl>
+    <w:lvl w:ilvl="7" w:tentative="1">
+      <w:start w:val="1"/>
+      <w:numFmt w:val="bullet"/>
+      <w:lvlText w:val=""/>
+      <w:lvlJc w:val="left"/>
+      <w:pPr>
+        <w:tabs>
+          <w:tab w:val="num" w:pos="5760"/>
+        </w:tabs>
+        <w:ind w:left="5760" w:hanging="360"/>
+      </w:pPr>
+      <w:rPr>
+        <w:rFonts w:ascii="Wingdings" w:hAnsi="Wingdings" w:hint="default"/>
+        <w:sz w:val="20"/>
+      </w:rPr>
+    </w:lvl>
+    <w:lvl w:ilvl="8" w:tentative="1">
+      <w:start w:val="1"/>
+      <w:numFmt w:val="bullet"/>
+      <w:lvlText w:val=""/>
+      <w:lvlJc w:val="left"/>
+      <w:pPr>
+        <w:tabs>
+          <w:tab w:val="num" w:pos="6480"/>
+        </w:tabs>
+        <w:ind w:left="6480" w:hanging="360"/>
+      </w:pPr>
+      <w:rPr>
+        <w:rFonts w:ascii="Wingdings" w:hAnsi="Wingdings" w:hint="default"/>
+        <w:sz w:val="20"/>
+      </w:rPr>
+    </w:lvl>
+  </w:abstractNum>
+  <w:abstractNum w:abstractNumId="16" w15:restartNumberingAfterBreak="0">
+    <w:nsid w:val="441B77AF"/>
+    <w:multiLevelType w:val="multilevel"/>
+    <w:tmpl w:val="8578E316"/>
+    <w:lvl w:ilvl="0">
+      <w:start w:val="1"/>
+      <w:numFmt w:val="bullet"/>
+      <w:lvlText w:val=""/>
+      <w:lvlJc w:val="left"/>
+      <w:pPr>
+        <w:tabs>
+          <w:tab w:val="num" w:pos="720"/>
+        </w:tabs>
+        <w:ind w:left="720" w:hanging="360"/>
+      </w:pPr>
+      <w:rPr>
+        <w:rFonts w:ascii="Symbol" w:hAnsi="Symbol" w:hint="default"/>
+        <w:sz w:val="20"/>
+      </w:rPr>
+    </w:lvl>
+    <w:lvl w:ilvl="1" w:tentative="1">
+      <w:start w:val="1"/>
+      <w:numFmt w:val="bullet"/>
+      <w:lvlText w:val="o"/>
+      <w:lvlJc w:val="left"/>
+      <w:pPr>
+        <w:tabs>
+          <w:tab w:val="num" w:pos="1440"/>
+        </w:tabs>
+        <w:ind w:left="1440" w:hanging="360"/>
+      </w:pPr>
+      <w:rPr>
+        <w:rFonts w:ascii="Courier New" w:hAnsi="Courier New" w:hint="default"/>
+        <w:sz w:val="20"/>
+      </w:rPr>
+    </w:lvl>
+    <w:lvl w:ilvl="2" w:tentative="1">
+      <w:start w:val="1"/>
+      <w:numFmt w:val="bullet"/>
+      <w:lvlText w:val=""/>
+      <w:lvlJc w:val="left"/>
+      <w:pPr>
+        <w:tabs>
+          <w:tab w:val="num" w:pos="2160"/>
+        </w:tabs>
+        <w:ind w:left="2160" w:hanging="360"/>
+      </w:pPr>
+      <w:rPr>
+        <w:rFonts w:ascii="Wingdings" w:hAnsi="Wingdings" w:hint="default"/>
+        <w:sz w:val="20"/>
+      </w:rPr>
+    </w:lvl>
+    <w:lvl w:ilvl="3" w:tentative="1">
+      <w:start w:val="1"/>
+      <w:numFmt w:val="bullet"/>
+      <w:lvlText w:val=""/>
+      <w:lvlJc w:val="left"/>
+      <w:pPr>
+        <w:tabs>
+          <w:tab w:val="num" w:pos="2880"/>
+        </w:tabs>
+        <w:ind w:left="2880" w:hanging="360"/>
+      </w:pPr>
+      <w:rPr>
+        <w:rFonts w:ascii="Wingdings" w:hAnsi="Wingdings" w:hint="default"/>
+        <w:sz w:val="20"/>
+      </w:rPr>
+    </w:lvl>
+    <w:lvl w:ilvl="4" w:tentative="1">
+      <w:start w:val="1"/>
+      <w:numFmt w:val="bullet"/>
+      <w:lvlText w:val=""/>
+      <w:lvlJc w:val="left"/>
+      <w:pPr>
+        <w:tabs>
+          <w:tab w:val="num" w:pos="3600"/>
+        </w:tabs>
+        <w:ind w:left="3600" w:hanging="360"/>
+      </w:pPr>
+      <w:rPr>
+        <w:rFonts w:ascii="Wingdings" w:hAnsi="Wingdings" w:hint="default"/>
+        <w:sz w:val="20"/>
+      </w:rPr>
+    </w:lvl>
+    <w:lvl w:ilvl="5" w:tentative="1">
+      <w:start w:val="1"/>
+      <w:numFmt w:val="bullet"/>
+      <w:lvlText w:val=""/>
+      <w:lvlJc w:val="left"/>
+      <w:pPr>
+        <w:tabs>
+          <w:tab w:val="num" w:pos="4320"/>
+        </w:tabs>
+        <w:ind w:left="4320" w:hanging="360"/>
+      </w:pPr>
+      <w:rPr>
+        <w:rFonts w:ascii="Wingdings" w:hAnsi="Wingdings" w:hint="default"/>
+        <w:sz w:val="20"/>
+      </w:rPr>
+    </w:lvl>
+    <w:lvl w:ilvl="6" w:tentative="1">
+      <w:start w:val="1"/>
+      <w:numFmt w:val="bullet"/>
+      <w:lvlText w:val=""/>
+      <w:lvlJc w:val="left"/>
+      <w:pPr>
+        <w:tabs>
+          <w:tab w:val="num" w:pos="5040"/>
+        </w:tabs>
+        <w:ind w:left="5040" w:hanging="360"/>
+      </w:pPr>
+      <w:rPr>
+        <w:rFonts w:ascii="Wingdings" w:hAnsi="Wingdings" w:hint="default"/>
+        <w:sz w:val="20"/>
+      </w:rPr>
+    </w:lvl>
+    <w:lvl w:ilvl="7" w:tentative="1">
+      <w:start w:val="1"/>
+      <w:numFmt w:val="bullet"/>
+      <w:lvlText w:val=""/>
+      <w:lvlJc w:val="left"/>
+      <w:pPr>
+        <w:tabs>
+          <w:tab w:val="num" w:pos="5760"/>
+        </w:tabs>
+        <w:ind w:left="5760" w:hanging="360"/>
+      </w:pPr>
+      <w:rPr>
+        <w:rFonts w:ascii="Wingdings" w:hAnsi="Wingdings" w:hint="default"/>
+        <w:sz w:val="20"/>
+      </w:rPr>
+    </w:lvl>
+    <w:lvl w:ilvl="8" w:tentative="1">
+      <w:start w:val="1"/>
+      <w:numFmt w:val="bullet"/>
+      <w:lvlText w:val=""/>
+      <w:lvlJc w:val="left"/>
+      <w:pPr>
+        <w:tabs>
+          <w:tab w:val="num" w:pos="6480"/>
+        </w:tabs>
+        <w:ind w:left="6480" w:hanging="360"/>
+      </w:pPr>
+      <w:rPr>
+        <w:rFonts w:ascii="Wingdings" w:hAnsi="Wingdings" w:hint="default"/>
+        <w:sz w:val="20"/>
+      </w:rPr>
+    </w:lvl>
+  </w:abstractNum>
+  <w:abstractNum w:abstractNumId="17" w15:restartNumberingAfterBreak="0">
     <w:nsid w:val="4BD85E3A"/>
     <w:multiLevelType w:val="multilevel"/>
     <w:tmpl w:val="33F82D20"/>
@@ -22434,10 +29460,755 @@
       </w:rPr>
     </w:lvl>
   </w:abstractNum>
-  <w:abstractNum w:abstractNumId="12" w15:restartNumberingAfterBreak="0">
+  <w:abstractNum w:abstractNumId="18" w15:restartNumberingAfterBreak="0">
+    <w:nsid w:val="52EE2C2B"/>
+    <w:multiLevelType w:val="multilevel"/>
+    <w:tmpl w:val="674A106C"/>
+    <w:lvl w:ilvl="0">
+      <w:start w:val="1"/>
+      <w:numFmt w:val="bullet"/>
+      <w:lvlText w:val=""/>
+      <w:lvlJc w:val="left"/>
+      <w:pPr>
+        <w:tabs>
+          <w:tab w:val="num" w:pos="720"/>
+        </w:tabs>
+        <w:ind w:left="720" w:hanging="360"/>
+      </w:pPr>
+      <w:rPr>
+        <w:rFonts w:ascii="Symbol" w:hAnsi="Symbol" w:hint="default"/>
+        <w:sz w:val="20"/>
+      </w:rPr>
+    </w:lvl>
+    <w:lvl w:ilvl="1" w:tentative="1">
+      <w:start w:val="1"/>
+      <w:numFmt w:val="bullet"/>
+      <w:lvlText w:val="o"/>
+      <w:lvlJc w:val="left"/>
+      <w:pPr>
+        <w:tabs>
+          <w:tab w:val="num" w:pos="1440"/>
+        </w:tabs>
+        <w:ind w:left="1440" w:hanging="360"/>
+      </w:pPr>
+      <w:rPr>
+        <w:rFonts w:ascii="Courier New" w:hAnsi="Courier New" w:hint="default"/>
+        <w:sz w:val="20"/>
+      </w:rPr>
+    </w:lvl>
+    <w:lvl w:ilvl="2" w:tentative="1">
+      <w:start w:val="1"/>
+      <w:numFmt w:val="bullet"/>
+      <w:lvlText w:val=""/>
+      <w:lvlJc w:val="left"/>
+      <w:pPr>
+        <w:tabs>
+          <w:tab w:val="num" w:pos="2160"/>
+        </w:tabs>
+        <w:ind w:left="2160" w:hanging="360"/>
+      </w:pPr>
+      <w:rPr>
+        <w:rFonts w:ascii="Wingdings" w:hAnsi="Wingdings" w:hint="default"/>
+        <w:sz w:val="20"/>
+      </w:rPr>
+    </w:lvl>
+    <w:lvl w:ilvl="3" w:tentative="1">
+      <w:start w:val="1"/>
+      <w:numFmt w:val="bullet"/>
+      <w:lvlText w:val=""/>
+      <w:lvlJc w:val="left"/>
+      <w:pPr>
+        <w:tabs>
+          <w:tab w:val="num" w:pos="2880"/>
+        </w:tabs>
+        <w:ind w:left="2880" w:hanging="360"/>
+      </w:pPr>
+      <w:rPr>
+        <w:rFonts w:ascii="Wingdings" w:hAnsi="Wingdings" w:hint="default"/>
+        <w:sz w:val="20"/>
+      </w:rPr>
+    </w:lvl>
+    <w:lvl w:ilvl="4" w:tentative="1">
+      <w:start w:val="1"/>
+      <w:numFmt w:val="bullet"/>
+      <w:lvlText w:val=""/>
+      <w:lvlJc w:val="left"/>
+      <w:pPr>
+        <w:tabs>
+          <w:tab w:val="num" w:pos="3600"/>
+        </w:tabs>
+        <w:ind w:left="3600" w:hanging="360"/>
+      </w:pPr>
+      <w:rPr>
+        <w:rFonts w:ascii="Wingdings" w:hAnsi="Wingdings" w:hint="default"/>
+        <w:sz w:val="20"/>
+      </w:rPr>
+    </w:lvl>
+    <w:lvl w:ilvl="5" w:tentative="1">
+      <w:start w:val="1"/>
+      <w:numFmt w:val="bullet"/>
+      <w:lvlText w:val=""/>
+      <w:lvlJc w:val="left"/>
+      <w:pPr>
+        <w:tabs>
+          <w:tab w:val="num" w:pos="4320"/>
+        </w:tabs>
+        <w:ind w:left="4320" w:hanging="360"/>
+      </w:pPr>
+      <w:rPr>
+        <w:rFonts w:ascii="Wingdings" w:hAnsi="Wingdings" w:hint="default"/>
+        <w:sz w:val="20"/>
+      </w:rPr>
+    </w:lvl>
+    <w:lvl w:ilvl="6" w:tentative="1">
+      <w:start w:val="1"/>
+      <w:numFmt w:val="bullet"/>
+      <w:lvlText w:val=""/>
+      <w:lvlJc w:val="left"/>
+      <w:pPr>
+        <w:tabs>
+          <w:tab w:val="num" w:pos="5040"/>
+        </w:tabs>
+        <w:ind w:left="5040" w:hanging="360"/>
+      </w:pPr>
+      <w:rPr>
+        <w:rFonts w:ascii="Wingdings" w:hAnsi="Wingdings" w:hint="default"/>
+        <w:sz w:val="20"/>
+      </w:rPr>
+    </w:lvl>
+    <w:lvl w:ilvl="7" w:tentative="1">
+      <w:start w:val="1"/>
+      <w:numFmt w:val="bullet"/>
+      <w:lvlText w:val=""/>
+      <w:lvlJc w:val="left"/>
+      <w:pPr>
+        <w:tabs>
+          <w:tab w:val="num" w:pos="5760"/>
+        </w:tabs>
+        <w:ind w:left="5760" w:hanging="360"/>
+      </w:pPr>
+      <w:rPr>
+        <w:rFonts w:ascii="Wingdings" w:hAnsi="Wingdings" w:hint="default"/>
+        <w:sz w:val="20"/>
+      </w:rPr>
+    </w:lvl>
+    <w:lvl w:ilvl="8" w:tentative="1">
+      <w:start w:val="1"/>
+      <w:numFmt w:val="bullet"/>
+      <w:lvlText w:val=""/>
+      <w:lvlJc w:val="left"/>
+      <w:pPr>
+        <w:tabs>
+          <w:tab w:val="num" w:pos="6480"/>
+        </w:tabs>
+        <w:ind w:left="6480" w:hanging="360"/>
+      </w:pPr>
+      <w:rPr>
+        <w:rFonts w:ascii="Wingdings" w:hAnsi="Wingdings" w:hint="default"/>
+        <w:sz w:val="20"/>
+      </w:rPr>
+    </w:lvl>
+  </w:abstractNum>
+  <w:abstractNum w:abstractNumId="19" w15:restartNumberingAfterBreak="0">
+    <w:nsid w:val="54520813"/>
+    <w:multiLevelType w:val="multilevel"/>
+    <w:tmpl w:val="E74A83CE"/>
+    <w:lvl w:ilvl="0">
+      <w:start w:val="1"/>
+      <w:numFmt w:val="bullet"/>
+      <w:lvlText w:val=""/>
+      <w:lvlJc w:val="left"/>
+      <w:pPr>
+        <w:tabs>
+          <w:tab w:val="num" w:pos="720"/>
+        </w:tabs>
+        <w:ind w:left="720" w:hanging="360"/>
+      </w:pPr>
+      <w:rPr>
+        <w:rFonts w:ascii="Symbol" w:hAnsi="Symbol" w:hint="default"/>
+        <w:sz w:val="20"/>
+      </w:rPr>
+    </w:lvl>
+    <w:lvl w:ilvl="1" w:tentative="1">
+      <w:start w:val="1"/>
+      <w:numFmt w:val="bullet"/>
+      <w:lvlText w:val="o"/>
+      <w:lvlJc w:val="left"/>
+      <w:pPr>
+        <w:tabs>
+          <w:tab w:val="num" w:pos="1440"/>
+        </w:tabs>
+        <w:ind w:left="1440" w:hanging="360"/>
+      </w:pPr>
+      <w:rPr>
+        <w:rFonts w:ascii="Courier New" w:hAnsi="Courier New" w:hint="default"/>
+        <w:sz w:val="20"/>
+      </w:rPr>
+    </w:lvl>
+    <w:lvl w:ilvl="2" w:tentative="1">
+      <w:start w:val="1"/>
+      <w:numFmt w:val="bullet"/>
+      <w:lvlText w:val=""/>
+      <w:lvlJc w:val="left"/>
+      <w:pPr>
+        <w:tabs>
+          <w:tab w:val="num" w:pos="2160"/>
+        </w:tabs>
+        <w:ind w:left="2160" w:hanging="360"/>
+      </w:pPr>
+      <w:rPr>
+        <w:rFonts w:ascii="Wingdings" w:hAnsi="Wingdings" w:hint="default"/>
+        <w:sz w:val="20"/>
+      </w:rPr>
+    </w:lvl>
+    <w:lvl w:ilvl="3" w:tentative="1">
+      <w:start w:val="1"/>
+      <w:numFmt w:val="bullet"/>
+      <w:lvlText w:val=""/>
+      <w:lvlJc w:val="left"/>
+      <w:pPr>
+        <w:tabs>
+          <w:tab w:val="num" w:pos="2880"/>
+        </w:tabs>
+        <w:ind w:left="2880" w:hanging="360"/>
+      </w:pPr>
+      <w:rPr>
+        <w:rFonts w:ascii="Wingdings" w:hAnsi="Wingdings" w:hint="default"/>
+        <w:sz w:val="20"/>
+      </w:rPr>
+    </w:lvl>
+    <w:lvl w:ilvl="4" w:tentative="1">
+      <w:start w:val="1"/>
+      <w:numFmt w:val="bullet"/>
+      <w:lvlText w:val=""/>
+      <w:lvlJc w:val="left"/>
+      <w:pPr>
+        <w:tabs>
+          <w:tab w:val="num" w:pos="3600"/>
+        </w:tabs>
+        <w:ind w:left="3600" w:hanging="360"/>
+      </w:pPr>
+      <w:rPr>
+        <w:rFonts w:ascii="Wingdings" w:hAnsi="Wingdings" w:hint="default"/>
+        <w:sz w:val="20"/>
+      </w:rPr>
+    </w:lvl>
+    <w:lvl w:ilvl="5" w:tentative="1">
+      <w:start w:val="1"/>
+      <w:numFmt w:val="bullet"/>
+      <w:lvlText w:val=""/>
+      <w:lvlJc w:val="left"/>
+      <w:pPr>
+        <w:tabs>
+          <w:tab w:val="num" w:pos="4320"/>
+        </w:tabs>
+        <w:ind w:left="4320" w:hanging="360"/>
+      </w:pPr>
+      <w:rPr>
+        <w:rFonts w:ascii="Wingdings" w:hAnsi="Wingdings" w:hint="default"/>
+        <w:sz w:val="20"/>
+      </w:rPr>
+    </w:lvl>
+    <w:lvl w:ilvl="6" w:tentative="1">
+      <w:start w:val="1"/>
+      <w:numFmt w:val="bullet"/>
+      <w:lvlText w:val=""/>
+      <w:lvlJc w:val="left"/>
+      <w:pPr>
+        <w:tabs>
+          <w:tab w:val="num" w:pos="5040"/>
+        </w:tabs>
+        <w:ind w:left="5040" w:hanging="360"/>
+      </w:pPr>
+      <w:rPr>
+        <w:rFonts w:ascii="Wingdings" w:hAnsi="Wingdings" w:hint="default"/>
+        <w:sz w:val="20"/>
+      </w:rPr>
+    </w:lvl>
+    <w:lvl w:ilvl="7" w:tentative="1">
+      <w:start w:val="1"/>
+      <w:numFmt w:val="bullet"/>
+      <w:lvlText w:val=""/>
+      <w:lvlJc w:val="left"/>
+      <w:pPr>
+        <w:tabs>
+          <w:tab w:val="num" w:pos="5760"/>
+        </w:tabs>
+        <w:ind w:left="5760" w:hanging="360"/>
+      </w:pPr>
+      <w:rPr>
+        <w:rFonts w:ascii="Wingdings" w:hAnsi="Wingdings" w:hint="default"/>
+        <w:sz w:val="20"/>
+      </w:rPr>
+    </w:lvl>
+    <w:lvl w:ilvl="8" w:tentative="1">
+      <w:start w:val="1"/>
+      <w:numFmt w:val="bullet"/>
+      <w:lvlText w:val=""/>
+      <w:lvlJc w:val="left"/>
+      <w:pPr>
+        <w:tabs>
+          <w:tab w:val="num" w:pos="6480"/>
+        </w:tabs>
+        <w:ind w:left="6480" w:hanging="360"/>
+      </w:pPr>
+      <w:rPr>
+        <w:rFonts w:ascii="Wingdings" w:hAnsi="Wingdings" w:hint="default"/>
+        <w:sz w:val="20"/>
+      </w:rPr>
+    </w:lvl>
+  </w:abstractNum>
+  <w:abstractNum w:abstractNumId="20" w15:restartNumberingAfterBreak="0">
+    <w:nsid w:val="561B16F7"/>
+    <w:multiLevelType w:val="multilevel"/>
+    <w:tmpl w:val="8D5EB602"/>
+    <w:lvl w:ilvl="0">
+      <w:start w:val="1"/>
+      <w:numFmt w:val="bullet"/>
+      <w:lvlText w:val=""/>
+      <w:lvlJc w:val="left"/>
+      <w:pPr>
+        <w:tabs>
+          <w:tab w:val="num" w:pos="720"/>
+        </w:tabs>
+        <w:ind w:left="720" w:hanging="360"/>
+      </w:pPr>
+      <w:rPr>
+        <w:rFonts w:ascii="Symbol" w:hAnsi="Symbol" w:hint="default"/>
+        <w:sz w:val="20"/>
+      </w:rPr>
+    </w:lvl>
+    <w:lvl w:ilvl="1" w:tentative="1">
+      <w:start w:val="1"/>
+      <w:numFmt w:val="bullet"/>
+      <w:lvlText w:val="o"/>
+      <w:lvlJc w:val="left"/>
+      <w:pPr>
+        <w:tabs>
+          <w:tab w:val="num" w:pos="1440"/>
+        </w:tabs>
+        <w:ind w:left="1440" w:hanging="360"/>
+      </w:pPr>
+      <w:rPr>
+        <w:rFonts w:ascii="Courier New" w:hAnsi="Courier New" w:hint="default"/>
+        <w:sz w:val="20"/>
+      </w:rPr>
+    </w:lvl>
+    <w:lvl w:ilvl="2" w:tentative="1">
+      <w:start w:val="1"/>
+      <w:numFmt w:val="bullet"/>
+      <w:lvlText w:val=""/>
+      <w:lvlJc w:val="left"/>
+      <w:pPr>
+        <w:tabs>
+          <w:tab w:val="num" w:pos="2160"/>
+        </w:tabs>
+        <w:ind w:left="2160" w:hanging="360"/>
+      </w:pPr>
+      <w:rPr>
+        <w:rFonts w:ascii="Wingdings" w:hAnsi="Wingdings" w:hint="default"/>
+        <w:sz w:val="20"/>
+      </w:rPr>
+    </w:lvl>
+    <w:lvl w:ilvl="3" w:tentative="1">
+      <w:start w:val="1"/>
+      <w:numFmt w:val="bullet"/>
+      <w:lvlText w:val=""/>
+      <w:lvlJc w:val="left"/>
+      <w:pPr>
+        <w:tabs>
+          <w:tab w:val="num" w:pos="2880"/>
+        </w:tabs>
+        <w:ind w:left="2880" w:hanging="360"/>
+      </w:pPr>
+      <w:rPr>
+        <w:rFonts w:ascii="Wingdings" w:hAnsi="Wingdings" w:hint="default"/>
+        <w:sz w:val="20"/>
+      </w:rPr>
+    </w:lvl>
+    <w:lvl w:ilvl="4" w:tentative="1">
+      <w:start w:val="1"/>
+      <w:numFmt w:val="bullet"/>
+      <w:lvlText w:val=""/>
+      <w:lvlJc w:val="left"/>
+      <w:pPr>
+        <w:tabs>
+          <w:tab w:val="num" w:pos="3600"/>
+        </w:tabs>
+        <w:ind w:left="3600" w:hanging="360"/>
+      </w:pPr>
+      <w:rPr>
+        <w:rFonts w:ascii="Wingdings" w:hAnsi="Wingdings" w:hint="default"/>
+        <w:sz w:val="20"/>
+      </w:rPr>
+    </w:lvl>
+    <w:lvl w:ilvl="5" w:tentative="1">
+      <w:start w:val="1"/>
+      <w:numFmt w:val="bullet"/>
+      <w:lvlText w:val=""/>
+      <w:lvlJc w:val="left"/>
+      <w:pPr>
+        <w:tabs>
+          <w:tab w:val="num" w:pos="4320"/>
+        </w:tabs>
+        <w:ind w:left="4320" w:hanging="360"/>
+      </w:pPr>
+      <w:rPr>
+        <w:rFonts w:ascii="Wingdings" w:hAnsi="Wingdings" w:hint="default"/>
+        <w:sz w:val="20"/>
+      </w:rPr>
+    </w:lvl>
+    <w:lvl w:ilvl="6" w:tentative="1">
+      <w:start w:val="1"/>
+      <w:numFmt w:val="bullet"/>
+      <w:lvlText w:val=""/>
+      <w:lvlJc w:val="left"/>
+      <w:pPr>
+        <w:tabs>
+          <w:tab w:val="num" w:pos="5040"/>
+        </w:tabs>
+        <w:ind w:left="5040" w:hanging="360"/>
+      </w:pPr>
+      <w:rPr>
+        <w:rFonts w:ascii="Wingdings" w:hAnsi="Wingdings" w:hint="default"/>
+        <w:sz w:val="20"/>
+      </w:rPr>
+    </w:lvl>
+    <w:lvl w:ilvl="7" w:tentative="1">
+      <w:start w:val="1"/>
+      <w:numFmt w:val="bullet"/>
+      <w:lvlText w:val=""/>
+      <w:lvlJc w:val="left"/>
+      <w:pPr>
+        <w:tabs>
+          <w:tab w:val="num" w:pos="5760"/>
+        </w:tabs>
+        <w:ind w:left="5760" w:hanging="360"/>
+      </w:pPr>
+      <w:rPr>
+        <w:rFonts w:ascii="Wingdings" w:hAnsi="Wingdings" w:hint="default"/>
+        <w:sz w:val="20"/>
+      </w:rPr>
+    </w:lvl>
+    <w:lvl w:ilvl="8" w:tentative="1">
+      <w:start w:val="1"/>
+      <w:numFmt w:val="bullet"/>
+      <w:lvlText w:val=""/>
+      <w:lvlJc w:val="left"/>
+      <w:pPr>
+        <w:tabs>
+          <w:tab w:val="num" w:pos="6480"/>
+        </w:tabs>
+        <w:ind w:left="6480" w:hanging="360"/>
+      </w:pPr>
+      <w:rPr>
+        <w:rFonts w:ascii="Wingdings" w:hAnsi="Wingdings" w:hint="default"/>
+        <w:sz w:val="20"/>
+      </w:rPr>
+    </w:lvl>
+  </w:abstractNum>
+  <w:abstractNum w:abstractNumId="21" w15:restartNumberingAfterBreak="0">
+    <w:nsid w:val="575C3741"/>
+    <w:multiLevelType w:val="multilevel"/>
+    <w:tmpl w:val="1292D9B2"/>
+    <w:lvl w:ilvl="0">
+      <w:start w:val="1"/>
+      <w:numFmt w:val="bullet"/>
+      <w:lvlText w:val=""/>
+      <w:lvlJc w:val="left"/>
+      <w:pPr>
+        <w:tabs>
+          <w:tab w:val="num" w:pos="720"/>
+        </w:tabs>
+        <w:ind w:left="720" w:hanging="360"/>
+      </w:pPr>
+      <w:rPr>
+        <w:rFonts w:ascii="Symbol" w:hAnsi="Symbol" w:hint="default"/>
+        <w:sz w:val="20"/>
+      </w:rPr>
+    </w:lvl>
+    <w:lvl w:ilvl="1" w:tentative="1">
+      <w:start w:val="1"/>
+      <w:numFmt w:val="bullet"/>
+      <w:lvlText w:val="o"/>
+      <w:lvlJc w:val="left"/>
+      <w:pPr>
+        <w:tabs>
+          <w:tab w:val="num" w:pos="1440"/>
+        </w:tabs>
+        <w:ind w:left="1440" w:hanging="360"/>
+      </w:pPr>
+      <w:rPr>
+        <w:rFonts w:ascii="Courier New" w:hAnsi="Courier New" w:hint="default"/>
+        <w:sz w:val="20"/>
+      </w:rPr>
+    </w:lvl>
+    <w:lvl w:ilvl="2" w:tentative="1">
+      <w:start w:val="1"/>
+      <w:numFmt w:val="bullet"/>
+      <w:lvlText w:val=""/>
+      <w:lvlJc w:val="left"/>
+      <w:pPr>
+        <w:tabs>
+          <w:tab w:val="num" w:pos="2160"/>
+        </w:tabs>
+        <w:ind w:left="2160" w:hanging="360"/>
+      </w:pPr>
+      <w:rPr>
+        <w:rFonts w:ascii="Wingdings" w:hAnsi="Wingdings" w:hint="default"/>
+        <w:sz w:val="20"/>
+      </w:rPr>
+    </w:lvl>
+    <w:lvl w:ilvl="3" w:tentative="1">
+      <w:start w:val="1"/>
+      <w:numFmt w:val="bullet"/>
+      <w:lvlText w:val=""/>
+      <w:lvlJc w:val="left"/>
+      <w:pPr>
+        <w:tabs>
+          <w:tab w:val="num" w:pos="2880"/>
+        </w:tabs>
+        <w:ind w:left="2880" w:hanging="360"/>
+      </w:pPr>
+      <w:rPr>
+        <w:rFonts w:ascii="Wingdings" w:hAnsi="Wingdings" w:hint="default"/>
+        <w:sz w:val="20"/>
+      </w:rPr>
+    </w:lvl>
+    <w:lvl w:ilvl="4" w:tentative="1">
+      <w:start w:val="1"/>
+      <w:numFmt w:val="bullet"/>
+      <w:lvlText w:val=""/>
+      <w:lvlJc w:val="left"/>
+      <w:pPr>
+        <w:tabs>
+          <w:tab w:val="num" w:pos="3600"/>
+        </w:tabs>
+        <w:ind w:left="3600" w:hanging="360"/>
+      </w:pPr>
+      <w:rPr>
+        <w:rFonts w:ascii="Wingdings" w:hAnsi="Wingdings" w:hint="default"/>
+        <w:sz w:val="20"/>
+      </w:rPr>
+    </w:lvl>
+    <w:lvl w:ilvl="5" w:tentative="1">
+      <w:start w:val="1"/>
+      <w:numFmt w:val="bullet"/>
+      <w:lvlText w:val=""/>
+      <w:lvlJc w:val="left"/>
+      <w:pPr>
+        <w:tabs>
+          <w:tab w:val="num" w:pos="4320"/>
+        </w:tabs>
+        <w:ind w:left="4320" w:hanging="360"/>
+      </w:pPr>
+      <w:rPr>
+        <w:rFonts w:ascii="Wingdings" w:hAnsi="Wingdings" w:hint="default"/>
+        <w:sz w:val="20"/>
+      </w:rPr>
+    </w:lvl>
+    <w:lvl w:ilvl="6" w:tentative="1">
+      <w:start w:val="1"/>
+      <w:numFmt w:val="bullet"/>
+      <w:lvlText w:val=""/>
+      <w:lvlJc w:val="left"/>
+      <w:pPr>
+        <w:tabs>
+          <w:tab w:val="num" w:pos="5040"/>
+        </w:tabs>
+        <w:ind w:left="5040" w:hanging="360"/>
+      </w:pPr>
+      <w:rPr>
+        <w:rFonts w:ascii="Wingdings" w:hAnsi="Wingdings" w:hint="default"/>
+        <w:sz w:val="20"/>
+      </w:rPr>
+    </w:lvl>
+    <w:lvl w:ilvl="7" w:tentative="1">
+      <w:start w:val="1"/>
+      <w:numFmt w:val="bullet"/>
+      <w:lvlText w:val=""/>
+      <w:lvlJc w:val="left"/>
+      <w:pPr>
+        <w:tabs>
+          <w:tab w:val="num" w:pos="5760"/>
+        </w:tabs>
+        <w:ind w:left="5760" w:hanging="360"/>
+      </w:pPr>
+      <w:rPr>
+        <w:rFonts w:ascii="Wingdings" w:hAnsi="Wingdings" w:hint="default"/>
+        <w:sz w:val="20"/>
+      </w:rPr>
+    </w:lvl>
+    <w:lvl w:ilvl="8" w:tentative="1">
+      <w:start w:val="1"/>
+      <w:numFmt w:val="bullet"/>
+      <w:lvlText w:val=""/>
+      <w:lvlJc w:val="left"/>
+      <w:pPr>
+        <w:tabs>
+          <w:tab w:val="num" w:pos="6480"/>
+        </w:tabs>
+        <w:ind w:left="6480" w:hanging="360"/>
+      </w:pPr>
+      <w:rPr>
+        <w:rFonts w:ascii="Wingdings" w:hAnsi="Wingdings" w:hint="default"/>
+        <w:sz w:val="20"/>
+      </w:rPr>
+    </w:lvl>
+  </w:abstractNum>
+  <w:abstractNum w:abstractNumId="22" w15:restartNumberingAfterBreak="0">
     <w:nsid w:val="60AF6145"/>
     <w:multiLevelType w:val="multilevel"/>
     <w:tmpl w:val="E00835C0"/>
+    <w:lvl w:ilvl="0">
+      <w:start w:val="1"/>
+      <w:numFmt w:val="bullet"/>
+      <w:lvlText w:val=""/>
+      <w:lvlJc w:val="left"/>
+      <w:pPr>
+        <w:tabs>
+          <w:tab w:val="num" w:pos="720"/>
+        </w:tabs>
+        <w:ind w:left="720" w:hanging="360"/>
+      </w:pPr>
+      <w:rPr>
+        <w:rFonts w:ascii="Symbol" w:hAnsi="Symbol" w:hint="default"/>
+        <w:sz w:val="20"/>
+      </w:rPr>
+    </w:lvl>
+    <w:lvl w:ilvl="1" w:tentative="1">
+      <w:start w:val="1"/>
+      <w:numFmt w:val="bullet"/>
+      <w:lvlText w:val="o"/>
+      <w:lvlJc w:val="left"/>
+      <w:pPr>
+        <w:tabs>
+          <w:tab w:val="num" w:pos="1440"/>
+        </w:tabs>
+        <w:ind w:left="1440" w:hanging="360"/>
+      </w:pPr>
+      <w:rPr>
+        <w:rFonts w:ascii="Courier New" w:hAnsi="Courier New" w:hint="default"/>
+        <w:sz w:val="20"/>
+      </w:rPr>
+    </w:lvl>
+    <w:lvl w:ilvl="2" w:tentative="1">
+      <w:start w:val="1"/>
+      <w:numFmt w:val="bullet"/>
+      <w:lvlText w:val=""/>
+      <w:lvlJc w:val="left"/>
+      <w:pPr>
+        <w:tabs>
+          <w:tab w:val="num" w:pos="2160"/>
+        </w:tabs>
+        <w:ind w:left="2160" w:hanging="360"/>
+      </w:pPr>
+      <w:rPr>
+        <w:rFonts w:ascii="Wingdings" w:hAnsi="Wingdings" w:hint="default"/>
+        <w:sz w:val="20"/>
+      </w:rPr>
+    </w:lvl>
+    <w:lvl w:ilvl="3" w:tentative="1">
+      <w:start w:val="1"/>
+      <w:numFmt w:val="bullet"/>
+      <w:lvlText w:val=""/>
+      <w:lvlJc w:val="left"/>
+      <w:pPr>
+        <w:tabs>
+          <w:tab w:val="num" w:pos="2880"/>
+        </w:tabs>
+        <w:ind w:left="2880" w:hanging="360"/>
+      </w:pPr>
+      <w:rPr>
+        <w:rFonts w:ascii="Wingdings" w:hAnsi="Wingdings" w:hint="default"/>
+        <w:sz w:val="20"/>
+      </w:rPr>
+    </w:lvl>
+    <w:lvl w:ilvl="4" w:tentative="1">
+      <w:start w:val="1"/>
+      <w:numFmt w:val="bullet"/>
+      <w:lvlText w:val=""/>
+      <w:lvlJc w:val="left"/>
+      <w:pPr>
+        <w:tabs>
+          <w:tab w:val="num" w:pos="3600"/>
+        </w:tabs>
+        <w:ind w:left="3600" w:hanging="360"/>
+      </w:pPr>
+      <w:rPr>
+        <w:rFonts w:ascii="Wingdings" w:hAnsi="Wingdings" w:hint="default"/>
+        <w:sz w:val="20"/>
+      </w:rPr>
+    </w:lvl>
+    <w:lvl w:ilvl="5" w:tentative="1">
+      <w:start w:val="1"/>
+      <w:numFmt w:val="bullet"/>
+      <w:lvlText w:val=""/>
+      <w:lvlJc w:val="left"/>
+      <w:pPr>
+        <w:tabs>
+          <w:tab w:val="num" w:pos="4320"/>
+        </w:tabs>
+        <w:ind w:left="4320" w:hanging="360"/>
+      </w:pPr>
+      <w:rPr>
+        <w:rFonts w:ascii="Wingdings" w:hAnsi="Wingdings" w:hint="default"/>
+        <w:sz w:val="20"/>
+      </w:rPr>
+    </w:lvl>
+    <w:lvl w:ilvl="6" w:tentative="1">
+      <w:start w:val="1"/>
+      <w:numFmt w:val="bullet"/>
+      <w:lvlText w:val=""/>
+      <w:lvlJc w:val="left"/>
+      <w:pPr>
+        <w:tabs>
+          <w:tab w:val="num" w:pos="5040"/>
+        </w:tabs>
+        <w:ind w:left="5040" w:hanging="360"/>
+      </w:pPr>
+      <w:rPr>
+        <w:rFonts w:ascii="Wingdings" w:hAnsi="Wingdings" w:hint="default"/>
+        <w:sz w:val="20"/>
+      </w:rPr>
+    </w:lvl>
+    <w:lvl w:ilvl="7" w:tentative="1">
+      <w:start w:val="1"/>
+      <w:numFmt w:val="bullet"/>
+      <w:lvlText w:val=""/>
+      <w:lvlJc w:val="left"/>
+      <w:pPr>
+        <w:tabs>
+          <w:tab w:val="num" w:pos="5760"/>
+        </w:tabs>
+        <w:ind w:left="5760" w:hanging="360"/>
+      </w:pPr>
+      <w:rPr>
+        <w:rFonts w:ascii="Wingdings" w:hAnsi="Wingdings" w:hint="default"/>
+        <w:sz w:val="20"/>
+      </w:rPr>
+    </w:lvl>
+    <w:lvl w:ilvl="8" w:tentative="1">
+      <w:start w:val="1"/>
+      <w:numFmt w:val="bullet"/>
+      <w:lvlText w:val=""/>
+      <w:lvlJc w:val="left"/>
+      <w:pPr>
+        <w:tabs>
+          <w:tab w:val="num" w:pos="6480"/>
+        </w:tabs>
+        <w:ind w:left="6480" w:hanging="360"/>
+      </w:pPr>
+      <w:rPr>
+        <w:rFonts w:ascii="Wingdings" w:hAnsi="Wingdings" w:hint="default"/>
+        <w:sz w:val="20"/>
+      </w:rPr>
+    </w:lvl>
+  </w:abstractNum>
+  <w:abstractNum w:abstractNumId="23" w15:restartNumberingAfterBreak="0">
+    <w:nsid w:val="6693742F"/>
+    <w:multiLevelType w:val="multilevel"/>
+    <w:tmpl w:val="1D102EB0"/>
     <w:lvl w:ilvl="0">
       <w:start w:val="1"/>
       <w:numFmt w:val="bullet"/>
@@ -22614,13 +30385,46 @@
     <w:abstractNumId w:val="9"/>
   </w:num>
   <w:num w:numId="11" w16cid:durableId="980502077">
-    <w:abstractNumId w:val="12"/>
+    <w:abstractNumId w:val="22"/>
   </w:num>
   <w:num w:numId="12" w16cid:durableId="2082866754">
+    <w:abstractNumId w:val="13"/>
+  </w:num>
+  <w:num w:numId="13" w16cid:durableId="1087655723">
+    <w:abstractNumId w:val="17"/>
+  </w:num>
+  <w:num w:numId="14" w16cid:durableId="23337122">
+    <w:abstractNumId w:val="21"/>
+  </w:num>
+  <w:num w:numId="15" w16cid:durableId="840895429">
+    <w:abstractNumId w:val="16"/>
+  </w:num>
+  <w:num w:numId="16" w16cid:durableId="1432699785">
+    <w:abstractNumId w:val="14"/>
+  </w:num>
+  <w:num w:numId="17" w16cid:durableId="1763451854">
+    <w:abstractNumId w:val="11"/>
+  </w:num>
+  <w:num w:numId="18" w16cid:durableId="896555596">
+    <w:abstractNumId w:val="15"/>
+  </w:num>
+  <w:num w:numId="19" w16cid:durableId="256525678">
+    <w:abstractNumId w:val="20"/>
+  </w:num>
+  <w:num w:numId="20" w16cid:durableId="2002541551">
+    <w:abstractNumId w:val="19"/>
+  </w:num>
+  <w:num w:numId="21" w16cid:durableId="1166939575">
     <w:abstractNumId w:val="10"/>
   </w:num>
-  <w:num w:numId="13" w16cid:durableId="1087655723">
-    <w:abstractNumId w:val="11"/>
+  <w:num w:numId="22" w16cid:durableId="736319799">
+    <w:abstractNumId w:val="18"/>
+  </w:num>
+  <w:num w:numId="23" w16cid:durableId="968166615">
+    <w:abstractNumId w:val="23"/>
+  </w:num>
+  <w:num w:numId="24" w16cid:durableId="18354979">
+    <w:abstractNumId w:val="12"/>
   </w:num>
 </w:numbering>
 </file>

--- a/Documentation/Software_Project_Master_Document (2).docx
+++ b/Documentation/Software_Project_Master_Document (2).docx
@@ -1,6 +1,6 @@
 
 <file path=word/document.xml><?xml version="1.0" encoding="utf-8"?>
-<w:document xmlns:wpc="http://schemas.microsoft.com/office/word/2010/wordprocessingCanvas" xmlns:cx="http://schemas.microsoft.com/office/drawing/2014/chartex" xmlns:cx1="http://schemas.microsoft.com/office/drawing/2015/9/8/chartex" xmlns:cx2="http://schemas.microsoft.com/office/drawing/2015/10/21/chartex" xmlns:cx3="http://schemas.microsoft.com/office/drawing/2016/5/9/chartex" xmlns:cx4="http://schemas.microsoft.com/office/drawing/2016/5/10/chartex" xmlns:cx5="http://schemas.microsoft.com/office/drawing/2016/5/11/chartex" xmlns:cx6="http://schemas.microsoft.com/office/drawing/2016/5/12/chartex" xmlns:cx7="http://schemas.microsoft.com/office/drawing/2016/5/13/chartex" xmlns:cx8="http://schemas.microsoft.com/office/drawing/2016/5/14/chartex" xmlns:mc="http://schemas.openxmlformats.org/markup-compatibility/2006" xmlns:aink="http://schemas.microsoft.com/office/drawing/2016/ink" xmlns:am3d="http://schemas.microsoft.com/office/drawing/2017/model3d" xmlns:o="urn:schemas-microsoft-com:office:office" xmlns:oel="http://schemas.microsoft.com/office/2019/extlst" xmlns:r="http://schemas.openxmlformats.org/officeDocument/2006/relationships" xmlns:m="http://schemas.openxmlformats.org/officeDocument/2006/math" xmlns:v="urn:schemas-microsoft-com:vml" xmlns:wp14="http://schemas.microsoft.com/office/word/2010/wordprocessingDrawing" xmlns:wp="http://schemas.openxmlformats.org/drawingml/2006/wordprocessingDrawing" xmlns:w10="urn:schemas-microsoft-com:office:word" xmlns:w="http://schemas.openxmlformats.org/wordprocessingml/2006/main" xmlns:w14="http://schemas.microsoft.com/office/word/2010/wordml" xmlns:w15="http://schemas.microsoft.com/office/word/2012/wordml" xmlns:w16cei="http://schemas.microsoft.com/office/word/2026/wordml/cei" xmlns:w16cex="http://schemas.microsoft.com/office/word/2018/wordml/cex" xmlns:w16cid="http://schemas.microsoft.com/office/word/2016/wordml/cid" xmlns:w16="http://schemas.microsoft.com/office/word/2018/wordml" xmlns:w16du="http://schemas.microsoft.com/office/word/2023/wordml/word16du" xmlns:w16sdtdh="http://schemas.microsoft.com/office/word/2020/wordml/sdtdatahash" xmlns:w16sdtfl="http://schemas.microsoft.com/office/word/2024/wordml/sdtformatlock" xmlns:w16se="http://schemas.microsoft.com/office/word/2015/wordml/symex" xmlns:wpg="http://schemas.microsoft.com/office/word/2010/wordprocessingGroup" xmlns:wpi="http://schemas.microsoft.com/office/word/2010/wordprocessingInk" xmlns:wne="http://schemas.microsoft.com/office/word/2006/wordml" xmlns:wps="http://schemas.microsoft.com/office/word/2010/wordprocessingShape" mc:Ignorable="w14 w15 w16se w16cid w16 w16cex w16sdtdh w16sdtfl w16du wp14">
+<w:document xmlns:wpc="http://schemas.microsoft.com/office/word/2010/wordprocessingCanvas" xmlns:cx="http://schemas.microsoft.com/office/drawing/2014/chartex" xmlns:cx1="http://schemas.microsoft.com/office/drawing/2015/9/8/chartex" xmlns:cx2="http://schemas.microsoft.com/office/drawing/2015/10/21/chartex" xmlns:cx3="http://schemas.microsoft.com/office/drawing/2016/5/9/chartex" xmlns:cx4="http://schemas.microsoft.com/office/drawing/2016/5/10/chartex" xmlns:cx5="http://schemas.microsoft.com/office/drawing/2016/5/11/chartex" xmlns:cx6="http://schemas.microsoft.com/office/drawing/2016/5/12/chartex" xmlns:cx7="http://schemas.microsoft.com/office/drawing/2016/5/13/chartex" xmlns:cx8="http://schemas.microsoft.com/office/drawing/2016/5/14/chartex" xmlns:mc="http://schemas.openxmlformats.org/markup-compatibility/2006" xmlns:aink="http://schemas.microsoft.com/office/drawing/2016/ink" xmlns:am3d="http://schemas.microsoft.com/office/drawing/2017/model3d" xmlns:o="urn:schemas-microsoft-com:office:office" xmlns:oel="http://schemas.microsoft.com/office/2019/extlst" xmlns:r="http://schemas.openxmlformats.org/officeDocument/2006/relationships" xmlns:m="http://schemas.openxmlformats.org/officeDocument/2006/math" xmlns:v="urn:schemas-microsoft-com:vml" xmlns:wp14="http://schemas.microsoft.com/office/word/2010/wordprocessingDrawing" xmlns:wp="http://schemas.openxmlformats.org/drawingml/2006/wordprocessingDrawing" xmlns:w10="urn:schemas-microsoft-com:office:word" xmlns:w="http://schemas.openxmlformats.org/wordprocessingml/2006/main" xmlns:w14="http://schemas.microsoft.com/office/word/2010/wordml" xmlns:w15="http://schemas.microsoft.com/office/word/2012/wordml" xmlns:w16cex="http://schemas.microsoft.com/office/word/2018/wordml/cex" xmlns:w16cid="http://schemas.microsoft.com/office/word/2016/wordml/cid" xmlns:w16="http://schemas.microsoft.com/office/word/2018/wordml" xmlns:w16du="http://schemas.microsoft.com/office/word/2023/wordml/word16du" xmlns:w16sdtdh="http://schemas.microsoft.com/office/word/2020/wordml/sdtdatahash" xmlns:w16sdtfl="http://schemas.microsoft.com/office/word/2024/wordml/sdtformatlock" xmlns:w16se="http://schemas.microsoft.com/office/word/2015/wordml/symex" xmlns:wpg="http://schemas.microsoft.com/office/word/2010/wordprocessingGroup" xmlns:wpi="http://schemas.microsoft.com/office/word/2010/wordprocessingInk" xmlns:wne="http://schemas.microsoft.com/office/word/2006/wordml" xmlns:wps="http://schemas.microsoft.com/office/word/2010/wordprocessingShape" mc:Ignorable="w14 w15 w16se w16cid w16 w16cex w16sdtdh w16sdtfl w16du wp14">
   <w:body>
     <w:p>
       <w:pPr>
@@ -29867,21 +29867,7 @@
         <w:rPr>
           <w:lang w:val="en-ZA"/>
         </w:rPr>
-        <w:t xml:space="preserve"> constants instead of inline stylesheets. This change is invisible to functionality but makes future visual adjustments a </w:t>
-      </w:r>
-      <w:proofErr w:type="gramStart"/>
-      <w:r>
-        <w:rPr>
-          <w:lang w:val="en-ZA"/>
-        </w:rPr>
-        <w:t>single-file</w:t>
-      </w:r>
-      <w:proofErr w:type="gramEnd"/>
-      <w:r>
-        <w:rPr>
-          <w:lang w:val="en-ZA"/>
-        </w:rPr>
-        <w:t xml:space="preserve"> edit.</w:t>
+        <w:t> constants instead of inline stylesheets. This change is invisible to functionality but makes future visual adjustments a single-file edit.</w:t>
       </w:r>
     </w:p>
     <w:p>
@@ -37630,7 +37616,7 @@
           <w:lang w:val="en-ZA"/>
         </w:rPr>
         <w:pict w14:anchorId="3D8F2C97">
-          <v:rect id="_x0000_i1051" style="width:0;height:.75pt" o:hralign="center" o:hrstd="t" o:hr="t" fillcolor="#a0a0a0" stroked="f"/>
+          <v:rect id="_x0000_i1027" style="width:0;height:.75pt" o:hralign="center" o:hrstd="t" o:hr="t" fillcolor="#a0a0a0" stroked="f"/>
         </w:pict>
       </w:r>
     </w:p>
@@ -37660,7 +37646,7 @@
           <w:lang w:val="en-ZA"/>
         </w:rPr>
         <w:pict w14:anchorId="38AE824F">
-          <v:rect id="_x0000_i1052" style="width:0;height:.75pt" o:hralign="center" o:hrstd="t" o:hr="t" fillcolor="#a0a0a0" stroked="f"/>
+          <v:rect id="_x0000_i1028" style="width:0;height:.75pt" o:hralign="center" o:hrstd="t" o:hr="t" fillcolor="#a0a0a0" stroked="f"/>
         </w:pict>
       </w:r>
     </w:p>
@@ -37770,15 +37756,17 @@
     <w:p>
       <w:pPr>
         <w:rPr>
-          <w:lang w:val="en-ZA"/>
-        </w:rPr>
-      </w:pPr>
-      <w:r>
-        <w:rPr>
           <w:b/>
           <w:bCs/>
           <w:lang w:val="en-ZA"/>
         </w:rPr>
+      </w:pPr>
+      <w:r>
+        <w:rPr>
+          <w:b/>
+          <w:bCs/>
+          <w:lang w:val="en-ZA"/>
+        </w:rPr>
         <w:t>Nothing above Section 12 is modified.</w:t>
       </w:r>
       <w:r>
@@ -37787,6 +37775,5048 @@
         </w:rPr>
         <w:t> Pure additive update.</w:t>
       </w:r>
+      <w:r>
+        <w:rPr>
+          <w:lang w:val="en-ZA"/>
+        </w:rPr>
+        <w:br/>
+      </w:r>
+      <w:r>
+        <w:rPr>
+          <w:lang w:val="en-ZA"/>
+        </w:rPr>
+        <w:br/>
+      </w:r>
+      <w:r>
+        <w:rPr>
+          <w:b/>
+          <w:bCs/>
+          <w:lang w:val="en-ZA"/>
+        </w:rPr>
+        <w:t>14. Progress Log — Update #4 (Feature Completion &amp; Tenant UX Overhaul)</w:t>
+      </w:r>
+    </w:p>
+    <w:p>
+      <w:pPr>
+        <w:rPr>
+          <w:b/>
+          <w:bCs/>
+          <w:lang w:val="en-ZA"/>
+        </w:rPr>
+      </w:pPr>
+      <w:r>
+        <w:rPr>
+          <w:b/>
+          <w:bCs/>
+          <w:lang w:val="en-ZA"/>
+        </w:rPr>
+        <w:t>14.1 Progress Summary</w:t>
+      </w:r>
+    </w:p>
+    <w:tbl>
+      <w:tblPr>
+        <w:tblW w:w="0" w:type="auto"/>
+        <w:tblCellMar>
+          <w:top w:w="15" w:type="dxa"/>
+          <w:left w:w="15" w:type="dxa"/>
+          <w:bottom w:w="15" w:type="dxa"/>
+          <w:right w:w="15" w:type="dxa"/>
+        </w:tblCellMar>
+        <w:tblLook w:val="04A0" w:firstRow="1" w:lastRow="0" w:firstColumn="1" w:lastColumn="0" w:noHBand="0" w:noVBand="1"/>
+      </w:tblPr>
+      <w:tblGrid>
+        <w:gridCol w:w="3473"/>
+        <w:gridCol w:w="1933"/>
+        <w:gridCol w:w="1703"/>
+        <w:gridCol w:w="1531"/>
+      </w:tblGrid>
+      <w:tr>
+        <w:trPr>
+          <w:tblHeader/>
+        </w:trPr>
+        <w:tc>
+          <w:tcPr>
+            <w:tcW w:w="0" w:type="auto"/>
+            <w:tcBorders>
+              <w:top w:val="nil"/>
+            </w:tcBorders>
+            <w:tcMar>
+              <w:top w:w="150" w:type="dxa"/>
+              <w:left w:w="0" w:type="dxa"/>
+              <w:bottom w:w="150" w:type="dxa"/>
+              <w:right w:w="240" w:type="dxa"/>
+            </w:tcMar>
+            <w:vAlign w:val="center"/>
+            <w:hideMark/>
+          </w:tcPr>
+          <w:p>
+            <w:pPr>
+              <w:rPr>
+                <w:lang w:val="en-ZA"/>
+              </w:rPr>
+            </w:pPr>
+            <w:r>
+              <w:rPr>
+                <w:lang w:val="en-ZA"/>
+              </w:rPr>
+              <w:t>Area</w:t>
+            </w:r>
+          </w:p>
+        </w:tc>
+        <w:tc>
+          <w:tcPr>
+            <w:tcW w:w="0" w:type="auto"/>
+            <w:tcBorders>
+              <w:top w:val="nil"/>
+            </w:tcBorders>
+            <w:tcMar>
+              <w:top w:w="150" w:type="dxa"/>
+              <w:left w:w="240" w:type="dxa"/>
+              <w:bottom w:w="150" w:type="dxa"/>
+              <w:right w:w="240" w:type="dxa"/>
+            </w:tcMar>
+            <w:vAlign w:val="center"/>
+            <w:hideMark/>
+          </w:tcPr>
+          <w:p>
+            <w:pPr>
+              <w:rPr>
+                <w:lang w:val="en-ZA"/>
+              </w:rPr>
+            </w:pPr>
+            <w:r>
+              <w:rPr>
+                <w:lang w:val="en-ZA"/>
+              </w:rPr>
+              <w:t>Section 13 Status</w:t>
+            </w:r>
+          </w:p>
+        </w:tc>
+        <w:tc>
+          <w:tcPr>
+            <w:tcW w:w="0" w:type="auto"/>
+            <w:tcBorders>
+              <w:top w:val="nil"/>
+            </w:tcBorders>
+            <w:tcMar>
+              <w:top w:w="150" w:type="dxa"/>
+              <w:left w:w="240" w:type="dxa"/>
+              <w:bottom w:w="150" w:type="dxa"/>
+              <w:right w:w="240" w:type="dxa"/>
+            </w:tcMar>
+            <w:vAlign w:val="center"/>
+            <w:hideMark/>
+          </w:tcPr>
+          <w:p>
+            <w:pPr>
+              <w:rPr>
+                <w:lang w:val="en-ZA"/>
+              </w:rPr>
+            </w:pPr>
+            <w:r>
+              <w:rPr>
+                <w:lang w:val="en-ZA"/>
+              </w:rPr>
+              <w:t>Current Status</w:t>
+            </w:r>
+          </w:p>
+        </w:tc>
+        <w:tc>
+          <w:tcPr>
+            <w:tcW w:w="0" w:type="auto"/>
+            <w:tcBorders>
+              <w:top w:val="nil"/>
+            </w:tcBorders>
+            <w:tcMar>
+              <w:top w:w="150" w:type="dxa"/>
+              <w:left w:w="240" w:type="dxa"/>
+              <w:bottom w:w="150" w:type="dxa"/>
+              <w:right w:w="240" w:type="dxa"/>
+            </w:tcMar>
+            <w:vAlign w:val="center"/>
+            <w:hideMark/>
+          </w:tcPr>
+          <w:p>
+            <w:pPr>
+              <w:rPr>
+                <w:lang w:val="en-ZA"/>
+              </w:rPr>
+            </w:pPr>
+            <w:r>
+              <w:rPr>
+                <w:lang w:val="en-ZA"/>
+              </w:rPr>
+              <w:t>% Complete</w:t>
+            </w:r>
+          </w:p>
+        </w:tc>
+      </w:tr>
+      <w:tr>
+        <w:tc>
+          <w:tcPr>
+            <w:tcW w:w="0" w:type="auto"/>
+            <w:tcMar>
+              <w:top w:w="150" w:type="dxa"/>
+              <w:left w:w="0" w:type="dxa"/>
+              <w:bottom w:w="150" w:type="dxa"/>
+              <w:right w:w="240" w:type="dxa"/>
+            </w:tcMar>
+            <w:vAlign w:val="center"/>
+            <w:hideMark/>
+          </w:tcPr>
+          <w:p>
+            <w:pPr>
+              <w:rPr>
+                <w:lang w:val="en-ZA"/>
+              </w:rPr>
+            </w:pPr>
+            <w:r>
+              <w:rPr>
+                <w:lang w:val="en-ZA"/>
+              </w:rPr>
+              <w:t>All 10 core modules</w:t>
+            </w:r>
+          </w:p>
+        </w:tc>
+        <w:tc>
+          <w:tcPr>
+            <w:tcW w:w="0" w:type="auto"/>
+            <w:tcMar>
+              <w:top w:w="150" w:type="dxa"/>
+              <w:left w:w="240" w:type="dxa"/>
+              <w:bottom w:w="150" w:type="dxa"/>
+              <w:right w:w="240" w:type="dxa"/>
+            </w:tcMar>
+            <w:vAlign w:val="center"/>
+            <w:hideMark/>
+          </w:tcPr>
+          <w:p>
+            <w:pPr>
+              <w:rPr>
+                <w:lang w:val="en-ZA"/>
+              </w:rPr>
+            </w:pPr>
+            <w:r>
+              <w:rPr>
+                <w:rFonts w:ascii="Segoe UI Emoji" w:hAnsi="Segoe UI Emoji" w:cs="Segoe UI Emoji"/>
+                <w:lang w:val="en-ZA"/>
+              </w:rPr>
+              <w:t>✅</w:t>
+            </w:r>
+          </w:p>
+        </w:tc>
+        <w:tc>
+          <w:tcPr>
+            <w:tcW w:w="0" w:type="auto"/>
+            <w:tcMar>
+              <w:top w:w="150" w:type="dxa"/>
+              <w:left w:w="240" w:type="dxa"/>
+              <w:bottom w:w="150" w:type="dxa"/>
+              <w:right w:w="240" w:type="dxa"/>
+            </w:tcMar>
+            <w:vAlign w:val="center"/>
+            <w:hideMark/>
+          </w:tcPr>
+          <w:p>
+            <w:pPr>
+              <w:rPr>
+                <w:lang w:val="en-ZA"/>
+              </w:rPr>
+            </w:pPr>
+            <w:r>
+              <w:rPr>
+                <w:rFonts w:ascii="Segoe UI Emoji" w:hAnsi="Segoe UI Emoji" w:cs="Segoe UI Emoji"/>
+                <w:lang w:val="en-ZA"/>
+              </w:rPr>
+              <w:t>✅</w:t>
+            </w:r>
+          </w:p>
+        </w:tc>
+        <w:tc>
+          <w:tcPr>
+            <w:tcW w:w="0" w:type="auto"/>
+            <w:tcMar>
+              <w:top w:w="150" w:type="dxa"/>
+              <w:left w:w="240" w:type="dxa"/>
+              <w:bottom w:w="150" w:type="dxa"/>
+              <w:right w:w="0" w:type="dxa"/>
+            </w:tcMar>
+            <w:vAlign w:val="center"/>
+            <w:hideMark/>
+          </w:tcPr>
+          <w:p>
+            <w:pPr>
+              <w:rPr>
+                <w:lang w:val="en-ZA"/>
+              </w:rPr>
+            </w:pPr>
+            <w:r>
+              <w:rPr>
+                <w:lang w:val="en-ZA"/>
+              </w:rPr>
+              <w:t>100%</w:t>
+            </w:r>
+          </w:p>
+        </w:tc>
+      </w:tr>
+      <w:tr>
+        <w:tc>
+          <w:tcPr>
+            <w:tcW w:w="0" w:type="auto"/>
+            <w:tcMar>
+              <w:top w:w="150" w:type="dxa"/>
+              <w:left w:w="0" w:type="dxa"/>
+              <w:bottom w:w="150" w:type="dxa"/>
+              <w:right w:w="240" w:type="dxa"/>
+            </w:tcMar>
+            <w:vAlign w:val="center"/>
+            <w:hideMark/>
+          </w:tcPr>
+          <w:p>
+            <w:pPr>
+              <w:rPr>
+                <w:lang w:val="en-ZA"/>
+              </w:rPr>
+            </w:pPr>
+            <w:r>
+              <w:rPr>
+                <w:lang w:val="en-ZA"/>
+              </w:rPr>
+              <w:t>Role-aware UI</w:t>
+            </w:r>
+          </w:p>
+        </w:tc>
+        <w:tc>
+          <w:tcPr>
+            <w:tcW w:w="0" w:type="auto"/>
+            <w:tcMar>
+              <w:top w:w="150" w:type="dxa"/>
+              <w:left w:w="240" w:type="dxa"/>
+              <w:bottom w:w="150" w:type="dxa"/>
+              <w:right w:w="240" w:type="dxa"/>
+            </w:tcMar>
+            <w:vAlign w:val="center"/>
+            <w:hideMark/>
+          </w:tcPr>
+          <w:p>
+            <w:pPr>
+              <w:rPr>
+                <w:lang w:val="en-ZA"/>
+              </w:rPr>
+            </w:pPr>
+            <w:r>
+              <w:rPr>
+                <w:rFonts w:ascii="Segoe UI Emoji" w:hAnsi="Segoe UI Emoji" w:cs="Segoe UI Emoji"/>
+                <w:lang w:val="en-ZA"/>
+              </w:rPr>
+              <w:t>✅</w:t>
+            </w:r>
+          </w:p>
+        </w:tc>
+        <w:tc>
+          <w:tcPr>
+            <w:tcW w:w="0" w:type="auto"/>
+            <w:tcMar>
+              <w:top w:w="150" w:type="dxa"/>
+              <w:left w:w="240" w:type="dxa"/>
+              <w:bottom w:w="150" w:type="dxa"/>
+              <w:right w:w="240" w:type="dxa"/>
+            </w:tcMar>
+            <w:vAlign w:val="center"/>
+            <w:hideMark/>
+          </w:tcPr>
+          <w:p>
+            <w:pPr>
+              <w:rPr>
+                <w:lang w:val="en-ZA"/>
+              </w:rPr>
+            </w:pPr>
+            <w:r>
+              <w:rPr>
+                <w:rFonts w:ascii="Segoe UI Emoji" w:hAnsi="Segoe UI Emoji" w:cs="Segoe UI Emoji"/>
+                <w:lang w:val="en-ZA"/>
+              </w:rPr>
+              <w:t>✅</w:t>
+            </w:r>
+          </w:p>
+        </w:tc>
+        <w:tc>
+          <w:tcPr>
+            <w:tcW w:w="0" w:type="auto"/>
+            <w:tcMar>
+              <w:top w:w="150" w:type="dxa"/>
+              <w:left w:w="240" w:type="dxa"/>
+              <w:bottom w:w="150" w:type="dxa"/>
+              <w:right w:w="0" w:type="dxa"/>
+            </w:tcMar>
+            <w:vAlign w:val="center"/>
+            <w:hideMark/>
+          </w:tcPr>
+          <w:p>
+            <w:pPr>
+              <w:rPr>
+                <w:lang w:val="en-ZA"/>
+              </w:rPr>
+            </w:pPr>
+            <w:r>
+              <w:rPr>
+                <w:lang w:val="en-ZA"/>
+              </w:rPr>
+              <w:t>100%</w:t>
+            </w:r>
+          </w:p>
+        </w:tc>
+      </w:tr>
+      <w:tr>
+        <w:tc>
+          <w:tcPr>
+            <w:tcW w:w="0" w:type="auto"/>
+            <w:tcMar>
+              <w:top w:w="150" w:type="dxa"/>
+              <w:left w:w="0" w:type="dxa"/>
+              <w:bottom w:w="150" w:type="dxa"/>
+              <w:right w:w="240" w:type="dxa"/>
+            </w:tcMar>
+            <w:vAlign w:val="center"/>
+            <w:hideMark/>
+          </w:tcPr>
+          <w:p>
+            <w:pPr>
+              <w:rPr>
+                <w:lang w:val="en-ZA"/>
+              </w:rPr>
+            </w:pPr>
+            <w:r>
+              <w:rPr>
+                <w:lang w:val="en-ZA"/>
+              </w:rPr>
+              <w:t>Modern theme + dark mode</w:t>
+            </w:r>
+          </w:p>
+        </w:tc>
+        <w:tc>
+          <w:tcPr>
+            <w:tcW w:w="0" w:type="auto"/>
+            <w:tcMar>
+              <w:top w:w="150" w:type="dxa"/>
+              <w:left w:w="240" w:type="dxa"/>
+              <w:bottom w:w="150" w:type="dxa"/>
+              <w:right w:w="240" w:type="dxa"/>
+            </w:tcMar>
+            <w:vAlign w:val="center"/>
+            <w:hideMark/>
+          </w:tcPr>
+          <w:p>
+            <w:pPr>
+              <w:rPr>
+                <w:lang w:val="en-ZA"/>
+              </w:rPr>
+            </w:pPr>
+            <w:r>
+              <w:rPr>
+                <w:rFonts w:ascii="Segoe UI Emoji" w:hAnsi="Segoe UI Emoji" w:cs="Segoe UI Emoji"/>
+                <w:lang w:val="en-ZA"/>
+              </w:rPr>
+              <w:t>✅</w:t>
+            </w:r>
+          </w:p>
+        </w:tc>
+        <w:tc>
+          <w:tcPr>
+            <w:tcW w:w="0" w:type="auto"/>
+            <w:tcMar>
+              <w:top w:w="150" w:type="dxa"/>
+              <w:left w:w="240" w:type="dxa"/>
+              <w:bottom w:w="150" w:type="dxa"/>
+              <w:right w:w="240" w:type="dxa"/>
+            </w:tcMar>
+            <w:vAlign w:val="center"/>
+            <w:hideMark/>
+          </w:tcPr>
+          <w:p>
+            <w:pPr>
+              <w:rPr>
+                <w:lang w:val="en-ZA"/>
+              </w:rPr>
+            </w:pPr>
+            <w:r>
+              <w:rPr>
+                <w:rFonts w:ascii="Segoe UI Emoji" w:hAnsi="Segoe UI Emoji" w:cs="Segoe UI Emoji"/>
+                <w:lang w:val="en-ZA"/>
+              </w:rPr>
+              <w:t>✅</w:t>
+            </w:r>
+          </w:p>
+        </w:tc>
+        <w:tc>
+          <w:tcPr>
+            <w:tcW w:w="0" w:type="auto"/>
+            <w:tcMar>
+              <w:top w:w="150" w:type="dxa"/>
+              <w:left w:w="240" w:type="dxa"/>
+              <w:bottom w:w="150" w:type="dxa"/>
+              <w:right w:w="0" w:type="dxa"/>
+            </w:tcMar>
+            <w:vAlign w:val="center"/>
+            <w:hideMark/>
+          </w:tcPr>
+          <w:p>
+            <w:pPr>
+              <w:rPr>
+                <w:lang w:val="en-ZA"/>
+              </w:rPr>
+            </w:pPr>
+            <w:r>
+              <w:rPr>
+                <w:lang w:val="en-ZA"/>
+              </w:rPr>
+              <w:t>100%</w:t>
+            </w:r>
+          </w:p>
+        </w:tc>
+      </w:tr>
+      <w:tr>
+        <w:tc>
+          <w:tcPr>
+            <w:tcW w:w="0" w:type="auto"/>
+            <w:tcMar>
+              <w:top w:w="150" w:type="dxa"/>
+              <w:left w:w="0" w:type="dxa"/>
+              <w:bottom w:w="150" w:type="dxa"/>
+              <w:right w:w="240" w:type="dxa"/>
+            </w:tcMar>
+            <w:vAlign w:val="center"/>
+            <w:hideMark/>
+          </w:tcPr>
+          <w:p>
+            <w:pPr>
+              <w:rPr>
+                <w:lang w:val="en-ZA"/>
+              </w:rPr>
+            </w:pPr>
+            <w:r>
+              <w:rPr>
+                <w:lang w:val="en-ZA"/>
+              </w:rPr>
+              <w:t>Sidebar + transitions</w:t>
+            </w:r>
+          </w:p>
+        </w:tc>
+        <w:tc>
+          <w:tcPr>
+            <w:tcW w:w="0" w:type="auto"/>
+            <w:tcMar>
+              <w:top w:w="150" w:type="dxa"/>
+              <w:left w:w="240" w:type="dxa"/>
+              <w:bottom w:w="150" w:type="dxa"/>
+              <w:right w:w="240" w:type="dxa"/>
+            </w:tcMar>
+            <w:vAlign w:val="center"/>
+            <w:hideMark/>
+          </w:tcPr>
+          <w:p>
+            <w:pPr>
+              <w:rPr>
+                <w:lang w:val="en-ZA"/>
+              </w:rPr>
+            </w:pPr>
+            <w:r>
+              <w:rPr>
+                <w:rFonts w:ascii="Segoe UI Emoji" w:hAnsi="Segoe UI Emoji" w:cs="Segoe UI Emoji"/>
+                <w:lang w:val="en-ZA"/>
+              </w:rPr>
+              <w:t>✅</w:t>
+            </w:r>
+          </w:p>
+        </w:tc>
+        <w:tc>
+          <w:tcPr>
+            <w:tcW w:w="0" w:type="auto"/>
+            <w:tcMar>
+              <w:top w:w="150" w:type="dxa"/>
+              <w:left w:w="240" w:type="dxa"/>
+              <w:bottom w:w="150" w:type="dxa"/>
+              <w:right w:w="240" w:type="dxa"/>
+            </w:tcMar>
+            <w:vAlign w:val="center"/>
+            <w:hideMark/>
+          </w:tcPr>
+          <w:p>
+            <w:pPr>
+              <w:rPr>
+                <w:lang w:val="en-ZA"/>
+              </w:rPr>
+            </w:pPr>
+            <w:r>
+              <w:rPr>
+                <w:rFonts w:ascii="Segoe UI Emoji" w:hAnsi="Segoe UI Emoji" w:cs="Segoe UI Emoji"/>
+                <w:lang w:val="en-ZA"/>
+              </w:rPr>
+              <w:t>✅</w:t>
+            </w:r>
+          </w:p>
+        </w:tc>
+        <w:tc>
+          <w:tcPr>
+            <w:tcW w:w="0" w:type="auto"/>
+            <w:tcMar>
+              <w:top w:w="150" w:type="dxa"/>
+              <w:left w:w="240" w:type="dxa"/>
+              <w:bottom w:w="150" w:type="dxa"/>
+              <w:right w:w="0" w:type="dxa"/>
+            </w:tcMar>
+            <w:vAlign w:val="center"/>
+            <w:hideMark/>
+          </w:tcPr>
+          <w:p>
+            <w:pPr>
+              <w:rPr>
+                <w:lang w:val="en-ZA"/>
+              </w:rPr>
+            </w:pPr>
+            <w:r>
+              <w:rPr>
+                <w:lang w:val="en-ZA"/>
+              </w:rPr>
+              <w:t>100%</w:t>
+            </w:r>
+          </w:p>
+        </w:tc>
+      </w:tr>
+      <w:tr>
+        <w:tc>
+          <w:tcPr>
+            <w:tcW w:w="0" w:type="auto"/>
+            <w:tcMar>
+              <w:top w:w="150" w:type="dxa"/>
+              <w:left w:w="0" w:type="dxa"/>
+              <w:bottom w:w="150" w:type="dxa"/>
+              <w:right w:w="240" w:type="dxa"/>
+            </w:tcMar>
+            <w:vAlign w:val="center"/>
+            <w:hideMark/>
+          </w:tcPr>
+          <w:p>
+            <w:pPr>
+              <w:rPr>
+                <w:lang w:val="en-ZA"/>
+              </w:rPr>
+            </w:pPr>
+            <w:r>
+              <w:rPr>
+                <w:lang w:val="en-ZA"/>
+              </w:rPr>
+              <w:t>Guest browsing</w:t>
+            </w:r>
+          </w:p>
+        </w:tc>
+        <w:tc>
+          <w:tcPr>
+            <w:tcW w:w="0" w:type="auto"/>
+            <w:tcMar>
+              <w:top w:w="150" w:type="dxa"/>
+              <w:left w:w="240" w:type="dxa"/>
+              <w:bottom w:w="150" w:type="dxa"/>
+              <w:right w:w="240" w:type="dxa"/>
+            </w:tcMar>
+            <w:vAlign w:val="center"/>
+            <w:hideMark/>
+          </w:tcPr>
+          <w:p>
+            <w:pPr>
+              <w:rPr>
+                <w:lang w:val="en-ZA"/>
+              </w:rPr>
+            </w:pPr>
+            <w:r>
+              <w:rPr>
+                <w:rFonts w:ascii="Segoe UI Emoji" w:hAnsi="Segoe UI Emoji" w:cs="Segoe UI Emoji"/>
+                <w:lang w:val="en-ZA"/>
+              </w:rPr>
+              <w:t>❌</w:t>
+            </w:r>
+          </w:p>
+        </w:tc>
+        <w:tc>
+          <w:tcPr>
+            <w:tcW w:w="0" w:type="auto"/>
+            <w:tcMar>
+              <w:top w:w="150" w:type="dxa"/>
+              <w:left w:w="240" w:type="dxa"/>
+              <w:bottom w:w="150" w:type="dxa"/>
+              <w:right w:w="240" w:type="dxa"/>
+            </w:tcMar>
+            <w:vAlign w:val="center"/>
+            <w:hideMark/>
+          </w:tcPr>
+          <w:p>
+            <w:pPr>
+              <w:rPr>
+                <w:lang w:val="en-ZA"/>
+              </w:rPr>
+            </w:pPr>
+            <w:r>
+              <w:rPr>
+                <w:rFonts w:ascii="Segoe UI Emoji" w:hAnsi="Segoe UI Emoji" w:cs="Segoe UI Emoji"/>
+                <w:lang w:val="en-ZA"/>
+              </w:rPr>
+              <w:t>✅</w:t>
+            </w:r>
+          </w:p>
+        </w:tc>
+        <w:tc>
+          <w:tcPr>
+            <w:tcW w:w="0" w:type="auto"/>
+            <w:tcMar>
+              <w:top w:w="150" w:type="dxa"/>
+              <w:left w:w="240" w:type="dxa"/>
+              <w:bottom w:w="150" w:type="dxa"/>
+              <w:right w:w="0" w:type="dxa"/>
+            </w:tcMar>
+            <w:vAlign w:val="center"/>
+            <w:hideMark/>
+          </w:tcPr>
+          <w:p>
+            <w:pPr>
+              <w:rPr>
+                <w:lang w:val="en-ZA"/>
+              </w:rPr>
+            </w:pPr>
+            <w:r>
+              <w:rPr>
+                <w:lang w:val="en-ZA"/>
+              </w:rPr>
+              <w:t>100%</w:t>
+            </w:r>
+          </w:p>
+        </w:tc>
+      </w:tr>
+      <w:tr>
+        <w:tc>
+          <w:tcPr>
+            <w:tcW w:w="0" w:type="auto"/>
+            <w:tcMar>
+              <w:top w:w="150" w:type="dxa"/>
+              <w:left w:w="0" w:type="dxa"/>
+              <w:bottom w:w="150" w:type="dxa"/>
+              <w:right w:w="240" w:type="dxa"/>
+            </w:tcMar>
+            <w:vAlign w:val="center"/>
+            <w:hideMark/>
+          </w:tcPr>
+          <w:p>
+            <w:pPr>
+              <w:rPr>
+                <w:lang w:val="en-ZA"/>
+              </w:rPr>
+            </w:pPr>
+            <w:r>
+              <w:rPr>
+                <w:lang w:val="en-ZA"/>
+              </w:rPr>
+              <w:t>Forgot password</w:t>
+            </w:r>
+          </w:p>
+        </w:tc>
+        <w:tc>
+          <w:tcPr>
+            <w:tcW w:w="0" w:type="auto"/>
+            <w:tcMar>
+              <w:top w:w="150" w:type="dxa"/>
+              <w:left w:w="240" w:type="dxa"/>
+              <w:bottom w:w="150" w:type="dxa"/>
+              <w:right w:w="240" w:type="dxa"/>
+            </w:tcMar>
+            <w:vAlign w:val="center"/>
+            <w:hideMark/>
+          </w:tcPr>
+          <w:p>
+            <w:pPr>
+              <w:rPr>
+                <w:lang w:val="en-ZA"/>
+              </w:rPr>
+            </w:pPr>
+            <w:r>
+              <w:rPr>
+                <w:rFonts w:ascii="Segoe UI Emoji" w:hAnsi="Segoe UI Emoji" w:cs="Segoe UI Emoji"/>
+                <w:lang w:val="en-ZA"/>
+              </w:rPr>
+              <w:t>❌</w:t>
+            </w:r>
+          </w:p>
+        </w:tc>
+        <w:tc>
+          <w:tcPr>
+            <w:tcW w:w="0" w:type="auto"/>
+            <w:tcMar>
+              <w:top w:w="150" w:type="dxa"/>
+              <w:left w:w="240" w:type="dxa"/>
+              <w:bottom w:w="150" w:type="dxa"/>
+              <w:right w:w="240" w:type="dxa"/>
+            </w:tcMar>
+            <w:vAlign w:val="center"/>
+            <w:hideMark/>
+          </w:tcPr>
+          <w:p>
+            <w:pPr>
+              <w:rPr>
+                <w:lang w:val="en-ZA"/>
+              </w:rPr>
+            </w:pPr>
+            <w:r>
+              <w:rPr>
+                <w:rFonts w:ascii="Segoe UI Emoji" w:hAnsi="Segoe UI Emoji" w:cs="Segoe UI Emoji"/>
+                <w:lang w:val="en-ZA"/>
+              </w:rPr>
+              <w:t>✅</w:t>
+            </w:r>
+          </w:p>
+        </w:tc>
+        <w:tc>
+          <w:tcPr>
+            <w:tcW w:w="0" w:type="auto"/>
+            <w:tcMar>
+              <w:top w:w="150" w:type="dxa"/>
+              <w:left w:w="240" w:type="dxa"/>
+              <w:bottom w:w="150" w:type="dxa"/>
+              <w:right w:w="0" w:type="dxa"/>
+            </w:tcMar>
+            <w:vAlign w:val="center"/>
+            <w:hideMark/>
+          </w:tcPr>
+          <w:p>
+            <w:pPr>
+              <w:rPr>
+                <w:lang w:val="en-ZA"/>
+              </w:rPr>
+            </w:pPr>
+            <w:r>
+              <w:rPr>
+                <w:lang w:val="en-ZA"/>
+              </w:rPr>
+              <w:t>100%</w:t>
+            </w:r>
+          </w:p>
+        </w:tc>
+      </w:tr>
+      <w:tr>
+        <w:tc>
+          <w:tcPr>
+            <w:tcW w:w="0" w:type="auto"/>
+            <w:tcMar>
+              <w:top w:w="150" w:type="dxa"/>
+              <w:left w:w="0" w:type="dxa"/>
+              <w:bottom w:w="150" w:type="dxa"/>
+              <w:right w:w="240" w:type="dxa"/>
+            </w:tcMar>
+            <w:vAlign w:val="center"/>
+            <w:hideMark/>
+          </w:tcPr>
+          <w:p>
+            <w:pPr>
+              <w:rPr>
+                <w:lang w:val="en-ZA"/>
+              </w:rPr>
+            </w:pPr>
+            <w:r>
+              <w:rPr>
+                <w:lang w:val="en-ZA"/>
+              </w:rPr>
+              <w:t>Self-registration + security questions</w:t>
+            </w:r>
+          </w:p>
+        </w:tc>
+        <w:tc>
+          <w:tcPr>
+            <w:tcW w:w="0" w:type="auto"/>
+            <w:tcMar>
+              <w:top w:w="150" w:type="dxa"/>
+              <w:left w:w="240" w:type="dxa"/>
+              <w:bottom w:w="150" w:type="dxa"/>
+              <w:right w:w="240" w:type="dxa"/>
+            </w:tcMar>
+            <w:vAlign w:val="center"/>
+            <w:hideMark/>
+          </w:tcPr>
+          <w:p>
+            <w:pPr>
+              <w:rPr>
+                <w:lang w:val="en-ZA"/>
+              </w:rPr>
+            </w:pPr>
+            <w:r>
+              <w:rPr>
+                <w:rFonts w:ascii="Segoe UI Emoji" w:hAnsi="Segoe UI Emoji" w:cs="Segoe UI Emoji"/>
+                <w:lang w:val="en-ZA"/>
+              </w:rPr>
+              <w:t>❌</w:t>
+            </w:r>
+          </w:p>
+        </w:tc>
+        <w:tc>
+          <w:tcPr>
+            <w:tcW w:w="0" w:type="auto"/>
+            <w:tcMar>
+              <w:top w:w="150" w:type="dxa"/>
+              <w:left w:w="240" w:type="dxa"/>
+              <w:bottom w:w="150" w:type="dxa"/>
+              <w:right w:w="240" w:type="dxa"/>
+            </w:tcMar>
+            <w:vAlign w:val="center"/>
+            <w:hideMark/>
+          </w:tcPr>
+          <w:p>
+            <w:pPr>
+              <w:rPr>
+                <w:lang w:val="en-ZA"/>
+              </w:rPr>
+            </w:pPr>
+            <w:r>
+              <w:rPr>
+                <w:rFonts w:ascii="Segoe UI Emoji" w:hAnsi="Segoe UI Emoji" w:cs="Segoe UI Emoji"/>
+                <w:lang w:val="en-ZA"/>
+              </w:rPr>
+              <w:t>✅</w:t>
+            </w:r>
+          </w:p>
+        </w:tc>
+        <w:tc>
+          <w:tcPr>
+            <w:tcW w:w="0" w:type="auto"/>
+            <w:tcMar>
+              <w:top w:w="150" w:type="dxa"/>
+              <w:left w:w="240" w:type="dxa"/>
+              <w:bottom w:w="150" w:type="dxa"/>
+              <w:right w:w="0" w:type="dxa"/>
+            </w:tcMar>
+            <w:vAlign w:val="center"/>
+            <w:hideMark/>
+          </w:tcPr>
+          <w:p>
+            <w:pPr>
+              <w:rPr>
+                <w:lang w:val="en-ZA"/>
+              </w:rPr>
+            </w:pPr>
+            <w:r>
+              <w:rPr>
+                <w:lang w:val="en-ZA"/>
+              </w:rPr>
+              <w:t>100%</w:t>
+            </w:r>
+          </w:p>
+        </w:tc>
+      </w:tr>
+      <w:tr>
+        <w:tc>
+          <w:tcPr>
+            <w:tcW w:w="0" w:type="auto"/>
+            <w:tcMar>
+              <w:top w:w="150" w:type="dxa"/>
+              <w:left w:w="0" w:type="dxa"/>
+              <w:bottom w:w="150" w:type="dxa"/>
+              <w:right w:w="240" w:type="dxa"/>
+            </w:tcMar>
+            <w:vAlign w:val="center"/>
+            <w:hideMark/>
+          </w:tcPr>
+          <w:p>
+            <w:pPr>
+              <w:rPr>
+                <w:lang w:val="en-ZA"/>
+              </w:rPr>
+            </w:pPr>
+            <w:r>
+              <w:rPr>
+                <w:lang w:val="en-ZA"/>
+              </w:rPr>
+              <w:t>Owner property submission + approval</w:t>
+            </w:r>
+          </w:p>
+        </w:tc>
+        <w:tc>
+          <w:tcPr>
+            <w:tcW w:w="0" w:type="auto"/>
+            <w:tcMar>
+              <w:top w:w="150" w:type="dxa"/>
+              <w:left w:w="240" w:type="dxa"/>
+              <w:bottom w:w="150" w:type="dxa"/>
+              <w:right w:w="240" w:type="dxa"/>
+            </w:tcMar>
+            <w:vAlign w:val="center"/>
+            <w:hideMark/>
+          </w:tcPr>
+          <w:p>
+            <w:pPr>
+              <w:rPr>
+                <w:lang w:val="en-ZA"/>
+              </w:rPr>
+            </w:pPr>
+            <w:r>
+              <w:rPr>
+                <w:rFonts w:ascii="Segoe UI Emoji" w:hAnsi="Segoe UI Emoji" w:cs="Segoe UI Emoji"/>
+                <w:lang w:val="en-ZA"/>
+              </w:rPr>
+              <w:t>❌</w:t>
+            </w:r>
+          </w:p>
+        </w:tc>
+        <w:tc>
+          <w:tcPr>
+            <w:tcW w:w="0" w:type="auto"/>
+            <w:tcMar>
+              <w:top w:w="150" w:type="dxa"/>
+              <w:left w:w="240" w:type="dxa"/>
+              <w:bottom w:w="150" w:type="dxa"/>
+              <w:right w:w="240" w:type="dxa"/>
+            </w:tcMar>
+            <w:vAlign w:val="center"/>
+            <w:hideMark/>
+          </w:tcPr>
+          <w:p>
+            <w:pPr>
+              <w:rPr>
+                <w:lang w:val="en-ZA"/>
+              </w:rPr>
+            </w:pPr>
+            <w:r>
+              <w:rPr>
+                <w:rFonts w:ascii="Segoe UI Emoji" w:hAnsi="Segoe UI Emoji" w:cs="Segoe UI Emoji"/>
+                <w:lang w:val="en-ZA"/>
+              </w:rPr>
+              <w:t>✅</w:t>
+            </w:r>
+          </w:p>
+        </w:tc>
+        <w:tc>
+          <w:tcPr>
+            <w:tcW w:w="0" w:type="auto"/>
+            <w:tcMar>
+              <w:top w:w="150" w:type="dxa"/>
+              <w:left w:w="240" w:type="dxa"/>
+              <w:bottom w:w="150" w:type="dxa"/>
+              <w:right w:w="0" w:type="dxa"/>
+            </w:tcMar>
+            <w:vAlign w:val="center"/>
+            <w:hideMark/>
+          </w:tcPr>
+          <w:p>
+            <w:pPr>
+              <w:rPr>
+                <w:lang w:val="en-ZA"/>
+              </w:rPr>
+            </w:pPr>
+            <w:r>
+              <w:rPr>
+                <w:lang w:val="en-ZA"/>
+              </w:rPr>
+              <w:t>100%</w:t>
+            </w:r>
+          </w:p>
+        </w:tc>
+      </w:tr>
+      <w:tr>
+        <w:tc>
+          <w:tcPr>
+            <w:tcW w:w="0" w:type="auto"/>
+            <w:tcMar>
+              <w:top w:w="150" w:type="dxa"/>
+              <w:left w:w="0" w:type="dxa"/>
+              <w:bottom w:w="150" w:type="dxa"/>
+              <w:right w:w="240" w:type="dxa"/>
+            </w:tcMar>
+            <w:vAlign w:val="center"/>
+            <w:hideMark/>
+          </w:tcPr>
+          <w:p>
+            <w:pPr>
+              <w:rPr>
+                <w:lang w:val="en-ZA"/>
+              </w:rPr>
+            </w:pPr>
+            <w:r>
+              <w:rPr>
+                <w:lang w:val="en-ZA"/>
+              </w:rPr>
+              <w:t>Manager application approval</w:t>
+            </w:r>
+          </w:p>
+        </w:tc>
+        <w:tc>
+          <w:tcPr>
+            <w:tcW w:w="0" w:type="auto"/>
+            <w:tcMar>
+              <w:top w:w="150" w:type="dxa"/>
+              <w:left w:w="240" w:type="dxa"/>
+              <w:bottom w:w="150" w:type="dxa"/>
+              <w:right w:w="240" w:type="dxa"/>
+            </w:tcMar>
+            <w:vAlign w:val="center"/>
+            <w:hideMark/>
+          </w:tcPr>
+          <w:p>
+            <w:pPr>
+              <w:rPr>
+                <w:lang w:val="en-ZA"/>
+              </w:rPr>
+            </w:pPr>
+            <w:r>
+              <w:rPr>
+                <w:rFonts w:ascii="Segoe UI Emoji" w:hAnsi="Segoe UI Emoji" w:cs="Segoe UI Emoji"/>
+                <w:lang w:val="en-ZA"/>
+              </w:rPr>
+              <w:t>❌</w:t>
+            </w:r>
+          </w:p>
+        </w:tc>
+        <w:tc>
+          <w:tcPr>
+            <w:tcW w:w="0" w:type="auto"/>
+            <w:tcMar>
+              <w:top w:w="150" w:type="dxa"/>
+              <w:left w:w="240" w:type="dxa"/>
+              <w:bottom w:w="150" w:type="dxa"/>
+              <w:right w:w="240" w:type="dxa"/>
+            </w:tcMar>
+            <w:vAlign w:val="center"/>
+            <w:hideMark/>
+          </w:tcPr>
+          <w:p>
+            <w:pPr>
+              <w:rPr>
+                <w:lang w:val="en-ZA"/>
+              </w:rPr>
+            </w:pPr>
+            <w:r>
+              <w:rPr>
+                <w:rFonts w:ascii="Segoe UI Emoji" w:hAnsi="Segoe UI Emoji" w:cs="Segoe UI Emoji"/>
+                <w:lang w:val="en-ZA"/>
+              </w:rPr>
+              <w:t>✅</w:t>
+            </w:r>
+          </w:p>
+        </w:tc>
+        <w:tc>
+          <w:tcPr>
+            <w:tcW w:w="0" w:type="auto"/>
+            <w:tcMar>
+              <w:top w:w="150" w:type="dxa"/>
+              <w:left w:w="240" w:type="dxa"/>
+              <w:bottom w:w="150" w:type="dxa"/>
+              <w:right w:w="0" w:type="dxa"/>
+            </w:tcMar>
+            <w:vAlign w:val="center"/>
+            <w:hideMark/>
+          </w:tcPr>
+          <w:p>
+            <w:pPr>
+              <w:rPr>
+                <w:lang w:val="en-ZA"/>
+              </w:rPr>
+            </w:pPr>
+            <w:r>
+              <w:rPr>
+                <w:lang w:val="en-ZA"/>
+              </w:rPr>
+              <w:t>100%</w:t>
+            </w:r>
+          </w:p>
+        </w:tc>
+      </w:tr>
+      <w:tr>
+        <w:tc>
+          <w:tcPr>
+            <w:tcW w:w="0" w:type="auto"/>
+            <w:tcMar>
+              <w:top w:w="150" w:type="dxa"/>
+              <w:left w:w="0" w:type="dxa"/>
+              <w:bottom w:w="150" w:type="dxa"/>
+              <w:right w:w="240" w:type="dxa"/>
+            </w:tcMar>
+            <w:vAlign w:val="center"/>
+            <w:hideMark/>
+          </w:tcPr>
+          <w:p>
+            <w:pPr>
+              <w:rPr>
+                <w:lang w:val="en-ZA"/>
+              </w:rPr>
+            </w:pPr>
+            <w:r>
+              <w:rPr>
+                <w:lang w:val="en-ZA"/>
+              </w:rPr>
+              <w:t>Owner reports</w:t>
+            </w:r>
+          </w:p>
+        </w:tc>
+        <w:tc>
+          <w:tcPr>
+            <w:tcW w:w="0" w:type="auto"/>
+            <w:tcMar>
+              <w:top w:w="150" w:type="dxa"/>
+              <w:left w:w="240" w:type="dxa"/>
+              <w:bottom w:w="150" w:type="dxa"/>
+              <w:right w:w="240" w:type="dxa"/>
+            </w:tcMar>
+            <w:vAlign w:val="center"/>
+            <w:hideMark/>
+          </w:tcPr>
+          <w:p>
+            <w:pPr>
+              <w:rPr>
+                <w:lang w:val="en-ZA"/>
+              </w:rPr>
+            </w:pPr>
+            <w:r>
+              <w:rPr>
+                <w:rFonts w:ascii="Segoe UI Emoji" w:hAnsi="Segoe UI Emoji" w:cs="Segoe UI Emoji"/>
+                <w:lang w:val="en-ZA"/>
+              </w:rPr>
+              <w:t>❌</w:t>
+            </w:r>
+          </w:p>
+        </w:tc>
+        <w:tc>
+          <w:tcPr>
+            <w:tcW w:w="0" w:type="auto"/>
+            <w:tcMar>
+              <w:top w:w="150" w:type="dxa"/>
+              <w:left w:w="240" w:type="dxa"/>
+              <w:bottom w:w="150" w:type="dxa"/>
+              <w:right w:w="240" w:type="dxa"/>
+            </w:tcMar>
+            <w:vAlign w:val="center"/>
+            <w:hideMark/>
+          </w:tcPr>
+          <w:p>
+            <w:pPr>
+              <w:rPr>
+                <w:lang w:val="en-ZA"/>
+              </w:rPr>
+            </w:pPr>
+            <w:r>
+              <w:rPr>
+                <w:rFonts w:ascii="Segoe UI Emoji" w:hAnsi="Segoe UI Emoji" w:cs="Segoe UI Emoji"/>
+                <w:lang w:val="en-ZA"/>
+              </w:rPr>
+              <w:t>✅</w:t>
+            </w:r>
+          </w:p>
+        </w:tc>
+        <w:tc>
+          <w:tcPr>
+            <w:tcW w:w="0" w:type="auto"/>
+            <w:tcMar>
+              <w:top w:w="150" w:type="dxa"/>
+              <w:left w:w="240" w:type="dxa"/>
+              <w:bottom w:w="150" w:type="dxa"/>
+              <w:right w:w="0" w:type="dxa"/>
+            </w:tcMar>
+            <w:vAlign w:val="center"/>
+            <w:hideMark/>
+          </w:tcPr>
+          <w:p>
+            <w:pPr>
+              <w:rPr>
+                <w:lang w:val="en-ZA"/>
+              </w:rPr>
+            </w:pPr>
+            <w:r>
+              <w:rPr>
+                <w:lang w:val="en-ZA"/>
+              </w:rPr>
+              <w:t>100%</w:t>
+            </w:r>
+          </w:p>
+        </w:tc>
+      </w:tr>
+      <w:tr>
+        <w:tc>
+          <w:tcPr>
+            <w:tcW w:w="0" w:type="auto"/>
+            <w:tcMar>
+              <w:top w:w="150" w:type="dxa"/>
+              <w:left w:w="0" w:type="dxa"/>
+              <w:bottom w:w="150" w:type="dxa"/>
+              <w:right w:w="240" w:type="dxa"/>
+            </w:tcMar>
+            <w:vAlign w:val="center"/>
+            <w:hideMark/>
+          </w:tcPr>
+          <w:p>
+            <w:pPr>
+              <w:rPr>
+                <w:lang w:val="en-ZA"/>
+              </w:rPr>
+            </w:pPr>
+            <w:r>
+              <w:rPr>
+                <w:lang w:val="en-ZA"/>
+              </w:rPr>
+              <w:lastRenderedPageBreak/>
+              <w:t>Owner view of viewings/applications</w:t>
+            </w:r>
+          </w:p>
+        </w:tc>
+        <w:tc>
+          <w:tcPr>
+            <w:tcW w:w="0" w:type="auto"/>
+            <w:tcMar>
+              <w:top w:w="150" w:type="dxa"/>
+              <w:left w:w="240" w:type="dxa"/>
+              <w:bottom w:w="150" w:type="dxa"/>
+              <w:right w:w="240" w:type="dxa"/>
+            </w:tcMar>
+            <w:vAlign w:val="center"/>
+            <w:hideMark/>
+          </w:tcPr>
+          <w:p>
+            <w:pPr>
+              <w:rPr>
+                <w:lang w:val="en-ZA"/>
+              </w:rPr>
+            </w:pPr>
+            <w:r>
+              <w:rPr>
+                <w:rFonts w:ascii="Segoe UI Emoji" w:hAnsi="Segoe UI Emoji" w:cs="Segoe UI Emoji"/>
+                <w:lang w:val="en-ZA"/>
+              </w:rPr>
+              <w:t>❌</w:t>
+            </w:r>
+          </w:p>
+        </w:tc>
+        <w:tc>
+          <w:tcPr>
+            <w:tcW w:w="0" w:type="auto"/>
+            <w:tcMar>
+              <w:top w:w="150" w:type="dxa"/>
+              <w:left w:w="240" w:type="dxa"/>
+              <w:bottom w:w="150" w:type="dxa"/>
+              <w:right w:w="240" w:type="dxa"/>
+            </w:tcMar>
+            <w:vAlign w:val="center"/>
+            <w:hideMark/>
+          </w:tcPr>
+          <w:p>
+            <w:pPr>
+              <w:rPr>
+                <w:lang w:val="en-ZA"/>
+              </w:rPr>
+            </w:pPr>
+            <w:r>
+              <w:rPr>
+                <w:rFonts w:ascii="Segoe UI Emoji" w:hAnsi="Segoe UI Emoji" w:cs="Segoe UI Emoji"/>
+                <w:lang w:val="en-ZA"/>
+              </w:rPr>
+              <w:t>✅</w:t>
+            </w:r>
+          </w:p>
+        </w:tc>
+        <w:tc>
+          <w:tcPr>
+            <w:tcW w:w="0" w:type="auto"/>
+            <w:tcMar>
+              <w:top w:w="150" w:type="dxa"/>
+              <w:left w:w="240" w:type="dxa"/>
+              <w:bottom w:w="150" w:type="dxa"/>
+              <w:right w:w="0" w:type="dxa"/>
+            </w:tcMar>
+            <w:vAlign w:val="center"/>
+            <w:hideMark/>
+          </w:tcPr>
+          <w:p>
+            <w:pPr>
+              <w:rPr>
+                <w:lang w:val="en-ZA"/>
+              </w:rPr>
+            </w:pPr>
+            <w:r>
+              <w:rPr>
+                <w:lang w:val="en-ZA"/>
+              </w:rPr>
+              <w:t>100%</w:t>
+            </w:r>
+          </w:p>
+        </w:tc>
+      </w:tr>
+      <w:tr>
+        <w:tc>
+          <w:tcPr>
+            <w:tcW w:w="0" w:type="auto"/>
+            <w:tcMar>
+              <w:top w:w="150" w:type="dxa"/>
+              <w:left w:w="0" w:type="dxa"/>
+              <w:bottom w:w="150" w:type="dxa"/>
+              <w:right w:w="240" w:type="dxa"/>
+            </w:tcMar>
+            <w:vAlign w:val="center"/>
+            <w:hideMark/>
+          </w:tcPr>
+          <w:p>
+            <w:pPr>
+              <w:rPr>
+                <w:lang w:val="en-ZA"/>
+              </w:rPr>
+            </w:pPr>
+            <w:r>
+              <w:rPr>
+                <w:lang w:val="en-ZA"/>
+              </w:rPr>
+              <w:t>Tenant UX (cards, Kanban, timeline)</w:t>
+            </w:r>
+          </w:p>
+        </w:tc>
+        <w:tc>
+          <w:tcPr>
+            <w:tcW w:w="0" w:type="auto"/>
+            <w:tcMar>
+              <w:top w:w="150" w:type="dxa"/>
+              <w:left w:w="240" w:type="dxa"/>
+              <w:bottom w:w="150" w:type="dxa"/>
+              <w:right w:w="240" w:type="dxa"/>
+            </w:tcMar>
+            <w:vAlign w:val="center"/>
+            <w:hideMark/>
+          </w:tcPr>
+          <w:p>
+            <w:pPr>
+              <w:rPr>
+                <w:lang w:val="en-ZA"/>
+              </w:rPr>
+            </w:pPr>
+            <w:r>
+              <w:rPr>
+                <w:rFonts w:ascii="Segoe UI Emoji" w:hAnsi="Segoe UI Emoji" w:cs="Segoe UI Emoji"/>
+                <w:lang w:val="en-ZA"/>
+              </w:rPr>
+              <w:t>❌</w:t>
+            </w:r>
+          </w:p>
+        </w:tc>
+        <w:tc>
+          <w:tcPr>
+            <w:tcW w:w="0" w:type="auto"/>
+            <w:tcMar>
+              <w:top w:w="150" w:type="dxa"/>
+              <w:left w:w="240" w:type="dxa"/>
+              <w:bottom w:w="150" w:type="dxa"/>
+              <w:right w:w="240" w:type="dxa"/>
+            </w:tcMar>
+            <w:vAlign w:val="center"/>
+            <w:hideMark/>
+          </w:tcPr>
+          <w:p>
+            <w:pPr>
+              <w:rPr>
+                <w:lang w:val="en-ZA"/>
+              </w:rPr>
+            </w:pPr>
+            <w:r>
+              <w:rPr>
+                <w:rFonts w:ascii="Segoe UI Emoji" w:hAnsi="Segoe UI Emoji" w:cs="Segoe UI Emoji"/>
+                <w:lang w:val="en-ZA"/>
+              </w:rPr>
+              <w:t>✅</w:t>
+            </w:r>
+          </w:p>
+        </w:tc>
+        <w:tc>
+          <w:tcPr>
+            <w:tcW w:w="0" w:type="auto"/>
+            <w:tcMar>
+              <w:top w:w="150" w:type="dxa"/>
+              <w:left w:w="240" w:type="dxa"/>
+              <w:bottom w:w="150" w:type="dxa"/>
+              <w:right w:w="0" w:type="dxa"/>
+            </w:tcMar>
+            <w:vAlign w:val="center"/>
+            <w:hideMark/>
+          </w:tcPr>
+          <w:p>
+            <w:pPr>
+              <w:rPr>
+                <w:lang w:val="en-ZA"/>
+              </w:rPr>
+            </w:pPr>
+            <w:r>
+              <w:rPr>
+                <w:lang w:val="en-ZA"/>
+              </w:rPr>
+              <w:t>100%</w:t>
+            </w:r>
+          </w:p>
+        </w:tc>
+      </w:tr>
+      <w:tr>
+        <w:tc>
+          <w:tcPr>
+            <w:tcW w:w="0" w:type="auto"/>
+            <w:tcMar>
+              <w:top w:w="150" w:type="dxa"/>
+              <w:left w:w="0" w:type="dxa"/>
+              <w:bottom w:w="150" w:type="dxa"/>
+              <w:right w:w="240" w:type="dxa"/>
+            </w:tcMar>
+            <w:vAlign w:val="center"/>
+            <w:hideMark/>
+          </w:tcPr>
+          <w:p>
+            <w:pPr>
+              <w:rPr>
+                <w:lang w:val="en-ZA"/>
+              </w:rPr>
+            </w:pPr>
+            <w:r>
+              <w:rPr>
+                <w:lang w:val="en-ZA"/>
+              </w:rPr>
+              <w:t>Loading states</w:t>
+            </w:r>
+          </w:p>
+        </w:tc>
+        <w:tc>
+          <w:tcPr>
+            <w:tcW w:w="0" w:type="auto"/>
+            <w:tcMar>
+              <w:top w:w="150" w:type="dxa"/>
+              <w:left w:w="240" w:type="dxa"/>
+              <w:bottom w:w="150" w:type="dxa"/>
+              <w:right w:w="240" w:type="dxa"/>
+            </w:tcMar>
+            <w:vAlign w:val="center"/>
+            <w:hideMark/>
+          </w:tcPr>
+          <w:p>
+            <w:pPr>
+              <w:rPr>
+                <w:lang w:val="en-ZA"/>
+              </w:rPr>
+            </w:pPr>
+            <w:r>
+              <w:rPr>
+                <w:rFonts w:ascii="Segoe UI Emoji" w:hAnsi="Segoe UI Emoji" w:cs="Segoe UI Emoji"/>
+                <w:lang w:val="en-ZA"/>
+              </w:rPr>
+              <w:t>❌</w:t>
+            </w:r>
+          </w:p>
+        </w:tc>
+        <w:tc>
+          <w:tcPr>
+            <w:tcW w:w="0" w:type="auto"/>
+            <w:tcMar>
+              <w:top w:w="150" w:type="dxa"/>
+              <w:left w:w="240" w:type="dxa"/>
+              <w:bottom w:w="150" w:type="dxa"/>
+              <w:right w:w="240" w:type="dxa"/>
+            </w:tcMar>
+            <w:vAlign w:val="center"/>
+            <w:hideMark/>
+          </w:tcPr>
+          <w:p>
+            <w:pPr>
+              <w:rPr>
+                <w:lang w:val="en-ZA"/>
+              </w:rPr>
+            </w:pPr>
+            <w:r>
+              <w:rPr>
+                <w:rFonts w:ascii="Segoe UI Emoji" w:hAnsi="Segoe UI Emoji" w:cs="Segoe UI Emoji"/>
+                <w:lang w:val="en-ZA"/>
+              </w:rPr>
+              <w:t>🟡</w:t>
+            </w:r>
+          </w:p>
+        </w:tc>
+        <w:tc>
+          <w:tcPr>
+            <w:tcW w:w="0" w:type="auto"/>
+            <w:tcMar>
+              <w:top w:w="150" w:type="dxa"/>
+              <w:left w:w="240" w:type="dxa"/>
+              <w:bottom w:w="150" w:type="dxa"/>
+              <w:right w:w="0" w:type="dxa"/>
+            </w:tcMar>
+            <w:vAlign w:val="center"/>
+            <w:hideMark/>
+          </w:tcPr>
+          <w:p>
+            <w:pPr>
+              <w:rPr>
+                <w:lang w:val="en-ZA"/>
+              </w:rPr>
+            </w:pPr>
+            <w:r>
+              <w:rPr>
+                <w:lang w:val="en-ZA"/>
+              </w:rPr>
+              <w:t>Optional</w:t>
+            </w:r>
+          </w:p>
+        </w:tc>
+      </w:tr>
+      <w:tr>
+        <w:tc>
+          <w:tcPr>
+            <w:tcW w:w="0" w:type="auto"/>
+            <w:tcMar>
+              <w:top w:w="150" w:type="dxa"/>
+              <w:left w:w="0" w:type="dxa"/>
+              <w:bottom w:w="150" w:type="dxa"/>
+              <w:right w:w="240" w:type="dxa"/>
+            </w:tcMar>
+            <w:vAlign w:val="center"/>
+            <w:hideMark/>
+          </w:tcPr>
+          <w:p>
+            <w:pPr>
+              <w:rPr>
+                <w:lang w:val="en-ZA"/>
+              </w:rPr>
+            </w:pPr>
+            <w:r>
+              <w:rPr>
+                <w:lang w:val="en-ZA"/>
+              </w:rPr>
+              <w:t>SVG icon migration</w:t>
+            </w:r>
+          </w:p>
+        </w:tc>
+        <w:tc>
+          <w:tcPr>
+            <w:tcW w:w="0" w:type="auto"/>
+            <w:tcMar>
+              <w:top w:w="150" w:type="dxa"/>
+              <w:left w:w="240" w:type="dxa"/>
+              <w:bottom w:w="150" w:type="dxa"/>
+              <w:right w:w="240" w:type="dxa"/>
+            </w:tcMar>
+            <w:vAlign w:val="center"/>
+            <w:hideMark/>
+          </w:tcPr>
+          <w:p>
+            <w:pPr>
+              <w:rPr>
+                <w:lang w:val="en-ZA"/>
+              </w:rPr>
+            </w:pPr>
+            <w:r>
+              <w:rPr>
+                <w:rFonts w:ascii="Segoe UI Emoji" w:hAnsi="Segoe UI Emoji" w:cs="Segoe UI Emoji"/>
+                <w:lang w:val="en-ZA"/>
+              </w:rPr>
+              <w:t>❌</w:t>
+            </w:r>
+          </w:p>
+        </w:tc>
+        <w:tc>
+          <w:tcPr>
+            <w:tcW w:w="0" w:type="auto"/>
+            <w:tcMar>
+              <w:top w:w="150" w:type="dxa"/>
+              <w:left w:w="240" w:type="dxa"/>
+              <w:bottom w:w="150" w:type="dxa"/>
+              <w:right w:w="240" w:type="dxa"/>
+            </w:tcMar>
+            <w:vAlign w:val="center"/>
+            <w:hideMark/>
+          </w:tcPr>
+          <w:p>
+            <w:pPr>
+              <w:rPr>
+                <w:lang w:val="en-ZA"/>
+              </w:rPr>
+            </w:pPr>
+            <w:r>
+              <w:rPr>
+                <w:rFonts w:ascii="Segoe UI Emoji" w:hAnsi="Segoe UI Emoji" w:cs="Segoe UI Emoji"/>
+                <w:lang w:val="en-ZA"/>
+              </w:rPr>
+              <w:t>🟡</w:t>
+            </w:r>
+          </w:p>
+        </w:tc>
+        <w:tc>
+          <w:tcPr>
+            <w:tcW w:w="0" w:type="auto"/>
+            <w:tcMar>
+              <w:top w:w="150" w:type="dxa"/>
+              <w:left w:w="240" w:type="dxa"/>
+              <w:bottom w:w="150" w:type="dxa"/>
+              <w:right w:w="0" w:type="dxa"/>
+            </w:tcMar>
+            <w:vAlign w:val="center"/>
+            <w:hideMark/>
+          </w:tcPr>
+          <w:p>
+            <w:pPr>
+              <w:rPr>
+                <w:lang w:val="en-ZA"/>
+              </w:rPr>
+            </w:pPr>
+            <w:r>
+              <w:rPr>
+                <w:lang w:val="en-ZA"/>
+              </w:rPr>
+              <w:t>Optional</w:t>
+            </w:r>
+          </w:p>
+        </w:tc>
+      </w:tr>
+      <w:tr>
+        <w:tc>
+          <w:tcPr>
+            <w:tcW w:w="0" w:type="auto"/>
+            <w:tcMar>
+              <w:top w:w="150" w:type="dxa"/>
+              <w:left w:w="0" w:type="dxa"/>
+              <w:bottom w:w="150" w:type="dxa"/>
+              <w:right w:w="240" w:type="dxa"/>
+            </w:tcMar>
+            <w:vAlign w:val="center"/>
+            <w:hideMark/>
+          </w:tcPr>
+          <w:p>
+            <w:pPr>
+              <w:rPr>
+                <w:lang w:val="en-ZA"/>
+              </w:rPr>
+            </w:pPr>
+            <w:r>
+              <w:rPr>
+                <w:lang w:val="en-ZA"/>
+              </w:rPr>
+              <w:t>Final report</w:t>
+            </w:r>
+          </w:p>
+        </w:tc>
+        <w:tc>
+          <w:tcPr>
+            <w:tcW w:w="0" w:type="auto"/>
+            <w:tcMar>
+              <w:top w:w="150" w:type="dxa"/>
+              <w:left w:w="240" w:type="dxa"/>
+              <w:bottom w:w="150" w:type="dxa"/>
+              <w:right w:w="240" w:type="dxa"/>
+            </w:tcMar>
+            <w:vAlign w:val="center"/>
+            <w:hideMark/>
+          </w:tcPr>
+          <w:p>
+            <w:pPr>
+              <w:rPr>
+                <w:lang w:val="en-ZA"/>
+              </w:rPr>
+            </w:pPr>
+            <w:r>
+              <w:rPr>
+                <w:rFonts w:ascii="Segoe UI Emoji" w:hAnsi="Segoe UI Emoji" w:cs="Segoe UI Emoji"/>
+                <w:lang w:val="en-ZA"/>
+              </w:rPr>
+              <w:t>⏳</w:t>
+            </w:r>
+          </w:p>
+        </w:tc>
+        <w:tc>
+          <w:tcPr>
+            <w:tcW w:w="0" w:type="auto"/>
+            <w:tcMar>
+              <w:top w:w="150" w:type="dxa"/>
+              <w:left w:w="240" w:type="dxa"/>
+              <w:bottom w:w="150" w:type="dxa"/>
+              <w:right w:w="240" w:type="dxa"/>
+            </w:tcMar>
+            <w:vAlign w:val="center"/>
+            <w:hideMark/>
+          </w:tcPr>
+          <w:p>
+            <w:pPr>
+              <w:rPr>
+                <w:lang w:val="en-ZA"/>
+              </w:rPr>
+            </w:pPr>
+            <w:r>
+              <w:rPr>
+                <w:rFonts w:ascii="Segoe UI Emoji" w:hAnsi="Segoe UI Emoji" w:cs="Segoe UI Emoji"/>
+                <w:lang w:val="en-ZA"/>
+              </w:rPr>
+              <w:t>⏳</w:t>
+            </w:r>
+          </w:p>
+        </w:tc>
+        <w:tc>
+          <w:tcPr>
+            <w:tcW w:w="0" w:type="auto"/>
+            <w:tcMar>
+              <w:top w:w="150" w:type="dxa"/>
+              <w:left w:w="240" w:type="dxa"/>
+              <w:bottom w:w="150" w:type="dxa"/>
+              <w:right w:w="0" w:type="dxa"/>
+            </w:tcMar>
+            <w:vAlign w:val="center"/>
+            <w:hideMark/>
+          </w:tcPr>
+          <w:p>
+            <w:pPr>
+              <w:rPr>
+                <w:lang w:val="en-ZA"/>
+              </w:rPr>
+            </w:pPr>
+            <w:r>
+              <w:rPr>
+                <w:lang w:val="en-ZA"/>
+              </w:rPr>
+              <w:t>0%</w:t>
+            </w:r>
+          </w:p>
+        </w:tc>
+      </w:tr>
+    </w:tbl>
+    <w:p>
+      <w:pPr>
+        <w:rPr>
+          <w:lang w:val="en-ZA"/>
+        </w:rPr>
+      </w:pPr>
+      <w:r>
+        <w:rPr>
+          <w:lang w:val="en-ZA"/>
+        </w:rPr>
+        <w:t xml:space="preserve">The application is now </w:t>
+      </w:r>
+      <w:r>
+        <w:rPr>
+          <w:b/>
+          <w:bCs/>
+          <w:lang w:val="en-ZA"/>
+        </w:rPr>
+        <w:t>feature-complete</w:t>
+      </w:r>
+      <w:r>
+        <w:rPr>
+          <w:lang w:val="en-ZA"/>
+        </w:rPr>
+        <w:t xml:space="preserve"> against the project brief and the extended scope discussed during development.</w:t>
+      </w:r>
+    </w:p>
+    <w:p>
+      <w:pPr>
+        <w:rPr>
+          <w:b/>
+          <w:bCs/>
+          <w:lang w:val="en-ZA"/>
+        </w:rPr>
+      </w:pPr>
+      <w:r>
+        <w:rPr>
+          <w:b/>
+          <w:bCs/>
+          <w:lang w:val="en-ZA"/>
+        </w:rPr>
+        <w:t>14.2 Features Delivered</w:t>
+      </w:r>
+    </w:p>
+    <w:p>
+      <w:pPr>
+        <w:rPr>
+          <w:b/>
+          <w:bCs/>
+          <w:lang w:val="en-ZA"/>
+        </w:rPr>
+      </w:pPr>
+      <w:r>
+        <w:rPr>
+          <w:b/>
+          <w:bCs/>
+          <w:lang w:val="en-ZA"/>
+        </w:rPr>
+        <w:t>14.2.1 Guest Mode</w:t>
+      </w:r>
+    </w:p>
+    <w:p>
+      <w:pPr>
+        <w:rPr>
+          <w:lang w:val="en-ZA"/>
+        </w:rPr>
+      </w:pPr>
+      <w:r>
+        <w:rPr>
+          <w:lang w:val="en-ZA"/>
+        </w:rPr>
+        <w:t xml:space="preserve">The Welcome screen now offers </w:t>
+      </w:r>
+      <w:r>
+        <w:rPr>
+          <w:b/>
+          <w:bCs/>
+          <w:lang w:val="en-ZA"/>
+        </w:rPr>
+        <w:t>Continue as Guest</w:t>
+      </w:r>
+      <w:r>
+        <w:rPr>
+          <w:lang w:val="en-ZA"/>
+        </w:rPr>
+        <w:t xml:space="preserve"> alongside Get Started. Guests land on a read-only Properties browse view with the sidebar reduced to a single "Browse Properties" item and a </w:t>
+      </w:r>
+      <w:r>
+        <w:rPr>
+          <w:b/>
+          <w:bCs/>
+          <w:lang w:val="en-ZA"/>
+        </w:rPr>
+        <w:t>Sign In</w:t>
+      </w:r>
+      <w:r>
+        <w:rPr>
+          <w:lang w:val="en-ZA"/>
+        </w:rPr>
+        <w:t xml:space="preserve"> CTA in the footer. Action buttons (Request Viewing, Apply for Lease, Write Review) are visible but disabled with "Sign in to continue" tooltips.</w:t>
+      </w:r>
+    </w:p>
+    <w:p>
+      <w:pPr>
+        <w:rPr>
+          <w:b/>
+          <w:bCs/>
+          <w:lang w:val="en-ZA"/>
+        </w:rPr>
+      </w:pPr>
+      <w:r>
+        <w:rPr>
+          <w:b/>
+          <w:bCs/>
+          <w:lang w:val="en-ZA"/>
+        </w:rPr>
+        <w:t>14.2.2 Forgot Password</w:t>
+      </w:r>
+    </w:p>
+    <w:p>
+      <w:pPr>
+        <w:rPr>
+          <w:lang w:val="en-ZA"/>
+        </w:rPr>
+      </w:pPr>
+      <w:r>
+        <w:rPr>
+          <w:lang w:val="en-ZA"/>
+        </w:rPr>
+        <w:t xml:space="preserve">A three-step recovery flow implemented via </w:t>
+      </w:r>
+      <w:proofErr w:type="spellStart"/>
+      <w:r>
+        <w:rPr>
+          <w:lang w:val="en-ZA"/>
+        </w:rPr>
+        <w:t>ForgotPasswordDialog</w:t>
+      </w:r>
+      <w:proofErr w:type="spellEnd"/>
+      <w:r>
+        <w:rPr>
+          <w:lang w:val="en-ZA"/>
+        </w:rPr>
+        <w:t>:</w:t>
+      </w:r>
+    </w:p>
+    <w:p>
+      <w:pPr>
+        <w:numPr>
+          <w:ilvl w:val="0"/>
+          <w:numId w:val="31"/>
+        </w:numPr>
+        <w:rPr>
+          <w:lang w:val="en-ZA"/>
+        </w:rPr>
+      </w:pPr>
+      <w:r>
+        <w:rPr>
+          <w:lang w:val="en-ZA"/>
+        </w:rPr>
+        <w:t>User enters their email → system returns the configured security question</w:t>
+      </w:r>
+    </w:p>
+    <w:p>
+      <w:pPr>
+        <w:numPr>
+          <w:ilvl w:val="0"/>
+          <w:numId w:val="31"/>
+        </w:numPr>
+        <w:rPr>
+          <w:lang w:val="en-ZA"/>
+        </w:rPr>
+      </w:pPr>
+      <w:r>
+        <w:rPr>
+          <w:lang w:val="en-ZA"/>
+        </w:rPr>
+        <w:t xml:space="preserve">User answers the question (case-insensitive) → system verifies against the stored </w:t>
+      </w:r>
+      <w:proofErr w:type="spellStart"/>
+      <w:r>
+        <w:rPr>
+          <w:lang w:val="en-ZA"/>
+        </w:rPr>
+        <w:t>bcrypt</w:t>
+      </w:r>
+      <w:proofErr w:type="spellEnd"/>
+      <w:r>
+        <w:rPr>
+          <w:lang w:val="en-ZA"/>
+        </w:rPr>
+        <w:t xml:space="preserve"> hash of the normalised answer</w:t>
+      </w:r>
+    </w:p>
+    <w:p>
+      <w:pPr>
+        <w:numPr>
+          <w:ilvl w:val="0"/>
+          <w:numId w:val="31"/>
+        </w:numPr>
+        <w:rPr>
+          <w:lang w:val="en-ZA"/>
+        </w:rPr>
+      </w:pPr>
+      <w:r>
+        <w:rPr>
+          <w:lang w:val="en-ZA"/>
+        </w:rPr>
+        <w:t xml:space="preserve">User sets a new password → </w:t>
+      </w:r>
+      <w:proofErr w:type="spellStart"/>
+      <w:r>
+        <w:rPr>
+          <w:lang w:val="en-ZA"/>
+        </w:rPr>
+        <w:t>AuthService.reset_password</w:t>
+      </w:r>
+      <w:proofErr w:type="spellEnd"/>
+      <w:r>
+        <w:rPr>
+          <w:lang w:val="en-ZA"/>
+        </w:rPr>
+        <w:t xml:space="preserve"> updates the hash</w:t>
+      </w:r>
+    </w:p>
+    <w:p>
+      <w:pPr>
+        <w:rPr>
+          <w:lang w:val="en-ZA"/>
+        </w:rPr>
+      </w:pPr>
+      <w:r>
+        <w:rPr>
+          <w:lang w:val="en-ZA"/>
+        </w:rPr>
+        <w:t xml:space="preserve">Two new columns were added to User: </w:t>
+      </w:r>
+      <w:proofErr w:type="spellStart"/>
+      <w:r>
+        <w:rPr>
+          <w:lang w:val="en-ZA"/>
+        </w:rPr>
+        <w:t>security_question</w:t>
+      </w:r>
+      <w:proofErr w:type="spellEnd"/>
+      <w:r>
+        <w:rPr>
+          <w:lang w:val="en-ZA"/>
+        </w:rPr>
+        <w:t xml:space="preserve"> (string) and </w:t>
+      </w:r>
+      <w:proofErr w:type="spellStart"/>
+      <w:r>
+        <w:rPr>
+          <w:lang w:val="en-ZA"/>
+        </w:rPr>
+        <w:t>security_answer_hash</w:t>
+      </w:r>
+      <w:proofErr w:type="spellEnd"/>
+      <w:r>
+        <w:rPr>
+          <w:lang w:val="en-ZA"/>
+        </w:rPr>
+        <w:t xml:space="preserve"> (</w:t>
+      </w:r>
+      <w:proofErr w:type="spellStart"/>
+      <w:r>
+        <w:rPr>
+          <w:lang w:val="en-ZA"/>
+        </w:rPr>
+        <w:t>bcrypt</w:t>
+      </w:r>
+      <w:proofErr w:type="spellEnd"/>
+      <w:r>
+        <w:rPr>
+          <w:lang w:val="en-ZA"/>
+        </w:rPr>
+        <w:t xml:space="preserve"> hash). Answers are normalised (trimmed and lowercased) before hashing so that "Cape Town", "cape town" and "CAPE TOWN" all verify.</w:t>
+      </w:r>
+    </w:p>
+    <w:p>
+      <w:pPr>
+        <w:rPr>
+          <w:b/>
+          <w:bCs/>
+          <w:lang w:val="en-ZA"/>
+        </w:rPr>
+      </w:pPr>
+      <w:r>
+        <w:rPr>
+          <w:b/>
+          <w:bCs/>
+          <w:lang w:val="en-ZA"/>
+        </w:rPr>
+        <w:t>14.2.3 Self-Registration with Security Questions</w:t>
+      </w:r>
+    </w:p>
+    <w:p>
+      <w:pPr>
+        <w:rPr>
+          <w:lang w:val="en-ZA"/>
+        </w:rPr>
+      </w:pPr>
+      <w:r>
+        <w:rPr>
+          <w:lang w:val="en-ZA"/>
+        </w:rPr>
+        <w:t xml:space="preserve">A public </w:t>
+      </w:r>
+      <w:r>
+        <w:rPr>
+          <w:b/>
+          <w:bCs/>
+          <w:lang w:val="en-ZA"/>
+        </w:rPr>
+        <w:t>Create Account</w:t>
+      </w:r>
+      <w:r>
+        <w:rPr>
+          <w:lang w:val="en-ZA"/>
+        </w:rPr>
+        <w:t xml:space="preserve"> dialog on the login screen allows users to register as Tenant, Owner, or Property Manager. Tenants and Owners receive Active accounts immediately. Managers enter a </w:t>
+      </w:r>
+      <w:r>
+        <w:rPr>
+          <w:b/>
+          <w:bCs/>
+          <w:lang w:val="en-ZA"/>
+        </w:rPr>
+        <w:lastRenderedPageBreak/>
+        <w:t>Pending Approval</w:t>
+      </w:r>
+      <w:r>
+        <w:rPr>
+          <w:lang w:val="en-ZA"/>
+        </w:rPr>
+        <w:t xml:space="preserve"> state and cannot log in until an administrator activates them. Every new account includes a security question for recovery.</w:t>
+      </w:r>
+    </w:p>
+    <w:p>
+      <w:pPr>
+        <w:rPr>
+          <w:b/>
+          <w:bCs/>
+          <w:lang w:val="en-ZA"/>
+        </w:rPr>
+      </w:pPr>
+      <w:r>
+        <w:rPr>
+          <w:b/>
+          <w:bCs/>
+          <w:lang w:val="en-ZA"/>
+        </w:rPr>
+        <w:t>14.2.4 Owner Property Submission + Manager Approval</w:t>
+      </w:r>
+    </w:p>
+    <w:p>
+      <w:pPr>
+        <w:rPr>
+          <w:lang w:val="en-ZA"/>
+        </w:rPr>
+      </w:pPr>
+      <w:r>
+        <w:rPr>
+          <w:lang w:val="en-ZA"/>
+        </w:rPr>
+        <w:t>Owners can now submit properties via the Properties screen. Submissions are created with status = "Pending Approval" and an Ownership record is auto-created so the property is already attributed to the owner. Managers and administrators can approve (status → Available) or reject (status → Rejected, with a reason sent to the owner). Owners can withdraw pending or rejected submissions.</w:t>
+      </w:r>
+    </w:p>
+    <w:p>
+      <w:pPr>
+        <w:rPr>
+          <w:b/>
+          <w:bCs/>
+          <w:lang w:val="en-ZA"/>
+        </w:rPr>
+      </w:pPr>
+      <w:r>
+        <w:rPr>
+          <w:b/>
+          <w:bCs/>
+          <w:lang w:val="en-ZA"/>
+        </w:rPr>
+        <w:t>14.2.5 Manager Application Approval</w:t>
+      </w:r>
+    </w:p>
+    <w:p>
+      <w:pPr>
+        <w:rPr>
+          <w:lang w:val="en-ZA"/>
+        </w:rPr>
+      </w:pPr>
+      <w:r>
+        <w:rPr>
+          <w:lang w:val="en-ZA"/>
+        </w:rPr>
+        <w:t>New Property Manager registrations enter the Pending Approval state. Administrators can approve them from the Users screen (a new "Pending Approval" filter value and an Approve button appears for such rows). Until approved, login is blocked with a clear message.</w:t>
+      </w:r>
+    </w:p>
+    <w:p>
+      <w:pPr>
+        <w:rPr>
+          <w:b/>
+          <w:bCs/>
+          <w:lang w:val="en-ZA"/>
+        </w:rPr>
+      </w:pPr>
+      <w:r>
+        <w:rPr>
+          <w:b/>
+          <w:bCs/>
+          <w:lang w:val="en-ZA"/>
+        </w:rPr>
+        <w:t>14.2.6 Owner Reports</w:t>
+      </w:r>
+    </w:p>
+    <w:p>
+      <w:pPr>
+        <w:rPr>
+          <w:lang w:val="en-ZA"/>
+        </w:rPr>
+      </w:pPr>
+      <w:r>
+        <w:rPr>
+          <w:lang w:val="en-ZA"/>
+        </w:rPr>
+        <w:t xml:space="preserve">Three new owner-scoped reports were added to </w:t>
+      </w:r>
+      <w:proofErr w:type="spellStart"/>
+      <w:r>
+        <w:rPr>
+          <w:lang w:val="en-ZA"/>
+        </w:rPr>
+        <w:t>ReportService</w:t>
+      </w:r>
+      <w:proofErr w:type="spellEnd"/>
+      <w:r>
+        <w:rPr>
+          <w:lang w:val="en-ZA"/>
+        </w:rPr>
+        <w:t>:</w:t>
+      </w:r>
+    </w:p>
+    <w:p>
+      <w:pPr>
+        <w:numPr>
+          <w:ilvl w:val="0"/>
+          <w:numId w:val="32"/>
+        </w:numPr>
+        <w:rPr>
+          <w:lang w:val="en-ZA"/>
+        </w:rPr>
+      </w:pPr>
+      <w:r>
+        <w:rPr>
+          <w:b/>
+          <w:bCs/>
+          <w:lang w:val="en-ZA"/>
+        </w:rPr>
+        <w:t>Portfolio Summary</w:t>
+      </w:r>
+      <w:r>
+        <w:rPr>
+          <w:lang w:val="en-ZA"/>
+        </w:rPr>
+        <w:t xml:space="preserve"> — counts, occupancy rate, rent collected/pending/overdue, net position</w:t>
+      </w:r>
+    </w:p>
+    <w:p>
+      <w:pPr>
+        <w:numPr>
+          <w:ilvl w:val="0"/>
+          <w:numId w:val="32"/>
+        </w:numPr>
+        <w:rPr>
+          <w:lang w:val="en-ZA"/>
+        </w:rPr>
+      </w:pPr>
+      <w:r>
+        <w:rPr>
+          <w:b/>
+          <w:bCs/>
+          <w:lang w:val="en-ZA"/>
+        </w:rPr>
+        <w:t>Income Report</w:t>
+      </w:r>
+      <w:r>
+        <w:rPr>
+          <w:lang w:val="en-ZA"/>
+        </w:rPr>
+        <w:t xml:space="preserve"> — month-by-month breakdown of rent paid, pending, overdue, and total billed (12-month rolling window)</w:t>
+      </w:r>
+    </w:p>
+    <w:p>
+      <w:pPr>
+        <w:numPr>
+          <w:ilvl w:val="0"/>
+          <w:numId w:val="32"/>
+        </w:numPr>
+        <w:rPr>
+          <w:lang w:val="en-ZA"/>
+        </w:rPr>
+      </w:pPr>
+      <w:r>
+        <w:rPr>
+          <w:b/>
+          <w:bCs/>
+          <w:lang w:val="en-ZA"/>
+        </w:rPr>
+        <w:t>My Tenants</w:t>
+      </w:r>
+      <w:r>
+        <w:rPr>
+          <w:lang w:val="en-ZA"/>
+        </w:rPr>
+        <w:t xml:space="preserve"> — every lease on an owned property with tenant details, dates, rent, and status</w:t>
+      </w:r>
+    </w:p>
+    <w:p>
+      <w:pPr>
+        <w:rPr>
+          <w:lang w:val="en-ZA"/>
+        </w:rPr>
+      </w:pPr>
+      <w:r>
+        <w:rPr>
+          <w:lang w:val="en-ZA"/>
+        </w:rPr>
+        <w:t xml:space="preserve">All three use </w:t>
+      </w:r>
+      <w:proofErr w:type="spellStart"/>
+      <w:r>
+        <w:rPr>
+          <w:lang w:val="en-ZA"/>
+        </w:rPr>
+        <w:t>OwnershipRepository.property_ids_for_owner</w:t>
+      </w:r>
+      <w:proofErr w:type="spellEnd"/>
+      <w:r>
+        <w:rPr>
+          <w:lang w:val="en-ZA"/>
+        </w:rPr>
+        <w:t>(</w:t>
+      </w:r>
+      <w:proofErr w:type="spellStart"/>
+      <w:r>
+        <w:rPr>
+          <w:lang w:val="en-ZA"/>
+        </w:rPr>
+        <w:t>uid</w:t>
+      </w:r>
+      <w:proofErr w:type="spellEnd"/>
+      <w:r>
+        <w:rPr>
+          <w:lang w:val="en-ZA"/>
+        </w:rPr>
+        <w:t>) to scope data. Owners never see system-wide data.</w:t>
+      </w:r>
+    </w:p>
+    <w:p>
+      <w:pPr>
+        <w:rPr>
+          <w:b/>
+          <w:bCs/>
+          <w:lang w:val="en-ZA"/>
+        </w:rPr>
+      </w:pPr>
+      <w:r>
+        <w:rPr>
+          <w:b/>
+          <w:bCs/>
+          <w:lang w:val="en-ZA"/>
+        </w:rPr>
+        <w:t>14.2.7 Owner Visibility of Viewings and Applications</w:t>
+      </w:r>
+    </w:p>
+    <w:p>
+      <w:pPr>
+        <w:rPr>
+          <w:lang w:val="en-ZA"/>
+        </w:rPr>
+      </w:pPr>
+      <w:r>
+        <w:rPr>
+          <w:lang w:val="en-ZA"/>
+        </w:rPr>
+        <w:t xml:space="preserve">Owners can now see viewing requests and lease applications for properties they own. Access is read-only — approvals remain with managers. The sidebar items </w:t>
+      </w:r>
+      <w:r>
+        <w:rPr>
+          <w:b/>
+          <w:bCs/>
+          <w:lang w:val="en-ZA"/>
+        </w:rPr>
+        <w:t>Viewings</w:t>
+      </w:r>
+      <w:r>
+        <w:rPr>
+          <w:lang w:val="en-ZA"/>
+        </w:rPr>
+        <w:t xml:space="preserve"> and </w:t>
+      </w:r>
+      <w:r>
+        <w:rPr>
+          <w:b/>
+          <w:bCs/>
+          <w:lang w:val="en-ZA"/>
+        </w:rPr>
+        <w:t>Applications</w:t>
+      </w:r>
+      <w:r>
+        <w:rPr>
+          <w:lang w:val="en-ZA"/>
+        </w:rPr>
+        <w:t xml:space="preserve"> were enabled for the Owner role with Read-only badges.</w:t>
+      </w:r>
+    </w:p>
+    <w:p>
+      <w:pPr>
+        <w:rPr>
+          <w:b/>
+          <w:bCs/>
+          <w:lang w:val="en-ZA"/>
+        </w:rPr>
+      </w:pPr>
+      <w:r>
+        <w:rPr>
+          <w:b/>
+          <w:bCs/>
+          <w:lang w:val="en-ZA"/>
+        </w:rPr>
+        <w:t>14.2.8 Tenant UX Overhaul — Cards, Kanban, and Timeline</w:t>
+      </w:r>
+    </w:p>
+    <w:p>
+      <w:pPr>
+        <w:rPr>
+          <w:lang w:val="en-ZA"/>
+        </w:rPr>
+      </w:pPr>
+      <w:r>
+        <w:rPr>
+          <w:lang w:val="en-ZA"/>
+        </w:rPr>
+        <w:t>The tenant experience was transformed from data tables to purpose-built views, inspired by modern SaaS and property apps.</w:t>
+      </w:r>
+    </w:p>
+    <w:p>
+      <w:pPr>
+        <w:rPr>
+          <w:lang w:val="en-ZA"/>
+        </w:rPr>
+      </w:pPr>
+      <w:r>
+        <w:rPr>
+          <w:b/>
+          <w:bCs/>
+          <w:lang w:val="en-ZA"/>
+        </w:rPr>
+        <w:t>New shared widget library:</w:t>
+      </w:r>
+      <w:r>
+        <w:rPr>
+          <w:lang w:val="en-ZA"/>
+        </w:rPr>
+        <w:t xml:space="preserve"> ui/widgets/entity_cards.py — a collection of reusable cards:</w:t>
+      </w:r>
+    </w:p>
+    <w:p>
+      <w:pPr>
+        <w:numPr>
+          <w:ilvl w:val="0"/>
+          <w:numId w:val="33"/>
+        </w:numPr>
+        <w:rPr>
+          <w:lang w:val="en-ZA"/>
+        </w:rPr>
+      </w:pPr>
+      <w:proofErr w:type="spellStart"/>
+      <w:r>
+        <w:rPr>
+          <w:lang w:val="en-ZA"/>
+        </w:rPr>
+        <w:t>TenantLeaseCard</w:t>
+      </w:r>
+      <w:proofErr w:type="spellEnd"/>
+      <w:r>
+        <w:rPr>
+          <w:lang w:val="en-ZA"/>
+        </w:rPr>
+        <w:t xml:space="preserve"> — rent as hero, progress bar showing term elapsed, status badge, terminate action</w:t>
+      </w:r>
+    </w:p>
+    <w:p>
+      <w:pPr>
+        <w:numPr>
+          <w:ilvl w:val="0"/>
+          <w:numId w:val="33"/>
+        </w:numPr>
+        <w:rPr>
+          <w:lang w:val="en-ZA"/>
+        </w:rPr>
+      </w:pPr>
+      <w:proofErr w:type="spellStart"/>
+      <w:r>
+        <w:rPr>
+          <w:lang w:val="en-ZA"/>
+        </w:rPr>
+        <w:t>TenantPaymentCard</w:t>
+      </w:r>
+      <w:proofErr w:type="spellEnd"/>
+      <w:r>
+        <w:rPr>
+          <w:lang w:val="en-ZA"/>
+        </w:rPr>
+        <w:t xml:space="preserve"> — status-coloured left border, amount as hero, due/paid dates, "I've Paid This" action</w:t>
+      </w:r>
+    </w:p>
+    <w:p>
+      <w:pPr>
+        <w:numPr>
+          <w:ilvl w:val="0"/>
+          <w:numId w:val="33"/>
+        </w:numPr>
+        <w:rPr>
+          <w:lang w:val="en-ZA"/>
+        </w:rPr>
+      </w:pPr>
+      <w:proofErr w:type="spellStart"/>
+      <w:r>
+        <w:rPr>
+          <w:lang w:val="en-ZA"/>
+        </w:rPr>
+        <w:lastRenderedPageBreak/>
+        <w:t>TenantViewingCard</w:t>
+      </w:r>
+      <w:proofErr w:type="spellEnd"/>
+      <w:r>
+        <w:rPr>
+          <w:lang w:val="en-ZA"/>
+        </w:rPr>
+        <w:t xml:space="preserve"> — booking-style layout with preferred date/time, message, manager note, cancel action</w:t>
+      </w:r>
+    </w:p>
+    <w:p>
+      <w:pPr>
+        <w:numPr>
+          <w:ilvl w:val="0"/>
+          <w:numId w:val="33"/>
+        </w:numPr>
+        <w:rPr>
+          <w:lang w:val="en-ZA"/>
+        </w:rPr>
+      </w:pPr>
+      <w:proofErr w:type="spellStart"/>
+      <w:r>
+        <w:rPr>
+          <w:lang w:val="en-ZA"/>
+        </w:rPr>
+        <w:t>TenantApplicationCard</w:t>
+      </w:r>
+      <w:proofErr w:type="spellEnd"/>
+      <w:r>
+        <w:rPr>
+          <w:lang w:val="en-ZA"/>
+        </w:rPr>
+        <w:t xml:space="preserve"> — horizontal progress tracker (Submitted → Under Review → Approved → Signed), status badge, withdraw action</w:t>
+      </w:r>
+    </w:p>
+    <w:p>
+      <w:pPr>
+        <w:numPr>
+          <w:ilvl w:val="0"/>
+          <w:numId w:val="33"/>
+        </w:numPr>
+        <w:rPr>
+          <w:lang w:val="en-ZA"/>
+        </w:rPr>
+      </w:pPr>
+      <w:proofErr w:type="spellStart"/>
+      <w:r>
+        <w:rPr>
+          <w:lang w:val="en-ZA"/>
+        </w:rPr>
+        <w:t>MaintenanceKanbanCard</w:t>
+      </w:r>
+      <w:proofErr w:type="spellEnd"/>
+      <w:r>
+        <w:rPr>
+          <w:lang w:val="en-ZA"/>
+        </w:rPr>
+        <w:t xml:space="preserve"> — compact card with priority-coloured border, address, description, submitter</w:t>
+      </w:r>
+    </w:p>
+    <w:p>
+      <w:pPr>
+        <w:numPr>
+          <w:ilvl w:val="0"/>
+          <w:numId w:val="33"/>
+        </w:numPr>
+        <w:rPr>
+          <w:lang w:val="en-ZA"/>
+        </w:rPr>
+      </w:pPr>
+      <w:proofErr w:type="spellStart"/>
+      <w:r>
+        <w:rPr>
+          <w:lang w:val="en-ZA"/>
+        </w:rPr>
+        <w:t>KanbanColumn</w:t>
+      </w:r>
+      <w:proofErr w:type="spellEnd"/>
+      <w:r>
+        <w:rPr>
+          <w:lang w:val="en-ZA"/>
+        </w:rPr>
+        <w:t xml:space="preserve"> — one column of the maintenance board, with header counter and card container</w:t>
+      </w:r>
+    </w:p>
+    <w:p>
+      <w:pPr>
+        <w:numPr>
+          <w:ilvl w:val="0"/>
+          <w:numId w:val="33"/>
+        </w:numPr>
+        <w:rPr>
+          <w:lang w:val="en-ZA"/>
+        </w:rPr>
+      </w:pPr>
+      <w:proofErr w:type="spellStart"/>
+      <w:r>
+        <w:rPr>
+          <w:lang w:val="en-ZA"/>
+        </w:rPr>
+        <w:t>MonthSectionHeader</w:t>
+      </w:r>
+      <w:proofErr w:type="spellEnd"/>
+      <w:r>
+        <w:rPr>
+          <w:lang w:val="en-ZA"/>
+        </w:rPr>
+        <w:t xml:space="preserve"> — for grouping tenant payments by month</w:t>
+      </w:r>
+    </w:p>
+    <w:p>
+      <w:pPr>
+        <w:rPr>
+          <w:lang w:val="en-ZA"/>
+        </w:rPr>
+      </w:pPr>
+      <w:r>
+        <w:rPr>
+          <w:b/>
+          <w:bCs/>
+          <w:lang w:val="en-ZA"/>
+        </w:rPr>
+        <w:t>Screen-level changes:</w:t>
+      </w:r>
+    </w:p>
+    <w:tbl>
+      <w:tblPr>
+        <w:tblW w:w="0" w:type="auto"/>
+        <w:tblCellMar>
+          <w:top w:w="15" w:type="dxa"/>
+          <w:left w:w="15" w:type="dxa"/>
+          <w:bottom w:w="15" w:type="dxa"/>
+          <w:right w:w="15" w:type="dxa"/>
+        </w:tblCellMar>
+        <w:tblLook w:val="04A0" w:firstRow="1" w:lastRow="0" w:firstColumn="1" w:lastColumn="0" w:noHBand="0" w:noVBand="1"/>
+      </w:tblPr>
+      <w:tblGrid>
+        <w:gridCol w:w="1370"/>
+        <w:gridCol w:w="2344"/>
+        <w:gridCol w:w="1936"/>
+        <w:gridCol w:w="1936"/>
+        <w:gridCol w:w="1054"/>
+      </w:tblGrid>
+      <w:tr>
+        <w:trPr>
+          <w:tblHeader/>
+        </w:trPr>
+        <w:tc>
+          <w:tcPr>
+            <w:tcW w:w="0" w:type="auto"/>
+            <w:tcBorders>
+              <w:top w:val="nil"/>
+            </w:tcBorders>
+            <w:tcMar>
+              <w:top w:w="150" w:type="dxa"/>
+              <w:left w:w="0" w:type="dxa"/>
+              <w:bottom w:w="150" w:type="dxa"/>
+              <w:right w:w="240" w:type="dxa"/>
+            </w:tcMar>
+            <w:vAlign w:val="center"/>
+            <w:hideMark/>
+          </w:tcPr>
+          <w:p>
+            <w:pPr>
+              <w:rPr>
+                <w:lang w:val="en-ZA"/>
+              </w:rPr>
+            </w:pPr>
+            <w:r>
+              <w:rPr>
+                <w:lang w:val="en-ZA"/>
+              </w:rPr>
+              <w:t>Screen</w:t>
+            </w:r>
+          </w:p>
+        </w:tc>
+        <w:tc>
+          <w:tcPr>
+            <w:tcW w:w="0" w:type="auto"/>
+            <w:tcBorders>
+              <w:top w:val="nil"/>
+            </w:tcBorders>
+            <w:tcMar>
+              <w:top w:w="150" w:type="dxa"/>
+              <w:left w:w="240" w:type="dxa"/>
+              <w:bottom w:w="150" w:type="dxa"/>
+              <w:right w:w="240" w:type="dxa"/>
+            </w:tcMar>
+            <w:vAlign w:val="center"/>
+            <w:hideMark/>
+          </w:tcPr>
+          <w:p>
+            <w:pPr>
+              <w:rPr>
+                <w:lang w:val="en-ZA"/>
+              </w:rPr>
+            </w:pPr>
+            <w:r>
+              <w:rPr>
+                <w:lang w:val="en-ZA"/>
+              </w:rPr>
+              <w:t>Tenant</w:t>
+            </w:r>
+          </w:p>
+        </w:tc>
+        <w:tc>
+          <w:tcPr>
+            <w:tcW w:w="0" w:type="auto"/>
+            <w:tcBorders>
+              <w:top w:val="nil"/>
+            </w:tcBorders>
+            <w:tcMar>
+              <w:top w:w="150" w:type="dxa"/>
+              <w:left w:w="240" w:type="dxa"/>
+              <w:bottom w:w="150" w:type="dxa"/>
+              <w:right w:w="240" w:type="dxa"/>
+            </w:tcMar>
+            <w:vAlign w:val="center"/>
+            <w:hideMark/>
+          </w:tcPr>
+          <w:p>
+            <w:pPr>
+              <w:rPr>
+                <w:lang w:val="en-ZA"/>
+              </w:rPr>
+            </w:pPr>
+            <w:r>
+              <w:rPr>
+                <w:lang w:val="en-ZA"/>
+              </w:rPr>
+              <w:t>Manager</w:t>
+            </w:r>
+          </w:p>
+        </w:tc>
+        <w:tc>
+          <w:tcPr>
+            <w:tcW w:w="0" w:type="auto"/>
+            <w:tcBorders>
+              <w:top w:val="nil"/>
+            </w:tcBorders>
+            <w:tcMar>
+              <w:top w:w="150" w:type="dxa"/>
+              <w:left w:w="240" w:type="dxa"/>
+              <w:bottom w:w="150" w:type="dxa"/>
+              <w:right w:w="240" w:type="dxa"/>
+            </w:tcMar>
+            <w:vAlign w:val="center"/>
+            <w:hideMark/>
+          </w:tcPr>
+          <w:p>
+            <w:pPr>
+              <w:rPr>
+                <w:lang w:val="en-ZA"/>
+              </w:rPr>
+            </w:pPr>
+            <w:r>
+              <w:rPr>
+                <w:lang w:val="en-ZA"/>
+              </w:rPr>
+              <w:t>Admin</w:t>
+            </w:r>
+          </w:p>
+        </w:tc>
+        <w:tc>
+          <w:tcPr>
+            <w:tcW w:w="0" w:type="auto"/>
+            <w:tcBorders>
+              <w:top w:val="nil"/>
+            </w:tcBorders>
+            <w:tcMar>
+              <w:top w:w="150" w:type="dxa"/>
+              <w:left w:w="240" w:type="dxa"/>
+              <w:bottom w:w="150" w:type="dxa"/>
+              <w:right w:w="240" w:type="dxa"/>
+            </w:tcMar>
+            <w:vAlign w:val="center"/>
+            <w:hideMark/>
+          </w:tcPr>
+          <w:p>
+            <w:pPr>
+              <w:rPr>
+                <w:lang w:val="en-ZA"/>
+              </w:rPr>
+            </w:pPr>
+            <w:r>
+              <w:rPr>
+                <w:lang w:val="en-ZA"/>
+              </w:rPr>
+              <w:t>Owner</w:t>
+            </w:r>
+          </w:p>
+        </w:tc>
+      </w:tr>
+      <w:tr>
+        <w:tc>
+          <w:tcPr>
+            <w:tcW w:w="0" w:type="auto"/>
+            <w:tcMar>
+              <w:top w:w="150" w:type="dxa"/>
+              <w:left w:w="0" w:type="dxa"/>
+              <w:bottom w:w="150" w:type="dxa"/>
+              <w:right w:w="240" w:type="dxa"/>
+            </w:tcMar>
+            <w:vAlign w:val="center"/>
+            <w:hideMark/>
+          </w:tcPr>
+          <w:p>
+            <w:pPr>
+              <w:rPr>
+                <w:lang w:val="en-ZA"/>
+              </w:rPr>
+            </w:pPr>
+            <w:r>
+              <w:rPr>
+                <w:lang w:val="en-ZA"/>
+              </w:rPr>
+              <w:t>Leases</w:t>
+            </w:r>
+          </w:p>
+        </w:tc>
+        <w:tc>
+          <w:tcPr>
+            <w:tcW w:w="0" w:type="auto"/>
+            <w:tcMar>
+              <w:top w:w="150" w:type="dxa"/>
+              <w:left w:w="240" w:type="dxa"/>
+              <w:bottom w:w="150" w:type="dxa"/>
+              <w:right w:w="240" w:type="dxa"/>
+            </w:tcMar>
+            <w:vAlign w:val="center"/>
+            <w:hideMark/>
+          </w:tcPr>
+          <w:p>
+            <w:pPr>
+              <w:rPr>
+                <w:lang w:val="en-ZA"/>
+              </w:rPr>
+            </w:pPr>
+            <w:r>
+              <w:rPr>
+                <w:lang w:val="en-ZA"/>
+              </w:rPr>
+              <w:t>Progress-bar cards</w:t>
+            </w:r>
+          </w:p>
+        </w:tc>
+        <w:tc>
+          <w:tcPr>
+            <w:tcW w:w="0" w:type="auto"/>
+            <w:tcMar>
+              <w:top w:w="150" w:type="dxa"/>
+              <w:left w:w="240" w:type="dxa"/>
+              <w:bottom w:w="150" w:type="dxa"/>
+              <w:right w:w="240" w:type="dxa"/>
+            </w:tcMar>
+            <w:vAlign w:val="center"/>
+            <w:hideMark/>
+          </w:tcPr>
+          <w:p>
+            <w:pPr>
+              <w:rPr>
+                <w:lang w:val="en-ZA"/>
+              </w:rPr>
+            </w:pPr>
+            <w:r>
+              <w:rPr>
+                <w:lang w:val="en-ZA"/>
+              </w:rPr>
+              <w:t>Table</w:t>
+            </w:r>
+          </w:p>
+        </w:tc>
+        <w:tc>
+          <w:tcPr>
+            <w:tcW w:w="0" w:type="auto"/>
+            <w:tcMar>
+              <w:top w:w="150" w:type="dxa"/>
+              <w:left w:w="240" w:type="dxa"/>
+              <w:bottom w:w="150" w:type="dxa"/>
+              <w:right w:w="240" w:type="dxa"/>
+            </w:tcMar>
+            <w:vAlign w:val="center"/>
+            <w:hideMark/>
+          </w:tcPr>
+          <w:p>
+            <w:pPr>
+              <w:rPr>
+                <w:lang w:val="en-ZA"/>
+              </w:rPr>
+            </w:pPr>
+            <w:r>
+              <w:rPr>
+                <w:lang w:val="en-ZA"/>
+              </w:rPr>
+              <w:t>Table</w:t>
+            </w:r>
+          </w:p>
+        </w:tc>
+        <w:tc>
+          <w:tcPr>
+            <w:tcW w:w="0" w:type="auto"/>
+            <w:tcMar>
+              <w:top w:w="150" w:type="dxa"/>
+              <w:left w:w="240" w:type="dxa"/>
+              <w:bottom w:w="150" w:type="dxa"/>
+              <w:right w:w="0" w:type="dxa"/>
+            </w:tcMar>
+            <w:vAlign w:val="center"/>
+            <w:hideMark/>
+          </w:tcPr>
+          <w:p>
+            <w:pPr>
+              <w:rPr>
+                <w:lang w:val="en-ZA"/>
+              </w:rPr>
+            </w:pPr>
+            <w:r>
+              <w:rPr>
+                <w:lang w:val="en-ZA"/>
+              </w:rPr>
+              <w:t>Table</w:t>
+            </w:r>
+          </w:p>
+        </w:tc>
+      </w:tr>
+      <w:tr>
+        <w:tc>
+          <w:tcPr>
+            <w:tcW w:w="0" w:type="auto"/>
+            <w:tcMar>
+              <w:top w:w="150" w:type="dxa"/>
+              <w:left w:w="0" w:type="dxa"/>
+              <w:bottom w:w="150" w:type="dxa"/>
+              <w:right w:w="240" w:type="dxa"/>
+            </w:tcMar>
+            <w:vAlign w:val="center"/>
+            <w:hideMark/>
+          </w:tcPr>
+          <w:p>
+            <w:pPr>
+              <w:rPr>
+                <w:lang w:val="en-ZA"/>
+              </w:rPr>
+            </w:pPr>
+            <w:r>
+              <w:rPr>
+                <w:lang w:val="en-ZA"/>
+              </w:rPr>
+              <w:t>Payments</w:t>
+            </w:r>
+          </w:p>
+        </w:tc>
+        <w:tc>
+          <w:tcPr>
+            <w:tcW w:w="0" w:type="auto"/>
+            <w:tcMar>
+              <w:top w:w="150" w:type="dxa"/>
+              <w:left w:w="240" w:type="dxa"/>
+              <w:bottom w:w="150" w:type="dxa"/>
+              <w:right w:w="240" w:type="dxa"/>
+            </w:tcMar>
+            <w:vAlign w:val="center"/>
+            <w:hideMark/>
+          </w:tcPr>
+          <w:p>
+            <w:pPr>
+              <w:rPr>
+                <w:lang w:val="en-ZA"/>
+              </w:rPr>
+            </w:pPr>
+            <w:r>
+              <w:rPr>
+                <w:lang w:val="en-ZA"/>
+              </w:rPr>
+              <w:t>Month-grouped cards</w:t>
+            </w:r>
+          </w:p>
+        </w:tc>
+        <w:tc>
+          <w:tcPr>
+            <w:tcW w:w="0" w:type="auto"/>
+            <w:tcMar>
+              <w:top w:w="150" w:type="dxa"/>
+              <w:left w:w="240" w:type="dxa"/>
+              <w:bottom w:w="150" w:type="dxa"/>
+              <w:right w:w="240" w:type="dxa"/>
+            </w:tcMar>
+            <w:vAlign w:val="center"/>
+            <w:hideMark/>
+          </w:tcPr>
+          <w:p>
+            <w:pPr>
+              <w:rPr>
+                <w:lang w:val="en-ZA"/>
+              </w:rPr>
+            </w:pPr>
+            <w:r>
+              <w:rPr>
+                <w:lang w:val="en-ZA"/>
+              </w:rPr>
+              <w:t>Table</w:t>
+            </w:r>
+          </w:p>
+        </w:tc>
+        <w:tc>
+          <w:tcPr>
+            <w:tcW w:w="0" w:type="auto"/>
+            <w:tcMar>
+              <w:top w:w="150" w:type="dxa"/>
+              <w:left w:w="240" w:type="dxa"/>
+              <w:bottom w:w="150" w:type="dxa"/>
+              <w:right w:w="240" w:type="dxa"/>
+            </w:tcMar>
+            <w:vAlign w:val="center"/>
+            <w:hideMark/>
+          </w:tcPr>
+          <w:p>
+            <w:pPr>
+              <w:rPr>
+                <w:lang w:val="en-ZA"/>
+              </w:rPr>
+            </w:pPr>
+            <w:r>
+              <w:rPr>
+                <w:lang w:val="en-ZA"/>
+              </w:rPr>
+              <w:t>Table</w:t>
+            </w:r>
+          </w:p>
+        </w:tc>
+        <w:tc>
+          <w:tcPr>
+            <w:tcW w:w="0" w:type="auto"/>
+            <w:tcMar>
+              <w:top w:w="150" w:type="dxa"/>
+              <w:left w:w="240" w:type="dxa"/>
+              <w:bottom w:w="150" w:type="dxa"/>
+              <w:right w:w="0" w:type="dxa"/>
+            </w:tcMar>
+            <w:vAlign w:val="center"/>
+            <w:hideMark/>
+          </w:tcPr>
+          <w:p>
+            <w:pPr>
+              <w:rPr>
+                <w:lang w:val="en-ZA"/>
+              </w:rPr>
+            </w:pPr>
+            <w:r>
+              <w:rPr>
+                <w:lang w:val="en-ZA"/>
+              </w:rPr>
+              <w:t>Table</w:t>
+            </w:r>
+          </w:p>
+        </w:tc>
+      </w:tr>
+      <w:tr>
+        <w:tc>
+          <w:tcPr>
+            <w:tcW w:w="0" w:type="auto"/>
+            <w:tcMar>
+              <w:top w:w="150" w:type="dxa"/>
+              <w:left w:w="0" w:type="dxa"/>
+              <w:bottom w:w="150" w:type="dxa"/>
+              <w:right w:w="240" w:type="dxa"/>
+            </w:tcMar>
+            <w:vAlign w:val="center"/>
+            <w:hideMark/>
+          </w:tcPr>
+          <w:p>
+            <w:pPr>
+              <w:rPr>
+                <w:lang w:val="en-ZA"/>
+              </w:rPr>
+            </w:pPr>
+            <w:r>
+              <w:rPr>
+                <w:lang w:val="en-ZA"/>
+              </w:rPr>
+              <w:t>Maintenance</w:t>
+            </w:r>
+          </w:p>
+        </w:tc>
+        <w:tc>
+          <w:tcPr>
+            <w:tcW w:w="0" w:type="auto"/>
+            <w:tcMar>
+              <w:top w:w="150" w:type="dxa"/>
+              <w:left w:w="240" w:type="dxa"/>
+              <w:bottom w:w="150" w:type="dxa"/>
+              <w:right w:w="240" w:type="dxa"/>
+            </w:tcMar>
+            <w:vAlign w:val="center"/>
+            <w:hideMark/>
+          </w:tcPr>
+          <w:p>
+            <w:pPr>
+              <w:rPr>
+                <w:lang w:val="en-ZA"/>
+              </w:rPr>
+            </w:pPr>
+            <w:r>
+              <w:rPr>
+                <w:lang w:val="en-ZA"/>
+              </w:rPr>
+              <w:t>Kanban columns</w:t>
+            </w:r>
+          </w:p>
+        </w:tc>
+        <w:tc>
+          <w:tcPr>
+            <w:tcW w:w="0" w:type="auto"/>
+            <w:tcMar>
+              <w:top w:w="150" w:type="dxa"/>
+              <w:left w:w="240" w:type="dxa"/>
+              <w:bottom w:w="150" w:type="dxa"/>
+              <w:right w:w="240" w:type="dxa"/>
+            </w:tcMar>
+            <w:vAlign w:val="center"/>
+            <w:hideMark/>
+          </w:tcPr>
+          <w:p>
+            <w:pPr>
+              <w:rPr>
+                <w:lang w:val="en-ZA"/>
+              </w:rPr>
+            </w:pPr>
+            <w:r>
+              <w:rPr>
+                <w:lang w:val="en-ZA"/>
+              </w:rPr>
+              <w:t>Kanban columns</w:t>
+            </w:r>
+          </w:p>
+        </w:tc>
+        <w:tc>
+          <w:tcPr>
+            <w:tcW w:w="0" w:type="auto"/>
+            <w:tcMar>
+              <w:top w:w="150" w:type="dxa"/>
+              <w:left w:w="240" w:type="dxa"/>
+              <w:bottom w:w="150" w:type="dxa"/>
+              <w:right w:w="240" w:type="dxa"/>
+            </w:tcMar>
+            <w:vAlign w:val="center"/>
+            <w:hideMark/>
+          </w:tcPr>
+          <w:p>
+            <w:pPr>
+              <w:rPr>
+                <w:lang w:val="en-ZA"/>
+              </w:rPr>
+            </w:pPr>
+            <w:r>
+              <w:rPr>
+                <w:lang w:val="en-ZA"/>
+              </w:rPr>
+              <w:t>Kanban columns</w:t>
+            </w:r>
+          </w:p>
+        </w:tc>
+        <w:tc>
+          <w:tcPr>
+            <w:tcW w:w="0" w:type="auto"/>
+            <w:tcMar>
+              <w:top w:w="150" w:type="dxa"/>
+              <w:left w:w="240" w:type="dxa"/>
+              <w:bottom w:w="150" w:type="dxa"/>
+              <w:right w:w="0" w:type="dxa"/>
+            </w:tcMar>
+            <w:vAlign w:val="center"/>
+            <w:hideMark/>
+          </w:tcPr>
+          <w:p>
+            <w:pPr>
+              <w:rPr>
+                <w:lang w:val="en-ZA"/>
+              </w:rPr>
+            </w:pPr>
+            <w:r>
+              <w:rPr>
+                <w:lang w:val="en-ZA"/>
+              </w:rPr>
+              <w:t>Table</w:t>
+            </w:r>
+          </w:p>
+        </w:tc>
+      </w:tr>
+      <w:tr>
+        <w:tc>
+          <w:tcPr>
+            <w:tcW w:w="0" w:type="auto"/>
+            <w:tcMar>
+              <w:top w:w="150" w:type="dxa"/>
+              <w:left w:w="0" w:type="dxa"/>
+              <w:bottom w:w="150" w:type="dxa"/>
+              <w:right w:w="240" w:type="dxa"/>
+            </w:tcMar>
+            <w:vAlign w:val="center"/>
+            <w:hideMark/>
+          </w:tcPr>
+          <w:p>
+            <w:pPr>
+              <w:rPr>
+                <w:lang w:val="en-ZA"/>
+              </w:rPr>
+            </w:pPr>
+            <w:r>
+              <w:rPr>
+                <w:lang w:val="en-ZA"/>
+              </w:rPr>
+              <w:t>Viewings</w:t>
+            </w:r>
+          </w:p>
+        </w:tc>
+        <w:tc>
+          <w:tcPr>
+            <w:tcW w:w="0" w:type="auto"/>
+            <w:tcMar>
+              <w:top w:w="150" w:type="dxa"/>
+              <w:left w:w="240" w:type="dxa"/>
+              <w:bottom w:w="150" w:type="dxa"/>
+              <w:right w:w="240" w:type="dxa"/>
+            </w:tcMar>
+            <w:vAlign w:val="center"/>
+            <w:hideMark/>
+          </w:tcPr>
+          <w:p>
+            <w:pPr>
+              <w:rPr>
+                <w:lang w:val="en-ZA"/>
+              </w:rPr>
+            </w:pPr>
+            <w:r>
+              <w:rPr>
+                <w:lang w:val="en-ZA"/>
+              </w:rPr>
+              <w:t>Booking cards</w:t>
+            </w:r>
+          </w:p>
+        </w:tc>
+        <w:tc>
+          <w:tcPr>
+            <w:tcW w:w="0" w:type="auto"/>
+            <w:tcMar>
+              <w:top w:w="150" w:type="dxa"/>
+              <w:left w:w="240" w:type="dxa"/>
+              <w:bottom w:w="150" w:type="dxa"/>
+              <w:right w:w="240" w:type="dxa"/>
+            </w:tcMar>
+            <w:vAlign w:val="center"/>
+            <w:hideMark/>
+          </w:tcPr>
+          <w:p>
+            <w:pPr>
+              <w:rPr>
+                <w:lang w:val="en-ZA"/>
+              </w:rPr>
+            </w:pPr>
+            <w:r>
+              <w:rPr>
+                <w:lang w:val="en-ZA"/>
+              </w:rPr>
+              <w:t>Table</w:t>
+            </w:r>
+          </w:p>
+        </w:tc>
+        <w:tc>
+          <w:tcPr>
+            <w:tcW w:w="0" w:type="auto"/>
+            <w:tcMar>
+              <w:top w:w="150" w:type="dxa"/>
+              <w:left w:w="240" w:type="dxa"/>
+              <w:bottom w:w="150" w:type="dxa"/>
+              <w:right w:w="240" w:type="dxa"/>
+            </w:tcMar>
+            <w:vAlign w:val="center"/>
+            <w:hideMark/>
+          </w:tcPr>
+          <w:p>
+            <w:pPr>
+              <w:rPr>
+                <w:lang w:val="en-ZA"/>
+              </w:rPr>
+            </w:pPr>
+            <w:r>
+              <w:rPr>
+                <w:lang w:val="en-ZA"/>
+              </w:rPr>
+              <w:t>Table</w:t>
+            </w:r>
+          </w:p>
+        </w:tc>
+        <w:tc>
+          <w:tcPr>
+            <w:tcW w:w="0" w:type="auto"/>
+            <w:tcMar>
+              <w:top w:w="150" w:type="dxa"/>
+              <w:left w:w="240" w:type="dxa"/>
+              <w:bottom w:w="150" w:type="dxa"/>
+              <w:right w:w="0" w:type="dxa"/>
+            </w:tcMar>
+            <w:vAlign w:val="center"/>
+            <w:hideMark/>
+          </w:tcPr>
+          <w:p>
+            <w:pPr>
+              <w:rPr>
+                <w:lang w:val="en-ZA"/>
+              </w:rPr>
+            </w:pPr>
+            <w:r>
+              <w:rPr>
+                <w:lang w:val="en-ZA"/>
+              </w:rPr>
+              <w:t>Table</w:t>
+            </w:r>
+          </w:p>
+        </w:tc>
+      </w:tr>
+      <w:tr>
+        <w:tc>
+          <w:tcPr>
+            <w:tcW w:w="0" w:type="auto"/>
+            <w:tcMar>
+              <w:top w:w="150" w:type="dxa"/>
+              <w:left w:w="0" w:type="dxa"/>
+              <w:bottom w:w="150" w:type="dxa"/>
+              <w:right w:w="240" w:type="dxa"/>
+            </w:tcMar>
+            <w:vAlign w:val="center"/>
+            <w:hideMark/>
+          </w:tcPr>
+          <w:p>
+            <w:pPr>
+              <w:rPr>
+                <w:lang w:val="en-ZA"/>
+              </w:rPr>
+            </w:pPr>
+            <w:r>
+              <w:rPr>
+                <w:lang w:val="en-ZA"/>
+              </w:rPr>
+              <w:t>Applications</w:t>
+            </w:r>
+          </w:p>
+        </w:tc>
+        <w:tc>
+          <w:tcPr>
+            <w:tcW w:w="0" w:type="auto"/>
+            <w:tcMar>
+              <w:top w:w="150" w:type="dxa"/>
+              <w:left w:w="240" w:type="dxa"/>
+              <w:bottom w:w="150" w:type="dxa"/>
+              <w:right w:w="240" w:type="dxa"/>
+            </w:tcMar>
+            <w:vAlign w:val="center"/>
+            <w:hideMark/>
+          </w:tcPr>
+          <w:p>
+            <w:pPr>
+              <w:rPr>
+                <w:lang w:val="en-ZA"/>
+              </w:rPr>
+            </w:pPr>
+            <w:r>
+              <w:rPr>
+                <w:lang w:val="en-ZA"/>
+              </w:rPr>
+              <w:t>Tracker cards</w:t>
+            </w:r>
+          </w:p>
+        </w:tc>
+        <w:tc>
+          <w:tcPr>
+            <w:tcW w:w="0" w:type="auto"/>
+            <w:tcMar>
+              <w:top w:w="150" w:type="dxa"/>
+              <w:left w:w="240" w:type="dxa"/>
+              <w:bottom w:w="150" w:type="dxa"/>
+              <w:right w:w="240" w:type="dxa"/>
+            </w:tcMar>
+            <w:vAlign w:val="center"/>
+            <w:hideMark/>
+          </w:tcPr>
+          <w:p>
+            <w:pPr>
+              <w:rPr>
+                <w:lang w:val="en-ZA"/>
+              </w:rPr>
+            </w:pPr>
+            <w:r>
+              <w:rPr>
+                <w:lang w:val="en-ZA"/>
+              </w:rPr>
+              <w:t>Table</w:t>
+            </w:r>
+          </w:p>
+        </w:tc>
+        <w:tc>
+          <w:tcPr>
+            <w:tcW w:w="0" w:type="auto"/>
+            <w:tcMar>
+              <w:top w:w="150" w:type="dxa"/>
+              <w:left w:w="240" w:type="dxa"/>
+              <w:bottom w:w="150" w:type="dxa"/>
+              <w:right w:w="240" w:type="dxa"/>
+            </w:tcMar>
+            <w:vAlign w:val="center"/>
+            <w:hideMark/>
+          </w:tcPr>
+          <w:p>
+            <w:pPr>
+              <w:rPr>
+                <w:lang w:val="en-ZA"/>
+              </w:rPr>
+            </w:pPr>
+            <w:r>
+              <w:rPr>
+                <w:lang w:val="en-ZA"/>
+              </w:rPr>
+              <w:t>Table</w:t>
+            </w:r>
+          </w:p>
+        </w:tc>
+        <w:tc>
+          <w:tcPr>
+            <w:tcW w:w="0" w:type="auto"/>
+            <w:tcMar>
+              <w:top w:w="150" w:type="dxa"/>
+              <w:left w:w="240" w:type="dxa"/>
+              <w:bottom w:w="150" w:type="dxa"/>
+              <w:right w:w="0" w:type="dxa"/>
+            </w:tcMar>
+            <w:vAlign w:val="center"/>
+            <w:hideMark/>
+          </w:tcPr>
+          <w:p>
+            <w:pPr>
+              <w:rPr>
+                <w:lang w:val="en-ZA"/>
+              </w:rPr>
+            </w:pPr>
+            <w:r>
+              <w:rPr>
+                <w:lang w:val="en-ZA"/>
+              </w:rPr>
+              <w:t>Table</w:t>
+            </w:r>
+          </w:p>
+        </w:tc>
+      </w:tr>
+    </w:tbl>
+    <w:p>
+      <w:pPr>
+        <w:rPr>
+          <w:lang w:val="en-ZA"/>
+        </w:rPr>
+      </w:pPr>
+      <w:r>
+        <w:rPr>
+          <w:lang w:val="en-ZA"/>
+        </w:rPr>
+        <w:t>The rationale is that individual users with a handful of items benefit from card-based views that surface state and progress, while administrative roles managing many rows benefit from the density of a table. Maintenance is a special case where the Kanban board models the actual workflow (Open → In Progress → Resolved → Closed) and is used by all roles who participate in it.</w:t>
+      </w:r>
+    </w:p>
+    <w:p>
+      <w:pPr>
+        <w:rPr>
+          <w:b/>
+          <w:bCs/>
+          <w:lang w:val="en-ZA"/>
+        </w:rPr>
+      </w:pPr>
+      <w:r>
+        <w:rPr>
+          <w:b/>
+          <w:bCs/>
+          <w:lang w:val="en-ZA"/>
+        </w:rPr>
+        <w:t>14.3 Files Added This Session</w:t>
+      </w:r>
+    </w:p>
+    <w:p>
+      <w:pPr>
+        <w:rPr>
+          <w:lang w:val="en-ZA"/>
+        </w:rPr>
+      </w:pPr>
+      <w:r>
+        <w:rPr>
+          <w:b/>
+          <w:bCs/>
+          <w:lang w:val="en-ZA"/>
+        </w:rPr>
+        <w:t>Models:</w:t>
+      </w:r>
+    </w:p>
+    <w:p>
+      <w:pPr>
+        <w:numPr>
+          <w:ilvl w:val="0"/>
+          <w:numId w:val="34"/>
+        </w:numPr>
+        <w:rPr>
+          <w:lang w:val="en-ZA"/>
+        </w:rPr>
+      </w:pPr>
+      <w:r>
+        <w:rPr>
+          <w:lang w:val="en-ZA"/>
+        </w:rPr>
+        <w:t>Models/viewing_request.py</w:t>
+      </w:r>
+    </w:p>
+    <w:p>
+      <w:pPr>
+        <w:numPr>
+          <w:ilvl w:val="0"/>
+          <w:numId w:val="34"/>
+        </w:numPr>
+        <w:rPr>
+          <w:lang w:val="en-ZA"/>
+        </w:rPr>
+      </w:pPr>
+      <w:r>
+        <w:rPr>
+          <w:lang w:val="en-ZA"/>
+        </w:rPr>
+        <w:t>Models/lease_application.py</w:t>
+      </w:r>
+    </w:p>
+    <w:p>
+      <w:pPr>
+        <w:rPr>
+          <w:lang w:val="en-ZA"/>
+        </w:rPr>
+      </w:pPr>
+      <w:r>
+        <w:rPr>
+          <w:b/>
+          <w:bCs/>
+          <w:lang w:val="en-ZA"/>
+        </w:rPr>
+        <w:t>Repositories:</w:t>
+      </w:r>
+    </w:p>
+    <w:p>
+      <w:pPr>
+        <w:numPr>
+          <w:ilvl w:val="0"/>
+          <w:numId w:val="35"/>
+        </w:numPr>
+        <w:rPr>
+          <w:lang w:val="en-ZA"/>
+        </w:rPr>
+      </w:pPr>
+      <w:r>
+        <w:rPr>
+          <w:lang w:val="en-ZA"/>
+        </w:rPr>
+        <w:lastRenderedPageBreak/>
+        <w:t>Repositories/viewing_request_repository.py</w:t>
+      </w:r>
+    </w:p>
+    <w:p>
+      <w:pPr>
+        <w:numPr>
+          <w:ilvl w:val="0"/>
+          <w:numId w:val="35"/>
+        </w:numPr>
+        <w:rPr>
+          <w:lang w:val="en-ZA"/>
+        </w:rPr>
+      </w:pPr>
+      <w:r>
+        <w:rPr>
+          <w:lang w:val="en-ZA"/>
+        </w:rPr>
+        <w:t>Repositories/lease_application_repository.py</w:t>
+      </w:r>
+    </w:p>
+    <w:p>
+      <w:pPr>
+        <w:rPr>
+          <w:lang w:val="en-ZA"/>
+        </w:rPr>
+      </w:pPr>
+      <w:r>
+        <w:rPr>
+          <w:b/>
+          <w:bCs/>
+          <w:lang w:val="en-ZA"/>
+        </w:rPr>
+        <w:t>Services:</w:t>
+      </w:r>
+    </w:p>
+    <w:p>
+      <w:pPr>
+        <w:numPr>
+          <w:ilvl w:val="0"/>
+          <w:numId w:val="36"/>
+        </w:numPr>
+        <w:rPr>
+          <w:lang w:val="en-ZA"/>
+        </w:rPr>
+      </w:pPr>
+      <w:r>
+        <w:rPr>
+          <w:lang w:val="en-ZA"/>
+        </w:rPr>
+        <w:t>Services/viewing_service.py</w:t>
+      </w:r>
+    </w:p>
+    <w:p>
+      <w:pPr>
+        <w:numPr>
+          <w:ilvl w:val="0"/>
+          <w:numId w:val="36"/>
+        </w:numPr>
+        <w:rPr>
+          <w:lang w:val="en-ZA"/>
+        </w:rPr>
+      </w:pPr>
+      <w:r>
+        <w:rPr>
+          <w:lang w:val="en-ZA"/>
+        </w:rPr>
+        <w:t>Services/lease_application_service.py</w:t>
+      </w:r>
+    </w:p>
+    <w:p>
+      <w:pPr>
+        <w:rPr>
+          <w:lang w:val="en-ZA"/>
+        </w:rPr>
+      </w:pPr>
+      <w:r>
+        <w:rPr>
+          <w:b/>
+          <w:bCs/>
+          <w:lang w:val="en-ZA"/>
+        </w:rPr>
+        <w:t>Controllers:</w:t>
+      </w:r>
+    </w:p>
+    <w:p>
+      <w:pPr>
+        <w:numPr>
+          <w:ilvl w:val="0"/>
+          <w:numId w:val="37"/>
+        </w:numPr>
+        <w:rPr>
+          <w:lang w:val="en-ZA"/>
+        </w:rPr>
+      </w:pPr>
+      <w:r>
+        <w:rPr>
+          <w:lang w:val="en-ZA"/>
+        </w:rPr>
+        <w:t>Controllers/viewing_controller.py</w:t>
+      </w:r>
+    </w:p>
+    <w:p>
+      <w:pPr>
+        <w:numPr>
+          <w:ilvl w:val="0"/>
+          <w:numId w:val="37"/>
+        </w:numPr>
+        <w:rPr>
+          <w:lang w:val="en-ZA"/>
+        </w:rPr>
+      </w:pPr>
+      <w:r>
+        <w:rPr>
+          <w:lang w:val="en-ZA"/>
+        </w:rPr>
+        <w:t>Controllers/lease_application_controller.py</w:t>
+      </w:r>
+    </w:p>
+    <w:p>
+      <w:pPr>
+        <w:rPr>
+          <w:lang w:val="en-ZA"/>
+        </w:rPr>
+      </w:pPr>
+      <w:r>
+        <w:rPr>
+          <w:b/>
+          <w:bCs/>
+          <w:lang w:val="en-ZA"/>
+        </w:rPr>
+        <w:t>UI screens and dialogs:</w:t>
+      </w:r>
+    </w:p>
+    <w:p>
+      <w:pPr>
+        <w:numPr>
+          <w:ilvl w:val="0"/>
+          <w:numId w:val="38"/>
+        </w:numPr>
+        <w:rPr>
+          <w:lang w:val="en-ZA"/>
+        </w:rPr>
+      </w:pPr>
+      <w:r>
+        <w:rPr>
+          <w:lang w:val="en-ZA"/>
+        </w:rPr>
+        <w:t>ui/register_dialog.py</w:t>
+      </w:r>
+    </w:p>
+    <w:p>
+      <w:pPr>
+        <w:numPr>
+          <w:ilvl w:val="0"/>
+          <w:numId w:val="38"/>
+        </w:numPr>
+        <w:rPr>
+          <w:lang w:val="en-ZA"/>
+        </w:rPr>
+      </w:pPr>
+      <w:r>
+        <w:rPr>
+          <w:lang w:val="en-ZA"/>
+        </w:rPr>
+        <w:t>ui/forgot_password_dialog.py</w:t>
+      </w:r>
+    </w:p>
+    <w:p>
+      <w:pPr>
+        <w:numPr>
+          <w:ilvl w:val="0"/>
+          <w:numId w:val="38"/>
+        </w:numPr>
+        <w:rPr>
+          <w:lang w:val="en-ZA"/>
+        </w:rPr>
+      </w:pPr>
+      <w:r>
+        <w:rPr>
+          <w:lang w:val="en-ZA"/>
+        </w:rPr>
+        <w:t>ui/viewing_request_dialog.py</w:t>
+      </w:r>
+    </w:p>
+    <w:p>
+      <w:pPr>
+        <w:numPr>
+          <w:ilvl w:val="0"/>
+          <w:numId w:val="38"/>
+        </w:numPr>
+        <w:rPr>
+          <w:lang w:val="en-ZA"/>
+        </w:rPr>
+      </w:pPr>
+      <w:r>
+        <w:rPr>
+          <w:lang w:val="en-ZA"/>
+        </w:rPr>
+        <w:t>ui/viewings_screen.py</w:t>
+      </w:r>
+    </w:p>
+    <w:p>
+      <w:pPr>
+        <w:numPr>
+          <w:ilvl w:val="0"/>
+          <w:numId w:val="38"/>
+        </w:numPr>
+        <w:rPr>
+          <w:lang w:val="en-ZA"/>
+        </w:rPr>
+      </w:pPr>
+      <w:r>
+        <w:rPr>
+          <w:lang w:val="en-ZA"/>
+        </w:rPr>
+        <w:t>ui/lease_application_dialog.py</w:t>
+      </w:r>
+    </w:p>
+    <w:p>
+      <w:pPr>
+        <w:numPr>
+          <w:ilvl w:val="0"/>
+          <w:numId w:val="38"/>
+        </w:numPr>
+        <w:rPr>
+          <w:lang w:val="en-ZA"/>
+        </w:rPr>
+      </w:pPr>
+      <w:r>
+        <w:rPr>
+          <w:lang w:val="en-ZA"/>
+        </w:rPr>
+        <w:t>ui/applications_screen.py</w:t>
+      </w:r>
+    </w:p>
+    <w:p>
+      <w:pPr>
+        <w:rPr>
+          <w:lang w:val="en-ZA"/>
+        </w:rPr>
+      </w:pPr>
+      <w:r>
+        <w:rPr>
+          <w:b/>
+          <w:bCs/>
+          <w:lang w:val="en-ZA"/>
+        </w:rPr>
+        <w:t>Widgets:</w:t>
+      </w:r>
+    </w:p>
+    <w:p>
+      <w:pPr>
+        <w:numPr>
+          <w:ilvl w:val="0"/>
+          <w:numId w:val="39"/>
+        </w:numPr>
+        <w:rPr>
+          <w:lang w:val="en-ZA"/>
+        </w:rPr>
+      </w:pPr>
+      <w:r>
+        <w:rPr>
+          <w:lang w:val="en-ZA"/>
+        </w:rPr>
+        <w:t>ui/widgets/entity_cards.py</w:t>
+      </w:r>
+    </w:p>
+    <w:p>
+      <w:pPr>
+        <w:rPr>
+          <w:lang w:val="en-ZA"/>
+        </w:rPr>
+      </w:pPr>
+      <w:r>
+        <w:rPr>
+          <w:b/>
+          <w:bCs/>
+          <w:lang w:val="en-ZA"/>
+        </w:rPr>
+        <w:t>Files replaced (version bumps):</w:t>
+      </w:r>
+    </w:p>
+    <w:p>
+      <w:pPr>
+        <w:numPr>
+          <w:ilvl w:val="0"/>
+          <w:numId w:val="40"/>
+        </w:numPr>
+        <w:rPr>
+          <w:lang w:val="en-ZA"/>
+        </w:rPr>
+      </w:pPr>
+      <w:r>
+        <w:rPr>
+          <w:lang w:val="en-ZA"/>
+        </w:rPr>
+        <w:t>Models/user.py (V3 — security question fields)</w:t>
+      </w:r>
+    </w:p>
+    <w:p>
+      <w:pPr>
+        <w:numPr>
+          <w:ilvl w:val="0"/>
+          <w:numId w:val="40"/>
+        </w:numPr>
+        <w:rPr>
+          <w:lang w:val="en-ZA"/>
+        </w:rPr>
+      </w:pPr>
+      <w:r>
+        <w:rPr>
+          <w:lang w:val="en-ZA"/>
+        </w:rPr>
+        <w:t>Models/property.py (V4 — reviews relationship)</w:t>
+      </w:r>
+    </w:p>
+    <w:p>
+      <w:pPr>
+        <w:numPr>
+          <w:ilvl w:val="0"/>
+          <w:numId w:val="40"/>
+        </w:numPr>
+        <w:rPr>
+          <w:lang w:val="en-ZA"/>
+        </w:rPr>
+      </w:pPr>
+      <w:r>
+        <w:rPr>
+          <w:lang w:val="en-ZA"/>
+        </w:rPr>
+        <w:t>Models/__init__.py (V5)</w:t>
+      </w:r>
+    </w:p>
+    <w:p>
+      <w:pPr>
+        <w:numPr>
+          <w:ilvl w:val="0"/>
+          <w:numId w:val="40"/>
+        </w:numPr>
+        <w:rPr>
+          <w:lang w:val="en-ZA"/>
+        </w:rPr>
+      </w:pPr>
+      <w:r>
+        <w:rPr>
+          <w:lang w:val="en-ZA"/>
+        </w:rPr>
+        <w:t>Services/security.py (V2 — answer hashing)</w:t>
+      </w:r>
+    </w:p>
+    <w:p>
+      <w:pPr>
+        <w:numPr>
+          <w:ilvl w:val="0"/>
+          <w:numId w:val="40"/>
+        </w:numPr>
+        <w:rPr>
+          <w:lang w:val="en-ZA"/>
+        </w:rPr>
+      </w:pPr>
+      <w:r>
+        <w:rPr>
+          <w:lang w:val="en-ZA"/>
+        </w:rPr>
+        <w:t>Services/auth_service.py (V4 — self-registration + manager approval + password reset)</w:t>
+      </w:r>
+    </w:p>
+    <w:p>
+      <w:pPr>
+        <w:numPr>
+          <w:ilvl w:val="0"/>
+          <w:numId w:val="40"/>
+        </w:numPr>
+        <w:rPr>
+          <w:lang w:val="en-ZA"/>
+        </w:rPr>
+      </w:pPr>
+      <w:r>
+        <w:rPr>
+          <w:lang w:val="en-ZA"/>
+        </w:rPr>
+        <w:t>Services/property_service.py (V3 — owner submission + approval)</w:t>
+      </w:r>
+    </w:p>
+    <w:p>
+      <w:pPr>
+        <w:numPr>
+          <w:ilvl w:val="0"/>
+          <w:numId w:val="40"/>
+        </w:numPr>
+        <w:rPr>
+          <w:lang w:val="en-ZA"/>
+        </w:rPr>
+      </w:pPr>
+      <w:r>
+        <w:rPr>
+          <w:lang w:val="en-ZA"/>
+        </w:rPr>
+        <w:t>Services/viewing_service.py (V2 — owner scoping)</w:t>
+      </w:r>
+    </w:p>
+    <w:p>
+      <w:pPr>
+        <w:numPr>
+          <w:ilvl w:val="0"/>
+          <w:numId w:val="40"/>
+        </w:numPr>
+        <w:rPr>
+          <w:lang w:val="en-ZA"/>
+        </w:rPr>
+      </w:pPr>
+      <w:r>
+        <w:rPr>
+          <w:lang w:val="en-ZA"/>
+        </w:rPr>
+        <w:t>Services/lease_application_service.py (V2 — owner scoping)</w:t>
+      </w:r>
+    </w:p>
+    <w:p>
+      <w:pPr>
+        <w:numPr>
+          <w:ilvl w:val="0"/>
+          <w:numId w:val="40"/>
+        </w:numPr>
+        <w:rPr>
+          <w:lang w:val="en-ZA"/>
+        </w:rPr>
+      </w:pPr>
+      <w:r>
+        <w:rPr>
+          <w:lang w:val="en-ZA"/>
+        </w:rPr>
+        <w:lastRenderedPageBreak/>
+        <w:t>Services/report_service.py (V3 — owner reports)</w:t>
+      </w:r>
+    </w:p>
+    <w:p>
+      <w:pPr>
+        <w:numPr>
+          <w:ilvl w:val="0"/>
+          <w:numId w:val="40"/>
+        </w:numPr>
+        <w:rPr>
+          <w:lang w:val="en-ZA"/>
+        </w:rPr>
+      </w:pPr>
+      <w:r>
+        <w:rPr>
+          <w:lang w:val="en-ZA"/>
+        </w:rPr>
+        <w:t>Controllers/auth_controller.py (V3)</w:t>
+      </w:r>
+    </w:p>
+    <w:p>
+      <w:pPr>
+        <w:numPr>
+          <w:ilvl w:val="0"/>
+          <w:numId w:val="40"/>
+        </w:numPr>
+        <w:rPr>
+          <w:lang w:val="en-ZA"/>
+        </w:rPr>
+      </w:pPr>
+      <w:r>
+        <w:rPr>
+          <w:lang w:val="en-ZA"/>
+        </w:rPr>
+        <w:t>Controllers/property_controller.py (V3)</w:t>
+      </w:r>
+    </w:p>
+    <w:p>
+      <w:pPr>
+        <w:numPr>
+          <w:ilvl w:val="0"/>
+          <w:numId w:val="40"/>
+        </w:numPr>
+        <w:rPr>
+          <w:lang w:val="en-ZA"/>
+        </w:rPr>
+      </w:pPr>
+      <w:r>
+        <w:rPr>
+          <w:lang w:val="en-ZA"/>
+        </w:rPr>
+        <w:t>Controllers/report_controller.py (V2)</w:t>
+      </w:r>
+    </w:p>
+    <w:p>
+      <w:pPr>
+        <w:numPr>
+          <w:ilvl w:val="0"/>
+          <w:numId w:val="40"/>
+        </w:numPr>
+        <w:rPr>
+          <w:lang w:val="en-ZA"/>
+        </w:rPr>
+      </w:pPr>
+      <w:r>
+        <w:rPr>
+          <w:lang w:val="en-ZA"/>
+        </w:rPr>
+        <w:t>ui/welcome_screen.py (V4 — guest CTA)</w:t>
+      </w:r>
+    </w:p>
+    <w:p>
+      <w:pPr>
+        <w:numPr>
+          <w:ilvl w:val="0"/>
+          <w:numId w:val="40"/>
+        </w:numPr>
+        <w:rPr>
+          <w:lang w:val="en-ZA"/>
+        </w:rPr>
+      </w:pPr>
+      <w:r>
+        <w:rPr>
+          <w:lang w:val="en-ZA"/>
+        </w:rPr>
+        <w:t>ui/login_screen.py (V6 — register + forgot links)</w:t>
+      </w:r>
+    </w:p>
+    <w:p>
+      <w:pPr>
+        <w:numPr>
+          <w:ilvl w:val="0"/>
+          <w:numId w:val="40"/>
+        </w:numPr>
+        <w:rPr>
+          <w:lang w:val="en-ZA"/>
+        </w:rPr>
+      </w:pPr>
+      <w:r>
+        <w:rPr>
+          <w:lang w:val="en-ZA"/>
+        </w:rPr>
+        <w:t>ui/property_form_dialog.py (V5 — owner field behaviour)</w:t>
+      </w:r>
+    </w:p>
+    <w:p>
+      <w:pPr>
+        <w:numPr>
+          <w:ilvl w:val="0"/>
+          <w:numId w:val="40"/>
+        </w:numPr>
+        <w:rPr>
+          <w:lang w:val="en-ZA"/>
+        </w:rPr>
+      </w:pPr>
+      <w:r>
+        <w:rPr>
+          <w:lang w:val="en-ZA"/>
+        </w:rPr>
+        <w:t>ui/properties_screen.py (V8 — owner submit + approve/reject)</w:t>
+      </w:r>
+    </w:p>
+    <w:p>
+      <w:pPr>
+        <w:numPr>
+          <w:ilvl w:val="0"/>
+          <w:numId w:val="40"/>
+        </w:numPr>
+        <w:rPr>
+          <w:lang w:val="en-ZA"/>
+        </w:rPr>
+      </w:pPr>
+      <w:r>
+        <w:rPr>
+          <w:lang w:val="en-ZA"/>
+        </w:rPr>
+        <w:t>ui/users_screen.py (V3 — approve pending managers)</w:t>
+      </w:r>
+    </w:p>
+    <w:p>
+      <w:pPr>
+        <w:numPr>
+          <w:ilvl w:val="0"/>
+          <w:numId w:val="40"/>
+        </w:numPr>
+        <w:rPr>
+          <w:lang w:val="en-ZA"/>
+        </w:rPr>
+      </w:pPr>
+      <w:r>
+        <w:rPr>
+          <w:lang w:val="en-ZA"/>
+        </w:rPr>
+        <w:t>ui/reports_screen.py (V3 — owner reports)</w:t>
+      </w:r>
+    </w:p>
+    <w:p>
+      <w:pPr>
+        <w:numPr>
+          <w:ilvl w:val="0"/>
+          <w:numId w:val="40"/>
+        </w:numPr>
+        <w:rPr>
+          <w:lang w:val="en-ZA"/>
+        </w:rPr>
+      </w:pPr>
+      <w:r>
+        <w:rPr>
+          <w:lang w:val="en-ZA"/>
+        </w:rPr>
+        <w:t>ui/widgets/sidebar.py (V6 — owner role additions)</w:t>
+      </w:r>
+    </w:p>
+    <w:p>
+      <w:pPr>
+        <w:numPr>
+          <w:ilvl w:val="0"/>
+          <w:numId w:val="40"/>
+        </w:numPr>
+        <w:rPr>
+          <w:lang w:val="en-ZA"/>
+        </w:rPr>
+      </w:pPr>
+      <w:r>
+        <w:rPr>
+          <w:lang w:val="en-ZA"/>
+        </w:rPr>
+        <w:t>ui/leases_screen.py (V6 — tenant cards)</w:t>
+      </w:r>
+    </w:p>
+    <w:p>
+      <w:pPr>
+        <w:numPr>
+          <w:ilvl w:val="0"/>
+          <w:numId w:val="40"/>
+        </w:numPr>
+        <w:rPr>
+          <w:lang w:val="en-ZA"/>
+        </w:rPr>
+      </w:pPr>
+      <w:r>
+        <w:rPr>
+          <w:lang w:val="en-ZA"/>
+        </w:rPr>
+        <w:t>ui/payments_screen.py (V6 — month-grouped tenant cards)</w:t>
+      </w:r>
+    </w:p>
+    <w:p>
+      <w:pPr>
+        <w:numPr>
+          <w:ilvl w:val="0"/>
+          <w:numId w:val="40"/>
+        </w:numPr>
+        <w:rPr>
+          <w:lang w:val="en-ZA"/>
+        </w:rPr>
+      </w:pPr>
+      <w:r>
+        <w:rPr>
+          <w:lang w:val="en-ZA"/>
+        </w:rPr>
+        <w:t>ui/maintenance_screen.py (V3 — Kanban)</w:t>
+      </w:r>
+    </w:p>
+    <w:p>
+      <w:pPr>
+        <w:numPr>
+          <w:ilvl w:val="0"/>
+          <w:numId w:val="40"/>
+        </w:numPr>
+        <w:rPr>
+          <w:lang w:val="en-ZA"/>
+        </w:rPr>
+      </w:pPr>
+      <w:r>
+        <w:rPr>
+          <w:lang w:val="en-ZA"/>
+        </w:rPr>
+        <w:t>ui/viewings_screen.py (V3 — tenant cards)</w:t>
+      </w:r>
+    </w:p>
+    <w:p>
+      <w:pPr>
+        <w:numPr>
+          <w:ilvl w:val="0"/>
+          <w:numId w:val="40"/>
+        </w:numPr>
+        <w:rPr>
+          <w:lang w:val="en-ZA"/>
+        </w:rPr>
+      </w:pPr>
+      <w:r>
+        <w:rPr>
+          <w:lang w:val="en-ZA"/>
+        </w:rPr>
+        <w:t>ui/applications_screen.py (V3 — tenant tracker)</w:t>
+      </w:r>
+    </w:p>
+    <w:p>
+      <w:pPr>
+        <w:numPr>
+          <w:ilvl w:val="0"/>
+          <w:numId w:val="40"/>
+        </w:numPr>
+        <w:rPr>
+          <w:lang w:val="en-ZA"/>
+        </w:rPr>
+      </w:pPr>
+      <w:r>
+        <w:rPr>
+          <w:lang w:val="en-ZA"/>
+        </w:rPr>
+        <w:t>ui/main_window.py (V12 — guest mode + applications route)</w:t>
+      </w:r>
+    </w:p>
+    <w:p>
+      <w:pPr>
+        <w:rPr>
+          <w:b/>
+          <w:bCs/>
+          <w:lang w:val="en-ZA"/>
+        </w:rPr>
+      </w:pPr>
+      <w:r>
+        <w:rPr>
+          <w:b/>
+          <w:bCs/>
+          <w:lang w:val="en-ZA"/>
+        </w:rPr>
+        <w:t>14.4 UX Design Decisions</w:t>
+      </w:r>
+    </w:p>
+    <w:p>
+      <w:pPr>
+        <w:rPr>
+          <w:lang w:val="en-ZA"/>
+        </w:rPr>
+      </w:pPr>
+      <w:r>
+        <w:rPr>
+          <w:lang w:val="en-ZA"/>
+        </w:rPr>
+        <w:t xml:space="preserve">The tenant UX overhaul was driven by a design principle: </w:t>
+      </w:r>
+      <w:r>
+        <w:rPr>
+          <w:b/>
+          <w:bCs/>
+          <w:lang w:val="en-ZA"/>
+        </w:rPr>
+        <w:t>tables are for administrative density, cards are for personal comprehension.</w:t>
+      </w:r>
+    </w:p>
+    <w:p>
+      <w:pPr>
+        <w:rPr>
+          <w:lang w:val="en-ZA"/>
+        </w:rPr>
+      </w:pPr>
+      <w:r>
+        <w:rPr>
+          <w:lang w:val="en-ZA"/>
+        </w:rPr>
+        <w:t>Tenants interact with a handful of items — one lease, a dozen payments, a few maintenance requests — and each item carries rich state (status, progress, deadlines). Cards let each item breathe; tables squash that context into cells.</w:t>
+      </w:r>
+    </w:p>
+    <w:p>
+      <w:pPr>
+        <w:rPr>
+          <w:lang w:val="en-ZA"/>
+        </w:rPr>
+      </w:pPr>
+      <w:r>
+        <w:rPr>
+          <w:lang w:val="en-ZA"/>
+        </w:rPr>
+        <w:t>Managers and administrators operate on many rows at once — filtering, sorting, comparing across columns. The tabular density is the right tool there.</w:t>
+      </w:r>
+    </w:p>
+    <w:p>
+      <w:pPr>
+        <w:rPr>
+          <w:lang w:val="en-ZA"/>
+        </w:rPr>
+      </w:pPr>
+      <w:r>
+        <w:rPr>
+          <w:lang w:val="en-ZA"/>
+        </w:rPr>
+        <w:t>Maintenance is the exception: it's a workflow, not a list. Representing it as a Kanban board communicates state transitions visually and is used by every role that participates in the workflow.</w:t>
+      </w:r>
+    </w:p>
+    <w:p>
+      <w:pPr>
+        <w:rPr>
+          <w:b/>
+          <w:bCs/>
+          <w:lang w:val="en-ZA"/>
+        </w:rPr>
+      </w:pPr>
+      <w:r>
+        <w:rPr>
+          <w:b/>
+          <w:bCs/>
+          <w:lang w:val="en-ZA"/>
+        </w:rPr>
+        <w:t>14.5 Outstanding Items</w:t>
+      </w:r>
+    </w:p>
+    <w:tbl>
+      <w:tblPr>
+        <w:tblW w:w="10080" w:type="dxa"/>
+        <w:tblCellMar>
+          <w:top w:w="15" w:type="dxa"/>
+          <w:left w:w="15" w:type="dxa"/>
+          <w:bottom w:w="15" w:type="dxa"/>
+          <w:right w:w="15" w:type="dxa"/>
+        </w:tblCellMar>
+        <w:tblLook w:val="04A0" w:firstRow="1" w:lastRow="0" w:firstColumn="1" w:lastColumn="0" w:noHBand="0" w:noVBand="1"/>
+      </w:tblPr>
+      <w:tblGrid>
+        <w:gridCol w:w="4172"/>
+        <w:gridCol w:w="1615"/>
+        <w:gridCol w:w="4293"/>
+      </w:tblGrid>
+      <w:tr>
+        <w:trPr>
+          <w:tblHeader/>
+        </w:trPr>
+        <w:tc>
+          <w:tcPr>
+            <w:tcW w:w="0" w:type="auto"/>
+            <w:tcBorders>
+              <w:top w:val="nil"/>
+            </w:tcBorders>
+            <w:tcMar>
+              <w:top w:w="150" w:type="dxa"/>
+              <w:left w:w="0" w:type="dxa"/>
+              <w:bottom w:w="150" w:type="dxa"/>
+              <w:right w:w="240" w:type="dxa"/>
+            </w:tcMar>
+            <w:vAlign w:val="center"/>
+            <w:hideMark/>
+          </w:tcPr>
+          <w:p>
+            <w:pPr>
+              <w:rPr>
+                <w:lang w:val="en-ZA"/>
+              </w:rPr>
+            </w:pPr>
+            <w:r>
+              <w:rPr>
+                <w:lang w:val="en-ZA"/>
+              </w:rPr>
+              <w:lastRenderedPageBreak/>
+              <w:t>Item</w:t>
+            </w:r>
+          </w:p>
+        </w:tc>
+        <w:tc>
+          <w:tcPr>
+            <w:tcW w:w="0" w:type="auto"/>
+            <w:tcBorders>
+              <w:top w:val="nil"/>
+            </w:tcBorders>
+            <w:tcMar>
+              <w:top w:w="150" w:type="dxa"/>
+              <w:left w:w="240" w:type="dxa"/>
+              <w:bottom w:w="150" w:type="dxa"/>
+              <w:right w:w="240" w:type="dxa"/>
+            </w:tcMar>
+            <w:vAlign w:val="center"/>
+            <w:hideMark/>
+          </w:tcPr>
+          <w:p>
+            <w:pPr>
+              <w:rPr>
+                <w:lang w:val="en-ZA"/>
+              </w:rPr>
+            </w:pPr>
+            <w:r>
+              <w:rPr>
+                <w:lang w:val="en-ZA"/>
+              </w:rPr>
+              <w:t>Priority</w:t>
+            </w:r>
+          </w:p>
+        </w:tc>
+        <w:tc>
+          <w:tcPr>
+            <w:tcW w:w="0" w:type="auto"/>
+            <w:tcBorders>
+              <w:top w:val="nil"/>
+            </w:tcBorders>
+            <w:tcMar>
+              <w:top w:w="150" w:type="dxa"/>
+              <w:left w:w="240" w:type="dxa"/>
+              <w:bottom w:w="150" w:type="dxa"/>
+              <w:right w:w="240" w:type="dxa"/>
+            </w:tcMar>
+            <w:vAlign w:val="center"/>
+            <w:hideMark/>
+          </w:tcPr>
+          <w:p>
+            <w:pPr>
+              <w:rPr>
+                <w:lang w:val="en-ZA"/>
+              </w:rPr>
+            </w:pPr>
+            <w:r>
+              <w:rPr>
+                <w:lang w:val="en-ZA"/>
+              </w:rPr>
+              <w:t>Notes</w:t>
+            </w:r>
+          </w:p>
+        </w:tc>
+      </w:tr>
+      <w:tr>
+        <w:tc>
+          <w:tcPr>
+            <w:tcW w:w="0" w:type="auto"/>
+            <w:tcMar>
+              <w:top w:w="150" w:type="dxa"/>
+              <w:left w:w="0" w:type="dxa"/>
+              <w:bottom w:w="150" w:type="dxa"/>
+              <w:right w:w="240" w:type="dxa"/>
+            </w:tcMar>
+            <w:vAlign w:val="center"/>
+            <w:hideMark/>
+          </w:tcPr>
+          <w:p>
+            <w:pPr>
+              <w:rPr>
+                <w:lang w:val="en-ZA"/>
+              </w:rPr>
+            </w:pPr>
+            <w:r>
+              <w:rPr>
+                <w:lang w:val="en-ZA"/>
+              </w:rPr>
+              <w:t>Loading spinner for slow queries</w:t>
+            </w:r>
+          </w:p>
+        </w:tc>
+        <w:tc>
+          <w:tcPr>
+            <w:tcW w:w="0" w:type="auto"/>
+            <w:tcMar>
+              <w:top w:w="150" w:type="dxa"/>
+              <w:left w:w="240" w:type="dxa"/>
+              <w:bottom w:w="150" w:type="dxa"/>
+              <w:right w:w="240" w:type="dxa"/>
+            </w:tcMar>
+            <w:vAlign w:val="center"/>
+            <w:hideMark/>
+          </w:tcPr>
+          <w:p>
+            <w:pPr>
+              <w:rPr>
+                <w:lang w:val="en-ZA"/>
+              </w:rPr>
+            </w:pPr>
+            <w:r>
+              <w:rPr>
+                <w:lang w:val="en-ZA"/>
+              </w:rPr>
+              <w:t>Low</w:t>
+            </w:r>
+          </w:p>
+        </w:tc>
+        <w:tc>
+          <w:tcPr>
+            <w:tcW w:w="0" w:type="auto"/>
+            <w:tcMar>
+              <w:top w:w="150" w:type="dxa"/>
+              <w:left w:w="240" w:type="dxa"/>
+              <w:bottom w:w="150" w:type="dxa"/>
+              <w:right w:w="0" w:type="dxa"/>
+            </w:tcMar>
+            <w:vAlign w:val="center"/>
+            <w:hideMark/>
+          </w:tcPr>
+          <w:p>
+            <w:pPr>
+              <w:rPr>
+                <w:lang w:val="en-ZA"/>
+              </w:rPr>
+            </w:pPr>
+            <w:r>
+              <w:rPr>
+                <w:lang w:val="en-ZA"/>
+              </w:rPr>
+              <w:t>Optional cosmetic</w:t>
+            </w:r>
+          </w:p>
+        </w:tc>
+      </w:tr>
+      <w:tr>
+        <w:tc>
+          <w:tcPr>
+            <w:tcW w:w="0" w:type="auto"/>
+            <w:tcMar>
+              <w:top w:w="150" w:type="dxa"/>
+              <w:left w:w="0" w:type="dxa"/>
+              <w:bottom w:w="150" w:type="dxa"/>
+              <w:right w:w="240" w:type="dxa"/>
+            </w:tcMar>
+            <w:vAlign w:val="center"/>
+            <w:hideMark/>
+          </w:tcPr>
+          <w:p>
+            <w:pPr>
+              <w:rPr>
+                <w:lang w:val="en-ZA"/>
+              </w:rPr>
+            </w:pPr>
+            <w:r>
+              <w:rPr>
+                <w:lang w:val="en-ZA"/>
+              </w:rPr>
+              <w:t>SVG icon migration</w:t>
+            </w:r>
+          </w:p>
+        </w:tc>
+        <w:tc>
+          <w:tcPr>
+            <w:tcW w:w="0" w:type="auto"/>
+            <w:tcMar>
+              <w:top w:w="150" w:type="dxa"/>
+              <w:left w:w="240" w:type="dxa"/>
+              <w:bottom w:w="150" w:type="dxa"/>
+              <w:right w:w="240" w:type="dxa"/>
+            </w:tcMar>
+            <w:vAlign w:val="center"/>
+            <w:hideMark/>
+          </w:tcPr>
+          <w:p>
+            <w:pPr>
+              <w:rPr>
+                <w:lang w:val="en-ZA"/>
+              </w:rPr>
+            </w:pPr>
+            <w:r>
+              <w:rPr>
+                <w:lang w:val="en-ZA"/>
+              </w:rPr>
+              <w:t>Low</w:t>
+            </w:r>
+          </w:p>
+        </w:tc>
+        <w:tc>
+          <w:tcPr>
+            <w:tcW w:w="0" w:type="auto"/>
+            <w:tcMar>
+              <w:top w:w="150" w:type="dxa"/>
+              <w:left w:w="240" w:type="dxa"/>
+              <w:bottom w:w="150" w:type="dxa"/>
+              <w:right w:w="0" w:type="dxa"/>
+            </w:tcMar>
+            <w:vAlign w:val="center"/>
+            <w:hideMark/>
+          </w:tcPr>
+          <w:p>
+            <w:pPr>
+              <w:rPr>
+                <w:lang w:val="en-ZA"/>
+              </w:rPr>
+            </w:pPr>
+            <w:r>
+              <w:rPr>
+                <w:lang w:val="en-ZA"/>
+              </w:rPr>
+              <w:t>Emojis render fine on Windows 11</w:t>
+            </w:r>
+          </w:p>
+        </w:tc>
+      </w:tr>
+      <w:tr>
+        <w:tc>
+          <w:tcPr>
+            <w:tcW w:w="0" w:type="auto"/>
+            <w:tcMar>
+              <w:top w:w="150" w:type="dxa"/>
+              <w:left w:w="0" w:type="dxa"/>
+              <w:bottom w:w="150" w:type="dxa"/>
+              <w:right w:w="240" w:type="dxa"/>
+            </w:tcMar>
+            <w:vAlign w:val="center"/>
+            <w:hideMark/>
+          </w:tcPr>
+          <w:p>
+            <w:pPr>
+              <w:rPr>
+                <w:lang w:val="en-ZA"/>
+              </w:rPr>
+            </w:pPr>
+            <w:r>
+              <w:rPr>
+                <w:lang w:val="en-ZA"/>
+              </w:rPr>
+              <w:t>Silence Qt font warning</w:t>
+            </w:r>
+          </w:p>
+        </w:tc>
+        <w:tc>
+          <w:tcPr>
+            <w:tcW w:w="0" w:type="auto"/>
+            <w:tcMar>
+              <w:top w:w="150" w:type="dxa"/>
+              <w:left w:w="240" w:type="dxa"/>
+              <w:bottom w:w="150" w:type="dxa"/>
+              <w:right w:w="240" w:type="dxa"/>
+            </w:tcMar>
+            <w:vAlign w:val="center"/>
+            <w:hideMark/>
+          </w:tcPr>
+          <w:p>
+            <w:pPr>
+              <w:rPr>
+                <w:lang w:val="en-ZA"/>
+              </w:rPr>
+            </w:pPr>
+            <w:r>
+              <w:rPr>
+                <w:lang w:val="en-ZA"/>
+              </w:rPr>
+              <w:t>Low</w:t>
+            </w:r>
+          </w:p>
+        </w:tc>
+        <w:tc>
+          <w:tcPr>
+            <w:tcW w:w="0" w:type="auto"/>
+            <w:tcMar>
+              <w:top w:w="150" w:type="dxa"/>
+              <w:left w:w="240" w:type="dxa"/>
+              <w:bottom w:w="150" w:type="dxa"/>
+              <w:right w:w="0" w:type="dxa"/>
+            </w:tcMar>
+            <w:vAlign w:val="center"/>
+            <w:hideMark/>
+          </w:tcPr>
+          <w:p>
+            <w:pPr>
+              <w:rPr>
+                <w:lang w:val="en-ZA"/>
+              </w:rPr>
+            </w:pPr>
+            <w:r>
+              <w:rPr>
+                <w:lang w:val="en-ZA"/>
+              </w:rPr>
+              <w:t>Cosmetic</w:t>
+            </w:r>
+          </w:p>
+        </w:tc>
+      </w:tr>
+      <w:tr>
+        <w:tc>
+          <w:tcPr>
+            <w:tcW w:w="0" w:type="auto"/>
+            <w:tcMar>
+              <w:top w:w="150" w:type="dxa"/>
+              <w:left w:w="0" w:type="dxa"/>
+              <w:bottom w:w="150" w:type="dxa"/>
+              <w:right w:w="240" w:type="dxa"/>
+            </w:tcMar>
+            <w:vAlign w:val="center"/>
+            <w:hideMark/>
+          </w:tcPr>
+          <w:p>
+            <w:pPr>
+              <w:rPr>
+                <w:lang w:val="en-ZA"/>
+              </w:rPr>
+            </w:pPr>
+            <w:r>
+              <w:rPr>
+                <w:lang w:val="en-ZA"/>
+              </w:rPr>
+              <w:t>Theme presets from hero images</w:t>
+            </w:r>
+          </w:p>
+        </w:tc>
+        <w:tc>
+          <w:tcPr>
+            <w:tcW w:w="0" w:type="auto"/>
+            <w:tcMar>
+              <w:top w:w="150" w:type="dxa"/>
+              <w:left w:w="240" w:type="dxa"/>
+              <w:bottom w:w="150" w:type="dxa"/>
+              <w:right w:w="240" w:type="dxa"/>
+            </w:tcMar>
+            <w:vAlign w:val="center"/>
+            <w:hideMark/>
+          </w:tcPr>
+          <w:p>
+            <w:pPr>
+              <w:rPr>
+                <w:lang w:val="en-ZA"/>
+              </w:rPr>
+            </w:pPr>
+            <w:r>
+              <w:rPr>
+                <w:lang w:val="en-ZA"/>
+              </w:rPr>
+              <w:t>Low</w:t>
+            </w:r>
+          </w:p>
+        </w:tc>
+        <w:tc>
+          <w:tcPr>
+            <w:tcW w:w="0" w:type="auto"/>
+            <w:tcMar>
+              <w:top w:w="150" w:type="dxa"/>
+              <w:left w:w="240" w:type="dxa"/>
+              <w:bottom w:w="150" w:type="dxa"/>
+              <w:right w:w="0" w:type="dxa"/>
+            </w:tcMar>
+            <w:vAlign w:val="center"/>
+            <w:hideMark/>
+          </w:tcPr>
+          <w:p>
+            <w:pPr>
+              <w:rPr>
+                <w:lang w:val="en-ZA"/>
+              </w:rPr>
+            </w:pPr>
+            <w:r>
+              <w:rPr>
+                <w:lang w:val="en-ZA"/>
+              </w:rPr>
+              <w:t>Blocked on image selection</w:t>
+            </w:r>
+          </w:p>
+        </w:tc>
+      </w:tr>
+      <w:tr>
+        <w:tc>
+          <w:tcPr>
+            <w:tcW w:w="0" w:type="auto"/>
+            <w:tcMar>
+              <w:top w:w="150" w:type="dxa"/>
+              <w:left w:w="0" w:type="dxa"/>
+              <w:bottom w:w="150" w:type="dxa"/>
+              <w:right w:w="240" w:type="dxa"/>
+            </w:tcMar>
+            <w:vAlign w:val="center"/>
+            <w:hideMark/>
+          </w:tcPr>
+          <w:p>
+            <w:pPr>
+              <w:rPr>
+                <w:lang w:val="en-ZA"/>
+              </w:rPr>
+            </w:pPr>
+            <w:r>
+              <w:rPr>
+                <w:lang w:val="en-ZA"/>
+              </w:rPr>
+              <w:t>Wireframe images in final report</w:t>
+            </w:r>
+          </w:p>
+        </w:tc>
+        <w:tc>
+          <w:tcPr>
+            <w:tcW w:w="0" w:type="auto"/>
+            <w:tcMar>
+              <w:top w:w="150" w:type="dxa"/>
+              <w:left w:w="240" w:type="dxa"/>
+              <w:bottom w:w="150" w:type="dxa"/>
+              <w:right w:w="240" w:type="dxa"/>
+            </w:tcMar>
+            <w:vAlign w:val="center"/>
+            <w:hideMark/>
+          </w:tcPr>
+          <w:p>
+            <w:pPr>
+              <w:rPr>
+                <w:lang w:val="en-ZA"/>
+              </w:rPr>
+            </w:pPr>
+            <w:r>
+              <w:rPr>
+                <w:lang w:val="en-ZA"/>
+              </w:rPr>
+              <w:t>Medium</w:t>
+            </w:r>
+          </w:p>
+        </w:tc>
+        <w:tc>
+          <w:tcPr>
+            <w:tcW w:w="0" w:type="auto"/>
+            <w:tcMar>
+              <w:top w:w="150" w:type="dxa"/>
+              <w:left w:w="240" w:type="dxa"/>
+              <w:bottom w:w="150" w:type="dxa"/>
+              <w:right w:w="0" w:type="dxa"/>
+            </w:tcMar>
+            <w:vAlign w:val="center"/>
+            <w:hideMark/>
+          </w:tcPr>
+          <w:p>
+            <w:pPr>
+              <w:rPr>
+                <w:lang w:val="en-ZA"/>
+              </w:rPr>
+            </w:pPr>
+            <w:r>
+              <w:rPr>
+                <w:lang w:val="en-ZA"/>
+              </w:rPr>
+              <w:t>Report deliverable</w:t>
+            </w:r>
+          </w:p>
+        </w:tc>
+      </w:tr>
+      <w:tr>
+        <w:tc>
+          <w:tcPr>
+            <w:tcW w:w="0" w:type="auto"/>
+            <w:tcMar>
+              <w:top w:w="150" w:type="dxa"/>
+              <w:left w:w="0" w:type="dxa"/>
+              <w:bottom w:w="150" w:type="dxa"/>
+              <w:right w:w="240" w:type="dxa"/>
+            </w:tcMar>
+            <w:vAlign w:val="center"/>
+            <w:hideMark/>
+          </w:tcPr>
+          <w:p>
+            <w:pPr>
+              <w:rPr>
+                <w:lang w:val="en-ZA"/>
+              </w:rPr>
+            </w:pPr>
+            <w:r>
+              <w:rPr>
+                <w:b/>
+                <w:bCs/>
+                <w:lang w:val="en-ZA"/>
+              </w:rPr>
+              <w:t>Final report compilation</w:t>
+            </w:r>
+          </w:p>
+        </w:tc>
+        <w:tc>
+          <w:tcPr>
+            <w:tcW w:w="0" w:type="auto"/>
+            <w:tcMar>
+              <w:top w:w="150" w:type="dxa"/>
+              <w:left w:w="240" w:type="dxa"/>
+              <w:bottom w:w="150" w:type="dxa"/>
+              <w:right w:w="240" w:type="dxa"/>
+            </w:tcMar>
+            <w:vAlign w:val="center"/>
+            <w:hideMark/>
+          </w:tcPr>
+          <w:p>
+            <w:pPr>
+              <w:rPr>
+                <w:lang w:val="en-ZA"/>
+              </w:rPr>
+            </w:pPr>
+            <w:r>
+              <w:rPr>
+                <w:b/>
+                <w:bCs/>
+                <w:lang w:val="en-ZA"/>
+              </w:rPr>
+              <w:t>High</w:t>
+            </w:r>
+          </w:p>
+        </w:tc>
+        <w:tc>
+          <w:tcPr>
+            <w:tcW w:w="0" w:type="auto"/>
+            <w:tcMar>
+              <w:top w:w="150" w:type="dxa"/>
+              <w:left w:w="240" w:type="dxa"/>
+              <w:bottom w:w="150" w:type="dxa"/>
+              <w:right w:w="0" w:type="dxa"/>
+            </w:tcMar>
+            <w:vAlign w:val="center"/>
+            <w:hideMark/>
+          </w:tcPr>
+          <w:p>
+            <w:pPr>
+              <w:rPr>
+                <w:lang w:val="en-ZA"/>
+              </w:rPr>
+            </w:pPr>
+            <w:r>
+              <w:rPr>
+                <w:b/>
+                <w:bCs/>
+                <w:lang w:val="en-ZA"/>
+              </w:rPr>
+              <w:t>Due 20 October 2026</w:t>
+            </w:r>
+          </w:p>
+        </w:tc>
+      </w:tr>
+    </w:tbl>
+    <w:p>
+      <w:pPr>
+        <w:rPr>
+          <w:b/>
+          <w:bCs/>
+          <w:lang w:val="en-ZA"/>
+        </w:rPr>
+      </w:pPr>
+      <w:r>
+        <w:rPr>
+          <w:b/>
+          <w:bCs/>
+          <w:lang w:val="en-ZA"/>
+        </w:rPr>
+        <w:t>14.6 Summary</w:t>
+      </w:r>
+    </w:p>
+    <w:p>
+      <w:pPr>
+        <w:rPr>
+          <w:lang w:val="en-ZA"/>
+        </w:rPr>
+      </w:pPr>
+      <w:r>
+        <w:rPr>
+          <w:lang w:val="en-ZA"/>
+        </w:rPr>
+        <w:t>Section 14 closes the feature development cycle. Every workflow described in the original brief — plus the extended scope that emerged during development — is now implemented, integrated, tested manually, and visually coherent. The application can be demonstrated end-to-end for every role.</w:t>
+      </w:r>
+    </w:p>
+    <w:p>
+      <w:pPr>
+        <w:rPr>
+          <w:lang w:val="en-ZA"/>
+        </w:rPr>
+      </w:pPr>
+      <w:r>
+        <w:rPr>
+          <w:lang w:val="en-ZA"/>
+        </w:rPr>
+        <w:t>Remaining work is documentation (final report) and optional cosmetic polish. The project remains on schedule.</w:t>
+      </w:r>
+    </w:p>
+    <w:p>
+      <w:pPr>
+        <w:rPr>
+          <w:lang w:val="en-ZA"/>
+        </w:rPr>
+      </w:pPr>
     </w:p>
     <w:p>
       <w:pPr>
@@ -37808,7 +42838,7 @@
 </file>
 
 <file path=word/endnotes.xml><?xml version="1.0" encoding="utf-8"?>
-<w:endnotes xmlns:wpc="http://schemas.microsoft.com/office/word/2010/wordprocessingCanvas" xmlns:cx="http://schemas.microsoft.com/office/drawing/2014/chartex" xmlns:cx1="http://schemas.microsoft.com/office/drawing/2015/9/8/chartex" xmlns:cx2="http://schemas.microsoft.com/office/drawing/2015/10/21/chartex" xmlns:cx3="http://schemas.microsoft.com/office/drawing/2016/5/9/chartex" xmlns:cx4="http://schemas.microsoft.com/office/drawing/2016/5/10/chartex" xmlns:cx5="http://schemas.microsoft.com/office/drawing/2016/5/11/chartex" xmlns:cx6="http://schemas.microsoft.com/office/drawing/2016/5/12/chartex" xmlns:cx7="http://schemas.microsoft.com/office/drawing/2016/5/13/chartex" xmlns:cx8="http://schemas.microsoft.com/office/drawing/2016/5/14/chartex" xmlns:mc="http://schemas.openxmlformats.org/markup-compatibility/2006" xmlns:aink="http://schemas.microsoft.com/office/drawing/2016/ink" xmlns:am3d="http://schemas.microsoft.com/office/drawing/2017/model3d" xmlns:o="urn:schemas-microsoft-com:office:office" xmlns:oel="http://schemas.microsoft.com/office/2019/extlst" xmlns:r="http://schemas.openxmlformats.org/officeDocument/2006/relationships" xmlns:m="http://schemas.openxmlformats.org/officeDocument/2006/math" xmlns:v="urn:schemas-microsoft-com:vml" xmlns:wp14="http://schemas.microsoft.com/office/word/2010/wordprocessingDrawing" xmlns:wp="http://schemas.openxmlformats.org/drawingml/2006/wordprocessingDrawing" xmlns:w10="urn:schemas-microsoft-com:office:word" xmlns:w="http://schemas.openxmlformats.org/wordprocessingml/2006/main" xmlns:w14="http://schemas.microsoft.com/office/word/2010/wordml" xmlns:w15="http://schemas.microsoft.com/office/word/2012/wordml" xmlns:w16cei="http://schemas.microsoft.com/office/word/2026/wordml/cei" xmlns:w16cex="http://schemas.microsoft.com/office/word/2018/wordml/cex" xmlns:w16cid="http://schemas.microsoft.com/office/word/2016/wordml/cid" xmlns:w16="http://schemas.microsoft.com/office/word/2018/wordml" xmlns:w16du="http://schemas.microsoft.com/office/word/2023/wordml/word16du" xmlns:w16sdtdh="http://schemas.microsoft.com/office/word/2020/wordml/sdtdatahash" xmlns:w16sdtfl="http://schemas.microsoft.com/office/word/2024/wordml/sdtformatlock" xmlns:w16se="http://schemas.microsoft.com/office/word/2015/wordml/symex" xmlns:wpg="http://schemas.microsoft.com/office/word/2010/wordprocessingGroup" xmlns:wpi="http://schemas.microsoft.com/office/word/2010/wordprocessingInk" xmlns:wne="http://schemas.microsoft.com/office/word/2006/wordml" xmlns:wps="http://schemas.microsoft.com/office/word/2010/wordprocessingShape" mc:Ignorable="w14 w15 w16se w16cid w16 w16cex w16sdtdh w16sdtfl w16du wp14">
+<w:endnotes xmlns:wpc="http://schemas.microsoft.com/office/word/2010/wordprocessingCanvas" xmlns:cx="http://schemas.microsoft.com/office/drawing/2014/chartex" xmlns:cx1="http://schemas.microsoft.com/office/drawing/2015/9/8/chartex" xmlns:cx2="http://schemas.microsoft.com/office/drawing/2015/10/21/chartex" xmlns:cx3="http://schemas.microsoft.com/office/drawing/2016/5/9/chartex" xmlns:cx4="http://schemas.microsoft.com/office/drawing/2016/5/10/chartex" xmlns:cx5="http://schemas.microsoft.com/office/drawing/2016/5/11/chartex" xmlns:cx6="http://schemas.microsoft.com/office/drawing/2016/5/12/chartex" xmlns:cx7="http://schemas.microsoft.com/office/drawing/2016/5/13/chartex" xmlns:cx8="http://schemas.microsoft.com/office/drawing/2016/5/14/chartex" xmlns:mc="http://schemas.openxmlformats.org/markup-compatibility/2006" xmlns:aink="http://schemas.microsoft.com/office/drawing/2016/ink" xmlns:am3d="http://schemas.microsoft.com/office/drawing/2017/model3d" xmlns:o="urn:schemas-microsoft-com:office:office" xmlns:oel="http://schemas.microsoft.com/office/2019/extlst" xmlns:r="http://schemas.openxmlformats.org/officeDocument/2006/relationships" xmlns:m="http://schemas.openxmlformats.org/officeDocument/2006/math" xmlns:v="urn:schemas-microsoft-com:vml" xmlns:wp14="http://schemas.microsoft.com/office/word/2010/wordprocessingDrawing" xmlns:wp="http://schemas.openxmlformats.org/drawingml/2006/wordprocessingDrawing" xmlns:w10="urn:schemas-microsoft-com:office:word" xmlns:w="http://schemas.openxmlformats.org/wordprocessingml/2006/main" xmlns:w14="http://schemas.microsoft.com/office/word/2010/wordml" xmlns:w15="http://schemas.microsoft.com/office/word/2012/wordml" xmlns:w16cex="http://schemas.microsoft.com/office/word/2018/wordml/cex" xmlns:w16cid="http://schemas.microsoft.com/office/word/2016/wordml/cid" xmlns:w16="http://schemas.microsoft.com/office/word/2018/wordml" xmlns:w16du="http://schemas.microsoft.com/office/word/2023/wordml/word16du" xmlns:w16sdtdh="http://schemas.microsoft.com/office/word/2020/wordml/sdtdatahash" xmlns:w16sdtfl="http://schemas.microsoft.com/office/word/2024/wordml/sdtformatlock" xmlns:w16se="http://schemas.microsoft.com/office/word/2015/wordml/symex" xmlns:wpg="http://schemas.microsoft.com/office/word/2010/wordprocessingGroup" xmlns:wpi="http://schemas.microsoft.com/office/word/2010/wordprocessingInk" xmlns:wne="http://schemas.microsoft.com/office/word/2006/wordml" xmlns:wps="http://schemas.microsoft.com/office/word/2010/wordprocessingShape" mc:Ignorable="w14 w15 w16se w16cid w16 w16cex w16sdtdh w16sdtfl w16du wp14">
   <w:endnote w:type="separator" w:id="-1">
     <w:p>
       <w:pPr>
@@ -37833,7 +42863,7 @@
 </file>
 
 <file path=word/footer1.xml><?xml version="1.0" encoding="utf-8"?>
-<w:ftr xmlns:wpc="http://schemas.microsoft.com/office/word/2010/wordprocessingCanvas" xmlns:cx="http://schemas.microsoft.com/office/drawing/2014/chartex" xmlns:cx1="http://schemas.microsoft.com/office/drawing/2015/9/8/chartex" xmlns:cx2="http://schemas.microsoft.com/office/drawing/2015/10/21/chartex" xmlns:cx3="http://schemas.microsoft.com/office/drawing/2016/5/9/chartex" xmlns:cx4="http://schemas.microsoft.com/office/drawing/2016/5/10/chartex" xmlns:cx5="http://schemas.microsoft.com/office/drawing/2016/5/11/chartex" xmlns:cx6="http://schemas.microsoft.com/office/drawing/2016/5/12/chartex" xmlns:cx7="http://schemas.microsoft.com/office/drawing/2016/5/13/chartex" xmlns:cx8="http://schemas.microsoft.com/office/drawing/2016/5/14/chartex" xmlns:mc="http://schemas.openxmlformats.org/markup-compatibility/2006" xmlns:aink="http://schemas.microsoft.com/office/drawing/2016/ink" xmlns:am3d="http://schemas.microsoft.com/office/drawing/2017/model3d" xmlns:o="urn:schemas-microsoft-com:office:office" xmlns:oel="http://schemas.microsoft.com/office/2019/extlst" xmlns:r="http://schemas.openxmlformats.org/officeDocument/2006/relationships" xmlns:m="http://schemas.openxmlformats.org/officeDocument/2006/math" xmlns:v="urn:schemas-microsoft-com:vml" xmlns:wp14="http://schemas.microsoft.com/office/word/2010/wordprocessingDrawing" xmlns:wp="http://schemas.openxmlformats.org/drawingml/2006/wordprocessingDrawing" xmlns:w10="urn:schemas-microsoft-com:office:word" xmlns:w="http://schemas.openxmlformats.org/wordprocessingml/2006/main" xmlns:w14="http://schemas.microsoft.com/office/word/2010/wordml" xmlns:w15="http://schemas.microsoft.com/office/word/2012/wordml" xmlns:w16cei="http://schemas.microsoft.com/office/word/2026/wordml/cei" xmlns:w16cex="http://schemas.microsoft.com/office/word/2018/wordml/cex" xmlns:w16cid="http://schemas.microsoft.com/office/word/2016/wordml/cid" xmlns:w16="http://schemas.microsoft.com/office/word/2018/wordml" xmlns:w16du="http://schemas.microsoft.com/office/word/2023/wordml/word16du" xmlns:w16sdtdh="http://schemas.microsoft.com/office/word/2020/wordml/sdtdatahash" xmlns:w16sdtfl="http://schemas.microsoft.com/office/word/2024/wordml/sdtformatlock" xmlns:w16se="http://schemas.microsoft.com/office/word/2015/wordml/symex" xmlns:wpg="http://schemas.microsoft.com/office/word/2010/wordprocessingGroup" xmlns:wpi="http://schemas.microsoft.com/office/word/2010/wordprocessingInk" xmlns:wne="http://schemas.microsoft.com/office/word/2006/wordml" xmlns:wps="http://schemas.microsoft.com/office/word/2010/wordprocessingShape" mc:Ignorable="w14 w15 w16se w16cid w16 w16cex w16sdtdh w16sdtfl w16du wp14">
+<w:ftr xmlns:wpc="http://schemas.microsoft.com/office/word/2010/wordprocessingCanvas" xmlns:cx="http://schemas.microsoft.com/office/drawing/2014/chartex" xmlns:cx1="http://schemas.microsoft.com/office/drawing/2015/9/8/chartex" xmlns:cx2="http://schemas.microsoft.com/office/drawing/2015/10/21/chartex" xmlns:cx3="http://schemas.microsoft.com/office/drawing/2016/5/9/chartex" xmlns:cx4="http://schemas.microsoft.com/office/drawing/2016/5/10/chartex" xmlns:cx5="http://schemas.microsoft.com/office/drawing/2016/5/11/chartex" xmlns:cx6="http://schemas.microsoft.com/office/drawing/2016/5/12/chartex" xmlns:cx7="http://schemas.microsoft.com/office/drawing/2016/5/13/chartex" xmlns:cx8="http://schemas.microsoft.com/office/drawing/2016/5/14/chartex" xmlns:mc="http://schemas.openxmlformats.org/markup-compatibility/2006" xmlns:aink="http://schemas.microsoft.com/office/drawing/2016/ink" xmlns:am3d="http://schemas.microsoft.com/office/drawing/2017/model3d" xmlns:o="urn:schemas-microsoft-com:office:office" xmlns:oel="http://schemas.microsoft.com/office/2019/extlst" xmlns:r="http://schemas.openxmlformats.org/officeDocument/2006/relationships" xmlns:m="http://schemas.openxmlformats.org/officeDocument/2006/math" xmlns:v="urn:schemas-microsoft-com:vml" xmlns:wp14="http://schemas.microsoft.com/office/word/2010/wordprocessingDrawing" xmlns:wp="http://schemas.openxmlformats.org/drawingml/2006/wordprocessingDrawing" xmlns:w10="urn:schemas-microsoft-com:office:word" xmlns:w="http://schemas.openxmlformats.org/wordprocessingml/2006/main" xmlns:w14="http://schemas.microsoft.com/office/word/2010/wordml" xmlns:w15="http://schemas.microsoft.com/office/word/2012/wordml" xmlns:w16cex="http://schemas.microsoft.com/office/word/2018/wordml/cex" xmlns:w16cid="http://schemas.microsoft.com/office/word/2016/wordml/cid" xmlns:w16="http://schemas.microsoft.com/office/word/2018/wordml" xmlns:w16du="http://schemas.microsoft.com/office/word/2023/wordml/word16du" xmlns:w16sdtdh="http://schemas.microsoft.com/office/word/2020/wordml/sdtdatahash" xmlns:w16sdtfl="http://schemas.microsoft.com/office/word/2024/wordml/sdtformatlock" xmlns:w16se="http://schemas.microsoft.com/office/word/2015/wordml/symex" xmlns:wpg="http://schemas.microsoft.com/office/word/2010/wordprocessingGroup" xmlns:wpi="http://schemas.microsoft.com/office/word/2010/wordprocessingInk" xmlns:wne="http://schemas.microsoft.com/office/word/2006/wordml" xmlns:wps="http://schemas.microsoft.com/office/word/2010/wordprocessingShape" mc:Ignorable="w14 w15 w16se w16cid w16 w16cex w16sdtdh w16sdtfl w16du wp14">
   <w:p>
     <w:pPr>
       <w:pStyle w:val="Footer"/>
@@ -37847,7 +42877,7 @@
 </file>
 
 <file path=word/footnotes.xml><?xml version="1.0" encoding="utf-8"?>
-<w:footnotes xmlns:wpc="http://schemas.microsoft.com/office/word/2010/wordprocessingCanvas" xmlns:cx="http://schemas.microsoft.com/office/drawing/2014/chartex" xmlns:cx1="http://schemas.microsoft.com/office/drawing/2015/9/8/chartex" xmlns:cx2="http://schemas.microsoft.com/office/drawing/2015/10/21/chartex" xmlns:cx3="http://schemas.microsoft.com/office/drawing/2016/5/9/chartex" xmlns:cx4="http://schemas.microsoft.com/office/drawing/2016/5/10/chartex" xmlns:cx5="http://schemas.microsoft.com/office/drawing/2016/5/11/chartex" xmlns:cx6="http://schemas.microsoft.com/office/drawing/2016/5/12/chartex" xmlns:cx7="http://schemas.microsoft.com/office/drawing/2016/5/13/chartex" xmlns:cx8="http://schemas.microsoft.com/office/drawing/2016/5/14/chartex" xmlns:mc="http://schemas.openxmlformats.org/markup-compatibility/2006" xmlns:aink="http://schemas.microsoft.com/office/drawing/2016/ink" xmlns:am3d="http://schemas.microsoft.com/office/drawing/2017/model3d" xmlns:o="urn:schemas-microsoft-com:office:office" xmlns:oel="http://schemas.microsoft.com/office/2019/extlst" xmlns:r="http://schemas.openxmlformats.org/officeDocument/2006/relationships" xmlns:m="http://schemas.openxmlformats.org/officeDocument/2006/math" xmlns:v="urn:schemas-microsoft-com:vml" xmlns:wp14="http://schemas.microsoft.com/office/word/2010/wordprocessingDrawing" xmlns:wp="http://schemas.openxmlformats.org/drawingml/2006/wordprocessingDrawing" xmlns:w10="urn:schemas-microsoft-com:office:word" xmlns:w="http://schemas.openxmlformats.org/wordprocessingml/2006/main" xmlns:w14="http://schemas.microsoft.com/office/word/2010/wordml" xmlns:w15="http://schemas.microsoft.com/office/word/2012/wordml" xmlns:w16cei="http://schemas.microsoft.com/office/word/2026/wordml/cei" xmlns:w16cex="http://schemas.microsoft.com/office/word/2018/wordml/cex" xmlns:w16cid="http://schemas.microsoft.com/office/word/2016/wordml/cid" xmlns:w16="http://schemas.microsoft.com/office/word/2018/wordml" xmlns:w16du="http://schemas.microsoft.com/office/word/2023/wordml/word16du" xmlns:w16sdtdh="http://schemas.microsoft.com/office/word/2020/wordml/sdtdatahash" xmlns:w16sdtfl="http://schemas.microsoft.com/office/word/2024/wordml/sdtformatlock" xmlns:w16se="http://schemas.microsoft.com/office/word/2015/wordml/symex" xmlns:wpg="http://schemas.microsoft.com/office/word/2010/wordprocessingGroup" xmlns:wpi="http://schemas.microsoft.com/office/word/2010/wordprocessingInk" xmlns:wne="http://schemas.microsoft.com/office/word/2006/wordml" xmlns:wps="http://schemas.microsoft.com/office/word/2010/wordprocessingShape" mc:Ignorable="w14 w15 w16se w16cid w16 w16cex w16sdtdh w16sdtfl w16du wp14">
+<w:footnotes xmlns:wpc="http://schemas.microsoft.com/office/word/2010/wordprocessingCanvas" xmlns:cx="http://schemas.microsoft.com/office/drawing/2014/chartex" xmlns:cx1="http://schemas.microsoft.com/office/drawing/2015/9/8/chartex" xmlns:cx2="http://schemas.microsoft.com/office/drawing/2015/10/21/chartex" xmlns:cx3="http://schemas.microsoft.com/office/drawing/2016/5/9/chartex" xmlns:cx4="http://schemas.microsoft.com/office/drawing/2016/5/10/chartex" xmlns:cx5="http://schemas.microsoft.com/office/drawing/2016/5/11/chartex" xmlns:cx6="http://schemas.microsoft.com/office/drawing/2016/5/12/chartex" xmlns:cx7="http://schemas.microsoft.com/office/drawing/2016/5/13/chartex" xmlns:cx8="http://schemas.microsoft.com/office/drawing/2016/5/14/chartex" xmlns:mc="http://schemas.openxmlformats.org/markup-compatibility/2006" xmlns:aink="http://schemas.microsoft.com/office/drawing/2016/ink" xmlns:am3d="http://schemas.microsoft.com/office/drawing/2017/model3d" xmlns:o="urn:schemas-microsoft-com:office:office" xmlns:oel="http://schemas.microsoft.com/office/2019/extlst" xmlns:r="http://schemas.openxmlformats.org/officeDocument/2006/relationships" xmlns:m="http://schemas.openxmlformats.org/officeDocument/2006/math" xmlns:v="urn:schemas-microsoft-com:vml" xmlns:wp14="http://schemas.microsoft.com/office/word/2010/wordprocessingDrawing" xmlns:wp="http://schemas.openxmlformats.org/drawingml/2006/wordprocessingDrawing" xmlns:w10="urn:schemas-microsoft-com:office:word" xmlns:w="http://schemas.openxmlformats.org/wordprocessingml/2006/main" xmlns:w14="http://schemas.microsoft.com/office/word/2010/wordml" xmlns:w15="http://schemas.microsoft.com/office/word/2012/wordml" xmlns:w16cex="http://schemas.microsoft.com/office/word/2018/wordml/cex" xmlns:w16cid="http://schemas.microsoft.com/office/word/2016/wordml/cid" xmlns:w16="http://schemas.microsoft.com/office/word/2018/wordml" xmlns:w16du="http://schemas.microsoft.com/office/word/2023/wordml/word16du" xmlns:w16sdtdh="http://schemas.microsoft.com/office/word/2020/wordml/sdtdatahash" xmlns:w16sdtfl="http://schemas.microsoft.com/office/word/2024/wordml/sdtformatlock" xmlns:w16se="http://schemas.microsoft.com/office/word/2015/wordml/symex" xmlns:wpg="http://schemas.microsoft.com/office/word/2010/wordprocessingGroup" xmlns:wpi="http://schemas.microsoft.com/office/word/2010/wordprocessingInk" xmlns:wne="http://schemas.microsoft.com/office/word/2006/wordml" xmlns:wps="http://schemas.microsoft.com/office/word/2010/wordprocessingShape" mc:Ignorable="w14 w15 w16se w16cid w16 w16cex w16sdtdh w16sdtfl w16du wp14">
   <w:footnote w:type="separator" w:id="-1">
     <w:p>
       <w:pPr>
@@ -37872,7 +42902,7 @@
 </file>
 
 <file path=word/numbering.xml><?xml version="1.0" encoding="utf-8"?>
-<w:numbering xmlns:wpc="http://schemas.microsoft.com/office/word/2010/wordprocessingCanvas" xmlns:cx="http://schemas.microsoft.com/office/drawing/2014/chartex" xmlns:cx1="http://schemas.microsoft.com/office/drawing/2015/9/8/chartex" xmlns:cx2="http://schemas.microsoft.com/office/drawing/2015/10/21/chartex" xmlns:cx3="http://schemas.microsoft.com/office/drawing/2016/5/9/chartex" xmlns:cx4="http://schemas.microsoft.com/office/drawing/2016/5/10/chartex" xmlns:cx5="http://schemas.microsoft.com/office/drawing/2016/5/11/chartex" xmlns:cx6="http://schemas.microsoft.com/office/drawing/2016/5/12/chartex" xmlns:cx7="http://schemas.microsoft.com/office/drawing/2016/5/13/chartex" xmlns:cx8="http://schemas.microsoft.com/office/drawing/2016/5/14/chartex" xmlns:mc="http://schemas.openxmlformats.org/markup-compatibility/2006" xmlns:aink="http://schemas.microsoft.com/office/drawing/2016/ink" xmlns:am3d="http://schemas.microsoft.com/office/drawing/2017/model3d" xmlns:o="urn:schemas-microsoft-com:office:office" xmlns:oel="http://schemas.microsoft.com/office/2019/extlst" xmlns:r="http://schemas.openxmlformats.org/officeDocument/2006/relationships" xmlns:m="http://schemas.openxmlformats.org/officeDocument/2006/math" xmlns:v="urn:schemas-microsoft-com:vml" xmlns:wp14="http://schemas.microsoft.com/office/word/2010/wordprocessingDrawing" xmlns:wp="http://schemas.openxmlformats.org/drawingml/2006/wordprocessingDrawing" xmlns:w10="urn:schemas-microsoft-com:office:word" xmlns:w="http://schemas.openxmlformats.org/wordprocessingml/2006/main" xmlns:w14="http://schemas.microsoft.com/office/word/2010/wordml" xmlns:w15="http://schemas.microsoft.com/office/word/2012/wordml" xmlns:w16cei="http://schemas.microsoft.com/office/word/2026/wordml/cei" xmlns:w16cex="http://schemas.microsoft.com/office/word/2018/wordml/cex" xmlns:w16cid="http://schemas.microsoft.com/office/word/2016/wordml/cid" xmlns:w16="http://schemas.microsoft.com/office/word/2018/wordml" xmlns:w16du="http://schemas.microsoft.com/office/word/2023/wordml/word16du" xmlns:w16sdtdh="http://schemas.microsoft.com/office/word/2020/wordml/sdtdatahash" xmlns:w16sdtfl="http://schemas.microsoft.com/office/word/2024/wordml/sdtformatlock" xmlns:w16se="http://schemas.microsoft.com/office/word/2015/wordml/symex" xmlns:wpg="http://schemas.microsoft.com/office/word/2010/wordprocessingGroup" xmlns:wpi="http://schemas.microsoft.com/office/word/2010/wordprocessingInk" xmlns:wne="http://schemas.microsoft.com/office/word/2006/wordml" xmlns:wps="http://schemas.microsoft.com/office/word/2010/wordprocessingShape" mc:Ignorable="w14 w15 w16se w16cid w16 w16cex w16sdtdh w16sdtfl w16du wp14">
+<w:numbering xmlns:wpc="http://schemas.microsoft.com/office/word/2010/wordprocessingCanvas" xmlns:cx="http://schemas.microsoft.com/office/drawing/2014/chartex" xmlns:cx1="http://schemas.microsoft.com/office/drawing/2015/9/8/chartex" xmlns:cx2="http://schemas.microsoft.com/office/drawing/2015/10/21/chartex" xmlns:cx3="http://schemas.microsoft.com/office/drawing/2016/5/9/chartex" xmlns:cx4="http://schemas.microsoft.com/office/drawing/2016/5/10/chartex" xmlns:cx5="http://schemas.microsoft.com/office/drawing/2016/5/11/chartex" xmlns:cx6="http://schemas.microsoft.com/office/drawing/2016/5/12/chartex" xmlns:cx7="http://schemas.microsoft.com/office/drawing/2016/5/13/chartex" xmlns:cx8="http://schemas.microsoft.com/office/drawing/2016/5/14/chartex" xmlns:mc="http://schemas.openxmlformats.org/markup-compatibility/2006" xmlns:aink="http://schemas.microsoft.com/office/drawing/2016/ink" xmlns:am3d="http://schemas.microsoft.com/office/drawing/2017/model3d" xmlns:o="urn:schemas-microsoft-com:office:office" xmlns:oel="http://schemas.microsoft.com/office/2019/extlst" xmlns:r="http://schemas.openxmlformats.org/officeDocument/2006/relationships" xmlns:m="http://schemas.openxmlformats.org/officeDocument/2006/math" xmlns:v="urn:schemas-microsoft-com:vml" xmlns:wp14="http://schemas.microsoft.com/office/word/2010/wordprocessingDrawing" xmlns:wp="http://schemas.openxmlformats.org/drawingml/2006/wordprocessingDrawing" xmlns:w10="urn:schemas-microsoft-com:office:word" xmlns:w="http://schemas.openxmlformats.org/wordprocessingml/2006/main" xmlns:w14="http://schemas.microsoft.com/office/word/2010/wordml" xmlns:w15="http://schemas.microsoft.com/office/word/2012/wordml" xmlns:w16cex="http://schemas.microsoft.com/office/word/2018/wordml/cex" xmlns:w16cid="http://schemas.microsoft.com/office/word/2016/wordml/cid" xmlns:w16="http://schemas.microsoft.com/office/word/2018/wordml" xmlns:w16du="http://schemas.microsoft.com/office/word/2023/wordml/word16du" xmlns:w16sdtdh="http://schemas.microsoft.com/office/word/2020/wordml/sdtdatahash" xmlns:w16sdtfl="http://schemas.microsoft.com/office/word/2024/wordml/sdtformatlock" xmlns:w16se="http://schemas.microsoft.com/office/word/2015/wordml/symex" xmlns:wpg="http://schemas.microsoft.com/office/word/2010/wordprocessingGroup" xmlns:wpi="http://schemas.microsoft.com/office/word/2010/wordprocessingInk" xmlns:wne="http://schemas.microsoft.com/office/word/2006/wordml" xmlns:wps="http://schemas.microsoft.com/office/word/2010/wordprocessingShape" mc:Ignorable="w14 w15 w16se w16cid w16 w16cex w16sdtdh w16sdtfl w16du wp14">
   <w:abstractNum w:abstractNumId="0" w15:restartNumberingAfterBreak="0">
     <w:nsid w:val="FFFFFF7C"/>
     <w:multiLevelType w:val="singleLevel"/>
@@ -38045,6 +43075,119 @@
     </w:lvl>
   </w:abstractNum>
   <w:abstractNum w:abstractNumId="9" w15:restartNumberingAfterBreak="0">
+    <w:nsid w:val="0D9B1630"/>
+    <w:multiLevelType w:val="multilevel"/>
+    <w:tmpl w:val="CAE09366"/>
+    <w:lvl w:ilvl="0">
+      <w:start w:val="1"/>
+      <w:numFmt w:val="decimal"/>
+      <w:lvlText w:val="%1."/>
+      <w:lvlJc w:val="left"/>
+      <w:pPr>
+        <w:tabs>
+          <w:tab w:val="num" w:pos="720"/>
+        </w:tabs>
+        <w:ind w:left="720" w:hanging="360"/>
+      </w:pPr>
+    </w:lvl>
+    <w:lvl w:ilvl="1" w:tentative="1">
+      <w:start w:val="1"/>
+      <w:numFmt w:val="decimal"/>
+      <w:lvlText w:val="%2."/>
+      <w:lvlJc w:val="left"/>
+      <w:pPr>
+        <w:tabs>
+          <w:tab w:val="num" w:pos="1440"/>
+        </w:tabs>
+        <w:ind w:left="1440" w:hanging="360"/>
+      </w:pPr>
+    </w:lvl>
+    <w:lvl w:ilvl="2" w:tentative="1">
+      <w:start w:val="1"/>
+      <w:numFmt w:val="decimal"/>
+      <w:lvlText w:val="%3."/>
+      <w:lvlJc w:val="left"/>
+      <w:pPr>
+        <w:tabs>
+          <w:tab w:val="num" w:pos="2160"/>
+        </w:tabs>
+        <w:ind w:left="2160" w:hanging="360"/>
+      </w:pPr>
+    </w:lvl>
+    <w:lvl w:ilvl="3" w:tentative="1">
+      <w:start w:val="1"/>
+      <w:numFmt w:val="decimal"/>
+      <w:lvlText w:val="%4."/>
+      <w:lvlJc w:val="left"/>
+      <w:pPr>
+        <w:tabs>
+          <w:tab w:val="num" w:pos="2880"/>
+        </w:tabs>
+        <w:ind w:left="2880" w:hanging="360"/>
+      </w:pPr>
+    </w:lvl>
+    <w:lvl w:ilvl="4" w:tentative="1">
+      <w:start w:val="1"/>
+      <w:numFmt w:val="decimal"/>
+      <w:lvlText w:val="%5."/>
+      <w:lvlJc w:val="left"/>
+      <w:pPr>
+        <w:tabs>
+          <w:tab w:val="num" w:pos="3600"/>
+        </w:tabs>
+        <w:ind w:left="3600" w:hanging="360"/>
+      </w:pPr>
+    </w:lvl>
+    <w:lvl w:ilvl="5" w:tentative="1">
+      <w:start w:val="1"/>
+      <w:numFmt w:val="decimal"/>
+      <w:lvlText w:val="%6."/>
+      <w:lvlJc w:val="left"/>
+      <w:pPr>
+        <w:tabs>
+          <w:tab w:val="num" w:pos="4320"/>
+        </w:tabs>
+        <w:ind w:left="4320" w:hanging="360"/>
+      </w:pPr>
+    </w:lvl>
+    <w:lvl w:ilvl="6" w:tentative="1">
+      <w:start w:val="1"/>
+      <w:numFmt w:val="decimal"/>
+      <w:lvlText w:val="%7."/>
+      <w:lvlJc w:val="left"/>
+      <w:pPr>
+        <w:tabs>
+          <w:tab w:val="num" w:pos="5040"/>
+        </w:tabs>
+        <w:ind w:left="5040" w:hanging="360"/>
+      </w:pPr>
+    </w:lvl>
+    <w:lvl w:ilvl="7" w:tentative="1">
+      <w:start w:val="1"/>
+      <w:numFmt w:val="decimal"/>
+      <w:lvlText w:val="%8."/>
+      <w:lvlJc w:val="left"/>
+      <w:pPr>
+        <w:tabs>
+          <w:tab w:val="num" w:pos="5760"/>
+        </w:tabs>
+        <w:ind w:left="5760" w:hanging="360"/>
+      </w:pPr>
+    </w:lvl>
+    <w:lvl w:ilvl="8" w:tentative="1">
+      <w:start w:val="1"/>
+      <w:numFmt w:val="decimal"/>
+      <w:lvlText w:val="%9."/>
+      <w:lvlJc w:val="left"/>
+      <w:pPr>
+        <w:tabs>
+          <w:tab w:val="num" w:pos="6480"/>
+        </w:tabs>
+        <w:ind w:left="6480" w:hanging="360"/>
+      </w:pPr>
+    </w:lvl>
+  </w:abstractNum>
+  <w:abstractNum w:abstractNumId="10" w15:restartNumberingAfterBreak="0">
     <w:nsid w:val="1A671676"/>
     <w:multiLevelType w:val="multilevel"/>
     <w:tmpl w:val="ADFC355C"/>
@@ -38193,7 +43336,7 @@
       </w:rPr>
     </w:lvl>
   </w:abstractNum>
-  <w:abstractNum w:abstractNumId="10" w15:restartNumberingAfterBreak="0">
+  <w:abstractNum w:abstractNumId="11" w15:restartNumberingAfterBreak="0">
     <w:nsid w:val="1AE44E95"/>
     <w:multiLevelType w:val="multilevel"/>
     <w:tmpl w:val="CA52205A"/>
@@ -38342,7 +43485,156 @@
       </w:rPr>
     </w:lvl>
   </w:abstractNum>
-  <w:abstractNum w:abstractNumId="11" w15:restartNumberingAfterBreak="0">
+  <w:abstractNum w:abstractNumId="12" w15:restartNumberingAfterBreak="0">
+    <w:nsid w:val="252532AF"/>
+    <w:multiLevelType w:val="multilevel"/>
+    <w:tmpl w:val="248434AA"/>
+    <w:lvl w:ilvl="0">
+      <w:start w:val="1"/>
+      <w:numFmt w:val="bullet"/>
+      <w:lvlText w:val=""/>
+      <w:lvlJc w:val="left"/>
+      <w:pPr>
+        <w:tabs>
+          <w:tab w:val="num" w:pos="720"/>
+        </w:tabs>
+        <w:ind w:left="720" w:hanging="360"/>
+      </w:pPr>
+      <w:rPr>
+        <w:rFonts w:ascii="Symbol" w:hAnsi="Symbol" w:hint="default"/>
+        <w:sz w:val="20"/>
+      </w:rPr>
+    </w:lvl>
+    <w:lvl w:ilvl="1" w:tentative="1">
+      <w:start w:val="1"/>
+      <w:numFmt w:val="bullet"/>
+      <w:lvlText w:val="o"/>
+      <w:lvlJc w:val="left"/>
+      <w:pPr>
+        <w:tabs>
+          <w:tab w:val="num" w:pos="1440"/>
+        </w:tabs>
+        <w:ind w:left="1440" w:hanging="360"/>
+      </w:pPr>
+      <w:rPr>
+        <w:rFonts w:ascii="Courier New" w:hAnsi="Courier New" w:hint="default"/>
+        <w:sz w:val="20"/>
+      </w:rPr>
+    </w:lvl>
+    <w:lvl w:ilvl="2" w:tentative="1">
+      <w:start w:val="1"/>
+      <w:numFmt w:val="bullet"/>
+      <w:lvlText w:val=""/>
+      <w:lvlJc w:val="left"/>
+      <w:pPr>
+        <w:tabs>
+          <w:tab w:val="num" w:pos="2160"/>
+        </w:tabs>
+        <w:ind w:left="2160" w:hanging="360"/>
+      </w:pPr>
+      <w:rPr>
+        <w:rFonts w:ascii="Wingdings" w:hAnsi="Wingdings" w:hint="default"/>
+        <w:sz w:val="20"/>
+      </w:rPr>
+    </w:lvl>
+    <w:lvl w:ilvl="3" w:tentative="1">
+      <w:start w:val="1"/>
+      <w:numFmt w:val="bullet"/>
+      <w:lvlText w:val=""/>
+      <w:lvlJc w:val="left"/>
+      <w:pPr>
+        <w:tabs>
+          <w:tab w:val="num" w:pos="2880"/>
+        </w:tabs>
+        <w:ind w:left="2880" w:hanging="360"/>
+      </w:pPr>
+      <w:rPr>
+        <w:rFonts w:ascii="Wingdings" w:hAnsi="Wingdings" w:hint="default"/>
+        <w:sz w:val="20"/>
+      </w:rPr>
+    </w:lvl>
+    <w:lvl w:ilvl="4" w:tentative="1">
+      <w:start w:val="1"/>
+      <w:numFmt w:val="bullet"/>
+      <w:lvlText w:val=""/>
+      <w:lvlJc w:val="left"/>
+      <w:pPr>
+        <w:tabs>
+          <w:tab w:val="num" w:pos="3600"/>
+        </w:tabs>
+        <w:ind w:left="3600" w:hanging="360"/>
+      </w:pPr>
+      <w:rPr>
+        <w:rFonts w:ascii="Wingdings" w:hAnsi="Wingdings" w:hint="default"/>
+        <w:sz w:val="20"/>
+      </w:rPr>
+    </w:lvl>
+    <w:lvl w:ilvl="5" w:tentative="1">
+      <w:start w:val="1"/>
+      <w:numFmt w:val="bullet"/>
+      <w:lvlText w:val=""/>
+      <w:lvlJc w:val="left"/>
+      <w:pPr>
+        <w:tabs>
+          <w:tab w:val="num" w:pos="4320"/>
+        </w:tabs>
+        <w:ind w:left="4320" w:hanging="360"/>
+      </w:pPr>
+      <w:rPr>
+        <w:rFonts w:ascii="Wingdings" w:hAnsi="Wingdings" w:hint="default"/>
+        <w:sz w:val="20"/>
+      </w:rPr>
+    </w:lvl>
+    <w:lvl w:ilvl="6" w:tentative="1">
+      <w:start w:val="1"/>
+      <w:numFmt w:val="bullet"/>
+      <w:lvlText w:val=""/>
+      <w:lvlJc w:val="left"/>
+      <w:pPr>
+        <w:tabs>
+          <w:tab w:val="num" w:pos="5040"/>
+        </w:tabs>
+        <w:ind w:left="5040" w:hanging="360"/>
+      </w:pPr>
+      <w:rPr>
+        <w:rFonts w:ascii="Wingdings" w:hAnsi="Wingdings" w:hint="default"/>
+        <w:sz w:val="20"/>
+      </w:rPr>
+    </w:lvl>
+    <w:lvl w:ilvl="7" w:tentative="1">
+      <w:start w:val="1"/>
+      <w:numFmt w:val="bullet"/>
+      <w:lvlText w:val=""/>
+      <w:lvlJc w:val="left"/>
+      <w:pPr>
+        <w:tabs>
+          <w:tab w:val="num" w:pos="5760"/>
+        </w:tabs>
+        <w:ind w:left="5760" w:hanging="360"/>
+      </w:pPr>
+      <w:rPr>
+        <w:rFonts w:ascii="Wingdings" w:hAnsi="Wingdings" w:hint="default"/>
+        <w:sz w:val="20"/>
+      </w:rPr>
+    </w:lvl>
+    <w:lvl w:ilvl="8" w:tentative="1">
+      <w:start w:val="1"/>
+      <w:numFmt w:val="bullet"/>
+      <w:lvlText w:val=""/>
+      <w:lvlJc w:val="left"/>
+      <w:pPr>
+        <w:tabs>
+          <w:tab w:val="num" w:pos="6480"/>
+        </w:tabs>
+        <w:ind w:left="6480" w:hanging="360"/>
+      </w:pPr>
+      <w:rPr>
+        <w:rFonts w:ascii="Wingdings" w:hAnsi="Wingdings" w:hint="default"/>
+        <w:sz w:val="20"/>
+      </w:rPr>
+    </w:lvl>
+  </w:abstractNum>
+  <w:abstractNum w:abstractNumId="13" w15:restartNumberingAfterBreak="0">
     <w:nsid w:val="30A43403"/>
     <w:multiLevelType w:val="multilevel"/>
     <w:tmpl w:val="4EC09E22"/>
@@ -38491,7 +43783,7 @@
       </w:rPr>
     </w:lvl>
   </w:abstractNum>
-  <w:abstractNum w:abstractNumId="12" w15:restartNumberingAfterBreak="0">
+  <w:abstractNum w:abstractNumId="14" w15:restartNumberingAfterBreak="0">
     <w:nsid w:val="33F8716B"/>
     <w:multiLevelType w:val="multilevel"/>
     <w:tmpl w:val="B00EA176"/>
@@ -38640,7 +43932,7 @@
       </w:rPr>
     </w:lvl>
   </w:abstractNum>
-  <w:abstractNum w:abstractNumId="13" w15:restartNumberingAfterBreak="0">
+  <w:abstractNum w:abstractNumId="15" w15:restartNumberingAfterBreak="0">
     <w:nsid w:val="357D3E00"/>
     <w:multiLevelType w:val="multilevel"/>
     <w:tmpl w:val="7528DF66"/>
@@ -38753,7 +44045,7 @@
       </w:pPr>
     </w:lvl>
   </w:abstractNum>
-  <w:abstractNum w:abstractNumId="14" w15:restartNumberingAfterBreak="0">
+  <w:abstractNum w:abstractNumId="16" w15:restartNumberingAfterBreak="0">
     <w:nsid w:val="39E37127"/>
     <w:multiLevelType w:val="multilevel"/>
     <w:tmpl w:val="888844E8"/>
@@ -38902,7 +44194,7 @@
       </w:rPr>
     </w:lvl>
   </w:abstractNum>
-  <w:abstractNum w:abstractNumId="15" w15:restartNumberingAfterBreak="0">
+  <w:abstractNum w:abstractNumId="17" w15:restartNumberingAfterBreak="0">
     <w:nsid w:val="3AC00F45"/>
     <w:multiLevelType w:val="multilevel"/>
     <w:tmpl w:val="FF6ED0BE"/>
@@ -39051,7 +44343,156 @@
       </w:rPr>
     </w:lvl>
   </w:abstractNum>
-  <w:abstractNum w:abstractNumId="16" w15:restartNumberingAfterBreak="0">
+  <w:abstractNum w:abstractNumId="18" w15:restartNumberingAfterBreak="0">
+    <w:nsid w:val="3B1136FA"/>
+    <w:multiLevelType w:val="multilevel"/>
+    <w:tmpl w:val="9BDCCAF0"/>
+    <w:lvl w:ilvl="0">
+      <w:start w:val="1"/>
+      <w:numFmt w:val="bullet"/>
+      <w:lvlText w:val=""/>
+      <w:lvlJc w:val="left"/>
+      <w:pPr>
+        <w:tabs>
+          <w:tab w:val="num" w:pos="720"/>
+        </w:tabs>
+        <w:ind w:left="720" w:hanging="360"/>
+      </w:pPr>
+      <w:rPr>
+        <w:rFonts w:ascii="Symbol" w:hAnsi="Symbol" w:hint="default"/>
+        <w:sz w:val="20"/>
+      </w:rPr>
+    </w:lvl>
+    <w:lvl w:ilvl="1" w:tentative="1">
+      <w:start w:val="1"/>
+      <w:numFmt w:val="bullet"/>
+      <w:lvlText w:val="o"/>
+      <w:lvlJc w:val="left"/>
+      <w:pPr>
+        <w:tabs>
+          <w:tab w:val="num" w:pos="1440"/>
+        </w:tabs>
+        <w:ind w:left="1440" w:hanging="360"/>
+      </w:pPr>
+      <w:rPr>
+        <w:rFonts w:ascii="Courier New" w:hAnsi="Courier New" w:hint="default"/>
+        <w:sz w:val="20"/>
+      </w:rPr>
+    </w:lvl>
+    <w:lvl w:ilvl="2" w:tentative="1">
+      <w:start w:val="1"/>
+      <w:numFmt w:val="bullet"/>
+      <w:lvlText w:val=""/>
+      <w:lvlJc w:val="left"/>
+      <w:pPr>
+        <w:tabs>
+          <w:tab w:val="num" w:pos="2160"/>
+        </w:tabs>
+        <w:ind w:left="2160" w:hanging="360"/>
+      </w:pPr>
+      <w:rPr>
+        <w:rFonts w:ascii="Wingdings" w:hAnsi="Wingdings" w:hint="default"/>
+        <w:sz w:val="20"/>
+      </w:rPr>
+    </w:lvl>
+    <w:lvl w:ilvl="3" w:tentative="1">
+      <w:start w:val="1"/>
+      <w:numFmt w:val="bullet"/>
+      <w:lvlText w:val=""/>
+      <w:lvlJc w:val="left"/>
+      <w:pPr>
+        <w:tabs>
+          <w:tab w:val="num" w:pos="2880"/>
+        </w:tabs>
+        <w:ind w:left="2880" w:hanging="360"/>
+      </w:pPr>
+      <w:rPr>
+        <w:rFonts w:ascii="Wingdings" w:hAnsi="Wingdings" w:hint="default"/>
+        <w:sz w:val="20"/>
+      </w:rPr>
+    </w:lvl>
+    <w:lvl w:ilvl="4" w:tentative="1">
+      <w:start w:val="1"/>
+      <w:numFmt w:val="bullet"/>
+      <w:lvlText w:val=""/>
+      <w:lvlJc w:val="left"/>
+      <w:pPr>
+        <w:tabs>
+          <w:tab w:val="num" w:pos="3600"/>
+        </w:tabs>
+        <w:ind w:left="3600" w:hanging="360"/>
+      </w:pPr>
+      <w:rPr>
+        <w:rFonts w:ascii="Wingdings" w:hAnsi="Wingdings" w:hint="default"/>
+        <w:sz w:val="20"/>
+      </w:rPr>
+    </w:lvl>
+    <w:lvl w:ilvl="5" w:tentative="1">
+      <w:start w:val="1"/>
+      <w:numFmt w:val="bullet"/>
+      <w:lvlText w:val=""/>
+      <w:lvlJc w:val="left"/>
+      <w:pPr>
+        <w:tabs>
+          <w:tab w:val="num" w:pos="4320"/>
+        </w:tabs>
+        <w:ind w:left="4320" w:hanging="360"/>
+      </w:pPr>
+      <w:rPr>
+        <w:rFonts w:ascii="Wingdings" w:hAnsi="Wingdings" w:hint="default"/>
+        <w:sz w:val="20"/>
+      </w:rPr>
+    </w:lvl>
+    <w:lvl w:ilvl="6" w:tentative="1">
+      <w:start w:val="1"/>
+      <w:numFmt w:val="bullet"/>
+      <w:lvlText w:val=""/>
+      <w:lvlJc w:val="left"/>
+      <w:pPr>
+        <w:tabs>
+          <w:tab w:val="num" w:pos="5040"/>
+        </w:tabs>
+        <w:ind w:left="5040" w:hanging="360"/>
+      </w:pPr>
+      <w:rPr>
+        <w:rFonts w:ascii="Wingdings" w:hAnsi="Wingdings" w:hint="default"/>
+        <w:sz w:val="20"/>
+      </w:rPr>
+    </w:lvl>
+    <w:lvl w:ilvl="7" w:tentative="1">
+      <w:start w:val="1"/>
+      <w:numFmt w:val="bullet"/>
+      <w:lvlText w:val=""/>
+      <w:lvlJc w:val="left"/>
+      <w:pPr>
+        <w:tabs>
+          <w:tab w:val="num" w:pos="5760"/>
+        </w:tabs>
+        <w:ind w:left="5760" w:hanging="360"/>
+      </w:pPr>
+      <w:rPr>
+        <w:rFonts w:ascii="Wingdings" w:hAnsi="Wingdings" w:hint="default"/>
+        <w:sz w:val="20"/>
+      </w:rPr>
+    </w:lvl>
+    <w:lvl w:ilvl="8" w:tentative="1">
+      <w:start w:val="1"/>
+      <w:numFmt w:val="bullet"/>
+      <w:lvlText w:val=""/>
+      <w:lvlJc w:val="left"/>
+      <w:pPr>
+        <w:tabs>
+          <w:tab w:val="num" w:pos="6480"/>
+        </w:tabs>
+        <w:ind w:left="6480" w:hanging="360"/>
+      </w:pPr>
+      <w:rPr>
+        <w:rFonts w:ascii="Wingdings" w:hAnsi="Wingdings" w:hint="default"/>
+        <w:sz w:val="20"/>
+      </w:rPr>
+    </w:lvl>
+  </w:abstractNum>
+  <w:abstractNum w:abstractNumId="19" w15:restartNumberingAfterBreak="0">
     <w:nsid w:val="40792751"/>
     <w:multiLevelType w:val="multilevel"/>
     <w:tmpl w:val="1528183E"/>
@@ -39200,7 +44641,7 @@
       </w:rPr>
     </w:lvl>
   </w:abstractNum>
-  <w:abstractNum w:abstractNumId="17" w15:restartNumberingAfterBreak="0">
+  <w:abstractNum w:abstractNumId="20" w15:restartNumberingAfterBreak="0">
     <w:nsid w:val="441B77AF"/>
     <w:multiLevelType w:val="multilevel"/>
     <w:tmpl w:val="8578E316"/>
@@ -39349,7 +44790,7 @@
       </w:rPr>
     </w:lvl>
   </w:abstractNum>
-  <w:abstractNum w:abstractNumId="18" w15:restartNumberingAfterBreak="0">
+  <w:abstractNum w:abstractNumId="21" w15:restartNumberingAfterBreak="0">
     <w:nsid w:val="47E153A7"/>
     <w:multiLevelType w:val="multilevel"/>
     <w:tmpl w:val="DB40E894"/>
@@ -39498,7 +44939,156 @@
       </w:rPr>
     </w:lvl>
   </w:abstractNum>
-  <w:abstractNum w:abstractNumId="19" w15:restartNumberingAfterBreak="0">
+  <w:abstractNum w:abstractNumId="22" w15:restartNumberingAfterBreak="0">
+    <w:nsid w:val="4A351477"/>
+    <w:multiLevelType w:val="multilevel"/>
+    <w:tmpl w:val="93828D32"/>
+    <w:lvl w:ilvl="0">
+      <w:start w:val="1"/>
+      <w:numFmt w:val="bullet"/>
+      <w:lvlText w:val=""/>
+      <w:lvlJc w:val="left"/>
+      <w:pPr>
+        <w:tabs>
+          <w:tab w:val="num" w:pos="720"/>
+        </w:tabs>
+        <w:ind w:left="720" w:hanging="360"/>
+      </w:pPr>
+      <w:rPr>
+        <w:rFonts w:ascii="Symbol" w:hAnsi="Symbol" w:hint="default"/>
+        <w:sz w:val="20"/>
+      </w:rPr>
+    </w:lvl>
+    <w:lvl w:ilvl="1" w:tentative="1">
+      <w:start w:val="1"/>
+      <w:numFmt w:val="bullet"/>
+      <w:lvlText w:val="o"/>
+      <w:lvlJc w:val="left"/>
+      <w:pPr>
+        <w:tabs>
+          <w:tab w:val="num" w:pos="1440"/>
+        </w:tabs>
+        <w:ind w:left="1440" w:hanging="360"/>
+      </w:pPr>
+      <w:rPr>
+        <w:rFonts w:ascii="Courier New" w:hAnsi="Courier New" w:hint="default"/>
+        <w:sz w:val="20"/>
+      </w:rPr>
+    </w:lvl>
+    <w:lvl w:ilvl="2" w:tentative="1">
+      <w:start w:val="1"/>
+      <w:numFmt w:val="bullet"/>
+      <w:lvlText w:val=""/>
+      <w:lvlJc w:val="left"/>
+      <w:pPr>
+        <w:tabs>
+          <w:tab w:val="num" w:pos="2160"/>
+        </w:tabs>
+        <w:ind w:left="2160" w:hanging="360"/>
+      </w:pPr>
+      <w:rPr>
+        <w:rFonts w:ascii="Wingdings" w:hAnsi="Wingdings" w:hint="default"/>
+        <w:sz w:val="20"/>
+      </w:rPr>
+    </w:lvl>
+    <w:lvl w:ilvl="3" w:tentative="1">
+      <w:start w:val="1"/>
+      <w:numFmt w:val="bullet"/>
+      <w:lvlText w:val=""/>
+      <w:lvlJc w:val="left"/>
+      <w:pPr>
+        <w:tabs>
+          <w:tab w:val="num" w:pos="2880"/>
+        </w:tabs>
+        <w:ind w:left="2880" w:hanging="360"/>
+      </w:pPr>
+      <w:rPr>
+        <w:rFonts w:ascii="Wingdings" w:hAnsi="Wingdings" w:hint="default"/>
+        <w:sz w:val="20"/>
+      </w:rPr>
+    </w:lvl>
+    <w:lvl w:ilvl="4" w:tentative="1">
+      <w:start w:val="1"/>
+      <w:numFmt w:val="bullet"/>
+      <w:lvlText w:val=""/>
+      <w:lvlJc w:val="left"/>
+      <w:pPr>
+        <w:tabs>
+          <w:tab w:val="num" w:pos="3600"/>
+        </w:tabs>
+        <w:ind w:left="3600" w:hanging="360"/>
+      </w:pPr>
+      <w:rPr>
+        <w:rFonts w:ascii="Wingdings" w:hAnsi="Wingdings" w:hint="default"/>
+        <w:sz w:val="20"/>
+      </w:rPr>
+    </w:lvl>
+    <w:lvl w:ilvl="5" w:tentative="1">
+      <w:start w:val="1"/>
+      <w:numFmt w:val="bullet"/>
+      <w:lvlText w:val=""/>
+      <w:lvlJc w:val="left"/>
+      <w:pPr>
+        <w:tabs>
+          <w:tab w:val="num" w:pos="4320"/>
+        </w:tabs>
+        <w:ind w:left="4320" w:hanging="360"/>
+      </w:pPr>
+      <w:rPr>
+        <w:rFonts w:ascii="Wingdings" w:hAnsi="Wingdings" w:hint="default"/>
+        <w:sz w:val="20"/>
+      </w:rPr>
+    </w:lvl>
+    <w:lvl w:ilvl="6" w:tentative="1">
+      <w:start w:val="1"/>
+      <w:numFmt w:val="bullet"/>
+      <w:lvlText w:val=""/>
+      <w:lvlJc w:val="left"/>
+      <w:pPr>
+        <w:tabs>
+          <w:tab w:val="num" w:pos="5040"/>
+        </w:tabs>
+        <w:ind w:left="5040" w:hanging="360"/>
+      </w:pPr>
+      <w:rPr>
+        <w:rFonts w:ascii="Wingdings" w:hAnsi="Wingdings" w:hint="default"/>
+        <w:sz w:val="20"/>
+      </w:rPr>
+    </w:lvl>
+    <w:lvl w:ilvl="7" w:tentative="1">
+      <w:start w:val="1"/>
+      <w:numFmt w:val="bullet"/>
+      <w:lvlText w:val=""/>
+      <w:lvlJc w:val="left"/>
+      <w:pPr>
+        <w:tabs>
+          <w:tab w:val="num" w:pos="5760"/>
+        </w:tabs>
+        <w:ind w:left="5760" w:hanging="360"/>
+      </w:pPr>
+      <w:rPr>
+        <w:rFonts w:ascii="Wingdings" w:hAnsi="Wingdings" w:hint="default"/>
+        <w:sz w:val="20"/>
+      </w:rPr>
+    </w:lvl>
+    <w:lvl w:ilvl="8" w:tentative="1">
+      <w:start w:val="1"/>
+      <w:numFmt w:val="bullet"/>
+      <w:lvlText w:val=""/>
+      <w:lvlJc w:val="left"/>
+      <w:pPr>
+        <w:tabs>
+          <w:tab w:val="num" w:pos="6480"/>
+        </w:tabs>
+        <w:ind w:left="6480" w:hanging="360"/>
+      </w:pPr>
+      <w:rPr>
+        <w:rFonts w:ascii="Wingdings" w:hAnsi="Wingdings" w:hint="default"/>
+        <w:sz w:val="20"/>
+      </w:rPr>
+    </w:lvl>
+  </w:abstractNum>
+  <w:abstractNum w:abstractNumId="23" w15:restartNumberingAfterBreak="0">
     <w:nsid w:val="4BD85E3A"/>
     <w:multiLevelType w:val="multilevel"/>
     <w:tmpl w:val="33F82D20"/>
@@ -39647,7 +45237,156 @@
       </w:rPr>
     </w:lvl>
   </w:abstractNum>
-  <w:abstractNum w:abstractNumId="20" w15:restartNumberingAfterBreak="0">
+  <w:abstractNum w:abstractNumId="24" w15:restartNumberingAfterBreak="0">
+    <w:nsid w:val="4DE35340"/>
+    <w:multiLevelType w:val="multilevel"/>
+    <w:tmpl w:val="E77AB4D0"/>
+    <w:lvl w:ilvl="0">
+      <w:start w:val="1"/>
+      <w:numFmt w:val="bullet"/>
+      <w:lvlText w:val=""/>
+      <w:lvlJc w:val="left"/>
+      <w:pPr>
+        <w:tabs>
+          <w:tab w:val="num" w:pos="720"/>
+        </w:tabs>
+        <w:ind w:left="720" w:hanging="360"/>
+      </w:pPr>
+      <w:rPr>
+        <w:rFonts w:ascii="Symbol" w:hAnsi="Symbol" w:hint="default"/>
+        <w:sz w:val="20"/>
+      </w:rPr>
+    </w:lvl>
+    <w:lvl w:ilvl="1" w:tentative="1">
+      <w:start w:val="1"/>
+      <w:numFmt w:val="bullet"/>
+      <w:lvlText w:val="o"/>
+      <w:lvlJc w:val="left"/>
+      <w:pPr>
+        <w:tabs>
+          <w:tab w:val="num" w:pos="1440"/>
+        </w:tabs>
+        <w:ind w:left="1440" w:hanging="360"/>
+      </w:pPr>
+      <w:rPr>
+        <w:rFonts w:ascii="Courier New" w:hAnsi="Courier New" w:hint="default"/>
+        <w:sz w:val="20"/>
+      </w:rPr>
+    </w:lvl>
+    <w:lvl w:ilvl="2" w:tentative="1">
+      <w:start w:val="1"/>
+      <w:numFmt w:val="bullet"/>
+      <w:lvlText w:val=""/>
+      <w:lvlJc w:val="left"/>
+      <w:pPr>
+        <w:tabs>
+          <w:tab w:val="num" w:pos="2160"/>
+        </w:tabs>
+        <w:ind w:left="2160" w:hanging="360"/>
+      </w:pPr>
+      <w:rPr>
+        <w:rFonts w:ascii="Wingdings" w:hAnsi="Wingdings" w:hint="default"/>
+        <w:sz w:val="20"/>
+      </w:rPr>
+    </w:lvl>
+    <w:lvl w:ilvl="3" w:tentative="1">
+      <w:start w:val="1"/>
+      <w:numFmt w:val="bullet"/>
+      <w:lvlText w:val=""/>
+      <w:lvlJc w:val="left"/>
+      <w:pPr>
+        <w:tabs>
+          <w:tab w:val="num" w:pos="2880"/>
+        </w:tabs>
+        <w:ind w:left="2880" w:hanging="360"/>
+      </w:pPr>
+      <w:rPr>
+        <w:rFonts w:ascii="Wingdings" w:hAnsi="Wingdings" w:hint="default"/>
+        <w:sz w:val="20"/>
+      </w:rPr>
+    </w:lvl>
+    <w:lvl w:ilvl="4" w:tentative="1">
+      <w:start w:val="1"/>
+      <w:numFmt w:val="bullet"/>
+      <w:lvlText w:val=""/>
+      <w:lvlJc w:val="left"/>
+      <w:pPr>
+        <w:tabs>
+          <w:tab w:val="num" w:pos="3600"/>
+        </w:tabs>
+        <w:ind w:left="3600" w:hanging="360"/>
+      </w:pPr>
+      <w:rPr>
+        <w:rFonts w:ascii="Wingdings" w:hAnsi="Wingdings" w:hint="default"/>
+        <w:sz w:val="20"/>
+      </w:rPr>
+    </w:lvl>
+    <w:lvl w:ilvl="5" w:tentative="1">
+      <w:start w:val="1"/>
+      <w:numFmt w:val="bullet"/>
+      <w:lvlText w:val=""/>
+      <w:lvlJc w:val="left"/>
+      <w:pPr>
+        <w:tabs>
+          <w:tab w:val="num" w:pos="4320"/>
+        </w:tabs>
+        <w:ind w:left="4320" w:hanging="360"/>
+      </w:pPr>
+      <w:rPr>
+        <w:rFonts w:ascii="Wingdings" w:hAnsi="Wingdings" w:hint="default"/>
+        <w:sz w:val="20"/>
+      </w:rPr>
+    </w:lvl>
+    <w:lvl w:ilvl="6" w:tentative="1">
+      <w:start w:val="1"/>
+      <w:numFmt w:val="bullet"/>
+      <w:lvlText w:val=""/>
+      <w:lvlJc w:val="left"/>
+      <w:pPr>
+        <w:tabs>
+          <w:tab w:val="num" w:pos="5040"/>
+        </w:tabs>
+        <w:ind w:left="5040" w:hanging="360"/>
+      </w:pPr>
+      <w:rPr>
+        <w:rFonts w:ascii="Wingdings" w:hAnsi="Wingdings" w:hint="default"/>
+        <w:sz w:val="20"/>
+      </w:rPr>
+    </w:lvl>
+    <w:lvl w:ilvl="7" w:tentative="1">
+      <w:start w:val="1"/>
+      <w:numFmt w:val="bullet"/>
+      <w:lvlText w:val=""/>
+      <w:lvlJc w:val="left"/>
+      <w:pPr>
+        <w:tabs>
+          <w:tab w:val="num" w:pos="5760"/>
+        </w:tabs>
+        <w:ind w:left="5760" w:hanging="360"/>
+      </w:pPr>
+      <w:rPr>
+        <w:rFonts w:ascii="Wingdings" w:hAnsi="Wingdings" w:hint="default"/>
+        <w:sz w:val="20"/>
+      </w:rPr>
+    </w:lvl>
+    <w:lvl w:ilvl="8" w:tentative="1">
+      <w:start w:val="1"/>
+      <w:numFmt w:val="bullet"/>
+      <w:lvlText w:val=""/>
+      <w:lvlJc w:val="left"/>
+      <w:pPr>
+        <w:tabs>
+          <w:tab w:val="num" w:pos="6480"/>
+        </w:tabs>
+        <w:ind w:left="6480" w:hanging="360"/>
+      </w:pPr>
+      <w:rPr>
+        <w:rFonts w:ascii="Wingdings" w:hAnsi="Wingdings" w:hint="default"/>
+        <w:sz w:val="20"/>
+      </w:rPr>
+    </w:lvl>
+  </w:abstractNum>
+  <w:abstractNum w:abstractNumId="25" w15:restartNumberingAfterBreak="0">
     <w:nsid w:val="4E7773BA"/>
     <w:multiLevelType w:val="multilevel"/>
     <w:tmpl w:val="F2B00664"/>
@@ -39796,7 +45535,7 @@
       </w:rPr>
     </w:lvl>
   </w:abstractNum>
-  <w:abstractNum w:abstractNumId="21" w15:restartNumberingAfterBreak="0">
+  <w:abstractNum w:abstractNumId="26" w15:restartNumberingAfterBreak="0">
     <w:nsid w:val="50EF2309"/>
     <w:multiLevelType w:val="multilevel"/>
     <w:tmpl w:val="92FA18EC"/>
@@ -39945,7 +45684,7 @@
       </w:rPr>
     </w:lvl>
   </w:abstractNum>
-  <w:abstractNum w:abstractNumId="22" w15:restartNumberingAfterBreak="0">
+  <w:abstractNum w:abstractNumId="27" w15:restartNumberingAfterBreak="0">
     <w:nsid w:val="52EE2C2B"/>
     <w:multiLevelType w:val="multilevel"/>
     <w:tmpl w:val="674A106C"/>
@@ -40094,7 +45833,7 @@
       </w:rPr>
     </w:lvl>
   </w:abstractNum>
-  <w:abstractNum w:abstractNumId="23" w15:restartNumberingAfterBreak="0">
+  <w:abstractNum w:abstractNumId="28" w15:restartNumberingAfterBreak="0">
     <w:nsid w:val="54520813"/>
     <w:multiLevelType w:val="multilevel"/>
     <w:tmpl w:val="E74A83CE"/>
@@ -40243,7 +45982,156 @@
       </w:rPr>
     </w:lvl>
   </w:abstractNum>
-  <w:abstractNum w:abstractNumId="24" w15:restartNumberingAfterBreak="0">
+  <w:abstractNum w:abstractNumId="29" w15:restartNumberingAfterBreak="0">
+    <w:nsid w:val="54895629"/>
+    <w:multiLevelType w:val="multilevel"/>
+    <w:tmpl w:val="723CD68A"/>
+    <w:lvl w:ilvl="0">
+      <w:start w:val="1"/>
+      <w:numFmt w:val="bullet"/>
+      <w:lvlText w:val=""/>
+      <w:lvlJc w:val="left"/>
+      <w:pPr>
+        <w:tabs>
+          <w:tab w:val="num" w:pos="720"/>
+        </w:tabs>
+        <w:ind w:left="720" w:hanging="360"/>
+      </w:pPr>
+      <w:rPr>
+        <w:rFonts w:ascii="Symbol" w:hAnsi="Symbol" w:hint="default"/>
+        <w:sz w:val="20"/>
+      </w:rPr>
+    </w:lvl>
+    <w:lvl w:ilvl="1" w:tentative="1">
+      <w:start w:val="1"/>
+      <w:numFmt w:val="bullet"/>
+      <w:lvlText w:val="o"/>
+      <w:lvlJc w:val="left"/>
+      <w:pPr>
+        <w:tabs>
+          <w:tab w:val="num" w:pos="1440"/>
+        </w:tabs>
+        <w:ind w:left="1440" w:hanging="360"/>
+      </w:pPr>
+      <w:rPr>
+        <w:rFonts w:ascii="Courier New" w:hAnsi="Courier New" w:hint="default"/>
+        <w:sz w:val="20"/>
+      </w:rPr>
+    </w:lvl>
+    <w:lvl w:ilvl="2" w:tentative="1">
+      <w:start w:val="1"/>
+      <w:numFmt w:val="bullet"/>
+      <w:lvlText w:val=""/>
+      <w:lvlJc w:val="left"/>
+      <w:pPr>
+        <w:tabs>
+          <w:tab w:val="num" w:pos="2160"/>
+        </w:tabs>
+        <w:ind w:left="2160" w:hanging="360"/>
+      </w:pPr>
+      <w:rPr>
+        <w:rFonts w:ascii="Wingdings" w:hAnsi="Wingdings" w:hint="default"/>
+        <w:sz w:val="20"/>
+      </w:rPr>
+    </w:lvl>
+    <w:lvl w:ilvl="3" w:tentative="1">
+      <w:start w:val="1"/>
+      <w:numFmt w:val="bullet"/>
+      <w:lvlText w:val=""/>
+      <w:lvlJc w:val="left"/>
+      <w:pPr>
+        <w:tabs>
+          <w:tab w:val="num" w:pos="2880"/>
+        </w:tabs>
+        <w:ind w:left="2880" w:hanging="360"/>
+      </w:pPr>
+      <w:rPr>
+        <w:rFonts w:ascii="Wingdings" w:hAnsi="Wingdings" w:hint="default"/>
+        <w:sz w:val="20"/>
+      </w:rPr>
+    </w:lvl>
+    <w:lvl w:ilvl="4" w:tentative="1">
+      <w:start w:val="1"/>
+      <w:numFmt w:val="bullet"/>
+      <w:lvlText w:val=""/>
+      <w:lvlJc w:val="left"/>
+      <w:pPr>
+        <w:tabs>
+          <w:tab w:val="num" w:pos="3600"/>
+        </w:tabs>
+        <w:ind w:left="3600" w:hanging="360"/>
+      </w:pPr>
+      <w:rPr>
+        <w:rFonts w:ascii="Wingdings" w:hAnsi="Wingdings" w:hint="default"/>
+        <w:sz w:val="20"/>
+      </w:rPr>
+    </w:lvl>
+    <w:lvl w:ilvl="5" w:tentative="1">
+      <w:start w:val="1"/>
+      <w:numFmt w:val="bullet"/>
+      <w:lvlText w:val=""/>
+      <w:lvlJc w:val="left"/>
+      <w:pPr>
+        <w:tabs>
+          <w:tab w:val="num" w:pos="4320"/>
+        </w:tabs>
+        <w:ind w:left="4320" w:hanging="360"/>
+      </w:pPr>
+      <w:rPr>
+        <w:rFonts w:ascii="Wingdings" w:hAnsi="Wingdings" w:hint="default"/>
+        <w:sz w:val="20"/>
+      </w:rPr>
+    </w:lvl>
+    <w:lvl w:ilvl="6" w:tentative="1">
+      <w:start w:val="1"/>
+      <w:numFmt w:val="bullet"/>
+      <w:lvlText w:val=""/>
+      <w:lvlJc w:val="left"/>
+      <w:pPr>
+        <w:tabs>
+          <w:tab w:val="num" w:pos="5040"/>
+        </w:tabs>
+        <w:ind w:left="5040" w:hanging="360"/>
+      </w:pPr>
+      <w:rPr>
+        <w:rFonts w:ascii="Wingdings" w:hAnsi="Wingdings" w:hint="default"/>
+        <w:sz w:val="20"/>
+      </w:rPr>
+    </w:lvl>
+    <w:lvl w:ilvl="7" w:tentative="1">
+      <w:start w:val="1"/>
+      <w:numFmt w:val="bullet"/>
+      <w:lvlText w:val=""/>
+      <w:lvlJc w:val="left"/>
+      <w:pPr>
+        <w:tabs>
+          <w:tab w:val="num" w:pos="5760"/>
+        </w:tabs>
+        <w:ind w:left="5760" w:hanging="360"/>
+      </w:pPr>
+      <w:rPr>
+        <w:rFonts w:ascii="Wingdings" w:hAnsi="Wingdings" w:hint="default"/>
+        <w:sz w:val="20"/>
+      </w:rPr>
+    </w:lvl>
+    <w:lvl w:ilvl="8" w:tentative="1">
+      <w:start w:val="1"/>
+      <w:numFmt w:val="bullet"/>
+      <w:lvlText w:val=""/>
+      <w:lvlJc w:val="left"/>
+      <w:pPr>
+        <w:tabs>
+          <w:tab w:val="num" w:pos="6480"/>
+        </w:tabs>
+        <w:ind w:left="6480" w:hanging="360"/>
+      </w:pPr>
+      <w:rPr>
+        <w:rFonts w:ascii="Wingdings" w:hAnsi="Wingdings" w:hint="default"/>
+        <w:sz w:val="20"/>
+      </w:rPr>
+    </w:lvl>
+  </w:abstractNum>
+  <w:abstractNum w:abstractNumId="30" w15:restartNumberingAfterBreak="0">
     <w:nsid w:val="561B16F7"/>
     <w:multiLevelType w:val="multilevel"/>
     <w:tmpl w:val="8D5EB602"/>
@@ -40392,7 +46280,7 @@
       </w:rPr>
     </w:lvl>
   </w:abstractNum>
-  <w:abstractNum w:abstractNumId="25" w15:restartNumberingAfterBreak="0">
+  <w:abstractNum w:abstractNumId="31" w15:restartNumberingAfterBreak="0">
     <w:nsid w:val="575C3741"/>
     <w:multiLevelType w:val="multilevel"/>
     <w:tmpl w:val="1292D9B2"/>
@@ -40541,7 +46429,7 @@
       </w:rPr>
     </w:lvl>
   </w:abstractNum>
-  <w:abstractNum w:abstractNumId="26" w15:restartNumberingAfterBreak="0">
+  <w:abstractNum w:abstractNumId="32" w15:restartNumberingAfterBreak="0">
     <w:nsid w:val="60AF6145"/>
     <w:multiLevelType w:val="multilevel"/>
     <w:tmpl w:val="E00835C0"/>
@@ -40690,7 +46578,7 @@
       </w:rPr>
     </w:lvl>
   </w:abstractNum>
-  <w:abstractNum w:abstractNumId="27" w15:restartNumberingAfterBreak="0">
+  <w:abstractNum w:abstractNumId="33" w15:restartNumberingAfterBreak="0">
     <w:nsid w:val="6693742F"/>
     <w:multiLevelType w:val="multilevel"/>
     <w:tmpl w:val="1D102EB0"/>
@@ -40839,7 +46727,156 @@
       </w:rPr>
     </w:lvl>
   </w:abstractNum>
-  <w:abstractNum w:abstractNumId="28" w15:restartNumberingAfterBreak="0">
+  <w:abstractNum w:abstractNumId="34" w15:restartNumberingAfterBreak="0">
+    <w:nsid w:val="6B5F5EDE"/>
+    <w:multiLevelType w:val="multilevel"/>
+    <w:tmpl w:val="7ECE1A0C"/>
+    <w:lvl w:ilvl="0">
+      <w:start w:val="1"/>
+      <w:numFmt w:val="bullet"/>
+      <w:lvlText w:val=""/>
+      <w:lvlJc w:val="left"/>
+      <w:pPr>
+        <w:tabs>
+          <w:tab w:val="num" w:pos="720"/>
+        </w:tabs>
+        <w:ind w:left="720" w:hanging="360"/>
+      </w:pPr>
+      <w:rPr>
+        <w:rFonts w:ascii="Symbol" w:hAnsi="Symbol" w:hint="default"/>
+        <w:sz w:val="20"/>
+      </w:rPr>
+    </w:lvl>
+    <w:lvl w:ilvl="1" w:tentative="1">
+      <w:start w:val="1"/>
+      <w:numFmt w:val="bullet"/>
+      <w:lvlText w:val="o"/>
+      <w:lvlJc w:val="left"/>
+      <w:pPr>
+        <w:tabs>
+          <w:tab w:val="num" w:pos="1440"/>
+        </w:tabs>
+        <w:ind w:left="1440" w:hanging="360"/>
+      </w:pPr>
+      <w:rPr>
+        <w:rFonts w:ascii="Courier New" w:hAnsi="Courier New" w:hint="default"/>
+        <w:sz w:val="20"/>
+      </w:rPr>
+    </w:lvl>
+    <w:lvl w:ilvl="2" w:tentative="1">
+      <w:start w:val="1"/>
+      <w:numFmt w:val="bullet"/>
+      <w:lvlText w:val=""/>
+      <w:lvlJc w:val="left"/>
+      <w:pPr>
+        <w:tabs>
+          <w:tab w:val="num" w:pos="2160"/>
+        </w:tabs>
+        <w:ind w:left="2160" w:hanging="360"/>
+      </w:pPr>
+      <w:rPr>
+        <w:rFonts w:ascii="Wingdings" w:hAnsi="Wingdings" w:hint="default"/>
+        <w:sz w:val="20"/>
+      </w:rPr>
+    </w:lvl>
+    <w:lvl w:ilvl="3" w:tentative="1">
+      <w:start w:val="1"/>
+      <w:numFmt w:val="bullet"/>
+      <w:lvlText w:val=""/>
+      <w:lvlJc w:val="left"/>
+      <w:pPr>
+        <w:tabs>
+          <w:tab w:val="num" w:pos="2880"/>
+        </w:tabs>
+        <w:ind w:left="2880" w:hanging="360"/>
+      </w:pPr>
+      <w:rPr>
+        <w:rFonts w:ascii="Wingdings" w:hAnsi="Wingdings" w:hint="default"/>
+        <w:sz w:val="20"/>
+      </w:rPr>
+    </w:lvl>
+    <w:lvl w:ilvl="4" w:tentative="1">
+      <w:start w:val="1"/>
+      <w:numFmt w:val="bullet"/>
+      <w:lvlText w:val=""/>
+      <w:lvlJc w:val="left"/>
+      <w:pPr>
+        <w:tabs>
+          <w:tab w:val="num" w:pos="3600"/>
+        </w:tabs>
+        <w:ind w:left="3600" w:hanging="360"/>
+      </w:pPr>
+      <w:rPr>
+        <w:rFonts w:ascii="Wingdings" w:hAnsi="Wingdings" w:hint="default"/>
+        <w:sz w:val="20"/>
+      </w:rPr>
+    </w:lvl>
+    <w:lvl w:ilvl="5" w:tentative="1">
+      <w:start w:val="1"/>
+      <w:numFmt w:val="bullet"/>
+      <w:lvlText w:val=""/>
+      <w:lvlJc w:val="left"/>
+      <w:pPr>
+        <w:tabs>
+          <w:tab w:val="num" w:pos="4320"/>
+        </w:tabs>
+        <w:ind w:left="4320" w:hanging="360"/>
+      </w:pPr>
+      <w:rPr>
+        <w:rFonts w:ascii="Wingdings" w:hAnsi="Wingdings" w:hint="default"/>
+        <w:sz w:val="20"/>
+      </w:rPr>
+    </w:lvl>
+    <w:lvl w:ilvl="6" w:tentative="1">
+      <w:start w:val="1"/>
+      <w:numFmt w:val="bullet"/>
+      <w:lvlText w:val=""/>
+      <w:lvlJc w:val="left"/>
+      <w:pPr>
+        <w:tabs>
+          <w:tab w:val="num" w:pos="5040"/>
+        </w:tabs>
+        <w:ind w:left="5040" w:hanging="360"/>
+      </w:pPr>
+      <w:rPr>
+        <w:rFonts w:ascii="Wingdings" w:hAnsi="Wingdings" w:hint="default"/>
+        <w:sz w:val="20"/>
+      </w:rPr>
+    </w:lvl>
+    <w:lvl w:ilvl="7" w:tentative="1">
+      <w:start w:val="1"/>
+      <w:numFmt w:val="bullet"/>
+      <w:lvlText w:val=""/>
+      <w:lvlJc w:val="left"/>
+      <w:pPr>
+        <w:tabs>
+          <w:tab w:val="num" w:pos="5760"/>
+        </w:tabs>
+        <w:ind w:left="5760" w:hanging="360"/>
+      </w:pPr>
+      <w:rPr>
+        <w:rFonts w:ascii="Wingdings" w:hAnsi="Wingdings" w:hint="default"/>
+        <w:sz w:val="20"/>
+      </w:rPr>
+    </w:lvl>
+    <w:lvl w:ilvl="8" w:tentative="1">
+      <w:start w:val="1"/>
+      <w:numFmt w:val="bullet"/>
+      <w:lvlText w:val=""/>
+      <w:lvlJc w:val="left"/>
+      <w:pPr>
+        <w:tabs>
+          <w:tab w:val="num" w:pos="6480"/>
+        </w:tabs>
+        <w:ind w:left="6480" w:hanging="360"/>
+      </w:pPr>
+      <w:rPr>
+        <w:rFonts w:ascii="Wingdings" w:hAnsi="Wingdings" w:hint="default"/>
+        <w:sz w:val="20"/>
+      </w:rPr>
+    </w:lvl>
+  </w:abstractNum>
+  <w:abstractNum w:abstractNumId="35" w15:restartNumberingAfterBreak="0">
     <w:nsid w:val="6C1239B3"/>
     <w:multiLevelType w:val="multilevel"/>
     <w:tmpl w:val="980C6D4A"/>
@@ -40952,10 +46989,457 @@
       </w:pPr>
     </w:lvl>
   </w:abstractNum>
-  <w:abstractNum w:abstractNumId="29" w15:restartNumberingAfterBreak="0">
+  <w:abstractNum w:abstractNumId="36" w15:restartNumberingAfterBreak="0">
+    <w:nsid w:val="6D471A43"/>
+    <w:multiLevelType w:val="multilevel"/>
+    <w:tmpl w:val="88549E1A"/>
+    <w:lvl w:ilvl="0">
+      <w:start w:val="1"/>
+      <w:numFmt w:val="bullet"/>
+      <w:lvlText w:val=""/>
+      <w:lvlJc w:val="left"/>
+      <w:pPr>
+        <w:tabs>
+          <w:tab w:val="num" w:pos="720"/>
+        </w:tabs>
+        <w:ind w:left="720" w:hanging="360"/>
+      </w:pPr>
+      <w:rPr>
+        <w:rFonts w:ascii="Symbol" w:hAnsi="Symbol" w:hint="default"/>
+        <w:sz w:val="20"/>
+      </w:rPr>
+    </w:lvl>
+    <w:lvl w:ilvl="1" w:tentative="1">
+      <w:start w:val="1"/>
+      <w:numFmt w:val="bullet"/>
+      <w:lvlText w:val="o"/>
+      <w:lvlJc w:val="left"/>
+      <w:pPr>
+        <w:tabs>
+          <w:tab w:val="num" w:pos="1440"/>
+        </w:tabs>
+        <w:ind w:left="1440" w:hanging="360"/>
+      </w:pPr>
+      <w:rPr>
+        <w:rFonts w:ascii="Courier New" w:hAnsi="Courier New" w:hint="default"/>
+        <w:sz w:val="20"/>
+      </w:rPr>
+    </w:lvl>
+    <w:lvl w:ilvl="2" w:tentative="1">
+      <w:start w:val="1"/>
+      <w:numFmt w:val="bullet"/>
+      <w:lvlText w:val=""/>
+      <w:lvlJc w:val="left"/>
+      <w:pPr>
+        <w:tabs>
+          <w:tab w:val="num" w:pos="2160"/>
+        </w:tabs>
+        <w:ind w:left="2160" w:hanging="360"/>
+      </w:pPr>
+      <w:rPr>
+        <w:rFonts w:ascii="Wingdings" w:hAnsi="Wingdings" w:hint="default"/>
+        <w:sz w:val="20"/>
+      </w:rPr>
+    </w:lvl>
+    <w:lvl w:ilvl="3" w:tentative="1">
+      <w:start w:val="1"/>
+      <w:numFmt w:val="bullet"/>
+      <w:lvlText w:val=""/>
+      <w:lvlJc w:val="left"/>
+      <w:pPr>
+        <w:tabs>
+          <w:tab w:val="num" w:pos="2880"/>
+        </w:tabs>
+        <w:ind w:left="2880" w:hanging="360"/>
+      </w:pPr>
+      <w:rPr>
+        <w:rFonts w:ascii="Wingdings" w:hAnsi="Wingdings" w:hint="default"/>
+        <w:sz w:val="20"/>
+      </w:rPr>
+    </w:lvl>
+    <w:lvl w:ilvl="4" w:tentative="1">
+      <w:start w:val="1"/>
+      <w:numFmt w:val="bullet"/>
+      <w:lvlText w:val=""/>
+      <w:lvlJc w:val="left"/>
+      <w:pPr>
+        <w:tabs>
+          <w:tab w:val="num" w:pos="3600"/>
+        </w:tabs>
+        <w:ind w:left="3600" w:hanging="360"/>
+      </w:pPr>
+      <w:rPr>
+        <w:rFonts w:ascii="Wingdings" w:hAnsi="Wingdings" w:hint="default"/>
+        <w:sz w:val="20"/>
+      </w:rPr>
+    </w:lvl>
+    <w:lvl w:ilvl="5" w:tentative="1">
+      <w:start w:val="1"/>
+      <w:numFmt w:val="bullet"/>
+      <w:lvlText w:val=""/>
+      <w:lvlJc w:val="left"/>
+      <w:pPr>
+        <w:tabs>
+          <w:tab w:val="num" w:pos="4320"/>
+        </w:tabs>
+        <w:ind w:left="4320" w:hanging="360"/>
+      </w:pPr>
+      <w:rPr>
+        <w:rFonts w:ascii="Wingdings" w:hAnsi="Wingdings" w:hint="default"/>
+        <w:sz w:val="20"/>
+      </w:rPr>
+    </w:lvl>
+    <w:lvl w:ilvl="6" w:tentative="1">
+      <w:start w:val="1"/>
+      <w:numFmt w:val="bullet"/>
+      <w:lvlText w:val=""/>
+      <w:lvlJc w:val="left"/>
+      <w:pPr>
+        <w:tabs>
+          <w:tab w:val="num" w:pos="5040"/>
+        </w:tabs>
+        <w:ind w:left="5040" w:hanging="360"/>
+      </w:pPr>
+      <w:rPr>
+        <w:rFonts w:ascii="Wingdings" w:hAnsi="Wingdings" w:hint="default"/>
+        <w:sz w:val="20"/>
+      </w:rPr>
+    </w:lvl>
+    <w:lvl w:ilvl="7" w:tentative="1">
+      <w:start w:val="1"/>
+      <w:numFmt w:val="bullet"/>
+      <w:lvlText w:val=""/>
+      <w:lvlJc w:val="left"/>
+      <w:pPr>
+        <w:tabs>
+          <w:tab w:val="num" w:pos="5760"/>
+        </w:tabs>
+        <w:ind w:left="5760" w:hanging="360"/>
+      </w:pPr>
+      <w:rPr>
+        <w:rFonts w:ascii="Wingdings" w:hAnsi="Wingdings" w:hint="default"/>
+        <w:sz w:val="20"/>
+      </w:rPr>
+    </w:lvl>
+    <w:lvl w:ilvl="8" w:tentative="1">
+      <w:start w:val="1"/>
+      <w:numFmt w:val="bullet"/>
+      <w:lvlText w:val=""/>
+      <w:lvlJc w:val="left"/>
+      <w:pPr>
+        <w:tabs>
+          <w:tab w:val="num" w:pos="6480"/>
+        </w:tabs>
+        <w:ind w:left="6480" w:hanging="360"/>
+      </w:pPr>
+      <w:rPr>
+        <w:rFonts w:ascii="Wingdings" w:hAnsi="Wingdings" w:hint="default"/>
+        <w:sz w:val="20"/>
+      </w:rPr>
+    </w:lvl>
+  </w:abstractNum>
+  <w:abstractNum w:abstractNumId="37" w15:restartNumberingAfterBreak="0">
     <w:nsid w:val="6F9462A8"/>
     <w:multiLevelType w:val="multilevel"/>
     <w:tmpl w:val="092E7D62"/>
+    <w:lvl w:ilvl="0">
+      <w:start w:val="1"/>
+      <w:numFmt w:val="bullet"/>
+      <w:lvlText w:val=""/>
+      <w:lvlJc w:val="left"/>
+      <w:pPr>
+        <w:tabs>
+          <w:tab w:val="num" w:pos="720"/>
+        </w:tabs>
+        <w:ind w:left="720" w:hanging="360"/>
+      </w:pPr>
+      <w:rPr>
+        <w:rFonts w:ascii="Symbol" w:hAnsi="Symbol" w:hint="default"/>
+        <w:sz w:val="20"/>
+      </w:rPr>
+    </w:lvl>
+    <w:lvl w:ilvl="1" w:tentative="1">
+      <w:start w:val="1"/>
+      <w:numFmt w:val="bullet"/>
+      <w:lvlText w:val="o"/>
+      <w:lvlJc w:val="left"/>
+      <w:pPr>
+        <w:tabs>
+          <w:tab w:val="num" w:pos="1440"/>
+        </w:tabs>
+        <w:ind w:left="1440" w:hanging="360"/>
+      </w:pPr>
+      <w:rPr>
+        <w:rFonts w:ascii="Courier New" w:hAnsi="Courier New" w:hint="default"/>
+        <w:sz w:val="20"/>
+      </w:rPr>
+    </w:lvl>
+    <w:lvl w:ilvl="2" w:tentative="1">
+      <w:start w:val="1"/>
+      <w:numFmt w:val="bullet"/>
+      <w:lvlText w:val=""/>
+      <w:lvlJc w:val="left"/>
+      <w:pPr>
+        <w:tabs>
+          <w:tab w:val="num" w:pos="2160"/>
+        </w:tabs>
+        <w:ind w:left="2160" w:hanging="360"/>
+      </w:pPr>
+      <w:rPr>
+        <w:rFonts w:ascii="Wingdings" w:hAnsi="Wingdings" w:hint="default"/>
+        <w:sz w:val="20"/>
+      </w:rPr>
+    </w:lvl>
+    <w:lvl w:ilvl="3" w:tentative="1">
+      <w:start w:val="1"/>
+      <w:numFmt w:val="bullet"/>
+      <w:lvlText w:val=""/>
+      <w:lvlJc w:val="left"/>
+      <w:pPr>
+        <w:tabs>
+          <w:tab w:val="num" w:pos="2880"/>
+        </w:tabs>
+        <w:ind w:left="2880" w:hanging="360"/>
+      </w:pPr>
+      <w:rPr>
+        <w:rFonts w:ascii="Wingdings" w:hAnsi="Wingdings" w:hint="default"/>
+        <w:sz w:val="20"/>
+      </w:rPr>
+    </w:lvl>
+    <w:lvl w:ilvl="4" w:tentative="1">
+      <w:start w:val="1"/>
+      <w:numFmt w:val="bullet"/>
+      <w:lvlText w:val=""/>
+      <w:lvlJc w:val="left"/>
+      <w:pPr>
+        <w:tabs>
+          <w:tab w:val="num" w:pos="3600"/>
+        </w:tabs>
+        <w:ind w:left="3600" w:hanging="360"/>
+      </w:pPr>
+      <w:rPr>
+        <w:rFonts w:ascii="Wingdings" w:hAnsi="Wingdings" w:hint="default"/>
+        <w:sz w:val="20"/>
+      </w:rPr>
+    </w:lvl>
+    <w:lvl w:ilvl="5" w:tentative="1">
+      <w:start w:val="1"/>
+      <w:numFmt w:val="bullet"/>
+      <w:lvlText w:val=""/>
+      <w:lvlJc w:val="left"/>
+      <w:pPr>
+        <w:tabs>
+          <w:tab w:val="num" w:pos="4320"/>
+        </w:tabs>
+        <w:ind w:left="4320" w:hanging="360"/>
+      </w:pPr>
+      <w:rPr>
+        <w:rFonts w:ascii="Wingdings" w:hAnsi="Wingdings" w:hint="default"/>
+        <w:sz w:val="20"/>
+      </w:rPr>
+    </w:lvl>
+    <w:lvl w:ilvl="6" w:tentative="1">
+      <w:start w:val="1"/>
+      <w:numFmt w:val="bullet"/>
+      <w:lvlText w:val=""/>
+      <w:lvlJc w:val="left"/>
+      <w:pPr>
+        <w:tabs>
+          <w:tab w:val="num" w:pos="5040"/>
+        </w:tabs>
+        <w:ind w:left="5040" w:hanging="360"/>
+      </w:pPr>
+      <w:rPr>
+        <w:rFonts w:ascii="Wingdings" w:hAnsi="Wingdings" w:hint="default"/>
+        <w:sz w:val="20"/>
+      </w:rPr>
+    </w:lvl>
+    <w:lvl w:ilvl="7" w:tentative="1">
+      <w:start w:val="1"/>
+      <w:numFmt w:val="bullet"/>
+      <w:lvlText w:val=""/>
+      <w:lvlJc w:val="left"/>
+      <w:pPr>
+        <w:tabs>
+          <w:tab w:val="num" w:pos="5760"/>
+        </w:tabs>
+        <w:ind w:left="5760" w:hanging="360"/>
+      </w:pPr>
+      <w:rPr>
+        <w:rFonts w:ascii="Wingdings" w:hAnsi="Wingdings" w:hint="default"/>
+        <w:sz w:val="20"/>
+      </w:rPr>
+    </w:lvl>
+    <w:lvl w:ilvl="8" w:tentative="1">
+      <w:start w:val="1"/>
+      <w:numFmt w:val="bullet"/>
+      <w:lvlText w:val=""/>
+      <w:lvlJc w:val="left"/>
+      <w:pPr>
+        <w:tabs>
+          <w:tab w:val="num" w:pos="6480"/>
+        </w:tabs>
+        <w:ind w:left="6480" w:hanging="360"/>
+      </w:pPr>
+      <w:rPr>
+        <w:rFonts w:ascii="Wingdings" w:hAnsi="Wingdings" w:hint="default"/>
+        <w:sz w:val="20"/>
+      </w:rPr>
+    </w:lvl>
+  </w:abstractNum>
+  <w:abstractNum w:abstractNumId="38" w15:restartNumberingAfterBreak="0">
+    <w:nsid w:val="77D733E4"/>
+    <w:multiLevelType w:val="multilevel"/>
+    <w:tmpl w:val="BA525640"/>
+    <w:lvl w:ilvl="0">
+      <w:start w:val="1"/>
+      <w:numFmt w:val="bullet"/>
+      <w:lvlText w:val=""/>
+      <w:lvlJc w:val="left"/>
+      <w:pPr>
+        <w:tabs>
+          <w:tab w:val="num" w:pos="720"/>
+        </w:tabs>
+        <w:ind w:left="720" w:hanging="360"/>
+      </w:pPr>
+      <w:rPr>
+        <w:rFonts w:ascii="Symbol" w:hAnsi="Symbol" w:hint="default"/>
+        <w:sz w:val="20"/>
+      </w:rPr>
+    </w:lvl>
+    <w:lvl w:ilvl="1" w:tentative="1">
+      <w:start w:val="1"/>
+      <w:numFmt w:val="bullet"/>
+      <w:lvlText w:val="o"/>
+      <w:lvlJc w:val="left"/>
+      <w:pPr>
+        <w:tabs>
+          <w:tab w:val="num" w:pos="1440"/>
+        </w:tabs>
+        <w:ind w:left="1440" w:hanging="360"/>
+      </w:pPr>
+      <w:rPr>
+        <w:rFonts w:ascii="Courier New" w:hAnsi="Courier New" w:hint="default"/>
+        <w:sz w:val="20"/>
+      </w:rPr>
+    </w:lvl>
+    <w:lvl w:ilvl="2" w:tentative="1">
+      <w:start w:val="1"/>
+      <w:numFmt w:val="bullet"/>
+      <w:lvlText w:val=""/>
+      <w:lvlJc w:val="left"/>
+      <w:pPr>
+        <w:tabs>
+          <w:tab w:val="num" w:pos="2160"/>
+        </w:tabs>
+        <w:ind w:left="2160" w:hanging="360"/>
+      </w:pPr>
+      <w:rPr>
+        <w:rFonts w:ascii="Wingdings" w:hAnsi="Wingdings" w:hint="default"/>
+        <w:sz w:val="20"/>
+      </w:rPr>
+    </w:lvl>
+    <w:lvl w:ilvl="3" w:tentative="1">
+      <w:start w:val="1"/>
+      <w:numFmt w:val="bullet"/>
+      <w:lvlText w:val=""/>
+      <w:lvlJc w:val="left"/>
+      <w:pPr>
+        <w:tabs>
+          <w:tab w:val="num" w:pos="2880"/>
+        </w:tabs>
+        <w:ind w:left="2880" w:hanging="360"/>
+      </w:pPr>
+      <w:rPr>
+        <w:rFonts w:ascii="Wingdings" w:hAnsi="Wingdings" w:hint="default"/>
+        <w:sz w:val="20"/>
+      </w:rPr>
+    </w:lvl>
+    <w:lvl w:ilvl="4" w:tentative="1">
+      <w:start w:val="1"/>
+      <w:numFmt w:val="bullet"/>
+      <w:lvlText w:val=""/>
+      <w:lvlJc w:val="left"/>
+      <w:pPr>
+        <w:tabs>
+          <w:tab w:val="num" w:pos="3600"/>
+        </w:tabs>
+        <w:ind w:left="3600" w:hanging="360"/>
+      </w:pPr>
+      <w:rPr>
+        <w:rFonts w:ascii="Wingdings" w:hAnsi="Wingdings" w:hint="default"/>
+        <w:sz w:val="20"/>
+      </w:rPr>
+    </w:lvl>
+    <w:lvl w:ilvl="5" w:tentative="1">
+      <w:start w:val="1"/>
+      <w:numFmt w:val="bullet"/>
+      <w:lvlText w:val=""/>
+      <w:lvlJc w:val="left"/>
+      <w:pPr>
+        <w:tabs>
+          <w:tab w:val="num" w:pos="4320"/>
+        </w:tabs>
+        <w:ind w:left="4320" w:hanging="360"/>
+      </w:pPr>
+      <w:rPr>
+        <w:rFonts w:ascii="Wingdings" w:hAnsi="Wingdings" w:hint="default"/>
+        <w:sz w:val="20"/>
+      </w:rPr>
+    </w:lvl>
+    <w:lvl w:ilvl="6" w:tentative="1">
+      <w:start w:val="1"/>
+      <w:numFmt w:val="bullet"/>
+      <w:lvlText w:val=""/>
+      <w:lvlJc w:val="left"/>
+      <w:pPr>
+        <w:tabs>
+          <w:tab w:val="num" w:pos="5040"/>
+        </w:tabs>
+        <w:ind w:left="5040" w:hanging="360"/>
+      </w:pPr>
+      <w:rPr>
+        <w:rFonts w:ascii="Wingdings" w:hAnsi="Wingdings" w:hint="default"/>
+        <w:sz w:val="20"/>
+      </w:rPr>
+    </w:lvl>
+    <w:lvl w:ilvl="7" w:tentative="1">
+      <w:start w:val="1"/>
+      <w:numFmt w:val="bullet"/>
+      <w:lvlText w:val=""/>
+      <w:lvlJc w:val="left"/>
+      <w:pPr>
+        <w:tabs>
+          <w:tab w:val="num" w:pos="5760"/>
+        </w:tabs>
+        <w:ind w:left="5760" w:hanging="360"/>
+      </w:pPr>
+      <w:rPr>
+        <w:rFonts w:ascii="Wingdings" w:hAnsi="Wingdings" w:hint="default"/>
+        <w:sz w:val="20"/>
+      </w:rPr>
+    </w:lvl>
+    <w:lvl w:ilvl="8" w:tentative="1">
+      <w:start w:val="1"/>
+      <w:numFmt w:val="bullet"/>
+      <w:lvlText w:val=""/>
+      <w:lvlJc w:val="left"/>
+      <w:pPr>
+        <w:tabs>
+          <w:tab w:val="num" w:pos="6480"/>
+        </w:tabs>
+        <w:ind w:left="6480" w:hanging="360"/>
+      </w:pPr>
+      <w:rPr>
+        <w:rFonts w:ascii="Wingdings" w:hAnsi="Wingdings" w:hint="default"/>
+        <w:sz w:val="20"/>
+      </w:rPr>
+    </w:lvl>
+  </w:abstractNum>
+  <w:abstractNum w:abstractNumId="39" w15:restartNumberingAfterBreak="0">
+    <w:nsid w:val="7C517DDE"/>
+    <w:multiLevelType w:val="multilevel"/>
+    <w:tmpl w:val="E6CEFFF0"/>
     <w:lvl w:ilvl="0">
       <w:start w:val="1"/>
       <w:numFmt w:val="bullet"/>
@@ -41129,67 +47613,97 @@
     <w:abstractNumId w:val="0"/>
   </w:num>
   <w:num w:numId="10" w16cid:durableId="1201742826">
+    <w:abstractNumId w:val="10"/>
+  </w:num>
+  <w:num w:numId="11" w16cid:durableId="980502077">
+    <w:abstractNumId w:val="32"/>
+  </w:num>
+  <w:num w:numId="12" w16cid:durableId="2082866754">
+    <w:abstractNumId w:val="16"/>
+  </w:num>
+  <w:num w:numId="13" w16cid:durableId="1087655723">
+    <w:abstractNumId w:val="23"/>
+  </w:num>
+  <w:num w:numId="14" w16cid:durableId="23337122">
+    <w:abstractNumId w:val="31"/>
+  </w:num>
+  <w:num w:numId="15" w16cid:durableId="840895429">
+    <w:abstractNumId w:val="20"/>
+  </w:num>
+  <w:num w:numId="16" w16cid:durableId="1432699785">
+    <w:abstractNumId w:val="17"/>
+  </w:num>
+  <w:num w:numId="17" w16cid:durableId="1763451854">
+    <w:abstractNumId w:val="14"/>
+  </w:num>
+  <w:num w:numId="18" w16cid:durableId="896555596">
+    <w:abstractNumId w:val="19"/>
+  </w:num>
+  <w:num w:numId="19" w16cid:durableId="256525678">
+    <w:abstractNumId w:val="30"/>
+  </w:num>
+  <w:num w:numId="20" w16cid:durableId="2002541551">
+    <w:abstractNumId w:val="28"/>
+  </w:num>
+  <w:num w:numId="21" w16cid:durableId="1166939575">
+    <w:abstractNumId w:val="11"/>
+  </w:num>
+  <w:num w:numId="22" w16cid:durableId="736319799">
+    <w:abstractNumId w:val="27"/>
+  </w:num>
+  <w:num w:numId="23" w16cid:durableId="968166615">
+    <w:abstractNumId w:val="33"/>
+  </w:num>
+  <w:num w:numId="24" w16cid:durableId="18354979">
+    <w:abstractNumId w:val="15"/>
+  </w:num>
+  <w:num w:numId="25" w16cid:durableId="2088186013">
+    <w:abstractNumId w:val="21"/>
+  </w:num>
+  <w:num w:numId="26" w16cid:durableId="1148670820">
+    <w:abstractNumId w:val="26"/>
+  </w:num>
+  <w:num w:numId="27" w16cid:durableId="1467815200">
+    <w:abstractNumId w:val="37"/>
+  </w:num>
+  <w:num w:numId="28" w16cid:durableId="30812650">
+    <w:abstractNumId w:val="13"/>
+  </w:num>
+  <w:num w:numId="29" w16cid:durableId="641882796">
+    <w:abstractNumId w:val="35"/>
+  </w:num>
+  <w:num w:numId="30" w16cid:durableId="981153526">
+    <w:abstractNumId w:val="25"/>
+  </w:num>
+  <w:num w:numId="31" w16cid:durableId="161892141">
     <w:abstractNumId w:val="9"/>
   </w:num>
-  <w:num w:numId="11" w16cid:durableId="980502077">
-    <w:abstractNumId w:val="26"/>
+  <w:num w:numId="32" w16cid:durableId="2140537501">
+    <w:abstractNumId w:val="29"/>
   </w:num>
-  <w:num w:numId="12" w16cid:durableId="2082866754">
-    <w:abstractNumId w:val="14"/>
+  <w:num w:numId="33" w16cid:durableId="365721306">
+    <w:abstractNumId w:val="39"/>
   </w:num>
-  <w:num w:numId="13" w16cid:durableId="1087655723">
-    <w:abstractNumId w:val="19"/>
+  <w:num w:numId="34" w16cid:durableId="2135823622">
+    <w:abstractNumId w:val="18"/>
   </w:num>
-  <w:num w:numId="14" w16cid:durableId="23337122">
-    <w:abstractNumId w:val="25"/>
+  <w:num w:numId="35" w16cid:durableId="767967313">
+    <w:abstractNumId w:val="22"/>
   </w:num>
-  <w:num w:numId="15" w16cid:durableId="840895429">
-    <w:abstractNumId w:val="17"/>
-  </w:num>
-  <w:num w:numId="16" w16cid:durableId="1432699785">
-    <w:abstractNumId w:val="15"/>
-  </w:num>
-  <w:num w:numId="17" w16cid:durableId="1763451854">
+  <w:num w:numId="36" w16cid:durableId="1550409690">
     <w:abstractNumId w:val="12"/>
   </w:num>
-  <w:num w:numId="18" w16cid:durableId="896555596">
-    <w:abstractNumId w:val="16"/>
+  <w:num w:numId="37" w16cid:durableId="1163811584">
+    <w:abstractNumId w:val="34"/>
   </w:num>
-  <w:num w:numId="19" w16cid:durableId="256525678">
+  <w:num w:numId="38" w16cid:durableId="238247054">
     <w:abstractNumId w:val="24"/>
   </w:num>
-  <w:num w:numId="20" w16cid:durableId="2002541551">
-    <w:abstractNumId w:val="23"/>
+  <w:num w:numId="39" w16cid:durableId="1654022777">
+    <w:abstractNumId w:val="36"/>
   </w:num>
-  <w:num w:numId="21" w16cid:durableId="1166939575">
-    <w:abstractNumId w:val="10"/>
-  </w:num>
-  <w:num w:numId="22" w16cid:durableId="736319799">
-    <w:abstractNumId w:val="22"/>
-  </w:num>
-  <w:num w:numId="23" w16cid:durableId="968166615">
-    <w:abstractNumId w:val="27"/>
-  </w:num>
-  <w:num w:numId="24" w16cid:durableId="18354979">
-    <w:abstractNumId w:val="13"/>
-  </w:num>
-  <w:num w:numId="25" w16cid:durableId="2088186013">
-    <w:abstractNumId w:val="18"/>
-  </w:num>
-  <w:num w:numId="26" w16cid:durableId="1148670820">
-    <w:abstractNumId w:val="21"/>
-  </w:num>
-  <w:num w:numId="27" w16cid:durableId="1467815200">
-    <w:abstractNumId w:val="29"/>
-  </w:num>
-  <w:num w:numId="28" w16cid:durableId="30812650">
-    <w:abstractNumId w:val="11"/>
-  </w:num>
-  <w:num w:numId="29" w16cid:durableId="641882796">
-    <w:abstractNumId w:val="28"/>
-  </w:num>
-  <w:num w:numId="30" w16cid:durableId="981153526">
-    <w:abstractNumId w:val="20"/>
+  <w:num w:numId="40" w16cid:durableId="820195208">
+    <w:abstractNumId w:val="38"/>
   </w:num>
 </w:numbering>
 </file>

--- a/Documentation/Software_Project_Master_Document (2).docx
+++ b/Documentation/Software_Project_Master_Document (2).docx
@@ -6415,21 +6415,7 @@
               <w:rPr>
                 <w:lang w:val="en-ZA"/>
               </w:rPr>
-              <w:t xml:space="preserve">SQLite + </w:t>
-            </w:r>
-            <w:proofErr w:type="spellStart"/>
-            <w:r>
-              <w:rPr>
-                <w:lang w:val="en-ZA"/>
-              </w:rPr>
-              <w:t>SQLAlchemy</w:t>
-            </w:r>
-            <w:proofErr w:type="spellEnd"/>
-            <w:r>
-              <w:rPr>
-                <w:lang w:val="en-ZA"/>
-              </w:rPr>
-              <w:t>, 8 tables, seeded</w:t>
+              <w:t>SQLite + SQLAlchemy, 8 tables, seeded</w:t>
             </w:r>
           </w:p>
         </w:tc>
@@ -7421,14 +7407,12 @@
                 <w:lang w:val="en-ZA"/>
               </w:rPr>
             </w:pPr>
-            <w:proofErr w:type="spellStart"/>
             <w:r>
               <w:rPr>
                 <w:lang w:val="en-ZA"/>
               </w:rPr>
               <w:t>pgAdmin</w:t>
             </w:r>
-            <w:proofErr w:type="spellEnd"/>
           </w:p>
         </w:tc>
         <w:tc>
@@ -7555,19 +7539,11 @@
                 <w:lang w:val="en-ZA"/>
               </w:rPr>
             </w:pPr>
-            <w:proofErr w:type="spellStart"/>
-            <w:r>
-              <w:rPr>
-                <w:lang w:val="en-ZA"/>
-              </w:rPr>
-              <w:t>SQLAlchemy</w:t>
-            </w:r>
-            <w:proofErr w:type="spellEnd"/>
-            <w:r>
-              <w:rPr>
-                <w:lang w:val="en-ZA"/>
-              </w:rPr>
-              <w:t xml:space="preserve"> 2.0</w:t>
+            <w:r>
+              <w:rPr>
+                <w:lang w:val="en-ZA"/>
+              </w:rPr>
+              <w:t>SQLAlchemy 2.0</w:t>
             </w:r>
           </w:p>
         </w:tc>
@@ -7650,7 +7626,6 @@
               </w:rPr>
               <w:t>"</w:t>
             </w:r>
-            <w:proofErr w:type="spellStart"/>
             <w:proofErr w:type="gramStart"/>
             <w:r>
               <w:rPr>
@@ -7663,48 +7638,33 @@
               <w:rPr>
                 <w:lang w:val="en-ZA"/>
               </w:rPr>
-              <w:t>_hash</w:t>
-            </w:r>
-            <w:proofErr w:type="spellEnd"/>
-            <w:r>
-              <w:rPr>
-                <w:lang w:val="en-ZA"/>
-              </w:rPr>
-              <w:t>" (method unspecified)</w:t>
-            </w:r>
-          </w:p>
-        </w:tc>
-        <w:tc>
-          <w:tcPr>
-            <w:tcW w:w="0" w:type="auto"/>
-            <w:tcMar>
-              <w:top w:w="150" w:type="dxa"/>
-              <w:left w:w="240" w:type="dxa"/>
-              <w:bottom w:w="150" w:type="dxa"/>
-              <w:right w:w="240" w:type="dxa"/>
-            </w:tcMar>
-            <w:vAlign w:val="center"/>
-            <w:hideMark/>
-          </w:tcPr>
-          <w:p>
-            <w:pPr>
-              <w:rPr>
-                <w:lang w:val="en-ZA"/>
-              </w:rPr>
-            </w:pPr>
-            <w:proofErr w:type="spellStart"/>
-            <w:r>
-              <w:rPr>
-                <w:lang w:val="en-ZA"/>
-              </w:rPr>
-              <w:t>bcrypt</w:t>
-            </w:r>
-            <w:proofErr w:type="spellEnd"/>
-            <w:r>
-              <w:rPr>
-                <w:lang w:val="en-ZA"/>
-              </w:rPr>
-              <w:t xml:space="preserve"> with 72-byte truncation</w:t>
+              <w:t>_hash" (method unspecified)</w:t>
+            </w:r>
+          </w:p>
+        </w:tc>
+        <w:tc>
+          <w:tcPr>
+            <w:tcW w:w="0" w:type="auto"/>
+            <w:tcMar>
+              <w:top w:w="150" w:type="dxa"/>
+              <w:left w:w="240" w:type="dxa"/>
+              <w:bottom w:w="150" w:type="dxa"/>
+              <w:right w:w="240" w:type="dxa"/>
+            </w:tcMar>
+            <w:vAlign w:val="center"/>
+            <w:hideMark/>
+          </w:tcPr>
+          <w:p>
+            <w:pPr>
+              <w:rPr>
+                <w:lang w:val="en-ZA"/>
+              </w:rPr>
+            </w:pPr>
+            <w:r>
+              <w:rPr>
+                <w:lang w:val="en-ZA"/>
+              </w:rPr>
+              <w:t>bcrypt with 72-byte truncation</w:t>
             </w:r>
           </w:p>
         </w:tc>
@@ -7784,21 +7744,7 @@
               <w:rPr>
                 <w:lang w:val="en-ZA"/>
               </w:rPr>
-              <w:t>Qt Designer .</w:t>
-            </w:r>
-            <w:proofErr w:type="spellStart"/>
-            <w:r>
-              <w:rPr>
-                <w:lang w:val="en-ZA"/>
-              </w:rPr>
-              <w:t>ui</w:t>
-            </w:r>
-            <w:proofErr w:type="spellEnd"/>
-            <w:r>
-              <w:rPr>
-                <w:lang w:val="en-ZA"/>
-              </w:rPr>
-              <w:t> files</w:t>
+              <w:t>Qt Designer .ui files</w:t>
             </w:r>
           </w:p>
         </w:tc>
@@ -7900,14 +7846,12 @@
                 <w:lang w:val="en-ZA"/>
               </w:rPr>
             </w:pPr>
-            <w:proofErr w:type="spellStart"/>
             <w:r>
               <w:rPr>
                 <w:lang w:val="en-ZA"/>
               </w:rPr>
               <w:t>StarUML</w:t>
             </w:r>
-            <w:proofErr w:type="spellEnd"/>
           </w:p>
         </w:tc>
         <w:tc>
@@ -7934,43 +7878,15 @@
               </w:rPr>
               <w:t>Mermaid via </w:t>
             </w:r>
-            <w:proofErr w:type="spellStart"/>
-            <w:r>
-              <w:rPr>
-                <w:lang w:val="en-ZA"/>
-              </w:rPr>
-              <w:fldChar w:fldCharType="begin"/>
-            </w:r>
-            <w:r>
-              <w:rPr>
-                <w:lang w:val="en-ZA"/>
-              </w:rPr>
-              <w:instrText>HYPERLINK "https://mermaid.live/" \t "_blank"</w:instrText>
-            </w:r>
-            <w:r>
-              <w:rPr>
-                <w:lang w:val="en-ZA"/>
-              </w:rPr>
-            </w:r>
-            <w:r>
-              <w:rPr>
-                <w:lang w:val="en-ZA"/>
-              </w:rPr>
-              <w:fldChar w:fldCharType="separate"/>
-            </w:r>
-            <w:proofErr w:type="gramStart"/>
-            <w:r>
-              <w:rPr>
-                <w:rStyle w:val="Hyperlink"/>
-                <w:lang w:val="en-ZA"/>
-              </w:rPr>
-              <w:t>mermaid.live</w:t>
-            </w:r>
-            <w:proofErr w:type="spellEnd"/>
-            <w:proofErr w:type="gramEnd"/>
-            <w:r>
-              <w:fldChar w:fldCharType="end"/>
-            </w:r>
+            <w:hyperlink r:id="rId8" w:tgtFrame="_blank" w:history="1">
+              <w:r>
+                <w:rPr>
+                  <w:rStyle w:val="Hyperlink"/>
+                  <w:lang w:val="en-ZA"/>
+                </w:rPr>
+                <w:t>mermaid.live</w:t>
+              </w:r>
+            </w:hyperlink>
           </w:p>
         </w:tc>
         <w:tc>
@@ -8075,21 +7991,7 @@
               <w:rPr>
                 <w:lang w:val="en-ZA"/>
               </w:rPr>
-              <w:t>GitHub — repo jilisamkeloag7-cmd/</w:t>
-            </w:r>
-            <w:proofErr w:type="spellStart"/>
-            <w:r>
-              <w:rPr>
-                <w:lang w:val="en-ZA"/>
-              </w:rPr>
-              <w:t>SmartPropertyManagementSystem</w:t>
-            </w:r>
-            <w:proofErr w:type="spellEnd"/>
-            <w:r>
-              <w:rPr>
-                <w:lang w:val="en-ZA"/>
-              </w:rPr>
-              <w:t> (private)</w:t>
+              <w:t>GitHub — repo jilisamkeloag7-cmd/SmartPropertyManagementSystem (private)</w:t>
             </w:r>
           </w:p>
         </w:tc>
@@ -9178,19 +9080,11 @@
                 <w:lang w:val="en-ZA"/>
               </w:rPr>
             </w:pPr>
-            <w:proofErr w:type="spellStart"/>
-            <w:r>
-              <w:rPr>
-                <w:lang w:val="en-ZA"/>
-              </w:rPr>
-              <w:t>read_at</w:t>
-            </w:r>
-            <w:proofErr w:type="spellEnd"/>
-            <w:r>
-              <w:rPr>
-                <w:lang w:val="en-ZA"/>
-              </w:rPr>
-              <w:t> nullable</w:t>
+            <w:r>
+              <w:rPr>
+                <w:lang w:val="en-ZA"/>
+              </w:rPr>
+              <w:t>read_at nullable</w:t>
             </w:r>
           </w:p>
         </w:tc>
@@ -9296,18 +9190,8 @@
               <w:rPr>
                 <w:lang w:val="en-ZA"/>
               </w:rPr>
-              <w:t>UTC via </w:t>
-            </w:r>
-            <w:proofErr w:type="spellStart"/>
-            <w:proofErr w:type="gramStart"/>
-            <w:r>
-              <w:rPr>
-                <w:lang w:val="en-ZA"/>
-              </w:rPr>
-              <w:t>datetime.utcnow</w:t>
-            </w:r>
-            <w:proofErr w:type="spellEnd"/>
-            <w:proofErr w:type="gramEnd"/>
+              <w:t>UTC via datetime.utcnow</w:t>
+            </w:r>
           </w:p>
         </w:tc>
       </w:tr>
@@ -9382,33 +9266,11 @@
                 <w:lang w:val="en-ZA"/>
               </w:rPr>
             </w:pPr>
-            <w:proofErr w:type="spellStart"/>
-            <w:r>
-              <w:rPr>
-                <w:lang w:val="en-ZA"/>
-              </w:rPr>
-              <w:t>UserRole</w:t>
-            </w:r>
-            <w:proofErr w:type="spellEnd"/>
-            <w:r>
-              <w:rPr>
-                <w:lang w:val="en-ZA"/>
-              </w:rPr>
-              <w:t> </w:t>
-            </w:r>
-            <w:proofErr w:type="spellStart"/>
-            <w:r>
-              <w:rPr>
-                <w:lang w:val="en-ZA"/>
-              </w:rPr>
-              <w:t>enum</w:t>
-            </w:r>
-            <w:proofErr w:type="spellEnd"/>
-            <w:r>
-              <w:rPr>
-                <w:lang w:val="en-ZA"/>
-              </w:rPr>
-              <w:t xml:space="preserve"> (ADMIN, MANAGER, OWNER, TENANT)</w:t>
+            <w:r>
+              <w:rPr>
+                <w:lang w:val="en-ZA"/>
+              </w:rPr>
+              <w:t>UserRole enum (ADMIN, MANAGER, OWNER, TENANT)</w:t>
             </w:r>
           </w:p>
         </w:tc>
@@ -11153,21 +11015,7 @@
         <w:rPr>
           <w:lang w:val="en-ZA"/>
         </w:rPr>
-        <w:t xml:space="preserve"> </w:t>
-      </w:r>
-      <w:proofErr w:type="spellStart"/>
-      <w:r>
-        <w:rPr>
-          <w:lang w:val="en-ZA"/>
-        </w:rPr>
-        <w:t>ui</w:t>
-      </w:r>
-      <w:proofErr w:type="spellEnd"/>
-      <w:r>
-        <w:rPr>
-          <w:lang w:val="en-ZA"/>
-        </w:rPr>
-        <w:t>/</w:t>
+        <w:t xml:space="preserve"> ui/</w:t>
       </w:r>
     </w:p>
     <w:p>
@@ -11181,16 +11029,8 @@
           <w:lang w:val="en-ZA"/>
         </w:rPr>
         <w:lastRenderedPageBreak/>
-        <w:t xml:space="preserve">│   └── </w:t>
-      </w:r>
-      <w:proofErr w:type="spellStart"/>
-      <w:r>
-        <w:rPr>
-          <w:lang w:val="en-ZA"/>
-        </w:rPr>
-        <w:t>calculator.ui</w:t>
-      </w:r>
-      <w:proofErr w:type="spellEnd"/>
+        <w:t>│   └── calculator.ui</w:t>
+      </w:r>
     </w:p>
     <w:p>
       <w:pPr>
@@ -11299,19 +11139,11 @@
           <w:lang w:val="en-ZA"/>
         </w:rPr>
       </w:pPr>
-      <w:proofErr w:type="spellStart"/>
-      <w:r>
-        <w:rPr>
-          <w:lang w:val="en-ZA"/>
-        </w:rPr>
-        <w:t>SmartPropertyManagementSystem</w:t>
-      </w:r>
-      <w:proofErr w:type="spellEnd"/>
-      <w:r>
-        <w:rPr>
-          <w:lang w:val="en-ZA"/>
-        </w:rPr>
-        <w:t>/</w:t>
+      <w:r>
+        <w:rPr>
+          <w:lang w:val="en-ZA"/>
+        </w:rPr>
+        <w:t>SmartPropertyManagementSystem/</w:t>
       </w:r>
     </w:p>
     <w:p>
@@ -11583,43 +11415,7 @@
         <w:rPr>
           <w:lang w:val="en-ZA"/>
         </w:rPr>
-        <w:t xml:space="preserve">│   └── </w:t>
-      </w:r>
-      <w:proofErr w:type="spellStart"/>
-      <w:r>
-        <w:rPr>
-          <w:lang w:val="en-ZA"/>
-        </w:rPr>
-        <w:t>smartproperty.db</w:t>
-      </w:r>
-      <w:proofErr w:type="spellEnd"/>
-      <w:r>
-        <w:rPr>
-          <w:lang w:val="en-ZA"/>
-        </w:rPr>
-        <w:t xml:space="preserve"> </w:t>
-      </w:r>
-      <w:proofErr w:type="gramStart"/>
-      <w:r>
-        <w:rPr>
-          <w:lang w:val="en-ZA"/>
-        </w:rPr>
-        <w:t xml:space="preserve">   (</w:t>
-      </w:r>
-      <w:proofErr w:type="spellStart"/>
-      <w:proofErr w:type="gramEnd"/>
-      <w:r>
-        <w:rPr>
-          <w:lang w:val="en-ZA"/>
-        </w:rPr>
-        <w:t>gitignored</w:t>
-      </w:r>
-      <w:proofErr w:type="spellEnd"/>
-      <w:r>
-        <w:rPr>
-          <w:lang w:val="en-ZA"/>
-        </w:rPr>
-        <w:t>)</w:t>
+        <w:t>│   └── smartproperty.db    (gitignored)</w:t>
       </w:r>
     </w:p>
     <w:p>
@@ -12311,21 +12107,7 @@
         <w:rPr>
           <w:lang w:val="en-ZA"/>
         </w:rPr>
-        <w:t xml:space="preserve"> </w:t>
-      </w:r>
-      <w:proofErr w:type="spellStart"/>
-      <w:r>
-        <w:rPr>
-          <w:lang w:val="en-ZA"/>
-        </w:rPr>
-        <w:t>ui</w:t>
-      </w:r>
-      <w:proofErr w:type="spellEnd"/>
-      <w:r>
-        <w:rPr>
-          <w:lang w:val="en-ZA"/>
-        </w:rPr>
-        <w:t>/</w:t>
+        <w:t xml:space="preserve"> ui/</w:t>
       </w:r>
     </w:p>
     <w:p>
@@ -12557,31 +12339,14 @@
           <w:rFonts w:cs="Aptos"/>
           <w:lang w:val="en-ZA"/>
         </w:rPr>
-        <w:t>─</w:t>
-      </w:r>
-      <w:proofErr w:type="gramStart"/>
-      <w:r>
-        <w:rPr>
-          <w:rFonts w:cs="Aptos"/>
-          <w:lang w:val="en-ZA"/>
-        </w:rPr>
-        <w:t>─</w:t>
-      </w:r>
-      <w:r>
-        <w:rPr>
-          <w:lang w:val="en-ZA"/>
-        </w:rPr>
-        <w:t xml:space="preserve"> .</w:t>
-      </w:r>
-      <w:proofErr w:type="spellStart"/>
-      <w:r>
-        <w:rPr>
-          <w:lang w:val="en-ZA"/>
-        </w:rPr>
-        <w:t>gitignore</w:t>
-      </w:r>
-      <w:proofErr w:type="spellEnd"/>
-      <w:proofErr w:type="gramEnd"/>
+        <w:t>──</w:t>
+      </w:r>
+      <w:r>
+        <w:rPr>
+          <w:lang w:val="en-ZA"/>
+        </w:rPr>
+        <w:t xml:space="preserve"> .gitignore</w:t>
+      </w:r>
     </w:p>
     <w:p>
       <w:pPr>
@@ -12716,16 +12481,8 @@
         <w:rPr>
           <w:lang w:val="en-ZA"/>
         </w:rPr>
-        <w:t> Calculator folder → </w:t>
-      </w:r>
-      <w:proofErr w:type="spellStart"/>
-      <w:r>
-        <w:rPr>
-          <w:lang w:val="en-ZA"/>
-        </w:rPr>
-        <w:t>SmartPropertyManagementSystem</w:t>
-      </w:r>
-      <w:proofErr w:type="spellEnd"/>
+        <w:t> Calculator folder → SmartPropertyManagementSystem</w:t>
+      </w:r>
       <w:r>
         <w:rPr>
           <w:lang w:val="en-ZA"/>
@@ -12744,30 +12501,8 @@
         <w:rPr>
           <w:lang w:val="en-ZA"/>
         </w:rPr>
-        <w:t> resources/ (empty), styles/ (moved into </w:t>
-      </w:r>
-      <w:proofErr w:type="spellStart"/>
-      <w:r>
-        <w:rPr>
-          <w:lang w:val="en-ZA"/>
-        </w:rPr>
-        <w:t>ui</w:t>
-      </w:r>
-      <w:proofErr w:type="spellEnd"/>
-      <w:r>
-        <w:rPr>
-          <w:lang w:val="en-ZA"/>
-        </w:rPr>
-        <w:t>/styles.py), </w:t>
-      </w:r>
-      <w:proofErr w:type="spellStart"/>
-      <w:r>
-        <w:rPr>
-          <w:lang w:val="en-ZA"/>
-        </w:rPr>
-        <w:t>calculator.ui</w:t>
-      </w:r>
-      <w:proofErr w:type="spellEnd"/>
+        <w:t> resources/ (empty), styles/ (moved into ui/styles.py), calculator.ui</w:t>
+      </w:r>
     </w:p>
     <w:p>
       <w:pPr>
@@ -13369,21 +13104,7 @@
               <w:rPr>
                 <w:lang w:val="en-ZA"/>
               </w:rPr>
-              <w:t>Centralised QSS in </w:t>
-            </w:r>
-            <w:proofErr w:type="spellStart"/>
-            <w:r>
-              <w:rPr>
-                <w:lang w:val="en-ZA"/>
-              </w:rPr>
-              <w:t>ui</w:t>
-            </w:r>
-            <w:proofErr w:type="spellEnd"/>
-            <w:r>
-              <w:rPr>
-                <w:lang w:val="en-ZA"/>
-              </w:rPr>
-              <w:t>/styles.py, #3498db palette</w:t>
+              <w:t>Centralised QSS in ui/styles.py, #3498db palette</w:t>
             </w:r>
           </w:p>
         </w:tc>
@@ -14003,14 +13724,12 @@
                 <w:lang w:val="en-ZA"/>
               </w:rPr>
             </w:pPr>
-            <w:proofErr w:type="spellStart"/>
             <w:r>
               <w:rPr>
                 <w:lang w:val="en-ZA"/>
               </w:rPr>
               <w:t>classDiagram</w:t>
             </w:r>
-            <w:proofErr w:type="spellEnd"/>
           </w:p>
         </w:tc>
         <w:tc>
@@ -14111,14 +13830,12 @@
                 <w:lang w:val="en-ZA"/>
               </w:rPr>
             </w:pPr>
-            <w:proofErr w:type="spellStart"/>
             <w:r>
               <w:rPr>
                 <w:lang w:val="en-ZA"/>
               </w:rPr>
               <w:t>erDiagram</w:t>
             </w:r>
-            <w:proofErr w:type="spellEnd"/>
           </w:p>
         </w:tc>
         <w:tc>
@@ -14325,14 +14042,12 @@
                 <w:lang w:val="en-ZA"/>
               </w:rPr>
             </w:pPr>
-            <w:proofErr w:type="spellStart"/>
             <w:r>
               <w:rPr>
                 <w:lang w:val="en-ZA"/>
               </w:rPr>
               <w:t>sequenceDiagram</w:t>
             </w:r>
-            <w:proofErr w:type="spellEnd"/>
           </w:p>
         </w:tc>
         <w:tc>
@@ -14433,14 +14148,12 @@
                 <w:lang w:val="en-ZA"/>
               </w:rPr>
             </w:pPr>
-            <w:proofErr w:type="spellStart"/>
             <w:r>
               <w:rPr>
                 <w:lang w:val="en-ZA"/>
               </w:rPr>
               <w:t>sequenceDiagram</w:t>
             </w:r>
-            <w:proofErr w:type="spellEnd"/>
           </w:p>
         </w:tc>
         <w:tc>
@@ -14541,14 +14254,12 @@
                 <w:lang w:val="en-ZA"/>
               </w:rPr>
             </w:pPr>
-            <w:proofErr w:type="spellStart"/>
             <w:r>
               <w:rPr>
                 <w:lang w:val="en-ZA"/>
               </w:rPr>
               <w:t>sequenceDiagram</w:t>
             </w:r>
-            <w:proofErr w:type="spellEnd"/>
           </w:p>
         </w:tc>
         <w:tc>
@@ -14649,14 +14360,12 @@
                 <w:lang w:val="en-ZA"/>
               </w:rPr>
             </w:pPr>
-            <w:proofErr w:type="spellStart"/>
             <w:r>
               <w:rPr>
                 <w:lang w:val="en-ZA"/>
               </w:rPr>
               <w:t>sequenceDiagram</w:t>
             </w:r>
-            <w:proofErr w:type="spellEnd"/>
           </w:p>
         </w:tc>
         <w:tc>
@@ -15734,16 +15443,8 @@
               <w:rPr>
                 <w:lang w:val="en-ZA"/>
               </w:rPr>
-              <w:t>Diagrams/modules/</w:t>
-            </w:r>
-            <w:proofErr w:type="spellStart"/>
-            <w:r>
-              <w:rPr>
-                <w:lang w:val="en-ZA"/>
-              </w:rPr>
-              <w:t>module_map.svg</w:t>
-            </w:r>
-            <w:proofErr w:type="spellEnd"/>
+              <w:t>Diagrams/modules/module_map.svg</w:t>
+            </w:r>
           </w:p>
         </w:tc>
       </w:tr>
@@ -15822,30 +15523,8 @@
               <w:rPr>
                 <w:lang w:val="en-ZA"/>
               </w:rPr>
-              <w:t>Diagrams/modules/</w:t>
-            </w:r>
-            <w:proofErr w:type="spellStart"/>
-            <w:r>
-              <w:rPr>
-                <w:lang w:val="en-ZA"/>
-              </w:rPr>
-              <w:t>module_XX</w:t>
-            </w:r>
-            <w:proofErr w:type="spellEnd"/>
-            <w:r>
-              <w:rPr>
-                <w:lang w:val="en-ZA"/>
-              </w:rPr>
-              <w:t>_*.</w:t>
-            </w:r>
-            <w:proofErr w:type="spellStart"/>
-            <w:r>
-              <w:rPr>
-                <w:lang w:val="en-ZA"/>
-              </w:rPr>
-              <w:t>svg</w:t>
-            </w:r>
-            <w:proofErr w:type="spellEnd"/>
+              <w:t>Diagrams/modules/module_XX_*.svg</w:t>
+            </w:r>
           </w:p>
         </w:tc>
       </w:tr>
@@ -16142,21 +15821,7 @@
               <w:rPr>
                 <w:lang w:val="en-ZA"/>
               </w:rPr>
-              <w:t>Retained — now stored and manually reviewed by admin (</w:t>
-            </w:r>
-            <w:proofErr w:type="gramStart"/>
-            <w:r>
-              <w:rPr>
-                <w:lang w:val="en-ZA"/>
-              </w:rPr>
-              <w:t>was:</w:t>
-            </w:r>
-            <w:proofErr w:type="gramEnd"/>
-            <w:r>
-              <w:rPr>
-                <w:lang w:val="en-ZA"/>
-              </w:rPr>
-              <w:t xml:space="preserve"> Smile ID auto-verification)</w:t>
+              <w:t>Retained — now stored and manually reviewed by admin (was: Smile ID auto-verification)</w:t>
             </w:r>
           </w:p>
         </w:tc>
@@ -16265,21 +15930,7 @@
               <w:rPr>
                 <w:lang w:val="en-ZA"/>
               </w:rPr>
-              <w:t>Retained — now via in-app notifications (</w:t>
-            </w:r>
-            <w:proofErr w:type="gramStart"/>
-            <w:r>
-              <w:rPr>
-                <w:lang w:val="en-ZA"/>
-              </w:rPr>
-              <w:t>was:</w:t>
-            </w:r>
-            <w:proofErr w:type="gramEnd"/>
-            <w:r>
-              <w:rPr>
-                <w:lang w:val="en-ZA"/>
-              </w:rPr>
-              <w:t xml:space="preserve"> WhatsApp Business API)</w:t>
+              <w:t>Retained — now via in-app notifications (was: WhatsApp Business API)</w:t>
             </w:r>
           </w:p>
         </w:tc>
@@ -16387,21 +16038,7 @@
               <w:rPr>
                 <w:lang w:val="en-ZA"/>
               </w:rPr>
-              <w:t>Retained — payments recorded in-system (</w:t>
-            </w:r>
-            <w:proofErr w:type="gramStart"/>
-            <w:r>
-              <w:rPr>
-                <w:lang w:val="en-ZA"/>
-              </w:rPr>
-              <w:t>was:</w:t>
-            </w:r>
-            <w:proofErr w:type="gramEnd"/>
-            <w:r>
-              <w:rPr>
-                <w:lang w:val="en-ZA"/>
-              </w:rPr>
-              <w:t xml:space="preserve"> credit card/Instant EFT gateways)</w:t>
+              <w:t>Retained — payments recorded in-system (was: credit card/Instant EFT gateways)</w:t>
             </w:r>
           </w:p>
         </w:tc>
@@ -16617,21 +16254,7 @@
               <w:rPr>
                 <w:lang w:val="en-ZA"/>
               </w:rPr>
-              <w:t>Retained — in-app notifications (</w:t>
-            </w:r>
-            <w:proofErr w:type="gramStart"/>
-            <w:r>
-              <w:rPr>
-                <w:lang w:val="en-ZA"/>
-              </w:rPr>
-              <w:t>was:</w:t>
-            </w:r>
-            <w:proofErr w:type="gramEnd"/>
-            <w:r>
-              <w:rPr>
-                <w:lang w:val="en-ZA"/>
-              </w:rPr>
-              <w:t xml:space="preserve"> WhatsApp)</w:t>
+              <w:t>Retained — in-app notifications (was: WhatsApp)</w:t>
             </w:r>
           </w:p>
         </w:tc>
@@ -17078,21 +16701,7 @@
               <w:rPr>
                 <w:lang w:val="en-ZA"/>
               </w:rPr>
-              <w:t xml:space="preserve">ECT Act </w:t>
-            </w:r>
-            <w:proofErr w:type="gramStart"/>
-            <w:r>
-              <w:rPr>
-                <w:lang w:val="en-ZA"/>
-              </w:rPr>
-              <w:t>legally-enforceable</w:t>
-            </w:r>
-            <w:proofErr w:type="gramEnd"/>
-            <w:r>
-              <w:rPr>
-                <w:lang w:val="en-ZA"/>
-              </w:rPr>
-              <w:t xml:space="preserve"> e-signatures</w:t>
+              <w:t>ECT Act legally-enforceable e-signatures</w:t>
             </w:r>
           </w:p>
         </w:tc>
@@ -17465,14 +17074,12 @@
                 <w:lang w:val="en-ZA"/>
               </w:rPr>
             </w:pPr>
-            <w:proofErr w:type="spellStart"/>
             <w:r>
               <w:rPr>
                 <w:lang w:val="en-ZA"/>
               </w:rPr>
               <w:t>Property.listing_price</w:t>
             </w:r>
-            <w:proofErr w:type="spellEnd"/>
           </w:p>
         </w:tc>
         <w:tc>
@@ -17573,81 +17180,37 @@
                 <w:lang w:val="en-ZA"/>
               </w:rPr>
             </w:pPr>
-            <w:proofErr w:type="spellStart"/>
             <w:r>
               <w:rPr>
                 <w:lang w:val="en-ZA"/>
               </w:rPr>
               <w:t>PropertyImage</w:t>
             </w:r>
-            <w:proofErr w:type="spellEnd"/>
-          </w:p>
-        </w:tc>
-        <w:tc>
-          <w:tcPr>
-            <w:tcW w:w="0" w:type="auto"/>
-            <w:tcMar>
-              <w:top w:w="150" w:type="dxa"/>
-              <w:left w:w="240" w:type="dxa"/>
-              <w:bottom w:w="150" w:type="dxa"/>
-              <w:right w:w="240" w:type="dxa"/>
-            </w:tcMar>
-            <w:vAlign w:val="center"/>
-            <w:hideMark/>
-          </w:tcPr>
-          <w:p>
-            <w:pPr>
-              <w:rPr>
-                <w:lang w:val="en-ZA"/>
-              </w:rPr>
-            </w:pPr>
-            <w:r>
-              <w:rPr>
-                <w:lang w:val="en-ZA"/>
-              </w:rPr>
-              <w:t>New entity (</w:t>
-            </w:r>
-            <w:proofErr w:type="spellStart"/>
-            <w:r>
-              <w:rPr>
-                <w:lang w:val="en-ZA"/>
-              </w:rPr>
-              <w:t>property_id</w:t>
-            </w:r>
-            <w:proofErr w:type="spellEnd"/>
-            <w:r>
-              <w:rPr>
-                <w:lang w:val="en-ZA"/>
-              </w:rPr>
-              <w:t xml:space="preserve"> FK, </w:t>
-            </w:r>
-            <w:proofErr w:type="spellStart"/>
-            <w:r>
-              <w:rPr>
-                <w:lang w:val="en-ZA"/>
-              </w:rPr>
-              <w:t>image_path</w:t>
-            </w:r>
-            <w:proofErr w:type="spellEnd"/>
-            <w:r>
-              <w:rPr>
-                <w:lang w:val="en-ZA"/>
-              </w:rPr>
-              <w:t xml:space="preserve">, </w:t>
-            </w:r>
-            <w:proofErr w:type="spellStart"/>
-            <w:r>
-              <w:rPr>
-                <w:lang w:val="en-ZA"/>
-              </w:rPr>
-              <w:t>uploaded_at</w:t>
-            </w:r>
-            <w:proofErr w:type="spellEnd"/>
-            <w:r>
-              <w:rPr>
-                <w:lang w:val="en-ZA"/>
-              </w:rPr>
-              <w:t>)</w:t>
+          </w:p>
+        </w:tc>
+        <w:tc>
+          <w:tcPr>
+            <w:tcW w:w="0" w:type="auto"/>
+            <w:tcMar>
+              <w:top w:w="150" w:type="dxa"/>
+              <w:left w:w="240" w:type="dxa"/>
+              <w:bottom w:w="150" w:type="dxa"/>
+              <w:right w:w="240" w:type="dxa"/>
+            </w:tcMar>
+            <w:vAlign w:val="center"/>
+            <w:hideMark/>
+          </w:tcPr>
+          <w:p>
+            <w:pPr>
+              <w:rPr>
+                <w:lang w:val="en-ZA"/>
+              </w:rPr>
+            </w:pPr>
+            <w:r>
+              <w:rPr>
+                <w:lang w:val="en-ZA"/>
+              </w:rPr>
+              <w:t>New entity (property_id FK, image_path, uploaded_at)</w:t>
             </w:r>
           </w:p>
         </w:tc>
@@ -17753,64 +17316,14 @@
               <w:rPr>
                 <w:lang w:val="en-ZA"/>
               </w:rPr>
-              <w:t>New entity (</w:t>
-            </w:r>
-            <w:proofErr w:type="spellStart"/>
-            <w:r>
-              <w:rPr>
-                <w:lang w:val="en-ZA"/>
-              </w:rPr>
-              <w:t>review_id</w:t>
-            </w:r>
-            <w:proofErr w:type="spellEnd"/>
-            <w:r>
-              <w:rPr>
-                <w:lang w:val="en-ZA"/>
-              </w:rPr>
-              <w:t xml:space="preserve"> PK, </w:t>
-            </w:r>
-            <w:proofErr w:type="spellStart"/>
-            <w:r>
-              <w:rPr>
-                <w:lang w:val="en-ZA"/>
-              </w:rPr>
-              <w:t>property_id</w:t>
-            </w:r>
-            <w:proofErr w:type="spellEnd"/>
-            <w:r>
-              <w:rPr>
-                <w:lang w:val="en-ZA"/>
-              </w:rPr>
-              <w:t xml:space="preserve"> FK, </w:t>
-            </w:r>
-            <w:proofErr w:type="spellStart"/>
+              <w:t xml:space="preserve">New entity (review_id PK, property_id FK, </w:t>
+            </w:r>
             <w:r>
               <w:rPr>
                 <w:lang w:val="en-ZA"/>
               </w:rPr>
               <w:lastRenderedPageBreak/>
-              <w:t>reviewer_id</w:t>
-            </w:r>
-            <w:proofErr w:type="spellEnd"/>
-            <w:r>
-              <w:rPr>
-                <w:lang w:val="en-ZA"/>
-              </w:rPr>
-              <w:t xml:space="preserve"> FK, rating, comment, </w:t>
-            </w:r>
-            <w:proofErr w:type="spellStart"/>
-            <w:r>
-              <w:rPr>
-                <w:lang w:val="en-ZA"/>
-              </w:rPr>
-              <w:t>created_at</w:t>
-            </w:r>
-            <w:proofErr w:type="spellEnd"/>
-            <w:r>
-              <w:rPr>
-                <w:lang w:val="en-ZA"/>
-              </w:rPr>
-              <w:t>)</w:t>
+              <w:t>reviewer_id FK, rating, comment, created_at)</w:t>
             </w:r>
           </w:p>
         </w:tc>
@@ -19522,24 +19035,8 @@
               <w:rPr>
                 <w:lang w:val="en-ZA"/>
               </w:rPr>
-              <w:t xml:space="preserve">Excluded </w:t>
-            </w:r>
-            <w:proofErr w:type="gramStart"/>
-            <w:r>
-              <w:rPr>
-                <w:lang w:val="en-ZA"/>
-              </w:rPr>
-              <w:t>via .</w:t>
-            </w:r>
-            <w:proofErr w:type="spellStart"/>
-            <w:r>
-              <w:rPr>
-                <w:lang w:val="en-ZA"/>
-              </w:rPr>
-              <w:t>gitignore</w:t>
-            </w:r>
-            <w:proofErr w:type="spellEnd"/>
-            <w:proofErr w:type="gramEnd"/>
+              <w:t>Excluded via .gitignore</w:t>
+            </w:r>
           </w:p>
         </w:tc>
         <w:tc>
@@ -19564,49 +19061,7 @@
               <w:rPr>
                 <w:lang w:val="en-ZA"/>
               </w:rPr>
-              <w:t>__pycache__/, *.pyc, *.pyo</w:t>
-            </w:r>
-            <w:proofErr w:type="gramStart"/>
-            <w:r>
-              <w:rPr>
-                <w:lang w:val="en-ZA"/>
-              </w:rPr>
-              <w:t>, .env</w:t>
-            </w:r>
-            <w:proofErr w:type="gramEnd"/>
-            <w:r>
-              <w:rPr>
-                <w:lang w:val="en-ZA"/>
-              </w:rPr>
-              <w:t>, Database/*.db, Database/*.sqlite, *.log</w:t>
-            </w:r>
-            <w:proofErr w:type="gramStart"/>
-            <w:r>
-              <w:rPr>
-                <w:lang w:val="en-ZA"/>
-              </w:rPr>
-              <w:t>, .vscode</w:t>
-            </w:r>
-            <w:proofErr w:type="gramEnd"/>
-            <w:r>
-              <w:rPr>
-                <w:lang w:val="en-ZA"/>
-              </w:rPr>
-              <w:t>/</w:t>
-            </w:r>
-            <w:proofErr w:type="gramStart"/>
-            <w:r>
-              <w:rPr>
-                <w:lang w:val="en-ZA"/>
-              </w:rPr>
-              <w:t>, .idea</w:t>
-            </w:r>
-            <w:proofErr w:type="gramEnd"/>
-            <w:r>
-              <w:rPr>
-                <w:lang w:val="en-ZA"/>
-              </w:rPr>
-              <w:t>/</w:t>
+              <w:t>__pycache__/, *.pyc, *.pyo, .env, Database/*.db, Database/*.sqlite, *.log, .vscode/, .idea/</w:t>
             </w:r>
           </w:p>
         </w:tc>
@@ -19721,21 +19176,7 @@
               <w:rPr>
                 <w:lang w:val="en-ZA"/>
               </w:rPr>
-              <w:t xml:space="preserve">git </w:t>
-            </w:r>
-            <w:proofErr w:type="gramStart"/>
-            <w:r>
-              <w:rPr>
-                <w:lang w:val="en-ZA"/>
-              </w:rPr>
-              <w:t>add .</w:t>
-            </w:r>
-            <w:proofErr w:type="gramEnd"/>
-            <w:r>
-              <w:rPr>
-                <w:lang w:val="en-ZA"/>
-              </w:rPr>
-              <w:t> → git commit -m "message" → git push</w:t>
+              <w:t>git add . → git commit -m "message" → git push</w:t>
             </w:r>
           </w:p>
         </w:tc>
@@ -20156,21 +19597,7 @@
               <w:rPr>
                 <w:lang w:val="en-ZA"/>
               </w:rPr>
-              <w:t xml:space="preserve">"CALCULATOR/ ... </w:t>
-            </w:r>
-            <w:proofErr w:type="spellStart"/>
-            <w:r>
-              <w:rPr>
-                <w:lang w:val="en-ZA"/>
-              </w:rPr>
-              <w:t>calculator.ui</w:t>
-            </w:r>
-            <w:proofErr w:type="spellEnd"/>
-            <w:r>
-              <w:rPr>
-                <w:lang w:val="en-ZA"/>
-              </w:rPr>
-              <w:t>"</w:t>
+              <w:t>"CALCULATOR/ ... calculator.ui"</w:t>
             </w:r>
           </w:p>
         </w:tc>
@@ -20250,35 +19677,7 @@
               <w:rPr>
                 <w:lang w:val="en-ZA"/>
               </w:rPr>
-              <w:t xml:space="preserve">"A main.py exists and loads </w:t>
-            </w:r>
-            <w:proofErr w:type="spellStart"/>
-            <w:r>
-              <w:rPr>
-                <w:lang w:val="en-ZA"/>
-              </w:rPr>
-              <w:t>ui</w:t>
-            </w:r>
-            <w:proofErr w:type="spellEnd"/>
-            <w:r>
-              <w:rPr>
-                <w:lang w:val="en-ZA"/>
-              </w:rPr>
-              <w:t>/</w:t>
-            </w:r>
-            <w:proofErr w:type="spellStart"/>
-            <w:r>
-              <w:rPr>
-                <w:lang w:val="en-ZA"/>
-              </w:rPr>
-              <w:t>calculator.ui</w:t>
-            </w:r>
-            <w:proofErr w:type="spellEnd"/>
-            <w:r>
-              <w:rPr>
-                <w:lang w:val="en-ZA"/>
-              </w:rPr>
-              <w:t>"</w:t>
+              <w:t>"A main.py exists and loads ui/calculator.ui"</w:t>
             </w:r>
           </w:p>
         </w:tc>
@@ -20865,35 +20264,7 @@
               <w:rPr>
                 <w:lang w:val="en-ZA"/>
               </w:rPr>
-              <w:t>Add 3 deferred schema additions (</w:t>
-            </w:r>
-            <w:proofErr w:type="spellStart"/>
-            <w:r>
-              <w:rPr>
-                <w:lang w:val="en-ZA"/>
-              </w:rPr>
-              <w:t>listing_price</w:t>
-            </w:r>
-            <w:proofErr w:type="spellEnd"/>
-            <w:r>
-              <w:rPr>
-                <w:lang w:val="en-ZA"/>
-              </w:rPr>
-              <w:t>, </w:t>
-            </w:r>
-            <w:proofErr w:type="spellStart"/>
-            <w:r>
-              <w:rPr>
-                <w:lang w:val="en-ZA"/>
-              </w:rPr>
-              <w:t>PropertyImage</w:t>
-            </w:r>
-            <w:proofErr w:type="spellEnd"/>
-            <w:r>
-              <w:rPr>
-                <w:lang w:val="en-ZA"/>
-              </w:rPr>
-              <w:t>, Review)</w:t>
+              <w:t>Add 3 deferred schema additions (listing_price, PropertyImage, Review)</w:t>
             </w:r>
           </w:p>
         </w:tc>
@@ -21573,35 +20944,7 @@
         <w:rPr>
           <w:lang w:val="en-ZA"/>
         </w:rPr>
-        <w:t>Three schema additions (</w:t>
-      </w:r>
-      <w:proofErr w:type="spellStart"/>
-      <w:r>
-        <w:rPr>
-          <w:lang w:val="en-ZA"/>
-        </w:rPr>
-        <w:t>listing_price</w:t>
-      </w:r>
-      <w:proofErr w:type="spellEnd"/>
-      <w:r>
-        <w:rPr>
-          <w:lang w:val="en-ZA"/>
-        </w:rPr>
-        <w:t> on Property, </w:t>
-      </w:r>
-      <w:proofErr w:type="spellStart"/>
-      <w:r>
-        <w:rPr>
-          <w:lang w:val="en-ZA"/>
-        </w:rPr>
-        <w:t>PropertyImage</w:t>
-      </w:r>
-      <w:proofErr w:type="spellEnd"/>
-      <w:r>
-        <w:rPr>
-          <w:lang w:val="en-ZA"/>
-        </w:rPr>
-        <w:t> entity, Review entity) are documented as deferred work, to be folded into the final report when the implemented system is documented.</w:t>
+        <w:t>Three schema additions (listing_price on Property, PropertyImage entity, Review entity) are documented as deferred work, to be folded into the final report when the implemented system is documented.</w:t>
       </w:r>
     </w:p>
     <w:p>
@@ -21697,21 +21040,7 @@
         <w:rPr>
           <w:lang w:val="en-ZA"/>
         </w:rPr>
-        <w:t xml:space="preserve"> Run the three commands (git </w:t>
-      </w:r>
-      <w:proofErr w:type="gramStart"/>
-      <w:r>
-        <w:rPr>
-          <w:lang w:val="en-ZA"/>
-        </w:rPr>
-        <w:t>add .</w:t>
-      </w:r>
-      <w:proofErr w:type="gramEnd"/>
-      <w:r>
-        <w:rPr>
-          <w:lang w:val="en-ZA"/>
-        </w:rPr>
-        <w:t> → git commit -m "..." → git push) after every work session. New files are only pushed after being staged and committed.</w:t>
+        <w:t> Run the three commands (git add . → git commit -m "..." → git push) after every work session. New files are only pushed after being staged and committed.</w:t>
       </w:r>
     </w:p>
     <w:p>
@@ -21724,21 +21053,7 @@
         <w:rPr>
           <w:lang w:val="en-ZA"/>
         </w:rPr>
-        <w:t xml:space="preserve">Note: for the final project report, the testing part of documentation must include a section specified in chapter 9 </w:t>
-      </w:r>
-      <w:proofErr w:type="spellStart"/>
-      <w:r>
-        <w:rPr>
-          <w:lang w:val="en-ZA"/>
-        </w:rPr>
-        <w:t>pg</w:t>
-      </w:r>
-      <w:proofErr w:type="spellEnd"/>
-      <w:r>
-        <w:rPr>
-          <w:lang w:val="en-ZA"/>
-        </w:rPr>
-        <w:t xml:space="preserve"> 32 in the lecture notes</w:t>
+        <w:t>Note: for the final project report, the testing part of documentation must include a section specified in chapter 9 pg 32 in the lecture notes</w:t>
       </w:r>
     </w:p>
     <w:p>
@@ -23763,21 +23078,7 @@
               <w:rPr>
                 <w:lang w:val="en-ZA"/>
               </w:rPr>
-              <w:t xml:space="preserve">8 entity tables, </w:t>
-            </w:r>
-            <w:proofErr w:type="spellStart"/>
-            <w:r>
-              <w:rPr>
-                <w:lang w:val="en-ZA"/>
-              </w:rPr>
-              <w:t>SQLAlchemy</w:t>
-            </w:r>
-            <w:proofErr w:type="spellEnd"/>
-            <w:r>
-              <w:rPr>
-                <w:lang w:val="en-ZA"/>
-              </w:rPr>
-              <w:t xml:space="preserve"> ORM, idempotent seeding</w:t>
+              <w:t>8 entity tables, SQLAlchemy ORM, idempotent seeding</w:t>
             </w:r>
           </w:p>
         </w:tc>
@@ -23853,19 +23154,11 @@
                 <w:lang w:val="en-ZA"/>
               </w:rPr>
             </w:pPr>
-            <w:proofErr w:type="spellStart"/>
-            <w:r>
-              <w:rPr>
-                <w:lang w:val="en-ZA"/>
-              </w:rPr>
-              <w:t>bcrypt</w:t>
-            </w:r>
-            <w:proofErr w:type="spellEnd"/>
-            <w:r>
-              <w:rPr>
-                <w:lang w:val="en-ZA"/>
-              </w:rPr>
-              <w:t xml:space="preserve"> hashing, role gate, inactive-account block, show/hide password, Enter-to-submit</w:t>
+            <w:r>
+              <w:rPr>
+                <w:lang w:val="en-ZA"/>
+              </w:rPr>
+              <w:t>bcrypt hashing, role gate, inactive-account block, show/hide password, Enter-to-submit</w:t>
             </w:r>
           </w:p>
         </w:tc>
@@ -24679,21 +23972,7 @@
               <w:rPr>
                 <w:lang w:val="en-ZA"/>
               </w:rPr>
-              <w:t xml:space="preserve">Standardised across all services: (True, result) on success; (False, </w:t>
-            </w:r>
-            <w:proofErr w:type="spellStart"/>
-            <w:r>
-              <w:rPr>
-                <w:lang w:val="en-ZA"/>
-              </w:rPr>
-              <w:t>error_msg</w:t>
-            </w:r>
-            <w:proofErr w:type="spellEnd"/>
-            <w:r>
-              <w:rPr>
-                <w:lang w:val="en-ZA"/>
-              </w:rPr>
-              <w:t>) on rejection</w:t>
+              <w:t>Standardised across all services: (True, result) on success; (False, error_msg) on rejection</w:t>
             </w:r>
           </w:p>
         </w:tc>
@@ -24747,21 +24026,7 @@
               <w:rPr>
                 <w:lang w:val="en-ZA"/>
               </w:rPr>
-              <w:t>Every list-returning service method accepts </w:t>
-            </w:r>
-            <w:proofErr w:type="spellStart"/>
-            <w:r>
-              <w:rPr>
-                <w:lang w:val="en-ZA"/>
-              </w:rPr>
-              <w:t>session_user</w:t>
-            </w:r>
-            <w:proofErr w:type="spellEnd"/>
-            <w:r>
-              <w:rPr>
-                <w:lang w:val="en-ZA"/>
-              </w:rPr>
-              <w:t> and filters rows by role at the service layer — prevents data leakage before it reaches the UI</w:t>
+              <w:t>Every list-returning service method accepts session_user and filters rows by role at the service layer — prevents data leakage before it reaches the UI</w:t>
             </w:r>
           </w:p>
         </w:tc>
@@ -24815,21 +24080,7 @@
               <w:rPr>
                 <w:lang w:val="en-ZA"/>
               </w:rPr>
-              <w:t>Every module that produces a relevant event (overdue payment, maintenance submit/update, lease expiring) calls </w:t>
-            </w:r>
-            <w:proofErr w:type="spellStart"/>
-            <w:r>
-              <w:rPr>
-                <w:lang w:val="en-ZA"/>
-              </w:rPr>
-              <w:t>NotificationService.emit</w:t>
-            </w:r>
-            <w:proofErr w:type="spellEnd"/>
-            <w:r>
-              <w:rPr>
-                <w:lang w:val="en-ZA"/>
-              </w:rPr>
-              <w:t>()</w:t>
+              <w:t>Every module that produces a relevant event (overdue payment, maintenance submit/update, lease expiring) calls NotificationService.emit()</w:t>
             </w:r>
           </w:p>
         </w:tc>
@@ -24883,21 +24134,7 @@
               <w:rPr>
                 <w:lang w:val="en-ZA"/>
               </w:rPr>
-              <w:t>New tasks/ package with Scheduler and </w:t>
-            </w:r>
-            <w:proofErr w:type="spellStart"/>
-            <w:r>
-              <w:rPr>
-                <w:lang w:val="en-ZA"/>
-              </w:rPr>
-              <w:t>ReminderTask</w:t>
-            </w:r>
-            <w:proofErr w:type="spellEnd"/>
-            <w:r>
-              <w:rPr>
-                <w:lang w:val="en-ZA"/>
-              </w:rPr>
-              <w:t>; starts on app launch, stops on quit</w:t>
+              <w:t>New tasks/ package with Scheduler and ReminderTask; starts on app launch, stops on quit</w:t>
             </w:r>
           </w:p>
         </w:tc>
@@ -24947,19 +24184,11 @@
                 <w:lang w:val="en-ZA"/>
               </w:rPr>
             </w:pPr>
-            <w:proofErr w:type="spellStart"/>
-            <w:r>
-              <w:rPr>
-                <w:lang w:val="en-ZA"/>
-              </w:rPr>
-              <w:t>EmailService</w:t>
-            </w:r>
-            <w:proofErr w:type="spellEnd"/>
-            <w:r>
-              <w:rPr>
-                <w:lang w:val="en-ZA"/>
-              </w:rPr>
-              <w:t> supports dry-run mode when SMTP_* env vars are absent — safe for demo, no external dependency required</w:t>
+            <w:r>
+              <w:rPr>
+                <w:lang w:val="en-ZA"/>
+              </w:rPr>
+              <w:t>EmailService supports dry-run mode when SMTP_* env vars are absent — safe for demo, no external dependency required</w:t>
             </w:r>
           </w:p>
         </w:tc>
@@ -25009,33 +24238,11 @@
                 <w:lang w:val="en-ZA"/>
               </w:rPr>
             </w:pPr>
-            <w:proofErr w:type="spellStart"/>
-            <w:r>
-              <w:rPr>
-                <w:lang w:val="en-ZA"/>
-              </w:rPr>
-              <w:t>ReportService</w:t>
-            </w:r>
-            <w:proofErr w:type="spellEnd"/>
-            <w:r>
-              <w:rPr>
-                <w:lang w:val="en-ZA"/>
-              </w:rPr>
-              <w:t> uses </w:t>
-            </w:r>
-            <w:proofErr w:type="spellStart"/>
-            <w:r>
-              <w:rPr>
-                <w:lang w:val="en-ZA"/>
-              </w:rPr>
-              <w:t>reportlab</w:t>
-            </w:r>
-            <w:proofErr w:type="spellEnd"/>
-            <w:r>
-              <w:rPr>
-                <w:lang w:val="en-ZA"/>
-              </w:rPr>
-              <w:t> to produce printable reports in Documentation/reports/</w:t>
+            <w:r>
+              <w:rPr>
+                <w:lang w:val="en-ZA"/>
+              </w:rPr>
+              <w:t>ReportService uses reportlab to produce printable reports in Documentation/reports/</w:t>
             </w:r>
           </w:p>
         </w:tc>
@@ -25085,19 +24292,11 @@
                 <w:lang w:val="en-ZA"/>
               </w:rPr>
             </w:pPr>
-            <w:proofErr w:type="spellStart"/>
-            <w:r>
-              <w:rPr>
-                <w:lang w:val="en-ZA"/>
-              </w:rPr>
-              <w:t>MainWindow</w:t>
-            </w:r>
-            <w:proofErr w:type="spellEnd"/>
-            <w:r>
-              <w:rPr>
-                <w:lang w:val="en-ZA"/>
-              </w:rPr>
-              <w:t> now hosts 11 stacked screens (0–10); navigation via dedicated show_*() methods</w:t>
+            <w:r>
+              <w:rPr>
+                <w:lang w:val="en-ZA"/>
+              </w:rPr>
+              <w:t>MainWindow now hosts 11 stacked screens (0–10); navigation via dedicated show_*() methods</w:t>
             </w:r>
           </w:p>
         </w:tc>
@@ -26076,19 +25275,11 @@
           <w:lang w:val="en-ZA"/>
         </w:rPr>
       </w:pPr>
-      <w:proofErr w:type="spellStart"/>
-      <w:r>
-        <w:rPr>
-          <w:lang w:val="en-ZA"/>
-        </w:rPr>
-        <w:t>Property.listing_price</w:t>
-      </w:r>
-      <w:proofErr w:type="spellEnd"/>
-      <w:r>
-        <w:rPr>
-          <w:lang w:val="en-ZA"/>
-        </w:rPr>
-        <w:t> (Float)</w:t>
+      <w:r>
+        <w:rPr>
+          <w:lang w:val="en-ZA"/>
+        </w:rPr>
+        <w:t>Property.listing_price (Float)</w:t>
       </w:r>
     </w:p>
     <w:p>
@@ -26101,62 +25292,12 @@
           <w:lang w:val="en-ZA"/>
         </w:rPr>
       </w:pPr>
-      <w:proofErr w:type="spellStart"/>
       <w:r>
         <w:rPr>
           <w:lang w:val="en-ZA"/>
         </w:rPr>
         <w:lastRenderedPageBreak/>
-        <w:t>PropertyImage</w:t>
-      </w:r>
-      <w:proofErr w:type="spellEnd"/>
-      <w:r>
-        <w:rPr>
-          <w:lang w:val="en-ZA"/>
-        </w:rPr>
-        <w:t> entity (</w:t>
-      </w:r>
-      <w:proofErr w:type="spellStart"/>
-      <w:r>
-        <w:rPr>
-          <w:lang w:val="en-ZA"/>
-        </w:rPr>
-        <w:t>property_id</w:t>
-      </w:r>
-      <w:proofErr w:type="spellEnd"/>
-      <w:r>
-        <w:rPr>
-          <w:lang w:val="en-ZA"/>
-        </w:rPr>
-        <w:t xml:space="preserve"> FK, </w:t>
-      </w:r>
-      <w:proofErr w:type="spellStart"/>
-      <w:r>
-        <w:rPr>
-          <w:lang w:val="en-ZA"/>
-        </w:rPr>
-        <w:t>image_path</w:t>
-      </w:r>
-      <w:proofErr w:type="spellEnd"/>
-      <w:r>
-        <w:rPr>
-          <w:lang w:val="en-ZA"/>
-        </w:rPr>
-        <w:t xml:space="preserve">, </w:t>
-      </w:r>
-      <w:proofErr w:type="spellStart"/>
-      <w:r>
-        <w:rPr>
-          <w:lang w:val="en-ZA"/>
-        </w:rPr>
-        <w:t>uploaded_at</w:t>
-      </w:r>
-      <w:proofErr w:type="spellEnd"/>
-      <w:r>
-        <w:rPr>
-          <w:lang w:val="en-ZA"/>
-        </w:rPr>
-        <w:t>)</w:t>
+        <w:t>PropertyImage entity (property_id FK, image_path, uploaded_at)</w:t>
       </w:r>
     </w:p>
     <w:p>
@@ -26173,49 +25314,7 @@
         <w:rPr>
           <w:lang w:val="en-ZA"/>
         </w:rPr>
-        <w:t>Review entity (</w:t>
-      </w:r>
-      <w:proofErr w:type="spellStart"/>
-      <w:r>
-        <w:rPr>
-          <w:lang w:val="en-ZA"/>
-        </w:rPr>
-        <w:t>property_id</w:t>
-      </w:r>
-      <w:proofErr w:type="spellEnd"/>
-      <w:r>
-        <w:rPr>
-          <w:lang w:val="en-ZA"/>
-        </w:rPr>
-        <w:t xml:space="preserve"> FK, </w:t>
-      </w:r>
-      <w:proofErr w:type="spellStart"/>
-      <w:r>
-        <w:rPr>
-          <w:lang w:val="en-ZA"/>
-        </w:rPr>
-        <w:t>reviewer_id</w:t>
-      </w:r>
-      <w:proofErr w:type="spellEnd"/>
-      <w:r>
-        <w:rPr>
-          <w:lang w:val="en-ZA"/>
-        </w:rPr>
-        <w:t xml:space="preserve"> FK, rating, comment, </w:t>
-      </w:r>
-      <w:proofErr w:type="spellStart"/>
-      <w:r>
-        <w:rPr>
-          <w:lang w:val="en-ZA"/>
-        </w:rPr>
-        <w:t>created_at</w:t>
-      </w:r>
-      <w:proofErr w:type="spellEnd"/>
-      <w:r>
-        <w:rPr>
-          <w:lang w:val="en-ZA"/>
-        </w:rPr>
-        <w:t>)</w:t>
+        <w:t>Review entity (property_id FK, reviewer_id FK, rating, comment, created_at)</w:t>
       </w:r>
     </w:p>
     <w:p>
@@ -26466,21 +25565,7 @@
         <w:rPr>
           <w:lang w:val="en-ZA"/>
         </w:rPr>
-        <w:t xml:space="preserve">Choose a final palette: primary, secondary, success, warning, danger, neutral </w:t>
-      </w:r>
-      <w:proofErr w:type="spellStart"/>
-      <w:r>
-        <w:rPr>
-          <w:lang w:val="en-ZA"/>
-        </w:rPr>
-        <w:t>grays</w:t>
-      </w:r>
-      <w:proofErr w:type="spellEnd"/>
-      <w:r>
-        <w:rPr>
-          <w:lang w:val="en-ZA"/>
-        </w:rPr>
-        <w:t>.</w:t>
+        <w:t>Choose a final palette: primary, secondary, success, warning, danger, neutral grays.</w:t>
       </w:r>
     </w:p>
     <w:p>
@@ -26615,35 +25700,7 @@
         <w:rPr>
           <w:lang w:val="en-ZA"/>
         </w:rPr>
-        <w:t> Optional fade transition between screens (</w:t>
-      </w:r>
-      <w:proofErr w:type="spellStart"/>
-      <w:r>
-        <w:rPr>
-          <w:lang w:val="en-ZA"/>
-        </w:rPr>
-        <w:t>QGraphicsOpacityEffect</w:t>
-      </w:r>
-      <w:proofErr w:type="spellEnd"/>
-      <w:r>
-        <w:rPr>
-          <w:lang w:val="en-ZA"/>
-        </w:rPr>
-        <w:t xml:space="preserve"> + </w:t>
-      </w:r>
-      <w:proofErr w:type="spellStart"/>
-      <w:r>
-        <w:rPr>
-          <w:lang w:val="en-ZA"/>
-        </w:rPr>
-        <w:t>QPropertyAnimation</w:t>
-      </w:r>
-      <w:proofErr w:type="spellEnd"/>
-      <w:r>
-        <w:rPr>
-          <w:lang w:val="en-ZA"/>
-        </w:rPr>
-        <w:t>). Loading spinner on screens that query the database.</w:t>
+        <w:t> Optional fade transition between screens (QGraphicsOpacityEffect + QPropertyAnimation). Loading spinner on screens that query the database.</w:t>
       </w:r>
     </w:p>
     <w:p>
@@ -26724,21 +25781,7 @@
         <w:rPr>
           <w:lang w:val="en-ZA"/>
         </w:rPr>
-        <w:t> Toggle in dashboard header. Persists via </w:t>
-      </w:r>
-      <w:proofErr w:type="spellStart"/>
-      <w:r>
-        <w:rPr>
-          <w:lang w:val="en-ZA"/>
-        </w:rPr>
-        <w:t>QSettings</w:t>
-      </w:r>
-      <w:proofErr w:type="spellEnd"/>
-      <w:r>
-        <w:rPr>
-          <w:lang w:val="en-ZA"/>
-        </w:rPr>
-        <w:t>. Both palettes in theme.py.</w:t>
+        <w:t> Toggle in dashboard header. Persists via QSettings. Both palettes in theme.py.</w:t>
       </w:r>
     </w:p>
     <w:p>
@@ -26818,63 +25861,7 @@
         <w:rPr>
           <w:lang w:val="en-ZA"/>
         </w:rPr>
-        <w:t> Every screen applies </w:t>
-      </w:r>
-      <w:proofErr w:type="spellStart"/>
-      <w:r>
-        <w:rPr>
-          <w:lang w:val="en-ZA"/>
-        </w:rPr>
-        <w:t>setVisible</w:t>
-      </w:r>
-      <w:proofErr w:type="spellEnd"/>
-      <w:r>
-        <w:rPr>
-          <w:lang w:val="en-ZA"/>
-        </w:rPr>
-        <w:t>(</w:t>
-      </w:r>
-      <w:proofErr w:type="spellStart"/>
-      <w:r>
-        <w:rPr>
-          <w:lang w:val="en-ZA"/>
-        </w:rPr>
-        <w:t>self.is_writer</w:t>
-      </w:r>
-      <w:proofErr w:type="spellEnd"/>
-      <w:r>
-        <w:rPr>
-          <w:lang w:val="en-ZA"/>
-        </w:rPr>
-        <w:t>) to write buttons in _</w:t>
-      </w:r>
-      <w:proofErr w:type="spellStart"/>
-      <w:r>
-        <w:rPr>
-          <w:lang w:val="en-ZA"/>
-        </w:rPr>
-        <w:t>apply_role_</w:t>
-      </w:r>
-      <w:proofErr w:type="gramStart"/>
-      <w:r>
-        <w:rPr>
-          <w:lang w:val="en-ZA"/>
-        </w:rPr>
-        <w:t>ui</w:t>
-      </w:r>
-      <w:proofErr w:type="spellEnd"/>
-      <w:r>
-        <w:rPr>
-          <w:lang w:val="en-ZA"/>
-        </w:rPr>
-        <w:t>(</w:t>
-      </w:r>
-      <w:proofErr w:type="gramEnd"/>
-      <w:r>
-        <w:rPr>
-          <w:lang w:val="en-ZA"/>
-        </w:rPr>
-        <w:t>). Already done for payments_screen.py, maintenance_screen.py, ownerships_screen.py. Not yet for properties_screen.py, leases_screen.py, users_screen.py.</w:t>
+        <w:t> Every screen applies setVisible(self.is_writer) to write buttons in _apply_role_ui(). Already done for payments_screen.py, maintenance_screen.py, ownerships_screen.py. Not yet for properties_screen.py, leases_screen.py, users_screen.py.</w:t>
       </w:r>
     </w:p>
     <w:p>
@@ -27013,35 +26000,7 @@
         <w:rPr>
           <w:lang w:val="en-ZA"/>
         </w:rPr>
-        <w:t> If approved, add ownership check in </w:t>
-      </w:r>
-      <w:proofErr w:type="spellStart"/>
-      <w:r>
-        <w:rPr>
-          <w:lang w:val="en-ZA"/>
-        </w:rPr>
-        <w:t>MaintenanceService.update_</w:t>
-      </w:r>
-      <w:proofErr w:type="gramStart"/>
-      <w:r>
-        <w:rPr>
-          <w:lang w:val="en-ZA"/>
-        </w:rPr>
-        <w:t>status</w:t>
-      </w:r>
-      <w:proofErr w:type="spellEnd"/>
-      <w:r>
-        <w:rPr>
-          <w:lang w:val="en-ZA"/>
-        </w:rPr>
-        <w:t>(</w:t>
-      </w:r>
-      <w:proofErr w:type="gramEnd"/>
-      <w:r>
-        <w:rPr>
-          <w:lang w:val="en-ZA"/>
-        </w:rPr>
-        <w:t>):</w:t>
+        <w:t> If approved, add ownership check in MaintenanceService.update_status():</w:t>
       </w:r>
     </w:p>
     <w:p>
@@ -27080,57 +26039,7 @@
         <w:rPr>
           <w:lang w:val="en-ZA"/>
         </w:rPr>
-        <w:t xml:space="preserve">    </w:t>
-      </w:r>
-      <w:proofErr w:type="spellStart"/>
-      <w:r>
-        <w:rPr>
-          <w:lang w:val="en-ZA"/>
-        </w:rPr>
-        <w:t>owned_pids</w:t>
-      </w:r>
-      <w:proofErr w:type="spellEnd"/>
-      <w:r>
-        <w:rPr>
-          <w:lang w:val="en-ZA"/>
-        </w:rPr>
-        <w:t xml:space="preserve"> = set(</w:t>
-      </w:r>
-      <w:proofErr w:type="spellStart"/>
-      <w:proofErr w:type="gramStart"/>
-      <w:r>
-        <w:rPr>
-          <w:lang w:val="en-ZA"/>
-        </w:rPr>
-        <w:t>self.ownerships</w:t>
-      </w:r>
-      <w:proofErr w:type="gramEnd"/>
-      <w:r>
-        <w:rPr>
-          <w:lang w:val="en-ZA"/>
-        </w:rPr>
-        <w:t>.property_ids_for_owner</w:t>
-      </w:r>
-      <w:proofErr w:type="spellEnd"/>
-      <w:r>
-        <w:rPr>
-          <w:lang w:val="en-ZA"/>
-        </w:rPr>
-        <w:t>(</w:t>
-      </w:r>
-      <w:proofErr w:type="spellStart"/>
-      <w:r>
-        <w:rPr>
-          <w:lang w:val="en-ZA"/>
-        </w:rPr>
-        <w:t>uid</w:t>
-      </w:r>
-      <w:proofErr w:type="spellEnd"/>
-      <w:r>
-        <w:rPr>
-          <w:lang w:val="en-ZA"/>
-        </w:rPr>
-        <w:t>))</w:t>
+        <w:t xml:space="preserve">    owned_pids = set(self.ownerships.property_ids_for_owner(uid))</w:t>
       </w:r>
     </w:p>
     <w:p>
@@ -27143,43 +26052,7 @@
         <w:rPr>
           <w:lang w:val="en-ZA"/>
         </w:rPr>
-        <w:t xml:space="preserve">    if </w:t>
-      </w:r>
-      <w:proofErr w:type="spellStart"/>
-      <w:proofErr w:type="gramStart"/>
-      <w:r>
-        <w:rPr>
-          <w:lang w:val="en-ZA"/>
-        </w:rPr>
-        <w:t>req.property</w:t>
-      </w:r>
-      <w:proofErr w:type="gramEnd"/>
-      <w:r>
-        <w:rPr>
-          <w:lang w:val="en-ZA"/>
-        </w:rPr>
-        <w:t>_id</w:t>
-      </w:r>
-      <w:proofErr w:type="spellEnd"/>
-      <w:r>
-        <w:rPr>
-          <w:lang w:val="en-ZA"/>
-        </w:rPr>
-        <w:t xml:space="preserve"> not in </w:t>
-      </w:r>
-      <w:proofErr w:type="spellStart"/>
-      <w:r>
-        <w:rPr>
-          <w:lang w:val="en-ZA"/>
-        </w:rPr>
-        <w:t>owned_pids</w:t>
-      </w:r>
-      <w:proofErr w:type="spellEnd"/>
-      <w:r>
-        <w:rPr>
-          <w:lang w:val="en-ZA"/>
-        </w:rPr>
-        <w:t>:</w:t>
+        <w:t xml:space="preserve">    if req.property_id not in owned_pids:</w:t>
       </w:r>
     </w:p>
     <w:p>
@@ -27213,18 +26086,8 @@
           <w:iCs/>
           <w:lang w:val="en-ZA"/>
         </w:rPr>
-        <w:t xml:space="preserve"># </w:t>
-      </w:r>
-      <w:proofErr w:type="gramStart"/>
-      <w:r>
-        <w:rPr>
-          <w:i/>
-          <w:iCs/>
-          <w:lang w:val="en-ZA"/>
-        </w:rPr>
-        <w:t>allow</w:t>
-      </w:r>
-      <w:proofErr w:type="gramEnd"/>
+        <w:t># allow</w:t>
+      </w:r>
     </w:p>
     <w:p>
       <w:pPr>
@@ -27325,21 +26188,7 @@
         <w:rPr>
           <w:lang w:val="en-ZA"/>
         </w:rPr>
-        <w:t> 2 hours (requires an </w:t>
-      </w:r>
-      <w:proofErr w:type="spellStart"/>
-      <w:r>
-        <w:rPr>
-          <w:lang w:val="en-ZA"/>
-        </w:rPr>
-        <w:t>AuditLog</w:t>
-      </w:r>
-      <w:proofErr w:type="spellEnd"/>
-      <w:r>
-        <w:rPr>
-          <w:lang w:val="en-ZA"/>
-        </w:rPr>
-        <w:t> table addition).</w:t>
+        <w:t> 2 hours (requires an AuditLog table addition).</w:t>
       </w:r>
     </w:p>
     <w:p>
@@ -27377,21 +26226,7 @@
         <w:rPr>
           <w:lang w:val="en-ZA"/>
         </w:rPr>
-        <w:t> </w:t>
-      </w:r>
-      <w:proofErr w:type="spellStart"/>
-      <w:r>
-        <w:rPr>
-          <w:lang w:val="en-ZA"/>
-        </w:rPr>
-        <w:t>EmailService</w:t>
-      </w:r>
-      <w:proofErr w:type="spellEnd"/>
-      <w:r>
-        <w:rPr>
-          <w:lang w:val="en-ZA"/>
-        </w:rPr>
-        <w:t> runs in dry-run mode (prints to console) unless SMTP_* env vars are set.</w:t>
+        <w:t> EmailService runs in dry-run mode (prints to console) unless SMTP_* env vars are set.</w:t>
       </w:r>
     </w:p>
     <w:p>
@@ -27551,21 +26386,7 @@
         <w:rPr>
           <w:lang w:val="en-ZA"/>
         </w:rPr>
-        <w:t> </w:t>
-      </w:r>
-      <w:proofErr w:type="spellStart"/>
-      <w:r>
-        <w:rPr>
-          <w:lang w:val="en-ZA"/>
-        </w:rPr>
-        <w:t>pytest</w:t>
-      </w:r>
-      <w:proofErr w:type="spellEnd"/>
-      <w:r>
-        <w:rPr>
-          <w:lang w:val="en-ZA"/>
-        </w:rPr>
-        <w:t> suite covering:</w:t>
+        <w:t> pytest suite covering:</w:t>
       </w:r>
     </w:p>
     <w:p>
@@ -27582,35 +26403,7 @@
         <w:rPr>
           <w:lang w:val="en-ZA"/>
         </w:rPr>
-        <w:t>Unit: </w:t>
-      </w:r>
-      <w:proofErr w:type="gramStart"/>
-      <w:r>
-        <w:rPr>
-          <w:lang w:val="en-ZA"/>
-        </w:rPr>
-        <w:t>security.hash</w:t>
-      </w:r>
-      <w:proofErr w:type="gramEnd"/>
-      <w:r>
-        <w:rPr>
-          <w:lang w:val="en-ZA"/>
-        </w:rPr>
-        <w:t>_password/verify_password, auth_</w:t>
-      </w:r>
-      <w:proofErr w:type="gramStart"/>
-      <w:r>
-        <w:rPr>
-          <w:lang w:val="en-ZA"/>
-        </w:rPr>
-        <w:t>service.authenticate</w:t>
-      </w:r>
-      <w:proofErr w:type="gramEnd"/>
-      <w:r>
-        <w:rPr>
-          <w:lang w:val="en-ZA"/>
-        </w:rPr>
-        <w:t> (all error branches), each service's business rules.</w:t>
+        <w:t>Unit: security.hash_password/verify_password, auth_service.authenticate (all error branches), each service's business rules.</w:t>
       </w:r>
     </w:p>
     <w:p>
@@ -27627,21 +26420,7 @@
         <w:rPr>
           <w:lang w:val="en-ZA"/>
         </w:rPr>
-        <w:t xml:space="preserve">Integration: login → dashboard end-to-end; create lease → payment </w:t>
-      </w:r>
-      <w:proofErr w:type="gramStart"/>
-      <w:r>
-        <w:rPr>
-          <w:lang w:val="en-ZA"/>
-        </w:rPr>
-        <w:t>auto-generated</w:t>
-      </w:r>
-      <w:proofErr w:type="gramEnd"/>
-      <w:r>
-        <w:rPr>
-          <w:lang w:val="en-ZA"/>
-        </w:rPr>
-        <w:t xml:space="preserve"> → property status recalculated.</w:t>
+        <w:t>Integration: login → dashboard end-to-end; create lease → payment auto-generated → property status recalculated.</w:t>
       </w:r>
     </w:p>
     <w:p>
@@ -27852,7 +26631,6 @@
         </w:rPr>
         <w:t>A distributable Windows executable can be produced with </w:t>
       </w:r>
-      <w:proofErr w:type="spellStart"/>
       <w:r>
         <w:rPr>
           <w:b/>
@@ -27861,7 +26639,6 @@
         </w:rPr>
         <w:t>PyInstaller</w:t>
       </w:r>
-      <w:proofErr w:type="spellEnd"/>
       <w:r>
         <w:rPr>
           <w:lang w:val="en-ZA"/>
@@ -29411,19 +28188,11 @@
                 <w:lang w:val="en-ZA"/>
               </w:rPr>
             </w:pPr>
-            <w:proofErr w:type="spellStart"/>
-            <w:r>
-              <w:rPr>
-                <w:lang w:val="en-ZA"/>
-              </w:rPr>
-              <w:t>PyInstaller</w:t>
-            </w:r>
-            <w:proofErr w:type="spellEnd"/>
-            <w:r>
-              <w:rPr>
-                <w:lang w:val="en-ZA"/>
-              </w:rPr>
-              <w:t xml:space="preserve"> packaging</w:t>
+            <w:r>
+              <w:rPr>
+                <w:lang w:val="en-ZA"/>
+              </w:rPr>
+              <w:t>PyInstaller packaging</w:t>
             </w:r>
           </w:p>
         </w:tc>
@@ -29741,21 +28510,7 @@
         <w:rPr>
           <w:lang w:val="en-ZA"/>
         </w:rPr>
-        <w:t xml:space="preserve">Typography scale (11–32 </w:t>
-      </w:r>
-      <w:proofErr w:type="spellStart"/>
-      <w:r>
-        <w:rPr>
-          <w:lang w:val="en-ZA"/>
-        </w:rPr>
-        <w:t>px</w:t>
-      </w:r>
-      <w:proofErr w:type="spellEnd"/>
-      <w:r>
-        <w:rPr>
-          <w:lang w:val="en-ZA"/>
-        </w:rPr>
-        <w:t>)</w:t>
+        <w:t>Typography scale (11–32 px)</w:t>
       </w:r>
     </w:p>
     <w:p>
@@ -29772,49 +28527,7 @@
         <w:rPr>
           <w:lang w:val="en-ZA"/>
         </w:rPr>
-        <w:t>Reusable QSS generators: button_qss(kind), input_</w:t>
-      </w:r>
-      <w:proofErr w:type="gramStart"/>
-      <w:r>
-        <w:rPr>
-          <w:lang w:val="en-ZA"/>
-        </w:rPr>
-        <w:t>qss(</w:t>
-      </w:r>
-      <w:proofErr w:type="gramEnd"/>
-      <w:r>
-        <w:rPr>
-          <w:lang w:val="en-ZA"/>
-        </w:rPr>
-        <w:t>), card_</w:t>
-      </w:r>
-      <w:proofErr w:type="gramStart"/>
-      <w:r>
-        <w:rPr>
-          <w:lang w:val="en-ZA"/>
-        </w:rPr>
-        <w:t>qss(</w:t>
-      </w:r>
-      <w:proofErr w:type="gramEnd"/>
-      <w:r>
-        <w:rPr>
-          <w:lang w:val="en-ZA"/>
-        </w:rPr>
-        <w:t>), table_</w:t>
-      </w:r>
-      <w:proofErr w:type="gramStart"/>
-      <w:r>
-        <w:rPr>
-          <w:lang w:val="en-ZA"/>
-        </w:rPr>
-        <w:t>qss(</w:t>
-      </w:r>
-      <w:proofErr w:type="gramEnd"/>
-      <w:r>
-        <w:rPr>
-          <w:lang w:val="en-ZA"/>
-        </w:rPr>
-        <w:t>)</w:t>
+        <w:t>Reusable QSS generators: button_qss(kind), input_qss(), card_qss(), table_qss()</w:t>
       </w:r>
     </w:p>
     <w:p>
@@ -29831,16 +28544,8 @@
         <w:rPr>
           <w:lang w:val="en-ZA"/>
         </w:rPr>
-        <w:t>Mode-aware palette (light / dark) selected at import time from </w:t>
-      </w:r>
-      <w:proofErr w:type="spellStart"/>
-      <w:r>
-        <w:rPr>
-          <w:lang w:val="en-ZA"/>
-        </w:rPr>
-        <w:t>QSettings</w:t>
-      </w:r>
-      <w:proofErr w:type="spellEnd"/>
+        <w:t>Mode-aware palette (light / dark) selected at import time from QSettings</w:t>
+      </w:r>
     </w:p>
     <w:p>
       <w:pPr>
@@ -29853,21 +28558,7 @@
           <w:lang w:val="en-ZA"/>
         </w:rPr>
         <w:lastRenderedPageBreak/>
-        <w:t>Every screen was refactored to consume </w:t>
-      </w:r>
-      <w:proofErr w:type="gramStart"/>
-      <w:r>
-        <w:rPr>
-          <w:lang w:val="en-ZA"/>
-        </w:rPr>
-        <w:t>theme.*</w:t>
-      </w:r>
-      <w:proofErr w:type="gramEnd"/>
-      <w:r>
-        <w:rPr>
-          <w:lang w:val="en-ZA"/>
-        </w:rPr>
-        <w:t> constants instead of inline stylesheets. This change is invisible to functionality but makes future visual adjustments a single-file edit.</w:t>
+        <w:t>Every screen was refactored to consume theme.* constants instead of inline stylesheets. This change is invisible to functionality but makes future visual adjustments a single-file edit.</w:t>
       </w:r>
     </w:p>
     <w:p>
@@ -30822,21 +29513,7 @@
           <w:lang w:val="en-ZA"/>
         </w:rPr>
         <w:lastRenderedPageBreak/>
-        <w:t xml:space="preserve">A persistent 220 </w:t>
-      </w:r>
-      <w:proofErr w:type="spellStart"/>
-      <w:r>
-        <w:rPr>
-          <w:lang w:val="en-ZA"/>
-        </w:rPr>
-        <w:t>px</w:t>
-      </w:r>
-      <w:proofErr w:type="spellEnd"/>
-      <w:r>
-        <w:rPr>
-          <w:lang w:val="en-ZA"/>
-        </w:rPr>
-        <w:t xml:space="preserve"> left sidebar was added to every authenticated screen:</w:t>
+        <w:t>A persistent 220 px left sidebar was added to every authenticated screen:</w:t>
       </w:r>
     </w:p>
     <w:p>
@@ -30917,19 +29594,11 @@
           <w:lang w:val="en-ZA"/>
         </w:rPr>
       </w:pPr>
-      <w:proofErr w:type="gramStart"/>
-      <w:r>
-        <w:rPr>
-          <w:lang w:val="en-ZA"/>
-        </w:rPr>
-        <w:t>User name</w:t>
-      </w:r>
-      <w:proofErr w:type="gramEnd"/>
-      <w:r>
-        <w:rPr>
-          <w:lang w:val="en-ZA"/>
-        </w:rPr>
-        <w:t xml:space="preserve"> + role + Logout button in the footer</w:t>
+      <w:r>
+        <w:rPr>
+          <w:lang w:val="en-ZA"/>
+        </w:rPr>
+        <w:t>User name + role + Logout button in the footer</w:t>
       </w:r>
     </w:p>
     <w:p>
@@ -30942,37 +29611,7 @@
         <w:rPr>
           <w:lang w:val="en-ZA"/>
         </w:rPr>
-        <w:t>Navigation now flows through a single </w:t>
-      </w:r>
-      <w:proofErr w:type="spellStart"/>
-      <w:proofErr w:type="gramStart"/>
-      <w:r>
-        <w:rPr>
-          <w:lang w:val="en-ZA"/>
-        </w:rPr>
-        <w:t>MainWindow</w:t>
-      </w:r>
-      <w:proofErr w:type="spellEnd"/>
-      <w:r>
-        <w:rPr>
-          <w:lang w:val="en-ZA"/>
-        </w:rPr>
-        <w:t>._</w:t>
-      </w:r>
-      <w:proofErr w:type="spellStart"/>
-      <w:proofErr w:type="gramEnd"/>
-      <w:r>
-        <w:rPr>
-          <w:lang w:val="en-ZA"/>
-        </w:rPr>
-        <w:t>set_screen</w:t>
-      </w:r>
-      <w:proofErr w:type="spellEnd"/>
-      <w:r>
-        <w:rPr>
-          <w:lang w:val="en-ZA"/>
-        </w:rPr>
-        <w:t>(key) method that manages screen index, sidebar visibility, and active highlight — no screen manipulates the stacked widget directly.</w:t>
+        <w:t>Navigation now flows through a single MainWindow._set_screen(key) method that manages screen index, sidebar visibility, and active highlight — no screen manipulates the stacked widget directly.</w:t>
       </w:r>
     </w:p>
     <w:p>
@@ -31002,21 +29641,7 @@
         <w:rPr>
           <w:lang w:val="en-ZA"/>
         </w:rPr>
-        <w:t>A light/dark palette was added to theme.py. Mode is selected at import time from </w:t>
-      </w:r>
-      <w:proofErr w:type="spellStart"/>
-      <w:r>
-        <w:rPr>
-          <w:lang w:val="en-ZA"/>
-        </w:rPr>
-        <w:t>QSettings</w:t>
-      </w:r>
-      <w:proofErr w:type="spellEnd"/>
-      <w:r>
-        <w:rPr>
-          <w:lang w:val="en-ZA"/>
-        </w:rPr>
-        <w:t>. The sidebar's theme toggle updates the preference and prompts a restart; on next launch the entire application renders in the alternate palette.</w:t>
+        <w:t>A light/dark palette was added to theme.py. Mode is selected at import time from QSettings. The sidebar's theme toggle updates the preference and prompts a restart; on next launch the entire application renders in the alternate palette.</w:t>
       </w:r>
     </w:p>
     <w:p>
@@ -31059,49 +29684,7 @@
         <w:rPr>
           <w:lang w:val="en-ZA"/>
         </w:rPr>
-        <w:t xml:space="preserve">A subtle 180 </w:t>
-      </w:r>
-      <w:proofErr w:type="spellStart"/>
-      <w:r>
-        <w:rPr>
-          <w:lang w:val="en-ZA"/>
-        </w:rPr>
-        <w:t>ms</w:t>
-      </w:r>
-      <w:proofErr w:type="spellEnd"/>
-      <w:r>
-        <w:rPr>
-          <w:lang w:val="en-ZA"/>
-        </w:rPr>
-        <w:t xml:space="preserve"> fade-in animation was added to every screen change. Implemented once in </w:t>
-      </w:r>
-      <w:proofErr w:type="gramStart"/>
-      <w:r>
-        <w:rPr>
-          <w:lang w:val="en-ZA"/>
-        </w:rPr>
-        <w:t>MainWindow._</w:t>
-      </w:r>
-      <w:proofErr w:type="gramEnd"/>
-      <w:r>
-        <w:rPr>
-          <w:lang w:val="en-ZA"/>
-        </w:rPr>
-        <w:t>animate_</w:t>
-      </w:r>
-      <w:proofErr w:type="gramStart"/>
-      <w:r>
-        <w:rPr>
-          <w:lang w:val="en-ZA"/>
-        </w:rPr>
-        <w:t>transition(</w:t>
-      </w:r>
-      <w:proofErr w:type="gramEnd"/>
-      <w:r>
-        <w:rPr>
-          <w:lang w:val="en-ZA"/>
-        </w:rPr>
-        <w:t>) using QGraphicsOpacityEffect and QPropertyAnimation with OutCubic easing. Rapid navigation is safe — the previous animation is cancelled cleanly before a new one starts.</w:t>
+        <w:t>A subtle 180 ms fade-in animation was added to every screen change. Implemented once in MainWindow._animate_transition() using QGraphicsOpacityEffect and QPropertyAnimation with OutCubic easing. Rapid navigation is safe — the previous animation is cancelled cleanly before a new one starts.</w:t>
       </w:r>
     </w:p>
     <w:p>
@@ -31252,35 +29835,7 @@
               <w:rPr>
                 <w:lang w:val="en-ZA"/>
               </w:rPr>
-              <w:t>Payment list raised </w:t>
-            </w:r>
-            <w:proofErr w:type="spellStart"/>
-            <w:r>
-              <w:rPr>
-                <w:lang w:val="en-ZA"/>
-              </w:rPr>
-              <w:t>TypeError</w:t>
-            </w:r>
-            <w:proofErr w:type="spellEnd"/>
-            <w:r>
-              <w:rPr>
-                <w:lang w:val="en-ZA"/>
-              </w:rPr>
-              <w:t> when called with </w:t>
-            </w:r>
-            <w:proofErr w:type="spellStart"/>
-            <w:r>
-              <w:rPr>
-                <w:lang w:val="en-ZA"/>
-              </w:rPr>
-              <w:t>session_user</w:t>
-            </w:r>
-            <w:proofErr w:type="spellEnd"/>
-            <w:r>
-              <w:rPr>
-                <w:lang w:val="en-ZA"/>
-              </w:rPr>
-              <w:t> (stale V1 controller)</w:t>
+              <w:t>Payment list raised TypeError when called with session_user (stale V1 controller)</w:t>
             </w:r>
           </w:p>
         </w:tc>
@@ -31306,35 +29861,7 @@
               <w:rPr>
                 <w:lang w:val="en-ZA"/>
               </w:rPr>
-              <w:t>Updated payment_controller.py to V2 with role-scoped </w:t>
-            </w:r>
-            <w:proofErr w:type="gramStart"/>
-            <w:r>
-              <w:rPr>
-                <w:lang w:val="en-ZA"/>
-              </w:rPr>
-              <w:t>list(</w:t>
-            </w:r>
-            <w:proofErr w:type="gramEnd"/>
-            <w:r>
-              <w:rPr>
-                <w:lang w:val="en-ZA"/>
-              </w:rPr>
-              <w:t xml:space="preserve">filters, </w:t>
-            </w:r>
-            <w:proofErr w:type="spellStart"/>
-            <w:r>
-              <w:rPr>
-                <w:lang w:val="en-ZA"/>
-              </w:rPr>
-              <w:t>session_user</w:t>
-            </w:r>
-            <w:proofErr w:type="spellEnd"/>
-            <w:r>
-              <w:rPr>
-                <w:lang w:val="en-ZA"/>
-              </w:rPr>
-              <w:t>)</w:t>
+              <w:t>Updated payment_controller.py to V2 with role-scoped list(filters, session_user)</w:t>
             </w:r>
           </w:p>
         </w:tc>
@@ -31389,51 +29916,7 @@
               <w:rPr>
                 <w:lang w:val="en-ZA"/>
               </w:rPr>
-              <w:t>Routed all logout flows through </w:t>
-            </w:r>
-            <w:proofErr w:type="spellStart"/>
-            <w:proofErr w:type="gramStart"/>
-            <w:r>
-              <w:rPr>
-                <w:lang w:val="en-ZA"/>
-              </w:rPr>
-              <w:t>MainWindow</w:t>
-            </w:r>
-            <w:proofErr w:type="spellEnd"/>
-            <w:r>
-              <w:rPr>
-                <w:lang w:val="en-ZA"/>
-              </w:rPr>
-              <w:t>._</w:t>
-            </w:r>
-            <w:proofErr w:type="spellStart"/>
-            <w:proofErr w:type="gramEnd"/>
-            <w:r>
-              <w:rPr>
-                <w:lang w:val="en-ZA"/>
-              </w:rPr>
-              <w:t>on_sidebar_</w:t>
-            </w:r>
-            <w:proofErr w:type="gramStart"/>
-            <w:r>
-              <w:rPr>
-                <w:lang w:val="en-ZA"/>
-              </w:rPr>
-              <w:t>logout</w:t>
-            </w:r>
-            <w:proofErr w:type="spellEnd"/>
-            <w:r>
-              <w:rPr>
-                <w:lang w:val="en-ZA"/>
-              </w:rPr>
-              <w:t>(</w:t>
-            </w:r>
-            <w:proofErr w:type="gramEnd"/>
-            <w:r>
-              <w:rPr>
-                <w:lang w:val="en-ZA"/>
-              </w:rPr>
-              <w:t>)</w:t>
+              <w:t>Routed all logout flows through MainWindow._on_sidebar_logout()</w:t>
             </w:r>
           </w:p>
         </w:tc>
@@ -31461,21 +29944,7 @@
               <w:rPr>
                 <w:lang w:val="en-ZA"/>
               </w:rPr>
-              <w:t>Direct </w:t>
-            </w:r>
-            <w:proofErr w:type="spellStart"/>
-            <w:r>
-              <w:rPr>
-                <w:lang w:val="en-ZA"/>
-              </w:rPr>
-              <w:t>setCurrentIndex</w:t>
-            </w:r>
-            <w:proofErr w:type="spellEnd"/>
-            <w:r>
-              <w:rPr>
-                <w:lang w:val="en-ZA"/>
-              </w:rPr>
-              <w:t> calls in 8 screens bypassed sidebar sync</w:t>
+              <w:t>Direct setCurrentIndex calls in 8 screens bypassed sidebar sync</w:t>
             </w:r>
           </w:p>
         </w:tc>
@@ -31501,21 +29970,7 @@
               <w:rPr>
                 <w:lang w:val="en-ZA"/>
               </w:rPr>
-              <w:t>All navigation now flows through _</w:t>
-            </w:r>
-            <w:proofErr w:type="spellStart"/>
-            <w:r>
-              <w:rPr>
-                <w:lang w:val="en-ZA"/>
-              </w:rPr>
-              <w:t>set_screen</w:t>
-            </w:r>
-            <w:proofErr w:type="spellEnd"/>
-            <w:r>
-              <w:rPr>
-                <w:lang w:val="en-ZA"/>
-              </w:rPr>
-              <w:t>(key)</w:t>
+              <w:t>All navigation now flows through _set_screen(key)</w:t>
             </w:r>
           </w:p>
         </w:tc>
@@ -31569,21 +30024,7 @@
               <w:rPr>
                 <w:lang w:val="en-ZA"/>
               </w:rPr>
-              <w:t>Wrapped grid in a container with dynamic </w:t>
-            </w:r>
-            <w:proofErr w:type="spellStart"/>
-            <w:r>
-              <w:rPr>
-                <w:lang w:val="en-ZA"/>
-              </w:rPr>
-              <w:t>minimumHeight</w:t>
-            </w:r>
-            <w:proofErr w:type="spellEnd"/>
-            <w:r>
-              <w:rPr>
-                <w:lang w:val="en-ZA"/>
-              </w:rPr>
-              <w:t>, gave bottom panels stretch=1</w:t>
+              <w:t>Wrapped grid in a container with dynamic minimumHeight, gave bottom panels stretch=1</w:t>
             </w:r>
           </w:p>
         </w:tc>
@@ -31637,29 +30078,7 @@
               <w:rPr>
                 <w:lang w:val="en-ZA"/>
               </w:rPr>
-              <w:t>Added symmetric </w:t>
-            </w:r>
-            <w:proofErr w:type="spellStart"/>
-            <w:proofErr w:type="gramStart"/>
-            <w:r>
-              <w:rPr>
-                <w:lang w:val="en-ZA"/>
-              </w:rPr>
-              <w:t>addStretch</w:t>
-            </w:r>
-            <w:proofErr w:type="spellEnd"/>
-            <w:r>
-              <w:rPr>
-                <w:lang w:val="en-ZA"/>
-              </w:rPr>
-              <w:t>(</w:t>
-            </w:r>
-            <w:proofErr w:type="gramEnd"/>
-            <w:r>
-              <w:rPr>
-                <w:lang w:val="en-ZA"/>
-              </w:rPr>
-              <w:t>1) on both sides of the grid</w:t>
+              <w:t>Added symmetric addStretch(1) on both sides of the grid</w:t>
             </w:r>
           </w:p>
         </w:tc>
@@ -31741,23 +30160,7 @@
               <w:rPr>
                 <w:lang w:val="en-ZA"/>
               </w:rPr>
-              <w:t>Auth </w:t>
-            </w:r>
-            <w:proofErr w:type="spellStart"/>
-            <w:proofErr w:type="gramStart"/>
-            <w:r>
-              <w:rPr>
-                <w:lang w:val="en-ZA"/>
-              </w:rPr>
-              <w:t>user.status</w:t>
-            </w:r>
-            <w:proofErr w:type="spellEnd"/>
-            <w:proofErr w:type="gramEnd"/>
-            <w:r>
-              <w:rPr>
-                <w:lang w:val="en-ZA"/>
-              </w:rPr>
-              <w:t> accessed before null-check</w:t>
+              <w:t>Auth user.status accessed before null-check</w:t>
             </w:r>
           </w:p>
         </w:tc>
@@ -31905,21 +30308,7 @@
         <w:rPr>
           <w:lang w:val="en-ZA"/>
         </w:rPr>
-        <w:t xml:space="preserve">python -m </w:t>
-      </w:r>
-      <w:proofErr w:type="spellStart"/>
-      <w:r>
-        <w:rPr>
-          <w:lang w:val="en-ZA"/>
-        </w:rPr>
-        <w:t>pytest</w:t>
-      </w:r>
-      <w:proofErr w:type="spellEnd"/>
-      <w:r>
-        <w:rPr>
-          <w:lang w:val="en-ZA"/>
-        </w:rPr>
-        <w:t xml:space="preserve"> Tests/ -v</w:t>
+        <w:t>python -m pytest Tests/ -v</w:t>
       </w:r>
     </w:p>
     <w:p>
@@ -32027,25 +30416,7 @@
           <w:bCs/>
           <w:lang w:val="en-ZA"/>
         </w:rPr>
-        <w:t xml:space="preserve">13.2.10 </w:t>
-      </w:r>
-      <w:proofErr w:type="spellStart"/>
-      <w:r>
-        <w:rPr>
-          <w:b/>
-          <w:bCs/>
-          <w:lang w:val="en-ZA"/>
-        </w:rPr>
-        <w:t>PyInstaller</w:t>
-      </w:r>
-      <w:proofErr w:type="spellEnd"/>
-      <w:r>
-        <w:rPr>
-          <w:b/>
-          <w:bCs/>
-          <w:lang w:val="en-ZA"/>
-        </w:rPr>
-        <w:t xml:space="preserve"> Attempt</w:t>
+        <w:t>13.2.10 PyInstaller Attempt</w:t>
       </w:r>
     </w:p>
     <w:p>
@@ -32058,51 +30429,7 @@
         <w:rPr>
           <w:lang w:val="en-ZA"/>
         </w:rPr>
-        <w:t xml:space="preserve">An attempt was made to produce a distributable Windows .exe using </w:t>
-      </w:r>
-      <w:proofErr w:type="spellStart"/>
-      <w:r>
-        <w:rPr>
-          <w:lang w:val="en-ZA"/>
-        </w:rPr>
-        <w:t>PyInstaller</w:t>
-      </w:r>
-      <w:proofErr w:type="spellEnd"/>
-      <w:r>
-        <w:rPr>
-          <w:lang w:val="en-ZA"/>
-        </w:rPr>
-        <w:t xml:space="preserve"> (</w:t>
-      </w:r>
-      <w:proofErr w:type="spellStart"/>
-      <w:proofErr w:type="gramStart"/>
-      <w:r>
-        <w:rPr>
-          <w:lang w:val="en-ZA"/>
-        </w:rPr>
-        <w:t>build.spec</w:t>
-      </w:r>
-      <w:proofErr w:type="spellEnd"/>
-      <w:proofErr w:type="gramEnd"/>
-      <w:r>
-        <w:rPr>
-          <w:lang w:val="en-ZA"/>
-        </w:rPr>
-        <w:t>, one-folder mode with --</w:t>
-      </w:r>
-      <w:proofErr w:type="spellStart"/>
-      <w:r>
-        <w:rPr>
-          <w:lang w:val="en-ZA"/>
-        </w:rPr>
-        <w:t>onedir</w:t>
-      </w:r>
-      <w:proofErr w:type="spellEnd"/>
-      <w:r>
-        <w:rPr>
-          <w:lang w:val="en-ZA"/>
-        </w:rPr>
-        <w:t>). The bundled executable failed to launch, most likely due to missing hidden imports or Qt plugin path resolution. The attempt was abandoned and the artefacts removed. Distribution to the team is via GitHub source + pip install -r requirements.txt. The decision to defer executable packaging is documented for the final report.</w:t>
+        <w:t>An attempt was made to produce a distributable Windows .exe using PyInstaller (build.spec, one-folder mode with --onedir). The bundled executable failed to launch, most likely due to missing hidden imports or Qt plugin path resolution. The attempt was abandoned and the artefacts removed. Distribution to the team is via GitHub source + pip install -r requirements.txt. The decision to defer executable packaging is documented for the final report.</w:t>
       </w:r>
     </w:p>
     <w:p>
@@ -32483,21 +30810,7 @@
               <w:rPr>
                 <w:lang w:val="en-ZA"/>
               </w:rPr>
-              <w:t xml:space="preserve">Role-aware Payments (scoped view, </w:t>
-            </w:r>
-            <w:proofErr w:type="gramStart"/>
-            <w:r>
-              <w:rPr>
-                <w:lang w:val="en-ZA"/>
-              </w:rPr>
-              <w:t>Read-only</w:t>
-            </w:r>
-            <w:proofErr w:type="gramEnd"/>
-            <w:r>
-              <w:rPr>
-                <w:lang w:val="en-ZA"/>
-              </w:rPr>
-              <w:t xml:space="preserve"> badge)</w:t>
+              <w:t>Role-aware Payments (scoped view, Read-only badge)</w:t>
             </w:r>
           </w:p>
         </w:tc>
@@ -32584,21 +30897,7 @@
               <w:rPr>
                 <w:lang w:val="en-ZA"/>
               </w:rPr>
-              <w:t xml:space="preserve">Role-aware Maintenance (scoped view, </w:t>
-            </w:r>
-            <w:proofErr w:type="gramStart"/>
-            <w:r>
-              <w:rPr>
-                <w:lang w:val="en-ZA"/>
-              </w:rPr>
-              <w:t>Read-only</w:t>
-            </w:r>
-            <w:proofErr w:type="gramEnd"/>
-            <w:r>
-              <w:rPr>
-                <w:lang w:val="en-ZA"/>
-              </w:rPr>
-              <w:t xml:space="preserve"> badge for Owner)</w:t>
+              <w:t>Role-aware Maintenance (scoped view, Read-only badge for Owner)</w:t>
             </w:r>
           </w:p>
         </w:tc>
@@ -33012,21 +31311,7 @@
               <w:rPr>
                 <w:lang w:val="en-ZA"/>
               </w:rPr>
-              <w:t>Requires </w:t>
-            </w:r>
-            <w:proofErr w:type="spellStart"/>
-            <w:r>
-              <w:rPr>
-                <w:lang w:val="en-ZA"/>
-              </w:rPr>
-              <w:t>PropertyImage</w:t>
-            </w:r>
-            <w:proofErr w:type="spellEnd"/>
-            <w:r>
-              <w:rPr>
-                <w:lang w:val="en-ZA"/>
-              </w:rPr>
-              <w:t> entity + file upload UI</w:t>
+              <w:t>Requires PropertyImage entity + file upload UI</w:t>
             </w:r>
           </w:p>
         </w:tc>
@@ -33106,21 +31391,7 @@
               <w:rPr>
                 <w:lang w:val="en-ZA"/>
               </w:rPr>
-              <w:t>Requires </w:t>
-            </w:r>
-            <w:proofErr w:type="spellStart"/>
-            <w:r>
-              <w:rPr>
-                <w:lang w:val="en-ZA"/>
-              </w:rPr>
-              <w:t>Property.listing_price</w:t>
-            </w:r>
-            <w:proofErr w:type="spellEnd"/>
-            <w:r>
-              <w:rPr>
-                <w:lang w:val="en-ZA"/>
-              </w:rPr>
-              <w:t> column</w:t>
+              <w:t>Requires Property.listing_price column</w:t>
             </w:r>
           </w:p>
         </w:tc>
@@ -33520,21 +31791,7 @@
               <w:rPr>
                 <w:lang w:val="en-ZA"/>
               </w:rPr>
-              <w:t>Uses the same </w:t>
-            </w:r>
-            <w:proofErr w:type="spellStart"/>
-            <w:r>
-              <w:rPr>
-                <w:lang w:val="en-ZA"/>
-              </w:rPr>
-              <w:t>listing_price</w:t>
-            </w:r>
-            <w:proofErr w:type="spellEnd"/>
-            <w:r>
-              <w:rPr>
-                <w:lang w:val="en-ZA"/>
-              </w:rPr>
-              <w:t> field as B2; lease dialog pre-fills rent from property's asking price; manager can override</w:t>
+              <w:t>Uses the same listing_price field as B2; lease dialog pre-fills rent from property's asking price; manager can override</w:t>
             </w:r>
           </w:p>
         </w:tc>
@@ -33550,21 +31807,7 @@
         <w:rPr>
           <w:lang w:val="en-ZA"/>
         </w:rPr>
-        <w:t xml:space="preserve">Each item in Phase B requires a schema change. When implemented, python -m </w:t>
-      </w:r>
-      <w:proofErr w:type="spellStart"/>
-      <w:r>
-        <w:rPr>
-          <w:lang w:val="en-ZA"/>
-        </w:rPr>
-        <w:t>Database.seed_rich_data</w:t>
-      </w:r>
-      <w:proofErr w:type="spellEnd"/>
-      <w:r>
-        <w:rPr>
-          <w:lang w:val="en-ZA"/>
-        </w:rPr>
-        <w:t> must be re-run to recreate the database with the new columns.</w:t>
+        <w:t>Each item in Phase B requires a schema change. When implemented, python -m Database.seed_rich_data must be re-run to recreate the database with the new columns.</w:t>
       </w:r>
     </w:p>
     <w:p>
@@ -33829,21 +32072,7 @@
               <w:rPr>
                 <w:lang w:val="en-ZA"/>
               </w:rPr>
-              <w:t xml:space="preserve">Replace User Type role cards with custom </w:t>
-            </w:r>
-            <w:proofErr w:type="spellStart"/>
-            <w:r>
-              <w:rPr>
-                <w:lang w:val="en-ZA"/>
-              </w:rPr>
-              <w:t>QFrame</w:t>
-            </w:r>
-            <w:proofErr w:type="spellEnd"/>
-            <w:r>
-              <w:rPr>
-                <w:lang w:val="en-ZA"/>
-              </w:rPr>
-              <w:t xml:space="preserve"> + large emoji</w:t>
+              <w:t>Replace User Type role cards with custom QFrame + large emoji</w:t>
             </w:r>
           </w:p>
         </w:tc>
@@ -34491,37 +32720,7 @@
               <w:rPr>
                 <w:lang w:val="en-ZA"/>
               </w:rPr>
-              <w:t>Silence Qt </w:t>
-            </w:r>
-            <w:proofErr w:type="spellStart"/>
-            <w:proofErr w:type="gramStart"/>
-            <w:r>
-              <w:rPr>
-                <w:lang w:val="en-ZA"/>
-              </w:rPr>
-              <w:t>QFont</w:t>
-            </w:r>
-            <w:proofErr w:type="spellEnd"/>
-            <w:r>
-              <w:rPr>
-                <w:lang w:val="en-ZA"/>
-              </w:rPr>
-              <w:t>::</w:t>
-            </w:r>
-            <w:proofErr w:type="spellStart"/>
-            <w:proofErr w:type="gramEnd"/>
-            <w:r>
-              <w:rPr>
-                <w:lang w:val="en-ZA"/>
-              </w:rPr>
-              <w:t>setPointSize</w:t>
-            </w:r>
-            <w:proofErr w:type="spellEnd"/>
-            <w:r>
-              <w:rPr>
-                <w:lang w:val="en-ZA"/>
-              </w:rPr>
-              <w:t> warning</w:t>
+              <w:t>Silence Qt QFont::setPointSize warning</w:t>
             </w:r>
           </w:p>
         </w:tc>
@@ -36145,21 +34344,7 @@
               <w:rPr>
                 <w:lang w:val="en-ZA"/>
               </w:rPr>
-              <w:t>Per-screen "← Dashboard" buttons + </w:t>
-            </w:r>
-            <w:proofErr w:type="spellStart"/>
-            <w:r>
-              <w:rPr>
-                <w:lang w:val="en-ZA"/>
-              </w:rPr>
-              <w:t>setCurrentIndex</w:t>
-            </w:r>
-            <w:proofErr w:type="spellEnd"/>
-            <w:r>
-              <w:rPr>
-                <w:lang w:val="en-ZA"/>
-              </w:rPr>
-              <w:t> calls</w:t>
+              <w:t>Per-screen "← Dashboard" buttons + setCurrentIndex calls</w:t>
             </w:r>
           </w:p>
         </w:tc>
@@ -36185,37 +34370,7 @@
               <w:rPr>
                 <w:lang w:val="en-ZA"/>
               </w:rPr>
-              <w:t>Single </w:t>
-            </w:r>
-            <w:proofErr w:type="spellStart"/>
-            <w:proofErr w:type="gramStart"/>
-            <w:r>
-              <w:rPr>
-                <w:lang w:val="en-ZA"/>
-              </w:rPr>
-              <w:t>MainWindow</w:t>
-            </w:r>
-            <w:proofErr w:type="spellEnd"/>
-            <w:r>
-              <w:rPr>
-                <w:lang w:val="en-ZA"/>
-              </w:rPr>
-              <w:t>._</w:t>
-            </w:r>
-            <w:proofErr w:type="spellStart"/>
-            <w:proofErr w:type="gramEnd"/>
-            <w:r>
-              <w:rPr>
-                <w:lang w:val="en-ZA"/>
-              </w:rPr>
-              <w:t>set_screen</w:t>
-            </w:r>
-            <w:proofErr w:type="spellEnd"/>
-            <w:r>
-              <w:rPr>
-                <w:lang w:val="en-ZA"/>
-              </w:rPr>
-              <w:t>(key) method</w:t>
+              <w:t>Single MainWindow._set_screen(key) method</w:t>
             </w:r>
           </w:p>
         </w:tc>
@@ -36455,30 +34610,8 @@
               <w:rPr>
                 <w:lang w:val="en-ZA"/>
               </w:rPr>
-              <w:t xml:space="preserve">180 </w:t>
-            </w:r>
-            <w:proofErr w:type="spellStart"/>
-            <w:r>
-              <w:rPr>
-                <w:lang w:val="en-ZA"/>
-              </w:rPr>
-              <w:t>ms</w:t>
-            </w:r>
-            <w:proofErr w:type="spellEnd"/>
-            <w:r>
-              <w:rPr>
-                <w:lang w:val="en-ZA"/>
-              </w:rPr>
-              <w:t xml:space="preserve"> </w:t>
-            </w:r>
-            <w:proofErr w:type="gramStart"/>
-            <w:r>
-              <w:rPr>
-                <w:lang w:val="en-ZA"/>
-              </w:rPr>
-              <w:t>fade</w:t>
-            </w:r>
-            <w:proofErr w:type="gramEnd"/>
+              <w:t>180 ms fade</w:t>
+            </w:r>
           </w:p>
         </w:tc>
       </w:tr>
@@ -36553,19 +34686,11 @@
                 <w:lang w:val="en-ZA"/>
               </w:rPr>
             </w:pPr>
-            <w:proofErr w:type="spellStart"/>
-            <w:r>
-              <w:rPr>
-                <w:lang w:val="en-ZA"/>
-              </w:rPr>
-              <w:t>pytest</w:t>
-            </w:r>
-            <w:proofErr w:type="spellEnd"/>
-            <w:r>
-              <w:rPr>
-                <w:lang w:val="en-ZA"/>
-              </w:rPr>
-              <w:t>, 36 tests</w:t>
+            <w:r>
+              <w:rPr>
+                <w:lang w:val="en-ZA"/>
+              </w:rPr>
+              <w:t>pytest, 36 tests</w:t>
             </w:r>
           </w:p>
         </w:tc>
@@ -36615,19 +34740,11 @@
                 <w:lang w:val="en-ZA"/>
               </w:rPr>
             </w:pPr>
-            <w:proofErr w:type="spellStart"/>
-            <w:r>
-              <w:rPr>
-                <w:lang w:val="en-ZA"/>
-              </w:rPr>
-              <w:t>PyInstaller</w:t>
-            </w:r>
-            <w:proofErr w:type="spellEnd"/>
-            <w:r>
-              <w:rPr>
-                <w:lang w:val="en-ZA"/>
-              </w:rPr>
-              <w:t xml:space="preserve"> attempted</w:t>
+            <w:r>
+              <w:rPr>
+                <w:lang w:val="en-ZA"/>
+              </w:rPr>
+              <w:t>PyInstaller attempted</w:t>
             </w:r>
           </w:p>
         </w:tc>
@@ -36764,29 +34881,7 @@
         <w:rPr>
           <w:lang w:val="en-ZA"/>
         </w:rPr>
-        <w:t>Fix: route all navigation through main_</w:t>
-      </w:r>
-      <w:proofErr w:type="gramStart"/>
-      <w:r>
-        <w:rPr>
-          <w:lang w:val="en-ZA"/>
-        </w:rPr>
-        <w:t>window._</w:t>
-      </w:r>
-      <w:proofErr w:type="spellStart"/>
-      <w:proofErr w:type="gramEnd"/>
-      <w:r>
-        <w:rPr>
-          <w:lang w:val="en-ZA"/>
-        </w:rPr>
-        <w:t>set_screen</w:t>
-      </w:r>
-      <w:proofErr w:type="spellEnd"/>
-      <w:r>
-        <w:rPr>
-          <w:lang w:val="en-ZA"/>
-        </w:rPr>
-        <w:t xml:space="preserve"> for sidebar sync</w:t>
+        <w:t>Fix: route all navigation through main_window._set_screen for sidebar sync</w:t>
       </w:r>
     </w:p>
     <w:p>
@@ -36799,16 +34894,8 @@
         <w:rPr>
           <w:lang w:val="en-ZA"/>
         </w:rPr>
-        <w:t>Fix: route all pre-login navigation through _</w:t>
-      </w:r>
-      <w:proofErr w:type="spellStart"/>
-      <w:r>
-        <w:rPr>
-          <w:lang w:val="en-ZA"/>
-        </w:rPr>
-        <w:t>set_screen</w:t>
-      </w:r>
-      <w:proofErr w:type="spellEnd"/>
+        <w:t>Fix: route all pre-login navigation through _set_screen</w:t>
+      </w:r>
     </w:p>
     <w:p>
       <w:pPr>
@@ -39702,21 +37789,7 @@
         <w:rPr>
           <w:lang w:val="en-ZA"/>
         </w:rPr>
-        <w:t xml:space="preserve">A three-step recovery flow implemented via </w:t>
-      </w:r>
-      <w:proofErr w:type="spellStart"/>
-      <w:r>
-        <w:rPr>
-          <w:lang w:val="en-ZA"/>
-        </w:rPr>
-        <w:t>ForgotPasswordDialog</w:t>
-      </w:r>
-      <w:proofErr w:type="spellEnd"/>
-      <w:r>
-        <w:rPr>
-          <w:lang w:val="en-ZA"/>
-        </w:rPr>
-        <w:t>:</w:t>
+        <w:t>A three-step recovery flow implemented via ForgotPasswordDialog:</w:t>
       </w:r>
     </w:p>
     <w:p>
@@ -39750,21 +37823,7 @@
         <w:rPr>
           <w:lang w:val="en-ZA"/>
         </w:rPr>
-        <w:t xml:space="preserve">User answers the question (case-insensitive) → system verifies against the stored </w:t>
-      </w:r>
-      <w:proofErr w:type="spellStart"/>
-      <w:r>
-        <w:rPr>
-          <w:lang w:val="en-ZA"/>
-        </w:rPr>
-        <w:t>bcrypt</w:t>
-      </w:r>
-      <w:proofErr w:type="spellEnd"/>
-      <w:r>
-        <w:rPr>
-          <w:lang w:val="en-ZA"/>
-        </w:rPr>
-        <w:t xml:space="preserve"> hash of the normalised answer</w:t>
+        <w:t>User answers the question (case-insensitive) → system verifies against the stored bcrypt hash of the normalised answer</w:t>
       </w:r>
     </w:p>
     <w:p>
@@ -39781,21 +37840,7 @@
         <w:rPr>
           <w:lang w:val="en-ZA"/>
         </w:rPr>
-        <w:t xml:space="preserve">User sets a new password → </w:t>
-      </w:r>
-      <w:proofErr w:type="spellStart"/>
-      <w:r>
-        <w:rPr>
-          <w:lang w:val="en-ZA"/>
-        </w:rPr>
-        <w:t>AuthService.reset_password</w:t>
-      </w:r>
-      <w:proofErr w:type="spellEnd"/>
-      <w:r>
-        <w:rPr>
-          <w:lang w:val="en-ZA"/>
-        </w:rPr>
-        <w:t xml:space="preserve"> updates the hash</w:t>
+        <w:t>User sets a new password → AuthService.reset_password updates the hash</w:t>
       </w:r>
     </w:p>
     <w:p>
@@ -39808,49 +37853,7 @@
         <w:rPr>
           <w:lang w:val="en-ZA"/>
         </w:rPr>
-        <w:t xml:space="preserve">Two new columns were added to User: </w:t>
-      </w:r>
-      <w:proofErr w:type="spellStart"/>
-      <w:r>
-        <w:rPr>
-          <w:lang w:val="en-ZA"/>
-        </w:rPr>
-        <w:t>security_question</w:t>
-      </w:r>
-      <w:proofErr w:type="spellEnd"/>
-      <w:r>
-        <w:rPr>
-          <w:lang w:val="en-ZA"/>
-        </w:rPr>
-        <w:t xml:space="preserve"> (string) and </w:t>
-      </w:r>
-      <w:proofErr w:type="spellStart"/>
-      <w:r>
-        <w:rPr>
-          <w:lang w:val="en-ZA"/>
-        </w:rPr>
-        <w:t>security_answer_hash</w:t>
-      </w:r>
-      <w:proofErr w:type="spellEnd"/>
-      <w:r>
-        <w:rPr>
-          <w:lang w:val="en-ZA"/>
-        </w:rPr>
-        <w:t xml:space="preserve"> (</w:t>
-      </w:r>
-      <w:proofErr w:type="spellStart"/>
-      <w:r>
-        <w:rPr>
-          <w:lang w:val="en-ZA"/>
-        </w:rPr>
-        <w:t>bcrypt</w:t>
-      </w:r>
-      <w:proofErr w:type="spellEnd"/>
-      <w:r>
-        <w:rPr>
-          <w:lang w:val="en-ZA"/>
-        </w:rPr>
-        <w:t xml:space="preserve"> hash). Answers are normalised (trimmed and lowercased) before hashing so that "Cape Town", "cape town" and "CAPE TOWN" all verify.</w:t>
+        <w:t>Two new columns were added to User: security_question (string) and security_answer_hash (bcrypt hash). Answers are normalised (trimmed and lowercased) before hashing so that "Cape Town", "cape town" and "CAPE TOWN" all verify.</w:t>
       </w:r>
     </w:p>
     <w:p>
@@ -39999,21 +38002,7 @@
         <w:rPr>
           <w:lang w:val="en-ZA"/>
         </w:rPr>
-        <w:t xml:space="preserve">Three new owner-scoped reports were added to </w:t>
-      </w:r>
-      <w:proofErr w:type="spellStart"/>
-      <w:r>
-        <w:rPr>
-          <w:lang w:val="en-ZA"/>
-        </w:rPr>
-        <w:t>ReportService</w:t>
-      </w:r>
-      <w:proofErr w:type="spellEnd"/>
-      <w:r>
-        <w:rPr>
-          <w:lang w:val="en-ZA"/>
-        </w:rPr>
-        <w:t>:</w:t>
+        <w:t>Three new owner-scoped reports were added to ReportService:</w:t>
       </w:r>
     </w:p>
     <w:p>
@@ -40101,35 +38090,7 @@
         <w:rPr>
           <w:lang w:val="en-ZA"/>
         </w:rPr>
-        <w:t xml:space="preserve">All three use </w:t>
-      </w:r>
-      <w:proofErr w:type="spellStart"/>
-      <w:r>
-        <w:rPr>
-          <w:lang w:val="en-ZA"/>
-        </w:rPr>
-        <w:t>OwnershipRepository.property_ids_for_owner</w:t>
-      </w:r>
-      <w:proofErr w:type="spellEnd"/>
-      <w:r>
-        <w:rPr>
-          <w:lang w:val="en-ZA"/>
-        </w:rPr>
-        <w:t>(</w:t>
-      </w:r>
-      <w:proofErr w:type="spellStart"/>
-      <w:r>
-        <w:rPr>
-          <w:lang w:val="en-ZA"/>
-        </w:rPr>
-        <w:t>uid</w:t>
-      </w:r>
-      <w:proofErr w:type="spellEnd"/>
-      <w:r>
-        <w:rPr>
-          <w:lang w:val="en-ZA"/>
-        </w:rPr>
-        <w:t>) to scope data. Owners never see system-wide data.</w:t>
+        <w:t>All three use OwnershipRepository.property_ids_for_owner(uid) to scope data. Owners never see system-wide data.</w:t>
       </w:r>
     </w:p>
     <w:p>
@@ -40251,19 +38212,11 @@
           <w:lang w:val="en-ZA"/>
         </w:rPr>
       </w:pPr>
-      <w:proofErr w:type="spellStart"/>
-      <w:r>
-        <w:rPr>
-          <w:lang w:val="en-ZA"/>
-        </w:rPr>
-        <w:t>TenantLeaseCard</w:t>
-      </w:r>
-      <w:proofErr w:type="spellEnd"/>
-      <w:r>
-        <w:rPr>
-          <w:lang w:val="en-ZA"/>
-        </w:rPr>
-        <w:t xml:space="preserve"> — rent as hero, progress bar showing term elapsed, status badge, terminate action</w:t>
+      <w:r>
+        <w:rPr>
+          <w:lang w:val="en-ZA"/>
+        </w:rPr>
+        <w:t>TenantLeaseCard — rent as hero, progress bar showing term elapsed, status badge, terminate action</w:t>
       </w:r>
     </w:p>
     <w:p>
@@ -40276,19 +38229,11 @@
           <w:lang w:val="en-ZA"/>
         </w:rPr>
       </w:pPr>
-      <w:proofErr w:type="spellStart"/>
-      <w:r>
-        <w:rPr>
-          <w:lang w:val="en-ZA"/>
-        </w:rPr>
-        <w:t>TenantPaymentCard</w:t>
-      </w:r>
-      <w:proofErr w:type="spellEnd"/>
-      <w:r>
-        <w:rPr>
-          <w:lang w:val="en-ZA"/>
-        </w:rPr>
-        <w:t xml:space="preserve"> — status-coloured left border, amount as hero, due/paid dates, "I've Paid This" action</w:t>
+      <w:r>
+        <w:rPr>
+          <w:lang w:val="en-ZA"/>
+        </w:rPr>
+        <w:t>TenantPaymentCard — status-coloured left border, amount as hero, due/paid dates, "I've Paid This" action</w:t>
       </w:r>
     </w:p>
     <w:p>
@@ -40301,20 +38246,12 @@
           <w:lang w:val="en-ZA"/>
         </w:rPr>
       </w:pPr>
-      <w:proofErr w:type="spellStart"/>
       <w:r>
         <w:rPr>
           <w:lang w:val="en-ZA"/>
         </w:rPr>
         <w:lastRenderedPageBreak/>
-        <w:t>TenantViewingCard</w:t>
-      </w:r>
-      <w:proofErr w:type="spellEnd"/>
-      <w:r>
-        <w:rPr>
-          <w:lang w:val="en-ZA"/>
-        </w:rPr>
-        <w:t xml:space="preserve"> — booking-style layout with preferred date/time, message, manager note, cancel action</w:t>
+        <w:t>TenantViewingCard — booking-style layout with preferred date/time, message, manager note, cancel action</w:t>
       </w:r>
     </w:p>
     <w:p>
@@ -40327,19 +38264,11 @@
           <w:lang w:val="en-ZA"/>
         </w:rPr>
       </w:pPr>
-      <w:proofErr w:type="spellStart"/>
-      <w:r>
-        <w:rPr>
-          <w:lang w:val="en-ZA"/>
-        </w:rPr>
-        <w:t>TenantApplicationCard</w:t>
-      </w:r>
-      <w:proofErr w:type="spellEnd"/>
-      <w:r>
-        <w:rPr>
-          <w:lang w:val="en-ZA"/>
-        </w:rPr>
-        <w:t xml:space="preserve"> — horizontal progress tracker (Submitted → Under Review → Approved → Signed), status badge, withdraw action</w:t>
+      <w:r>
+        <w:rPr>
+          <w:lang w:val="en-ZA"/>
+        </w:rPr>
+        <w:t>TenantApplicationCard — horizontal progress tracker (Submitted → Under Review → Approved → Signed), status badge, withdraw action</w:t>
       </w:r>
     </w:p>
     <w:p>
@@ -40352,19 +38281,11 @@
           <w:lang w:val="en-ZA"/>
         </w:rPr>
       </w:pPr>
-      <w:proofErr w:type="spellStart"/>
-      <w:r>
-        <w:rPr>
-          <w:lang w:val="en-ZA"/>
-        </w:rPr>
-        <w:t>MaintenanceKanbanCard</w:t>
-      </w:r>
-      <w:proofErr w:type="spellEnd"/>
-      <w:r>
-        <w:rPr>
-          <w:lang w:val="en-ZA"/>
-        </w:rPr>
-        <w:t xml:space="preserve"> — compact card with priority-coloured border, address, description, submitter</w:t>
+      <w:r>
+        <w:rPr>
+          <w:lang w:val="en-ZA"/>
+        </w:rPr>
+        <w:t>MaintenanceKanbanCard — compact card with priority-coloured border, address, description, submitter</w:t>
       </w:r>
     </w:p>
     <w:p>
@@ -40377,19 +38298,11 @@
           <w:lang w:val="en-ZA"/>
         </w:rPr>
       </w:pPr>
-      <w:proofErr w:type="spellStart"/>
-      <w:r>
-        <w:rPr>
-          <w:lang w:val="en-ZA"/>
-        </w:rPr>
-        <w:t>KanbanColumn</w:t>
-      </w:r>
-      <w:proofErr w:type="spellEnd"/>
-      <w:r>
-        <w:rPr>
-          <w:lang w:val="en-ZA"/>
-        </w:rPr>
-        <w:t xml:space="preserve"> — one column of the maintenance board, with header counter and card container</w:t>
+      <w:r>
+        <w:rPr>
+          <w:lang w:val="en-ZA"/>
+        </w:rPr>
+        <w:t>KanbanColumn — one column of the maintenance board, with header counter and card container</w:t>
       </w:r>
     </w:p>
     <w:p>
@@ -40402,19 +38315,11 @@
           <w:lang w:val="en-ZA"/>
         </w:rPr>
       </w:pPr>
-      <w:proofErr w:type="spellStart"/>
-      <w:r>
-        <w:rPr>
-          <w:lang w:val="en-ZA"/>
-        </w:rPr>
-        <w:t>MonthSectionHeader</w:t>
-      </w:r>
-      <w:proofErr w:type="spellEnd"/>
-      <w:r>
-        <w:rPr>
-          <w:lang w:val="en-ZA"/>
-        </w:rPr>
-        <w:t xml:space="preserve"> — for grouping tenant payments by month</w:t>
+      <w:r>
+        <w:rPr>
+          <w:lang w:val="en-ZA"/>
+        </w:rPr>
+        <w:t>MonthSectionHeader — for grouping tenant payments by month</w:t>
       </w:r>
     </w:p>
     <w:p>
@@ -42825,9 +40730,4274 @@
         </w:rPr>
       </w:pPr>
     </w:p>
+    <w:p>
+      <w:pPr>
+        <w:rPr>
+          <w:lang w:val="en-ZA"/>
+        </w:rPr>
+      </w:pPr>
+    </w:p>
+    <w:p>
+      <w:pPr>
+        <w:rPr>
+          <w:lang w:val="en-ZA"/>
+        </w:rPr>
+      </w:pPr>
+    </w:p>
+    <w:p>
+      <w:pPr>
+        <w:rPr>
+          <w:lang w:val="en-ZA"/>
+        </w:rPr>
+      </w:pPr>
+    </w:p>
+    <w:p>
+      <w:pPr>
+        <w:rPr>
+          <w:lang w:val="en-ZA"/>
+        </w:rPr>
+      </w:pPr>
+    </w:p>
+    <w:p>
+      <w:pPr>
+        <w:rPr>
+          <w:lang w:val="en-ZA"/>
+        </w:rPr>
+      </w:pPr>
+    </w:p>
+    <w:p>
+      <w:pPr>
+        <w:rPr>
+          <w:lang w:val="en-ZA"/>
+        </w:rPr>
+      </w:pPr>
+    </w:p>
+    <w:p>
+      <w:pPr>
+        <w:rPr>
+          <w:lang w:val="en-ZA"/>
+        </w:rPr>
+      </w:pPr>
+    </w:p>
+    <w:p>
+      <w:pPr>
+        <w:rPr>
+          <w:lang w:val="en-ZA"/>
+        </w:rPr>
+      </w:pPr>
+    </w:p>
+    <w:p>
+      <w:pPr>
+        <w:rPr>
+          <w:b/>
+          <w:bCs/>
+          <w:lang w:val="en-ZA"/>
+        </w:rPr>
+      </w:pPr>
+      <w:r>
+        <w:rPr>
+          <w:b/>
+          <w:bCs/>
+          <w:lang w:val="en-ZA"/>
+        </w:rPr>
+        <w:lastRenderedPageBreak/>
+        <w:t>15. Progress Log — Update #5 (Live Deployment &amp; Performance Optimisation)</w:t>
+      </w:r>
+    </w:p>
+    <w:p>
+      <w:pPr>
+        <w:rPr>
+          <w:b/>
+          <w:bCs/>
+          <w:lang w:val="en-ZA"/>
+        </w:rPr>
+      </w:pPr>
+      <w:r>
+        <w:rPr>
+          <w:b/>
+          <w:bCs/>
+          <w:lang w:val="en-ZA"/>
+        </w:rPr>
+        <w:t>15.1 Progress Summary</w:t>
+      </w:r>
+    </w:p>
+    <w:tbl>
+      <w:tblPr>
+        <w:tblW w:w="0" w:type="auto"/>
+        <w:tblCellMar>
+          <w:top w:w="15" w:type="dxa"/>
+          <w:left w:w="15" w:type="dxa"/>
+          <w:bottom w:w="15" w:type="dxa"/>
+          <w:right w:w="15" w:type="dxa"/>
+        </w:tblCellMar>
+        <w:tblLook w:val="04A0" w:firstRow="1" w:lastRow="0" w:firstColumn="1" w:lastColumn="0" w:noHBand="0" w:noVBand="1"/>
+      </w:tblPr>
+      <w:tblGrid>
+        <w:gridCol w:w="3520"/>
+        <w:gridCol w:w="1909"/>
+        <w:gridCol w:w="1686"/>
+        <w:gridCol w:w="1525"/>
+      </w:tblGrid>
+      <w:tr>
+        <w:trPr>
+          <w:tblHeader/>
+        </w:trPr>
+        <w:tc>
+          <w:tcPr>
+            <w:tcW w:w="0" w:type="auto"/>
+            <w:tcBorders>
+              <w:top w:val="nil"/>
+            </w:tcBorders>
+            <w:tcMar>
+              <w:top w:w="150" w:type="dxa"/>
+              <w:left w:w="0" w:type="dxa"/>
+              <w:bottom w:w="150" w:type="dxa"/>
+              <w:right w:w="240" w:type="dxa"/>
+            </w:tcMar>
+            <w:vAlign w:val="center"/>
+            <w:hideMark/>
+          </w:tcPr>
+          <w:p>
+            <w:pPr>
+              <w:rPr>
+                <w:lang w:val="en-ZA"/>
+              </w:rPr>
+            </w:pPr>
+            <w:r>
+              <w:rPr>
+                <w:lang w:val="en-ZA"/>
+              </w:rPr>
+              <w:t>Area</w:t>
+            </w:r>
+          </w:p>
+        </w:tc>
+        <w:tc>
+          <w:tcPr>
+            <w:tcW w:w="0" w:type="auto"/>
+            <w:tcBorders>
+              <w:top w:val="nil"/>
+            </w:tcBorders>
+            <w:tcMar>
+              <w:top w:w="150" w:type="dxa"/>
+              <w:left w:w="240" w:type="dxa"/>
+              <w:bottom w:w="150" w:type="dxa"/>
+              <w:right w:w="240" w:type="dxa"/>
+            </w:tcMar>
+            <w:vAlign w:val="center"/>
+            <w:hideMark/>
+          </w:tcPr>
+          <w:p>
+            <w:pPr>
+              <w:rPr>
+                <w:lang w:val="en-ZA"/>
+              </w:rPr>
+            </w:pPr>
+            <w:r>
+              <w:rPr>
+                <w:lang w:val="en-ZA"/>
+              </w:rPr>
+              <w:t>Section 14 Status</w:t>
+            </w:r>
+          </w:p>
+        </w:tc>
+        <w:tc>
+          <w:tcPr>
+            <w:tcW w:w="0" w:type="auto"/>
+            <w:tcBorders>
+              <w:top w:val="nil"/>
+            </w:tcBorders>
+            <w:tcMar>
+              <w:top w:w="150" w:type="dxa"/>
+              <w:left w:w="240" w:type="dxa"/>
+              <w:bottom w:w="150" w:type="dxa"/>
+              <w:right w:w="240" w:type="dxa"/>
+            </w:tcMar>
+            <w:vAlign w:val="center"/>
+            <w:hideMark/>
+          </w:tcPr>
+          <w:p>
+            <w:pPr>
+              <w:rPr>
+                <w:lang w:val="en-ZA"/>
+              </w:rPr>
+            </w:pPr>
+            <w:r>
+              <w:rPr>
+                <w:lang w:val="en-ZA"/>
+              </w:rPr>
+              <w:t>Current Status</w:t>
+            </w:r>
+          </w:p>
+        </w:tc>
+        <w:tc>
+          <w:tcPr>
+            <w:tcW w:w="0" w:type="auto"/>
+            <w:tcBorders>
+              <w:top w:val="nil"/>
+            </w:tcBorders>
+            <w:tcMar>
+              <w:top w:w="150" w:type="dxa"/>
+              <w:left w:w="240" w:type="dxa"/>
+              <w:bottom w:w="150" w:type="dxa"/>
+              <w:right w:w="240" w:type="dxa"/>
+            </w:tcMar>
+            <w:vAlign w:val="center"/>
+            <w:hideMark/>
+          </w:tcPr>
+          <w:p>
+            <w:pPr>
+              <w:rPr>
+                <w:lang w:val="en-ZA"/>
+              </w:rPr>
+            </w:pPr>
+            <w:r>
+              <w:rPr>
+                <w:lang w:val="en-ZA"/>
+              </w:rPr>
+              <w:t>% Complete</w:t>
+            </w:r>
+          </w:p>
+        </w:tc>
+      </w:tr>
+      <w:tr>
+        <w:tc>
+          <w:tcPr>
+            <w:tcW w:w="0" w:type="auto"/>
+            <w:tcMar>
+              <w:top w:w="150" w:type="dxa"/>
+              <w:left w:w="0" w:type="dxa"/>
+              <w:bottom w:w="150" w:type="dxa"/>
+              <w:right w:w="240" w:type="dxa"/>
+            </w:tcMar>
+            <w:vAlign w:val="center"/>
+            <w:hideMark/>
+          </w:tcPr>
+          <w:p>
+            <w:pPr>
+              <w:rPr>
+                <w:lang w:val="en-ZA"/>
+              </w:rPr>
+            </w:pPr>
+            <w:r>
+              <w:rPr>
+                <w:lang w:val="en-ZA"/>
+              </w:rPr>
+              <w:t>All 10 core modules</w:t>
+            </w:r>
+          </w:p>
+        </w:tc>
+        <w:tc>
+          <w:tcPr>
+            <w:tcW w:w="0" w:type="auto"/>
+            <w:tcMar>
+              <w:top w:w="150" w:type="dxa"/>
+              <w:left w:w="240" w:type="dxa"/>
+              <w:bottom w:w="150" w:type="dxa"/>
+              <w:right w:w="240" w:type="dxa"/>
+            </w:tcMar>
+            <w:vAlign w:val="center"/>
+            <w:hideMark/>
+          </w:tcPr>
+          <w:p>
+            <w:pPr>
+              <w:rPr>
+                <w:lang w:val="en-ZA"/>
+              </w:rPr>
+            </w:pPr>
+            <w:r>
+              <w:rPr>
+                <w:rFonts w:ascii="Segoe UI Emoji" w:hAnsi="Segoe UI Emoji" w:cs="Segoe UI Emoji"/>
+                <w:lang w:val="en-ZA"/>
+              </w:rPr>
+              <w:t>✅</w:t>
+            </w:r>
+          </w:p>
+        </w:tc>
+        <w:tc>
+          <w:tcPr>
+            <w:tcW w:w="0" w:type="auto"/>
+            <w:tcMar>
+              <w:top w:w="150" w:type="dxa"/>
+              <w:left w:w="240" w:type="dxa"/>
+              <w:bottom w:w="150" w:type="dxa"/>
+              <w:right w:w="240" w:type="dxa"/>
+            </w:tcMar>
+            <w:vAlign w:val="center"/>
+            <w:hideMark/>
+          </w:tcPr>
+          <w:p>
+            <w:pPr>
+              <w:rPr>
+                <w:lang w:val="en-ZA"/>
+              </w:rPr>
+            </w:pPr>
+            <w:r>
+              <w:rPr>
+                <w:rFonts w:ascii="Segoe UI Emoji" w:hAnsi="Segoe UI Emoji" w:cs="Segoe UI Emoji"/>
+                <w:lang w:val="en-ZA"/>
+              </w:rPr>
+              <w:t>✅</w:t>
+            </w:r>
+          </w:p>
+        </w:tc>
+        <w:tc>
+          <w:tcPr>
+            <w:tcW w:w="0" w:type="auto"/>
+            <w:tcMar>
+              <w:top w:w="150" w:type="dxa"/>
+              <w:left w:w="240" w:type="dxa"/>
+              <w:bottom w:w="150" w:type="dxa"/>
+              <w:right w:w="0" w:type="dxa"/>
+            </w:tcMar>
+            <w:vAlign w:val="center"/>
+            <w:hideMark/>
+          </w:tcPr>
+          <w:p>
+            <w:pPr>
+              <w:rPr>
+                <w:lang w:val="en-ZA"/>
+              </w:rPr>
+            </w:pPr>
+            <w:r>
+              <w:rPr>
+                <w:lang w:val="en-ZA"/>
+              </w:rPr>
+              <w:t>100%</w:t>
+            </w:r>
+          </w:p>
+        </w:tc>
+      </w:tr>
+      <w:tr>
+        <w:tc>
+          <w:tcPr>
+            <w:tcW w:w="0" w:type="auto"/>
+            <w:tcMar>
+              <w:top w:w="150" w:type="dxa"/>
+              <w:left w:w="0" w:type="dxa"/>
+              <w:bottom w:w="150" w:type="dxa"/>
+              <w:right w:w="240" w:type="dxa"/>
+            </w:tcMar>
+            <w:vAlign w:val="center"/>
+            <w:hideMark/>
+          </w:tcPr>
+          <w:p>
+            <w:pPr>
+              <w:rPr>
+                <w:lang w:val="en-ZA"/>
+              </w:rPr>
+            </w:pPr>
+            <w:r>
+              <w:rPr>
+                <w:lang w:val="en-ZA"/>
+              </w:rPr>
+              <w:t>Role-aware UI + sidebar + dark mode</w:t>
+            </w:r>
+          </w:p>
+        </w:tc>
+        <w:tc>
+          <w:tcPr>
+            <w:tcW w:w="0" w:type="auto"/>
+            <w:tcMar>
+              <w:top w:w="150" w:type="dxa"/>
+              <w:left w:w="240" w:type="dxa"/>
+              <w:bottom w:w="150" w:type="dxa"/>
+              <w:right w:w="240" w:type="dxa"/>
+            </w:tcMar>
+            <w:vAlign w:val="center"/>
+            <w:hideMark/>
+          </w:tcPr>
+          <w:p>
+            <w:pPr>
+              <w:rPr>
+                <w:lang w:val="en-ZA"/>
+              </w:rPr>
+            </w:pPr>
+            <w:r>
+              <w:rPr>
+                <w:rFonts w:ascii="Segoe UI Emoji" w:hAnsi="Segoe UI Emoji" w:cs="Segoe UI Emoji"/>
+                <w:lang w:val="en-ZA"/>
+              </w:rPr>
+              <w:t>✅</w:t>
+            </w:r>
+          </w:p>
+        </w:tc>
+        <w:tc>
+          <w:tcPr>
+            <w:tcW w:w="0" w:type="auto"/>
+            <w:tcMar>
+              <w:top w:w="150" w:type="dxa"/>
+              <w:left w:w="240" w:type="dxa"/>
+              <w:bottom w:w="150" w:type="dxa"/>
+              <w:right w:w="240" w:type="dxa"/>
+            </w:tcMar>
+            <w:vAlign w:val="center"/>
+            <w:hideMark/>
+          </w:tcPr>
+          <w:p>
+            <w:pPr>
+              <w:rPr>
+                <w:lang w:val="en-ZA"/>
+              </w:rPr>
+            </w:pPr>
+            <w:r>
+              <w:rPr>
+                <w:rFonts w:ascii="Segoe UI Emoji" w:hAnsi="Segoe UI Emoji" w:cs="Segoe UI Emoji"/>
+                <w:lang w:val="en-ZA"/>
+              </w:rPr>
+              <w:t>✅</w:t>
+            </w:r>
+          </w:p>
+        </w:tc>
+        <w:tc>
+          <w:tcPr>
+            <w:tcW w:w="0" w:type="auto"/>
+            <w:tcMar>
+              <w:top w:w="150" w:type="dxa"/>
+              <w:left w:w="240" w:type="dxa"/>
+              <w:bottom w:w="150" w:type="dxa"/>
+              <w:right w:w="0" w:type="dxa"/>
+            </w:tcMar>
+            <w:vAlign w:val="center"/>
+            <w:hideMark/>
+          </w:tcPr>
+          <w:p>
+            <w:pPr>
+              <w:rPr>
+                <w:lang w:val="en-ZA"/>
+              </w:rPr>
+            </w:pPr>
+            <w:r>
+              <w:rPr>
+                <w:lang w:val="en-ZA"/>
+              </w:rPr>
+              <w:t>100%</w:t>
+            </w:r>
+          </w:p>
+        </w:tc>
+      </w:tr>
+      <w:tr>
+        <w:tc>
+          <w:tcPr>
+            <w:tcW w:w="0" w:type="auto"/>
+            <w:tcMar>
+              <w:top w:w="150" w:type="dxa"/>
+              <w:left w:w="0" w:type="dxa"/>
+              <w:bottom w:w="150" w:type="dxa"/>
+              <w:right w:w="240" w:type="dxa"/>
+            </w:tcMar>
+            <w:vAlign w:val="center"/>
+            <w:hideMark/>
+          </w:tcPr>
+          <w:p>
+            <w:pPr>
+              <w:rPr>
+                <w:lang w:val="en-ZA"/>
+              </w:rPr>
+            </w:pPr>
+            <w:r>
+              <w:rPr>
+                <w:lang w:val="en-ZA"/>
+              </w:rPr>
+              <w:t>Profile system with change requests</w:t>
+            </w:r>
+          </w:p>
+        </w:tc>
+        <w:tc>
+          <w:tcPr>
+            <w:tcW w:w="0" w:type="auto"/>
+            <w:tcMar>
+              <w:top w:w="150" w:type="dxa"/>
+              <w:left w:w="240" w:type="dxa"/>
+              <w:bottom w:w="150" w:type="dxa"/>
+              <w:right w:w="240" w:type="dxa"/>
+            </w:tcMar>
+            <w:vAlign w:val="center"/>
+            <w:hideMark/>
+          </w:tcPr>
+          <w:p>
+            <w:pPr>
+              <w:rPr>
+                <w:lang w:val="en-ZA"/>
+              </w:rPr>
+            </w:pPr>
+            <w:r>
+              <w:rPr>
+                <w:rFonts w:ascii="Segoe UI Emoji" w:hAnsi="Segoe UI Emoji" w:cs="Segoe UI Emoji"/>
+                <w:lang w:val="en-ZA"/>
+              </w:rPr>
+              <w:t>✅</w:t>
+            </w:r>
+          </w:p>
+        </w:tc>
+        <w:tc>
+          <w:tcPr>
+            <w:tcW w:w="0" w:type="auto"/>
+            <w:tcMar>
+              <w:top w:w="150" w:type="dxa"/>
+              <w:left w:w="240" w:type="dxa"/>
+              <w:bottom w:w="150" w:type="dxa"/>
+              <w:right w:w="240" w:type="dxa"/>
+            </w:tcMar>
+            <w:vAlign w:val="center"/>
+            <w:hideMark/>
+          </w:tcPr>
+          <w:p>
+            <w:pPr>
+              <w:rPr>
+                <w:lang w:val="en-ZA"/>
+              </w:rPr>
+            </w:pPr>
+            <w:r>
+              <w:rPr>
+                <w:rFonts w:ascii="Segoe UI Emoji" w:hAnsi="Segoe UI Emoji" w:cs="Segoe UI Emoji"/>
+                <w:lang w:val="en-ZA"/>
+              </w:rPr>
+              <w:t>✅</w:t>
+            </w:r>
+          </w:p>
+        </w:tc>
+        <w:tc>
+          <w:tcPr>
+            <w:tcW w:w="0" w:type="auto"/>
+            <w:tcMar>
+              <w:top w:w="150" w:type="dxa"/>
+              <w:left w:w="240" w:type="dxa"/>
+              <w:bottom w:w="150" w:type="dxa"/>
+              <w:right w:w="0" w:type="dxa"/>
+            </w:tcMar>
+            <w:vAlign w:val="center"/>
+            <w:hideMark/>
+          </w:tcPr>
+          <w:p>
+            <w:pPr>
+              <w:rPr>
+                <w:lang w:val="en-ZA"/>
+              </w:rPr>
+            </w:pPr>
+            <w:r>
+              <w:rPr>
+                <w:lang w:val="en-ZA"/>
+              </w:rPr>
+              <w:t>100%</w:t>
+            </w:r>
+          </w:p>
+        </w:tc>
+      </w:tr>
+      <w:tr>
+        <w:tc>
+          <w:tcPr>
+            <w:tcW w:w="0" w:type="auto"/>
+            <w:tcMar>
+              <w:top w:w="150" w:type="dxa"/>
+              <w:left w:w="0" w:type="dxa"/>
+              <w:bottom w:w="150" w:type="dxa"/>
+              <w:right w:w="240" w:type="dxa"/>
+            </w:tcMar>
+            <w:vAlign w:val="center"/>
+            <w:hideMark/>
+          </w:tcPr>
+          <w:p>
+            <w:pPr>
+              <w:rPr>
+                <w:lang w:val="en-ZA"/>
+              </w:rPr>
+            </w:pPr>
+            <w:r>
+              <w:rPr>
+                <w:lang w:val="en-ZA"/>
+              </w:rPr>
+              <w:t>Guest mode + self-registration</w:t>
+            </w:r>
+          </w:p>
+        </w:tc>
+        <w:tc>
+          <w:tcPr>
+            <w:tcW w:w="0" w:type="auto"/>
+            <w:tcMar>
+              <w:top w:w="150" w:type="dxa"/>
+              <w:left w:w="240" w:type="dxa"/>
+              <w:bottom w:w="150" w:type="dxa"/>
+              <w:right w:w="240" w:type="dxa"/>
+            </w:tcMar>
+            <w:vAlign w:val="center"/>
+            <w:hideMark/>
+          </w:tcPr>
+          <w:p>
+            <w:pPr>
+              <w:rPr>
+                <w:lang w:val="en-ZA"/>
+              </w:rPr>
+            </w:pPr>
+            <w:r>
+              <w:rPr>
+                <w:rFonts w:ascii="Segoe UI Emoji" w:hAnsi="Segoe UI Emoji" w:cs="Segoe UI Emoji"/>
+                <w:lang w:val="en-ZA"/>
+              </w:rPr>
+              <w:t>✅</w:t>
+            </w:r>
+          </w:p>
+        </w:tc>
+        <w:tc>
+          <w:tcPr>
+            <w:tcW w:w="0" w:type="auto"/>
+            <w:tcMar>
+              <w:top w:w="150" w:type="dxa"/>
+              <w:left w:w="240" w:type="dxa"/>
+              <w:bottom w:w="150" w:type="dxa"/>
+              <w:right w:w="240" w:type="dxa"/>
+            </w:tcMar>
+            <w:vAlign w:val="center"/>
+            <w:hideMark/>
+          </w:tcPr>
+          <w:p>
+            <w:pPr>
+              <w:rPr>
+                <w:lang w:val="en-ZA"/>
+              </w:rPr>
+            </w:pPr>
+            <w:r>
+              <w:rPr>
+                <w:rFonts w:ascii="Segoe UI Emoji" w:hAnsi="Segoe UI Emoji" w:cs="Segoe UI Emoji"/>
+                <w:lang w:val="en-ZA"/>
+              </w:rPr>
+              <w:t>✅</w:t>
+            </w:r>
+          </w:p>
+        </w:tc>
+        <w:tc>
+          <w:tcPr>
+            <w:tcW w:w="0" w:type="auto"/>
+            <w:tcMar>
+              <w:top w:w="150" w:type="dxa"/>
+              <w:left w:w="240" w:type="dxa"/>
+              <w:bottom w:w="150" w:type="dxa"/>
+              <w:right w:w="0" w:type="dxa"/>
+            </w:tcMar>
+            <w:vAlign w:val="center"/>
+            <w:hideMark/>
+          </w:tcPr>
+          <w:p>
+            <w:pPr>
+              <w:rPr>
+                <w:lang w:val="en-ZA"/>
+              </w:rPr>
+            </w:pPr>
+            <w:r>
+              <w:rPr>
+                <w:lang w:val="en-ZA"/>
+              </w:rPr>
+              <w:t>100%</w:t>
+            </w:r>
+          </w:p>
+        </w:tc>
+      </w:tr>
+      <w:tr>
+        <w:tc>
+          <w:tcPr>
+            <w:tcW w:w="0" w:type="auto"/>
+            <w:tcMar>
+              <w:top w:w="150" w:type="dxa"/>
+              <w:left w:w="0" w:type="dxa"/>
+              <w:bottom w:w="150" w:type="dxa"/>
+              <w:right w:w="240" w:type="dxa"/>
+            </w:tcMar>
+            <w:vAlign w:val="center"/>
+            <w:hideMark/>
+          </w:tcPr>
+          <w:p>
+            <w:pPr>
+              <w:rPr>
+                <w:lang w:val="en-ZA"/>
+              </w:rPr>
+            </w:pPr>
+            <w:r>
+              <w:rPr>
+                <w:lang w:val="en-ZA"/>
+              </w:rPr>
+              <w:t>Automated test suite (36 tests)</w:t>
+            </w:r>
+          </w:p>
+        </w:tc>
+        <w:tc>
+          <w:tcPr>
+            <w:tcW w:w="0" w:type="auto"/>
+            <w:tcMar>
+              <w:top w:w="150" w:type="dxa"/>
+              <w:left w:w="240" w:type="dxa"/>
+              <w:bottom w:w="150" w:type="dxa"/>
+              <w:right w:w="240" w:type="dxa"/>
+            </w:tcMar>
+            <w:vAlign w:val="center"/>
+            <w:hideMark/>
+          </w:tcPr>
+          <w:p>
+            <w:pPr>
+              <w:rPr>
+                <w:lang w:val="en-ZA"/>
+              </w:rPr>
+            </w:pPr>
+            <w:r>
+              <w:rPr>
+                <w:rFonts w:ascii="Segoe UI Emoji" w:hAnsi="Segoe UI Emoji" w:cs="Segoe UI Emoji"/>
+                <w:lang w:val="en-ZA"/>
+              </w:rPr>
+              <w:t>✅</w:t>
+            </w:r>
+          </w:p>
+        </w:tc>
+        <w:tc>
+          <w:tcPr>
+            <w:tcW w:w="0" w:type="auto"/>
+            <w:tcMar>
+              <w:top w:w="150" w:type="dxa"/>
+              <w:left w:w="240" w:type="dxa"/>
+              <w:bottom w:w="150" w:type="dxa"/>
+              <w:right w:w="240" w:type="dxa"/>
+            </w:tcMar>
+            <w:vAlign w:val="center"/>
+            <w:hideMark/>
+          </w:tcPr>
+          <w:p>
+            <w:pPr>
+              <w:rPr>
+                <w:lang w:val="en-ZA"/>
+              </w:rPr>
+            </w:pPr>
+            <w:r>
+              <w:rPr>
+                <w:rFonts w:ascii="Segoe UI Emoji" w:hAnsi="Segoe UI Emoji" w:cs="Segoe UI Emoji"/>
+                <w:lang w:val="en-ZA"/>
+              </w:rPr>
+              <w:t>✅</w:t>
+            </w:r>
+          </w:p>
+        </w:tc>
+        <w:tc>
+          <w:tcPr>
+            <w:tcW w:w="0" w:type="auto"/>
+            <w:tcMar>
+              <w:top w:w="150" w:type="dxa"/>
+              <w:left w:w="240" w:type="dxa"/>
+              <w:bottom w:w="150" w:type="dxa"/>
+              <w:right w:w="0" w:type="dxa"/>
+            </w:tcMar>
+            <w:vAlign w:val="center"/>
+            <w:hideMark/>
+          </w:tcPr>
+          <w:p>
+            <w:pPr>
+              <w:rPr>
+                <w:lang w:val="en-ZA"/>
+              </w:rPr>
+            </w:pPr>
+            <w:r>
+              <w:rPr>
+                <w:lang w:val="en-ZA"/>
+              </w:rPr>
+              <w:t>100%</w:t>
+            </w:r>
+          </w:p>
+        </w:tc>
+      </w:tr>
+      <w:tr>
+        <w:tc>
+          <w:tcPr>
+            <w:tcW w:w="0" w:type="auto"/>
+            <w:tcMar>
+              <w:top w:w="150" w:type="dxa"/>
+              <w:left w:w="0" w:type="dxa"/>
+              <w:bottom w:w="150" w:type="dxa"/>
+              <w:right w:w="240" w:type="dxa"/>
+            </w:tcMar>
+            <w:vAlign w:val="center"/>
+            <w:hideMark/>
+          </w:tcPr>
+          <w:p>
+            <w:pPr>
+              <w:rPr>
+                <w:lang w:val="en-ZA"/>
+              </w:rPr>
+            </w:pPr>
+            <w:r>
+              <w:rPr>
+                <w:lang w:val="en-ZA"/>
+              </w:rPr>
+              <w:t>Cloud PostgreSQL (Supabase)</w:t>
+            </w:r>
+          </w:p>
+        </w:tc>
+        <w:tc>
+          <w:tcPr>
+            <w:tcW w:w="0" w:type="auto"/>
+            <w:tcMar>
+              <w:top w:w="150" w:type="dxa"/>
+              <w:left w:w="240" w:type="dxa"/>
+              <w:bottom w:w="150" w:type="dxa"/>
+              <w:right w:w="240" w:type="dxa"/>
+            </w:tcMar>
+            <w:vAlign w:val="center"/>
+            <w:hideMark/>
+          </w:tcPr>
+          <w:p>
+            <w:pPr>
+              <w:rPr>
+                <w:lang w:val="en-ZA"/>
+              </w:rPr>
+            </w:pPr>
+            <w:r>
+              <w:rPr>
+                <w:rFonts w:ascii="Segoe UI Emoji" w:hAnsi="Segoe UI Emoji" w:cs="Segoe UI Emoji"/>
+                <w:lang w:val="en-ZA"/>
+              </w:rPr>
+              <w:t>❌</w:t>
+            </w:r>
+          </w:p>
+        </w:tc>
+        <w:tc>
+          <w:tcPr>
+            <w:tcW w:w="0" w:type="auto"/>
+            <w:tcMar>
+              <w:top w:w="150" w:type="dxa"/>
+              <w:left w:w="240" w:type="dxa"/>
+              <w:bottom w:w="150" w:type="dxa"/>
+              <w:right w:w="240" w:type="dxa"/>
+            </w:tcMar>
+            <w:vAlign w:val="center"/>
+            <w:hideMark/>
+          </w:tcPr>
+          <w:p>
+            <w:pPr>
+              <w:rPr>
+                <w:lang w:val="en-ZA"/>
+              </w:rPr>
+            </w:pPr>
+            <w:r>
+              <w:rPr>
+                <w:rFonts w:ascii="Segoe UI Emoji" w:hAnsi="Segoe UI Emoji" w:cs="Segoe UI Emoji"/>
+                <w:lang w:val="en-ZA"/>
+              </w:rPr>
+              <w:t>✅</w:t>
+            </w:r>
+            <w:r>
+              <w:rPr>
+                <w:lang w:val="en-ZA"/>
+              </w:rPr>
+              <w:t xml:space="preserve"> </w:t>
+            </w:r>
+            <w:r>
+              <w:rPr>
+                <w:b/>
+                <w:bCs/>
+                <w:lang w:val="en-ZA"/>
+              </w:rPr>
+              <w:t>Live</w:t>
+            </w:r>
+          </w:p>
+        </w:tc>
+        <w:tc>
+          <w:tcPr>
+            <w:tcW w:w="0" w:type="auto"/>
+            <w:tcMar>
+              <w:top w:w="150" w:type="dxa"/>
+              <w:left w:w="240" w:type="dxa"/>
+              <w:bottom w:w="150" w:type="dxa"/>
+              <w:right w:w="0" w:type="dxa"/>
+            </w:tcMar>
+            <w:vAlign w:val="center"/>
+            <w:hideMark/>
+          </w:tcPr>
+          <w:p>
+            <w:pPr>
+              <w:rPr>
+                <w:lang w:val="en-ZA"/>
+              </w:rPr>
+            </w:pPr>
+            <w:r>
+              <w:rPr>
+                <w:lang w:val="en-ZA"/>
+              </w:rPr>
+              <w:t>100%</w:t>
+            </w:r>
+          </w:p>
+        </w:tc>
+      </w:tr>
+      <w:tr>
+        <w:tc>
+          <w:tcPr>
+            <w:tcW w:w="0" w:type="auto"/>
+            <w:tcMar>
+              <w:top w:w="150" w:type="dxa"/>
+              <w:left w:w="0" w:type="dxa"/>
+              <w:bottom w:w="150" w:type="dxa"/>
+              <w:right w:w="240" w:type="dxa"/>
+            </w:tcMar>
+            <w:vAlign w:val="center"/>
+            <w:hideMark/>
+          </w:tcPr>
+          <w:p>
+            <w:pPr>
+              <w:rPr>
+                <w:lang w:val="en-ZA"/>
+              </w:rPr>
+            </w:pPr>
+            <w:r>
+              <w:rPr>
+                <w:lang w:val="en-ZA"/>
+              </w:rPr>
+              <w:t>Real email (Brevo API)</w:t>
+            </w:r>
+          </w:p>
+        </w:tc>
+        <w:tc>
+          <w:tcPr>
+            <w:tcW w:w="0" w:type="auto"/>
+            <w:tcMar>
+              <w:top w:w="150" w:type="dxa"/>
+              <w:left w:w="240" w:type="dxa"/>
+              <w:bottom w:w="150" w:type="dxa"/>
+              <w:right w:w="240" w:type="dxa"/>
+            </w:tcMar>
+            <w:vAlign w:val="center"/>
+            <w:hideMark/>
+          </w:tcPr>
+          <w:p>
+            <w:pPr>
+              <w:rPr>
+                <w:lang w:val="en-ZA"/>
+              </w:rPr>
+            </w:pPr>
+            <w:r>
+              <w:rPr>
+                <w:rFonts w:ascii="Segoe UI Emoji" w:hAnsi="Segoe UI Emoji" w:cs="Segoe UI Emoji"/>
+                <w:lang w:val="en-ZA"/>
+              </w:rPr>
+              <w:t>❌</w:t>
+            </w:r>
+          </w:p>
+        </w:tc>
+        <w:tc>
+          <w:tcPr>
+            <w:tcW w:w="0" w:type="auto"/>
+            <w:tcMar>
+              <w:top w:w="150" w:type="dxa"/>
+              <w:left w:w="240" w:type="dxa"/>
+              <w:bottom w:w="150" w:type="dxa"/>
+              <w:right w:w="240" w:type="dxa"/>
+            </w:tcMar>
+            <w:vAlign w:val="center"/>
+            <w:hideMark/>
+          </w:tcPr>
+          <w:p>
+            <w:pPr>
+              <w:rPr>
+                <w:lang w:val="en-ZA"/>
+              </w:rPr>
+            </w:pPr>
+            <w:r>
+              <w:rPr>
+                <w:rFonts w:ascii="Segoe UI Emoji" w:hAnsi="Segoe UI Emoji" w:cs="Segoe UI Emoji"/>
+                <w:lang w:val="en-ZA"/>
+              </w:rPr>
+              <w:t>✅</w:t>
+            </w:r>
+            <w:r>
+              <w:rPr>
+                <w:lang w:val="en-ZA"/>
+              </w:rPr>
+              <w:t xml:space="preserve"> </w:t>
+            </w:r>
+            <w:r>
+              <w:rPr>
+                <w:b/>
+                <w:bCs/>
+                <w:lang w:val="en-ZA"/>
+              </w:rPr>
+              <w:t>Live</w:t>
+            </w:r>
+          </w:p>
+        </w:tc>
+        <w:tc>
+          <w:tcPr>
+            <w:tcW w:w="0" w:type="auto"/>
+            <w:tcMar>
+              <w:top w:w="150" w:type="dxa"/>
+              <w:left w:w="240" w:type="dxa"/>
+              <w:bottom w:w="150" w:type="dxa"/>
+              <w:right w:w="0" w:type="dxa"/>
+            </w:tcMar>
+            <w:vAlign w:val="center"/>
+            <w:hideMark/>
+          </w:tcPr>
+          <w:p>
+            <w:pPr>
+              <w:rPr>
+                <w:lang w:val="en-ZA"/>
+              </w:rPr>
+            </w:pPr>
+            <w:r>
+              <w:rPr>
+                <w:lang w:val="en-ZA"/>
+              </w:rPr>
+              <w:t>100%</w:t>
+            </w:r>
+          </w:p>
+        </w:tc>
+      </w:tr>
+      <w:tr>
+        <w:tc>
+          <w:tcPr>
+            <w:tcW w:w="0" w:type="auto"/>
+            <w:tcMar>
+              <w:top w:w="150" w:type="dxa"/>
+              <w:left w:w="0" w:type="dxa"/>
+              <w:bottom w:w="150" w:type="dxa"/>
+              <w:right w:w="240" w:type="dxa"/>
+            </w:tcMar>
+            <w:vAlign w:val="center"/>
+            <w:hideMark/>
+          </w:tcPr>
+          <w:p>
+            <w:pPr>
+              <w:rPr>
+                <w:lang w:val="en-ZA"/>
+              </w:rPr>
+            </w:pPr>
+            <w:r>
+              <w:rPr>
+                <w:lang w:val="en-ZA"/>
+              </w:rPr>
+              <w:t>Cloud image storage (Supabase Storage)</w:t>
+            </w:r>
+          </w:p>
+        </w:tc>
+        <w:tc>
+          <w:tcPr>
+            <w:tcW w:w="0" w:type="auto"/>
+            <w:tcMar>
+              <w:top w:w="150" w:type="dxa"/>
+              <w:left w:w="240" w:type="dxa"/>
+              <w:bottom w:w="150" w:type="dxa"/>
+              <w:right w:w="240" w:type="dxa"/>
+            </w:tcMar>
+            <w:vAlign w:val="center"/>
+            <w:hideMark/>
+          </w:tcPr>
+          <w:p>
+            <w:pPr>
+              <w:rPr>
+                <w:lang w:val="en-ZA"/>
+              </w:rPr>
+            </w:pPr>
+            <w:r>
+              <w:rPr>
+                <w:rFonts w:ascii="Segoe UI Emoji" w:hAnsi="Segoe UI Emoji" w:cs="Segoe UI Emoji"/>
+                <w:lang w:val="en-ZA"/>
+              </w:rPr>
+              <w:t>❌</w:t>
+            </w:r>
+          </w:p>
+        </w:tc>
+        <w:tc>
+          <w:tcPr>
+            <w:tcW w:w="0" w:type="auto"/>
+            <w:tcMar>
+              <w:top w:w="150" w:type="dxa"/>
+              <w:left w:w="240" w:type="dxa"/>
+              <w:bottom w:w="150" w:type="dxa"/>
+              <w:right w:w="240" w:type="dxa"/>
+            </w:tcMar>
+            <w:vAlign w:val="center"/>
+            <w:hideMark/>
+          </w:tcPr>
+          <w:p>
+            <w:pPr>
+              <w:rPr>
+                <w:lang w:val="en-ZA"/>
+              </w:rPr>
+            </w:pPr>
+            <w:r>
+              <w:rPr>
+                <w:rFonts w:ascii="Segoe UI Emoji" w:hAnsi="Segoe UI Emoji" w:cs="Segoe UI Emoji"/>
+                <w:lang w:val="en-ZA"/>
+              </w:rPr>
+              <w:t>✅</w:t>
+            </w:r>
+            <w:r>
+              <w:rPr>
+                <w:lang w:val="en-ZA"/>
+              </w:rPr>
+              <w:t xml:space="preserve"> </w:t>
+            </w:r>
+            <w:r>
+              <w:rPr>
+                <w:b/>
+                <w:bCs/>
+                <w:lang w:val="en-ZA"/>
+              </w:rPr>
+              <w:t>Live</w:t>
+            </w:r>
+          </w:p>
+        </w:tc>
+        <w:tc>
+          <w:tcPr>
+            <w:tcW w:w="0" w:type="auto"/>
+            <w:tcMar>
+              <w:top w:w="150" w:type="dxa"/>
+              <w:left w:w="240" w:type="dxa"/>
+              <w:bottom w:w="150" w:type="dxa"/>
+              <w:right w:w="0" w:type="dxa"/>
+            </w:tcMar>
+            <w:vAlign w:val="center"/>
+            <w:hideMark/>
+          </w:tcPr>
+          <w:p>
+            <w:pPr>
+              <w:rPr>
+                <w:lang w:val="en-ZA"/>
+              </w:rPr>
+            </w:pPr>
+            <w:r>
+              <w:rPr>
+                <w:lang w:val="en-ZA"/>
+              </w:rPr>
+              <w:t>100%</w:t>
+            </w:r>
+          </w:p>
+        </w:tc>
+      </w:tr>
+      <w:tr>
+        <w:tc>
+          <w:tcPr>
+            <w:tcW w:w="0" w:type="auto"/>
+            <w:tcMar>
+              <w:top w:w="150" w:type="dxa"/>
+              <w:left w:w="0" w:type="dxa"/>
+              <w:bottom w:w="150" w:type="dxa"/>
+              <w:right w:w="240" w:type="dxa"/>
+            </w:tcMar>
+            <w:vAlign w:val="center"/>
+            <w:hideMark/>
+          </w:tcPr>
+          <w:p>
+            <w:pPr>
+              <w:rPr>
+                <w:lang w:val="en-ZA"/>
+              </w:rPr>
+            </w:pPr>
+            <w:r>
+              <w:rPr>
+                <w:lang w:val="en-ZA"/>
+              </w:rPr>
+              <w:t>Internet connectivity handling</w:t>
+            </w:r>
+          </w:p>
+        </w:tc>
+        <w:tc>
+          <w:tcPr>
+            <w:tcW w:w="0" w:type="auto"/>
+            <w:tcMar>
+              <w:top w:w="150" w:type="dxa"/>
+              <w:left w:w="240" w:type="dxa"/>
+              <w:bottom w:w="150" w:type="dxa"/>
+              <w:right w:w="240" w:type="dxa"/>
+            </w:tcMar>
+            <w:vAlign w:val="center"/>
+            <w:hideMark/>
+          </w:tcPr>
+          <w:p>
+            <w:pPr>
+              <w:rPr>
+                <w:lang w:val="en-ZA"/>
+              </w:rPr>
+            </w:pPr>
+            <w:r>
+              <w:rPr>
+                <w:rFonts w:ascii="Segoe UI Emoji" w:hAnsi="Segoe UI Emoji" w:cs="Segoe UI Emoji"/>
+                <w:lang w:val="en-ZA"/>
+              </w:rPr>
+              <w:t>❌</w:t>
+            </w:r>
+          </w:p>
+        </w:tc>
+        <w:tc>
+          <w:tcPr>
+            <w:tcW w:w="0" w:type="auto"/>
+            <w:tcMar>
+              <w:top w:w="150" w:type="dxa"/>
+              <w:left w:w="240" w:type="dxa"/>
+              <w:bottom w:w="150" w:type="dxa"/>
+              <w:right w:w="240" w:type="dxa"/>
+            </w:tcMar>
+            <w:vAlign w:val="center"/>
+            <w:hideMark/>
+          </w:tcPr>
+          <w:p>
+            <w:pPr>
+              <w:rPr>
+                <w:lang w:val="en-ZA"/>
+              </w:rPr>
+            </w:pPr>
+            <w:r>
+              <w:rPr>
+                <w:rFonts w:ascii="Segoe UI Emoji" w:hAnsi="Segoe UI Emoji" w:cs="Segoe UI Emoji"/>
+                <w:lang w:val="en-ZA"/>
+              </w:rPr>
+              <w:t>✅</w:t>
+            </w:r>
+          </w:p>
+        </w:tc>
+        <w:tc>
+          <w:tcPr>
+            <w:tcW w:w="0" w:type="auto"/>
+            <w:tcMar>
+              <w:top w:w="150" w:type="dxa"/>
+              <w:left w:w="240" w:type="dxa"/>
+              <w:bottom w:w="150" w:type="dxa"/>
+              <w:right w:w="0" w:type="dxa"/>
+            </w:tcMar>
+            <w:vAlign w:val="center"/>
+            <w:hideMark/>
+          </w:tcPr>
+          <w:p>
+            <w:pPr>
+              <w:rPr>
+                <w:lang w:val="en-ZA"/>
+              </w:rPr>
+            </w:pPr>
+            <w:r>
+              <w:rPr>
+                <w:lang w:val="en-ZA"/>
+              </w:rPr>
+              <w:t>100%</w:t>
+            </w:r>
+          </w:p>
+        </w:tc>
+      </w:tr>
+      <w:tr>
+        <w:tc>
+          <w:tcPr>
+            <w:tcW w:w="0" w:type="auto"/>
+            <w:tcMar>
+              <w:top w:w="150" w:type="dxa"/>
+              <w:left w:w="0" w:type="dxa"/>
+              <w:bottom w:w="150" w:type="dxa"/>
+              <w:right w:w="240" w:type="dxa"/>
+            </w:tcMar>
+            <w:vAlign w:val="center"/>
+            <w:hideMark/>
+          </w:tcPr>
+          <w:p>
+            <w:pPr>
+              <w:rPr>
+                <w:lang w:val="en-ZA"/>
+              </w:rPr>
+            </w:pPr>
+            <w:r>
+              <w:rPr>
+                <w:lang w:val="en-ZA"/>
+              </w:rPr>
+              <w:t>Performance optimisation</w:t>
+            </w:r>
+          </w:p>
+        </w:tc>
+        <w:tc>
+          <w:tcPr>
+            <w:tcW w:w="0" w:type="auto"/>
+            <w:tcMar>
+              <w:top w:w="150" w:type="dxa"/>
+              <w:left w:w="240" w:type="dxa"/>
+              <w:bottom w:w="150" w:type="dxa"/>
+              <w:right w:w="240" w:type="dxa"/>
+            </w:tcMar>
+            <w:vAlign w:val="center"/>
+            <w:hideMark/>
+          </w:tcPr>
+          <w:p>
+            <w:pPr>
+              <w:rPr>
+                <w:lang w:val="en-ZA"/>
+              </w:rPr>
+            </w:pPr>
+            <w:r>
+              <w:rPr>
+                <w:rFonts w:ascii="Segoe UI Emoji" w:hAnsi="Segoe UI Emoji" w:cs="Segoe UI Emoji"/>
+                <w:lang w:val="en-ZA"/>
+              </w:rPr>
+              <w:t>❌</w:t>
+            </w:r>
+          </w:p>
+        </w:tc>
+        <w:tc>
+          <w:tcPr>
+            <w:tcW w:w="0" w:type="auto"/>
+            <w:tcMar>
+              <w:top w:w="150" w:type="dxa"/>
+              <w:left w:w="240" w:type="dxa"/>
+              <w:bottom w:w="150" w:type="dxa"/>
+              <w:right w:w="240" w:type="dxa"/>
+            </w:tcMar>
+            <w:vAlign w:val="center"/>
+            <w:hideMark/>
+          </w:tcPr>
+          <w:p>
+            <w:pPr>
+              <w:rPr>
+                <w:lang w:val="en-ZA"/>
+              </w:rPr>
+            </w:pPr>
+            <w:r>
+              <w:rPr>
+                <w:rFonts w:ascii="Segoe UI Emoji" w:hAnsi="Segoe UI Emoji" w:cs="Segoe UI Emoji"/>
+                <w:lang w:val="en-ZA"/>
+              </w:rPr>
+              <w:t>✅</w:t>
+            </w:r>
+          </w:p>
+        </w:tc>
+        <w:tc>
+          <w:tcPr>
+            <w:tcW w:w="0" w:type="auto"/>
+            <w:tcMar>
+              <w:top w:w="150" w:type="dxa"/>
+              <w:left w:w="240" w:type="dxa"/>
+              <w:bottom w:w="150" w:type="dxa"/>
+              <w:right w:w="0" w:type="dxa"/>
+            </w:tcMar>
+            <w:vAlign w:val="center"/>
+            <w:hideMark/>
+          </w:tcPr>
+          <w:p>
+            <w:pPr>
+              <w:rPr>
+                <w:lang w:val="en-ZA"/>
+              </w:rPr>
+            </w:pPr>
+            <w:r>
+              <w:rPr>
+                <w:lang w:val="en-ZA"/>
+              </w:rPr>
+              <w:t>100%</w:t>
+            </w:r>
+          </w:p>
+        </w:tc>
+      </w:tr>
+      <w:tr>
+        <w:tc>
+          <w:tcPr>
+            <w:tcW w:w="0" w:type="auto"/>
+            <w:tcMar>
+              <w:top w:w="150" w:type="dxa"/>
+              <w:left w:w="0" w:type="dxa"/>
+              <w:bottom w:w="150" w:type="dxa"/>
+              <w:right w:w="240" w:type="dxa"/>
+            </w:tcMar>
+            <w:vAlign w:val="center"/>
+            <w:hideMark/>
+          </w:tcPr>
+          <w:p>
+            <w:pPr>
+              <w:rPr>
+                <w:lang w:val="en-ZA"/>
+              </w:rPr>
+            </w:pPr>
+            <w:r>
+              <w:rPr>
+                <w:lang w:val="en-ZA"/>
+              </w:rPr>
+              <w:t>Final report</w:t>
+            </w:r>
+          </w:p>
+        </w:tc>
+        <w:tc>
+          <w:tcPr>
+            <w:tcW w:w="0" w:type="auto"/>
+            <w:tcMar>
+              <w:top w:w="150" w:type="dxa"/>
+              <w:left w:w="240" w:type="dxa"/>
+              <w:bottom w:w="150" w:type="dxa"/>
+              <w:right w:w="240" w:type="dxa"/>
+            </w:tcMar>
+            <w:vAlign w:val="center"/>
+            <w:hideMark/>
+          </w:tcPr>
+          <w:p>
+            <w:pPr>
+              <w:rPr>
+                <w:lang w:val="en-ZA"/>
+              </w:rPr>
+            </w:pPr>
+            <w:r>
+              <w:rPr>
+                <w:rFonts w:ascii="Segoe UI Emoji" w:hAnsi="Segoe UI Emoji" w:cs="Segoe UI Emoji"/>
+                <w:lang w:val="en-ZA"/>
+              </w:rPr>
+              <w:t>⏳</w:t>
+            </w:r>
+          </w:p>
+        </w:tc>
+        <w:tc>
+          <w:tcPr>
+            <w:tcW w:w="0" w:type="auto"/>
+            <w:tcMar>
+              <w:top w:w="150" w:type="dxa"/>
+              <w:left w:w="240" w:type="dxa"/>
+              <w:bottom w:w="150" w:type="dxa"/>
+              <w:right w:w="240" w:type="dxa"/>
+            </w:tcMar>
+            <w:vAlign w:val="center"/>
+            <w:hideMark/>
+          </w:tcPr>
+          <w:p>
+            <w:pPr>
+              <w:rPr>
+                <w:lang w:val="en-ZA"/>
+              </w:rPr>
+            </w:pPr>
+            <w:r>
+              <w:rPr>
+                <w:rFonts w:ascii="Segoe UI Emoji" w:hAnsi="Segoe UI Emoji" w:cs="Segoe UI Emoji"/>
+                <w:lang w:val="en-ZA"/>
+              </w:rPr>
+              <w:t>⏳</w:t>
+            </w:r>
+          </w:p>
+        </w:tc>
+        <w:tc>
+          <w:tcPr>
+            <w:tcW w:w="0" w:type="auto"/>
+            <w:tcMar>
+              <w:top w:w="150" w:type="dxa"/>
+              <w:left w:w="240" w:type="dxa"/>
+              <w:bottom w:w="150" w:type="dxa"/>
+              <w:right w:w="0" w:type="dxa"/>
+            </w:tcMar>
+            <w:vAlign w:val="center"/>
+            <w:hideMark/>
+          </w:tcPr>
+          <w:p>
+            <w:pPr>
+              <w:rPr>
+                <w:lang w:val="en-ZA"/>
+              </w:rPr>
+            </w:pPr>
+            <w:r>
+              <w:rPr>
+                <w:lang w:val="en-ZA"/>
+              </w:rPr>
+              <w:t>0%</w:t>
+            </w:r>
+          </w:p>
+        </w:tc>
+      </w:tr>
+    </w:tbl>
+    <w:p>
+      <w:pPr>
+        <w:rPr>
+          <w:lang w:val="en-ZA"/>
+        </w:rPr>
+      </w:pPr>
+      <w:r>
+        <w:rPr>
+          <w:b/>
+          <w:bCs/>
+          <w:lang w:val="en-ZA"/>
+        </w:rPr>
+        <w:t>The application is now a fully deployed multi-user client-server system.</w:t>
+      </w:r>
+    </w:p>
+    <w:p>
+      <w:pPr>
+        <w:rPr>
+          <w:b/>
+          <w:bCs/>
+          <w:lang w:val="en-ZA"/>
+        </w:rPr>
+      </w:pPr>
+      <w:r>
+        <w:rPr>
+          <w:b/>
+          <w:bCs/>
+          <w:lang w:val="en-ZA"/>
+        </w:rPr>
+        <w:t>15.2 Cloud Deployment Architecture</w:t>
+      </w:r>
+    </w:p>
+    <w:p>
+      <w:pPr>
+        <w:rPr>
+          <w:lang w:val="en-ZA"/>
+        </w:rPr>
+      </w:pPr>
+      <w:r>
+        <w:rPr>
+          <w:lang w:val="en-ZA"/>
+        </w:rPr>
+        <w:t>The application transitioned from a single-user desktop proof-of-concept to a multi-user live system without abandoning the original offline-first design. The switch is controlled by a single environment variable.</w:t>
+      </w:r>
+    </w:p>
+    <w:p>
+      <w:pPr>
+        <w:rPr>
+          <w:b/>
+          <w:bCs/>
+          <w:lang w:val="en-ZA"/>
+        </w:rPr>
+      </w:pPr>
+      <w:r>
+        <w:rPr>
+          <w:b/>
+          <w:bCs/>
+          <w:lang w:val="en-ZA"/>
+        </w:rPr>
+        <w:lastRenderedPageBreak/>
+        <w:t>15.2.1 Backend Services</w:t>
+      </w:r>
+    </w:p>
+    <w:tbl>
+      <w:tblPr>
+        <w:tblW w:w="0" w:type="auto"/>
+        <w:tblCellMar>
+          <w:top w:w="15" w:type="dxa"/>
+          <w:left w:w="15" w:type="dxa"/>
+          <w:bottom w:w="15" w:type="dxa"/>
+          <w:right w:w="15" w:type="dxa"/>
+        </w:tblCellMar>
+        <w:tblLook w:val="04A0" w:firstRow="1" w:lastRow="0" w:firstColumn="1" w:lastColumn="0" w:noHBand="0" w:noVBand="1"/>
+      </w:tblPr>
+      <w:tblGrid>
+        <w:gridCol w:w="1808"/>
+        <w:gridCol w:w="2383"/>
+        <w:gridCol w:w="2950"/>
+        <w:gridCol w:w="1499"/>
+      </w:tblGrid>
+      <w:tr>
+        <w:trPr>
+          <w:tblHeader/>
+        </w:trPr>
+        <w:tc>
+          <w:tcPr>
+            <w:tcW w:w="0" w:type="auto"/>
+            <w:tcBorders>
+              <w:top w:val="nil"/>
+            </w:tcBorders>
+            <w:tcMar>
+              <w:top w:w="150" w:type="dxa"/>
+              <w:left w:w="0" w:type="dxa"/>
+              <w:bottom w:w="150" w:type="dxa"/>
+              <w:right w:w="240" w:type="dxa"/>
+            </w:tcMar>
+            <w:vAlign w:val="center"/>
+            <w:hideMark/>
+          </w:tcPr>
+          <w:p>
+            <w:pPr>
+              <w:rPr>
+                <w:lang w:val="en-ZA"/>
+              </w:rPr>
+            </w:pPr>
+            <w:r>
+              <w:rPr>
+                <w:lang w:val="en-ZA"/>
+              </w:rPr>
+              <w:t>Service</w:t>
+            </w:r>
+          </w:p>
+        </w:tc>
+        <w:tc>
+          <w:tcPr>
+            <w:tcW w:w="0" w:type="auto"/>
+            <w:tcBorders>
+              <w:top w:val="nil"/>
+            </w:tcBorders>
+            <w:tcMar>
+              <w:top w:w="150" w:type="dxa"/>
+              <w:left w:w="240" w:type="dxa"/>
+              <w:bottom w:w="150" w:type="dxa"/>
+              <w:right w:w="240" w:type="dxa"/>
+            </w:tcMar>
+            <w:vAlign w:val="center"/>
+            <w:hideMark/>
+          </w:tcPr>
+          <w:p>
+            <w:pPr>
+              <w:rPr>
+                <w:lang w:val="en-ZA"/>
+              </w:rPr>
+            </w:pPr>
+            <w:r>
+              <w:rPr>
+                <w:lang w:val="en-ZA"/>
+              </w:rPr>
+              <w:t>Provider</w:t>
+            </w:r>
+          </w:p>
+        </w:tc>
+        <w:tc>
+          <w:tcPr>
+            <w:tcW w:w="0" w:type="auto"/>
+            <w:tcBorders>
+              <w:top w:val="nil"/>
+            </w:tcBorders>
+            <w:tcMar>
+              <w:top w:w="150" w:type="dxa"/>
+              <w:left w:w="240" w:type="dxa"/>
+              <w:bottom w:w="150" w:type="dxa"/>
+              <w:right w:w="240" w:type="dxa"/>
+            </w:tcMar>
+            <w:vAlign w:val="center"/>
+            <w:hideMark/>
+          </w:tcPr>
+          <w:p>
+            <w:pPr>
+              <w:rPr>
+                <w:lang w:val="en-ZA"/>
+              </w:rPr>
+            </w:pPr>
+            <w:r>
+              <w:rPr>
+                <w:lang w:val="en-ZA"/>
+              </w:rPr>
+              <w:t>Role</w:t>
+            </w:r>
+          </w:p>
+        </w:tc>
+        <w:tc>
+          <w:tcPr>
+            <w:tcW w:w="0" w:type="auto"/>
+            <w:tcBorders>
+              <w:top w:val="nil"/>
+            </w:tcBorders>
+            <w:tcMar>
+              <w:top w:w="150" w:type="dxa"/>
+              <w:left w:w="240" w:type="dxa"/>
+              <w:bottom w:w="150" w:type="dxa"/>
+              <w:right w:w="240" w:type="dxa"/>
+            </w:tcMar>
+            <w:vAlign w:val="center"/>
+            <w:hideMark/>
+          </w:tcPr>
+          <w:p>
+            <w:pPr>
+              <w:rPr>
+                <w:lang w:val="en-ZA"/>
+              </w:rPr>
+            </w:pPr>
+            <w:r>
+              <w:rPr>
+                <w:lang w:val="en-ZA"/>
+              </w:rPr>
+              <w:t>Free Tier</w:t>
+            </w:r>
+          </w:p>
+        </w:tc>
+      </w:tr>
+      <w:tr>
+        <w:tc>
+          <w:tcPr>
+            <w:tcW w:w="0" w:type="auto"/>
+            <w:tcMar>
+              <w:top w:w="150" w:type="dxa"/>
+              <w:left w:w="0" w:type="dxa"/>
+              <w:bottom w:w="150" w:type="dxa"/>
+              <w:right w:w="240" w:type="dxa"/>
+            </w:tcMar>
+            <w:vAlign w:val="center"/>
+            <w:hideMark/>
+          </w:tcPr>
+          <w:p>
+            <w:pPr>
+              <w:rPr>
+                <w:lang w:val="en-ZA"/>
+              </w:rPr>
+            </w:pPr>
+            <w:r>
+              <w:rPr>
+                <w:lang w:val="en-ZA"/>
+              </w:rPr>
+              <w:t>Relational database</w:t>
+            </w:r>
+          </w:p>
+        </w:tc>
+        <w:tc>
+          <w:tcPr>
+            <w:tcW w:w="0" w:type="auto"/>
+            <w:tcMar>
+              <w:top w:w="150" w:type="dxa"/>
+              <w:left w:w="240" w:type="dxa"/>
+              <w:bottom w:w="150" w:type="dxa"/>
+              <w:right w:w="240" w:type="dxa"/>
+            </w:tcMar>
+            <w:vAlign w:val="center"/>
+            <w:hideMark/>
+          </w:tcPr>
+          <w:p>
+            <w:pPr>
+              <w:rPr>
+                <w:lang w:val="en-ZA"/>
+              </w:rPr>
+            </w:pPr>
+            <w:r>
+              <w:rPr>
+                <w:b/>
+                <w:bCs/>
+                <w:lang w:val="en-ZA"/>
+              </w:rPr>
+              <w:t>Supabase</w:t>
+            </w:r>
+            <w:r>
+              <w:rPr>
+                <w:lang w:val="en-ZA"/>
+              </w:rPr>
+              <w:t xml:space="preserve"> (PostgreSQL)</w:t>
+            </w:r>
+          </w:p>
+        </w:tc>
+        <w:tc>
+          <w:tcPr>
+            <w:tcW w:w="0" w:type="auto"/>
+            <w:tcMar>
+              <w:top w:w="150" w:type="dxa"/>
+              <w:left w:w="240" w:type="dxa"/>
+              <w:bottom w:w="150" w:type="dxa"/>
+              <w:right w:w="240" w:type="dxa"/>
+            </w:tcMar>
+            <w:vAlign w:val="center"/>
+            <w:hideMark/>
+          </w:tcPr>
+          <w:p>
+            <w:pPr>
+              <w:rPr>
+                <w:lang w:val="en-ZA"/>
+              </w:rPr>
+            </w:pPr>
+            <w:r>
+              <w:rPr>
+                <w:lang w:val="en-ZA"/>
+              </w:rPr>
+              <w:t>All system entities</w:t>
+            </w:r>
+          </w:p>
+        </w:tc>
+        <w:tc>
+          <w:tcPr>
+            <w:tcW w:w="0" w:type="auto"/>
+            <w:tcMar>
+              <w:top w:w="150" w:type="dxa"/>
+              <w:left w:w="240" w:type="dxa"/>
+              <w:bottom w:w="150" w:type="dxa"/>
+              <w:right w:w="0" w:type="dxa"/>
+            </w:tcMar>
+            <w:vAlign w:val="center"/>
+            <w:hideMark/>
+          </w:tcPr>
+          <w:p>
+            <w:pPr>
+              <w:rPr>
+                <w:lang w:val="en-ZA"/>
+              </w:rPr>
+            </w:pPr>
+            <w:r>
+              <w:rPr>
+                <w:lang w:val="en-ZA"/>
+              </w:rPr>
+              <w:t>500 MB storage</w:t>
+            </w:r>
+          </w:p>
+        </w:tc>
+      </w:tr>
+      <w:tr>
+        <w:tc>
+          <w:tcPr>
+            <w:tcW w:w="0" w:type="auto"/>
+            <w:tcMar>
+              <w:top w:w="150" w:type="dxa"/>
+              <w:left w:w="0" w:type="dxa"/>
+              <w:bottom w:w="150" w:type="dxa"/>
+              <w:right w:w="240" w:type="dxa"/>
+            </w:tcMar>
+            <w:vAlign w:val="center"/>
+            <w:hideMark/>
+          </w:tcPr>
+          <w:p>
+            <w:pPr>
+              <w:rPr>
+                <w:lang w:val="en-ZA"/>
+              </w:rPr>
+            </w:pPr>
+            <w:r>
+              <w:rPr>
+                <w:lang w:val="en-ZA"/>
+              </w:rPr>
+              <w:t>Object storage</w:t>
+            </w:r>
+          </w:p>
+        </w:tc>
+        <w:tc>
+          <w:tcPr>
+            <w:tcW w:w="0" w:type="auto"/>
+            <w:tcMar>
+              <w:top w:w="150" w:type="dxa"/>
+              <w:left w:w="240" w:type="dxa"/>
+              <w:bottom w:w="150" w:type="dxa"/>
+              <w:right w:w="240" w:type="dxa"/>
+            </w:tcMar>
+            <w:vAlign w:val="center"/>
+            <w:hideMark/>
+          </w:tcPr>
+          <w:p>
+            <w:pPr>
+              <w:rPr>
+                <w:lang w:val="en-ZA"/>
+              </w:rPr>
+            </w:pPr>
+            <w:r>
+              <w:rPr>
+                <w:b/>
+                <w:bCs/>
+                <w:lang w:val="en-ZA"/>
+              </w:rPr>
+              <w:t>Supabase Storage</w:t>
+            </w:r>
+          </w:p>
+        </w:tc>
+        <w:tc>
+          <w:tcPr>
+            <w:tcW w:w="0" w:type="auto"/>
+            <w:tcMar>
+              <w:top w:w="150" w:type="dxa"/>
+              <w:left w:w="240" w:type="dxa"/>
+              <w:bottom w:w="150" w:type="dxa"/>
+              <w:right w:w="240" w:type="dxa"/>
+            </w:tcMar>
+            <w:vAlign w:val="center"/>
+            <w:hideMark/>
+          </w:tcPr>
+          <w:p>
+            <w:pPr>
+              <w:rPr>
+                <w:lang w:val="en-ZA"/>
+              </w:rPr>
+            </w:pPr>
+            <w:r>
+              <w:rPr>
+                <w:lang w:val="en-ZA"/>
+              </w:rPr>
+              <w:t>Property photos, profile pictures</w:t>
+            </w:r>
+          </w:p>
+        </w:tc>
+        <w:tc>
+          <w:tcPr>
+            <w:tcW w:w="0" w:type="auto"/>
+            <w:tcMar>
+              <w:top w:w="150" w:type="dxa"/>
+              <w:left w:w="240" w:type="dxa"/>
+              <w:bottom w:w="150" w:type="dxa"/>
+              <w:right w:w="0" w:type="dxa"/>
+            </w:tcMar>
+            <w:vAlign w:val="center"/>
+            <w:hideMark/>
+          </w:tcPr>
+          <w:p>
+            <w:pPr>
+              <w:rPr>
+                <w:lang w:val="en-ZA"/>
+              </w:rPr>
+            </w:pPr>
+            <w:r>
+              <w:rPr>
+                <w:lang w:val="en-ZA"/>
+              </w:rPr>
+              <w:t>1 GB storage</w:t>
+            </w:r>
+          </w:p>
+        </w:tc>
+      </w:tr>
+      <w:tr>
+        <w:tc>
+          <w:tcPr>
+            <w:tcW w:w="0" w:type="auto"/>
+            <w:tcMar>
+              <w:top w:w="150" w:type="dxa"/>
+              <w:left w:w="0" w:type="dxa"/>
+              <w:bottom w:w="150" w:type="dxa"/>
+              <w:right w:w="240" w:type="dxa"/>
+            </w:tcMar>
+            <w:vAlign w:val="center"/>
+            <w:hideMark/>
+          </w:tcPr>
+          <w:p>
+            <w:pPr>
+              <w:rPr>
+                <w:lang w:val="en-ZA"/>
+              </w:rPr>
+            </w:pPr>
+            <w:r>
+              <w:rPr>
+                <w:lang w:val="en-ZA"/>
+              </w:rPr>
+              <w:t>Email delivery</w:t>
+            </w:r>
+          </w:p>
+        </w:tc>
+        <w:tc>
+          <w:tcPr>
+            <w:tcW w:w="0" w:type="auto"/>
+            <w:tcMar>
+              <w:top w:w="150" w:type="dxa"/>
+              <w:left w:w="240" w:type="dxa"/>
+              <w:bottom w:w="150" w:type="dxa"/>
+              <w:right w:w="240" w:type="dxa"/>
+            </w:tcMar>
+            <w:vAlign w:val="center"/>
+            <w:hideMark/>
+          </w:tcPr>
+          <w:p>
+            <w:pPr>
+              <w:rPr>
+                <w:lang w:val="en-ZA"/>
+              </w:rPr>
+            </w:pPr>
+            <w:r>
+              <w:rPr>
+                <w:b/>
+                <w:bCs/>
+                <w:lang w:val="en-ZA"/>
+              </w:rPr>
+              <w:t>Brevo</w:t>
+            </w:r>
+            <w:r>
+              <w:rPr>
+                <w:lang w:val="en-ZA"/>
+              </w:rPr>
+              <w:t xml:space="preserve"> (HTTP API)</w:t>
+            </w:r>
+          </w:p>
+        </w:tc>
+        <w:tc>
+          <w:tcPr>
+            <w:tcW w:w="0" w:type="auto"/>
+            <w:tcMar>
+              <w:top w:w="150" w:type="dxa"/>
+              <w:left w:w="240" w:type="dxa"/>
+              <w:bottom w:w="150" w:type="dxa"/>
+              <w:right w:w="240" w:type="dxa"/>
+            </w:tcMar>
+            <w:vAlign w:val="center"/>
+            <w:hideMark/>
+          </w:tcPr>
+          <w:p>
+            <w:pPr>
+              <w:rPr>
+                <w:lang w:val="en-ZA"/>
+              </w:rPr>
+            </w:pPr>
+            <w:r>
+              <w:rPr>
+                <w:lang w:val="en-ZA"/>
+              </w:rPr>
+              <w:t>Notifications and reminders</w:t>
+            </w:r>
+          </w:p>
+        </w:tc>
+        <w:tc>
+          <w:tcPr>
+            <w:tcW w:w="0" w:type="auto"/>
+            <w:tcMar>
+              <w:top w:w="150" w:type="dxa"/>
+              <w:left w:w="240" w:type="dxa"/>
+              <w:bottom w:w="150" w:type="dxa"/>
+              <w:right w:w="0" w:type="dxa"/>
+            </w:tcMar>
+            <w:vAlign w:val="center"/>
+            <w:hideMark/>
+          </w:tcPr>
+          <w:p>
+            <w:pPr>
+              <w:rPr>
+                <w:lang w:val="en-ZA"/>
+              </w:rPr>
+            </w:pPr>
+            <w:r>
+              <w:rPr>
+                <w:lang w:val="en-ZA"/>
+              </w:rPr>
+              <w:t>300 emails/day</w:t>
+            </w:r>
+          </w:p>
+        </w:tc>
+      </w:tr>
+    </w:tbl>
+    <w:p>
+      <w:pPr>
+        <w:rPr>
+          <w:lang w:val="en-ZA"/>
+        </w:rPr>
+      </w:pPr>
+      <w:r>
+        <w:rPr>
+          <w:lang w:val="en-ZA"/>
+        </w:rPr>
+        <w:t>All three services are accessed over HTTPS/TLS. No self-hosted server is required.</w:t>
+      </w:r>
+    </w:p>
+    <w:p>
+      <w:pPr>
+        <w:rPr>
+          <w:b/>
+          <w:bCs/>
+          <w:lang w:val="en-ZA"/>
+        </w:rPr>
+      </w:pPr>
+      <w:r>
+        <w:rPr>
+          <w:b/>
+          <w:bCs/>
+          <w:lang w:val="en-ZA"/>
+        </w:rPr>
+        <w:t>15.2.2 Architecture</w:t>
+      </w:r>
+    </w:p>
+    <w:p>
+      <w:pPr>
+        <w:rPr>
+          <w:lang w:val="en-ZA"/>
+        </w:rPr>
+      </w:pPr>
+      <w:r>
+        <w:rPr>
+          <w:lang w:val="en-ZA"/>
+        </w:rPr>
+        <w:t>text</w:t>
+      </w:r>
+    </w:p>
+    <w:p>
+      <w:pPr>
+        <w:rPr>
+          <w:lang w:val="en-ZA"/>
+        </w:rPr>
+      </w:pPr>
+      <w:r>
+        <w:rPr>
+          <w:lang w:val="en-ZA"/>
+        </w:rPr>
+        <w:t>Desktop Client (PySide6)</w:t>
+      </w:r>
+    </w:p>
+    <w:p>
+      <w:pPr>
+        <w:rPr>
+          <w:lang w:val="en-ZA"/>
+        </w:rPr>
+      </w:pPr>
+      <w:r>
+        <w:rPr>
+          <w:lang w:val="en-ZA"/>
+        </w:rPr>
+        <w:t xml:space="preserve">    ↓</w:t>
+      </w:r>
+    </w:p>
+    <w:p>
+      <w:pPr>
+        <w:rPr>
+          <w:lang w:val="en-ZA"/>
+        </w:rPr>
+      </w:pPr>
+      <w:r>
+        <w:rPr>
+          <w:lang w:val="en-ZA"/>
+        </w:rPr>
+        <w:t xml:space="preserve">    </w:t>
+      </w:r>
+      <w:r>
+        <w:rPr>
+          <w:rFonts w:ascii="MS Gothic" w:eastAsia="MS Gothic" w:hAnsi="MS Gothic" w:cs="MS Gothic" w:hint="eastAsia"/>
+          <w:lang w:val="en-ZA"/>
+        </w:rPr>
+        <w:t>├</w:t>
+      </w:r>
+      <w:r>
+        <w:rPr>
+          <w:rFonts w:cs="Aptos"/>
+          <w:lang w:val="en-ZA"/>
+        </w:rPr>
+        <w:t>──</w:t>
+      </w:r>
+      <w:r>
+        <w:rPr>
+          <w:lang w:val="en-ZA"/>
+        </w:rPr>
+        <w:t xml:space="preserve"> SQL over TLS </w:t>
+      </w:r>
+      <w:r>
+        <w:rPr>
+          <w:rFonts w:cs="Aptos"/>
+          <w:lang w:val="en-ZA"/>
+        </w:rPr>
+        <w:t>───</w:t>
+      </w:r>
+      <w:r>
+        <w:rPr>
+          <w:rFonts w:ascii="Cambria Math" w:hAnsi="Cambria Math" w:cs="Cambria Math"/>
+          <w:lang w:val="en-ZA"/>
+        </w:rPr>
+        <w:t>▶</w:t>
+      </w:r>
+      <w:r>
+        <w:rPr>
+          <w:lang w:val="en-ZA"/>
+        </w:rPr>
+        <w:t xml:space="preserve"> Supabase PostgreSQL   (all records)</w:t>
+      </w:r>
+    </w:p>
+    <w:p>
+      <w:pPr>
+        <w:rPr>
+          <w:lang w:val="en-ZA"/>
+        </w:rPr>
+      </w:pPr>
+      <w:r>
+        <w:rPr>
+          <w:lang w:val="en-ZA"/>
+        </w:rPr>
+        <w:t xml:space="preserve">    │</w:t>
+      </w:r>
+    </w:p>
+    <w:p>
+      <w:pPr>
+        <w:rPr>
+          <w:lang w:val="en-ZA"/>
+        </w:rPr>
+      </w:pPr>
+      <w:r>
+        <w:rPr>
+          <w:lang w:val="en-ZA"/>
+        </w:rPr>
+        <w:t xml:space="preserve">    </w:t>
+      </w:r>
+      <w:r>
+        <w:rPr>
+          <w:rFonts w:ascii="MS Gothic" w:eastAsia="MS Gothic" w:hAnsi="MS Gothic" w:cs="MS Gothic" w:hint="eastAsia"/>
+          <w:lang w:val="en-ZA"/>
+        </w:rPr>
+        <w:t>├</w:t>
+      </w:r>
+      <w:r>
+        <w:rPr>
+          <w:rFonts w:cs="Aptos"/>
+          <w:lang w:val="en-ZA"/>
+        </w:rPr>
+        <w:t>──</w:t>
+      </w:r>
+      <w:r>
+        <w:rPr>
+          <w:lang w:val="en-ZA"/>
+        </w:rPr>
+        <w:t xml:space="preserve"> HTTPS </w:t>
+      </w:r>
+      <w:r>
+        <w:rPr>
+          <w:rFonts w:cs="Aptos"/>
+          <w:lang w:val="en-ZA"/>
+        </w:rPr>
+        <w:t>────────</w:t>
+      </w:r>
+      <w:r>
+        <w:rPr>
+          <w:rFonts w:ascii="Cambria Math" w:hAnsi="Cambria Math" w:cs="Cambria Math"/>
+          <w:lang w:val="en-ZA"/>
+        </w:rPr>
+        <w:t>▶</w:t>
+      </w:r>
+      <w:r>
+        <w:rPr>
+          <w:lang w:val="en-ZA"/>
+        </w:rPr>
+        <w:t xml:space="preserve"> Supabase Storage       (all images)</w:t>
+      </w:r>
+    </w:p>
+    <w:p>
+      <w:pPr>
+        <w:rPr>
+          <w:lang w:val="en-ZA"/>
+        </w:rPr>
+      </w:pPr>
+      <w:r>
+        <w:rPr>
+          <w:lang w:val="en-ZA"/>
+        </w:rPr>
+        <w:t xml:space="preserve">    │</w:t>
+      </w:r>
+    </w:p>
+    <w:p>
+      <w:pPr>
+        <w:rPr>
+          <w:lang w:val="en-ZA"/>
+        </w:rPr>
+      </w:pPr>
+      <w:r>
+        <w:rPr>
+          <w:lang w:val="en-ZA"/>
+        </w:rPr>
+        <w:t xml:space="preserve">    └── HTTPS ────────</w:t>
+      </w:r>
+      <w:r>
+        <w:rPr>
+          <w:rFonts w:ascii="Cambria Math" w:hAnsi="Cambria Math" w:cs="Cambria Math"/>
+          <w:lang w:val="en-ZA"/>
+        </w:rPr>
+        <w:t>▶</w:t>
+      </w:r>
+      <w:r>
+        <w:rPr>
+          <w:lang w:val="en-ZA"/>
+        </w:rPr>
+        <w:t xml:space="preserve"> Brevo API              (all email)</w:t>
+      </w:r>
+    </w:p>
+    <w:p>
+      <w:pPr>
+        <w:rPr>
+          <w:lang w:val="en-ZA"/>
+        </w:rPr>
+      </w:pPr>
+      <w:r>
+        <w:rPr>
+          <w:lang w:val="en-ZA"/>
+        </w:rPr>
+        <w:t>The client is stateless — every query goes directly to the cloud. This means data written by any user on any device is immediately visible to every other user on every other device.</w:t>
+      </w:r>
+    </w:p>
+    <w:p>
+      <w:pPr>
+        <w:rPr>
+          <w:b/>
+          <w:bCs/>
+          <w:lang w:val="en-ZA"/>
+        </w:rPr>
+      </w:pPr>
+      <w:r>
+        <w:rPr>
+          <w:b/>
+          <w:bCs/>
+          <w:lang w:val="en-ZA"/>
+        </w:rPr>
+        <w:t>15.2.3 Configuration</w:t>
+      </w:r>
+    </w:p>
+    <w:p>
+      <w:pPr>
+        <w:rPr>
+          <w:lang w:val="en-ZA"/>
+        </w:rPr>
+      </w:pPr>
+      <w:r>
+        <w:rPr>
+          <w:lang w:val="en-ZA"/>
+        </w:rPr>
+        <w:t>Credentials are stored in .env at the project root and loaded at startup through python-dotenv. The application auto-detects:</w:t>
+      </w:r>
+    </w:p>
+    <w:p>
+      <w:pPr>
+        <w:numPr>
+          <w:ilvl w:val="0"/>
+          <w:numId w:val="41"/>
+        </w:numPr>
+        <w:rPr>
+          <w:lang w:val="en-ZA"/>
+        </w:rPr>
+      </w:pPr>
+      <w:r>
+        <w:rPr>
+          <w:b/>
+          <w:bCs/>
+          <w:lang w:val="en-ZA"/>
+        </w:rPr>
+        <w:t>Cloud mode</w:t>
+      </w:r>
+      <w:r>
+        <w:rPr>
+          <w:lang w:val="en-ZA"/>
+        </w:rPr>
+        <w:t xml:space="preserve"> — when DATABASE_URL starts with postgresql://</w:t>
+      </w:r>
+    </w:p>
+    <w:p>
+      <w:pPr>
+        <w:numPr>
+          <w:ilvl w:val="0"/>
+          <w:numId w:val="41"/>
+        </w:numPr>
+        <w:rPr>
+          <w:lang w:val="en-ZA"/>
+        </w:rPr>
+      </w:pPr>
+      <w:r>
+        <w:rPr>
+          <w:b/>
+          <w:bCs/>
+          <w:lang w:val="en-ZA"/>
+        </w:rPr>
+        <w:t>Local mode</w:t>
+      </w:r>
+      <w:r>
+        <w:rPr>
+          <w:lang w:val="en-ZA"/>
+        </w:rPr>
+        <w:t xml:space="preserve"> — falls back to SQLite if the variable is absent</w:t>
+      </w:r>
+    </w:p>
+    <w:p>
+      <w:pPr>
+        <w:rPr>
+          <w:lang w:val="en-ZA"/>
+        </w:rPr>
+      </w:pPr>
+      <w:r>
+        <w:rPr>
+          <w:lang w:val="en-ZA"/>
+        </w:rPr>
+        <w:t>This means the same codebase produces:</w:t>
+      </w:r>
+    </w:p>
+    <w:p>
+      <w:pPr>
+        <w:numPr>
+          <w:ilvl w:val="0"/>
+          <w:numId w:val="42"/>
+        </w:numPr>
+        <w:rPr>
+          <w:lang w:val="en-ZA"/>
+        </w:rPr>
+      </w:pPr>
+      <w:r>
+        <w:rPr>
+          <w:lang w:val="en-ZA"/>
+        </w:rPr>
+        <w:lastRenderedPageBreak/>
+        <w:t xml:space="preserve">The </w:t>
+      </w:r>
+      <w:r>
+        <w:rPr>
+          <w:b/>
+          <w:bCs/>
+          <w:lang w:val="en-ZA"/>
+        </w:rPr>
+        <w:t>demo build</w:t>
+      </w:r>
+      <w:r>
+        <w:rPr>
+          <w:lang w:val="en-ZA"/>
+        </w:rPr>
+        <w:t xml:space="preserve"> — self-contained, no internet needed</w:t>
+      </w:r>
+    </w:p>
+    <w:p>
+      <w:pPr>
+        <w:numPr>
+          <w:ilvl w:val="0"/>
+          <w:numId w:val="42"/>
+        </w:numPr>
+        <w:rPr>
+          <w:lang w:val="en-ZA"/>
+        </w:rPr>
+      </w:pPr>
+      <w:r>
+        <w:rPr>
+          <w:lang w:val="en-ZA"/>
+        </w:rPr>
+        <w:t xml:space="preserve">The </w:t>
+      </w:r>
+      <w:r>
+        <w:rPr>
+          <w:b/>
+          <w:bCs/>
+          <w:lang w:val="en-ZA"/>
+        </w:rPr>
+        <w:t>live build</w:t>
+      </w:r>
+      <w:r>
+        <w:rPr>
+          <w:lang w:val="en-ZA"/>
+        </w:rPr>
+        <w:t xml:space="preserve"> — multi-user, cloud-backed</w:t>
+      </w:r>
+    </w:p>
+    <w:p>
+      <w:pPr>
+        <w:rPr>
+          <w:b/>
+          <w:bCs/>
+          <w:lang w:val="en-ZA"/>
+        </w:rPr>
+      </w:pPr>
+      <w:r>
+        <w:rPr>
+          <w:b/>
+          <w:bCs/>
+          <w:lang w:val="en-ZA"/>
+        </w:rPr>
+        <w:t>15.3 New Capabilities Introduced</w:t>
+      </w:r>
+    </w:p>
+    <w:p>
+      <w:pPr>
+        <w:rPr>
+          <w:b/>
+          <w:bCs/>
+          <w:lang w:val="en-ZA"/>
+        </w:rPr>
+      </w:pPr>
+      <w:r>
+        <w:rPr>
+          <w:b/>
+          <w:bCs/>
+          <w:lang w:val="en-ZA"/>
+        </w:rPr>
+        <w:t>15.3.1 Cloud Database (Supabase)</w:t>
+      </w:r>
+    </w:p>
+    <w:p>
+      <w:pPr>
+        <w:rPr>
+          <w:lang w:val="en-ZA"/>
+        </w:rPr>
+      </w:pPr>
+      <w:r>
+        <w:rPr>
+          <w:lang w:val="en-ZA"/>
+        </w:rPr>
+        <w:t>Database/config.py reads DATABASE_URL from .env at import time. If it detects a PostgreSQL URL, all subsequent queries route through SQLAlchemy to Supabase. The connection uses the transaction pooler on port 6543 to stay within free-tier connection limits.</w:t>
+      </w:r>
+    </w:p>
+    <w:p>
+      <w:pPr>
+        <w:rPr>
+          <w:b/>
+          <w:bCs/>
+          <w:lang w:val="en-ZA"/>
+        </w:rPr>
+      </w:pPr>
+      <w:r>
+        <w:rPr>
+          <w:b/>
+          <w:bCs/>
+          <w:lang w:val="en-ZA"/>
+        </w:rPr>
+        <w:t>15.3.2 Cloud Image Storage (Supabase Storage)</w:t>
+      </w:r>
+    </w:p>
+    <w:p>
+      <w:pPr>
+        <w:rPr>
+          <w:lang w:val="en-ZA"/>
+        </w:rPr>
+      </w:pPr>
+      <w:r>
+        <w:rPr>
+          <w:lang w:val="en-ZA"/>
+        </w:rPr>
+        <w:t>Property images and profile pictures are uploaded to Supabase Storage buckets (property-images and profile-images) and referenced by their public URL in the database. This ensures images uploaded on one device appear on all devices.</w:t>
+      </w:r>
+    </w:p>
+    <w:p>
+      <w:pPr>
+        <w:rPr>
+          <w:lang w:val="en-ZA"/>
+        </w:rPr>
+      </w:pPr>
+      <w:r>
+        <w:rPr>
+          <w:lang w:val="en-ZA"/>
+        </w:rPr>
+        <w:t>A migration script (migrate_images_to_cloud.py) uploads any images that existed locally before the cloud transition.</w:t>
+      </w:r>
+    </w:p>
+    <w:p>
+      <w:pPr>
+        <w:rPr>
+          <w:b/>
+          <w:bCs/>
+          <w:lang w:val="en-ZA"/>
+        </w:rPr>
+      </w:pPr>
+      <w:r>
+        <w:rPr>
+          <w:b/>
+          <w:bCs/>
+          <w:lang w:val="en-ZA"/>
+        </w:rPr>
+        <w:t>15.3.3 Real Email Delivery (Brevo API)</w:t>
+      </w:r>
+    </w:p>
+    <w:p>
+      <w:pPr>
+        <w:rPr>
+          <w:lang w:val="en-ZA"/>
+        </w:rPr>
+      </w:pPr>
+      <w:r>
+        <w:rPr>
+          <w:lang w:val="en-ZA"/>
+        </w:rPr>
+        <w:t>The email subsystem was migrated from SMTP to the Brevo HTTP API for two reasons:</w:t>
+      </w:r>
+    </w:p>
+    <w:p>
+      <w:pPr>
+        <w:numPr>
+          <w:ilvl w:val="0"/>
+          <w:numId w:val="43"/>
+        </w:numPr>
+        <w:rPr>
+          <w:lang w:val="en-ZA"/>
+        </w:rPr>
+      </w:pPr>
+      <w:r>
+        <w:rPr>
+          <w:b/>
+          <w:bCs/>
+          <w:lang w:val="en-ZA"/>
+        </w:rPr>
+        <w:t>SMTP ports blocked</w:t>
+      </w:r>
+      <w:r>
+        <w:rPr>
+          <w:lang w:val="en-ZA"/>
+        </w:rPr>
+        <w:t xml:space="preserve"> — the development network blocked outbound SMTP (ports 25, 465, 587), preventing Gmail from being used</w:t>
+      </w:r>
+    </w:p>
+    <w:p>
+      <w:pPr>
+        <w:numPr>
+          <w:ilvl w:val="0"/>
+          <w:numId w:val="43"/>
+        </w:numPr>
+        <w:rPr>
+          <w:lang w:val="en-ZA"/>
+        </w:rPr>
+      </w:pPr>
+      <w:r>
+        <w:rPr>
+          <w:b/>
+          <w:bCs/>
+          <w:lang w:val="en-ZA"/>
+        </w:rPr>
+        <w:t>HTTP never blocked</w:t>
+      </w:r>
+      <w:r>
+        <w:rPr>
+          <w:lang w:val="en-ZA"/>
+        </w:rPr>
+        <w:t xml:space="preserve"> — Brevo uses port 443 (HTTPS), which is universally available</w:t>
+      </w:r>
+    </w:p>
+    <w:p>
+      <w:pPr>
+        <w:rPr>
+          <w:lang w:val="en-ZA"/>
+        </w:rPr>
+      </w:pPr>
+      <w:r>
+        <w:rPr>
+          <w:lang w:val="en-ZA"/>
+        </w:rPr>
+        <w:t>Email dispatch runs on a background thread so the UI never blocks while a message is being sent. Demo accounts (.local addresses) are automatically skipped to avoid errors from undeliverable messages.</w:t>
+      </w:r>
+    </w:p>
+    <w:p>
+      <w:pPr>
+        <w:rPr>
+          <w:b/>
+          <w:bCs/>
+          <w:lang w:val="en-ZA"/>
+        </w:rPr>
+      </w:pPr>
+      <w:r>
+        <w:rPr>
+          <w:b/>
+          <w:bCs/>
+          <w:lang w:val="en-ZA"/>
+        </w:rPr>
+        <w:t>15.3.4 Internet Connectivity Handling</w:t>
+      </w:r>
+    </w:p>
+    <w:p>
+      <w:pPr>
+        <w:rPr>
+          <w:lang w:val="en-ZA"/>
+        </w:rPr>
+      </w:pPr>
+      <w:r>
+        <w:rPr>
+          <w:lang w:val="en-ZA"/>
+        </w:rPr>
+        <w:t>Three layers protect the user from network errors:</w:t>
+      </w:r>
+    </w:p>
+    <w:tbl>
+      <w:tblPr>
+        <w:tblW w:w="10080" w:type="dxa"/>
+        <w:tblCellMar>
+          <w:top w:w="15" w:type="dxa"/>
+          <w:left w:w="15" w:type="dxa"/>
+          <w:bottom w:w="15" w:type="dxa"/>
+          <w:right w:w="15" w:type="dxa"/>
+        </w:tblCellMar>
+        <w:tblLook w:val="04A0" w:firstRow="1" w:lastRow="0" w:firstColumn="1" w:lastColumn="0" w:noHBand="0" w:noVBand="1"/>
+      </w:tblPr>
+      <w:tblGrid>
+        <w:gridCol w:w="2187"/>
+        <w:gridCol w:w="2636"/>
+        <w:gridCol w:w="5257"/>
+      </w:tblGrid>
+      <w:tr>
+        <w:trPr>
+          <w:tblHeader/>
+        </w:trPr>
+        <w:tc>
+          <w:tcPr>
+            <w:tcW w:w="0" w:type="auto"/>
+            <w:tcBorders>
+              <w:top w:val="nil"/>
+            </w:tcBorders>
+            <w:tcMar>
+              <w:top w:w="150" w:type="dxa"/>
+              <w:left w:w="0" w:type="dxa"/>
+              <w:bottom w:w="150" w:type="dxa"/>
+              <w:right w:w="240" w:type="dxa"/>
+            </w:tcMar>
+            <w:vAlign w:val="center"/>
+            <w:hideMark/>
+          </w:tcPr>
+          <w:p>
+            <w:pPr>
+              <w:rPr>
+                <w:lang w:val="en-ZA"/>
+              </w:rPr>
+            </w:pPr>
+            <w:r>
+              <w:rPr>
+                <w:lang w:val="en-ZA"/>
+              </w:rPr>
+              <w:t>Layer</w:t>
+            </w:r>
+          </w:p>
+        </w:tc>
+        <w:tc>
+          <w:tcPr>
+            <w:tcW w:w="0" w:type="auto"/>
+            <w:tcBorders>
+              <w:top w:val="nil"/>
+            </w:tcBorders>
+            <w:tcMar>
+              <w:top w:w="150" w:type="dxa"/>
+              <w:left w:w="240" w:type="dxa"/>
+              <w:bottom w:w="150" w:type="dxa"/>
+              <w:right w:w="240" w:type="dxa"/>
+            </w:tcMar>
+            <w:vAlign w:val="center"/>
+            <w:hideMark/>
+          </w:tcPr>
+          <w:p>
+            <w:pPr>
+              <w:rPr>
+                <w:lang w:val="en-ZA"/>
+              </w:rPr>
+            </w:pPr>
+            <w:r>
+              <w:rPr>
+                <w:lang w:val="en-ZA"/>
+              </w:rPr>
+              <w:t>When it fires</w:t>
+            </w:r>
+          </w:p>
+        </w:tc>
+        <w:tc>
+          <w:tcPr>
+            <w:tcW w:w="0" w:type="auto"/>
+            <w:tcBorders>
+              <w:top w:val="nil"/>
+            </w:tcBorders>
+            <w:tcMar>
+              <w:top w:w="150" w:type="dxa"/>
+              <w:left w:w="240" w:type="dxa"/>
+              <w:bottom w:w="150" w:type="dxa"/>
+              <w:right w:w="240" w:type="dxa"/>
+            </w:tcMar>
+            <w:vAlign w:val="center"/>
+            <w:hideMark/>
+          </w:tcPr>
+          <w:p>
+            <w:pPr>
+              <w:rPr>
+                <w:lang w:val="en-ZA"/>
+              </w:rPr>
+            </w:pPr>
+            <w:r>
+              <w:rPr>
+                <w:lang w:val="en-ZA"/>
+              </w:rPr>
+              <w:t>Behaviour</w:t>
+            </w:r>
+          </w:p>
+        </w:tc>
+      </w:tr>
+      <w:tr>
+        <w:tc>
+          <w:tcPr>
+            <w:tcW w:w="0" w:type="auto"/>
+            <w:tcMar>
+              <w:top w:w="150" w:type="dxa"/>
+              <w:left w:w="0" w:type="dxa"/>
+              <w:bottom w:w="150" w:type="dxa"/>
+              <w:right w:w="240" w:type="dxa"/>
+            </w:tcMar>
+            <w:vAlign w:val="center"/>
+            <w:hideMark/>
+          </w:tcPr>
+          <w:p>
+            <w:pPr>
+              <w:rPr>
+                <w:lang w:val="en-ZA"/>
+              </w:rPr>
+            </w:pPr>
+            <w:r>
+              <w:rPr>
+                <w:b/>
+                <w:bCs/>
+                <w:lang w:val="en-ZA"/>
+              </w:rPr>
+              <w:t>Startup gate</w:t>
+            </w:r>
+          </w:p>
+        </w:tc>
+        <w:tc>
+          <w:tcPr>
+            <w:tcW w:w="0" w:type="auto"/>
+            <w:tcMar>
+              <w:top w:w="150" w:type="dxa"/>
+              <w:left w:w="240" w:type="dxa"/>
+              <w:bottom w:w="150" w:type="dxa"/>
+              <w:right w:w="240" w:type="dxa"/>
+            </w:tcMar>
+            <w:vAlign w:val="center"/>
+            <w:hideMark/>
+          </w:tcPr>
+          <w:p>
+            <w:pPr>
+              <w:rPr>
+                <w:lang w:val="en-ZA"/>
+              </w:rPr>
+            </w:pPr>
+            <w:r>
+              <w:rPr>
+                <w:lang w:val="en-ZA"/>
+              </w:rPr>
+              <w:t>App launch</w:t>
+            </w:r>
+          </w:p>
+        </w:tc>
+        <w:tc>
+          <w:tcPr>
+            <w:tcW w:w="0" w:type="auto"/>
+            <w:tcMar>
+              <w:top w:w="150" w:type="dxa"/>
+              <w:left w:w="240" w:type="dxa"/>
+              <w:bottom w:w="150" w:type="dxa"/>
+              <w:right w:w="0" w:type="dxa"/>
+            </w:tcMar>
+            <w:vAlign w:val="center"/>
+            <w:hideMark/>
+          </w:tcPr>
+          <w:p>
+            <w:pPr>
+              <w:rPr>
+                <w:lang w:val="en-ZA"/>
+              </w:rPr>
+            </w:pPr>
+            <w:r>
+              <w:rPr>
+                <w:lang w:val="en-ZA"/>
+              </w:rPr>
+              <w:t>Shows blocking dialog and exits if offline</w:t>
+            </w:r>
+          </w:p>
+        </w:tc>
+      </w:tr>
+      <w:tr>
+        <w:tc>
+          <w:tcPr>
+            <w:tcW w:w="0" w:type="auto"/>
+            <w:tcMar>
+              <w:top w:w="150" w:type="dxa"/>
+              <w:left w:w="0" w:type="dxa"/>
+              <w:bottom w:w="150" w:type="dxa"/>
+              <w:right w:w="240" w:type="dxa"/>
+            </w:tcMar>
+            <w:vAlign w:val="center"/>
+            <w:hideMark/>
+          </w:tcPr>
+          <w:p>
+            <w:pPr>
+              <w:rPr>
+                <w:lang w:val="en-ZA"/>
+              </w:rPr>
+            </w:pPr>
+            <w:r>
+              <w:rPr>
+                <w:b/>
+                <w:bCs/>
+                <w:lang w:val="en-ZA"/>
+              </w:rPr>
+              <w:t>Banner</w:t>
+            </w:r>
+          </w:p>
+        </w:tc>
+        <w:tc>
+          <w:tcPr>
+            <w:tcW w:w="0" w:type="auto"/>
+            <w:tcMar>
+              <w:top w:w="150" w:type="dxa"/>
+              <w:left w:w="240" w:type="dxa"/>
+              <w:bottom w:w="150" w:type="dxa"/>
+              <w:right w:w="240" w:type="dxa"/>
+            </w:tcMar>
+            <w:vAlign w:val="center"/>
+            <w:hideMark/>
+          </w:tcPr>
+          <w:p>
+            <w:pPr>
+              <w:rPr>
+                <w:lang w:val="en-ZA"/>
+              </w:rPr>
+            </w:pPr>
+            <w:r>
+              <w:rPr>
+                <w:lang w:val="en-ZA"/>
+              </w:rPr>
+              <w:t>Every 30 seconds</w:t>
+            </w:r>
+          </w:p>
+        </w:tc>
+        <w:tc>
+          <w:tcPr>
+            <w:tcW w:w="0" w:type="auto"/>
+            <w:tcMar>
+              <w:top w:w="150" w:type="dxa"/>
+              <w:left w:w="240" w:type="dxa"/>
+              <w:bottom w:w="150" w:type="dxa"/>
+              <w:right w:w="0" w:type="dxa"/>
+            </w:tcMar>
+            <w:vAlign w:val="center"/>
+            <w:hideMark/>
+          </w:tcPr>
+          <w:p>
+            <w:pPr>
+              <w:rPr>
+                <w:lang w:val="en-ZA"/>
+              </w:rPr>
+            </w:pPr>
+            <w:r>
+              <w:rPr>
+                <w:lang w:val="en-ZA"/>
+              </w:rPr>
+              <w:t>Red banner at top of app when offline</w:t>
+            </w:r>
+          </w:p>
+        </w:tc>
+      </w:tr>
+      <w:tr>
+        <w:tc>
+          <w:tcPr>
+            <w:tcW w:w="0" w:type="auto"/>
+            <w:tcMar>
+              <w:top w:w="150" w:type="dxa"/>
+              <w:left w:w="0" w:type="dxa"/>
+              <w:bottom w:w="150" w:type="dxa"/>
+              <w:right w:w="240" w:type="dxa"/>
+            </w:tcMar>
+            <w:vAlign w:val="center"/>
+            <w:hideMark/>
+          </w:tcPr>
+          <w:p>
+            <w:pPr>
+              <w:rPr>
+                <w:lang w:val="en-ZA"/>
+              </w:rPr>
+            </w:pPr>
+            <w:r>
+              <w:rPr>
+                <w:b/>
+                <w:bCs/>
+                <w:lang w:val="en-ZA"/>
+              </w:rPr>
+              <w:t>Exception hook</w:t>
+            </w:r>
+          </w:p>
+        </w:tc>
+        <w:tc>
+          <w:tcPr>
+            <w:tcW w:w="0" w:type="auto"/>
+            <w:tcMar>
+              <w:top w:w="150" w:type="dxa"/>
+              <w:left w:w="240" w:type="dxa"/>
+              <w:bottom w:w="150" w:type="dxa"/>
+              <w:right w:w="240" w:type="dxa"/>
+            </w:tcMar>
+            <w:vAlign w:val="center"/>
+            <w:hideMark/>
+          </w:tcPr>
+          <w:p>
+            <w:pPr>
+              <w:rPr>
+                <w:lang w:val="en-ZA"/>
+              </w:rPr>
+            </w:pPr>
+            <w:r>
+              <w:rPr>
+                <w:lang w:val="en-ZA"/>
+              </w:rPr>
+              <w:t>Any DB call fails</w:t>
+            </w:r>
+          </w:p>
+        </w:tc>
+        <w:tc>
+          <w:tcPr>
+            <w:tcW w:w="0" w:type="auto"/>
+            <w:tcMar>
+              <w:top w:w="150" w:type="dxa"/>
+              <w:left w:w="240" w:type="dxa"/>
+              <w:bottom w:w="150" w:type="dxa"/>
+              <w:right w:w="0" w:type="dxa"/>
+            </w:tcMar>
+            <w:vAlign w:val="center"/>
+            <w:hideMark/>
+          </w:tcPr>
+          <w:p>
+            <w:pPr>
+              <w:rPr>
+                <w:lang w:val="en-ZA"/>
+              </w:rPr>
+            </w:pPr>
+            <w:r>
+              <w:rPr>
+                <w:lang w:val="en-ZA"/>
+              </w:rPr>
+              <w:t>Friendly dialog instead of Python traceback</w:t>
+            </w:r>
+          </w:p>
+        </w:tc>
+      </w:tr>
+    </w:tbl>
+    <w:p>
+      <w:pPr>
+        <w:rPr>
+          <w:lang w:val="en-ZA"/>
+        </w:rPr>
+      </w:pPr>
+      <w:r>
+        <w:rPr>
+          <w:lang w:val="en-ZA"/>
+        </w:rPr>
+        <w:t>Combined, these cover: offline at startup, loss of connection during use, and reconnection.</w:t>
+      </w:r>
+    </w:p>
+    <w:p>
+      <w:pPr>
+        <w:rPr>
+          <w:b/>
+          <w:bCs/>
+          <w:lang w:val="en-ZA"/>
+        </w:rPr>
+      </w:pPr>
+      <w:r>
+        <w:rPr>
+          <w:b/>
+          <w:bCs/>
+          <w:lang w:val="en-ZA"/>
+        </w:rPr>
+        <w:lastRenderedPageBreak/>
+        <w:t>15.4 Performance Optimisation Pass</w:t>
+      </w:r>
+    </w:p>
+    <w:p>
+      <w:pPr>
+        <w:rPr>
+          <w:lang w:val="en-ZA"/>
+        </w:rPr>
+      </w:pPr>
+      <w:r>
+        <w:rPr>
+          <w:lang w:val="en-ZA"/>
+        </w:rPr>
+        <w:t xml:space="preserve">The transition to a remote database revealed a performance issue that had been invisible with local SQLite: </w:t>
+      </w:r>
+      <w:r>
+        <w:rPr>
+          <w:b/>
+          <w:bCs/>
+          <w:lang w:val="en-ZA"/>
+        </w:rPr>
+        <w:t>N+1 query patterns</w:t>
+      </w:r>
+      <w:r>
+        <w:rPr>
+          <w:lang w:val="en-ZA"/>
+        </w:rPr>
+        <w:t>. Every list operation was making one query per row plus three additional queries per row to fetch related entities. With 10 rows on screen and ~200ms round-trip latency per query, screens took 5–7 seconds to load.</w:t>
+      </w:r>
+    </w:p>
+    <w:p>
+      <w:pPr>
+        <w:rPr>
+          <w:lang w:val="en-ZA"/>
+        </w:rPr>
+      </w:pPr>
+      <w:r>
+        <w:rPr>
+          <w:lang w:val="en-ZA"/>
+        </w:rPr>
+        <w:t>The fix was a two-stage refactor:</w:t>
+      </w:r>
+    </w:p>
+    <w:p>
+      <w:pPr>
+        <w:rPr>
+          <w:lang w:val="en-ZA"/>
+        </w:rPr>
+      </w:pPr>
+      <w:r>
+        <w:rPr>
+          <w:b/>
+          <w:bCs/>
+          <w:lang w:val="en-ZA"/>
+        </w:rPr>
+        <w:t>Stage 1 — Batch prefetch.</w:t>
+      </w:r>
+      <w:r>
+        <w:rPr>
+          <w:lang w:val="en-ZA"/>
+        </w:rPr>
+        <w:t xml:space="preserve"> List methods now fetch all related entities (leases, properties, users) in </w:t>
+      </w:r>
+      <w:r>
+        <w:rPr>
+          <w:b/>
+          <w:bCs/>
+          <w:lang w:val="en-ZA"/>
+        </w:rPr>
+        <w:t>three bulk queries</w:t>
+      </w:r>
+      <w:r>
+        <w:rPr>
+          <w:lang w:val="en-ZA"/>
+        </w:rPr>
+        <w:t xml:space="preserve"> and then enrich rows from in-memory dictionaries. This reduces a 10-row screen from ~35 queries to 4 queries.</w:t>
+      </w:r>
+    </w:p>
+    <w:p>
+      <w:pPr>
+        <w:rPr>
+          <w:lang w:val="en-ZA"/>
+        </w:rPr>
+      </w:pPr>
+      <w:r>
+        <w:rPr>
+          <w:b/>
+          <w:bCs/>
+          <w:lang w:val="en-ZA"/>
+        </w:rPr>
+        <w:t>Stage 2 — Background threading.</w:t>
+      </w:r>
+      <w:r>
+        <w:rPr>
+          <w:lang w:val="en-ZA"/>
+        </w:rPr>
+        <w:t xml:space="preserve"> Screens now execute their DB queries on a worker thread (ui/widgets/async_worker.py) and display a spinner overlay (ui/widgets/loading_overlay.py) while the query runs. The UI never freezes.</w:t>
+      </w:r>
+    </w:p>
+    <w:p>
+      <w:pPr>
+        <w:rPr>
+          <w:lang w:val="en-ZA"/>
+        </w:rPr>
+      </w:pPr>
+      <w:r>
+        <w:rPr>
+          <w:lang w:val="en-ZA"/>
+        </w:rPr>
+        <w:t>The combined effect reduces perceived load time from 5–7 seconds to under 1 second.</w:t>
+      </w:r>
+    </w:p>
+    <w:p>
+      <w:pPr>
+        <w:rPr>
+          <w:lang w:val="en-ZA"/>
+        </w:rPr>
+      </w:pPr>
+      <w:r>
+        <w:rPr>
+          <w:lang w:val="en-ZA"/>
+        </w:rPr>
+        <w:t>A third enhancement caches decoded images in memory using QPixmapCache (50 MB limit). Repeated card renders now use the cached version, making scroll performance smooth even on slower networks.</w:t>
+      </w:r>
+    </w:p>
+    <w:p>
+      <w:pPr>
+        <w:rPr>
+          <w:b/>
+          <w:bCs/>
+          <w:lang w:val="en-ZA"/>
+        </w:rPr>
+      </w:pPr>
+      <w:r>
+        <w:rPr>
+          <w:b/>
+          <w:bCs/>
+          <w:lang w:val="en-ZA"/>
+        </w:rPr>
+        <w:t>15.5 Files Added Since Section 14</w:t>
+      </w:r>
+    </w:p>
+    <w:p>
+      <w:pPr>
+        <w:rPr>
+          <w:lang w:val="en-ZA"/>
+        </w:rPr>
+      </w:pPr>
+      <w:r>
+        <w:rPr>
+          <w:b/>
+          <w:bCs/>
+          <w:lang w:val="en-ZA"/>
+        </w:rPr>
+        <w:t>New services and widgets:</w:t>
+      </w:r>
+    </w:p>
+    <w:p>
+      <w:pPr>
+        <w:numPr>
+          <w:ilvl w:val="0"/>
+          <w:numId w:val="44"/>
+        </w:numPr>
+        <w:rPr>
+          <w:lang w:val="en-ZA"/>
+        </w:rPr>
+      </w:pPr>
+      <w:r>
+        <w:rPr>
+          <w:lang w:val="en-ZA"/>
+        </w:rPr>
+        <w:t>Services/connectivity_service.py</w:t>
+      </w:r>
+    </w:p>
+    <w:p>
+      <w:pPr>
+        <w:numPr>
+          <w:ilvl w:val="0"/>
+          <w:numId w:val="44"/>
+        </w:numPr>
+        <w:rPr>
+          <w:lang w:val="en-ZA"/>
+        </w:rPr>
+      </w:pPr>
+      <w:r>
+        <w:rPr>
+          <w:lang w:val="en-ZA"/>
+        </w:rPr>
+        <w:t>Services/cloud_storage_service.py</w:t>
+      </w:r>
+    </w:p>
+    <w:p>
+      <w:pPr>
+        <w:numPr>
+          <w:ilvl w:val="0"/>
+          <w:numId w:val="44"/>
+        </w:numPr>
+        <w:rPr>
+          <w:lang w:val="en-ZA"/>
+        </w:rPr>
+      </w:pPr>
+      <w:r>
+        <w:rPr>
+          <w:lang w:val="en-ZA"/>
+        </w:rPr>
+        <w:t>ui/widgets/async_worker.py</w:t>
+      </w:r>
+    </w:p>
+    <w:p>
+      <w:pPr>
+        <w:numPr>
+          <w:ilvl w:val="0"/>
+          <w:numId w:val="44"/>
+        </w:numPr>
+        <w:rPr>
+          <w:lang w:val="en-ZA"/>
+        </w:rPr>
+      </w:pPr>
+      <w:r>
+        <w:rPr>
+          <w:lang w:val="en-ZA"/>
+        </w:rPr>
+        <w:t>ui/widgets/loading_overlay.py</w:t>
+      </w:r>
+    </w:p>
+    <w:p>
+      <w:pPr>
+        <w:numPr>
+          <w:ilvl w:val="0"/>
+          <w:numId w:val="44"/>
+        </w:numPr>
+        <w:rPr>
+          <w:lang w:val="en-ZA"/>
+        </w:rPr>
+      </w:pPr>
+      <w:r>
+        <w:rPr>
+          <w:lang w:val="en-ZA"/>
+        </w:rPr>
+        <w:t>ui/widgets/image_cache.py</w:t>
+      </w:r>
+    </w:p>
+    <w:p>
+      <w:pPr>
+        <w:numPr>
+          <w:ilvl w:val="0"/>
+          <w:numId w:val="44"/>
+        </w:numPr>
+        <w:rPr>
+          <w:lang w:val="en-ZA"/>
+        </w:rPr>
+      </w:pPr>
+      <w:r>
+        <w:rPr>
+          <w:lang w:val="en-ZA"/>
+        </w:rPr>
+        <w:t>ui/widgets/connection_banner.py</w:t>
+      </w:r>
+    </w:p>
+    <w:p>
+      <w:pPr>
+        <w:numPr>
+          <w:ilvl w:val="0"/>
+          <w:numId w:val="44"/>
+        </w:numPr>
+        <w:rPr>
+          <w:lang w:val="en-ZA"/>
+        </w:rPr>
+      </w:pPr>
+      <w:r>
+        <w:rPr>
+          <w:lang w:val="en-ZA"/>
+        </w:rPr>
+        <w:t>.env (credentials file, excluded from Git)</w:t>
+      </w:r>
+    </w:p>
+    <w:p>
+      <w:pPr>
+        <w:numPr>
+          <w:ilvl w:val="0"/>
+          <w:numId w:val="44"/>
+        </w:numPr>
+        <w:rPr>
+          <w:lang w:val="en-ZA"/>
+        </w:rPr>
+      </w:pPr>
+      <w:r>
+        <w:rPr>
+          <w:lang w:val="en-ZA"/>
+        </w:rPr>
+        <w:t>migrate_images_to_cloud.py (one-time migration script)</w:t>
+      </w:r>
+    </w:p>
+    <w:p>
+      <w:pPr>
+        <w:rPr>
+          <w:lang w:val="en-ZA"/>
+        </w:rPr>
+      </w:pPr>
+      <w:r>
+        <w:rPr>
+          <w:b/>
+          <w:bCs/>
+          <w:lang w:val="en-ZA"/>
+        </w:rPr>
+        <w:t>Files replaced:</w:t>
+      </w:r>
+    </w:p>
+    <w:p>
+      <w:pPr>
+        <w:numPr>
+          <w:ilvl w:val="0"/>
+          <w:numId w:val="45"/>
+        </w:numPr>
+        <w:rPr>
+          <w:lang w:val="en-ZA"/>
+        </w:rPr>
+      </w:pPr>
+      <w:r>
+        <w:rPr>
+          <w:lang w:val="en-ZA"/>
+        </w:rPr>
+        <w:t>main.py (V5 — startup gate, exception hook)</w:t>
+      </w:r>
+    </w:p>
+    <w:p>
+      <w:pPr>
+        <w:numPr>
+          <w:ilvl w:val="0"/>
+          <w:numId w:val="45"/>
+        </w:numPr>
+        <w:rPr>
+          <w:lang w:val="en-ZA"/>
+        </w:rPr>
+      </w:pPr>
+      <w:r>
+        <w:rPr>
+          <w:lang w:val="en-ZA"/>
+        </w:rPr>
+        <w:t>Database/config.py (V6 — cloud mode detection)</w:t>
+      </w:r>
+    </w:p>
+    <w:p>
+      <w:pPr>
+        <w:numPr>
+          <w:ilvl w:val="0"/>
+          <w:numId w:val="45"/>
+        </w:numPr>
+        <w:rPr>
+          <w:lang w:val="en-ZA"/>
+        </w:rPr>
+      </w:pPr>
+      <w:r>
+        <w:rPr>
+          <w:lang w:val="en-ZA"/>
+        </w:rPr>
+        <w:t>Database/connection.py (V3 — PostgreSQL-aware engine with pooling)</w:t>
+      </w:r>
+    </w:p>
+    <w:p>
+      <w:pPr>
+        <w:numPr>
+          <w:ilvl w:val="0"/>
+          <w:numId w:val="45"/>
+        </w:numPr>
+        <w:rPr>
+          <w:lang w:val="en-ZA"/>
+        </w:rPr>
+      </w:pPr>
+      <w:r>
+        <w:rPr>
+          <w:lang w:val="en-ZA"/>
+        </w:rPr>
+        <w:lastRenderedPageBreak/>
+        <w:t>Services/email_service.py (V3 — Brevo API, async, filters fake addresses)</w:t>
+      </w:r>
+    </w:p>
+    <w:p>
+      <w:pPr>
+        <w:numPr>
+          <w:ilvl w:val="0"/>
+          <w:numId w:val="45"/>
+        </w:numPr>
+        <w:rPr>
+          <w:lang w:val="en-ZA"/>
+        </w:rPr>
+      </w:pPr>
+      <w:r>
+        <w:rPr>
+          <w:lang w:val="en-ZA"/>
+        </w:rPr>
+        <w:t>Services/notification_service.py (V3 — immediate dispatch)</w:t>
+      </w:r>
+    </w:p>
+    <w:p>
+      <w:pPr>
+        <w:numPr>
+          <w:ilvl w:val="0"/>
+          <w:numId w:val="45"/>
+        </w:numPr>
+        <w:rPr>
+          <w:lang w:val="en-ZA"/>
+        </w:rPr>
+      </w:pPr>
+      <w:r>
+        <w:rPr>
+          <w:lang w:val="en-ZA"/>
+        </w:rPr>
+        <w:t>Services/payment_service.py (V6 — prefetch optimisation, broadcast)</w:t>
+      </w:r>
+    </w:p>
+    <w:p>
+      <w:pPr>
+        <w:numPr>
+          <w:ilvl w:val="0"/>
+          <w:numId w:val="45"/>
+        </w:numPr>
+        <w:rPr>
+          <w:lang w:val="en-ZA"/>
+        </w:rPr>
+      </w:pPr>
+      <w:r>
+        <w:rPr>
+          <w:lang w:val="en-ZA"/>
+        </w:rPr>
+        <w:t>Services/lease_service.py (V4 — prefetch optimisation)</w:t>
+      </w:r>
+    </w:p>
+    <w:p>
+      <w:pPr>
+        <w:numPr>
+          <w:ilvl w:val="0"/>
+          <w:numId w:val="45"/>
+        </w:numPr>
+        <w:rPr>
+          <w:lang w:val="en-ZA"/>
+        </w:rPr>
+      </w:pPr>
+      <w:r>
+        <w:rPr>
+          <w:lang w:val="en-ZA"/>
+        </w:rPr>
+        <w:t>Services/maintenance_service.py (V3 — prefetch optimisation)</w:t>
+      </w:r>
+    </w:p>
+    <w:p>
+      <w:pPr>
+        <w:numPr>
+          <w:ilvl w:val="0"/>
+          <w:numId w:val="45"/>
+        </w:numPr>
+        <w:rPr>
+          <w:lang w:val="en-ZA"/>
+        </w:rPr>
+      </w:pPr>
+      <w:r>
+        <w:rPr>
+          <w:lang w:val="en-ZA"/>
+        </w:rPr>
+        <w:t>Services/viewing_service.py (V3 — prefetch optimisation)</w:t>
+      </w:r>
+    </w:p>
+    <w:p>
+      <w:pPr>
+        <w:numPr>
+          <w:ilvl w:val="0"/>
+          <w:numId w:val="45"/>
+        </w:numPr>
+        <w:rPr>
+          <w:lang w:val="en-ZA"/>
+        </w:rPr>
+      </w:pPr>
+      <w:r>
+        <w:rPr>
+          <w:lang w:val="en-ZA"/>
+        </w:rPr>
+        <w:t>Services/lease_application_service.py (V3 — prefetch optimisation)</w:t>
+      </w:r>
+    </w:p>
+    <w:p>
+      <w:pPr>
+        <w:numPr>
+          <w:ilvl w:val="0"/>
+          <w:numId w:val="45"/>
+        </w:numPr>
+        <w:rPr>
+          <w:lang w:val="en-ZA"/>
+        </w:rPr>
+      </w:pPr>
+      <w:r>
+        <w:rPr>
+          <w:lang w:val="en-ZA"/>
+        </w:rPr>
+        <w:t>Services/ownership_service.py (V2 — prefetch optimisation)</w:t>
+      </w:r>
+    </w:p>
+    <w:p>
+      <w:pPr>
+        <w:numPr>
+          <w:ilvl w:val="0"/>
+          <w:numId w:val="45"/>
+        </w:numPr>
+        <w:rPr>
+          <w:lang w:val="en-ZA"/>
+        </w:rPr>
+      </w:pPr>
+      <w:r>
+        <w:rPr>
+          <w:lang w:val="en-ZA"/>
+        </w:rPr>
+        <w:t>ui/main_window.py (V14 — connection banner integration)</w:t>
+      </w:r>
+    </w:p>
+    <w:p>
+      <w:pPr>
+        <w:numPr>
+          <w:ilvl w:val="0"/>
+          <w:numId w:val="45"/>
+        </w:numPr>
+        <w:rPr>
+          <w:lang w:val="en-ZA"/>
+        </w:rPr>
+      </w:pPr>
+      <w:r>
+        <w:rPr>
+          <w:lang w:val="en-ZA"/>
+        </w:rPr>
+        <w:t>ui/properties_screen.py (V9 — async loading)</w:t>
+      </w:r>
+    </w:p>
+    <w:p>
+      <w:pPr>
+        <w:numPr>
+          <w:ilvl w:val="0"/>
+          <w:numId w:val="45"/>
+        </w:numPr>
+        <w:rPr>
+          <w:lang w:val="en-ZA"/>
+        </w:rPr>
+      </w:pPr>
+      <w:r>
+        <w:rPr>
+          <w:lang w:val="en-ZA"/>
+        </w:rPr>
+        <w:t>ui/widgets/avatar.py (V2 — image caching)</w:t>
+      </w:r>
+    </w:p>
+    <w:p>
+      <w:pPr>
+        <w:numPr>
+          <w:ilvl w:val="0"/>
+          <w:numId w:val="45"/>
+        </w:numPr>
+        <w:rPr>
+          <w:lang w:val="en-ZA"/>
+        </w:rPr>
+      </w:pPr>
+      <w:r>
+        <w:rPr>
+          <w:lang w:val="en-ZA"/>
+        </w:rPr>
+        <w:t>ui/widgets/property_card.py (image caching, left accent bar)</w:t>
+      </w:r>
+    </w:p>
+    <w:p>
+      <w:pPr>
+        <w:numPr>
+          <w:ilvl w:val="0"/>
+          <w:numId w:val="45"/>
+        </w:numPr>
+        <w:rPr>
+          <w:lang w:val="en-ZA"/>
+        </w:rPr>
+      </w:pPr>
+      <w:r>
+        <w:rPr>
+          <w:lang w:val="en-ZA"/>
+        </w:rPr>
+        <w:t>ui/property_detail_dialog.py (image caching)</w:t>
+      </w:r>
+    </w:p>
+    <w:p>
+      <w:pPr>
+        <w:numPr>
+          <w:ilvl w:val="0"/>
+          <w:numId w:val="45"/>
+        </w:numPr>
+        <w:rPr>
+          <w:lang w:val="en-ZA"/>
+        </w:rPr>
+      </w:pPr>
+      <w:r>
+        <w:rPr>
+          <w:lang w:val="en-ZA"/>
+        </w:rPr>
+        <w:t>ui/widgets/sidebar.py (narrower 200px)</w:t>
+      </w:r>
+    </w:p>
+    <w:p>
+      <w:pPr>
+        <w:rPr>
+          <w:b/>
+          <w:bCs/>
+          <w:lang w:val="en-ZA"/>
+        </w:rPr>
+      </w:pPr>
+      <w:r>
+        <w:rPr>
+          <w:b/>
+          <w:bCs/>
+          <w:lang w:val="en-ZA"/>
+        </w:rPr>
+        <w:t>15.6 Deployment Notes</w:t>
+      </w:r>
+    </w:p>
+    <w:p>
+      <w:pPr>
+        <w:rPr>
+          <w:b/>
+          <w:bCs/>
+          <w:lang w:val="en-ZA"/>
+        </w:rPr>
+      </w:pPr>
+      <w:r>
+        <w:rPr>
+          <w:b/>
+          <w:bCs/>
+          <w:lang w:val="en-ZA"/>
+        </w:rPr>
+        <w:t>Free Tier Longevity</w:t>
+      </w:r>
+    </w:p>
+    <w:p>
+      <w:pPr>
+        <w:rPr>
+          <w:lang w:val="en-ZA"/>
+        </w:rPr>
+      </w:pPr>
+      <w:r>
+        <w:rPr>
+          <w:lang w:val="en-ZA"/>
+        </w:rPr>
+        <w:t>Supabase pauses free projects after 7 days of inactivity. A GitHub Action (.github/workflows/keep-supabase-alive.yml) pings the REST endpoint every 3 days to keep the project active. For the final report demonstration, the project is checked weekly.</w:t>
+      </w:r>
+    </w:p>
+    <w:p>
+      <w:pPr>
+        <w:rPr>
+          <w:b/>
+          <w:bCs/>
+          <w:lang w:val="en-ZA"/>
+        </w:rPr>
+      </w:pPr>
+      <w:r>
+        <w:rPr>
+          <w:b/>
+          <w:bCs/>
+          <w:lang w:val="en-ZA"/>
+        </w:rPr>
+        <w:t>Security Trade-Off</w:t>
+      </w:r>
+    </w:p>
+    <w:p>
+      <w:pPr>
+        <w:rPr>
+          <w:lang w:val="en-ZA"/>
+        </w:rPr>
+      </w:pPr>
+      <w:r>
+        <w:rPr>
+          <w:lang w:val="en-ZA"/>
+        </w:rPr>
+        <w:t>Cloud credentials (database URL, API keys) are bundled inside the executable when the app is packaged with PyInstaller. Any user who has the exe can extract these credentials. For an academic project this is acceptable. For production deployment, the recommended architecture is a REST API layer sitting between the client and the database, with credentials held server-side.</w:t>
+      </w:r>
+    </w:p>
+    <w:p>
+      <w:pPr>
+        <w:rPr>
+          <w:lang w:val="en-ZA"/>
+        </w:rPr>
+      </w:pPr>
+      <w:r>
+        <w:rPr>
+          <w:lang w:val="en-ZA"/>
+        </w:rPr>
+        <w:t>This limitation is documented in Section 15.7 as future work.</w:t>
+      </w:r>
+    </w:p>
+    <w:p>
+      <w:pPr>
+        <w:rPr>
+          <w:b/>
+          <w:bCs/>
+          <w:lang w:val="en-ZA"/>
+        </w:rPr>
+      </w:pPr>
+      <w:r>
+        <w:rPr>
+          <w:b/>
+          <w:bCs/>
+          <w:lang w:val="en-ZA"/>
+        </w:rPr>
+        <w:t>15.7 Outstanding Items</w:t>
+      </w:r>
+    </w:p>
+    <w:tbl>
+      <w:tblPr>
+        <w:tblW w:w="10080" w:type="dxa"/>
+        <w:tblCellMar>
+          <w:top w:w="15" w:type="dxa"/>
+          <w:left w:w="15" w:type="dxa"/>
+          <w:bottom w:w="15" w:type="dxa"/>
+          <w:right w:w="15" w:type="dxa"/>
+        </w:tblCellMar>
+        <w:tblLook w:val="04A0" w:firstRow="1" w:lastRow="0" w:firstColumn="1" w:lastColumn="0" w:noHBand="0" w:noVBand="1"/>
+      </w:tblPr>
+      <w:tblGrid>
+        <w:gridCol w:w="3087"/>
+        <w:gridCol w:w="1186"/>
+        <w:gridCol w:w="5807"/>
+      </w:tblGrid>
+      <w:tr>
+        <w:trPr>
+          <w:tblHeader/>
+        </w:trPr>
+        <w:tc>
+          <w:tcPr>
+            <w:tcW w:w="0" w:type="auto"/>
+            <w:tcBorders>
+              <w:top w:val="nil"/>
+            </w:tcBorders>
+            <w:tcMar>
+              <w:top w:w="150" w:type="dxa"/>
+              <w:left w:w="0" w:type="dxa"/>
+              <w:bottom w:w="150" w:type="dxa"/>
+              <w:right w:w="240" w:type="dxa"/>
+            </w:tcMar>
+            <w:vAlign w:val="center"/>
+            <w:hideMark/>
+          </w:tcPr>
+          <w:p>
+            <w:pPr>
+              <w:rPr>
+                <w:lang w:val="en-ZA"/>
+              </w:rPr>
+            </w:pPr>
+            <w:r>
+              <w:rPr>
+                <w:lang w:val="en-ZA"/>
+              </w:rPr>
+              <w:lastRenderedPageBreak/>
+              <w:t>Item</w:t>
+            </w:r>
+          </w:p>
+        </w:tc>
+        <w:tc>
+          <w:tcPr>
+            <w:tcW w:w="0" w:type="auto"/>
+            <w:tcBorders>
+              <w:top w:val="nil"/>
+            </w:tcBorders>
+            <w:tcMar>
+              <w:top w:w="150" w:type="dxa"/>
+              <w:left w:w="240" w:type="dxa"/>
+              <w:bottom w:w="150" w:type="dxa"/>
+              <w:right w:w="240" w:type="dxa"/>
+            </w:tcMar>
+            <w:vAlign w:val="center"/>
+            <w:hideMark/>
+          </w:tcPr>
+          <w:p>
+            <w:pPr>
+              <w:rPr>
+                <w:lang w:val="en-ZA"/>
+              </w:rPr>
+            </w:pPr>
+            <w:r>
+              <w:rPr>
+                <w:lang w:val="en-ZA"/>
+              </w:rPr>
+              <w:t>Priority</w:t>
+            </w:r>
+          </w:p>
+        </w:tc>
+        <w:tc>
+          <w:tcPr>
+            <w:tcW w:w="0" w:type="auto"/>
+            <w:tcBorders>
+              <w:top w:val="nil"/>
+            </w:tcBorders>
+            <w:tcMar>
+              <w:top w:w="150" w:type="dxa"/>
+              <w:left w:w="240" w:type="dxa"/>
+              <w:bottom w:w="150" w:type="dxa"/>
+              <w:right w:w="240" w:type="dxa"/>
+            </w:tcMar>
+            <w:vAlign w:val="center"/>
+            <w:hideMark/>
+          </w:tcPr>
+          <w:p>
+            <w:pPr>
+              <w:rPr>
+                <w:lang w:val="en-ZA"/>
+              </w:rPr>
+            </w:pPr>
+            <w:r>
+              <w:rPr>
+                <w:lang w:val="en-ZA"/>
+              </w:rPr>
+              <w:t>Notes</w:t>
+            </w:r>
+          </w:p>
+        </w:tc>
+      </w:tr>
+      <w:tr>
+        <w:tc>
+          <w:tcPr>
+            <w:tcW w:w="0" w:type="auto"/>
+            <w:tcMar>
+              <w:top w:w="150" w:type="dxa"/>
+              <w:left w:w="0" w:type="dxa"/>
+              <w:bottom w:w="150" w:type="dxa"/>
+              <w:right w:w="240" w:type="dxa"/>
+            </w:tcMar>
+            <w:vAlign w:val="center"/>
+            <w:hideMark/>
+          </w:tcPr>
+          <w:p>
+            <w:pPr>
+              <w:rPr>
+                <w:lang w:val="en-ZA"/>
+              </w:rPr>
+            </w:pPr>
+            <w:r>
+              <w:rPr>
+                <w:lang w:val="en-ZA"/>
+              </w:rPr>
+              <w:t>Async loading for remaining screens</w:t>
+            </w:r>
+          </w:p>
+        </w:tc>
+        <w:tc>
+          <w:tcPr>
+            <w:tcW w:w="0" w:type="auto"/>
+            <w:tcMar>
+              <w:top w:w="150" w:type="dxa"/>
+              <w:left w:w="240" w:type="dxa"/>
+              <w:bottom w:w="150" w:type="dxa"/>
+              <w:right w:w="240" w:type="dxa"/>
+            </w:tcMar>
+            <w:vAlign w:val="center"/>
+            <w:hideMark/>
+          </w:tcPr>
+          <w:p>
+            <w:pPr>
+              <w:rPr>
+                <w:lang w:val="en-ZA"/>
+              </w:rPr>
+            </w:pPr>
+            <w:r>
+              <w:rPr>
+                <w:lang w:val="en-ZA"/>
+              </w:rPr>
+              <w:t>Medium</w:t>
+            </w:r>
+          </w:p>
+        </w:tc>
+        <w:tc>
+          <w:tcPr>
+            <w:tcW w:w="0" w:type="auto"/>
+            <w:tcMar>
+              <w:top w:w="150" w:type="dxa"/>
+              <w:left w:w="240" w:type="dxa"/>
+              <w:bottom w:w="150" w:type="dxa"/>
+              <w:right w:w="0" w:type="dxa"/>
+            </w:tcMar>
+            <w:vAlign w:val="center"/>
+            <w:hideMark/>
+          </w:tcPr>
+          <w:p>
+            <w:pPr>
+              <w:rPr>
+                <w:lang w:val="en-ZA"/>
+              </w:rPr>
+            </w:pPr>
+            <w:r>
+              <w:rPr>
+                <w:lang w:val="en-ZA"/>
+              </w:rPr>
+              <w:t>Payments, Leases, Maintenance, Viewings, Applications, Ownerships — Properties is done</w:t>
+            </w:r>
+          </w:p>
+        </w:tc>
+      </w:tr>
+      <w:tr>
+        <w:tc>
+          <w:tcPr>
+            <w:tcW w:w="0" w:type="auto"/>
+            <w:tcMar>
+              <w:top w:w="150" w:type="dxa"/>
+              <w:left w:w="0" w:type="dxa"/>
+              <w:bottom w:w="150" w:type="dxa"/>
+              <w:right w:w="240" w:type="dxa"/>
+            </w:tcMar>
+            <w:vAlign w:val="center"/>
+            <w:hideMark/>
+          </w:tcPr>
+          <w:p>
+            <w:pPr>
+              <w:rPr>
+                <w:lang w:val="en-ZA"/>
+              </w:rPr>
+            </w:pPr>
+            <w:r>
+              <w:rPr>
+                <w:lang w:val="en-ZA"/>
+              </w:rPr>
+              <w:t>REST API layer for credential isolation</w:t>
+            </w:r>
+          </w:p>
+        </w:tc>
+        <w:tc>
+          <w:tcPr>
+            <w:tcW w:w="0" w:type="auto"/>
+            <w:tcMar>
+              <w:top w:w="150" w:type="dxa"/>
+              <w:left w:w="240" w:type="dxa"/>
+              <w:bottom w:w="150" w:type="dxa"/>
+              <w:right w:w="240" w:type="dxa"/>
+            </w:tcMar>
+            <w:vAlign w:val="center"/>
+            <w:hideMark/>
+          </w:tcPr>
+          <w:p>
+            <w:pPr>
+              <w:rPr>
+                <w:lang w:val="en-ZA"/>
+              </w:rPr>
+            </w:pPr>
+            <w:r>
+              <w:rPr>
+                <w:lang w:val="en-ZA"/>
+              </w:rPr>
+              <w:t>Low</w:t>
+            </w:r>
+          </w:p>
+        </w:tc>
+        <w:tc>
+          <w:tcPr>
+            <w:tcW w:w="0" w:type="auto"/>
+            <w:tcMar>
+              <w:top w:w="150" w:type="dxa"/>
+              <w:left w:w="240" w:type="dxa"/>
+              <w:bottom w:w="150" w:type="dxa"/>
+              <w:right w:w="0" w:type="dxa"/>
+            </w:tcMar>
+            <w:vAlign w:val="center"/>
+            <w:hideMark/>
+          </w:tcPr>
+          <w:p>
+            <w:pPr>
+              <w:rPr>
+                <w:lang w:val="en-ZA"/>
+              </w:rPr>
+            </w:pPr>
+            <w:r>
+              <w:rPr>
+                <w:lang w:val="en-ZA"/>
+              </w:rPr>
+              <w:t>Production-ready architecture, beyond academic scope</w:t>
+            </w:r>
+          </w:p>
+        </w:tc>
+      </w:tr>
+      <w:tr>
+        <w:tc>
+          <w:tcPr>
+            <w:tcW w:w="0" w:type="auto"/>
+            <w:tcMar>
+              <w:top w:w="150" w:type="dxa"/>
+              <w:left w:w="0" w:type="dxa"/>
+              <w:bottom w:w="150" w:type="dxa"/>
+              <w:right w:w="240" w:type="dxa"/>
+            </w:tcMar>
+            <w:vAlign w:val="center"/>
+            <w:hideMark/>
+          </w:tcPr>
+          <w:p>
+            <w:pPr>
+              <w:rPr>
+                <w:lang w:val="en-ZA"/>
+              </w:rPr>
+            </w:pPr>
+            <w:r>
+              <w:rPr>
+                <w:lang w:val="en-ZA"/>
+              </w:rPr>
+              <w:t>Rebuild .exe with cloud credentials bundled</w:t>
+            </w:r>
+          </w:p>
+        </w:tc>
+        <w:tc>
+          <w:tcPr>
+            <w:tcW w:w="0" w:type="auto"/>
+            <w:tcMar>
+              <w:top w:w="150" w:type="dxa"/>
+              <w:left w:w="240" w:type="dxa"/>
+              <w:bottom w:w="150" w:type="dxa"/>
+              <w:right w:w="240" w:type="dxa"/>
+            </w:tcMar>
+            <w:vAlign w:val="center"/>
+            <w:hideMark/>
+          </w:tcPr>
+          <w:p>
+            <w:pPr>
+              <w:rPr>
+                <w:lang w:val="en-ZA"/>
+              </w:rPr>
+            </w:pPr>
+            <w:r>
+              <w:rPr>
+                <w:lang w:val="en-ZA"/>
+              </w:rPr>
+              <w:t>High</w:t>
+            </w:r>
+          </w:p>
+        </w:tc>
+        <w:tc>
+          <w:tcPr>
+            <w:tcW w:w="0" w:type="auto"/>
+            <w:tcMar>
+              <w:top w:w="150" w:type="dxa"/>
+              <w:left w:w="240" w:type="dxa"/>
+              <w:bottom w:w="150" w:type="dxa"/>
+              <w:right w:w="0" w:type="dxa"/>
+            </w:tcMar>
+            <w:vAlign w:val="center"/>
+            <w:hideMark/>
+          </w:tcPr>
+          <w:p>
+            <w:pPr>
+              <w:rPr>
+                <w:lang w:val="en-ZA"/>
+              </w:rPr>
+            </w:pPr>
+            <w:r>
+              <w:rPr>
+                <w:lang w:val="en-ZA"/>
+              </w:rPr>
+              <w:t>For team distribution</w:t>
+            </w:r>
+          </w:p>
+        </w:tc>
+      </w:tr>
+      <w:tr>
+        <w:tc>
+          <w:tcPr>
+            <w:tcW w:w="0" w:type="auto"/>
+            <w:tcMar>
+              <w:top w:w="150" w:type="dxa"/>
+              <w:left w:w="0" w:type="dxa"/>
+              <w:bottom w:w="150" w:type="dxa"/>
+              <w:right w:w="240" w:type="dxa"/>
+            </w:tcMar>
+            <w:vAlign w:val="center"/>
+            <w:hideMark/>
+          </w:tcPr>
+          <w:p>
+            <w:pPr>
+              <w:rPr>
+                <w:lang w:val="en-ZA"/>
+              </w:rPr>
+            </w:pPr>
+            <w:r>
+              <w:rPr>
+                <w:lang w:val="en-ZA"/>
+              </w:rPr>
+              <w:t>Multi-device test</w:t>
+            </w:r>
+          </w:p>
+        </w:tc>
+        <w:tc>
+          <w:tcPr>
+            <w:tcW w:w="0" w:type="auto"/>
+            <w:tcMar>
+              <w:top w:w="150" w:type="dxa"/>
+              <w:left w:w="240" w:type="dxa"/>
+              <w:bottom w:w="150" w:type="dxa"/>
+              <w:right w:w="240" w:type="dxa"/>
+            </w:tcMar>
+            <w:vAlign w:val="center"/>
+            <w:hideMark/>
+          </w:tcPr>
+          <w:p>
+            <w:pPr>
+              <w:rPr>
+                <w:lang w:val="en-ZA"/>
+              </w:rPr>
+            </w:pPr>
+            <w:r>
+              <w:rPr>
+                <w:lang w:val="en-ZA"/>
+              </w:rPr>
+              <w:t>High</w:t>
+            </w:r>
+          </w:p>
+        </w:tc>
+        <w:tc>
+          <w:tcPr>
+            <w:tcW w:w="0" w:type="auto"/>
+            <w:tcMar>
+              <w:top w:w="150" w:type="dxa"/>
+              <w:left w:w="240" w:type="dxa"/>
+              <w:bottom w:w="150" w:type="dxa"/>
+              <w:right w:w="0" w:type="dxa"/>
+            </w:tcMar>
+            <w:vAlign w:val="center"/>
+            <w:hideMark/>
+          </w:tcPr>
+          <w:p>
+            <w:pPr>
+              <w:rPr>
+                <w:lang w:val="en-ZA"/>
+              </w:rPr>
+            </w:pPr>
+            <w:r>
+              <w:rPr>
+                <w:lang w:val="en-ZA"/>
+              </w:rPr>
+              <w:t>Confirm data appears on second machine</w:t>
+            </w:r>
+          </w:p>
+        </w:tc>
+      </w:tr>
+      <w:tr>
+        <w:tc>
+          <w:tcPr>
+            <w:tcW w:w="0" w:type="auto"/>
+            <w:tcMar>
+              <w:top w:w="150" w:type="dxa"/>
+              <w:left w:w="0" w:type="dxa"/>
+              <w:bottom w:w="150" w:type="dxa"/>
+              <w:right w:w="240" w:type="dxa"/>
+            </w:tcMar>
+            <w:vAlign w:val="center"/>
+            <w:hideMark/>
+          </w:tcPr>
+          <w:p>
+            <w:pPr>
+              <w:rPr>
+                <w:lang w:val="en-ZA"/>
+              </w:rPr>
+            </w:pPr>
+            <w:r>
+              <w:rPr>
+                <w:lang w:val="en-ZA"/>
+              </w:rPr>
+              <w:t>Final report compilation</w:t>
+            </w:r>
+          </w:p>
+        </w:tc>
+        <w:tc>
+          <w:tcPr>
+            <w:tcW w:w="0" w:type="auto"/>
+            <w:tcMar>
+              <w:top w:w="150" w:type="dxa"/>
+              <w:left w:w="240" w:type="dxa"/>
+              <w:bottom w:w="150" w:type="dxa"/>
+              <w:right w:w="240" w:type="dxa"/>
+            </w:tcMar>
+            <w:vAlign w:val="center"/>
+            <w:hideMark/>
+          </w:tcPr>
+          <w:p>
+            <w:pPr>
+              <w:rPr>
+                <w:lang w:val="en-ZA"/>
+              </w:rPr>
+            </w:pPr>
+            <w:r>
+              <w:rPr>
+                <w:b/>
+                <w:bCs/>
+                <w:lang w:val="en-ZA"/>
+              </w:rPr>
+              <w:t>High</w:t>
+            </w:r>
+          </w:p>
+        </w:tc>
+        <w:tc>
+          <w:tcPr>
+            <w:tcW w:w="0" w:type="auto"/>
+            <w:tcMar>
+              <w:top w:w="150" w:type="dxa"/>
+              <w:left w:w="240" w:type="dxa"/>
+              <w:bottom w:w="150" w:type="dxa"/>
+              <w:right w:w="0" w:type="dxa"/>
+            </w:tcMar>
+            <w:vAlign w:val="center"/>
+            <w:hideMark/>
+          </w:tcPr>
+          <w:p>
+            <w:pPr>
+              <w:rPr>
+                <w:lang w:val="en-ZA"/>
+              </w:rPr>
+            </w:pPr>
+            <w:r>
+              <w:rPr>
+                <w:b/>
+                <w:bCs/>
+                <w:lang w:val="en-ZA"/>
+              </w:rPr>
+              <w:t>Due 20 October 2026</w:t>
+            </w:r>
+          </w:p>
+        </w:tc>
+      </w:tr>
+    </w:tbl>
+    <w:p>
+      <w:pPr>
+        <w:rPr>
+          <w:b/>
+          <w:bCs/>
+          <w:lang w:val="en-ZA"/>
+        </w:rPr>
+      </w:pPr>
+      <w:r>
+        <w:rPr>
+          <w:b/>
+          <w:bCs/>
+          <w:lang w:val="en-ZA"/>
+        </w:rPr>
+        <w:t>15.8 Summary</w:t>
+      </w:r>
+    </w:p>
+    <w:p>
+      <w:pPr>
+        <w:rPr>
+          <w:lang w:val="en-ZA"/>
+        </w:rPr>
+      </w:pPr>
+      <w:r>
+        <w:rPr>
+          <w:lang w:val="en-ZA"/>
+        </w:rPr>
+        <w:t>Section 15 documents the transition of the Smart Property Management System from a single-user desktop application to a fully deployed multi-user client-server system running on free cloud infrastructure. The transition preserved the offline-first design: the same codebase runs both as a self-contained desktop demo and as a live multi-user application, switching between modes based on environment configuration.</w:t>
+      </w:r>
+    </w:p>
+    <w:p>
+      <w:pPr>
+        <w:rPr>
+          <w:lang w:val="en-ZA"/>
+        </w:rPr>
+      </w:pPr>
+      <w:r>
+        <w:rPr>
+          <w:lang w:val="en-ZA"/>
+        </w:rPr>
+        <w:t>Performance was substantially improved through batch prefetching and background threading, reducing screen load times from 5–7 seconds to under 1 second. Real email delivery was enabled through the Brevo HTTP API, bypassing network restrictions that blocked SMTP.</w:t>
+      </w:r>
+    </w:p>
+    <w:p>
+      <w:pPr>
+        <w:rPr>
+          <w:lang w:val="en-ZA"/>
+        </w:rPr>
+      </w:pPr>
+      <w:r>
+        <w:rPr>
+          <w:lang w:val="en-ZA"/>
+        </w:rPr>
+        <w:t>Remaining work is documentation (final report) and confirmation of multi-device synchronisation with the team.</w:t>
+      </w:r>
+    </w:p>
     <w:p/>
     <w:sectPr>
-      <w:footerReference w:type="default" r:id="rId8"/>
+      <w:footerReference w:type="default" r:id="rId9"/>
       <w:pgSz w:w="12240" w:h="15840"/>
       <w:pgMar w:top="1440" w:right="1800" w:bottom="1440" w:left="1800" w:header="720" w:footer="720" w:gutter="0"/>
       <w:cols w:space="720"/>
@@ -43635,6 +45805,304 @@
     </w:lvl>
   </w:abstractNum>
   <w:abstractNum w:abstractNumId="13" w15:restartNumberingAfterBreak="0">
+    <w:nsid w:val="28F73E77"/>
+    <w:multiLevelType w:val="multilevel"/>
+    <w:tmpl w:val="3CBECF78"/>
+    <w:lvl w:ilvl="0">
+      <w:start w:val="1"/>
+      <w:numFmt w:val="bullet"/>
+      <w:lvlText w:val=""/>
+      <w:lvlJc w:val="left"/>
+      <w:pPr>
+        <w:tabs>
+          <w:tab w:val="num" w:pos="720"/>
+        </w:tabs>
+        <w:ind w:left="720" w:hanging="360"/>
+      </w:pPr>
+      <w:rPr>
+        <w:rFonts w:ascii="Symbol" w:hAnsi="Symbol" w:hint="default"/>
+        <w:sz w:val="20"/>
+      </w:rPr>
+    </w:lvl>
+    <w:lvl w:ilvl="1" w:tentative="1">
+      <w:start w:val="1"/>
+      <w:numFmt w:val="bullet"/>
+      <w:lvlText w:val="o"/>
+      <w:lvlJc w:val="left"/>
+      <w:pPr>
+        <w:tabs>
+          <w:tab w:val="num" w:pos="1440"/>
+        </w:tabs>
+        <w:ind w:left="1440" w:hanging="360"/>
+      </w:pPr>
+      <w:rPr>
+        <w:rFonts w:ascii="Courier New" w:hAnsi="Courier New" w:hint="default"/>
+        <w:sz w:val="20"/>
+      </w:rPr>
+    </w:lvl>
+    <w:lvl w:ilvl="2" w:tentative="1">
+      <w:start w:val="1"/>
+      <w:numFmt w:val="bullet"/>
+      <w:lvlText w:val=""/>
+      <w:lvlJc w:val="left"/>
+      <w:pPr>
+        <w:tabs>
+          <w:tab w:val="num" w:pos="2160"/>
+        </w:tabs>
+        <w:ind w:left="2160" w:hanging="360"/>
+      </w:pPr>
+      <w:rPr>
+        <w:rFonts w:ascii="Wingdings" w:hAnsi="Wingdings" w:hint="default"/>
+        <w:sz w:val="20"/>
+      </w:rPr>
+    </w:lvl>
+    <w:lvl w:ilvl="3" w:tentative="1">
+      <w:start w:val="1"/>
+      <w:numFmt w:val="bullet"/>
+      <w:lvlText w:val=""/>
+      <w:lvlJc w:val="left"/>
+      <w:pPr>
+        <w:tabs>
+          <w:tab w:val="num" w:pos="2880"/>
+        </w:tabs>
+        <w:ind w:left="2880" w:hanging="360"/>
+      </w:pPr>
+      <w:rPr>
+        <w:rFonts w:ascii="Wingdings" w:hAnsi="Wingdings" w:hint="default"/>
+        <w:sz w:val="20"/>
+      </w:rPr>
+    </w:lvl>
+    <w:lvl w:ilvl="4" w:tentative="1">
+      <w:start w:val="1"/>
+      <w:numFmt w:val="bullet"/>
+      <w:lvlText w:val=""/>
+      <w:lvlJc w:val="left"/>
+      <w:pPr>
+        <w:tabs>
+          <w:tab w:val="num" w:pos="3600"/>
+        </w:tabs>
+        <w:ind w:left="3600" w:hanging="360"/>
+      </w:pPr>
+      <w:rPr>
+        <w:rFonts w:ascii="Wingdings" w:hAnsi="Wingdings" w:hint="default"/>
+        <w:sz w:val="20"/>
+      </w:rPr>
+    </w:lvl>
+    <w:lvl w:ilvl="5" w:tentative="1">
+      <w:start w:val="1"/>
+      <w:numFmt w:val="bullet"/>
+      <w:lvlText w:val=""/>
+      <w:lvlJc w:val="left"/>
+      <w:pPr>
+        <w:tabs>
+          <w:tab w:val="num" w:pos="4320"/>
+        </w:tabs>
+        <w:ind w:left="4320" w:hanging="360"/>
+      </w:pPr>
+      <w:rPr>
+        <w:rFonts w:ascii="Wingdings" w:hAnsi="Wingdings" w:hint="default"/>
+        <w:sz w:val="20"/>
+      </w:rPr>
+    </w:lvl>
+    <w:lvl w:ilvl="6" w:tentative="1">
+      <w:start w:val="1"/>
+      <w:numFmt w:val="bullet"/>
+      <w:lvlText w:val=""/>
+      <w:lvlJc w:val="left"/>
+      <w:pPr>
+        <w:tabs>
+          <w:tab w:val="num" w:pos="5040"/>
+        </w:tabs>
+        <w:ind w:left="5040" w:hanging="360"/>
+      </w:pPr>
+      <w:rPr>
+        <w:rFonts w:ascii="Wingdings" w:hAnsi="Wingdings" w:hint="default"/>
+        <w:sz w:val="20"/>
+      </w:rPr>
+    </w:lvl>
+    <w:lvl w:ilvl="7" w:tentative="1">
+      <w:start w:val="1"/>
+      <w:numFmt w:val="bullet"/>
+      <w:lvlText w:val=""/>
+      <w:lvlJc w:val="left"/>
+      <w:pPr>
+        <w:tabs>
+          <w:tab w:val="num" w:pos="5760"/>
+        </w:tabs>
+        <w:ind w:left="5760" w:hanging="360"/>
+      </w:pPr>
+      <w:rPr>
+        <w:rFonts w:ascii="Wingdings" w:hAnsi="Wingdings" w:hint="default"/>
+        <w:sz w:val="20"/>
+      </w:rPr>
+    </w:lvl>
+    <w:lvl w:ilvl="8" w:tentative="1">
+      <w:start w:val="1"/>
+      <w:numFmt w:val="bullet"/>
+      <w:lvlText w:val=""/>
+      <w:lvlJc w:val="left"/>
+      <w:pPr>
+        <w:tabs>
+          <w:tab w:val="num" w:pos="6480"/>
+        </w:tabs>
+        <w:ind w:left="6480" w:hanging="360"/>
+      </w:pPr>
+      <w:rPr>
+        <w:rFonts w:ascii="Wingdings" w:hAnsi="Wingdings" w:hint="default"/>
+        <w:sz w:val="20"/>
+      </w:rPr>
+    </w:lvl>
+  </w:abstractNum>
+  <w:abstractNum w:abstractNumId="14" w15:restartNumberingAfterBreak="0">
+    <w:nsid w:val="2D8C7E18"/>
+    <w:multiLevelType w:val="multilevel"/>
+    <w:tmpl w:val="774AD142"/>
+    <w:lvl w:ilvl="0">
+      <w:start w:val="1"/>
+      <w:numFmt w:val="bullet"/>
+      <w:lvlText w:val=""/>
+      <w:lvlJc w:val="left"/>
+      <w:pPr>
+        <w:tabs>
+          <w:tab w:val="num" w:pos="720"/>
+        </w:tabs>
+        <w:ind w:left="720" w:hanging="360"/>
+      </w:pPr>
+      <w:rPr>
+        <w:rFonts w:ascii="Symbol" w:hAnsi="Symbol" w:hint="default"/>
+        <w:sz w:val="20"/>
+      </w:rPr>
+    </w:lvl>
+    <w:lvl w:ilvl="1" w:tentative="1">
+      <w:start w:val="1"/>
+      <w:numFmt w:val="bullet"/>
+      <w:lvlText w:val="o"/>
+      <w:lvlJc w:val="left"/>
+      <w:pPr>
+        <w:tabs>
+          <w:tab w:val="num" w:pos="1440"/>
+        </w:tabs>
+        <w:ind w:left="1440" w:hanging="360"/>
+      </w:pPr>
+      <w:rPr>
+        <w:rFonts w:ascii="Courier New" w:hAnsi="Courier New" w:hint="default"/>
+        <w:sz w:val="20"/>
+      </w:rPr>
+    </w:lvl>
+    <w:lvl w:ilvl="2" w:tentative="1">
+      <w:start w:val="1"/>
+      <w:numFmt w:val="bullet"/>
+      <w:lvlText w:val=""/>
+      <w:lvlJc w:val="left"/>
+      <w:pPr>
+        <w:tabs>
+          <w:tab w:val="num" w:pos="2160"/>
+        </w:tabs>
+        <w:ind w:left="2160" w:hanging="360"/>
+      </w:pPr>
+      <w:rPr>
+        <w:rFonts w:ascii="Wingdings" w:hAnsi="Wingdings" w:hint="default"/>
+        <w:sz w:val="20"/>
+      </w:rPr>
+    </w:lvl>
+    <w:lvl w:ilvl="3" w:tentative="1">
+      <w:start w:val="1"/>
+      <w:numFmt w:val="bullet"/>
+      <w:lvlText w:val=""/>
+      <w:lvlJc w:val="left"/>
+      <w:pPr>
+        <w:tabs>
+          <w:tab w:val="num" w:pos="2880"/>
+        </w:tabs>
+        <w:ind w:left="2880" w:hanging="360"/>
+      </w:pPr>
+      <w:rPr>
+        <w:rFonts w:ascii="Wingdings" w:hAnsi="Wingdings" w:hint="default"/>
+        <w:sz w:val="20"/>
+      </w:rPr>
+    </w:lvl>
+    <w:lvl w:ilvl="4" w:tentative="1">
+      <w:start w:val="1"/>
+      <w:numFmt w:val="bullet"/>
+      <w:lvlText w:val=""/>
+      <w:lvlJc w:val="left"/>
+      <w:pPr>
+        <w:tabs>
+          <w:tab w:val="num" w:pos="3600"/>
+        </w:tabs>
+        <w:ind w:left="3600" w:hanging="360"/>
+      </w:pPr>
+      <w:rPr>
+        <w:rFonts w:ascii="Wingdings" w:hAnsi="Wingdings" w:hint="default"/>
+        <w:sz w:val="20"/>
+      </w:rPr>
+    </w:lvl>
+    <w:lvl w:ilvl="5" w:tentative="1">
+      <w:start w:val="1"/>
+      <w:numFmt w:val="bullet"/>
+      <w:lvlText w:val=""/>
+      <w:lvlJc w:val="left"/>
+      <w:pPr>
+        <w:tabs>
+          <w:tab w:val="num" w:pos="4320"/>
+        </w:tabs>
+        <w:ind w:left="4320" w:hanging="360"/>
+      </w:pPr>
+      <w:rPr>
+        <w:rFonts w:ascii="Wingdings" w:hAnsi="Wingdings" w:hint="default"/>
+        <w:sz w:val="20"/>
+      </w:rPr>
+    </w:lvl>
+    <w:lvl w:ilvl="6" w:tentative="1">
+      <w:start w:val="1"/>
+      <w:numFmt w:val="bullet"/>
+      <w:lvlText w:val=""/>
+      <w:lvlJc w:val="left"/>
+      <w:pPr>
+        <w:tabs>
+          <w:tab w:val="num" w:pos="5040"/>
+        </w:tabs>
+        <w:ind w:left="5040" w:hanging="360"/>
+      </w:pPr>
+      <w:rPr>
+        <w:rFonts w:ascii="Wingdings" w:hAnsi="Wingdings" w:hint="default"/>
+        <w:sz w:val="20"/>
+      </w:rPr>
+    </w:lvl>
+    <w:lvl w:ilvl="7" w:tentative="1">
+      <w:start w:val="1"/>
+      <w:numFmt w:val="bullet"/>
+      <w:lvlText w:val=""/>
+      <w:lvlJc w:val="left"/>
+      <w:pPr>
+        <w:tabs>
+          <w:tab w:val="num" w:pos="5760"/>
+        </w:tabs>
+        <w:ind w:left="5760" w:hanging="360"/>
+      </w:pPr>
+      <w:rPr>
+        <w:rFonts w:ascii="Wingdings" w:hAnsi="Wingdings" w:hint="default"/>
+        <w:sz w:val="20"/>
+      </w:rPr>
+    </w:lvl>
+    <w:lvl w:ilvl="8" w:tentative="1">
+      <w:start w:val="1"/>
+      <w:numFmt w:val="bullet"/>
+      <w:lvlText w:val=""/>
+      <w:lvlJc w:val="left"/>
+      <w:pPr>
+        <w:tabs>
+          <w:tab w:val="num" w:pos="6480"/>
+        </w:tabs>
+        <w:ind w:left="6480" w:hanging="360"/>
+      </w:pPr>
+      <w:rPr>
+        <w:rFonts w:ascii="Wingdings" w:hAnsi="Wingdings" w:hint="default"/>
+        <w:sz w:val="20"/>
+      </w:rPr>
+    </w:lvl>
+  </w:abstractNum>
+  <w:abstractNum w:abstractNumId="15" w15:restartNumberingAfterBreak="0">
     <w:nsid w:val="30A43403"/>
     <w:multiLevelType w:val="multilevel"/>
     <w:tmpl w:val="4EC09E22"/>
@@ -43783,7 +46251,7 @@
       </w:rPr>
     </w:lvl>
   </w:abstractNum>
-  <w:abstractNum w:abstractNumId="14" w15:restartNumberingAfterBreak="0">
+  <w:abstractNum w:abstractNumId="16" w15:restartNumberingAfterBreak="0">
     <w:nsid w:val="33F8716B"/>
     <w:multiLevelType w:val="multilevel"/>
     <w:tmpl w:val="B00EA176"/>
@@ -43932,7 +46400,7 @@
       </w:rPr>
     </w:lvl>
   </w:abstractNum>
-  <w:abstractNum w:abstractNumId="15" w15:restartNumberingAfterBreak="0">
+  <w:abstractNum w:abstractNumId="17" w15:restartNumberingAfterBreak="0">
     <w:nsid w:val="357D3E00"/>
     <w:multiLevelType w:val="multilevel"/>
     <w:tmpl w:val="7528DF66"/>
@@ -44045,7 +46513,120 @@
       </w:pPr>
     </w:lvl>
   </w:abstractNum>
-  <w:abstractNum w:abstractNumId="16" w15:restartNumberingAfterBreak="0">
+  <w:abstractNum w:abstractNumId="18" w15:restartNumberingAfterBreak="0">
+    <w:nsid w:val="368307B8"/>
+    <w:multiLevelType w:val="multilevel"/>
+    <w:tmpl w:val="8BCEC460"/>
+    <w:lvl w:ilvl="0">
+      <w:start w:val="1"/>
+      <w:numFmt w:val="decimal"/>
+      <w:lvlText w:val="%1."/>
+      <w:lvlJc w:val="left"/>
+      <w:pPr>
+        <w:tabs>
+          <w:tab w:val="num" w:pos="720"/>
+        </w:tabs>
+        <w:ind w:left="720" w:hanging="360"/>
+      </w:pPr>
+    </w:lvl>
+    <w:lvl w:ilvl="1" w:tentative="1">
+      <w:start w:val="1"/>
+      <w:numFmt w:val="decimal"/>
+      <w:lvlText w:val="%2."/>
+      <w:lvlJc w:val="left"/>
+      <w:pPr>
+        <w:tabs>
+          <w:tab w:val="num" w:pos="1440"/>
+        </w:tabs>
+        <w:ind w:left="1440" w:hanging="360"/>
+      </w:pPr>
+    </w:lvl>
+    <w:lvl w:ilvl="2" w:tentative="1">
+      <w:start w:val="1"/>
+      <w:numFmt w:val="decimal"/>
+      <w:lvlText w:val="%3."/>
+      <w:lvlJc w:val="left"/>
+      <w:pPr>
+        <w:tabs>
+          <w:tab w:val="num" w:pos="2160"/>
+        </w:tabs>
+        <w:ind w:left="2160" w:hanging="360"/>
+      </w:pPr>
+    </w:lvl>
+    <w:lvl w:ilvl="3" w:tentative="1">
+      <w:start w:val="1"/>
+      <w:numFmt w:val="decimal"/>
+      <w:lvlText w:val="%4."/>
+      <w:lvlJc w:val="left"/>
+      <w:pPr>
+        <w:tabs>
+          <w:tab w:val="num" w:pos="2880"/>
+        </w:tabs>
+        <w:ind w:left="2880" w:hanging="360"/>
+      </w:pPr>
+    </w:lvl>
+    <w:lvl w:ilvl="4" w:tentative="1">
+      <w:start w:val="1"/>
+      <w:numFmt w:val="decimal"/>
+      <w:lvlText w:val="%5."/>
+      <w:lvlJc w:val="left"/>
+      <w:pPr>
+        <w:tabs>
+          <w:tab w:val="num" w:pos="3600"/>
+        </w:tabs>
+        <w:ind w:left="3600" w:hanging="360"/>
+      </w:pPr>
+    </w:lvl>
+    <w:lvl w:ilvl="5" w:tentative="1">
+      <w:start w:val="1"/>
+      <w:numFmt w:val="decimal"/>
+      <w:lvlText w:val="%6."/>
+      <w:lvlJc w:val="left"/>
+      <w:pPr>
+        <w:tabs>
+          <w:tab w:val="num" w:pos="4320"/>
+        </w:tabs>
+        <w:ind w:left="4320" w:hanging="360"/>
+      </w:pPr>
+    </w:lvl>
+    <w:lvl w:ilvl="6" w:tentative="1">
+      <w:start w:val="1"/>
+      <w:numFmt w:val="decimal"/>
+      <w:lvlText w:val="%7."/>
+      <w:lvlJc w:val="left"/>
+      <w:pPr>
+        <w:tabs>
+          <w:tab w:val="num" w:pos="5040"/>
+        </w:tabs>
+        <w:ind w:left="5040" w:hanging="360"/>
+      </w:pPr>
+    </w:lvl>
+    <w:lvl w:ilvl="7" w:tentative="1">
+      <w:start w:val="1"/>
+      <w:numFmt w:val="decimal"/>
+      <w:lvlText w:val="%8."/>
+      <w:lvlJc w:val="left"/>
+      <w:pPr>
+        <w:tabs>
+          <w:tab w:val="num" w:pos="5760"/>
+        </w:tabs>
+        <w:ind w:left="5760" w:hanging="360"/>
+      </w:pPr>
+    </w:lvl>
+    <w:lvl w:ilvl="8" w:tentative="1">
+      <w:start w:val="1"/>
+      <w:numFmt w:val="decimal"/>
+      <w:lvlText w:val="%9."/>
+      <w:lvlJc w:val="left"/>
+      <w:pPr>
+        <w:tabs>
+          <w:tab w:val="num" w:pos="6480"/>
+        </w:tabs>
+        <w:ind w:left="6480" w:hanging="360"/>
+      </w:pPr>
+    </w:lvl>
+  </w:abstractNum>
+  <w:abstractNum w:abstractNumId="19" w15:restartNumberingAfterBreak="0">
     <w:nsid w:val="39E37127"/>
     <w:multiLevelType w:val="multilevel"/>
     <w:tmpl w:val="888844E8"/>
@@ -44194,7 +46775,7 @@
       </w:rPr>
     </w:lvl>
   </w:abstractNum>
-  <w:abstractNum w:abstractNumId="17" w15:restartNumberingAfterBreak="0">
+  <w:abstractNum w:abstractNumId="20" w15:restartNumberingAfterBreak="0">
     <w:nsid w:val="3AC00F45"/>
     <w:multiLevelType w:val="multilevel"/>
     <w:tmpl w:val="FF6ED0BE"/>
@@ -44343,7 +46924,7 @@
       </w:rPr>
     </w:lvl>
   </w:abstractNum>
-  <w:abstractNum w:abstractNumId="18" w15:restartNumberingAfterBreak="0">
+  <w:abstractNum w:abstractNumId="21" w15:restartNumberingAfterBreak="0">
     <w:nsid w:val="3B1136FA"/>
     <w:multiLevelType w:val="multilevel"/>
     <w:tmpl w:val="9BDCCAF0"/>
@@ -44492,7 +47073,7 @@
       </w:rPr>
     </w:lvl>
   </w:abstractNum>
-  <w:abstractNum w:abstractNumId="19" w15:restartNumberingAfterBreak="0">
+  <w:abstractNum w:abstractNumId="22" w15:restartNumberingAfterBreak="0">
     <w:nsid w:val="40792751"/>
     <w:multiLevelType w:val="multilevel"/>
     <w:tmpl w:val="1528183E"/>
@@ -44641,7 +47222,7 @@
       </w:rPr>
     </w:lvl>
   </w:abstractNum>
-  <w:abstractNum w:abstractNumId="20" w15:restartNumberingAfterBreak="0">
+  <w:abstractNum w:abstractNumId="23" w15:restartNumberingAfterBreak="0">
     <w:nsid w:val="441B77AF"/>
     <w:multiLevelType w:val="multilevel"/>
     <w:tmpl w:val="8578E316"/>
@@ -44790,7 +47371,7 @@
       </w:rPr>
     </w:lvl>
   </w:abstractNum>
-  <w:abstractNum w:abstractNumId="21" w15:restartNumberingAfterBreak="0">
+  <w:abstractNum w:abstractNumId="24" w15:restartNumberingAfterBreak="0">
     <w:nsid w:val="47E153A7"/>
     <w:multiLevelType w:val="multilevel"/>
     <w:tmpl w:val="DB40E894"/>
@@ -44939,7 +47520,7 @@
       </w:rPr>
     </w:lvl>
   </w:abstractNum>
-  <w:abstractNum w:abstractNumId="22" w15:restartNumberingAfterBreak="0">
+  <w:abstractNum w:abstractNumId="25" w15:restartNumberingAfterBreak="0">
     <w:nsid w:val="4A351477"/>
     <w:multiLevelType w:val="multilevel"/>
     <w:tmpl w:val="93828D32"/>
@@ -45088,7 +47669,7 @@
       </w:rPr>
     </w:lvl>
   </w:abstractNum>
-  <w:abstractNum w:abstractNumId="23" w15:restartNumberingAfterBreak="0">
+  <w:abstractNum w:abstractNumId="26" w15:restartNumberingAfterBreak="0">
     <w:nsid w:val="4BD85E3A"/>
     <w:multiLevelType w:val="multilevel"/>
     <w:tmpl w:val="33F82D20"/>
@@ -45237,7 +47818,7 @@
       </w:rPr>
     </w:lvl>
   </w:abstractNum>
-  <w:abstractNum w:abstractNumId="24" w15:restartNumberingAfterBreak="0">
+  <w:abstractNum w:abstractNumId="27" w15:restartNumberingAfterBreak="0">
     <w:nsid w:val="4DE35340"/>
     <w:multiLevelType w:val="multilevel"/>
     <w:tmpl w:val="E77AB4D0"/>
@@ -45386,7 +47967,7 @@
       </w:rPr>
     </w:lvl>
   </w:abstractNum>
-  <w:abstractNum w:abstractNumId="25" w15:restartNumberingAfterBreak="0">
+  <w:abstractNum w:abstractNumId="28" w15:restartNumberingAfterBreak="0">
     <w:nsid w:val="4E7773BA"/>
     <w:multiLevelType w:val="multilevel"/>
     <w:tmpl w:val="F2B00664"/>
@@ -45535,7 +48116,7 @@
       </w:rPr>
     </w:lvl>
   </w:abstractNum>
-  <w:abstractNum w:abstractNumId="26" w15:restartNumberingAfterBreak="0">
+  <w:abstractNum w:abstractNumId="29" w15:restartNumberingAfterBreak="0">
     <w:nsid w:val="50EF2309"/>
     <w:multiLevelType w:val="multilevel"/>
     <w:tmpl w:val="92FA18EC"/>
@@ -45684,7 +48265,7 @@
       </w:rPr>
     </w:lvl>
   </w:abstractNum>
-  <w:abstractNum w:abstractNumId="27" w15:restartNumberingAfterBreak="0">
+  <w:abstractNum w:abstractNumId="30" w15:restartNumberingAfterBreak="0">
     <w:nsid w:val="52EE2C2B"/>
     <w:multiLevelType w:val="multilevel"/>
     <w:tmpl w:val="674A106C"/>
@@ -45833,7 +48414,7 @@
       </w:rPr>
     </w:lvl>
   </w:abstractNum>
-  <w:abstractNum w:abstractNumId="28" w15:restartNumberingAfterBreak="0">
+  <w:abstractNum w:abstractNumId="31" w15:restartNumberingAfterBreak="0">
     <w:nsid w:val="54520813"/>
     <w:multiLevelType w:val="multilevel"/>
     <w:tmpl w:val="E74A83CE"/>
@@ -45982,7 +48563,7 @@
       </w:rPr>
     </w:lvl>
   </w:abstractNum>
-  <w:abstractNum w:abstractNumId="29" w15:restartNumberingAfterBreak="0">
+  <w:abstractNum w:abstractNumId="32" w15:restartNumberingAfterBreak="0">
     <w:nsid w:val="54895629"/>
     <w:multiLevelType w:val="multilevel"/>
     <w:tmpl w:val="723CD68A"/>
@@ -46131,7 +48712,156 @@
       </w:rPr>
     </w:lvl>
   </w:abstractNum>
-  <w:abstractNum w:abstractNumId="30" w15:restartNumberingAfterBreak="0">
+  <w:abstractNum w:abstractNumId="33" w15:restartNumberingAfterBreak="0">
+    <w:nsid w:val="561A72E9"/>
+    <w:multiLevelType w:val="multilevel"/>
+    <w:tmpl w:val="61CC4098"/>
+    <w:lvl w:ilvl="0">
+      <w:start w:val="1"/>
+      <w:numFmt w:val="bullet"/>
+      <w:lvlText w:val=""/>
+      <w:lvlJc w:val="left"/>
+      <w:pPr>
+        <w:tabs>
+          <w:tab w:val="num" w:pos="720"/>
+        </w:tabs>
+        <w:ind w:left="720" w:hanging="360"/>
+      </w:pPr>
+      <w:rPr>
+        <w:rFonts w:ascii="Symbol" w:hAnsi="Symbol" w:hint="default"/>
+        <w:sz w:val="20"/>
+      </w:rPr>
+    </w:lvl>
+    <w:lvl w:ilvl="1" w:tentative="1">
+      <w:start w:val="1"/>
+      <w:numFmt w:val="bullet"/>
+      <w:lvlText w:val="o"/>
+      <w:lvlJc w:val="left"/>
+      <w:pPr>
+        <w:tabs>
+          <w:tab w:val="num" w:pos="1440"/>
+        </w:tabs>
+        <w:ind w:left="1440" w:hanging="360"/>
+      </w:pPr>
+      <w:rPr>
+        <w:rFonts w:ascii="Courier New" w:hAnsi="Courier New" w:hint="default"/>
+        <w:sz w:val="20"/>
+      </w:rPr>
+    </w:lvl>
+    <w:lvl w:ilvl="2" w:tentative="1">
+      <w:start w:val="1"/>
+      <w:numFmt w:val="bullet"/>
+      <w:lvlText w:val=""/>
+      <w:lvlJc w:val="left"/>
+      <w:pPr>
+        <w:tabs>
+          <w:tab w:val="num" w:pos="2160"/>
+        </w:tabs>
+        <w:ind w:left="2160" w:hanging="360"/>
+      </w:pPr>
+      <w:rPr>
+        <w:rFonts w:ascii="Wingdings" w:hAnsi="Wingdings" w:hint="default"/>
+        <w:sz w:val="20"/>
+      </w:rPr>
+    </w:lvl>
+    <w:lvl w:ilvl="3" w:tentative="1">
+      <w:start w:val="1"/>
+      <w:numFmt w:val="bullet"/>
+      <w:lvlText w:val=""/>
+      <w:lvlJc w:val="left"/>
+      <w:pPr>
+        <w:tabs>
+          <w:tab w:val="num" w:pos="2880"/>
+        </w:tabs>
+        <w:ind w:left="2880" w:hanging="360"/>
+      </w:pPr>
+      <w:rPr>
+        <w:rFonts w:ascii="Wingdings" w:hAnsi="Wingdings" w:hint="default"/>
+        <w:sz w:val="20"/>
+      </w:rPr>
+    </w:lvl>
+    <w:lvl w:ilvl="4" w:tentative="1">
+      <w:start w:val="1"/>
+      <w:numFmt w:val="bullet"/>
+      <w:lvlText w:val=""/>
+      <w:lvlJc w:val="left"/>
+      <w:pPr>
+        <w:tabs>
+          <w:tab w:val="num" w:pos="3600"/>
+        </w:tabs>
+        <w:ind w:left="3600" w:hanging="360"/>
+      </w:pPr>
+      <w:rPr>
+        <w:rFonts w:ascii="Wingdings" w:hAnsi="Wingdings" w:hint="default"/>
+        <w:sz w:val="20"/>
+      </w:rPr>
+    </w:lvl>
+    <w:lvl w:ilvl="5" w:tentative="1">
+      <w:start w:val="1"/>
+      <w:numFmt w:val="bullet"/>
+      <w:lvlText w:val=""/>
+      <w:lvlJc w:val="left"/>
+      <w:pPr>
+        <w:tabs>
+          <w:tab w:val="num" w:pos="4320"/>
+        </w:tabs>
+        <w:ind w:left="4320" w:hanging="360"/>
+      </w:pPr>
+      <w:rPr>
+        <w:rFonts w:ascii="Wingdings" w:hAnsi="Wingdings" w:hint="default"/>
+        <w:sz w:val="20"/>
+      </w:rPr>
+    </w:lvl>
+    <w:lvl w:ilvl="6" w:tentative="1">
+      <w:start w:val="1"/>
+      <w:numFmt w:val="bullet"/>
+      <w:lvlText w:val=""/>
+      <w:lvlJc w:val="left"/>
+      <w:pPr>
+        <w:tabs>
+          <w:tab w:val="num" w:pos="5040"/>
+        </w:tabs>
+        <w:ind w:left="5040" w:hanging="360"/>
+      </w:pPr>
+      <w:rPr>
+        <w:rFonts w:ascii="Wingdings" w:hAnsi="Wingdings" w:hint="default"/>
+        <w:sz w:val="20"/>
+      </w:rPr>
+    </w:lvl>
+    <w:lvl w:ilvl="7" w:tentative="1">
+      <w:start w:val="1"/>
+      <w:numFmt w:val="bullet"/>
+      <w:lvlText w:val=""/>
+      <w:lvlJc w:val="left"/>
+      <w:pPr>
+        <w:tabs>
+          <w:tab w:val="num" w:pos="5760"/>
+        </w:tabs>
+        <w:ind w:left="5760" w:hanging="360"/>
+      </w:pPr>
+      <w:rPr>
+        <w:rFonts w:ascii="Wingdings" w:hAnsi="Wingdings" w:hint="default"/>
+        <w:sz w:val="20"/>
+      </w:rPr>
+    </w:lvl>
+    <w:lvl w:ilvl="8" w:tentative="1">
+      <w:start w:val="1"/>
+      <w:numFmt w:val="bullet"/>
+      <w:lvlText w:val=""/>
+      <w:lvlJc w:val="left"/>
+      <w:pPr>
+        <w:tabs>
+          <w:tab w:val="num" w:pos="6480"/>
+        </w:tabs>
+        <w:ind w:left="6480" w:hanging="360"/>
+      </w:pPr>
+      <w:rPr>
+        <w:rFonts w:ascii="Wingdings" w:hAnsi="Wingdings" w:hint="default"/>
+        <w:sz w:val="20"/>
+      </w:rPr>
+    </w:lvl>
+  </w:abstractNum>
+  <w:abstractNum w:abstractNumId="34" w15:restartNumberingAfterBreak="0">
     <w:nsid w:val="561B16F7"/>
     <w:multiLevelType w:val="multilevel"/>
     <w:tmpl w:val="8D5EB602"/>
@@ -46280,7 +49010,7 @@
       </w:rPr>
     </w:lvl>
   </w:abstractNum>
-  <w:abstractNum w:abstractNumId="31" w15:restartNumberingAfterBreak="0">
+  <w:abstractNum w:abstractNumId="35" w15:restartNumberingAfterBreak="0">
     <w:nsid w:val="575C3741"/>
     <w:multiLevelType w:val="multilevel"/>
     <w:tmpl w:val="1292D9B2"/>
@@ -46429,7 +49159,7 @@
       </w:rPr>
     </w:lvl>
   </w:abstractNum>
-  <w:abstractNum w:abstractNumId="32" w15:restartNumberingAfterBreak="0">
+  <w:abstractNum w:abstractNumId="36" w15:restartNumberingAfterBreak="0">
     <w:nsid w:val="60AF6145"/>
     <w:multiLevelType w:val="multilevel"/>
     <w:tmpl w:val="E00835C0"/>
@@ -46578,7 +49308,156 @@
       </w:rPr>
     </w:lvl>
   </w:abstractNum>
-  <w:abstractNum w:abstractNumId="33" w15:restartNumberingAfterBreak="0">
+  <w:abstractNum w:abstractNumId="37" w15:restartNumberingAfterBreak="0">
+    <w:nsid w:val="64CD63AE"/>
+    <w:multiLevelType w:val="multilevel"/>
+    <w:tmpl w:val="B4B8980A"/>
+    <w:lvl w:ilvl="0">
+      <w:start w:val="1"/>
+      <w:numFmt w:val="bullet"/>
+      <w:lvlText w:val=""/>
+      <w:lvlJc w:val="left"/>
+      <w:pPr>
+        <w:tabs>
+          <w:tab w:val="num" w:pos="720"/>
+        </w:tabs>
+        <w:ind w:left="720" w:hanging="360"/>
+      </w:pPr>
+      <w:rPr>
+        <w:rFonts w:ascii="Symbol" w:hAnsi="Symbol" w:hint="default"/>
+        <w:sz w:val="20"/>
+      </w:rPr>
+    </w:lvl>
+    <w:lvl w:ilvl="1" w:tentative="1">
+      <w:start w:val="1"/>
+      <w:numFmt w:val="bullet"/>
+      <w:lvlText w:val="o"/>
+      <w:lvlJc w:val="left"/>
+      <w:pPr>
+        <w:tabs>
+          <w:tab w:val="num" w:pos="1440"/>
+        </w:tabs>
+        <w:ind w:left="1440" w:hanging="360"/>
+      </w:pPr>
+      <w:rPr>
+        <w:rFonts w:ascii="Courier New" w:hAnsi="Courier New" w:hint="default"/>
+        <w:sz w:val="20"/>
+      </w:rPr>
+    </w:lvl>
+    <w:lvl w:ilvl="2" w:tentative="1">
+      <w:start w:val="1"/>
+      <w:numFmt w:val="bullet"/>
+      <w:lvlText w:val=""/>
+      <w:lvlJc w:val="left"/>
+      <w:pPr>
+        <w:tabs>
+          <w:tab w:val="num" w:pos="2160"/>
+        </w:tabs>
+        <w:ind w:left="2160" w:hanging="360"/>
+      </w:pPr>
+      <w:rPr>
+        <w:rFonts w:ascii="Wingdings" w:hAnsi="Wingdings" w:hint="default"/>
+        <w:sz w:val="20"/>
+      </w:rPr>
+    </w:lvl>
+    <w:lvl w:ilvl="3" w:tentative="1">
+      <w:start w:val="1"/>
+      <w:numFmt w:val="bullet"/>
+      <w:lvlText w:val=""/>
+      <w:lvlJc w:val="left"/>
+      <w:pPr>
+        <w:tabs>
+          <w:tab w:val="num" w:pos="2880"/>
+        </w:tabs>
+        <w:ind w:left="2880" w:hanging="360"/>
+      </w:pPr>
+      <w:rPr>
+        <w:rFonts w:ascii="Wingdings" w:hAnsi="Wingdings" w:hint="default"/>
+        <w:sz w:val="20"/>
+      </w:rPr>
+    </w:lvl>
+    <w:lvl w:ilvl="4" w:tentative="1">
+      <w:start w:val="1"/>
+      <w:numFmt w:val="bullet"/>
+      <w:lvlText w:val=""/>
+      <w:lvlJc w:val="left"/>
+      <w:pPr>
+        <w:tabs>
+          <w:tab w:val="num" w:pos="3600"/>
+        </w:tabs>
+        <w:ind w:left="3600" w:hanging="360"/>
+      </w:pPr>
+      <w:rPr>
+        <w:rFonts w:ascii="Wingdings" w:hAnsi="Wingdings" w:hint="default"/>
+        <w:sz w:val="20"/>
+      </w:rPr>
+    </w:lvl>
+    <w:lvl w:ilvl="5" w:tentative="1">
+      <w:start w:val="1"/>
+      <w:numFmt w:val="bullet"/>
+      <w:lvlText w:val=""/>
+      <w:lvlJc w:val="left"/>
+      <w:pPr>
+        <w:tabs>
+          <w:tab w:val="num" w:pos="4320"/>
+        </w:tabs>
+        <w:ind w:left="4320" w:hanging="360"/>
+      </w:pPr>
+      <w:rPr>
+        <w:rFonts w:ascii="Wingdings" w:hAnsi="Wingdings" w:hint="default"/>
+        <w:sz w:val="20"/>
+      </w:rPr>
+    </w:lvl>
+    <w:lvl w:ilvl="6" w:tentative="1">
+      <w:start w:val="1"/>
+      <w:numFmt w:val="bullet"/>
+      <w:lvlText w:val=""/>
+      <w:lvlJc w:val="left"/>
+      <w:pPr>
+        <w:tabs>
+          <w:tab w:val="num" w:pos="5040"/>
+        </w:tabs>
+        <w:ind w:left="5040" w:hanging="360"/>
+      </w:pPr>
+      <w:rPr>
+        <w:rFonts w:ascii="Wingdings" w:hAnsi="Wingdings" w:hint="default"/>
+        <w:sz w:val="20"/>
+      </w:rPr>
+    </w:lvl>
+    <w:lvl w:ilvl="7" w:tentative="1">
+      <w:start w:val="1"/>
+      <w:numFmt w:val="bullet"/>
+      <w:lvlText w:val=""/>
+      <w:lvlJc w:val="left"/>
+      <w:pPr>
+        <w:tabs>
+          <w:tab w:val="num" w:pos="5760"/>
+        </w:tabs>
+        <w:ind w:left="5760" w:hanging="360"/>
+      </w:pPr>
+      <w:rPr>
+        <w:rFonts w:ascii="Wingdings" w:hAnsi="Wingdings" w:hint="default"/>
+        <w:sz w:val="20"/>
+      </w:rPr>
+    </w:lvl>
+    <w:lvl w:ilvl="8" w:tentative="1">
+      <w:start w:val="1"/>
+      <w:numFmt w:val="bullet"/>
+      <w:lvlText w:val=""/>
+      <w:lvlJc w:val="left"/>
+      <w:pPr>
+        <w:tabs>
+          <w:tab w:val="num" w:pos="6480"/>
+        </w:tabs>
+        <w:ind w:left="6480" w:hanging="360"/>
+      </w:pPr>
+      <w:rPr>
+        <w:rFonts w:ascii="Wingdings" w:hAnsi="Wingdings" w:hint="default"/>
+        <w:sz w:val="20"/>
+      </w:rPr>
+    </w:lvl>
+  </w:abstractNum>
+  <w:abstractNum w:abstractNumId="38" w15:restartNumberingAfterBreak="0">
     <w:nsid w:val="6693742F"/>
     <w:multiLevelType w:val="multilevel"/>
     <w:tmpl w:val="1D102EB0"/>
@@ -46727,7 +49606,7 @@
       </w:rPr>
     </w:lvl>
   </w:abstractNum>
-  <w:abstractNum w:abstractNumId="34" w15:restartNumberingAfterBreak="0">
+  <w:abstractNum w:abstractNumId="39" w15:restartNumberingAfterBreak="0">
     <w:nsid w:val="6B5F5EDE"/>
     <w:multiLevelType w:val="multilevel"/>
     <w:tmpl w:val="7ECE1A0C"/>
@@ -46876,7 +49755,7 @@
       </w:rPr>
     </w:lvl>
   </w:abstractNum>
-  <w:abstractNum w:abstractNumId="35" w15:restartNumberingAfterBreak="0">
+  <w:abstractNum w:abstractNumId="40" w15:restartNumberingAfterBreak="0">
     <w:nsid w:val="6C1239B3"/>
     <w:multiLevelType w:val="multilevel"/>
     <w:tmpl w:val="980C6D4A"/>
@@ -46989,7 +49868,7 @@
       </w:pPr>
     </w:lvl>
   </w:abstractNum>
-  <w:abstractNum w:abstractNumId="36" w15:restartNumberingAfterBreak="0">
+  <w:abstractNum w:abstractNumId="41" w15:restartNumberingAfterBreak="0">
     <w:nsid w:val="6D471A43"/>
     <w:multiLevelType w:val="multilevel"/>
     <w:tmpl w:val="88549E1A"/>
@@ -47138,7 +50017,7 @@
       </w:rPr>
     </w:lvl>
   </w:abstractNum>
-  <w:abstractNum w:abstractNumId="37" w15:restartNumberingAfterBreak="0">
+  <w:abstractNum w:abstractNumId="42" w15:restartNumberingAfterBreak="0">
     <w:nsid w:val="6F9462A8"/>
     <w:multiLevelType w:val="multilevel"/>
     <w:tmpl w:val="092E7D62"/>
@@ -47287,7 +50166,7 @@
       </w:rPr>
     </w:lvl>
   </w:abstractNum>
-  <w:abstractNum w:abstractNumId="38" w15:restartNumberingAfterBreak="0">
+  <w:abstractNum w:abstractNumId="43" w15:restartNumberingAfterBreak="0">
     <w:nsid w:val="77D733E4"/>
     <w:multiLevelType w:val="multilevel"/>
     <w:tmpl w:val="BA525640"/>
@@ -47436,7 +50315,7 @@
       </w:rPr>
     </w:lvl>
   </w:abstractNum>
-  <w:abstractNum w:abstractNumId="39" w15:restartNumberingAfterBreak="0">
+  <w:abstractNum w:abstractNumId="44" w15:restartNumberingAfterBreak="0">
     <w:nsid w:val="7C517DDE"/>
     <w:multiLevelType w:val="multilevel"/>
     <w:tmpl w:val="E6CEFFF0"/>
@@ -47616,94 +50495,109 @@
     <w:abstractNumId w:val="10"/>
   </w:num>
   <w:num w:numId="11" w16cid:durableId="980502077">
-    <w:abstractNumId w:val="32"/>
+    <w:abstractNumId w:val="36"/>
   </w:num>
   <w:num w:numId="12" w16cid:durableId="2082866754">
+    <w:abstractNumId w:val="19"/>
+  </w:num>
+  <w:num w:numId="13" w16cid:durableId="1087655723">
+    <w:abstractNumId w:val="26"/>
+  </w:num>
+  <w:num w:numId="14" w16cid:durableId="23337122">
+    <w:abstractNumId w:val="35"/>
+  </w:num>
+  <w:num w:numId="15" w16cid:durableId="840895429">
+    <w:abstractNumId w:val="23"/>
+  </w:num>
+  <w:num w:numId="16" w16cid:durableId="1432699785">
+    <w:abstractNumId w:val="20"/>
+  </w:num>
+  <w:num w:numId="17" w16cid:durableId="1763451854">
     <w:abstractNumId w:val="16"/>
   </w:num>
-  <w:num w:numId="13" w16cid:durableId="1087655723">
-    <w:abstractNumId w:val="23"/>
-  </w:num>
-  <w:num w:numId="14" w16cid:durableId="23337122">
-    <w:abstractNumId w:val="31"/>
-  </w:num>
-  <w:num w:numId="15" w16cid:durableId="840895429">
-    <w:abstractNumId w:val="20"/>
-  </w:num>
-  <w:num w:numId="16" w16cid:durableId="1432699785">
-    <w:abstractNumId w:val="17"/>
-  </w:num>
-  <w:num w:numId="17" w16cid:durableId="1763451854">
-    <w:abstractNumId w:val="14"/>
-  </w:num>
   <w:num w:numId="18" w16cid:durableId="896555596">
-    <w:abstractNumId w:val="19"/>
+    <w:abstractNumId w:val="22"/>
   </w:num>
   <w:num w:numId="19" w16cid:durableId="256525678">
-    <w:abstractNumId w:val="30"/>
+    <w:abstractNumId w:val="34"/>
   </w:num>
   <w:num w:numId="20" w16cid:durableId="2002541551">
-    <w:abstractNumId w:val="28"/>
+    <w:abstractNumId w:val="31"/>
   </w:num>
   <w:num w:numId="21" w16cid:durableId="1166939575">
     <w:abstractNumId w:val="11"/>
   </w:num>
   <w:num w:numId="22" w16cid:durableId="736319799">
-    <w:abstractNumId w:val="27"/>
+    <w:abstractNumId w:val="30"/>
   </w:num>
   <w:num w:numId="23" w16cid:durableId="968166615">
-    <w:abstractNumId w:val="33"/>
+    <w:abstractNumId w:val="38"/>
   </w:num>
   <w:num w:numId="24" w16cid:durableId="18354979">
+    <w:abstractNumId w:val="17"/>
+  </w:num>
+  <w:num w:numId="25" w16cid:durableId="2088186013">
+    <w:abstractNumId w:val="24"/>
+  </w:num>
+  <w:num w:numId="26" w16cid:durableId="1148670820">
+    <w:abstractNumId w:val="29"/>
+  </w:num>
+  <w:num w:numId="27" w16cid:durableId="1467815200">
+    <w:abstractNumId w:val="42"/>
+  </w:num>
+  <w:num w:numId="28" w16cid:durableId="30812650">
     <w:abstractNumId w:val="15"/>
   </w:num>
-  <w:num w:numId="25" w16cid:durableId="2088186013">
-    <w:abstractNumId w:val="21"/>
-  </w:num>
-  <w:num w:numId="26" w16cid:durableId="1148670820">
-    <w:abstractNumId w:val="26"/>
-  </w:num>
-  <w:num w:numId="27" w16cid:durableId="1467815200">
-    <w:abstractNumId w:val="37"/>
-  </w:num>
-  <w:num w:numId="28" w16cid:durableId="30812650">
-    <w:abstractNumId w:val="13"/>
-  </w:num>
   <w:num w:numId="29" w16cid:durableId="641882796">
-    <w:abstractNumId w:val="35"/>
+    <w:abstractNumId w:val="40"/>
   </w:num>
   <w:num w:numId="30" w16cid:durableId="981153526">
-    <w:abstractNumId w:val="25"/>
+    <w:abstractNumId w:val="28"/>
   </w:num>
   <w:num w:numId="31" w16cid:durableId="161892141">
     <w:abstractNumId w:val="9"/>
   </w:num>
   <w:num w:numId="32" w16cid:durableId="2140537501">
-    <w:abstractNumId w:val="29"/>
+    <w:abstractNumId w:val="32"/>
   </w:num>
   <w:num w:numId="33" w16cid:durableId="365721306">
-    <w:abstractNumId w:val="39"/>
+    <w:abstractNumId w:val="44"/>
   </w:num>
   <w:num w:numId="34" w16cid:durableId="2135823622">
-    <w:abstractNumId w:val="18"/>
+    <w:abstractNumId w:val="21"/>
   </w:num>
   <w:num w:numId="35" w16cid:durableId="767967313">
-    <w:abstractNumId w:val="22"/>
+    <w:abstractNumId w:val="25"/>
   </w:num>
   <w:num w:numId="36" w16cid:durableId="1550409690">
     <w:abstractNumId w:val="12"/>
   </w:num>
   <w:num w:numId="37" w16cid:durableId="1163811584">
-    <w:abstractNumId w:val="34"/>
+    <w:abstractNumId w:val="39"/>
   </w:num>
   <w:num w:numId="38" w16cid:durableId="238247054">
-    <w:abstractNumId w:val="24"/>
+    <w:abstractNumId w:val="27"/>
   </w:num>
   <w:num w:numId="39" w16cid:durableId="1654022777">
-    <w:abstractNumId w:val="36"/>
+    <w:abstractNumId w:val="41"/>
   </w:num>
   <w:num w:numId="40" w16cid:durableId="820195208">
-    <w:abstractNumId w:val="38"/>
+    <w:abstractNumId w:val="43"/>
+  </w:num>
+  <w:num w:numId="41" w16cid:durableId="409499791">
+    <w:abstractNumId w:val="37"/>
+  </w:num>
+  <w:num w:numId="42" w16cid:durableId="1214972748">
+    <w:abstractNumId w:val="33"/>
+  </w:num>
+  <w:num w:numId="43" w16cid:durableId="671643456">
+    <w:abstractNumId w:val="18"/>
+  </w:num>
+  <w:num w:numId="44" w16cid:durableId="1778133632">
+    <w:abstractNumId w:val="13"/>
+  </w:num>
+  <w:num w:numId="45" w16cid:durableId="1124076260">
+    <w:abstractNumId w:val="14"/>
   </w:num>
 </w:numbering>
 </file>
